--- a/nasal_data/lit_review.docx
+++ b/nasal_data/lit_review.docx
@@ -105,7 +105,7 @@
           <w:sz w:val="36"/>
           <w:szCs w:val="36"/>
         </w:rPr>
-        <w:t xml:space="preserve">24/12/2025 – 24/01/2026</w:t>
+        <w:t xml:space="preserve">24/01/2026 – 24/02/2026</w:t>
       </w:r>
     </w:p>
     <w:p>
@@ -718,9 +718,9 @@
           <w:u w:val="single"/>
         </w:rPr>
         <w:t xml:space="preserve">
-          <w:hyperlink r:id="rId47" w:tgtFrame="_blank">
-            <w:r>
-              <w:t xml:space="preserve">Variation in preoperative self-administered Staphylococcus decolonization protocols for elective knee and hip arthroplasty across hospitals in Ontario, Canada: a cross-sectional study.</w:t>
+          <w:hyperlink r:id="rId67" w:tgtFrame="_blank">
+            <w:r>
+              <w:t xml:space="preserve">Catheter-related bloodstream infections in tunneled catheters: a long-term outcomes-based approach.</w:t>
             </w:r>
           </w:hyperlink>
         </w:t>
@@ -765,9 +765,9 @@
           <w:u w:val="single"/>
         </w:rPr>
         <w:t xml:space="preserve">
-          <w:hyperlink r:id="rId48" w:tgtFrame="_blank">
-            <w:r>
-              <w:t xml:space="preserve">Universal decolonization for methicillin-resistant Staphylococcus aureus and carbapenem-resistant Acinetobacter in elderly homes: A large cohort of over 16,000 residents in Hong Kong.</w:t>
+          <w:hyperlink r:id="rId68" w:tgtFrame="_blank">
+            <w:r>
+              <w:t xml:space="preserve">Examining the role of IgA in a persistent model of Staphylococcus aureus colonization.</w:t>
             </w:r>
           </w:hyperlink>
         </w:t>
@@ -812,103 +812,9 @@
           <w:u w:val="single"/>
         </w:rPr>
         <w:t xml:space="preserve">
-          <w:hyperlink r:id="rId49" w:tgtFrame="_blank">
-            <w:r>
-              <w:t xml:space="preserve">Staphylococcus aureus nasal colonisation: prevalence and risk factors in a cohort of patients undergoing elective orthopaedic surgery.</w:t>
-            </w:r>
-          </w:hyperlink>
-        </w:t>
-      </w:r>
-    </w:p>
-    <w:p>
-      <w:pPr>
-        <w:shd w:val="clear" w:color="auto" w:fill="FFF2CC" w:themeFill="accent4" w:themeFillTint="33"/>
-        <w:spacing w:after="0"/>
-        <w:rPr>
-          <w:color w:val="0F50FF"/>
-          <w:u w:val="single"/>
-        </w:rPr>
-      </w:pPr>
-      <w:r>
-        <w:rPr>
-          <w:color w:val="0F50FF"/>
-          <w:u w:val="single"/>
-        </w:rPr>
-        <w:t xml:space="preserve"/>
-      </w:r>
-    </w:p>
-    <w:p>
-      <w:pPr>
-        <w:pStyle w:val="ListParagraph"/>
-        <w:numPr>
-          <w:ilvl w:val="0"/>
-          <w:numId w:val="22"/>
-        </w:numPr>
-        <w:shd w:val="clear" w:color="auto" w:fill="FFF2CC" w:themeFill="accent4" w:themeFillTint="33"/>
-        <w:spacing w:after="0" w:line="240" w:lineRule="auto"/>
-        <w:ind w:left="357" w:hanging="357"/>
-        <w:rPr>
-          <w:color w:val="0F50FF"/>
-          <w:u w:val="single"/>
-        </w:rPr>
-      </w:pPr>
-      <w:proofErr w:type="gramStart"/>
-      <w:r>
-        <w:rPr>
-          <w:color w:val="0F50FF"/>
-          <w:u w:val="single"/>
-        </w:rPr>
-        <w:t xml:space="preserve">
-          <w:hyperlink r:id="rId50" w:tgtFrame="_blank">
-            <w:r>
-              <w:t xml:space="preserve">Persistent nasal colonization of rare community-acquired methicillin-resistant Staphylococcus aureus clones ST8-IVl (CA-MRSA/J) and ST1930-IVa in healthy adults.</w:t>
-            </w:r>
-          </w:hyperlink>
-        </w:t>
-      </w:r>
-    </w:p>
-    <w:p>
-      <w:pPr>
-        <w:shd w:val="clear" w:color="auto" w:fill="FFF2CC" w:themeFill="accent4" w:themeFillTint="33"/>
-        <w:spacing w:after="0"/>
-        <w:rPr>
-          <w:color w:val="0F50FF"/>
-          <w:u w:val="single"/>
-        </w:rPr>
-      </w:pPr>
-      <w:r>
-        <w:rPr>
-          <w:color w:val="0F50FF"/>
-          <w:u w:val="single"/>
-        </w:rPr>
-        <w:t xml:space="preserve"/>
-      </w:r>
-    </w:p>
-    <w:p>
-      <w:pPr>
-        <w:pStyle w:val="ListParagraph"/>
-        <w:numPr>
-          <w:ilvl w:val="0"/>
-          <w:numId w:val="22"/>
-        </w:numPr>
-        <w:shd w:val="clear" w:color="auto" w:fill="FFF2CC" w:themeFill="accent4" w:themeFillTint="33"/>
-        <w:spacing w:after="0" w:line="240" w:lineRule="auto"/>
-        <w:ind w:left="357" w:hanging="357"/>
-        <w:rPr>
-          <w:color w:val="0F50FF"/>
-          <w:u w:val="single"/>
-        </w:rPr>
-      </w:pPr>
-      <w:proofErr w:type="gramStart"/>
-      <w:r>
-        <w:rPr>
-          <w:color w:val="0F50FF"/>
-          <w:u w:val="single"/>
-        </w:rPr>
-        <w:t xml:space="preserve">
-          <w:hyperlink r:id="rId51" w:tgtFrame="_blank">
-            <w:r>
-              <w:t xml:space="preserve">Bridging borders: adapting the Orange County methicillin-resistant Staphylococcus aureus decolonization protocol for an infirmary unit in Hong Kong.</w:t>
+          <w:hyperlink r:id="rId69" w:tgtFrame="_blank">
+            <w:r>
+              <w:t xml:space="preserve">Prevention of surgical site infections in lower limb fracture fixation and elective arthroplasty: a systematic review and meta-analysis of decolonization and skin antisepsis strategies.</w:t>
             </w:r>
           </w:hyperlink>
         </w:t>
@@ -992,9 +898,54 @@
           <w:u w:val="single"/>
         </w:rPr>
         <w:t xml:space="preserve">
+          <w:hyperlink r:id="rId14" w:tgtFrame="_blank">
+            <w:r>
+              <w:t xml:space="preserve">Sustained Release Varnish of Chlorhexidine for Prevention of Biofilm Formation on Non-Absorbable Nasal and Ear Sponges.</w:t>
+            </w:r>
+          </w:hyperlink>
+        </w:t>
+      </w:r>
+    </w:p>
+    <w:p>
+      <w:pPr>
+        <w:spacing w:after="0"/>
+        <w:rPr>
+          <w:color w:val="0F50FF"/>
+          <w:u w:val="single"/>
+        </w:rPr>
+      </w:pPr>
+      <w:r>
+        <w:rPr>
+          <w:color w:val="0F50FF"/>
+          <w:u w:val="single"/>
+        </w:rPr>
+        <w:t xml:space="preserve"/>
+      </w:r>
+    </w:p>
+    <w:p>
+      <w:pPr>
+        <w:pStyle w:val="ListParagraph"/>
+        <w:numPr>
+          <w:ilvl w:val="0"/>
+          <w:numId w:val="23"/>
+        </w:numPr>
+        <w:spacing w:after="0" w:line="240" w:lineRule="auto"/>
+        <w:ind w:left="357" w:hanging="357"/>
+        <w:rPr>
+          <w:color w:val="0F50FF"/>
+          <w:u w:val="single"/>
+        </w:rPr>
+      </w:pPr>
+      <w:proofErr w:type="gramStart"/>
+      <w:r>
+        <w:rPr>
+          <w:color w:val="0F50FF"/>
+          <w:u w:val="single"/>
+        </w:rPr>
+        <w:t xml:space="preserve">
           <w:hyperlink r:id="rId15" w:tgtFrame="_blank">
             <w:r>
-              <w:t xml:space="preserve">Staphylococcus aureus colonization in the pharynx and nasal cavity: why are some people more susceptible?</w:t>
+              <w:t xml:space="preserve">Prevalence and Characterization of Methicillin-Resistant Staphylococcus aureus from Animals, Retail Meats and Market Shopping Vehicles in Shandong, China.</w:t>
             </w:r>
           </w:hyperlink>
         </w:t>
@@ -1039,7 +990,7 @@
         <w:t xml:space="preserve">
           <w:hyperlink r:id="rId16" w:tgtFrame="_blank">
             <w:r>
-              <w:t xml:space="preserve">Adipose-Derived Stem Cell Secretome Attenuates Eosinophilic Inflammation in a Chronic Rhinosinusitis with Nasal Polyps Mouse Model.</w:t>
+              <w:t xml:space="preserve">Comparison of a Single-Shot Antibiotic Protocol Compared to a Conventional 5-Day Antibiotic Protocol in Equine Diagnostic Laparotomy Regarding Pre- and Postoperative Colonization with Multi-Drug-Resistant Indicator Pathogens.</w:t>
             </w:r>
           </w:hyperlink>
         </w:t>
@@ -1084,7 +1035,7 @@
         <w:t xml:space="preserve">
           <w:hyperlink r:id="rId17" w:tgtFrame="_blank">
             <w:r>
-              <w:t xml:space="preserve">A New Perspective on Nasal Microbiota Dysbiosis-Mediated Allergic Rhinitis: From the Mechanism of Immune Microenvironment Remodeling to Microbiota-Targeted Therapeutic Strategies.</w:t>
+              <w:t xml:space="preserve">Nasal Septal Abscess Causing Near-Fatal Toxic Shock Syndrome With Multiorgan Dysfunction: A Case Report.</w:t>
             </w:r>
           </w:hyperlink>
         </w:t>
@@ -1129,7 +1080,7 @@
         <w:t xml:space="preserve">
           <w:hyperlink r:id="rId18" w:tgtFrame="_blank">
             <w:r>
-              <w:t xml:space="preserve">Prevalence of Methicillin-Resistant S. aureus, Extended-Spectrum β-Lactamase-Producing E. coli, and Vancomycin-Resistant E. faecium in the Production Environment and Among Workers in Low-Capacity Slaughterhouses in Poland.</w:t>
+              <w:t xml:space="preserve">Can microbial profiles influence type II inflammation in chronic rhinosinusitis with nasal polyps?</w:t>
             </w:r>
           </w:hyperlink>
         </w:t>
@@ -1174,7 +1125,7 @@
         <w:t xml:space="preserve">
           <w:hyperlink r:id="rId19" w:tgtFrame="_blank">
             <w:r>
-              <w:t xml:space="preserve">Nasal Carriage of Methicillin-Resistant Staphylococcus aureus Among Paramedical Students at Pokhara University, Nepal.</w:t>
+              <w:t xml:space="preserve">Role of scratches and mat hygiene in wrestling-associated skin infections.</w:t>
             </w:r>
           </w:hyperlink>
         </w:t>
@@ -1219,7 +1170,7 @@
         <w:t xml:space="preserve">
           <w:hyperlink r:id="rId20" w:tgtFrame="_blank">
             <w:r>
-              <w:t xml:space="preserve">Detection of Methicillin-resistant Staphylococcus aureus (MRSA) and biofilm formation among dental patients and dental health care workers: cross sectional study.</w:t>
+              <w:t xml:space="preserve">Microbial influences on chronic rhinosinusitis.</w:t>
             </w:r>
           </w:hyperlink>
         </w:t>
@@ -1264,7 +1215,7 @@
         <w:t xml:space="preserve">
           <w:hyperlink r:id="rId21" w:tgtFrame="_blank">
             <w:r>
-              <w:t xml:space="preserve">Targeted isolation of bacteria with potential to competitively exclude Staphylococcus aureus in the upper respiratory tract of pigs.</w:t>
+              <w:t xml:space="preserve">Methicillin-resistant Staphylococcus aureus nasal swabs predict need for antibiotic coverage in a trauma population.</w:t>
             </w:r>
           </w:hyperlink>
         </w:t>
@@ -1309,7 +1260,7 @@
         <w:t xml:space="preserve">
           <w:hyperlink r:id="rId22" w:tgtFrame="_blank">
             <w:r>
-              <w:t xml:space="preserve">Relationship between staphylococcal enterotoxin superantigens and the development of chronic rhinosinusitis.</w:t>
+              <w:t xml:space="preserve">The spectrum of nasal colonization: frequency and resistant patterns in diabetes versus non-diabetes population.</w:t>
             </w:r>
           </w:hyperlink>
         </w:t>
@@ -1354,7 +1305,7 @@
         <w:t xml:space="preserve">
           <w:hyperlink r:id="rId23" w:tgtFrame="_blank">
             <w:r>
-              <w:t xml:space="preserve">Third-Generation Cephalosporin-Resistant Enterobacterales and Methicillin-Resistant Staphylococcus aureus (MRSA) in Pigs in Rwanda.</w:t>
+              <w:t xml:space="preserve">Prevalence of methicillin-resistant Staphylococcus aureus and multidrug resistance among food handlers in a hospital food and nutrition unit in Rio de Janeiro, Brazil.</w:t>
             </w:r>
           </w:hyperlink>
         </w:t>
@@ -1399,7 +1350,7 @@
         <w:t xml:space="preserve">
           <w:hyperlink r:id="rId24" w:tgtFrame="_blank">
             <w:r>
-              <w:t xml:space="preserve">A Rare Case of Severe Disseminated Pyoderma Gangrenosum of the Upper Body With Concurrent Nasopharyngeal and Inferior Orbital Wall Necrosis.</w:t>
+              <w:t xml:space="preserve">Draft genome sequence of Staphylococcus saprophyticus strain Nasal Sample 2 isolated from a milkman handling cows with subclinical mastitis in Kiruhura District, Uganda.</w:t>
             </w:r>
           </w:hyperlink>
         </w:t>
@@ -1444,7 +1395,7 @@
         <w:t xml:space="preserve">
           <w:hyperlink r:id="rId25" w:tgtFrame="_blank">
             <w:r>
-              <w:t xml:space="preserve">Parallel metagenomic- and culture-based approaches show nasal swabs are a good proxy for broncho-alveolar lavage in children with cystic fibrosis.</w:t>
+              <w:t xml:space="preserve">Longitudinal Changes in Nasal and Oral Microbiome and Antimicrobial Resistance Gene Profiles in Response to Human Fecal Microbiota Transplantation.</w:t>
             </w:r>
           </w:hyperlink>
         </w:t>
@@ -1489,7 +1440,7 @@
         <w:t xml:space="preserve">
           <w:hyperlink r:id="rId26" w:tgtFrame="_blank">
             <w:r>
-              <w:t xml:space="preserve">Surgical wound complications in ankle ORIF patients: a predictive analysis on a single-center retrospective cohort of 287 patients.</w:t>
+              <w:t xml:space="preserve">High Nasal Carriage of MRSA-mecC in Wild Rabbits in the Iberian Peninsula: a Wildlife Reservoir?</w:t>
             </w:r>
           </w:hyperlink>
         </w:t>
@@ -1534,7 +1485,7 @@
         <w:t xml:space="preserve">
           <w:hyperlink r:id="rId27" w:tgtFrame="_blank">
             <w:r>
-              <w:t xml:space="preserve">Composition and dynamics of the adult nasal microbiome.</w:t>
+              <w:t xml:space="preserve">Methicillin and Vancomycin resistance Staphylococcus aureus nasal carriage rate and antimicrobial susceptibility pattern among health care workers at Jigjiga university sheik Hassen Yebare comprehensive specialized Hospital, Jigjiga, Ethiopia.</w:t>
             </w:r>
           </w:hyperlink>
         </w:t>
@@ -1579,7 +1530,7 @@
         <w:t xml:space="preserve">
           <w:hyperlink r:id="rId28" w:tgtFrame="_blank">
             <w:r>
-              <w:t xml:space="preserve">Carboxymethyl cellulose and chitosan-based tampon for effective epistaxis management.</w:t>
+              <w:t xml:space="preserve">Nasal Staphylococcus aureus in COVID-19 Patients Shows No Enrichment of High-Risk Clones.</w:t>
             </w:r>
           </w:hyperlink>
         </w:t>
@@ -1624,7 +1575,7 @@
         <w:t xml:space="preserve">
           <w:hyperlink r:id="rId29" w:tgtFrame="_blank">
             <w:r>
-              <w:t xml:space="preserve">Prescription Patterns and Outcomes of Topical Antibiotic Irrigations in Difficult-to-Treat Chronic Rhinosinusitis.</w:t>
+              <w:t xml:space="preserve">Prevalence of respiratory viruses and nasal colonization by antimicrobial-resistant bacteria among people living with HIV in Ghana.</w:t>
             </w:r>
           </w:hyperlink>
         </w:t>
@@ -1669,7 +1620,7 @@
         <w:t xml:space="preserve">
           <w:hyperlink r:id="rId30" w:tgtFrame="_blank">
             <w:r>
-              <w:t xml:space="preserve">A Markov model for fate and transport of Staphylococcus aureus at a swine barn and proposed interventions to reduce worker exposures.</w:t>
+              <w:t xml:space="preserve">Transcriptomic and functional evidence reveals dual-module immune response of human-nasal staphylococcus aureus in Koi Carp (Cyprinus carpio).</w:t>
             </w:r>
           </w:hyperlink>
         </w:t>
@@ -1714,7 +1665,7 @@
         <w:t xml:space="preserve">
           <w:hyperlink r:id="rId31" w:tgtFrame="_blank">
             <w:r>
-              <w:t xml:space="preserve">Introduction of methicillin-resistant Staphylococcus aureus (MRSA) nasal polymerase chain reaction testing combined with pharmacist ordering and intervention reduces anti-MRSA antibiotic use in a multi-hospital system.</w:t>
+              <w:t xml:space="preserve">Metabolic Fingerprint-Mediated Chemical Nose Strategy: Precise Identification of Foodborne Bacteria Based on a 4-MU Derivative Fluorescence Array.</w:t>
             </w:r>
           </w:hyperlink>
         </w:t>
@@ -1759,7 +1710,7 @@
         <w:t xml:space="preserve">
           <w:hyperlink r:id="rId32" w:tgtFrame="_blank">
             <w:r>
-              <w:t xml:space="preserve">Neonatal Suppurative Sialadenitis With Bilateral Gland Involvement in a Preterm Infant: A Rare Complication of Bacteraemia.</w:t>
+              <w:t xml:space="preserve">Pullulan-based nanofiber membranes with antibacterial and anti-inflammatory properties for rhinosinusitis therapy.</w:t>
             </w:r>
           </w:hyperlink>
         </w:t>
@@ -1804,7 +1755,277 @@
         <w:t xml:space="preserve">
           <w:hyperlink r:id="rId33" w:tgtFrame="_blank">
             <w:r>
-              <w:t xml:space="preserve">Prevalence and risk factors of methicillin-resistant Staphylococcus aureus in raw cow's milk and nasal and hand swabs of milkers in dairy farms in Mekelle city, Northern Ethiopia.</w:t>
+              <w:t xml:space="preserve">SET-M33 peptide as a selective in vitro antimicrobial agent against the porcine respiratory pathogen Glaesserella parasuis.</w:t>
+            </w:r>
+          </w:hyperlink>
+        </w:t>
+      </w:r>
+    </w:p>
+    <w:p>
+      <w:pPr>
+        <w:spacing w:after="0"/>
+        <w:rPr>
+          <w:color w:val="0F50FF"/>
+          <w:u w:val="single"/>
+        </w:rPr>
+      </w:pPr>
+      <w:r>
+        <w:rPr>
+          <w:color w:val="0F50FF"/>
+          <w:u w:val="single"/>
+        </w:rPr>
+        <w:t xml:space="preserve"/>
+      </w:r>
+    </w:p>
+    <w:p>
+      <w:pPr>
+        <w:pStyle w:val="ListParagraph"/>
+        <w:numPr>
+          <w:ilvl w:val="0"/>
+          <w:numId w:val="23"/>
+        </w:numPr>
+        <w:spacing w:after="0" w:line="240" w:lineRule="auto"/>
+        <w:ind w:left="357" w:hanging="357"/>
+        <w:rPr>
+          <w:color w:val="0F50FF"/>
+          <w:u w:val="single"/>
+        </w:rPr>
+      </w:pPr>
+      <w:proofErr w:type="gramStart"/>
+      <w:r>
+        <w:rPr>
+          <w:color w:val="0F50FF"/>
+          <w:u w:val="single"/>
+        </w:rPr>
+        <w:t xml:space="preserve">
+          <w:hyperlink r:id="rId34" w:tgtFrame="_blank">
+            <w:r>
+              <w:t xml:space="preserve">The clinical utility of nasal MRSA PCR as an antimicrobial stewardship tool to guide MRSA bacteraemia therapy in paediatrics: a retrospective study at a tertiary care centre.</w:t>
+            </w:r>
+          </w:hyperlink>
+        </w:t>
+      </w:r>
+    </w:p>
+    <w:p>
+      <w:pPr>
+        <w:spacing w:after="0"/>
+        <w:rPr>
+          <w:color w:val="0F50FF"/>
+          <w:u w:val="single"/>
+        </w:rPr>
+      </w:pPr>
+      <w:r>
+        <w:rPr>
+          <w:color w:val="0F50FF"/>
+          <w:u w:val="single"/>
+        </w:rPr>
+        <w:t xml:space="preserve"/>
+      </w:r>
+    </w:p>
+    <w:p>
+      <w:pPr>
+        <w:pStyle w:val="ListParagraph"/>
+        <w:numPr>
+          <w:ilvl w:val="0"/>
+          <w:numId w:val="23"/>
+        </w:numPr>
+        <w:spacing w:after="0" w:line="240" w:lineRule="auto"/>
+        <w:ind w:left="357" w:hanging="357"/>
+        <w:rPr>
+          <w:color w:val="0F50FF"/>
+          <w:u w:val="single"/>
+        </w:rPr>
+      </w:pPr>
+      <w:proofErr w:type="gramStart"/>
+      <w:r>
+        <w:rPr>
+          <w:color w:val="0F50FF"/>
+          <w:u w:val="single"/>
+        </w:rPr>
+        <w:t xml:space="preserve">
+          <w:hyperlink r:id="rId35" w:tgtFrame="_blank">
+            <w:r>
+              <w:t xml:space="preserve">Cross-sectional survey of resistant priority pathogen carriage in the hospital setting in Timor-Leste 2020-2021.</w:t>
+            </w:r>
+          </w:hyperlink>
+        </w:t>
+      </w:r>
+    </w:p>
+    <w:p>
+      <w:pPr>
+        <w:spacing w:after="0"/>
+        <w:rPr>
+          <w:color w:val="0F50FF"/>
+          <w:u w:val="single"/>
+        </w:rPr>
+      </w:pPr>
+      <w:r>
+        <w:rPr>
+          <w:color w:val="0F50FF"/>
+          <w:u w:val="single"/>
+        </w:rPr>
+        <w:t xml:space="preserve"/>
+      </w:r>
+    </w:p>
+    <w:p>
+      <w:pPr>
+        <w:pStyle w:val="ListParagraph"/>
+        <w:numPr>
+          <w:ilvl w:val="0"/>
+          <w:numId w:val="23"/>
+        </w:numPr>
+        <w:spacing w:after="0" w:line="240" w:lineRule="auto"/>
+        <w:ind w:left="357" w:hanging="357"/>
+        <w:rPr>
+          <w:color w:val="0F50FF"/>
+          <w:u w:val="single"/>
+        </w:rPr>
+      </w:pPr>
+      <w:proofErr w:type="gramStart"/>
+      <w:r>
+        <w:rPr>
+          <w:color w:val="0F50FF"/>
+          <w:u w:val="single"/>
+        </w:rPr>
+        <w:t xml:space="preserve">
+          <w:hyperlink r:id="rId36" w:tgtFrame="_blank">
+            <w:r>
+              <w:t xml:space="preserve">Host-pathogen interactions during early stages of bovine mastitis: divergent macrophage responses to distinct bovine-associated Staphylococci species and strains.</w:t>
+            </w:r>
+          </w:hyperlink>
+        </w:t>
+      </w:r>
+    </w:p>
+    <w:p>
+      <w:pPr>
+        <w:spacing w:after="0"/>
+        <w:rPr>
+          <w:color w:val="0F50FF"/>
+          <w:u w:val="single"/>
+        </w:rPr>
+      </w:pPr>
+      <w:r>
+        <w:rPr>
+          <w:color w:val="0F50FF"/>
+          <w:u w:val="single"/>
+        </w:rPr>
+        <w:t xml:space="preserve"/>
+      </w:r>
+    </w:p>
+    <w:p>
+      <w:pPr>
+        <w:pStyle w:val="ListParagraph"/>
+        <w:numPr>
+          <w:ilvl w:val="0"/>
+          <w:numId w:val="23"/>
+        </w:numPr>
+        <w:spacing w:after="0" w:line="240" w:lineRule="auto"/>
+        <w:ind w:left="357" w:hanging="357"/>
+        <w:rPr>
+          <w:color w:val="0F50FF"/>
+          <w:u w:val="single"/>
+        </w:rPr>
+      </w:pPr>
+      <w:proofErr w:type="gramStart"/>
+      <w:r>
+        <w:rPr>
+          <w:color w:val="0F50FF"/>
+          <w:u w:val="single"/>
+        </w:rPr>
+        <w:t xml:space="preserve">
+          <w:hyperlink r:id="rId37" w:tgtFrame="_blank">
+            <w:r>
+              <w:t xml:space="preserve">Staphylococcal Superantigens-specific IgE Reveals Functional Superantigen Production Beyond Staphylococcus aureus in CRSwNP.</w:t>
+            </w:r>
+          </w:hyperlink>
+        </w:t>
+      </w:r>
+    </w:p>
+    <w:p>
+      <w:pPr>
+        <w:spacing w:after="0"/>
+        <w:rPr>
+          <w:color w:val="0F50FF"/>
+          <w:u w:val="single"/>
+        </w:rPr>
+      </w:pPr>
+      <w:r>
+        <w:rPr>
+          <w:color w:val="0F50FF"/>
+          <w:u w:val="single"/>
+        </w:rPr>
+        <w:t xml:space="preserve"/>
+      </w:r>
+    </w:p>
+    <w:p>
+      <w:pPr>
+        <w:pStyle w:val="ListParagraph"/>
+        <w:numPr>
+          <w:ilvl w:val="0"/>
+          <w:numId w:val="23"/>
+        </w:numPr>
+        <w:spacing w:after="0" w:line="240" w:lineRule="auto"/>
+        <w:ind w:left="357" w:hanging="357"/>
+        <w:rPr>
+          <w:color w:val="0F50FF"/>
+          <w:u w:val="single"/>
+        </w:rPr>
+      </w:pPr>
+      <w:proofErr w:type="gramStart"/>
+      <w:r>
+        <w:rPr>
+          <w:color w:val="0F50FF"/>
+          <w:u w:val="single"/>
+        </w:rPr>
+        <w:t xml:space="preserve">
+          <w:hyperlink r:id="rId38" w:tgtFrame="_blank">
+            <w:r>
+              <w:t xml:space="preserve">Community carriage of methicillin-resistant staphylococci among migrant communities living in Klang Valley, Malaysia.</w:t>
+            </w:r>
+          </w:hyperlink>
+        </w:t>
+      </w:r>
+    </w:p>
+    <w:p>
+      <w:pPr>
+        <w:spacing w:after="0"/>
+        <w:rPr>
+          <w:color w:val="0F50FF"/>
+          <w:u w:val="single"/>
+        </w:rPr>
+      </w:pPr>
+      <w:r>
+        <w:rPr>
+          <w:color w:val="0F50FF"/>
+          <w:u w:val="single"/>
+        </w:rPr>
+        <w:t xml:space="preserve"/>
+      </w:r>
+    </w:p>
+    <w:p>
+      <w:pPr>
+        <w:pStyle w:val="ListParagraph"/>
+        <w:numPr>
+          <w:ilvl w:val="0"/>
+          <w:numId w:val="23"/>
+        </w:numPr>
+        <w:spacing w:after="0" w:line="240" w:lineRule="auto"/>
+        <w:ind w:left="357" w:hanging="357"/>
+        <w:rPr>
+          <w:color w:val="0F50FF"/>
+          <w:u w:val="single"/>
+        </w:rPr>
+      </w:pPr>
+      <w:proofErr w:type="gramStart"/>
+      <w:r>
+        <w:rPr>
+          <w:color w:val="0F50FF"/>
+          <w:u w:val="single"/>
+        </w:rPr>
+        <w:t xml:space="preserve">
+          <w:hyperlink r:id="rId39" w:tgtFrame="_blank">
+            <w:r>
+              <w:t xml:space="preserve">Nasal Tip Abscess in Diabetes: A Rare Encounter.</w:t>
             </w:r>
           </w:hyperlink>
         </w:t>
@@ -1905,9 +2126,9 @@
           <w:u w:val="single"/>
         </w:rPr>
         <w:t xml:space="preserve">
-          <w:hyperlink r:id="rId86" w:tgtFrame="_blank">
-            <w:r>
-              <w:t xml:space="preserve">Engineering chitosan fibers with MSC-exosome cargo: a clinically translatable multifunctional dressing for regenerative therapy in infected wound management.</w:t>
+          <w:hyperlink r:id="rId128" w:tgtFrame="_blank">
+            <w:r>
+              <w:t xml:space="preserve">Oxygen-driven nebulization of Clostridium butyricum prevents drug-resistant bacterial pneumonia.</w:t>
             </w:r>
           </w:hyperlink>
         </w:t>
@@ -1950,9 +2171,9 @@
           <w:u w:val="single"/>
         </w:rPr>
         <w:t xml:space="preserve">
-          <w:hyperlink r:id="rId87" w:tgtFrame="_blank">
-            <w:r>
-              <w:t xml:space="preserve">Incidence of Healthcare-Associated Infections in Patients on Extracorporeal Membrane Oxygenation Secondary to Respiratory or Cardiac Failure: A Retrospective Cohort Study.</w:t>
+          <w:hyperlink r:id="rId129" w:tgtFrame="_blank">
+            <w:r>
+              <w:t xml:space="preserve">Outcomes of single stage treatment of chronic bone infection in adults with antibiotic impregnated calcium sulphate beads; A single centre retrospective study with a mean follow-up of 5.5 years.</w:t>
             </w:r>
           </w:hyperlink>
         </w:t>
@@ -1995,9 +2216,9 @@
           <w:u w:val="single"/>
         </w:rPr>
         <w:t xml:space="preserve">
-          <w:hyperlink r:id="rId88" w:tgtFrame="_blank">
-            <w:r>
-              <w:t xml:space="preserve">Inappropriate treatment of hospital-acquired infections and associated factors among admitted adults in Wolaita Zone hospitals, Southern Ethiopia: A multi-center cross-sectional study.</w:t>
+          <w:hyperlink r:id="rId130" w:tgtFrame="_blank">
+            <w:r>
+              <w:t xml:space="preserve">Rethinking surgical intervention in the multidisciplinary comprehensive management of craniocerebral metastasis in multiple myeloma.</w:t>
             </w:r>
           </w:hyperlink>
         </w:t>
@@ -2040,9 +2261,9 @@
           <w:u w:val="single"/>
         </w:rPr>
         <w:t xml:space="preserve">
-          <w:hyperlink r:id="rId89" w:tgtFrame="_blank">
-            <w:r>
-              <w:t xml:space="preserve">Clinical features and outcomes of Staphylococcus aureus brain abscess in Denmark and the Netherlands: a multicentre cohort study.</w:t>
+          <w:hyperlink r:id="rId131" w:tgtFrame="_blank">
+            <w:r>
+              <w:t xml:space="preserve">Comparative mortality of dominant Staphylococcus aureus lineages in human bacteremia and animal infection models.</w:t>
             </w:r>
           </w:hyperlink>
         </w:t>
@@ -2085,9 +2306,9 @@
           <w:u w:val="single"/>
         </w:rPr>
         <w:t xml:space="preserve">
-          <w:hyperlink r:id="rId90" w:tgtFrame="_blank">
-            <w:r>
-              <w:t xml:space="preserve">Enhanced Risk Stratification in Infective Endocarditis Surgery: A Comprehensive External Validation of All Available Mortality Prediction Scores.</w:t>
+          <w:hyperlink r:id="rId132" w:tgtFrame="_blank">
+            <w:r>
+              <w:t xml:space="preserve">When the Skin Lies: Occult Scalp Necrotizing Fasciitis After Blunt Head Trauma.</w:t>
             </w:r>
           </w:hyperlink>
         </w:t>
@@ -2130,9 +2351,9 @@
           <w:u w:val="single"/>
         </w:rPr>
         <w:t xml:space="preserve">
-          <w:hyperlink r:id="rId91" w:tgtFrame="_blank">
-            <w:r>
-              <w:t xml:space="preserve">Dual-Action Topical Therapy Accelerates Healing of MRSA-Infected Burn Wounds by Targeting Infection and Inflammation.</w:t>
+          <w:hyperlink r:id="rId133" w:tgtFrame="_blank">
+            <w:r>
+              <w:t xml:space="preserve">Medical Fabrics with Non-Antibiotic, Supramolecular Antimicrobial Coatings: A Preventive Approach to Combat Biofilm Formation and Bacterial Dissemination.</w:t>
             </w:r>
           </w:hyperlink>
         </w:t>
@@ -2175,9 +2396,9 @@
           <w:u w:val="single"/>
         </w:rPr>
         <w:t xml:space="preserve">
-          <w:hyperlink r:id="rId92" w:tgtFrame="_blank">
-            <w:r>
-              <w:t xml:space="preserve">Bone-targeting lipid-polymer hybrid nanoparticles for less invasive, injectable local antibiotic treatment of bone infections by methicillin-resistant Staphylococcus aureus (MRSA).</w:t>
+          <w:hyperlink r:id="rId134" w:tgtFrame="_blank">
+            <w:r>
+              <w:t xml:space="preserve">HPMC-ZnO Nanorods Enhance Hydrophilicity and Contact-Killing Activity on Polypropylene Meshes and Sutures.</w:t>
             </w:r>
           </w:hyperlink>
         </w:t>
@@ -2220,9 +2441,9 @@
           <w:u w:val="single"/>
         </w:rPr>
         <w:t xml:space="preserve">
-          <w:hyperlink r:id="rId93" w:tgtFrame="_blank">
-            <w:r>
-              <w:t xml:space="preserve">Microbiological profile and antibiotic resistance trends of preoperative conjunctival swabs: An 8-year retrospective analysis from a North Indian tertiary care ophthalmic center.</w:t>
+          <w:hyperlink r:id="rId135" w:tgtFrame="_blank">
+            <w:r>
+              <w:t xml:space="preserve">Prevalence of Biofilm-Forming and Antibiotic-Resistant Coagulase-Negative Staphylococci Isolated from Hospitalized Patients in an Orthopedic Clinic.</w:t>
             </w:r>
           </w:hyperlink>
         </w:t>
@@ -2265,9 +2486,9 @@
           <w:u w:val="single"/>
         </w:rPr>
         <w:t xml:space="preserve">
-          <w:hyperlink r:id="rId94" w:tgtFrame="_blank">
-            <w:r>
-              <w:t xml:space="preserve">NIR-II-responsive conductive silk fibroin microneedle patches for postoperative melanoma ablation, infected-wound healing, and real-time monitoring.</w:t>
+          <w:hyperlink r:id="rId136" w:tgtFrame="_blank">
+            <w:r>
+              <w:t xml:space="preserve">Multitarget Mechanisms of (‒)‒Epigallocatechin-3-Gallate Against MRSA: From SraP L-Lectin Targeting to Synergistic Antibiotic Effects.</w:t>
             </w:r>
           </w:hyperlink>
         </w:t>
@@ -2310,9 +2531,9 @@
           <w:u w:val="single"/>
         </w:rPr>
         <w:t xml:space="preserve">
-          <w:hyperlink r:id="rId95" w:tgtFrame="_blank">
-            <w:r>
-              <w:t xml:space="preserve">The evaluation of the effect of estrogen administration on cutaneous wound healing in Staphylococcus aureus-infected diabetic and nondiabetic mice.</w:t>
+          <w:hyperlink r:id="rId137" w:tgtFrame="_blank">
+            <w:r>
+              <w:t xml:space="preserve">Treating Extensively Drug-Resistant Acinetobacter baumannii: Considerations for Host Characteristics and Type of Infections.</w:t>
             </w:r>
           </w:hyperlink>
         </w:t>
@@ -2355,9 +2576,9 @@
           <w:u w:val="single"/>
         </w:rPr>
         <w:t xml:space="preserve">
-          <w:hyperlink r:id="rId96" w:tgtFrame="_blank">
-            <w:r>
-              <w:t xml:space="preserve">Isosorbide Diesters: Mechanistic Insights and Therapeutic Applications in Skin and Neuroinflammatory Disorders.</w:t>
+          <w:hyperlink r:id="rId138" w:tgtFrame="_blank">
+            <w:r>
+              <w:t xml:space="preserve">Scalp Microbiome Composition in Young Women: Associations with Scalp Type, Sensitivity, and Lifestyle Factors.</w:t>
             </w:r>
           </w:hyperlink>
         </w:t>
@@ -2400,9 +2621,9 @@
           <w:u w:val="single"/>
         </w:rPr>
         <w:t xml:space="preserve">
-          <w:hyperlink r:id="rId97" w:tgtFrame="_blank">
-            <w:r>
-              <w:t xml:space="preserve">The Pathogenicity Mechanisms of Staphylococcus aureus.</w:t>
+          <w:hyperlink r:id="rId139" w:tgtFrame="_blank">
+            <w:r>
+              <w:t xml:space="preserve">Prevalence, Antimicrobial Resistance, and Molecular Characteristics of MRSA in Saudi Arabia: A Retrospective Study.</w:t>
             </w:r>
           </w:hyperlink>
         </w:t>
@@ -2445,9 +2666,9 @@
           <w:u w:val="single"/>
         </w:rPr>
         <w:t xml:space="preserve">
-          <w:hyperlink r:id="rId98" w:tgtFrame="_blank">
-            <w:r>
-              <w:t xml:space="preserve">Clinical and Prognostic Differences Between Mechanical Versus Biological Prosthetic Infective Endocarditis-A Nationwide Database Study.</w:t>
+          <w:hyperlink r:id="rId140" w:tgtFrame="_blank">
+            <w:r>
+              <w:t xml:space="preserve">Novel Therapeutic Strategies for Atopic Dermatitis: Biomarker Modulation and Clinical Implications. A Systematic Review.</w:t>
             </w:r>
           </w:hyperlink>
         </w:t>
@@ -2490,9 +2711,9 @@
           <w:u w:val="single"/>
         </w:rPr>
         <w:t xml:space="preserve">
-          <w:hyperlink r:id="rId99" w:tgtFrame="_blank">
-            <w:r>
-              <w:t xml:space="preserve">Pathogen-Specific Risk for Iterative Surgical Debridement in Orthopedic Infections: A Prospective Multicohort Analysis.</w:t>
+          <w:hyperlink r:id="rId141" w:tgtFrame="_blank">
+            <w:r>
+              <w:t xml:space="preserve">Impact of a Clinical Standard Work Pathway on Management and Outcomes of Pediatric Parapneumonic Effusion and Empyema.</w:t>
             </w:r>
           </w:hyperlink>
         </w:t>
@@ -2535,9 +2756,9 @@
           <w:u w:val="single"/>
         </w:rPr>
         <w:t xml:space="preserve">
-          <w:hyperlink r:id="rId100" w:tgtFrame="_blank">
-            <w:r>
-              <w:t xml:space="preserve">Surveillance of Healthcare-Associated Infections in the WHO African Region: Systematic Review of Literature from 2011 to 2024.</w:t>
+          <w:hyperlink r:id="rId142" w:tgtFrame="_blank">
+            <w:r>
+              <w:t xml:space="preserve">Multiloculated Prostatic Abscess Complicated by Obstructive Hydronephrosis and Epididymo-Orchitis in an Undiagnosed Diabetic Patient: A Case Report.</w:t>
             </w:r>
           </w:hyperlink>
         </w:t>
@@ -2580,9 +2801,9 @@
           <w:u w:val="single"/>
         </w:rPr>
         <w:t xml:space="preserve">
-          <w:hyperlink r:id="rId101" w:tgtFrame="_blank">
-            <w:r>
-              <w:t xml:space="preserve">Pathogen-Specific Actinium-225 and Lutetium-177 Labeled Antibodies for Treatment of Biofilm-Associated Implant Infections: Initial In Vivo Proof-of-Concept.</w:t>
+          <w:hyperlink r:id="rId143" w:tgtFrame="_blank">
+            <w:r>
+              <w:t xml:space="preserve">Successful One-Stage Revision With Continuous Local Antibiotic Perfusion (CLAP) for Delayed Periprosthetic Joint Infection After Reverse Shoulder Arthroplasty: A Case Report.</w:t>
             </w:r>
           </w:hyperlink>
         </w:t>
@@ -2625,9 +2846,9 @@
           <w:u w:val="single"/>
         </w:rPr>
         <w:t xml:space="preserve">
-          <w:hyperlink r:id="rId102" w:tgtFrame="_blank">
-            <w:r>
-              <w:t xml:space="preserve">Efficacy of Dual-Antibiotic-Loaded Bone Cement Against Multi-Drug-Resistant Staphylococcus aureus and Enterococcus faecalis in a Galleria mellonella Model of Periprosthetic Joint Infection.</w:t>
+          <w:hyperlink r:id="rId144" w:tgtFrame="_blank">
+            <w:r>
+              <w:t xml:space="preserve">Comparative evaluation of the antibacterial effect of ultraviolet radiation on alginate and condensation silicone impressions compared to hypochlorite.</w:t>
             </w:r>
           </w:hyperlink>
         </w:t>
@@ -2670,9 +2891,9 @@
           <w:u w:val="single"/>
         </w:rPr>
         <w:t xml:space="preserve">
-          <w:hyperlink r:id="rId103" w:tgtFrame="_blank">
-            <w:r>
-              <w:t xml:space="preserve">mecA and mecC Positive Strains of Staphylococcus aureus Detected and Isolated from Raw Milk of Ecuador.</w:t>
+          <w:hyperlink r:id="rId145" w:tgtFrame="_blank">
+            <w:r>
+              <w:t xml:space="preserve">Dual-antibiotic bone cement (gentamicin + vancomycin) in preventing and treating infections during revision knee arthroplasty in high-risk patients.</w:t>
             </w:r>
           </w:hyperlink>
         </w:t>
@@ -2715,9 +2936,9 @@
           <w:u w:val="single"/>
         </w:rPr>
         <w:t xml:space="preserve">
-          <w:hyperlink r:id="rId104" w:tgtFrame="_blank">
-            <w:r>
-              <w:t xml:space="preserve">Global emergence and evolution of Staphylococcus aureus clonal complex 59.</w:t>
+          <w:hyperlink r:id="rId146" w:tgtFrame="_blank">
+            <w:r>
+              <w:t xml:space="preserve">Long-term moxifloxacin release from a chitosan-based antibacterial coating on polyethylene for biomedical applications.</w:t>
             </w:r>
           </w:hyperlink>
         </w:t>
@@ -2760,9 +2981,9 @@
           <w:u w:val="single"/>
         </w:rPr>
         <w:t xml:space="preserve">
-          <w:hyperlink r:id="rId105" w:tgtFrame="_blank">
-            <w:r>
-              <w:t xml:space="preserve">Enterococcus faecium, Staphylococcus aureus, Klebsiella pneumoniae, Acinetobacter baumannii, Pseudomonas aeruginosa, and Enterobacter (ESKAPE) Pathogens and Colistin Resistance in Ventilator-Associated Pneumonia: A Prospective Cross-Sectional Study.</w:t>
+          <w:hyperlink r:id="rId147" w:tgtFrame="_blank">
+            <w:r>
+              <w:t xml:space="preserve">The Complexation Properties of Self-Defensive Microgel-Modified Antimicrobial Surfaces.</w:t>
             </w:r>
           </w:hyperlink>
         </w:t>
@@ -2805,9 +3026,9 @@
           <w:u w:val="single"/>
         </w:rPr>
         <w:t xml:space="preserve">
-          <w:hyperlink r:id="rId106" w:tgtFrame="_blank">
-            <w:r>
-              <w:t xml:space="preserve">Isolated Submandibular Sialadenitis in a Preterm Neonate: A Rare Cause of Neck Swelling.</w:t>
+          <w:hyperlink r:id="rId148" w:tgtFrame="_blank">
+            <w:r>
+              <w:t xml:space="preserve">Hospital-Onset Bacteremia and Fungemia in a Regional Burn Intensive Care Unit.</w:t>
             </w:r>
           </w:hyperlink>
         </w:t>
@@ -2850,9 +3071,9 @@
           <w:u w:val="single"/>
         </w:rPr>
         <w:t xml:space="preserve">
-          <w:hyperlink r:id="rId107" w:tgtFrame="_blank">
-            <w:r>
-              <w:t xml:space="preserve">Survivability of microorganisms on synthetic and semi-synthetic textile materials used in the production of special purpose clothing in various humidity and temperature conditions.</w:t>
+          <w:hyperlink r:id="rId149" w:tgtFrame="_blank">
+            <w:r>
+              <w:t xml:space="preserve">Polydopamine-assisted Cd/Cu dual-ions immobilization on titanium surface for the application of antibacterial surgical instruments.</w:t>
             </w:r>
           </w:hyperlink>
         </w:t>
@@ -2895,9 +3116,9 @@
           <w:u w:val="single"/>
         </w:rPr>
         <w:t xml:space="preserve">
-          <w:hyperlink r:id="rId108" w:tgtFrame="_blank">
-            <w:r>
-              <w:t xml:space="preserve">Operative Risk Factors and Microbiologic Profiles of Deep Infection Following Pilon Fracture Fixation.</w:t>
+          <w:hyperlink r:id="rId150" w:tgtFrame="_blank">
+            <w:r>
+              <w:t xml:space="preserve">Enterococcal pyomyositis in a rheumatoid arthritis patient under biologic therapy.</w:t>
             </w:r>
           </w:hyperlink>
         </w:t>
@@ -2940,9 +3161,9 @@
           <w:u w:val="single"/>
         </w:rPr>
         <w:t xml:space="preserve">
-          <w:hyperlink r:id="rId109" w:tgtFrame="_blank">
-            <w:r>
-              <w:t xml:space="preserve">Propolis Exerts Antibiofilm Activity Against Methicillin-Resistant Staphylococcus aureus by Modulating Gene Expression to Suppress Adhesion.</w:t>
+          <w:hyperlink r:id="rId151" w:tgtFrame="_blank">
+            <w:r>
+              <w:t xml:space="preserve">Antimicrobial effect of biological surgical mesh added with vancomycin or silver nanoparticles for multidrug-resistant bacteria: experimental study in rats.</w:t>
             </w:r>
           </w:hyperlink>
         </w:t>
@@ -2985,9 +3206,9 @@
           <w:u w:val="single"/>
         </w:rPr>
         <w:t xml:space="preserve">
-          <w:hyperlink r:id="rId110" w:tgtFrame="_blank">
-            <w:r>
-              <w:t xml:space="preserve">Antimicrobial Resistance in Urinary Tract Infections Among Patients with and Without Renal Comorbidities: A Retrospective Study from Al-Baha, Saudi Arabia.</w:t>
+          <w:hyperlink r:id="rId152" w:tgtFrame="_blank">
+            <w:r>
+              <w:t xml:space="preserve">Canine parvovirus type 2 (CPV-2) and bacterial coinfections in dogs: phenotypic and genotypic resistance profiles in northern Kazakhstan.</w:t>
             </w:r>
           </w:hyperlink>
         </w:t>
@@ -3030,9 +3251,9 @@
           <w:u w:val="single"/>
         </w:rPr>
         <w:t xml:space="preserve">
-          <w:hyperlink r:id="rId111" w:tgtFrame="_blank">
-            <w:r>
-              <w:t xml:space="preserve">Staphylococci: What Has Changed in the Antibiotic Resistance Profile in the Last Decade-Analysis of Strains Isolated from Hospitalised Patients.</w:t>
+          <w:hyperlink r:id="rId153" w:tgtFrame="_blank">
+            <w:r>
+              <w:t xml:space="preserve">Understanding the burden and impact of methicillin-resistant Staphylococcus aureus: exploring therapeutic options and hospital prevention strategies to improve patient outcome at the University Teaching Hospital of Kigali, Rwanda.</w:t>
             </w:r>
           </w:hyperlink>
         </w:t>
@@ -3075,9 +3296,9 @@
           <w:u w:val="single"/>
         </w:rPr>
         <w:t xml:space="preserve">
-          <w:hyperlink r:id="rId112" w:tgtFrame="_blank">
-            <w:r>
-              <w:t xml:space="preserve">High Antimicrobial Resistance in ESKAPE Pathogens at a Rwandan Tertiary Hospital.</w:t>
+          <w:hyperlink r:id="rId154" w:tgtFrame="_blank">
+            <w:r>
+              <w:t xml:space="preserve">[Efficacy of (18)F-fluorodeoxyglucose positron emission tomography/computed tomography-assisted navigation system in the debridement of chronic osteomyelitis of the extremities].</w:t>
             </w:r>
           </w:hyperlink>
         </w:t>
@@ -3120,9 +3341,9 @@
           <w:u w:val="single"/>
         </w:rPr>
         <w:t xml:space="preserve">
-          <w:hyperlink r:id="rId113" w:tgtFrame="_blank">
-            <w:r>
-              <w:t xml:space="preserve">The Paradox of Healthcare in the 'Superbugs' Era: Current Challenges and Future Directions.</w:t>
+          <w:hyperlink r:id="rId155" w:tgtFrame="_blank">
+            <w:r>
+              <w:t xml:space="preserve">Prevalence and characterization of bacterial rectal colonization patterns in pediatric patients: A cross-sectional study.</w:t>
             </w:r>
           </w:hyperlink>
         </w:t>
@@ -3165,9 +3386,9 @@
           <w:u w:val="single"/>
         </w:rPr>
         <w:t xml:space="preserve">
-          <w:hyperlink r:id="rId114" w:tgtFrame="_blank">
-            <w:r>
-              <w:t xml:space="preserve">Green-based anti-biofilm nanoformulations against bacterial contaminations in nosocomial environments.</w:t>
+          <w:hyperlink r:id="rId156" w:tgtFrame="_blank">
+            <w:r>
+              <w:t xml:space="preserve">Not Your Usual Staph: Recurrent Human Infection With the Canine-Associated Staphylococcus pseudintermedius.</w:t>
             </w:r>
           </w:hyperlink>
         </w:t>
@@ -3210,9 +3431,9 @@
           <w:u w:val="single"/>
         </w:rPr>
         <w:t xml:space="preserve">
-          <w:hyperlink r:id="rId115" w:tgtFrame="_blank">
-            <w:r>
-              <w:t xml:space="preserve">Biogenic hydroxyapatite-zinc oxide nanocomposites: A synergistic strategy for antibacterial and osteoconductive coatings on orthopedic implants.</w:t>
+          <w:hyperlink r:id="rId157" w:tgtFrame="_blank">
+            <w:r>
+              <w:t xml:space="preserve">Endoscopic Staged Management of Large Pancreatic Walled-Off Necrosis in a Pediatric Patient.</w:t>
             </w:r>
           </w:hyperlink>
         </w:t>
@@ -3255,9 +3476,9 @@
           <w:u w:val="single"/>
         </w:rPr>
         <w:t xml:space="preserve">
-          <w:hyperlink r:id="rId116" w:tgtFrame="_blank">
-            <w:r>
-              <w:t xml:space="preserve">The Hidden Burden of Native Aortic Valve Endocarditis: Reevaluating Diagnostic and Pathological Challenges.</w:t>
+          <w:hyperlink r:id="rId158" w:tgtFrame="_blank">
+            <w:r>
+              <w:t xml:space="preserve">Intraoperative Incidence of Bacteremia During Surgical Management of Non-tubercular Spondylodiscitis: A Prospective Analysis.</w:t>
             </w:r>
           </w:hyperlink>
         </w:t>
@@ -3300,9 +3521,9 @@
           <w:u w:val="single"/>
         </w:rPr>
         <w:t xml:space="preserve">
-          <w:hyperlink r:id="rId117" w:tgtFrame="_blank">
-            <w:r>
-              <w:t xml:space="preserve">Segmented filamentous bacteria reprogramming of alveolar macrophages limits postinfluenza bacterial pneumonia.</w:t>
+          <w:hyperlink r:id="rId159" w:tgtFrame="_blank">
+            <w:r>
+              <w:t xml:space="preserve">Pre-adsorption of serum albumin on biomaterial surfaces modulates bacteria-surface interactions and alters bacterial physiological responses.</w:t>
             </w:r>
           </w:hyperlink>
         </w:t>
@@ -3345,9 +3566,9 @@
           <w:u w:val="single"/>
         </w:rPr>
         <w:t xml:space="preserve">
-          <w:hyperlink r:id="rId118" w:tgtFrame="_blank">
-            <w:r>
-              <w:t xml:space="preserve">Immunoregulatory Bioinspired Hydrogel from Decellularized Amnion for Infected Wound Healing.</w:t>
+          <w:hyperlink r:id="rId160" w:tgtFrame="_blank">
+            <w:r>
+              <w:t xml:space="preserve">The use of antibiotic impregnated fenestrated screws in instrumentation for osteomyelitis: A case report.</w:t>
             </w:r>
           </w:hyperlink>
         </w:t>
@@ -3390,9 +3611,9 @@
           <w:u w:val="single"/>
         </w:rPr>
         <w:t xml:space="preserve">
-          <w:hyperlink r:id="rId119" w:tgtFrame="_blank">
-            <w:r>
-              <w:t xml:space="preserve">Severe Bacterial Infections due to Multidrug-Resistant Organisms in Solid Organ Transplant Recipients.</w:t>
+          <w:hyperlink r:id="rId161" w:tgtFrame="_blank">
+            <w:r>
+              <w:t xml:space="preserve">Liquiritigenin-loaded poly (acrylic acid)-carboxymethyl cellulose hydrogels: formulation optimization, performance evaluation, and assessment of therapeutic efficacy for wound healing and sepsis caused by wound bacterial infection.</w:t>
             </w:r>
           </w:hyperlink>
         </w:t>
@@ -3435,9 +3656,9 @@
           <w:u w:val="single"/>
         </w:rPr>
         <w:t xml:space="preserve">
-          <w:hyperlink r:id="rId120" w:tgtFrame="_blank">
-            <w:r>
-              <w:t xml:space="preserve">Oral environment targeting sutures for refractory oral wound.</w:t>
+          <w:hyperlink r:id="rId162" w:tgtFrame="_blank">
+            <w:r>
+              <w:t xml:space="preserve">Effectiveness of antiseptics in the bacterial load reduction after septic wound dressing at Bugando Medical Centre, Mwanza, Tanzania.</w:t>
             </w:r>
           </w:hyperlink>
         </w:t>
@@ -3480,9 +3701,9 @@
           <w:u w:val="single"/>
         </w:rPr>
         <w:t xml:space="preserve">
-          <w:hyperlink r:id="rId121" w:tgtFrame="_blank">
-            <w:r>
-              <w:t xml:space="preserve">Host genetic variation in desmoglein-1 is associated with susceptibility to staphylococcal scalded skin syndrome.</w:t>
+          <w:hyperlink r:id="rId163" w:tgtFrame="_blank">
+            <w:r>
+              <w:t xml:space="preserve">Bronchial stenosis after lung transplant: Risk factors and clinical outcomes.</w:t>
             </w:r>
           </w:hyperlink>
         </w:t>
@@ -3525,9 +3746,9 @@
           <w:u w:val="single"/>
         </w:rPr>
         <w:t xml:space="preserve">
-          <w:hyperlink r:id="rId122" w:tgtFrame="_blank">
-            <w:r>
-              <w:t xml:space="preserve">Staged approach to chronic mesh infection following hernia repair: a single-center experience.</w:t>
+          <w:hyperlink r:id="rId164" w:tgtFrame="_blank">
+            <w:r>
+              <w:t xml:space="preserve">Manganese dioxide- and cobalt oxide-doped hydroxyapatite with curcumin for orthopedic and dental applications.</w:t>
             </w:r>
           </w:hyperlink>
         </w:t>
@@ -3570,9 +3791,9 @@
           <w:u w:val="single"/>
         </w:rPr>
         <w:t xml:space="preserve">
-          <w:hyperlink r:id="rId123" w:tgtFrame="_blank">
-            <w:r>
-              <w:t xml:space="preserve">Infection after cesarean delivery: diagnosis, pathophysiology, management, and prevention.</w:t>
+          <w:hyperlink r:id="rId165" w:tgtFrame="_blank">
+            <w:r>
+              <w:t xml:space="preserve">Supramolecularly co-assembled composite bone cement prepared from tea polyphenol-modified tricalcium phosphate/tricalcium silicate with osteogenic, antibacterial, and immunomodulatory effects.</w:t>
             </w:r>
           </w:hyperlink>
         </w:t>
@@ -3615,9 +3836,9 @@
           <w:u w:val="single"/>
         </w:rPr>
         <w:t xml:space="preserve">
-          <w:hyperlink r:id="rId124" w:tgtFrame="_blank">
-            <w:r>
-              <w:t xml:space="preserve">Asymptomatic bacteriuria as a warning sign of purulent pericardial effusion in a patient with systemic lupus erythematosus: a case report.</w:t>
+          <w:hyperlink r:id="rId166" w:tgtFrame="_blank">
+            <w:r>
+              <w:t xml:space="preserve">Neutrophil progenitor cell therapy rescues host defense against Staphylococcus aureus in murine chronic granulomatous disease.</w:t>
             </w:r>
           </w:hyperlink>
         </w:t>
@@ -3660,9 +3881,9 @@
           <w:u w:val="single"/>
         </w:rPr>
         <w:t xml:space="preserve">
-          <w:hyperlink r:id="rId125" w:tgtFrame="_blank">
-            <w:r>
-              <w:t xml:space="preserve">Antibiotics release by hybrid bone scaffold: relationship between kinetic profiles and scaffold intrinsic features.</w:t>
+          <w:hyperlink r:id="rId167" w:tgtFrame="_blank">
+            <w:r>
+              <w:t xml:space="preserve">Nasopharyngeal MRSA Carriage and Risk of PEG-Related Infection: A Systematic Review and Meta-analysis.</w:t>
             </w:r>
           </w:hyperlink>
         </w:t>
@@ -3705,9 +3926,9 @@
           <w:u w:val="single"/>
         </w:rPr>
         <w:t xml:space="preserve">
-          <w:hyperlink r:id="rId126" w:tgtFrame="_blank">
-            <w:r>
-              <w:t xml:space="preserve">Application of Continuous Local Antibiotic Perfusion for Postoperative Mediastinitis.</w:t>
+          <w:hyperlink r:id="rId168" w:tgtFrame="_blank">
+            <w:r>
+              <w:t xml:space="preserve">Severe methicillin-resistant Staphylococcus aureus (MRSA) sepsis with hematogenous pulmonary abscesses and humeral osteomyelitis in a previously healthy child: a case report.</w:t>
             </w:r>
           </w:hyperlink>
         </w:t>
@@ -3750,9 +3971,9 @@
           <w:u w:val="single"/>
         </w:rPr>
         <w:t xml:space="preserve">
-          <w:hyperlink r:id="rId127" w:tgtFrame="_blank">
-            <w:r>
-              <w:t xml:space="preserve">Clinical Characteristics and Outcomes of Culture-positive Versus Culture-negative Bone and Joint Infections in Pediatric Patients: A 10-Year Multicenter Study From Hungary.</w:t>
+          <w:hyperlink r:id="rId169" w:tgtFrame="_blank">
+            <w:r>
+              <w:t xml:space="preserve">Management and outcome of whole-spine epidural abscesses - institutional case series and systematic review.</w:t>
             </w:r>
           </w:hyperlink>
         </w:t>
@@ -3795,9 +4016,9 @@
           <w:u w:val="single"/>
         </w:rPr>
         <w:t xml:space="preserve">
-          <w:hyperlink r:id="rId128" w:tgtFrame="_blank">
-            <w:r>
-              <w:t xml:space="preserve">A clinical prediction model for central venous catheter-associated bloodstream infections: derivation and validation from the MIMIC-IV cohort.</w:t>
+          <w:hyperlink r:id="rId170" w:tgtFrame="_blank">
+            <w:r>
+              <w:t xml:space="preserve">Therapy-Dependent Modulation of Staphylococcus aureus Colonization in Atopic Dermatitis: Insights from Anti-IL-4/IL-13 and JAK Inhibition.</w:t>
             </w:r>
           </w:hyperlink>
         </w:t>
@@ -3840,9 +4061,9 @@
           <w:u w:val="single"/>
         </w:rPr>
         <w:t xml:space="preserve">
-          <w:hyperlink r:id="rId129" w:tgtFrame="_blank">
-            <w:r>
-              <w:t xml:space="preserve">Dieulafoy's lesion in a paediatric patient on selective serotonin reuptake inhibitors (SSRIs) therapy following short-term treatment with non-steroid anti-inflammatory drugs (NSAIDs).</w:t>
+          <w:hyperlink r:id="rId171" w:tgtFrame="_blank">
+            <w:r>
+              <w:t xml:space="preserve">Improving perioperative prophylactic antibiotic prescribing using a novel decision-support tool.</w:t>
             </w:r>
           </w:hyperlink>
         </w:t>
@@ -3885,9 +4106,9 @@
           <w:u w:val="single"/>
         </w:rPr>
         <w:t xml:space="preserve">
-          <w:hyperlink r:id="rId130" w:tgtFrame="_blank">
-            <w:r>
-              <w:t xml:space="preserve">Aetiology and impact of bacterial bloodstream infections in mechanically ventilated COVID-19 patients: A prospective Swedish multicenter cohort study.</w:t>
+          <w:hyperlink r:id="rId172" w:tgtFrame="_blank">
+            <w:r>
+              <w:t xml:space="preserve">Defining Safe and Effective Cefazolin Dosing Regimens for MSSA Infections in the CNS: Leveraging Sparse Real-World Data and PBPK Modeling.</w:t>
             </w:r>
           </w:hyperlink>
         </w:t>
@@ -3930,9 +4151,9 @@
           <w:u w:val="single"/>
         </w:rPr>
         <w:t xml:space="preserve">
-          <w:hyperlink r:id="rId131" w:tgtFrame="_blank">
-            <w:r>
-              <w:t xml:space="preserve">Bone flap osteomyelitis following craniotomy in children: A 20-year audit.</w:t>
+          <w:hyperlink r:id="rId173" w:tgtFrame="_blank">
+            <w:r>
+              <w:t xml:space="preserve">Candida albicans promotes TSST-1 production by Staphylococcus aureus through glucose depletion and relief of CcpA-mediated repression.</w:t>
             </w:r>
           </w:hyperlink>
         </w:t>
@@ -3975,9 +4196,9 @@
           <w:u w:val="single"/>
         </w:rPr>
         <w:t xml:space="preserve">
-          <w:hyperlink r:id="rId132" w:tgtFrame="_blank">
-            <w:r>
-              <w:t xml:space="preserve">Atopic Dermatitis-like mouse model using early inoculation of patient-derived S. aureus together with MC903.</w:t>
+          <w:hyperlink r:id="rId174" w:tgtFrame="_blank">
+            <w:r>
+              <w:t xml:space="preserve">From Idiopathic Pericardial Hemorrhage to Mycotic Aortic Aneurysm: A Case Report.</w:t>
             </w:r>
           </w:hyperlink>
         </w:t>
@@ -4020,9 +4241,9 @@
           <w:u w:val="single"/>
         </w:rPr>
         <w:t xml:space="preserve">
-          <w:hyperlink r:id="rId133" w:tgtFrame="_blank">
-            <w:r>
-              <w:t xml:space="preserve">[Etiological characteristics, clinical manifestations, and prognosis of patients with endogenous endophthalmitis in 2024: a single-center retrospective cohort study].</w:t>
+          <w:hyperlink r:id="rId175" w:tgtFrame="_blank">
+            <w:r>
+              <w:t xml:space="preserve">Antimicrobial susceptibility pattern of pathogens isolated from surgical wound infections in tertiary care hospitals of Pakistan.</w:t>
             </w:r>
           </w:hyperlink>
         </w:t>
@@ -4065,9 +4286,9 @@
           <w:u w:val="single"/>
         </w:rPr>
         <w:t xml:space="preserve">
-          <w:hyperlink r:id="rId134" w:tgtFrame="_blank">
-            <w:r>
-              <w:t xml:space="preserve">Antibiotic susceptibility profile of bacterial isolates in paediatric cancer patients: a prospective cross-sectional study.</w:t>
+          <w:hyperlink r:id="rId176" w:tgtFrame="_blank">
+            <w:r>
+              <w:t xml:space="preserve">Antimicrobial Peptide mSshep 1 from Sebastes schlegelii combines broad-spectrum antibacterial activity, membrane-disruptive mechanism and in vivo protective efficacy.</w:t>
             </w:r>
           </w:hyperlink>
         </w:t>
@@ -4110,9 +4331,9 @@
           <w:u w:val="single"/>
         </w:rPr>
         <w:t xml:space="preserve">
-          <w:hyperlink r:id="rId135" w:tgtFrame="_blank">
-            <w:r>
-              <w:t xml:space="preserve">Comparison of vancomycin and teicoplanin for febrile neutropenia following hematopoietic stem cell transplantation.</w:t>
+          <w:hyperlink r:id="rId177" w:tgtFrame="_blank">
+            <w:r>
+              <w:t xml:space="preserve">Staphylococcus species infected by a bacteriophage with a tail that is both curved and contractile.</w:t>
             </w:r>
           </w:hyperlink>
         </w:t>
@@ -4155,9 +4376,9 @@
           <w:u w:val="single"/>
         </w:rPr>
         <w:t xml:space="preserve">
-          <w:hyperlink r:id="rId136" w:tgtFrame="_blank">
-            <w:r>
-              <w:t xml:space="preserve">Reduction of bacterial colonization on buckling-induced wrinkled surfaces under fluid shear.</w:t>
+          <w:hyperlink r:id="rId178" w:tgtFrame="_blank">
+            <w:r>
+              <w:t xml:space="preserve">The Indirect Role of Staphylococcus aureus in Atopic Dermatitis: A Comprehensive Analysis of MicroRNA-Mediated Mechanisms and Therapeutic Potential.</w:t>
             </w:r>
           </w:hyperlink>
         </w:t>
@@ -4200,9 +4421,9 @@
           <w:u w:val="single"/>
         </w:rPr>
         <w:t xml:space="preserve">
-          <w:hyperlink r:id="rId137" w:tgtFrame="_blank">
-            <w:r>
-              <w:t xml:space="preserve">Prevalence and antibiotic susceptibility patterns of bacteria causing surgical site infections in a tertiary care centers in Lebanon.</w:t>
+          <w:hyperlink r:id="rId179" w:tgtFrame="_blank">
+            <w:r>
+              <w:t xml:space="preserve">Antimicrobial photodynamic therapy for severe acute radiodermatitis in patients undergoing head and neck radiotherapy: a case series.</w:t>
             </w:r>
           </w:hyperlink>
         </w:t>
@@ -4245,9 +4466,9 @@
           <w:u w:val="single"/>
         </w:rPr>
         <w:t xml:space="preserve">
-          <w:hyperlink r:id="rId138" w:tgtFrame="_blank">
-            <w:r>
-              <w:t xml:space="preserve">The burden of non-CLABSI hospital-onset bloodstream ınfections in pediatric wards outside the ıntensive care units.</w:t>
+          <w:hyperlink r:id="rId180" w:tgtFrame="_blank">
+            <w:r>
+              <w:t xml:space="preserve">A pH-Triggered antibacterial and lubricating dual-function hydrogel coating for infection-resistant urinary catheters.</w:t>
             </w:r>
           </w:hyperlink>
         </w:t>
@@ -4290,9 +4511,9 @@
           <w:u w:val="single"/>
         </w:rPr>
         <w:t xml:space="preserve">
-          <w:hyperlink r:id="rId139" w:tgtFrame="_blank">
-            <w:r>
-              <w:t xml:space="preserve">Multiscale hierarchical surface structuring of zirconia using femtosecond laser and chemical etching: implications for cell response and antibacterial performance.</w:t>
+          <w:hyperlink r:id="rId181" w:tgtFrame="_blank">
+            <w:r>
+              <w:t xml:space="preserve">Anterior mini-bikini incision for surgical drainage in pediatric septic arthritis of the hip.</w:t>
             </w:r>
           </w:hyperlink>
         </w:t>
@@ -4335,9 +4556,9 @@
           <w:u w:val="single"/>
         </w:rPr>
         <w:t xml:space="preserve">
-          <w:hyperlink r:id="rId140" w:tgtFrame="_blank">
-            <w:r>
-              <w:t xml:space="preserve">Understanding the antibacterial efficacy of additively manufactured copper-added 316L stainless steel.</w:t>
+          <w:hyperlink r:id="rId182" w:tgtFrame="_blank">
+            <w:r>
+              <w:t xml:space="preserve">PERIPROSTHETIC KNEE JOINT INFECTION HAS A HIGHER INCIDENCE RATE IN DEVELOPING COUNTRIES; A REPORT FROM TWO REGIONAL ORTHOPAEDIC HOSPITALS IN SOUTHERN NIGERIA.</w:t>
             </w:r>
           </w:hyperlink>
         </w:t>
@@ -4380,9 +4601,9 @@
           <w:u w:val="single"/>
         </w:rPr>
         <w:t xml:space="preserve">
-          <w:hyperlink r:id="rId141" w:tgtFrame="_blank">
-            <w:r>
-              <w:t xml:space="preserve">Meloxicam Eluting 3D Printed 316L Stainless Steel Implants for Targeted Delivery in Bone Fixation Surgeries.</w:t>
+          <w:hyperlink r:id="rId183" w:tgtFrame="_blank">
+            <w:r>
+              <w:t xml:space="preserve">Injectable self-healing hydrogel loaded with a self-assembling LL-37 derivative for treating infected skin wounds.</w:t>
             </w:r>
           </w:hyperlink>
         </w:t>
@@ -4425,9 +4646,9 @@
           <w:u w:val="single"/>
         </w:rPr>
         <w:t xml:space="preserve">
-          <w:hyperlink r:id="rId142" w:tgtFrame="_blank">
-            <w:r>
-              <w:t xml:space="preserve">The Clinical Application of Metagenomic Next-Generation Sequencing in Pathogen Identification of Postoperative Spinal Implant Infection.</w:t>
+          <w:hyperlink r:id="rId184" w:tgtFrame="_blank">
+            <w:r>
+              <w:t xml:space="preserve">Surgical methods for reducing early wound dehiscence after reconstruction urgery for pressure ulcer.</w:t>
             </w:r>
           </w:hyperlink>
         </w:t>
@@ -4470,9 +4691,9 @@
           <w:u w:val="single"/>
         </w:rPr>
         <w:t xml:space="preserve">
-          <w:hyperlink r:id="rId143" w:tgtFrame="_blank">
-            <w:r>
-              <w:t xml:space="preserve">The Impact of Environmental Contamination and Carriage of Methicillin-Resistant Staphylococci by Patients on the Hand Hygiene of Healthcare Workers.</w:t>
+          <w:hyperlink r:id="rId185" w:tgtFrame="_blank">
+            <w:r>
+              <w:t xml:space="preserve">Rapid dissemination of Staphylococcus aureus in the neonatal intensive care unit is associated with invasive infection.</w:t>
             </w:r>
           </w:hyperlink>
         </w:t>
@@ -4515,9 +4736,9 @@
           <w:u w:val="single"/>
         </w:rPr>
         <w:t xml:space="preserve">
-          <w:hyperlink r:id="rId144" w:tgtFrame="_blank">
-            <w:r>
-              <w:t xml:space="preserve">Mapping the landscape of healthcare-associated infections in China, 2015-2019: a nation-wide observational study.</w:t>
+          <w:hyperlink r:id="rId186" w:tgtFrame="_blank">
+            <w:r>
+              <w:t xml:space="preserve">Push-Button Microfluidic Platform with Dual-Signal Nanoprobes for Enhanced Sensitivity Detection of Healthcare-Associated Infection Pathogens at Point-of-Care.</w:t>
             </w:r>
           </w:hyperlink>
         </w:t>
@@ -4560,9 +4781,9 @@
           <w:u w:val="single"/>
         </w:rPr>
         <w:t xml:space="preserve">
-          <w:hyperlink r:id="rId145" w:tgtFrame="_blank">
-            <w:r>
-              <w:t xml:space="preserve">Left ventricular assist device infections: From epidemiology to treatment.</w:t>
+          <w:hyperlink r:id="rId187" w:tgtFrame="_blank">
+            <w:r>
+              <w:t xml:space="preserve">Current Advances in Epidemiology, Diagnosis, and Management of TAVR-Associated Infective Endocarditis: A Narrative Review.</w:t>
             </w:r>
           </w:hyperlink>
         </w:t>
@@ -4605,9 +4826,9 @@
           <w:u w:val="single"/>
         </w:rPr>
         <w:t xml:space="preserve">
-          <w:hyperlink r:id="rId146" w:tgtFrame="_blank">
-            <w:r>
-              <w:t xml:space="preserve">Antibacterial efficacy of oxygen rich fluid against three early colonizing peri-implant bacteria.</w:t>
+          <w:hyperlink r:id="rId188" w:tgtFrame="_blank">
+            <w:r>
+              <w:t xml:space="preserve">Synergistic antibacterial and anti-inflammatory potentials of dual-loaded self-healing hydrogel for methicillin-resistant Staphylococcus aureus-infected wound healing.</w:t>
             </w:r>
           </w:hyperlink>
         </w:t>
@@ -4650,9 +4871,9 @@
           <w:u w:val="single"/>
         </w:rPr>
         <w:t xml:space="preserve">
-          <w:hyperlink r:id="rId147" w:tgtFrame="_blank">
-            <w:r>
-              <w:t xml:space="preserve">Staphylococcus aureus periprosthetic joint infection and its pathogenesis in total hip and knee arthroplasty: a narrative review.</w:t>
+          <w:hyperlink r:id="rId189" w:tgtFrame="_blank">
+            <w:r>
+              <w:t xml:space="preserve">Impact of Nb(2)O(5) Coating Produced by Using the Reactive Sputtering Technique on Bacterial Biofilm Formation.</w:t>
             </w:r>
           </w:hyperlink>
         </w:t>
@@ -4695,9 +4916,9 @@
           <w:u w:val="single"/>
         </w:rPr>
         <w:t xml:space="preserve">
-          <w:hyperlink r:id="rId148" w:tgtFrame="_blank">
-            <w:r>
-              <w:t xml:space="preserve">Staphylococcal persistence and biofilm resistance in bone-anchored hearing systems: Clinical impact.</w:t>
+          <w:hyperlink r:id="rId190" w:tgtFrame="_blank">
+            <w:r>
+              <w:t xml:space="preserve">Gut microbiota-driven IL-17A production by hepatic γδ T cells enhances neutrophil defense against systemic Staphylococcus aureus infection.</w:t>
             </w:r>
           </w:hyperlink>
         </w:t>
@@ -4740,9 +4961,9 @@
           <w:u w:val="single"/>
         </w:rPr>
         <w:t xml:space="preserve">
-          <w:hyperlink r:id="rId149" w:tgtFrame="_blank">
-            <w:r>
-              <w:t xml:space="preserve">Methicillin-resistant Staphylococcus aureus is raising global concern as it overcomes immune challenges through various virulence mechanisms.</w:t>
+          <w:hyperlink r:id="rId191" w:tgtFrame="_blank">
+            <w:r>
+              <w:t xml:space="preserve">Hypochlorous acid lavage versus intrawound vancomycin powder for prevention of deep surgical-site infection after major posterior spine surgery: A retrospective case series with a historical control group.</w:t>
             </w:r>
           </w:hyperlink>
         </w:t>
@@ -4785,9 +5006,9 @@
           <w:u w:val="single"/>
         </w:rPr>
         <w:t xml:space="preserve">
-          <w:hyperlink r:id="rId150" w:tgtFrame="_blank">
-            <w:r>
-              <w:t xml:space="preserve">Dual-action bisphosphonate hydrogel preserves cortical bone integrity and restores healing cascade in osteoporotic fracture-related infection.</w:t>
+          <w:hyperlink r:id="rId192" w:tgtFrame="_blank">
+            <w:r>
+              <w:t xml:space="preserve">Controlled Antibiotic Release From Emulsion-Loaded Alginate and Fibrin Hydrogels Using Ultrasound.</w:t>
             </w:r>
           </w:hyperlink>
         </w:t>
@@ -4830,9 +5051,9 @@
           <w:u w:val="single"/>
         </w:rPr>
         <w:t xml:space="preserve">
-          <w:hyperlink r:id="rId151" w:tgtFrame="_blank">
-            <w:r>
-              <w:t xml:space="preserve">A Sericin@Cu Coating on Zirconia to Orchestrate a Sequential Antibacterial-to-Regenerative Cascade for Enhancing Peri-Implant Soft Tissue Seal.</w:t>
+          <w:hyperlink r:id="rId193" w:tgtFrame="_blank">
+            <w:r>
+              <w:t xml:space="preserve">Dalbavancin for infective endocarditis: A systematic review of effectiveness, safety, and dosing.</w:t>
             </w:r>
           </w:hyperlink>
         </w:t>
@@ -4875,9 +5096,9 @@
           <w:u w:val="single"/>
         </w:rPr>
         <w:t xml:space="preserve">
-          <w:hyperlink r:id="rId152" w:tgtFrame="_blank">
-            <w:r>
-              <w:t xml:space="preserve">Utility of the BioFire(®) FilmArray(®) Pneumonia Panel Using Bronchial Washing Specimens: A Comparative Study with Conventional Culture.</w:t>
+          <w:hyperlink r:id="rId194" w:tgtFrame="_blank">
+            <w:r>
+              <w:t xml:space="preserve">Rare Gram-Negative Spinal Epidural Abscess Due to Klebsiella pneumoniae Bacteremia: A Case Report.</w:t>
             </w:r>
           </w:hyperlink>
         </w:t>
@@ -4920,9 +5141,9 @@
           <w:u w:val="single"/>
         </w:rPr>
         <w:t xml:space="preserve">
-          <w:hyperlink r:id="rId153" w:tgtFrame="_blank">
-            <w:r>
-              <w:t xml:space="preserve">Multifunctional NADES-Based Extracts from Paeonia lactiflora Pall. Flowers for Potential Cosmetic and Pharmaceutical Applications.</w:t>
+          <w:hyperlink r:id="rId195" w:tgtFrame="_blank">
+            <w:r>
+              <w:t xml:space="preserve">A Rare Case of Mycotic Common Femoral Artery Pseudoaneurysm from Septic Ankle Arthritis: Surgical and Endovascular Considerations.</w:t>
             </w:r>
           </w:hyperlink>
         </w:t>
@@ -4965,9 +5186,9 @@
           <w:u w:val="single"/>
         </w:rPr>
         <w:t xml:space="preserve">
-          <w:hyperlink r:id="rId154" w:tgtFrame="_blank">
-            <w:r>
-              <w:t xml:space="preserve">EXPRESS: Prevalence of Staphylococcus aureus skin colonization and its correlation with serum interleukin-22 levels, disease severity, and body mass index in patients with psoriasis.</w:t>
+          <w:hyperlink r:id="rId196" w:tgtFrame="_blank">
+            <w:r>
+              <w:t xml:space="preserve">Clinical Characteristics and Outcomes of Geriatric Calcaneal Osteomyelitis: A Synthesis Analysis of 333 Literature-Reported Cases.</w:t>
             </w:r>
           </w:hyperlink>
         </w:t>
@@ -5010,9 +5231,9 @@
           <w:u w:val="single"/>
         </w:rPr>
         <w:t xml:space="preserve">
-          <w:hyperlink r:id="rId155" w:tgtFrame="_blank">
-            <w:r>
-              <w:t xml:space="preserve">Mid- to Long-Term Follow-Up Outcomes of Single Design Rotating Hinge Knee in Infected and Noninfected Revision Patients.</w:t>
+          <w:hyperlink r:id="rId197" w:tgtFrame="_blank">
+            <w:r>
+              <w:t xml:space="preserve">Hydrophobic ion pairing for sustained local delivery of vancomycin from biodegradable nanospheres.</w:t>
             </w:r>
           </w:hyperlink>
         </w:t>
@@ -5055,9 +5276,9 @@
           <w:u w:val="single"/>
         </w:rPr>
         <w:t xml:space="preserve">
-          <w:hyperlink r:id="rId156" w:tgtFrame="_blank">
-            <w:r>
-              <w:t xml:space="preserve">Morin-functionalized pHEMA cryogel membranes for combating MDR Escherichia coli and MRSA: antibacterial efficacy and molecular docking study.</w:t>
+          <w:hyperlink r:id="rId198" w:tgtFrame="_blank">
+            <w:r>
+              <w:t xml:space="preserve">Effects of antibiotics encapsulated in hyaluronic acid hydrogels on different osteogenic cells and bacteria.</w:t>
             </w:r>
           </w:hyperlink>
         </w:t>
@@ -5100,9 +5321,9 @@
           <w:u w:val="single"/>
         </w:rPr>
         <w:t xml:space="preserve">
-          <w:hyperlink r:id="rId157" w:tgtFrame="_blank">
-            <w:r>
-              <w:t xml:space="preserve">Complex Aorto-Spinal Fistula With Multifocal Abscesses in an Immunosuppressed Elderly Man Following Endovascular Aortic Repair.</w:t>
+          <w:hyperlink r:id="rId199" w:tgtFrame="_blank">
+            <w:r>
+              <w:t xml:space="preserve">Multimodal imaging follow-up of a left main trunk pseudoaneurysm presenting with cardiopulmonary arrest.</w:t>
             </w:r>
           </w:hyperlink>
         </w:t>
@@ -5145,9 +5366,9 @@
           <w:u w:val="single"/>
         </w:rPr>
         <w:t xml:space="preserve">
-          <w:hyperlink r:id="rId158" w:tgtFrame="_blank">
-            <w:r>
-              <w:t xml:space="preserve">Enhancing the Susceptibility of Methicillin-Resistant Staphylococcus aureus to β-Lactam Antibiotics Through the Use of 4-Methoxysalicyl Aldehyde.</w:t>
+          <w:hyperlink r:id="rId200" w:tgtFrame="_blank">
+            <w:r>
+              <w:t xml:space="preserve">When MRSA Misleads: Tuberculous Osteomyelitis of the Anterior Pelvic Bones.</w:t>
             </w:r>
           </w:hyperlink>
         </w:t>
@@ -5190,9 +5411,9 @@
           <w:u w:val="single"/>
         </w:rPr>
         <w:t xml:space="preserve">
-          <w:hyperlink r:id="rId159" w:tgtFrame="_blank">
-            <w:r>
-              <w:t xml:space="preserve">Mechano-bactericidal activity of cicada wing nanostructures against gram-positive bacteria.</w:t>
+          <w:hyperlink r:id="rId201" w:tgtFrame="_blank">
+            <w:r>
+              <w:t xml:space="preserve">Ultraviolet light-functionalized TiO(2) nanotubes for enhancing antibacterial properties and soft tissue integration of titanium implants.</w:t>
             </w:r>
           </w:hyperlink>
         </w:t>
@@ -5235,9 +5456,9 @@
           <w:u w:val="single"/>
         </w:rPr>
         <w:t xml:space="preserve">
-          <w:hyperlink r:id="rId160" w:tgtFrame="_blank">
-            <w:r>
-              <w:t xml:space="preserve">A Tertiary Care Hospital's Antimicrobial Sensitivity Pattern and Microorganism Spectrum.</w:t>
+          <w:hyperlink r:id="rId202" w:tgtFrame="_blank">
+            <w:r>
+              <w:t xml:space="preserve">Non-canonical stringent response signaling mediates antimicrobial fatty acid sensitivity in Staphylococcus aureus.</w:t>
             </w:r>
           </w:hyperlink>
         </w:t>
@@ -5280,9 +5501,9 @@
           <w:u w:val="single"/>
         </w:rPr>
         <w:t xml:space="preserve">
-          <w:hyperlink r:id="rId161" w:tgtFrame="_blank">
-            <w:r>
-              <w:t xml:space="preserve">Spectrum of Deep Neck Space Abscesses: A Case Series Experience in a Tertiary Health Care Centre.</w:t>
+          <w:hyperlink r:id="rId203" w:tgtFrame="_blank">
+            <w:r>
+              <w:t xml:space="preserve">Trends in the prevalence of bloodstream infections in Spanish hospitals (2013-2023).</w:t>
             </w:r>
           </w:hyperlink>
         </w:t>
@@ -5325,9 +5546,9 @@
           <w:u w:val="single"/>
         </w:rPr>
         <w:t xml:space="preserve">
-          <w:hyperlink r:id="rId162" w:tgtFrame="_blank">
-            <w:r>
-              <w:t xml:space="preserve">Novel Ag-modified zirconia nanomaterials with antibacterial activity.</w:t>
+          <w:hyperlink r:id="rId204" w:tgtFrame="_blank">
+            <w:r>
+              <w:t xml:space="preserve">Next Generation Sequencing of Tracheal Aspirates in Children With Tracheostomy A Prospective Case-Control Study.</w:t>
             </w:r>
           </w:hyperlink>
         </w:t>
@@ -5370,9 +5591,9 @@
           <w:u w:val="single"/>
         </w:rPr>
         <w:t xml:space="preserve">
-          <w:hyperlink r:id="rId163" w:tgtFrame="_blank">
-            <w:r>
-              <w:t xml:space="preserve">Dual-Functional Porous UHMWPE Implant Eliminates Staphylococcus aureus Infection and Induces Osteogenesis in a Critical-Sized Segmental Femoral Defect Model in Mice.</w:t>
+          <w:hyperlink r:id="rId205" w:tgtFrame="_blank">
+            <w:r>
+              <w:t xml:space="preserve">Asymmetrically Wetted Trilayer-Structured Wound Dressing with Unidirectional Moisture Transport and Hemostatic Function.</w:t>
             </w:r>
           </w:hyperlink>
         </w:t>
@@ -5415,9 +5636,9 @@
           <w:u w:val="single"/>
         </w:rPr>
         <w:t xml:space="preserve">
-          <w:hyperlink r:id="rId164" w:tgtFrame="_blank">
-            <w:r>
-              <w:t xml:space="preserve">Localized Subarachnoid Purulence Mimicking Aneurysmal Subarachnoid Hemorrhage: A Case Report.</w:t>
+          <w:hyperlink r:id="rId206" w:tgtFrame="_blank">
+            <w:r>
+              <w:t xml:space="preserve">Indicators of In-Hospital Mortality in Infective Endocarditis: A Single-Center Retrospective Study.</w:t>
             </w:r>
           </w:hyperlink>
         </w:t>
@@ -5460,9 +5681,9 @@
           <w:u w:val="single"/>
         </w:rPr>
         <w:t xml:space="preserve">
-          <w:hyperlink r:id="rId165" w:tgtFrame="_blank">
-            <w:r>
-              <w:t xml:space="preserve">Impact of Erythritol Air-Polishing on Titanium Implant Surface Properties and Bacterial Colonization: An In Vitro Study.</w:t>
+          <w:hyperlink r:id="rId207" w:tgtFrame="_blank">
+            <w:r>
+              <w:t xml:space="preserve">Limb Salvage in Methicillin-Resistant Staphylococcus aureus (MRSA)-Complicated Necrotic Loxoscelism Through Lifotronic® Negative Pressure Wound Therapy and Wolfe-McGregor Reconstruction.</w:t>
             </w:r>
           </w:hyperlink>
         </w:t>
@@ -5505,9 +5726,9 @@
           <w:u w:val="single"/>
         </w:rPr>
         <w:t xml:space="preserve">
-          <w:hyperlink r:id="rId166" w:tgtFrame="_blank">
-            <w:r>
-              <w:t xml:space="preserve">Assessment of Clinical Significance of Molecular Streptococcus agalactiae Detection in Patients With Suspected Pneumonia.</w:t>
+          <w:hyperlink r:id="rId208" w:tgtFrame="_blank">
+            <w:r>
+              <w:t xml:space="preserve">Effect of Moringa oleifera Protein-Coated Gold Nanoparticles as Naturally Derived Disruptors of Biofilms.</w:t>
             </w:r>
           </w:hyperlink>
         </w:t>
@@ -5550,9 +5771,9 @@
           <w:u w:val="single"/>
         </w:rPr>
         <w:t xml:space="preserve">
-          <w:hyperlink r:id="rId167" w:tgtFrame="_blank">
-            <w:r>
-              <w:t xml:space="preserve">Bacterial Profile and Antimicrobial Susceptibility Patterns in Diabetic Foot Ulcers: A Cross‑Sectional Study in Bangladesh.</w:t>
+          <w:hyperlink r:id="rId209" w:tgtFrame="_blank">
+            <w:r>
+              <w:t xml:space="preserve">A Conductive, Photothermal and Antioxidant ε-Poly-L-Lysine/Carbon Nanotube Hydrogel as a Candidate Dressing for Chronic Diabetic Wounds.</w:t>
             </w:r>
           </w:hyperlink>
         </w:t>
@@ -5595,9 +5816,9 @@
           <w:u w:val="single"/>
         </w:rPr>
         <w:t xml:space="preserve">
-          <w:hyperlink r:id="rId168" w:tgtFrame="_blank">
-            <w:r>
-              <w:t xml:space="preserve">Enhancement of antibacterial properties of α-tricalcium phosphate/honey biocement using glucose oxidase.</w:t>
+          <w:hyperlink r:id="rId210" w:tgtFrame="_blank">
+            <w:r>
+              <w:t xml:space="preserve">Clinical Profile of a Series of Left-Sided Prosthetic Valve Endocarditis: Revisiting Surgical Indications.</w:t>
             </w:r>
           </w:hyperlink>
         </w:t>
@@ -5640,9 +5861,9 @@
           <w:u w:val="single"/>
         </w:rPr>
         <w:t xml:space="preserve">
-          <w:hyperlink r:id="rId169" w:tgtFrame="_blank">
-            <w:r>
-              <w:t xml:space="preserve">Increased long-term mortality of patients with prosthetic joint infection after primary total hip arthroplasty - a large observational cohort study.</w:t>
+          <w:hyperlink r:id="rId211" w:tgtFrame="_blank">
+            <w:r>
+              <w:t xml:space="preserve">Antimicrobial Resistant Isolates in Surgical and Bite Wounds in Dogs and Cats: A 12-Year Retrospective Analysis.</w:t>
             </w:r>
           </w:hyperlink>
         </w:t>
@@ -5685,9 +5906,9 @@
           <w:u w:val="single"/>
         </w:rPr>
         <w:t xml:space="preserve">
-          <w:hyperlink r:id="rId170" w:tgtFrame="_blank">
-            <w:r>
-              <w:t xml:space="preserve">A Natural Biomolecule-Based Coating with Antifouling and Quorum-Sensing Inhibition Properties for Preventing Biofilm Formation.</w:t>
+          <w:hyperlink r:id="rId212" w:tgtFrame="_blank">
+            <w:r>
+              <w:t xml:space="preserve">Phage-antibiotic synergistic effect for treating cutaneous wounds infections caused by MRSA and the assessment of wound healing biomarkers in a rabbit model.</w:t>
             </w:r>
           </w:hyperlink>
         </w:t>
@@ -5730,9 +5951,9 @@
           <w:u w:val="single"/>
         </w:rPr>
         <w:t xml:space="preserve">
-          <w:hyperlink r:id="rId171" w:tgtFrame="_blank">
-            <w:r>
-              <w:t xml:space="preserve">Intraoperative Vancomycin Does Not Change Periprosthetic Joint Infection Risk in Patients Undergoing Total Joint Arthroplasty.</w:t>
+          <w:hyperlink r:id="rId213" w:tgtFrame="_blank">
+            <w:r>
+              <w:t xml:space="preserve">Factors associated with disease severity in hospitalized children with Staphylococcus aureus infection.</w:t>
             </w:r>
           </w:hyperlink>
         </w:t>
@@ -5775,9 +5996,9 @@
           <w:u w:val="single"/>
         </w:rPr>
         <w:t xml:space="preserve">
-          <w:hyperlink r:id="rId172" w:tgtFrame="_blank">
-            <w:r>
-              <w:t xml:space="preserve">Region Specific Utility of MRSA Nares Screening in Patients with Diabetic Foot Cultures Across the United States.</w:t>
+          <w:hyperlink r:id="rId214" w:tgtFrame="_blank">
+            <w:r>
+              <w:t xml:space="preserve">Clinical characteristics associated with positive respiratory cultures in patients receiving extracorporeal membrane oxygenation.</w:t>
             </w:r>
           </w:hyperlink>
         </w:t>
@@ -5820,9 +6041,9 @@
           <w:u w:val="single"/>
         </w:rPr>
         <w:t xml:space="preserve">
-          <w:hyperlink r:id="rId173" w:tgtFrame="_blank">
-            <w:r>
-              <w:t xml:space="preserve">Temperature-responsive hydrogel delivery of antimicrobial peptide engineered watermelon-derived extracellular vesicles enables sequential infection control and wound healing.</w:t>
+          <w:hyperlink r:id="rId215" w:tgtFrame="_blank">
+            <w:r>
+              <w:t xml:space="preserve">Comparison of Microbial Profile, Antibiotic Susceptibility, and Mortality in Early- and Late-Onset Ventilator-Associated Pneumonia.</w:t>
             </w:r>
           </w:hyperlink>
         </w:t>
@@ -5865,9 +6086,9 @@
           <w:u w:val="single"/>
         </w:rPr>
         <w:t xml:space="preserve">
-          <w:hyperlink r:id="rId174" w:tgtFrame="_blank">
-            <w:r>
-              <w:t xml:space="preserve">Bridging specialties: repurposing platelet drugs prescribed by cardiologists to help infectious disease doctors treat Staphylococcus aureus bacteremia.</w:t>
+          <w:hyperlink r:id="rId216" w:tgtFrame="_blank">
+            <w:r>
+              <w:t xml:space="preserve">Colonization of selected antibiotic-resistant bacteria among pregnant women: a cross-sectional study at a tertiary care hospital in the Eastern Province of Sri Lanka.</w:t>
             </w:r>
           </w:hyperlink>
         </w:t>
@@ -5910,9 +6131,9 @@
           <w:u w:val="single"/>
         </w:rPr>
         <w:t xml:space="preserve">
-          <w:hyperlink r:id="rId175" w:tgtFrame="_blank">
-            <w:r>
-              <w:t xml:space="preserve">Two-Stage Revision Arthroplasty for Salmonella enteritidis Periprosthetic Hip Infection.</w:t>
+          <w:hyperlink r:id="rId217" w:tgtFrame="_blank">
+            <w:r>
+              <w:t xml:space="preserve">From a biofilm to another: when bacteria from Dry Surface Biofilms settle in invasive medical devices.</w:t>
             </w:r>
           </w:hyperlink>
         </w:t>
@@ -5955,9 +6176,9 @@
           <w:u w:val="single"/>
         </w:rPr>
         <w:t xml:space="preserve">
-          <w:hyperlink r:id="rId176" w:tgtFrame="_blank">
-            <w:r>
-              <w:t xml:space="preserve">Proximal Junctional Kyphosis Following Spinal Thoracic Deformity Correction in a Patient with Kabuki Syndrome: A Case Report.</w:t>
+          <w:hyperlink r:id="rId218" w:tgtFrame="_blank">
+            <w:r>
+              <w:t xml:space="preserve">The antibacterial effectiveness of fourth-generation poly-amidoamine dendrimers-loaded with amoxicillin in combating methicillin-resistant Staphylococcus aureus.</w:t>
             </w:r>
           </w:hyperlink>
         </w:t>
@@ -6000,9 +6221,9 @@
           <w:u w:val="single"/>
         </w:rPr>
         <w:t xml:space="preserve">
-          <w:hyperlink r:id="rId177" w:tgtFrame="_blank">
-            <w:r>
-              <w:t xml:space="preserve">Tailoring nanotopography and antibacterial properties of calcium phosphate bone grafts via fluoride incorporation.</w:t>
+          <w:hyperlink r:id="rId219" w:tgtFrame="_blank">
+            <w:r>
+              <w:t xml:space="preserve">Checkerboard and Isobologram Analysis of the Interaction between Black Cumin and Clove Essential Oils against Multidrug-Resistant Nosocomial Pathogens.</w:t>
             </w:r>
           </w:hyperlink>
         </w:t>
@@ -6045,9 +6266,9 @@
           <w:u w:val="single"/>
         </w:rPr>
         <w:t xml:space="preserve">
-          <w:hyperlink r:id="rId178" w:tgtFrame="_blank">
-            <w:r>
-              <w:t xml:space="preserve">Biofilm Formation and Antibiotic Resistance in Orthopaedic Implant Infections: A Molecular Analysis of icaA, icaD, and mecA Genes in an Indian Cohort.</w:t>
+          <w:hyperlink r:id="rId220" w:tgtFrame="_blank">
+            <w:r>
+              <w:t xml:space="preserve">Research progress of metagenomic next-generation sequencing in infectious diseases of the spine: a systematic review.</w:t>
             </w:r>
           </w:hyperlink>
         </w:t>
@@ -6090,9 +6311,9 @@
           <w:u w:val="single"/>
         </w:rPr>
         <w:t xml:space="preserve">
-          <w:hyperlink r:id="rId179" w:tgtFrame="_blank">
-            <w:r>
-              <w:t xml:space="preserve">Prostatic abscesses as a cause of persistent Staphylococcus aureus bacteremia.</w:t>
+          <w:hyperlink r:id="rId221" w:tgtFrame="_blank">
+            <w:r>
+              <w:t xml:space="preserve">Antibacterial and Osteoinductive Ti Implants Derived from MOF-Engineered Magnesium Oxide.</w:t>
             </w:r>
           </w:hyperlink>
         </w:t>
@@ -6135,9 +6356,9 @@
           <w:u w:val="single"/>
         </w:rPr>
         <w:t xml:space="preserve">
-          <w:hyperlink r:id="rId180" w:tgtFrame="_blank">
-            <w:r>
-              <w:t xml:space="preserve">Characterization and parameters for the effectiveness of a UV-C device for infection control in dental clinics.</w:t>
+          <w:hyperlink r:id="rId222" w:tgtFrame="_blank">
+            <w:r>
+              <w:t xml:space="preserve">Pulsatile Lavage Is Not Enough to Remove Implant Biofilm: An In Vitro Evaluation of Sonication Brushing.</w:t>
             </w:r>
           </w:hyperlink>
         </w:t>
@@ -6180,9 +6401,9 @@
           <w:u w:val="single"/>
         </w:rPr>
         <w:t xml:space="preserve">
-          <w:hyperlink r:id="rId181" w:tgtFrame="_blank">
-            <w:r>
-              <w:t xml:space="preserve">Preventing bloodstream infections through effective surveillance, AUDIT and FEEDBACK: evaluation of a 20-year hospital program using a TYPE I hybrid design.</w:t>
+          <w:hyperlink r:id="rId223" w:tgtFrame="_blank">
+            <w:r>
+              <w:t xml:space="preserve">Complicated Spondylodiscitis Caused by Pseudomonas aeruginosa in a Healthy Teenager: A Case Report and Literature Review.</w:t>
             </w:r>
           </w:hyperlink>
         </w:t>
@@ -6225,9 +6446,9 @@
           <w:u w:val="single"/>
         </w:rPr>
         <w:t xml:space="preserve">
-          <w:hyperlink r:id="rId182" w:tgtFrame="_blank">
-            <w:r>
-              <w:t xml:space="preserve">Antimicrobial Resistant Organism Admission Screening Adherence Using a Clinical Information System and Its Impact on MRSA Rates in a Provincial Healthcare System.</w:t>
+          <w:hyperlink r:id="rId224" w:tgtFrame="_blank">
+            <w:r>
+              <w:t xml:space="preserve">Pan-Spinal Epidural Abcess: Multidisciplinary Management of a Rare and Life-Threatening Condition.</w:t>
             </w:r>
           </w:hyperlink>
         </w:t>
@@ -6270,9 +6491,9 @@
           <w:u w:val="single"/>
         </w:rPr>
         <w:t xml:space="preserve">
-          <w:hyperlink r:id="rId183" w:tgtFrame="_blank">
-            <w:r>
-              <w:t xml:space="preserve">Surgical treatment of Emphysematous Osteomyelitis of the spine in malnutrition and anemia patient: a rare case report.</w:t>
+          <w:hyperlink r:id="rId225" w:tgtFrame="_blank">
+            <w:r>
+              <w:t xml:space="preserve">Tanfloc and carboxymethyl-kappa-carrageenan polyelectrolyte multilayers impart antithrombotic activity, enhanced re-endothelialization and antimicrobial activity on blood-contacting materials.</w:t>
             </w:r>
           </w:hyperlink>
         </w:t>
@@ -6315,9 +6536,9 @@
           <w:u w:val="single"/>
         </w:rPr>
         <w:t xml:space="preserve">
-          <w:hyperlink r:id="rId184" w:tgtFrame="_blank">
-            <w:r>
-              <w:t xml:space="preserve">Z‑Amino Acids Present Innovative Antimicrobial and Antibiofilm Properties against Methicillin-Susceptible and -Resistant Staphylococcus aureus.</w:t>
+          <w:hyperlink r:id="rId226" w:tgtFrame="_blank">
+            <w:r>
+              <w:t xml:space="preserve">Novel 3D-printed polycaprolactone/gelatin based biopatches loaded with natural antibacterial agents for hernia treatment.</w:t>
             </w:r>
           </w:hyperlink>
         </w:t>
@@ -6360,9 +6581,9 @@
           <w:u w:val="single"/>
         </w:rPr>
         <w:t xml:space="preserve">
-          <w:hyperlink r:id="rId185" w:tgtFrame="_blank">
-            <w:r>
-              <w:t xml:space="preserve">Prevalence and factors associated with concomitant bacteremia among adults admitted with severe malaria at Kayunga Regional Referral Hospital, Uganda.</w:t>
+          <w:hyperlink r:id="rId227" w:tgtFrame="_blank">
+            <w:r>
+              <w:t xml:space="preserve">Antibacterial effect of banana leaf extract-coated sutures against oral pathogens and MRSA: an in vitro study.</w:t>
             </w:r>
           </w:hyperlink>
         </w:t>
@@ -6405,9 +6626,9 @@
           <w:u w:val="single"/>
         </w:rPr>
         <w:t xml:space="preserve">
-          <w:hyperlink r:id="rId186" w:tgtFrame="_blank">
-            <w:r>
-              <w:t xml:space="preserve">Bionic Janus hydrogel drives infected Achilles tendon regeneration via mechano-immune spatiotemporal steering.</w:t>
+          <w:hyperlink r:id="rId228" w:tgtFrame="_blank">
+            <w:r>
+              <w:t xml:space="preserve">Rapid Clearance of Refractory Methicillin-Resistant Staphylococcus aureus (MRSA) Bacteremia With Septic Pulmonary Emboli Following Early Ceftaroline Therapy.</w:t>
             </w:r>
           </w:hyperlink>
         </w:t>
@@ -6450,9 +6671,9 @@
           <w:u w:val="single"/>
         </w:rPr>
         <w:t xml:space="preserve">
-          <w:hyperlink r:id="rId187" w:tgtFrame="_blank">
-            <w:r>
-              <w:t xml:space="preserve">Cell death-related gene signatures as dual-function biomarkers: Early diagnosis and therapeutic targeting in Staphylococcus aureus pneumonia.</w:t>
+          <w:hyperlink r:id="rId229" w:tgtFrame="_blank">
+            <w:r>
+              <w:t xml:space="preserve">Real-World Impact of Elexacaftor/Tezacaftor/Ivacaftor in Israeli Children Aged 2-6 With Cystic Fibrosis.</w:t>
             </w:r>
           </w:hyperlink>
         </w:t>
@@ -6495,9 +6716,9 @@
           <w:u w:val="single"/>
         </w:rPr>
         <w:t xml:space="preserve">
-          <w:hyperlink r:id="rId188" w:tgtFrame="_blank">
-            <w:r>
-              <w:t xml:space="preserve">Prevalence, microbiological profiles, and determinants of hospital-acquired pneumonia in Addis Ababa: A focus on Pseudomonas aeruginosa and its antimicrobial resistance patterns in three hospitals.</w:t>
+          <w:hyperlink r:id="rId230" w:tgtFrame="_blank">
+            <w:r>
+              <w:t xml:space="preserve">Integrated Methylome-Transcriptome Analysis Reveals Epigenomic Remodeling and Rho GTPase-Linked Immune-Epithelial Crosstalk in Atopic Dermatitis.</w:t>
             </w:r>
           </w:hyperlink>
         </w:t>
@@ -6540,9 +6761,9 @@
           <w:u w:val="single"/>
         </w:rPr>
         <w:t xml:space="preserve">
-          <w:hyperlink r:id="rId189" w:tgtFrame="_blank">
-            <w:r>
-              <w:t xml:space="preserve">Calcium Phosphate Mineralization of Bulk Alginate Hydrogels Composites With Metal and Metal Oxide Nanoparticles.</w:t>
+          <w:hyperlink r:id="rId231" w:tgtFrame="_blank">
+            <w:r>
+              <w:t xml:space="preserve">Impact of a multimodal hand hygiene intervention on methicillin-resistant Staphylococcus aureus carriage among healthcare workers in Libya: a quasi-experimental pre-post study.</w:t>
             </w:r>
           </w:hyperlink>
         </w:t>
@@ -6585,9 +6806,9 @@
           <w:u w:val="single"/>
         </w:rPr>
         <w:t xml:space="preserve">
-          <w:hyperlink r:id="rId190" w:tgtFrame="_blank">
-            <w:r>
-              <w:t xml:space="preserve">Engineering Ulvan-Functionalized Surfaces for Tunable Antimicrobial and Antiadhesive Performance.</w:t>
+          <w:hyperlink r:id="rId232" w:tgtFrame="_blank">
+            <w:r>
+              <w:t xml:space="preserve">Risk Factors and Antimicrobial Resistance in Secondary Intracranial Infections Following Viral Encephalitis: A Retrospective Cohort Study.</w:t>
             </w:r>
           </w:hyperlink>
         </w:t>
@@ -6630,9 +6851,9 @@
           <w:u w:val="single"/>
         </w:rPr>
         <w:t xml:space="preserve">
-          <w:hyperlink r:id="rId191" w:tgtFrame="_blank">
-            <w:r>
-              <w:t xml:space="preserve">Serial C-reactive Protein as a Sensitive Marker of Treatment Response and Disease Severity in Acute Hand Infections.</w:t>
+          <w:hyperlink r:id="rId233" w:tgtFrame="_blank">
+            <w:r>
+              <w:t xml:space="preserve">Nanoscale Mechanics of FnBPB-Mediated Adhesion of Staphylococcus aureus to Skin Ligands.</w:t>
             </w:r>
           </w:hyperlink>
         </w:t>
@@ -6675,9 +6896,9 @@
           <w:u w:val="single"/>
         </w:rPr>
         <w:t xml:space="preserve">
-          <w:hyperlink r:id="rId192" w:tgtFrame="_blank">
-            <w:r>
-              <w:t xml:space="preserve">Reduced Duration of Isolation and Impact on Rates of Healthcare-Associated Multidrug-Resistant Organisms in a Pediatric Medical Center.</w:t>
+          <w:hyperlink r:id="rId234" w:tgtFrame="_blank">
+            <w:r>
+              <w:t xml:space="preserve">Survey on the antibacterial effects of tracheal tubes coated with silver nanoparticles.</w:t>
             </w:r>
           </w:hyperlink>
         </w:t>
@@ -6720,9 +6941,9 @@
           <w:u w:val="single"/>
         </w:rPr>
         <w:t xml:space="preserve">
-          <w:hyperlink r:id="rId193" w:tgtFrame="_blank">
-            <w:r>
-              <w:t xml:space="preserve">Comparison of coding data with clinical diagnosis of antibiotic-resistant healthcare-associated infections.</w:t>
+          <w:hyperlink r:id="rId235" w:tgtFrame="_blank">
+            <w:r>
+              <w:t xml:space="preserve">Dysbiosis in the Pathogenesis of Atopic Dermatitis.</w:t>
             </w:r>
           </w:hyperlink>
         </w:t>
@@ -6765,9 +6986,9 @@
           <w:u w:val="single"/>
         </w:rPr>
         <w:t xml:space="preserve">
-          <w:hyperlink r:id="rId194" w:tgtFrame="_blank">
-            <w:r>
-              <w:t xml:space="preserve">Spatiotemporally Adaptive and Stage-Matched Tissue-Engineered Constructs for MRSA Osteomyelitis: Pathogenesis-Informed Design.</w:t>
+          <w:hyperlink r:id="rId236" w:tgtFrame="_blank">
+            <w:r>
+              <w:t xml:space="preserve">Population Pharmacokinetics of Vancomycin in Critically Ill Patients Undergoing Continuous Renal Replacement Therapy: Influence of Adsorptive Membranes.</w:t>
             </w:r>
           </w:hyperlink>
         </w:t>
@@ -6810,9 +7031,9 @@
           <w:u w:val="single"/>
         </w:rPr>
         <w:t xml:space="preserve">
-          <w:hyperlink r:id="rId195" w:tgtFrame="_blank">
-            <w:r>
-              <w:t xml:space="preserve">Bacteriophages in Hip and Knee Periprosthetic Joint Infections: A Promising Tool in the Era of Antibiotic Resistance.</w:t>
+          <w:hyperlink r:id="rId237" w:tgtFrame="_blank">
+            <w:r>
+              <w:t xml:space="preserve">Synergistic Potential of Bacteriophage and Blue Light Therapy Against Biofilm-Associated Klebsiella pneumoniae in Postoperative Gynaecological Infections.</w:t>
             </w:r>
           </w:hyperlink>
         </w:t>
@@ -6855,9 +7076,9 @@
           <w:u w:val="single"/>
         </w:rPr>
         <w:t xml:space="preserve">
-          <w:hyperlink r:id="rId196" w:tgtFrame="_blank">
-            <w:r>
-              <w:t xml:space="preserve">From infestation to infection: a systematic review of arthropod-mediated microbial transmission in hospitals.</w:t>
+          <w:hyperlink r:id="rId238" w:tgtFrame="_blank">
+            <w:r>
+              <w:t xml:space="preserve">"Rice Body"-Like Synovial Particles on Magnetic Resonance Imaging: What Is the Spectrum of Diagnoses?</w:t>
             </w:r>
           </w:hyperlink>
         </w:t>
@@ -6900,9 +7121,9 @@
           <w:u w:val="single"/>
         </w:rPr>
         <w:t xml:space="preserve">
-          <w:hyperlink r:id="rId197" w:tgtFrame="_blank">
-            <w:r>
-              <w:t xml:space="preserve">Cutibacterium acnes-macrophage fusion membrane coating Cu/Zn-MOF for psoriasis treatment via pathological innate lymphoid cells inhibition.</w:t>
+          <w:hyperlink r:id="rId239" w:tgtFrame="_blank">
+            <w:r>
+              <w:t xml:space="preserve">SET-M33 loaded biosynthesized cellulose as effective protection against S. aureus biofilm formation.</w:t>
             </w:r>
           </w:hyperlink>
         </w:t>
@@ -6945,9 +7166,9 @@
           <w:u w:val="single"/>
         </w:rPr>
         <w:t xml:space="preserve">
-          <w:hyperlink r:id="rId198" w:tgtFrame="_blank">
-            <w:r>
-              <w:t xml:space="preserve">Nanozyme antibiotic dressings to accelerate wound healing through anti-inflammatory and antibacterial effects.</w:t>
+          <w:hyperlink r:id="rId240" w:tgtFrame="_blank">
+            <w:r>
+              <w:t xml:space="preserve">Molecular epidemiology and environmental persistence of methicillin-resistant coagulase-positive Staphylococci in a Veterinary Teaching Hospital in Thailand: Evidence for nosocomial transmission and One Health implications.</w:t>
             </w:r>
           </w:hyperlink>
         </w:t>
@@ -6990,9 +7211,9 @@
           <w:u w:val="single"/>
         </w:rPr>
         <w:t xml:space="preserve">
-          <w:hyperlink r:id="rId199" w:tgtFrame="_blank">
-            <w:r>
-              <w:t xml:space="preserve">A public health risk model using prior healthcare exposures identifies healthcare-associated pathogen carriage.</w:t>
+          <w:hyperlink r:id="rId241" w:tgtFrame="_blank">
+            <w:r>
+              <w:t xml:space="preserve">Surgical site infection after femoral fracture surgery: 5-year trends in mechanisms of injury, pathogens, and antimicrobial resistance.</w:t>
             </w:r>
           </w:hyperlink>
         </w:t>
@@ -7035,9 +7256,9 @@
           <w:u w:val="single"/>
         </w:rPr>
         <w:t xml:space="preserve">
-          <w:hyperlink r:id="rId200" w:tgtFrame="_blank">
-            <w:r>
-              <w:t xml:space="preserve">Paroxysmal migraine associated with vancomycin administration: A case report, a review of pharmacovigilance databases for similar cases and possible mechanisms.</w:t>
+          <w:hyperlink r:id="rId242" w:tgtFrame="_blank">
+            <w:r>
+              <w:t xml:space="preserve">Image-guided puncture drainage as a first-line management for postoperative abscess following head and neck reconstruction: A case series.</w:t>
             </w:r>
           </w:hyperlink>
         </w:t>
@@ -7080,9 +7301,9 @@
           <w:u w:val="single"/>
         </w:rPr>
         <w:t xml:space="preserve">
-          <w:hyperlink r:id="rId201" w:tgtFrame="_blank">
-            <w:r>
-              <w:t xml:space="preserve">Pomegranate Peel Extracellular Vesicle-Incorporated GelMA Hydrogel Targets Staphylococcus aureus Infection and Accelerates Wound Healing.</w:t>
+          <w:hyperlink r:id="rId243" w:tgtFrame="_blank">
+            <w:r>
+              <w:t xml:space="preserve">Multicenter Retrospective Study of Musculoskeletal Bacterial Infections of the Pelvis in Children and Factors Associated With the Formation of an Abscess.</w:t>
             </w:r>
           </w:hyperlink>
         </w:t>
@@ -7125,279 +7346,9 @@
           <w:u w:val="single"/>
         </w:rPr>
         <w:t xml:space="preserve">
-          <w:hyperlink r:id="rId202" w:tgtFrame="_blank">
-            <w:r>
-              <w:t xml:space="preserve">Multidrug-resistant bacterial infections and their clinical impact at the University Teaching Hospital of Kigali in Rwanda: a retrospective descriptive-analytical study.</w:t>
-            </w:r>
-          </w:hyperlink>
-        </w:t>
-      </w:r>
-    </w:p>
-    <w:p>
-      <w:pPr>
-        <w:spacing w:after="0"/>
-        <w:rPr>
-          <w:color w:val="0F50FF"/>
-          <w:u w:val="single"/>
-        </w:rPr>
-      </w:pPr>
-      <w:r>
-        <w:rPr>
-          <w:color w:val="0F50FF"/>
-          <w:u w:val="single"/>
-        </w:rPr>
-        <w:t xml:space="preserve"/>
-      </w:r>
-    </w:p>
-    <w:p>
-      <w:pPr>
-        <w:pStyle w:val="ListParagraph"/>
-        <w:numPr>
-          <w:ilvl w:val="0"/>
-          <w:numId w:val="24"/>
-        </w:numPr>
-        <w:spacing w:after="0" w:line="240" w:lineRule="auto"/>
-        <w:ind w:left="357" w:hanging="357"/>
-        <w:rPr>
-          <w:color w:val="0F50FF"/>
-          <w:u w:val="single"/>
-        </w:rPr>
-      </w:pPr>
-      <w:proofErr w:type="gramStart"/>
-      <w:r>
-        <w:rPr>
-          <w:color w:val="0F50FF"/>
-          <w:u w:val="single"/>
-        </w:rPr>
-        <w:t xml:space="preserve">
-          <w:hyperlink r:id="rId203" w:tgtFrame="_blank">
-            <w:r>
-              <w:t xml:space="preserve">Sartorius Pyomyositis Triggered by Trauma in a Healthy Man.</w:t>
-            </w:r>
-          </w:hyperlink>
-        </w:t>
-      </w:r>
-    </w:p>
-    <w:p>
-      <w:pPr>
-        <w:spacing w:after="0"/>
-        <w:rPr>
-          <w:color w:val="0F50FF"/>
-          <w:u w:val="single"/>
-        </w:rPr>
-      </w:pPr>
-      <w:r>
-        <w:rPr>
-          <w:color w:val="0F50FF"/>
-          <w:u w:val="single"/>
-        </w:rPr>
-        <w:t xml:space="preserve"/>
-      </w:r>
-    </w:p>
-    <w:p>
-      <w:pPr>
-        <w:pStyle w:val="ListParagraph"/>
-        <w:numPr>
-          <w:ilvl w:val="0"/>
-          <w:numId w:val="24"/>
-        </w:numPr>
-        <w:spacing w:after="0" w:line="240" w:lineRule="auto"/>
-        <w:ind w:left="357" w:hanging="357"/>
-        <w:rPr>
-          <w:color w:val="0F50FF"/>
-          <w:u w:val="single"/>
-        </w:rPr>
-      </w:pPr>
-      <w:proofErr w:type="gramStart"/>
-      <w:r>
-        <w:rPr>
-          <w:color w:val="0F50FF"/>
-          <w:u w:val="single"/>
-        </w:rPr>
-        <w:t xml:space="preserve">
-          <w:hyperlink r:id="rId204" w:tgtFrame="_blank">
-            <w:r>
-              <w:t xml:space="preserve">Microbe-derived aromatic polyketides toward MRSA infection: current advances and perspectives.</w:t>
-            </w:r>
-          </w:hyperlink>
-        </w:t>
-      </w:r>
-    </w:p>
-    <w:p>
-      <w:pPr>
-        <w:spacing w:after="0"/>
-        <w:rPr>
-          <w:color w:val="0F50FF"/>
-          <w:u w:val="single"/>
-        </w:rPr>
-      </w:pPr>
-      <w:r>
-        <w:rPr>
-          <w:color w:val="0F50FF"/>
-          <w:u w:val="single"/>
-        </w:rPr>
-        <w:t xml:space="preserve"/>
-      </w:r>
-    </w:p>
-    <w:p>
-      <w:pPr>
-        <w:pStyle w:val="ListParagraph"/>
-        <w:numPr>
-          <w:ilvl w:val="0"/>
-          <w:numId w:val="24"/>
-        </w:numPr>
-        <w:spacing w:after="0" w:line="240" w:lineRule="auto"/>
-        <w:ind w:left="357" w:hanging="357"/>
-        <w:rPr>
-          <w:color w:val="0F50FF"/>
-          <w:u w:val="single"/>
-        </w:rPr>
-      </w:pPr>
-      <w:proofErr w:type="gramStart"/>
-      <w:r>
-        <w:rPr>
-          <w:color w:val="0F50FF"/>
-          <w:u w:val="single"/>
-        </w:rPr>
-        <w:t xml:space="preserve">
-          <w:hyperlink r:id="rId205" w:tgtFrame="_blank">
-            <w:r>
-              <w:t xml:space="preserve">Mechanisms of microbial colonization in biofilm-associated infections of hemodialysis catheters and advances in surface modification technologies.</w:t>
-            </w:r>
-          </w:hyperlink>
-        </w:t>
-      </w:r>
-    </w:p>
-    <w:p>
-      <w:pPr>
-        <w:spacing w:after="0"/>
-        <w:rPr>
-          <w:color w:val="0F50FF"/>
-          <w:u w:val="single"/>
-        </w:rPr>
-      </w:pPr>
-      <w:r>
-        <w:rPr>
-          <w:color w:val="0F50FF"/>
-          <w:u w:val="single"/>
-        </w:rPr>
-        <w:t xml:space="preserve"/>
-      </w:r>
-    </w:p>
-    <w:p>
-      <w:pPr>
-        <w:pStyle w:val="ListParagraph"/>
-        <w:numPr>
-          <w:ilvl w:val="0"/>
-          <w:numId w:val="24"/>
-        </w:numPr>
-        <w:spacing w:after="0" w:line="240" w:lineRule="auto"/>
-        <w:ind w:left="357" w:hanging="357"/>
-        <w:rPr>
-          <w:color w:val="0F50FF"/>
-          <w:u w:val="single"/>
-        </w:rPr>
-      </w:pPr>
-      <w:proofErr w:type="gramStart"/>
-      <w:r>
-        <w:rPr>
-          <w:color w:val="0F50FF"/>
-          <w:u w:val="single"/>
-        </w:rPr>
-        <w:t xml:space="preserve">
-          <w:hyperlink r:id="rId206" w:tgtFrame="_blank">
-            <w:r>
-              <w:t xml:space="preserve">Evaluation of Topical Vancomycin for Surgical Site Infection Prophylaxis in Major Cranial Surgeries at a Tertiary Healthcare Center in Abuja.</w:t>
-            </w:r>
-          </w:hyperlink>
-        </w:t>
-      </w:r>
-    </w:p>
-    <w:p>
-      <w:pPr>
-        <w:spacing w:after="0"/>
-        <w:rPr>
-          <w:color w:val="0F50FF"/>
-          <w:u w:val="single"/>
-        </w:rPr>
-      </w:pPr>
-      <w:r>
-        <w:rPr>
-          <w:color w:val="0F50FF"/>
-          <w:u w:val="single"/>
-        </w:rPr>
-        <w:t xml:space="preserve"/>
-      </w:r>
-    </w:p>
-    <w:p>
-      <w:pPr>
-        <w:pStyle w:val="ListParagraph"/>
-        <w:numPr>
-          <w:ilvl w:val="0"/>
-          <w:numId w:val="24"/>
-        </w:numPr>
-        <w:spacing w:after="0" w:line="240" w:lineRule="auto"/>
-        <w:ind w:left="357" w:hanging="357"/>
-        <w:rPr>
-          <w:color w:val="0F50FF"/>
-          <w:u w:val="single"/>
-        </w:rPr>
-      </w:pPr>
-      <w:proofErr w:type="gramStart"/>
-      <w:r>
-        <w:rPr>
-          <w:color w:val="0F50FF"/>
-          <w:u w:val="single"/>
-        </w:rPr>
-        <w:t xml:space="preserve">
-          <w:hyperlink r:id="rId207" w:tgtFrame="_blank">
-            <w:r>
-              <w:t xml:space="preserve">Unveiling the Antimicrobial Potential of Ricinus communis: A Comprehensive Review of Its Relevance to Surgical Site Infection (SSI) Pathogens.</w:t>
-            </w:r>
-          </w:hyperlink>
-        </w:t>
-      </w:r>
-    </w:p>
-    <w:p>
-      <w:pPr>
-        <w:spacing w:after="0"/>
-        <w:rPr>
-          <w:color w:val="0F50FF"/>
-          <w:u w:val="single"/>
-        </w:rPr>
-      </w:pPr>
-      <w:r>
-        <w:rPr>
-          <w:color w:val="0F50FF"/>
-          <w:u w:val="single"/>
-        </w:rPr>
-        <w:t xml:space="preserve"/>
-      </w:r>
-    </w:p>
-    <w:p>
-      <w:pPr>
-        <w:pStyle w:val="ListParagraph"/>
-        <w:numPr>
-          <w:ilvl w:val="0"/>
-          <w:numId w:val="24"/>
-        </w:numPr>
-        <w:spacing w:after="0" w:line="240" w:lineRule="auto"/>
-        <w:ind w:left="357" w:hanging="357"/>
-        <w:rPr>
-          <w:color w:val="0F50FF"/>
-          <w:u w:val="single"/>
-        </w:rPr>
-      </w:pPr>
-      <w:proofErr w:type="gramStart"/>
-      <w:r>
-        <w:rPr>
-          <w:color w:val="0F50FF"/>
-          <w:u w:val="single"/>
-        </w:rPr>
-        <w:t xml:space="preserve">
-          <w:hyperlink r:id="rId208" w:tgtFrame="_blank">
-            <w:r>
-              <w:t xml:space="preserve">Septic Arthritis Secondary to Acupuncture in an Immunocompromised Patient With Multiple Comorbid Conditions.</w:t>
+          <w:hyperlink r:id="rId244" w:tgtFrame="_blank">
+            <w:r>
+              <w:t xml:space="preserve">Septic Arthritis of the Shoulder Following Ozone Therapy: A Case Report.</w:t>
             </w:r>
           </w:hyperlink>
         </w:t>
@@ -7467,6 +7418,411 @@
     </w:p>
     <w:p>
       <w:pPr>
+        <w:pStyle w:val="ListParagraph"/>
+        <w:numPr>
+          <w:ilvl w:val="0"/>
+          <w:numId w:val="25"/>
+        </w:numPr>
+        <w:spacing w:after="0" w:line="240" w:lineRule="auto"/>
+        <w:ind w:left="357" w:hanging="357"/>
+        <w:rPr>
+          <w:color w:val="0F50FF"/>
+          <w:u w:val="single"/>
+        </w:rPr>
+      </w:pPr>
+      <w:proofErr w:type="gramStart"/>
+      <w:r>
+        <w:rPr>
+          <w:color w:val="0F50FF"/>
+          <w:u w:val="single"/>
+        </w:rPr>
+        <w:t xml:space="preserve">
+          <w:hyperlink r:id="rId245" w:tgtFrame="_blank">
+            <w:r>
+              <w:t xml:space="preserve">Safe Use of Heart Donors With Infection and Strategies for Donor-derived Infection Mitigation.</w:t>
+            </w:r>
+          </w:hyperlink>
+        </w:t>
+      </w:r>
+    </w:p>
+    <w:p>
+      <w:pPr>
+        <w:spacing w:after="0"/>
+        <w:rPr>
+          <w:color w:val="0F50FF"/>
+          <w:u w:val="single"/>
+        </w:rPr>
+      </w:pPr>
+      <w:r>
+        <w:rPr>
+          <w:color w:val="0F50FF"/>
+          <w:u w:val="single"/>
+        </w:rPr>
+        <w:t xml:space="preserve"/>
+      </w:r>
+    </w:p>
+    <w:p>
+      <w:pPr>
+        <w:pStyle w:val="ListParagraph"/>
+        <w:numPr>
+          <w:ilvl w:val="0"/>
+          <w:numId w:val="25"/>
+        </w:numPr>
+        <w:spacing w:after="0" w:line="240" w:lineRule="auto"/>
+        <w:ind w:left="357" w:hanging="357"/>
+        <w:rPr>
+          <w:color w:val="0F50FF"/>
+          <w:u w:val="single"/>
+        </w:rPr>
+      </w:pPr>
+      <w:proofErr w:type="gramStart"/>
+      <w:r>
+        <w:rPr>
+          <w:color w:val="0F50FF"/>
+          <w:u w:val="single"/>
+        </w:rPr>
+        <w:t xml:space="preserve">
+          <w:hyperlink r:id="rId246" w:tgtFrame="_blank">
+            <w:r>
+              <w:t xml:space="preserve">Distribution of pathogenic bacteria and analysis of risk factors for surgical site infections after hepatobiliary surgery.</w:t>
+            </w:r>
+          </w:hyperlink>
+        </w:t>
+      </w:r>
+    </w:p>
+    <w:p>
+      <w:pPr>
+        <w:spacing w:after="0"/>
+        <w:rPr>
+          <w:color w:val="0F50FF"/>
+          <w:u w:val="single"/>
+        </w:rPr>
+      </w:pPr>
+      <w:r>
+        <w:rPr>
+          <w:color w:val="0F50FF"/>
+          <w:u w:val="single"/>
+        </w:rPr>
+        <w:t xml:space="preserve"/>
+      </w:r>
+    </w:p>
+    <w:p>
+      <w:pPr>
+        <w:pStyle w:val="ListParagraph"/>
+        <w:numPr>
+          <w:ilvl w:val="0"/>
+          <w:numId w:val="25"/>
+        </w:numPr>
+        <w:spacing w:after="0" w:line="240" w:lineRule="auto"/>
+        <w:ind w:left="357" w:hanging="357"/>
+        <w:rPr>
+          <w:color w:val="0F50FF"/>
+          <w:u w:val="single"/>
+        </w:rPr>
+      </w:pPr>
+      <w:proofErr w:type="gramStart"/>
+      <w:r>
+        <w:rPr>
+          <w:color w:val="0F50FF"/>
+          <w:u w:val="single"/>
+        </w:rPr>
+        <w:t xml:space="preserve">
+          <w:hyperlink r:id="rId247" w:tgtFrame="_blank">
+            <w:r>
+              <w:t xml:space="preserve">Local vancomycin powder reduces surgical site infections and costs in spine surgery: a retrospective cohort study in a public hospital in Santiago, Chile.</w:t>
+            </w:r>
+          </w:hyperlink>
+        </w:t>
+      </w:r>
+    </w:p>
+    <w:p>
+      <w:pPr>
+        <w:spacing w:after="0"/>
+        <w:rPr>
+          <w:color w:val="0F50FF"/>
+          <w:u w:val="single"/>
+        </w:rPr>
+      </w:pPr>
+      <w:r>
+        <w:rPr>
+          <w:color w:val="0F50FF"/>
+          <w:u w:val="single"/>
+        </w:rPr>
+        <w:t xml:space="preserve"/>
+      </w:r>
+    </w:p>
+    <w:p>
+      <w:pPr>
+        <w:pStyle w:val="ListParagraph"/>
+        <w:numPr>
+          <w:ilvl w:val="0"/>
+          <w:numId w:val="25"/>
+        </w:numPr>
+        <w:spacing w:after="0" w:line="240" w:lineRule="auto"/>
+        <w:ind w:left="357" w:hanging="357"/>
+        <w:rPr>
+          <w:color w:val="0F50FF"/>
+          <w:u w:val="single"/>
+        </w:rPr>
+      </w:pPr>
+      <w:proofErr w:type="gramStart"/>
+      <w:r>
+        <w:rPr>
+          <w:color w:val="0F50FF"/>
+          <w:u w:val="single"/>
+        </w:rPr>
+        <w:t xml:space="preserve">
+          <w:hyperlink r:id="rId248" w:tgtFrame="_blank">
+            <w:r>
+              <w:t xml:space="preserve">Purpureocillium lilacinum Keratitis Outbreak Associated with an Ophthalmology Clinic - New York City, 2024.</w:t>
+            </w:r>
+          </w:hyperlink>
+        </w:t>
+      </w:r>
+    </w:p>
+    <w:p>
+      <w:pPr>
+        <w:spacing w:after="0"/>
+        <w:rPr>
+          <w:color w:val="0F50FF"/>
+          <w:u w:val="single"/>
+        </w:rPr>
+      </w:pPr>
+      <w:r>
+        <w:rPr>
+          <w:color w:val="0F50FF"/>
+          <w:u w:val="single"/>
+        </w:rPr>
+        <w:t xml:space="preserve"/>
+      </w:r>
+    </w:p>
+    <w:p>
+      <w:pPr>
+        <w:pStyle w:val="ListParagraph"/>
+        <w:numPr>
+          <w:ilvl w:val="0"/>
+          <w:numId w:val="25"/>
+        </w:numPr>
+        <w:spacing w:after="0" w:line="240" w:lineRule="auto"/>
+        <w:ind w:left="357" w:hanging="357"/>
+        <w:rPr>
+          <w:color w:val="0F50FF"/>
+          <w:u w:val="single"/>
+        </w:rPr>
+      </w:pPr>
+      <w:proofErr w:type="gramStart"/>
+      <w:r>
+        <w:rPr>
+          <w:color w:val="0F50FF"/>
+          <w:u w:val="single"/>
+        </w:rPr>
+        <w:t xml:space="preserve">
+          <w:hyperlink r:id="rId249" w:tgtFrame="_blank">
+            <w:r>
+              <w:t xml:space="preserve">Tick-borne rash at the surgical site prior to lung cancer resection: a diagnostic and surgical dilemma case report.</w:t>
+            </w:r>
+          </w:hyperlink>
+        </w:t>
+      </w:r>
+    </w:p>
+    <w:p>
+      <w:pPr>
+        <w:spacing w:after="0"/>
+        <w:rPr>
+          <w:color w:val="0F50FF"/>
+          <w:u w:val="single"/>
+        </w:rPr>
+      </w:pPr>
+      <w:r>
+        <w:rPr>
+          <w:color w:val="0F50FF"/>
+          <w:u w:val="single"/>
+        </w:rPr>
+        <w:t xml:space="preserve"/>
+      </w:r>
+    </w:p>
+    <w:p>
+      <w:pPr>
+        <w:pStyle w:val="ListParagraph"/>
+        <w:numPr>
+          <w:ilvl w:val="0"/>
+          <w:numId w:val="25"/>
+        </w:numPr>
+        <w:spacing w:after="0" w:line="240" w:lineRule="auto"/>
+        <w:ind w:left="357" w:hanging="357"/>
+        <w:rPr>
+          <w:color w:val="0F50FF"/>
+          <w:u w:val="single"/>
+        </w:rPr>
+      </w:pPr>
+      <w:proofErr w:type="gramStart"/>
+      <w:r>
+        <w:rPr>
+          <w:color w:val="0F50FF"/>
+          <w:u w:val="single"/>
+        </w:rPr>
+        <w:t xml:space="preserve">
+          <w:hyperlink r:id="rId250" w:tgtFrame="_blank">
+            <w:r>
+              <w:t xml:space="preserve">Standardized reporting of perioperative complications after male artificial urinary sphincter implantation.</w:t>
+            </w:r>
+          </w:hyperlink>
+        </w:t>
+      </w:r>
+    </w:p>
+    <w:p>
+      <w:pPr>
+        <w:spacing w:after="0"/>
+        <w:rPr>
+          <w:color w:val="0F50FF"/>
+          <w:u w:val="single"/>
+        </w:rPr>
+      </w:pPr>
+      <w:r>
+        <w:rPr>
+          <w:color w:val="0F50FF"/>
+          <w:u w:val="single"/>
+        </w:rPr>
+        <w:t xml:space="preserve"/>
+      </w:r>
+    </w:p>
+    <w:p>
+      <w:pPr>
+        <w:pStyle w:val="ListParagraph"/>
+        <w:numPr>
+          <w:ilvl w:val="0"/>
+          <w:numId w:val="25"/>
+        </w:numPr>
+        <w:spacing w:after="0" w:line="240" w:lineRule="auto"/>
+        <w:ind w:left="357" w:hanging="357"/>
+        <w:rPr>
+          <w:color w:val="0F50FF"/>
+          <w:u w:val="single"/>
+        </w:rPr>
+      </w:pPr>
+      <w:proofErr w:type="gramStart"/>
+      <w:r>
+        <w:rPr>
+          <w:color w:val="0F50FF"/>
+          <w:u w:val="single"/>
+        </w:rPr>
+        <w:t xml:space="preserve">
+          <w:hyperlink r:id="rId251" w:tgtFrame="_blank">
+            <w:r>
+              <w:t xml:space="preserve">Guideline Adherence of Perioperative Antibiotics and Surgical Site Infections in Noncardiac Surgery.</w:t>
+            </w:r>
+          </w:hyperlink>
+        </w:t>
+      </w:r>
+    </w:p>
+    <w:p>
+      <w:pPr>
+        <w:spacing w:after="0"/>
+        <w:rPr>
+          <w:color w:val="0F50FF"/>
+          <w:u w:val="single"/>
+        </w:rPr>
+      </w:pPr>
+      <w:r>
+        <w:rPr>
+          <w:color w:val="0F50FF"/>
+          <w:u w:val="single"/>
+        </w:rPr>
+        <w:t xml:space="preserve"/>
+      </w:r>
+    </w:p>
+    <w:p>
+      <w:pPr>
+        <w:pStyle w:val="ListParagraph"/>
+        <w:numPr>
+          <w:ilvl w:val="0"/>
+          <w:numId w:val="25"/>
+        </w:numPr>
+        <w:spacing w:after="0" w:line="240" w:lineRule="auto"/>
+        <w:ind w:left="357" w:hanging="357"/>
+        <w:rPr>
+          <w:color w:val="0F50FF"/>
+          <w:u w:val="single"/>
+        </w:rPr>
+      </w:pPr>
+      <w:proofErr w:type="gramStart"/>
+      <w:r>
+        <w:rPr>
+          <w:color w:val="0F50FF"/>
+          <w:u w:val="single"/>
+        </w:rPr>
+        <w:t xml:space="preserve">
+          <w:hyperlink r:id="rId252" w:tgtFrame="_blank">
+            <w:r>
+              <w:t xml:space="preserve">Current infection control practices for multidrug-resistant organisms (MDRO): a survey of the Society for Healthcare Epidemiology of America (SHEA) research network and affiliated US-based hospitals.</w:t>
+            </w:r>
+          </w:hyperlink>
+        </w:t>
+      </w:r>
+    </w:p>
+    <w:p>
+      <w:pPr>
+        <w:spacing w:after="0"/>
+        <w:rPr>
+          <w:color w:val="0F50FF"/>
+          <w:u w:val="single"/>
+        </w:rPr>
+      </w:pPr>
+      <w:r>
+        <w:rPr>
+          <w:color w:val="0F50FF"/>
+          <w:u w:val="single"/>
+        </w:rPr>
+        <w:t xml:space="preserve"/>
+      </w:r>
+    </w:p>
+    <w:p>
+      <w:pPr>
+        <w:pStyle w:val="ListParagraph"/>
+        <w:numPr>
+          <w:ilvl w:val="0"/>
+          <w:numId w:val="25"/>
+        </w:numPr>
+        <w:spacing w:after="0" w:line="240" w:lineRule="auto"/>
+        <w:ind w:left="357" w:hanging="357"/>
+        <w:rPr>
+          <w:color w:val="0F50FF"/>
+          <w:u w:val="single"/>
+        </w:rPr>
+      </w:pPr>
+      <w:proofErr w:type="gramStart"/>
+      <w:r>
+        <w:rPr>
+          <w:color w:val="0F50FF"/>
+          <w:u w:val="single"/>
+        </w:rPr>
+        <w:t xml:space="preserve">
+          <w:hyperlink r:id="rId253" w:tgtFrame="_blank">
+            <w:r>
+              <w:t xml:space="preserve">Primary closure versus the "Volcano" technique (PRIVEVO): a prospective observational study of purse-string wound closure for stoma reversal.</w:t>
+            </w:r>
+          </w:hyperlink>
+        </w:t>
+      </w:r>
+    </w:p>
+    <w:p>
+      <w:pPr>
+        <w:spacing w:after="0"/>
+        <w:rPr>
+          <w:color w:val="0F50FF"/>
+          <w:u w:val="single"/>
+        </w:rPr>
+      </w:pPr>
+      <w:r>
+        <w:rPr>
+          <w:color w:val="0F50FF"/>
+          <w:u w:val="single"/>
+        </w:rPr>
+        <w:t xml:space="preserve"/>
+      </w:r>
+    </w:p>
+    <w:p>
+      <w:pPr>
         <w:spacing w:after="0"/>
       </w:pPr>
     </w:p>
@@ -7523,9 +7879,9 @@
           <w:u w:val="single"/>
         </w:rPr>
         <w:t xml:space="preserve">
-          <w:hyperlink r:id="rId52" w:tgtFrame="_blank">
-            <w:r>
-              <w:t xml:space="preserve">Preoperative Serotonin Antidepressants Depressants Is Associated With Increased Postoperative Complications Following Breast Reduction: A Propensity Score Matched Analysis of a Multi-institutional Database.</w:t>
+          <w:hyperlink r:id="rId70" w:tgtFrame="_blank">
+            <w:r>
+              <w:t xml:space="preserve">Surgical site infection after breast reconstruction with silicone implant - a retrospective analysis of risk factors.</w:t>
             </w:r>
           </w:hyperlink>
         </w:t>
@@ -7568,9 +7924,9 @@
           <w:u w:val="single"/>
         </w:rPr>
         <w:t xml:space="preserve">
-          <w:hyperlink r:id="rId53" w:tgtFrame="_blank">
-            <w:r>
-              <w:t xml:space="preserve">Effect of N-Acetyl-L-Cysteine (NAC) on Inflammation After Intraperitoneal Mesh Placement in an Escherichia coli Septic Rat Model: A Randomized Experimental Study.</w:t>
+          <w:hyperlink r:id="rId71" w:tgtFrame="_blank">
+            <w:r>
+              <w:t xml:space="preserve">Short-term Outcomes of PDO Synthetic Mesh in Two-stage Breast Reconstruction: A Single Center Comparative Study.</w:t>
             </w:r>
           </w:hyperlink>
         </w:t>
@@ -7613,9 +7969,9 @@
           <w:u w:val="single"/>
         </w:rPr>
         <w:t xml:space="preserve">
-          <w:hyperlink r:id="rId54" w:tgtFrame="_blank">
-            <w:r>
-              <w:t xml:space="preserve">Surgical Site Infection After Breast Surgery-A Bicentric Retrospective Case-Control Study in Saudi Arabia.</w:t>
+          <w:hyperlink r:id="rId72" w:tgtFrame="_blank">
+            <w:r>
+              <w:t xml:space="preserve">Skin-Reducing Mastectomy and Implant Reconstruction: Long-Term Surgical, Oncological, and Patient-Reported Outcomes.</w:t>
             </w:r>
           </w:hyperlink>
         </w:t>
@@ -7658,9 +8014,9 @@
           <w:u w:val="single"/>
         </w:rPr>
         <w:t xml:space="preserve">
-          <w:hyperlink r:id="rId55" w:tgtFrame="_blank">
-            <w:r>
-              <w:t xml:space="preserve">Post-Surgical Pyoderma Gangrenosum After Breast Cancer Surgery: A Multidisciplinary Case Report.</w:t>
+          <w:hyperlink r:id="rId73" w:tgtFrame="_blank">
+            <w:r>
+              <w:t xml:space="preserve">Perioperative Antibiotics Do Not Reduce Surgical Site Infections After Fat Grafting for Breast Reconstruction.</w:t>
             </w:r>
           </w:hyperlink>
         </w:t>
@@ -7703,9 +8059,9 @@
           <w:u w:val="single"/>
         </w:rPr>
         <w:t xml:space="preserve">
-          <w:hyperlink r:id="rId56" w:tgtFrame="_blank">
-            <w:r>
-              <w:t xml:space="preserve">Evaluation of Hamdi's Algorithm for Optimal Patient Selection for Vertical Scar Mammaplasty - a Single Surgeon Experience.</w:t>
+          <w:hyperlink r:id="rId74" w:tgtFrame="_blank">
+            <w:r>
+              <w:t xml:space="preserve">Toxic Shock Syndrome Caused by Methicillin-resistant Staphylococcus aureus After Immediate Breast Reconstruction With Tissue Expander.</w:t>
             </w:r>
           </w:hyperlink>
         </w:t>
@@ -7748,9 +8104,9 @@
           <w:u w:val="single"/>
         </w:rPr>
         <w:t xml:space="preserve">
-          <w:hyperlink r:id="rId57" w:tgtFrame="_blank">
-            <w:r>
-              <w:t xml:space="preserve">Post-Mastectomy Direct-to-Implant Pre-Pectoral Breast Reconstruction With Polyurethane-Coated Implants: A Systematic Review of Efficacy and Safety.</w:t>
+          <w:hyperlink r:id="rId75" w:tgtFrame="_blank">
+            <w:r>
+              <w:t xml:space="preserve">Integrated surgical treatment: a new model for treating secondary extremity lymphedema based on algorithms.</w:t>
             </w:r>
           </w:hyperlink>
         </w:t>
@@ -7793,9 +8149,9 @@
           <w:u w:val="single"/>
         </w:rPr>
         <w:t xml:space="preserve">
-          <w:hyperlink r:id="rId58" w:tgtFrame="_blank">
-            <w:r>
-              <w:t xml:space="preserve">Comparative analysis of the therapeutic effects of cosmetic tension-reducing suturing technique and traditional suturing technique in 120 patients with maxillofacial trauma.</w:t>
+          <w:hyperlink r:id="rId76" w:tgtFrame="_blank">
+            <w:r>
+              <w:t xml:space="preserve">Mastectomy Reconstruction Techniques for Gender Diverse Breast Cancer and High Risk Patients: A Case Series and Literature Overview.</w:t>
             </w:r>
           </w:hyperlink>
         </w:t>
@@ -7838,9 +8194,9 @@
           <w:u w:val="single"/>
         </w:rPr>
         <w:t xml:space="preserve">
-          <w:hyperlink r:id="rId59" w:tgtFrame="_blank">
-            <w:r>
-              <w:t xml:space="preserve">Late Recurrence of Empyema More Than a Decade after Window Thoracostomy: Secondary Aspergillus Infection Superimposed on Prior MRSA Empyema, Successfully Managed by Stepwise Surgical and Endobronchial Definitive Closure.</w:t>
+          <w:hyperlink r:id="rId77" w:tgtFrame="_blank">
+            <w:r>
+              <w:t xml:space="preserve">Preliminary Experience with Oxygen-Enriched Oleic Matrix Breast-Shaped Dressings in Oncoplastic Breast Surgery.</w:t>
             </w:r>
           </w:hyperlink>
         </w:t>
@@ -7883,9 +8239,9 @@
           <w:u w:val="single"/>
         </w:rPr>
         <w:t xml:space="preserve">
-          <w:hyperlink r:id="rId60" w:tgtFrame="_blank">
-            <w:r>
-              <w:t xml:space="preserve">Prospective study on smoking and postoperative complications in breast reconstruction surgery.</w:t>
+          <w:hyperlink r:id="rId78" w:tgtFrame="_blank">
+            <w:r>
+              <w:t xml:space="preserve">Development and Pilot in Vivo Testing of a Protocol for PLGA-Vancomycin Coatings on PTFE Used as Silicone-Implant Analogs.</w:t>
             </w:r>
           </w:hyperlink>
         </w:t>
@@ -7928,9 +8284,9 @@
           <w:u w:val="single"/>
         </w:rPr>
         <w:t xml:space="preserve">
-          <w:hyperlink r:id="rId61" w:tgtFrame="_blank">
-            <w:r>
-              <w:t xml:space="preserve">Prospective study on surgical site infections in major oncologic resections.</w:t>
+          <w:hyperlink r:id="rId79" w:tgtFrame="_blank">
+            <w:r>
+              <w:t xml:space="preserve">The Impact of Age on Outcomes Following Reduction Mammaplasty.</w:t>
             </w:r>
           </w:hyperlink>
         </w:t>
@@ -7973,9 +8329,9 @@
           <w:u w:val="single"/>
         </w:rPr>
         <w:t xml:space="preserve">
-          <w:hyperlink r:id="rId62" w:tgtFrame="_blank">
-            <w:r>
-              <w:t xml:space="preserve">Impact of SPY Elite Fluorescence Imaging on Complications and Healthcare Utilization in DIEP Flap Breast Reconstruction: An Interrupted Time Series Analysis.</w:t>
+          <w:hyperlink r:id="rId80" w:tgtFrame="_blank">
+            <w:r>
+              <w:t xml:space="preserve">Laminar Airflow in Penile Prosthesis Surgery and Infection: An Empty Systematic Review.</w:t>
             </w:r>
           </w:hyperlink>
         </w:t>
@@ -8018,9 +8374,9 @@
           <w:u w:val="single"/>
         </w:rPr>
         <w:t xml:space="preserve">
-          <w:hyperlink r:id="rId63" w:tgtFrame="_blank">
-            <w:r>
-              <w:t xml:space="preserve">Local antibiotic prophylaxis in breast reconstruction with breast implants.</w:t>
+          <w:hyperlink r:id="rId81" w:tgtFrame="_blank">
+            <w:r>
+              <w:t xml:space="preserve">Reduction of seroma by pectoralis fascia dissection using an energy device in total mastectomy for breast cancer: An observational study.</w:t>
             </w:r>
           </w:hyperlink>
         </w:t>
@@ -8063,9 +8419,9 @@
           <w:u w:val="single"/>
         </w:rPr>
         <w:t xml:space="preserve">
-          <w:hyperlink r:id="rId64" w:tgtFrame="_blank">
-            <w:r>
-              <w:t xml:space="preserve">Radiotherapy for large ruptured hemorrhagic axillary lymph node metastasis from anaplastic lymphoma kinase-positive lung adenocarcinoma: A case report and review of literature.</w:t>
+          <w:hyperlink r:id="rId82" w:tgtFrame="_blank">
+            <w:r>
+              <w:t xml:space="preserve">Reducing Infection in Drainless Tissue Expander-Based Breast Reconstruction With Local Antibiotic Delivery.</w:t>
             </w:r>
           </w:hyperlink>
         </w:t>
@@ -8108,9 +8464,9 @@
           <w:u w:val="single"/>
         </w:rPr>
         <w:t xml:space="preserve">
-          <w:hyperlink r:id="rId65" w:tgtFrame="_blank">
-            <w:r>
-              <w:t xml:space="preserve">Perioperative outcomes of robotic-assisted versus traditional surgery for DIEP flap breast reconstruction: a systematic review and meta-analysis.</w:t>
+          <w:hyperlink r:id="rId83" w:tgtFrame="_blank">
+            <w:r>
+              <w:t xml:space="preserve">Postmastectomy Breast Reconstruction Following Massive Weight Loss: An Updated Systematic Review and Identification of Research Gaps.</w:t>
             </w:r>
           </w:hyperlink>
         </w:t>
@@ -8153,9 +8509,9 @@
           <w:u w:val="single"/>
         </w:rPr>
         <w:t xml:space="preserve">
-          <w:hyperlink r:id="rId66" w:tgtFrame="_blank">
-            <w:r>
-              <w:t xml:space="preserve">Prevention of postoperative complications with negative pressure wound therapy after complex breast cancer surgery: a study protocol of a randomised controlled trial (TPN-SEIN).</w:t>
+          <w:hyperlink r:id="rId84" w:tgtFrame="_blank">
+            <w:r>
+              <w:t xml:space="preserve">The Impact of Overseas Cosmetic Tourism on the Australian Public Hospital System.</w:t>
             </w:r>
           </w:hyperlink>
         </w:t>
@@ -8198,9 +8554,9 @@
           <w:u w:val="single"/>
         </w:rPr>
         <w:t xml:space="preserve">
-          <w:hyperlink r:id="rId67" w:tgtFrame="_blank">
-            <w:r>
-              <w:t xml:space="preserve">Surgical Safety of Minimally Invasive Surgery Compared to Conventional Nipple-Sparing Mastectomy: A Meta-Analysis and Systematic Reviews.</w:t>
+          <w:hyperlink r:id="rId85" w:tgtFrame="_blank">
+            <w:r>
+              <w:t xml:space="preserve">Investigation on the antitumor and antibacterial performance of photothermally active molybdenum oxide materials.</w:t>
             </w:r>
           </w:hyperlink>
         </w:t>
@@ -8243,9 +8599,9 @@
           <w:u w:val="single"/>
         </w:rPr>
         <w:t xml:space="preserve">
-          <w:hyperlink r:id="rId68" w:tgtFrame="_blank">
-            <w:r>
-              <w:t xml:space="preserve">The Association of Blood Transfusion With Free Flap Survival and Thrombosis: A Review and Meta-Analysis.</w:t>
+          <w:hyperlink r:id="rId86" w:tgtFrame="_blank">
+            <w:r>
+              <w:t xml:space="preserve">Explainable AI modeling of postoperative surgical site infection risk in autologous breast reconstruction.</w:t>
             </w:r>
           </w:hyperlink>
         </w:t>
@@ -8288,9 +8644,9 @@
           <w:u w:val="single"/>
         </w:rPr>
         <w:t xml:space="preserve">
-          <w:hyperlink r:id="rId69" w:tgtFrame="_blank">
-            <w:r>
-              <w:t xml:space="preserve">Robot-assisted Axillary Lymph Node Dissection for Axillary Lymph Node Metastasis in Breast Cancer.</w:t>
+          <w:hyperlink r:id="rId87" w:tgtFrame="_blank">
+            <w:r>
+              <w:t xml:space="preserve">Aesthetic outcomes and surgical complications of acellular dermal matrix in immediate direct-to-implant breast reconstruction: A meta-analysis of comparative studies.</w:t>
             </w:r>
           </w:hyperlink>
         </w:t>
@@ -8333,9 +8689,9 @@
           <w:u w:val="single"/>
         </w:rPr>
         <w:t xml:space="preserve">
-          <w:hyperlink r:id="rId70" w:tgtFrame="_blank">
-            <w:r>
-              <w:t xml:space="preserve">Superomedial Versus Inferior Pedicle Therapeutic Reduction Mammoplasty for Breast Cancer Patients with 35-40 cm Sternal Notch-to-Nipple Distance.</w:t>
+          <w:hyperlink r:id="rId88" w:tgtFrame="_blank">
+            <w:r>
+              <w:t xml:space="preserve">Mortality after an infected total knee arthroplasty : a meta-analysis.</w:t>
             </w:r>
           </w:hyperlink>
         </w:t>
@@ -8378,9 +8734,9 @@
           <w:u w:val="single"/>
         </w:rPr>
         <w:t xml:space="preserve">
-          <w:hyperlink r:id="rId71" w:tgtFrame="_blank">
-            <w:r>
-              <w:t xml:space="preserve">Comparing autologous breast reconstruction in high vs. low body mass index patients.</w:t>
+          <w:hyperlink r:id="rId89" w:tgtFrame="_blank">
+            <w:r>
+              <w:t xml:space="preserve">Efficacy of Stromal Vascular Fraction for Scar Prevention: A Multicenter, Double-Blinded, Randomized Controlled Trial.</w:t>
             </w:r>
           </w:hyperlink>
         </w:t>
@@ -8423,9 +8779,9 @@
           <w:u w:val="single"/>
         </w:rPr>
         <w:t xml:space="preserve">
-          <w:hyperlink r:id="rId72" w:tgtFrame="_blank">
-            <w:r>
-              <w:t xml:space="preserve">Imaging donor site complications after autologous breast reconstruction flaps: a pictorial review.</w:t>
+          <w:hyperlink r:id="rId90" w:tgtFrame="_blank">
+            <w:r>
+              <w:t xml:space="preserve">Clinical Outcomes of Ovine-Reinforced Hybrid Mesh (OviTex) in Alloplastic Breast Reconstruction.</w:t>
             </w:r>
           </w:hyperlink>
         </w:t>
@@ -8468,9 +8824,9 @@
           <w:u w:val="single"/>
         </w:rPr>
         <w:t xml:space="preserve">
-          <w:hyperlink r:id="rId73" w:tgtFrame="_blank">
-            <w:r>
-              <w:t xml:space="preserve">Breast infection after nipple piercing in augmented breasts: a case report and review of literature.</w:t>
+          <w:hyperlink r:id="rId91" w:tgtFrame="_blank">
+            <w:r>
+              <w:t xml:space="preserve">Corynebacterium Infection Following Implant-based Breast Reconstruction: Lessons from the Five Consecutive Patients.</w:t>
             </w:r>
           </w:hyperlink>
         </w:t>
@@ -8513,9 +8869,9 @@
           <w:u w:val="single"/>
         </w:rPr>
         <w:t xml:space="preserve">
-          <w:hyperlink r:id="rId74" w:tgtFrame="_blank">
-            <w:r>
-              <w:t xml:space="preserve">Surgical Timing and Safety of Breast Cancer Operations After COVID-19: A Prospective-Only Meta-Analysis of Cohort Studies.</w:t>
+          <w:hyperlink r:id="rId92" w:tgtFrame="_blank">
+            <w:r>
+              <w:t xml:space="preserve">Personal Strategies for DIEP Flap Breast Reconstruction in Patients with Prior Abdominal Surgery and Hernia Repairs.</w:t>
             </w:r>
           </w:hyperlink>
         </w:t>
@@ -8558,9 +8914,9 @@
           <w:u w:val="single"/>
         </w:rPr>
         <w:t xml:space="preserve">
-          <w:hyperlink r:id="rId75" w:tgtFrame="_blank">
-            <w:r>
-              <w:t xml:space="preserve">A Rare Case of Melioidosis Breast Abscess in Far North Queensland.</w:t>
+          <w:hyperlink r:id="rId93" w:tgtFrame="_blank">
+            <w:r>
+              <w:t xml:space="preserve">The Impact of the COVID-19 Pandemic on Patients with Breast Cancer, Diagnostic Delays and Disease Progression: A Retrospective Study.</w:t>
             </w:r>
           </w:hyperlink>
         </w:t>
@@ -8603,9 +8959,9 @@
           <w:u w:val="single"/>
         </w:rPr>
         <w:t xml:space="preserve">
-          <w:hyperlink r:id="rId76" w:tgtFrame="_blank">
-            <w:r>
-              <w:t xml:space="preserve">Management of HER2-Positive Invasive Micropapillary Breast Cancer: Focus on Chemotherapy Toxicities and Surgical Implications of Typhlitis.</w:t>
+          <w:hyperlink r:id="rId94" w:tgtFrame="_blank">
+            <w:r>
+              <w:t xml:space="preserve">Association of Peripheral Nerve Block Usage and Increased Wound Complications in Breast Reconstruction.</w:t>
             </w:r>
           </w:hyperlink>
         </w:t>
@@ -8648,9 +9004,9 @@
           <w:u w:val="single"/>
         </w:rPr>
         <w:t xml:space="preserve">
-          <w:hyperlink r:id="rId77" w:tgtFrame="_blank">
-            <w:r>
-              <w:t xml:space="preserve">Unplanned Emergency Department Visits Within 90 Days of Breast Reduction Surgery: A Retrospective Cohort Study.</w:t>
+          <w:hyperlink r:id="rId95" w:tgtFrame="_blank">
+            <w:r>
+              <w:t xml:space="preserve">Postoperative complications after salvage mastectomy and repeat breast-conserving surgery in patients with IBTR after previous breast-conserving surgery: a multicenter, retrospective cohort study.</w:t>
             </w:r>
           </w:hyperlink>
         </w:t>
@@ -8693,9 +9049,9 @@
           <w:u w:val="single"/>
         </w:rPr>
         <w:t xml:space="preserve">
-          <w:hyperlink r:id="rId78" w:tgtFrame="_blank">
-            <w:r>
-              <w:t xml:space="preserve">Co-surgery in Breast Reconstruction: Is the Helping Surgeon Actually Hurting?</w:t>
+          <w:hyperlink r:id="rId96" w:tgtFrame="_blank">
+            <w:r>
+              <w:t xml:space="preserve">Re-sterilization Prior to Implant Insertion in Prosthetic Breast Reconstruction: Is It Necessary?</w:t>
             </w:r>
           </w:hyperlink>
         </w:t>
@@ -8738,9 +9094,9 @@
           <w:u w:val="single"/>
         </w:rPr>
         <w:t xml:space="preserve">
-          <w:hyperlink r:id="rId79" w:tgtFrame="_blank">
-            <w:r>
-              <w:t xml:space="preserve">[Advances in intra-abdominal vascularized lymph node transfer for treatment of limb lymphedema].</w:t>
+          <w:hyperlink r:id="rId97" w:tgtFrame="_blank">
+            <w:r>
+              <w:t xml:space="preserve">Recent preoperative opioid prescription is associated with increased complications after microsurgical breast reconstruction.</w:t>
             </w:r>
           </w:hyperlink>
         </w:t>
@@ -8783,9 +9139,9 @@
           <w:u w:val="single"/>
         </w:rPr>
         <w:t xml:space="preserve">
-          <w:hyperlink r:id="rId80" w:tgtFrame="_blank">
-            <w:r>
-              <w:t xml:space="preserve">Early Use and Outcomes of Polydioxanone Mesh in Implant-based Breast Reconstruction.</w:t>
+          <w:hyperlink r:id="rId98" w:tgtFrame="_blank">
+            <w:r>
+              <w:t xml:space="preserve">Surgical complications of salpingo-oophorectomy in women undergoing risk-reducing surgery for hereditary breast and ovarian cancer - A retrospective cohort study.</w:t>
             </w:r>
           </w:hyperlink>
         </w:t>
@@ -8828,9 +9184,9 @@
           <w:u w:val="single"/>
         </w:rPr>
         <w:t xml:space="preserve">
-          <w:hyperlink r:id="rId81" w:tgtFrame="_blank">
-            <w:r>
-              <w:t xml:space="preserve">Shape-memory polyurethane foam integrated with nanofiber technology: synergistic efficacy in reducing the risk of capsular contracture and infection in breast reconstruction applications.</w:t>
+          <w:hyperlink r:id="rId99" w:tgtFrame="_blank">
+            <w:r>
+              <w:t xml:space="preserve">Predictors of postoperative complications following staged nipple-sparing mastectomy: A systematic review &amp; meta-analysis.</w:t>
             </w:r>
           </w:hyperlink>
         </w:t>
@@ -8873,9 +9229,9 @@
           <w:u w:val="single"/>
         </w:rPr>
         <w:t xml:space="preserve">
-          <w:hyperlink r:id="rId82" w:tgtFrame="_blank">
-            <w:r>
-              <w:t xml:space="preserve">"Retrorectus mesh use in deep inferior epigastric perforator (DIEP) flaps to reduce abdominal morbidity".</w:t>
+          <w:hyperlink r:id="rId100" w:tgtFrame="_blank">
+            <w:r>
+              <w:t xml:space="preserve">Outcome of Level III Axillary Node Dissection in Breast Cancer: 20 years Single Unit Experience in a Comprehensive Cancer Centre in Eastern India.</w:t>
             </w:r>
           </w:hyperlink>
         </w:t>
@@ -8918,9 +9274,9 @@
           <w:u w:val="single"/>
         </w:rPr>
         <w:t xml:space="preserve">
-          <w:hyperlink r:id="rId83" w:tgtFrame="_blank">
-            <w:r>
-              <w:t xml:space="preserve">An Analysis of the Timing of Autologous Breast Reconstruction After Mastectomy and Radiotherapy.</w:t>
+          <w:hyperlink r:id="rId101" w:tgtFrame="_blank">
+            <w:r>
+              <w:t xml:space="preserve">Tissue-preserving Inframammary Fold Breast Augmentation: A Three-year Clinical Experience.</w:t>
             </w:r>
           </w:hyperlink>
         </w:t>
@@ -8963,9 +9319,9 @@
           <w:u w:val="single"/>
         </w:rPr>
         <w:t xml:space="preserve">
-          <w:hyperlink r:id="rId84" w:tgtFrame="_blank">
-            <w:r>
-              <w:t xml:space="preserve">Enhancing Prepectoral Direct-to-Implant Reconstruction Using the Serratus Anterior Fascia: The Hybrid Plane.</w:t>
+          <w:hyperlink r:id="rId102" w:tgtFrame="_blank">
+            <w:r>
+              <w:t xml:space="preserve">A comparison of the static stiffness index between a compression garment and an adjustable device in breast cancer-related lymphoedema: a cross-sectional study.</w:t>
             </w:r>
           </w:hyperlink>
         </w:t>
@@ -9008,9 +9364,1089 @@
           <w:u w:val="single"/>
         </w:rPr>
         <w:t xml:space="preserve">
-          <w:hyperlink r:id="rId85" w:tgtFrame="_blank">
-            <w:r>
-              <w:t xml:space="preserve">Bilateral Breast Implant-Associated Epstein-Barr Virus-Positive Diffuse Large B-Cell Lymphoma: A Case Report and Literature Review.</w:t>
+          <w:hyperlink r:id="rId103" w:tgtFrame="_blank">
+            <w:r>
+              <w:t xml:space="preserve">Age at Breast Cancer Diagnosis and Short-Term Postoperative Outcomes for Women Treated in a Universal Health System.</w:t>
+            </w:r>
+          </w:hyperlink>
+        </w:t>
+      </w:r>
+    </w:p>
+    <w:p>
+      <w:pPr>
+        <w:spacing w:after="0"/>
+        <w:rPr>
+          <w:color w:val="0F50FF"/>
+          <w:u w:val="single"/>
+        </w:rPr>
+      </w:pPr>
+      <w:r>
+        <w:rPr>
+          <w:color w:val="0F50FF"/>
+          <w:u w:val="single"/>
+        </w:rPr>
+        <w:t xml:space="preserve"/>
+      </w:r>
+    </w:p>
+    <w:p>
+      <w:pPr>
+        <w:pStyle w:val="ListParagraph"/>
+        <w:numPr>
+          <w:ilvl w:val="0"/>
+          <w:numId w:val="26"/>
+        </w:numPr>
+        <w:spacing w:after="0" w:line="240" w:lineRule="auto"/>
+        <w:ind w:left="357" w:hanging="357"/>
+        <w:rPr>
+          <w:color w:val="0F50FF"/>
+          <w:u w:val="single"/>
+        </w:rPr>
+      </w:pPr>
+      <w:proofErr w:type="gramStart"/>
+      <w:r>
+        <w:rPr>
+          <w:color w:val="0F50FF"/>
+          <w:u w:val="single"/>
+        </w:rPr>
+        <w:t xml:space="preserve">
+          <w:hyperlink r:id="rId104" w:tgtFrame="_blank">
+            <w:r>
+              <w:t xml:space="preserve">[Fasciitis-like primary breast pyoderma gangrenosum: A rare case report].</w:t>
+            </w:r>
+          </w:hyperlink>
+        </w:t>
+      </w:r>
+    </w:p>
+    <w:p>
+      <w:pPr>
+        <w:spacing w:after="0"/>
+        <w:rPr>
+          <w:color w:val="0F50FF"/>
+          <w:u w:val="single"/>
+        </w:rPr>
+      </w:pPr>
+      <w:r>
+        <w:rPr>
+          <w:color w:val="0F50FF"/>
+          <w:u w:val="single"/>
+        </w:rPr>
+        <w:t xml:space="preserve"/>
+      </w:r>
+    </w:p>
+    <w:p>
+      <w:pPr>
+        <w:pStyle w:val="ListParagraph"/>
+        <w:numPr>
+          <w:ilvl w:val="0"/>
+          <w:numId w:val="26"/>
+        </w:numPr>
+        <w:spacing w:after="0" w:line="240" w:lineRule="auto"/>
+        <w:ind w:left="357" w:hanging="357"/>
+        <w:rPr>
+          <w:color w:val="0F50FF"/>
+          <w:u w:val="single"/>
+        </w:rPr>
+      </w:pPr>
+      <w:proofErr w:type="gramStart"/>
+      <w:r>
+        <w:rPr>
+          <w:color w:val="0F50FF"/>
+          <w:u w:val="single"/>
+        </w:rPr>
+        <w:t xml:space="preserve">
+          <w:hyperlink r:id="rId105" w:tgtFrame="_blank">
+            <w:r>
+              <w:t xml:space="preserve">Reduction Mammaplasty Prior to Nipple-Sparing Mastectomy Is Associated With Decreased Ischemic Complications in Large-Breasted Patients.</w:t>
+            </w:r>
+          </w:hyperlink>
+        </w:t>
+      </w:r>
+    </w:p>
+    <w:p>
+      <w:pPr>
+        <w:spacing w:after="0"/>
+        <w:rPr>
+          <w:color w:val="0F50FF"/>
+          <w:u w:val="single"/>
+        </w:rPr>
+      </w:pPr>
+      <w:r>
+        <w:rPr>
+          <w:color w:val="0F50FF"/>
+          <w:u w:val="single"/>
+        </w:rPr>
+        <w:t xml:space="preserve"/>
+      </w:r>
+    </w:p>
+    <w:p>
+      <w:pPr>
+        <w:pStyle w:val="ListParagraph"/>
+        <w:numPr>
+          <w:ilvl w:val="0"/>
+          <w:numId w:val="26"/>
+        </w:numPr>
+        <w:spacing w:after="0" w:line="240" w:lineRule="auto"/>
+        <w:ind w:left="357" w:hanging="357"/>
+        <w:rPr>
+          <w:color w:val="0F50FF"/>
+          <w:u w:val="single"/>
+        </w:rPr>
+      </w:pPr>
+      <w:proofErr w:type="gramStart"/>
+      <w:r>
+        <w:rPr>
+          <w:color w:val="0F50FF"/>
+          <w:u w:val="single"/>
+        </w:rPr>
+        <w:t xml:space="preserve">
+          <w:hyperlink r:id="rId106" w:tgtFrame="_blank">
+            <w:r>
+              <w:t xml:space="preserve">A Case Report and Literature Review of Steroid-Resistant Granulomatous Mastitis: Dramatic Response to Methotrexate Following Failed Drainage and Corticosteroid Therapy.</w:t>
+            </w:r>
+          </w:hyperlink>
+        </w:t>
+      </w:r>
+    </w:p>
+    <w:p>
+      <w:pPr>
+        <w:spacing w:after="0"/>
+        <w:rPr>
+          <w:color w:val="0F50FF"/>
+          <w:u w:val="single"/>
+        </w:rPr>
+      </w:pPr>
+      <w:r>
+        <w:rPr>
+          <w:color w:val="0F50FF"/>
+          <w:u w:val="single"/>
+        </w:rPr>
+        <w:t xml:space="preserve"/>
+      </w:r>
+    </w:p>
+    <w:p>
+      <w:pPr>
+        <w:pStyle w:val="ListParagraph"/>
+        <w:numPr>
+          <w:ilvl w:val="0"/>
+          <w:numId w:val="26"/>
+        </w:numPr>
+        <w:spacing w:after="0" w:line="240" w:lineRule="auto"/>
+        <w:ind w:left="357" w:hanging="357"/>
+        <w:rPr>
+          <w:color w:val="0F50FF"/>
+          <w:u w:val="single"/>
+        </w:rPr>
+      </w:pPr>
+      <w:proofErr w:type="gramStart"/>
+      <w:r>
+        <w:rPr>
+          <w:color w:val="0F50FF"/>
+          <w:u w:val="single"/>
+        </w:rPr>
+        <w:t xml:space="preserve">
+          <w:hyperlink r:id="rId107" w:tgtFrame="_blank">
+            <w:r>
+              <w:t xml:space="preserve">Invited Editorial: Antibiotics and Surgical Site Infection in Expander-Based Breast Reconstruction Trial (ASSERT).</w:t>
+            </w:r>
+          </w:hyperlink>
+        </w:t>
+      </w:r>
+    </w:p>
+    <w:p>
+      <w:pPr>
+        <w:spacing w:after="0"/>
+        <w:rPr>
+          <w:color w:val="0F50FF"/>
+          <w:u w:val="single"/>
+        </w:rPr>
+      </w:pPr>
+      <w:r>
+        <w:rPr>
+          <w:color w:val="0F50FF"/>
+          <w:u w:val="single"/>
+        </w:rPr>
+        <w:t xml:space="preserve"/>
+      </w:r>
+    </w:p>
+    <w:p>
+      <w:pPr>
+        <w:pStyle w:val="ListParagraph"/>
+        <w:numPr>
+          <w:ilvl w:val="0"/>
+          <w:numId w:val="26"/>
+        </w:numPr>
+        <w:spacing w:after="0" w:line="240" w:lineRule="auto"/>
+        <w:ind w:left="357" w:hanging="357"/>
+        <w:rPr>
+          <w:color w:val="0F50FF"/>
+          <w:u w:val="single"/>
+        </w:rPr>
+      </w:pPr>
+      <w:proofErr w:type="gramStart"/>
+      <w:r>
+        <w:rPr>
+          <w:color w:val="0F50FF"/>
+          <w:u w:val="single"/>
+        </w:rPr>
+        <w:t xml:space="preserve">
+          <w:hyperlink r:id="rId108" w:tgtFrame="_blank">
+            <w:r>
+              <w:t xml:space="preserve">Preservative Breast Augmentation: Preserving Muscle-glandular unions by areolar approach.</w:t>
+            </w:r>
+          </w:hyperlink>
+        </w:t>
+      </w:r>
+    </w:p>
+    <w:p>
+      <w:pPr>
+        <w:spacing w:after="0"/>
+        <w:rPr>
+          <w:color w:val="0F50FF"/>
+          <w:u w:val="single"/>
+        </w:rPr>
+      </w:pPr>
+      <w:r>
+        <w:rPr>
+          <w:color w:val="0F50FF"/>
+          <w:u w:val="single"/>
+        </w:rPr>
+        <w:t xml:space="preserve"/>
+      </w:r>
+    </w:p>
+    <w:p>
+      <w:pPr>
+        <w:pStyle w:val="ListParagraph"/>
+        <w:numPr>
+          <w:ilvl w:val="0"/>
+          <w:numId w:val="26"/>
+        </w:numPr>
+        <w:spacing w:after="0" w:line="240" w:lineRule="auto"/>
+        <w:ind w:left="357" w:hanging="357"/>
+        <w:rPr>
+          <w:color w:val="0F50FF"/>
+          <w:u w:val="single"/>
+        </w:rPr>
+      </w:pPr>
+      <w:proofErr w:type="gramStart"/>
+      <w:r>
+        <w:rPr>
+          <w:color w:val="0F50FF"/>
+          <w:u w:val="single"/>
+        </w:rPr>
+        <w:t xml:space="preserve">
+          <w:hyperlink r:id="rId109" w:tgtFrame="_blank">
+            <w:r>
+              <w:t xml:space="preserve">Beyond breast abscess and malignancy: a case of bilateral idiopathic granulomatous mastitis.</w:t>
+            </w:r>
+          </w:hyperlink>
+        </w:t>
+      </w:r>
+    </w:p>
+    <w:p>
+      <w:pPr>
+        <w:spacing w:after="0"/>
+        <w:rPr>
+          <w:color w:val="0F50FF"/>
+          <w:u w:val="single"/>
+        </w:rPr>
+      </w:pPr>
+      <w:r>
+        <w:rPr>
+          <w:color w:val="0F50FF"/>
+          <w:u w:val="single"/>
+        </w:rPr>
+        <w:t xml:space="preserve"/>
+      </w:r>
+    </w:p>
+    <w:p>
+      <w:pPr>
+        <w:pStyle w:val="ListParagraph"/>
+        <w:numPr>
+          <w:ilvl w:val="0"/>
+          <w:numId w:val="26"/>
+        </w:numPr>
+        <w:spacing w:after="0" w:line="240" w:lineRule="auto"/>
+        <w:ind w:left="357" w:hanging="357"/>
+        <w:rPr>
+          <w:color w:val="0F50FF"/>
+          <w:u w:val="single"/>
+        </w:rPr>
+      </w:pPr>
+      <w:proofErr w:type="gramStart"/>
+      <w:r>
+        <w:rPr>
+          <w:color w:val="0F50FF"/>
+          <w:u w:val="single"/>
+        </w:rPr>
+        <w:t xml:space="preserve">
+          <w:hyperlink r:id="rId110" w:tgtFrame="_blank">
+            <w:r>
+              <w:t xml:space="preserve">Simultaneous Bilateral Microsurgery in Autologous Tissue Breast Reconstruction.</w:t>
+            </w:r>
+          </w:hyperlink>
+        </w:t>
+      </w:r>
+    </w:p>
+    <w:p>
+      <w:pPr>
+        <w:spacing w:after="0"/>
+        <w:rPr>
+          <w:color w:val="0F50FF"/>
+          <w:u w:val="single"/>
+        </w:rPr>
+      </w:pPr>
+      <w:r>
+        <w:rPr>
+          <w:color w:val="0F50FF"/>
+          <w:u w:val="single"/>
+        </w:rPr>
+        <w:t xml:space="preserve"/>
+      </w:r>
+    </w:p>
+    <w:p>
+      <w:pPr>
+        <w:pStyle w:val="ListParagraph"/>
+        <w:numPr>
+          <w:ilvl w:val="0"/>
+          <w:numId w:val="26"/>
+        </w:numPr>
+        <w:spacing w:after="0" w:line="240" w:lineRule="auto"/>
+        <w:ind w:left="357" w:hanging="357"/>
+        <w:rPr>
+          <w:color w:val="0F50FF"/>
+          <w:u w:val="single"/>
+        </w:rPr>
+      </w:pPr>
+      <w:proofErr w:type="gramStart"/>
+      <w:r>
+        <w:rPr>
+          <w:color w:val="0F50FF"/>
+          <w:u w:val="single"/>
+        </w:rPr>
+        <w:t xml:space="preserve">
+          <w:hyperlink r:id="rId111" w:tgtFrame="_blank">
+            <w:r>
+              <w:t xml:space="preserve">Effect of prior mastectomy on outcomes following total shoulder arthroplasty.</w:t>
+            </w:r>
+          </w:hyperlink>
+        </w:t>
+      </w:r>
+    </w:p>
+    <w:p>
+      <w:pPr>
+        <w:spacing w:after="0"/>
+        <w:rPr>
+          <w:color w:val="0F50FF"/>
+          <w:u w:val="single"/>
+        </w:rPr>
+      </w:pPr>
+      <w:r>
+        <w:rPr>
+          <w:color w:val="0F50FF"/>
+          <w:u w:val="single"/>
+        </w:rPr>
+        <w:t xml:space="preserve"/>
+      </w:r>
+    </w:p>
+    <w:p>
+      <w:pPr>
+        <w:pStyle w:val="ListParagraph"/>
+        <w:numPr>
+          <w:ilvl w:val="0"/>
+          <w:numId w:val="26"/>
+        </w:numPr>
+        <w:spacing w:after="0" w:line="240" w:lineRule="auto"/>
+        <w:ind w:left="357" w:hanging="357"/>
+        <w:rPr>
+          <w:color w:val="0F50FF"/>
+          <w:u w:val="single"/>
+        </w:rPr>
+      </w:pPr>
+      <w:proofErr w:type="gramStart"/>
+      <w:r>
+        <w:rPr>
+          <w:color w:val="0F50FF"/>
+          <w:u w:val="single"/>
+        </w:rPr>
+        <w:t xml:space="preserve">
+          <w:hyperlink r:id="rId112" w:tgtFrame="_blank">
+            <w:r>
+              <w:t xml:space="preserve">Case Report: Pathologic complete response in triple negative breast cancer treated with anthracycline free regimen.</w:t>
+            </w:r>
+          </w:hyperlink>
+        </w:t>
+      </w:r>
+    </w:p>
+    <w:p>
+      <w:pPr>
+        <w:spacing w:after="0"/>
+        <w:rPr>
+          <w:color w:val="0F50FF"/>
+          <w:u w:val="single"/>
+        </w:rPr>
+      </w:pPr>
+      <w:r>
+        <w:rPr>
+          <w:color w:val="0F50FF"/>
+          <w:u w:val="single"/>
+        </w:rPr>
+        <w:t xml:space="preserve"/>
+      </w:r>
+    </w:p>
+    <w:p>
+      <w:pPr>
+        <w:pStyle w:val="ListParagraph"/>
+        <w:numPr>
+          <w:ilvl w:val="0"/>
+          <w:numId w:val="26"/>
+        </w:numPr>
+        <w:spacing w:after="0" w:line="240" w:lineRule="auto"/>
+        <w:ind w:left="357" w:hanging="357"/>
+        <w:rPr>
+          <w:color w:val="0F50FF"/>
+          <w:u w:val="single"/>
+        </w:rPr>
+      </w:pPr>
+      <w:proofErr w:type="gramStart"/>
+      <w:r>
+        <w:rPr>
+          <w:color w:val="0F50FF"/>
+          <w:u w:val="single"/>
+        </w:rPr>
+        <w:t xml:space="preserve">
+          <w:hyperlink r:id="rId113" w:tgtFrame="_blank">
+            <w:r>
+              <w:t xml:space="preserve">Sequential Multiple-Organ Immune-Related Adverse Events during and after Pembrolizumab Therapy in Triple-Negative Breast Cancer: A Case Report.</w:t>
+            </w:r>
+          </w:hyperlink>
+        </w:t>
+      </w:r>
+    </w:p>
+    <w:p>
+      <w:pPr>
+        <w:spacing w:after="0"/>
+        <w:rPr>
+          <w:color w:val="0F50FF"/>
+          <w:u w:val="single"/>
+        </w:rPr>
+      </w:pPr>
+      <w:r>
+        <w:rPr>
+          <w:color w:val="0F50FF"/>
+          <w:u w:val="single"/>
+        </w:rPr>
+        <w:t xml:space="preserve"/>
+      </w:r>
+    </w:p>
+    <w:p>
+      <w:pPr>
+        <w:pStyle w:val="ListParagraph"/>
+        <w:numPr>
+          <w:ilvl w:val="0"/>
+          <w:numId w:val="26"/>
+        </w:numPr>
+        <w:spacing w:after="0" w:line="240" w:lineRule="auto"/>
+        <w:ind w:left="357" w:hanging="357"/>
+        <w:rPr>
+          <w:color w:val="0F50FF"/>
+          <w:u w:val="single"/>
+        </w:rPr>
+      </w:pPr>
+      <w:proofErr w:type="gramStart"/>
+      <w:r>
+        <w:rPr>
+          <w:color w:val="0F50FF"/>
+          <w:u w:val="single"/>
+        </w:rPr>
+        <w:t xml:space="preserve">
+          <w:hyperlink r:id="rId114" w:tgtFrame="_blank">
+            <w:r>
+              <w:t xml:space="preserve">Application of AI Models for Preventing Surgical Complications: Scoping Review of Clinical Readiness and Barriers to Implementation.</w:t>
+            </w:r>
+          </w:hyperlink>
+        </w:t>
+      </w:r>
+    </w:p>
+    <w:p>
+      <w:pPr>
+        <w:spacing w:after="0"/>
+        <w:rPr>
+          <w:color w:val="0F50FF"/>
+          <w:u w:val="single"/>
+        </w:rPr>
+      </w:pPr>
+      <w:r>
+        <w:rPr>
+          <w:color w:val="0F50FF"/>
+          <w:u w:val="single"/>
+        </w:rPr>
+        <w:t xml:space="preserve"/>
+      </w:r>
+    </w:p>
+    <w:p>
+      <w:pPr>
+        <w:pStyle w:val="ListParagraph"/>
+        <w:numPr>
+          <w:ilvl w:val="0"/>
+          <w:numId w:val="26"/>
+        </w:numPr>
+        <w:spacing w:after="0" w:line="240" w:lineRule="auto"/>
+        <w:ind w:left="357" w:hanging="357"/>
+        <w:rPr>
+          <w:color w:val="0F50FF"/>
+          <w:u w:val="single"/>
+        </w:rPr>
+      </w:pPr>
+      <w:proofErr w:type="gramStart"/>
+      <w:r>
+        <w:rPr>
+          <w:color w:val="0F50FF"/>
+          <w:u w:val="single"/>
+        </w:rPr>
+        <w:t xml:space="preserve">
+          <w:hyperlink r:id="rId115" w:tgtFrame="_blank">
+            <w:r>
+              <w:t xml:space="preserve">De-escalation of axillary surgery and targeted axillary dissection following neoadjuvant chemotherapy: multicentre prospective regional audit.</w:t>
+            </w:r>
+          </w:hyperlink>
+        </w:t>
+      </w:r>
+    </w:p>
+    <w:p>
+      <w:pPr>
+        <w:spacing w:after="0"/>
+        <w:rPr>
+          <w:color w:val="0F50FF"/>
+          <w:u w:val="single"/>
+        </w:rPr>
+      </w:pPr>
+      <w:r>
+        <w:rPr>
+          <w:color w:val="0F50FF"/>
+          <w:u w:val="single"/>
+        </w:rPr>
+        <w:t xml:space="preserve"/>
+      </w:r>
+    </w:p>
+    <w:p>
+      <w:pPr>
+        <w:pStyle w:val="ListParagraph"/>
+        <w:numPr>
+          <w:ilvl w:val="0"/>
+          <w:numId w:val="26"/>
+        </w:numPr>
+        <w:spacing w:after="0" w:line="240" w:lineRule="auto"/>
+        <w:ind w:left="357" w:hanging="357"/>
+        <w:rPr>
+          <w:color w:val="0F50FF"/>
+          <w:u w:val="single"/>
+        </w:rPr>
+      </w:pPr>
+      <w:proofErr w:type="gramStart"/>
+      <w:r>
+        <w:rPr>
+          <w:color w:val="0F50FF"/>
+          <w:u w:val="single"/>
+        </w:rPr>
+        <w:t xml:space="preserve">
+          <w:hyperlink r:id="rId116" w:tgtFrame="_blank">
+            <w:r>
+              <w:t xml:space="preserve">Soft Tissue Support Use in Implant-Based Breast Reconstruction: A Nationwide, Cross-Sectional Study of Postoperative Complications.</w:t>
+            </w:r>
+          </w:hyperlink>
+        </w:t>
+      </w:r>
+    </w:p>
+    <w:p>
+      <w:pPr>
+        <w:spacing w:after="0"/>
+        <w:rPr>
+          <w:color w:val="0F50FF"/>
+          <w:u w:val="single"/>
+        </w:rPr>
+      </w:pPr>
+      <w:r>
+        <w:rPr>
+          <w:color w:val="0F50FF"/>
+          <w:u w:val="single"/>
+        </w:rPr>
+        <w:t xml:space="preserve"/>
+      </w:r>
+    </w:p>
+    <w:p>
+      <w:pPr>
+        <w:pStyle w:val="ListParagraph"/>
+        <w:numPr>
+          <w:ilvl w:val="0"/>
+          <w:numId w:val="26"/>
+        </w:numPr>
+        <w:spacing w:after="0" w:line="240" w:lineRule="auto"/>
+        <w:ind w:left="357" w:hanging="357"/>
+        <w:rPr>
+          <w:color w:val="0F50FF"/>
+          <w:u w:val="single"/>
+        </w:rPr>
+      </w:pPr>
+      <w:proofErr w:type="gramStart"/>
+      <w:r>
+        <w:rPr>
+          <w:color w:val="0F50FF"/>
+          <w:u w:val="single"/>
+        </w:rPr>
+        <w:t xml:space="preserve">
+          <w:hyperlink r:id="rId117" w:tgtFrame="_blank">
+            <w:r>
+              <w:t xml:space="preserve">Adherence to perioperative antimicrobial prophylaxis in cancer surgeries: A single-center retrospective study from Oman.</w:t>
+            </w:r>
+          </w:hyperlink>
+        </w:t>
+      </w:r>
+    </w:p>
+    <w:p>
+      <w:pPr>
+        <w:spacing w:after="0"/>
+        <w:rPr>
+          <w:color w:val="0F50FF"/>
+          <w:u w:val="single"/>
+        </w:rPr>
+      </w:pPr>
+      <w:r>
+        <w:rPr>
+          <w:color w:val="0F50FF"/>
+          <w:u w:val="single"/>
+        </w:rPr>
+        <w:t xml:space="preserve"/>
+      </w:r>
+    </w:p>
+    <w:p>
+      <w:pPr>
+        <w:pStyle w:val="ListParagraph"/>
+        <w:numPr>
+          <w:ilvl w:val="0"/>
+          <w:numId w:val="26"/>
+        </w:numPr>
+        <w:spacing w:after="0" w:line="240" w:lineRule="auto"/>
+        <w:ind w:left="357" w:hanging="357"/>
+        <w:rPr>
+          <w:color w:val="0F50FF"/>
+          <w:u w:val="single"/>
+        </w:rPr>
+      </w:pPr>
+      <w:proofErr w:type="gramStart"/>
+      <w:r>
+        <w:rPr>
+          <w:color w:val="0F50FF"/>
+          <w:u w:val="single"/>
+        </w:rPr>
+        <w:t xml:space="preserve">
+          <w:hyperlink r:id="rId118" w:tgtFrame="_blank">
+            <w:r>
+              <w:t xml:space="preserve">Targeted Prostate Cancer Screening in Carriers of BRCA1 or BRCA2 Pathogenic Germline Variants Detects Clinically Relevant Disease: 5-year Results from the IMPACT Study.</w:t>
+            </w:r>
+          </w:hyperlink>
+        </w:t>
+      </w:r>
+    </w:p>
+    <w:p>
+      <w:pPr>
+        <w:spacing w:after="0"/>
+        <w:rPr>
+          <w:color w:val="0F50FF"/>
+          <w:u w:val="single"/>
+        </w:rPr>
+      </w:pPr>
+      <w:r>
+        <w:rPr>
+          <w:color w:val="0F50FF"/>
+          <w:u w:val="single"/>
+        </w:rPr>
+        <w:t xml:space="preserve"/>
+      </w:r>
+    </w:p>
+    <w:p>
+      <w:pPr>
+        <w:pStyle w:val="ListParagraph"/>
+        <w:numPr>
+          <w:ilvl w:val="0"/>
+          <w:numId w:val="26"/>
+        </w:numPr>
+        <w:spacing w:after="0" w:line="240" w:lineRule="auto"/>
+        <w:ind w:left="357" w:hanging="357"/>
+        <w:rPr>
+          <w:color w:val="0F50FF"/>
+          <w:u w:val="single"/>
+        </w:rPr>
+      </w:pPr>
+      <w:proofErr w:type="gramStart"/>
+      <w:r>
+        <w:rPr>
+          <w:color w:val="0F50FF"/>
+          <w:u w:val="single"/>
+        </w:rPr>
+        <w:t xml:space="preserve">
+          <w:hyperlink r:id="rId119" w:tgtFrame="_blank">
+            <w:r>
+              <w:t xml:space="preserve">Multimodal prehabilitation enhances perioperative outcomes in gastric cancer patients: a single-center randomized controlled trial.</w:t>
+            </w:r>
+          </w:hyperlink>
+        </w:t>
+      </w:r>
+    </w:p>
+    <w:p>
+      <w:pPr>
+        <w:spacing w:after="0"/>
+        <w:rPr>
+          <w:color w:val="0F50FF"/>
+          <w:u w:val="single"/>
+        </w:rPr>
+      </w:pPr>
+      <w:r>
+        <w:rPr>
+          <w:color w:val="0F50FF"/>
+          <w:u w:val="single"/>
+        </w:rPr>
+        <w:t xml:space="preserve"/>
+      </w:r>
+    </w:p>
+    <w:p>
+      <w:pPr>
+        <w:pStyle w:val="ListParagraph"/>
+        <w:numPr>
+          <w:ilvl w:val="0"/>
+          <w:numId w:val="26"/>
+        </w:numPr>
+        <w:spacing w:after="0" w:line="240" w:lineRule="auto"/>
+        <w:ind w:left="357" w:hanging="357"/>
+        <w:rPr>
+          <w:color w:val="0F50FF"/>
+          <w:u w:val="single"/>
+        </w:rPr>
+      </w:pPr>
+      <w:proofErr w:type="gramStart"/>
+      <w:r>
+        <w:rPr>
+          <w:color w:val="0F50FF"/>
+          <w:u w:val="single"/>
+        </w:rPr>
+        <w:t xml:space="preserve">
+          <w:hyperlink r:id="rId120" w:tgtFrame="_blank">
+            <w:r>
+              <w:t xml:space="preserve">Mastitis and Mammary Abscess Management Audit (MAMMA): A Survey of Patients' Perspective on the Management of Mammary Abscesses in the UK.</w:t>
+            </w:r>
+          </w:hyperlink>
+        </w:t>
+      </w:r>
+    </w:p>
+    <w:p>
+      <w:pPr>
+        <w:spacing w:after="0"/>
+        <w:rPr>
+          <w:color w:val="0F50FF"/>
+          <w:u w:val="single"/>
+        </w:rPr>
+      </w:pPr>
+      <w:r>
+        <w:rPr>
+          <w:color w:val="0F50FF"/>
+          <w:u w:val="single"/>
+        </w:rPr>
+        <w:t xml:space="preserve"/>
+      </w:r>
+    </w:p>
+    <w:p>
+      <w:pPr>
+        <w:pStyle w:val="ListParagraph"/>
+        <w:numPr>
+          <w:ilvl w:val="0"/>
+          <w:numId w:val="26"/>
+        </w:numPr>
+        <w:spacing w:after="0" w:line="240" w:lineRule="auto"/>
+        <w:ind w:left="357" w:hanging="357"/>
+        <w:rPr>
+          <w:color w:val="0F50FF"/>
+          <w:u w:val="single"/>
+        </w:rPr>
+      </w:pPr>
+      <w:proofErr w:type="gramStart"/>
+      <w:r>
+        <w:rPr>
+          <w:color w:val="0F50FF"/>
+          <w:u w:val="single"/>
+        </w:rPr>
+        <w:t xml:space="preserve">
+          <w:hyperlink r:id="rId121" w:tgtFrame="_blank">
+            <w:r>
+              <w:t xml:space="preserve">Perioperative immune dynamics and infectious complications: a pooled-data analysis of prospective studies.</w:t>
+            </w:r>
+          </w:hyperlink>
+        </w:t>
+      </w:r>
+    </w:p>
+    <w:p>
+      <w:pPr>
+        <w:spacing w:after="0"/>
+        <w:rPr>
+          <w:color w:val="0F50FF"/>
+          <w:u w:val="single"/>
+        </w:rPr>
+      </w:pPr>
+      <w:r>
+        <w:rPr>
+          <w:color w:val="0F50FF"/>
+          <w:u w:val="single"/>
+        </w:rPr>
+        <w:t xml:space="preserve"/>
+      </w:r>
+    </w:p>
+    <w:p>
+      <w:pPr>
+        <w:pStyle w:val="ListParagraph"/>
+        <w:numPr>
+          <w:ilvl w:val="0"/>
+          <w:numId w:val="26"/>
+        </w:numPr>
+        <w:spacing w:after="0" w:line="240" w:lineRule="auto"/>
+        <w:ind w:left="357" w:hanging="357"/>
+        <w:rPr>
+          <w:color w:val="0F50FF"/>
+          <w:u w:val="single"/>
+        </w:rPr>
+      </w:pPr>
+      <w:proofErr w:type="gramStart"/>
+      <w:r>
+        <w:rPr>
+          <w:color w:val="0F50FF"/>
+          <w:u w:val="single"/>
+        </w:rPr>
+        <w:t xml:space="preserve">
+          <w:hyperlink r:id="rId122" w:tgtFrame="_blank">
+            <w:r>
+              <w:t xml:space="preserve">Microsurgery on Steroids: The Impact of Chronic Immunosuppressive Therapy on Outcomes Following Free Flap Breast Reconstruction.</w:t>
+            </w:r>
+          </w:hyperlink>
+        </w:t>
+      </w:r>
+    </w:p>
+    <w:p>
+      <w:pPr>
+        <w:spacing w:after="0"/>
+        <w:rPr>
+          <w:color w:val="0F50FF"/>
+          <w:u w:val="single"/>
+        </w:rPr>
+      </w:pPr>
+      <w:r>
+        <w:rPr>
+          <w:color w:val="0F50FF"/>
+          <w:u w:val="single"/>
+        </w:rPr>
+        <w:t xml:space="preserve"/>
+      </w:r>
+    </w:p>
+    <w:p>
+      <w:pPr>
+        <w:pStyle w:val="ListParagraph"/>
+        <w:numPr>
+          <w:ilvl w:val="0"/>
+          <w:numId w:val="26"/>
+        </w:numPr>
+        <w:spacing w:after="0" w:line="240" w:lineRule="auto"/>
+        <w:ind w:left="357" w:hanging="357"/>
+        <w:rPr>
+          <w:color w:val="0F50FF"/>
+          <w:u w:val="single"/>
+        </w:rPr>
+      </w:pPr>
+      <w:proofErr w:type="gramStart"/>
+      <w:r>
+        <w:rPr>
+          <w:color w:val="0F50FF"/>
+          <w:u w:val="single"/>
+        </w:rPr>
+        <w:t xml:space="preserve">
+          <w:hyperlink r:id="rId123" w:tgtFrame="_blank">
+            <w:r>
+              <w:t xml:space="preserve">Intrathoracic breast implants for postpneumonectomy syndrome: A systematic review of safety and efficacy.</w:t>
+            </w:r>
+          </w:hyperlink>
+        </w:t>
+      </w:r>
+    </w:p>
+    <w:p>
+      <w:pPr>
+        <w:spacing w:after="0"/>
+        <w:rPr>
+          <w:color w:val="0F50FF"/>
+          <w:u w:val="single"/>
+        </w:rPr>
+      </w:pPr>
+      <w:r>
+        <w:rPr>
+          <w:color w:val="0F50FF"/>
+          <w:u w:val="single"/>
+        </w:rPr>
+        <w:t xml:space="preserve"/>
+      </w:r>
+    </w:p>
+    <w:p>
+      <w:pPr>
+        <w:pStyle w:val="ListParagraph"/>
+        <w:numPr>
+          <w:ilvl w:val="0"/>
+          <w:numId w:val="26"/>
+        </w:numPr>
+        <w:spacing w:after="0" w:line="240" w:lineRule="auto"/>
+        <w:ind w:left="357" w:hanging="357"/>
+        <w:rPr>
+          <w:color w:val="0F50FF"/>
+          <w:u w:val="single"/>
+        </w:rPr>
+      </w:pPr>
+      <w:proofErr w:type="gramStart"/>
+      <w:r>
+        <w:rPr>
+          <w:color w:val="0F50FF"/>
+          <w:u w:val="single"/>
+        </w:rPr>
+        <w:t xml:space="preserve">
+          <w:hyperlink r:id="rId124" w:tgtFrame="_blank">
+            <w:r>
+              <w:t xml:space="preserve">Differences in utilization, complications, and mortality after cancer surgery by HIV status among Medicaid beneficiaries from 2001-2021.</w:t>
+            </w:r>
+          </w:hyperlink>
+        </w:t>
+      </w:r>
+    </w:p>
+    <w:p>
+      <w:pPr>
+        <w:spacing w:after="0"/>
+        <w:rPr>
+          <w:color w:val="0F50FF"/>
+          <w:u w:val="single"/>
+        </w:rPr>
+      </w:pPr>
+      <w:r>
+        <w:rPr>
+          <w:color w:val="0F50FF"/>
+          <w:u w:val="single"/>
+        </w:rPr>
+        <w:t xml:space="preserve"/>
+      </w:r>
+    </w:p>
+    <w:p>
+      <w:pPr>
+        <w:pStyle w:val="ListParagraph"/>
+        <w:numPr>
+          <w:ilvl w:val="0"/>
+          <w:numId w:val="26"/>
+        </w:numPr>
+        <w:spacing w:after="0" w:line="240" w:lineRule="auto"/>
+        <w:ind w:left="357" w:hanging="357"/>
+        <w:rPr>
+          <w:color w:val="0F50FF"/>
+          <w:u w:val="single"/>
+        </w:rPr>
+      </w:pPr>
+      <w:proofErr w:type="gramStart"/>
+      <w:r>
+        <w:rPr>
+          <w:color w:val="0F50FF"/>
+          <w:u w:val="single"/>
+        </w:rPr>
+        <w:t xml:space="preserve">
+          <w:hyperlink r:id="rId125" w:tgtFrame="_blank">
+            <w:r>
+              <w:t xml:space="preserve">Successful resolution of methicillin-sensitive Staphylococcus aureus bacteraemia complicated by infective endocarditis in a patient with malignancy: a case report of effective combined intravenous nafcillin and ceftaroline therapy.</w:t>
+            </w:r>
+          </w:hyperlink>
+        </w:t>
+      </w:r>
+    </w:p>
+    <w:p>
+      <w:pPr>
+        <w:spacing w:after="0"/>
+        <w:rPr>
+          <w:color w:val="0F50FF"/>
+          <w:u w:val="single"/>
+        </w:rPr>
+      </w:pPr>
+      <w:r>
+        <w:rPr>
+          <w:color w:val="0F50FF"/>
+          <w:u w:val="single"/>
+        </w:rPr>
+        <w:t xml:space="preserve"/>
+      </w:r>
+    </w:p>
+    <w:p>
+      <w:pPr>
+        <w:pStyle w:val="ListParagraph"/>
+        <w:numPr>
+          <w:ilvl w:val="0"/>
+          <w:numId w:val="26"/>
+        </w:numPr>
+        <w:spacing w:after="0" w:line="240" w:lineRule="auto"/>
+        <w:ind w:left="357" w:hanging="357"/>
+        <w:rPr>
+          <w:color w:val="0F50FF"/>
+          <w:u w:val="single"/>
+        </w:rPr>
+      </w:pPr>
+      <w:proofErr w:type="gramStart"/>
+      <w:r>
+        <w:rPr>
+          <w:color w:val="0F50FF"/>
+          <w:u w:val="single"/>
+        </w:rPr>
+        <w:t xml:space="preserve">
+          <w:hyperlink r:id="rId126" w:tgtFrame="_blank">
+            <w:r>
+              <w:t xml:space="preserve">Experience-Based Procedure Card for Robot-Assisted Nipple Sparing Mastectomy Using the SSI Mantra, Indian Robotic Surgical System.</w:t>
+            </w:r>
+          </w:hyperlink>
+        </w:t>
+      </w:r>
+    </w:p>
+    <w:p>
+      <w:pPr>
+        <w:spacing w:after="0"/>
+        <w:rPr>
+          <w:color w:val="0F50FF"/>
+          <w:u w:val="single"/>
+        </w:rPr>
+      </w:pPr>
+      <w:r>
+        <w:rPr>
+          <w:color w:val="0F50FF"/>
+          <w:u w:val="single"/>
+        </w:rPr>
+        <w:t xml:space="preserve"/>
+      </w:r>
+    </w:p>
+    <w:p>
+      <w:pPr>
+        <w:pStyle w:val="ListParagraph"/>
+        <w:numPr>
+          <w:ilvl w:val="0"/>
+          <w:numId w:val="26"/>
+        </w:numPr>
+        <w:spacing w:after="0" w:line="240" w:lineRule="auto"/>
+        <w:ind w:left="357" w:hanging="357"/>
+        <w:rPr>
+          <w:color w:val="0F50FF"/>
+          <w:u w:val="single"/>
+        </w:rPr>
+      </w:pPr>
+      <w:proofErr w:type="gramStart"/>
+      <w:r>
+        <w:rPr>
+          <w:color w:val="0F50FF"/>
+          <w:u w:val="single"/>
+        </w:rPr>
+        <w:t xml:space="preserve">
+          <w:hyperlink r:id="rId127" w:tgtFrame="_blank">
+            <w:r>
+              <w:t xml:space="preserve">Vertical scar reduction mammoplasty in massive macromastia: A prospective case series.</w:t>
             </w:r>
           </w:hyperlink>
         </w:t>
@@ -9096,7 +10532,7 @@
         <w:t xml:space="preserve">
           <w:hyperlink r:id="rId12" w:tgtFrame="_blank">
             <w:r>
-              <w:t xml:space="preserve">A Dual Setback: Staphylococcus aureus Biofilms From Severe Chronic Rhinosinusitis Show Enhanced Virulence Capacity and Tolerance to Antibiotics.</w:t>
+              <w:t xml:space="preserve">Implementation Strategies for Sustainability of Mupirocin Decolonization across Adult ICUs in an Urban Safety Net Hospital.</w:t>
             </w:r>
           </w:hyperlink>
         </w:t>
@@ -9141,52 +10577,7 @@
         <w:t xml:space="preserve">
           <w:hyperlink r:id="rId13" w:tgtFrame="_blank">
             <w:r>
-              <w:t xml:space="preserve">Emerging therapeutic drug targets in amino acid and protein biosynthesis pathways against ESKAPE and non-ESKAPE pathogens: a comprehensive review.</w:t>
-            </w:r>
-          </w:hyperlink>
-        </w:t>
-      </w:r>
-    </w:p>
-    <w:p>
-      <w:pPr>
-        <w:spacing w:after="0"/>
-        <w:rPr>
-          <w:color w:val="0F50FF"/>
-          <w:u w:val="single"/>
-        </w:rPr>
-      </w:pPr>
-      <w:r>
-        <w:rPr>
-          <w:color w:val="0F50FF"/>
-          <w:u w:val="single"/>
-        </w:rPr>
-        <w:t xml:space="preserve"/>
-      </w:r>
-    </w:p>
-    <w:p>
-      <w:pPr>
-        <w:pStyle w:val="ListParagraph"/>
-        <w:numPr>
-          <w:ilvl w:val="0"/>
-          <w:numId w:val="27"/>
-        </w:numPr>
-        <w:spacing w:after="0" w:line="240" w:lineRule="auto"/>
-        <w:ind w:left="357" w:hanging="357"/>
-        <w:rPr>
-          <w:color w:val="0F50FF"/>
-          <w:u w:val="single"/>
-        </w:rPr>
-      </w:pPr>
-      <w:proofErr w:type="gramStart"/>
-      <w:r>
-        <w:rPr>
-          <w:color w:val="0F50FF"/>
-          <w:u w:val="single"/>
-        </w:rPr>
-        <w:t xml:space="preserve">
-          <w:hyperlink r:id="rId14" w:tgtFrame="_blank">
-            <w:r>
-              <w:t xml:space="preserve">Proportion and antibiogram of methicillin-resistant Staphylococcus aureus (MRSA) in Africa: a systematic review and meta-analysis.</w:t>
+              <w:t xml:space="preserve">Genetic diversity of Staphylococcus aureus isolated from hospital wastewaters: spa types t747 and t790 are a serious threat.</w:t>
             </w:r>
           </w:hyperlink>
         </w:t>
@@ -9263,9 +10654,9 @@
           <w:u w:val="single"/>
         </w:rPr>
         <w:t xml:space="preserve">
-          <w:hyperlink r:id="rId34" w:tgtFrame="_blank">
-            <w:r>
-              <w:t xml:space="preserve">Designing and evaluation of mupirocin-bFGF co-loaded biodegradable antimicrobial gelatin-chitosan sponge for topical wound management in rat model.</w:t>
+          <w:hyperlink r:id="rId40" w:tgtFrame="_blank">
+            <w:r>
+              <w:t xml:space="preserve">Bacteriophage endolysins: A promising therapeutic strategy against drug- resistant Staphylococcus aureus.</w:t>
             </w:r>
           </w:hyperlink>
         </w:t>
@@ -9308,9 +10699,9 @@
           <w:u w:val="single"/>
         </w:rPr>
         <w:t xml:space="preserve">
-          <w:hyperlink r:id="rId35" w:tgtFrame="_blank">
-            <w:r>
-              <w:t xml:space="preserve">High-throughput single-cell isolation of Bifidobacterium strains from the human gut microbiome.</w:t>
+          <w:hyperlink r:id="rId41" w:tgtFrame="_blank">
+            <w:r>
+              <w:t xml:space="preserve">The Airway Microbiome as a Modulator of Influenza Virus Infection: Mechanistic Insights and Translational Perspectives-Review.</w:t>
             </w:r>
           </w:hyperlink>
         </w:t>
@@ -9353,9 +10744,9 @@
           <w:u w:val="single"/>
         </w:rPr>
         <w:t xml:space="preserve">
-          <w:hyperlink r:id="rId36" w:tgtFrame="_blank">
-            <w:r>
-              <w:t xml:space="preserve">The effectiveness of platelet-rich plasma for chemotherapy extravasation wound management: A case report.</w:t>
+          <w:hyperlink r:id="rId42" w:tgtFrame="_blank">
+            <w:r>
+              <w:t xml:space="preserve">Taming Superbugs: Current Progress and Challenges in Combating ESKAPE Pathogens.</w:t>
             </w:r>
           </w:hyperlink>
         </w:t>
@@ -9398,9 +10789,9 @@
           <w:u w:val="single"/>
         </w:rPr>
         <w:t xml:space="preserve">
-          <w:hyperlink r:id="rId37" w:tgtFrame="_blank">
-            <w:r>
-              <w:t xml:space="preserve">Prevalence of multidrug-resistant organisms colonizing neonates at a tertiary hospital in Johannesburg, South Africa.</w:t>
+          <w:hyperlink r:id="rId43" w:tgtFrame="_blank">
+            <w:r>
+              <w:t xml:space="preserve">Genome-Based Evaluation of Safety and Probiotic Traits in Infant Feces-Sourced Bifidobacterium animalis subsp. lactis BD1.</w:t>
             </w:r>
           </w:hyperlink>
         </w:t>
@@ -9443,9 +10834,9 @@
           <w:u w:val="single"/>
         </w:rPr>
         <w:t xml:space="preserve">
-          <w:hyperlink r:id="rId38" w:tgtFrame="_blank">
-            <w:r>
-              <w:t xml:space="preserve">Synthesis of aminoglucuronic acid glycans from the capsular polysaccharide of Staphylococcus aureus type 2.</w:t>
+          <w:hyperlink r:id="rId44" w:tgtFrame="_blank">
+            <w:r>
+              <w:t xml:space="preserve">Novel tRNA Synthetase Inhibitors Increase Healthspan, Lifespan, and Autophagic Flux in C. elegans.</w:t>
             </w:r>
           </w:hyperlink>
         </w:t>
@@ -9488,9 +10879,9 @@
           <w:u w:val="single"/>
         </w:rPr>
         <w:t xml:space="preserve">
-          <w:hyperlink r:id="rId39" w:tgtFrame="_blank">
-            <w:r>
-              <w:t xml:space="preserve">Enhanced immunogenicity of Staphylococcus aureus IsdE vaccine with SeNPs and BCG adjuvants in mice.</w:t>
+          <w:hyperlink r:id="rId45" w:tgtFrame="_blank">
+            <w:r>
+              <w:t xml:space="preserve">Nitric Oxide-Releasing Gels in the Context of Antimicrobial Stewardship, Biofilm Management, and Wound-Repair Biology.</w:t>
             </w:r>
           </w:hyperlink>
         </w:t>
@@ -9533,9 +10924,9 @@
           <w:u w:val="single"/>
         </w:rPr>
         <w:t xml:space="preserve">
-          <w:hyperlink r:id="rId40" w:tgtFrame="_blank">
-            <w:r>
-              <w:t xml:space="preserve">Multivalent Nanobodies for Potent and Broad Neutralization of Staphylococcus aureus Toxins.</w:t>
+          <w:hyperlink r:id="rId46" w:tgtFrame="_blank">
+            <w:r>
+              <w:t xml:space="preserve">Single-dose mSEB-mi3 nanoparticle vaccine elicits robust humoral immunity and protects mice against SEB intoxication and MRSA infection.</w:t>
             </w:r>
           </w:hyperlink>
         </w:t>
@@ -9578,9 +10969,9 @@
           <w:u w:val="single"/>
         </w:rPr>
         <w:t xml:space="preserve">
-          <w:hyperlink r:id="rId41" w:tgtFrame="_blank">
-            <w:r>
-              <w:t xml:space="preserve">Central hypoventilation and choking episodes revealing Chiari malformation type I.</w:t>
+          <w:hyperlink r:id="rId47" w:tgtFrame="_blank">
+            <w:r>
+              <w:t xml:space="preserve">An integrated subtractive genomics and immunoinformatic approach for designing a multi-epitope peptide vaccine against methicillin-resistant Staphylococcus aureus.</w:t>
             </w:r>
           </w:hyperlink>
         </w:t>
@@ -9623,9 +11014,9 @@
           <w:u w:val="single"/>
         </w:rPr>
         <w:t xml:space="preserve">
-          <w:hyperlink r:id="rId42" w:tgtFrame="_blank">
-            <w:r>
-              <w:t xml:space="preserve">[Advances in early repair and reconstruction of severe limb injuries].</w:t>
+          <w:hyperlink r:id="rId48" w:tgtFrame="_blank">
+            <w:r>
+              <w:t xml:space="preserve">Innate immune priming by n-dodecyl-β-D-maltoside in murine models of bacterial and viral infection.</w:t>
             </w:r>
           </w:hyperlink>
         </w:t>
@@ -9668,9 +11059,9 @@
           <w:u w:val="single"/>
         </w:rPr>
         <w:t xml:space="preserve">
-          <w:hyperlink r:id="rId43" w:tgtFrame="_blank">
-            <w:r>
-              <w:t xml:space="preserve">A novel hypothetical protein (SAUSA300_1684) confers excellent protection against multi-drug-resistant Staphylococcus aureus infection in the murine model.</w:t>
+          <w:hyperlink r:id="rId49" w:tgtFrame="_blank">
+            <w:r>
+              <w:t xml:space="preserve">AntiPan: a genome-informed in silico pipeline for advancing subunit vaccine discovery against Staphylococcus aureus.</w:t>
             </w:r>
           </w:hyperlink>
         </w:t>
@@ -9713,9 +11104,9 @@
           <w:u w:val="single"/>
         </w:rPr>
         <w:t xml:space="preserve">
-          <w:hyperlink r:id="rId44" w:tgtFrame="_blank">
-            <w:r>
-              <w:t xml:space="preserve">Colonization with Multidrug-resistant bacteria among children hospitalized abroad-A Study from Finland.</w:t>
+          <w:hyperlink r:id="rId50" w:tgtFrame="_blank">
+            <w:r>
+              <w:t xml:space="preserve">Multi-seed searching algorithm for integrated codon optimization of mRNA stability and translational efficiency in vaccine design.</w:t>
             </w:r>
           </w:hyperlink>
         </w:t>
@@ -9758,9 +11149,9 @@
           <w:u w:val="single"/>
         </w:rPr>
         <w:t xml:space="preserve">
-          <w:hyperlink r:id="rId45" w:tgtFrame="_blank">
-            <w:r>
-              <w:t xml:space="preserve">[Infectious disease : what's new in 2025].</w:t>
+          <w:hyperlink r:id="rId51" w:tgtFrame="_blank">
+            <w:r>
+              <w:t xml:space="preserve">ANIA: an inception-attention network for predicting minimum inhibitory concentration of antimicrobial peptides.</w:t>
             </w:r>
           </w:hyperlink>
         </w:t>
@@ -9803,9 +11194,639 @@
           <w:u w:val="single"/>
         </w:rPr>
         <w:t xml:space="preserve">
-          <w:hyperlink r:id="rId46" w:tgtFrame="_blank">
-            <w:r>
-              <w:t xml:space="preserve">Advances in methicillin-resistant Staphylococcus aureus drug discovery: developments and challenges.</w:t>
+          <w:hyperlink r:id="rId52" w:tgtFrame="_blank">
+            <w:r>
+              <w:t xml:space="preserve">Coupling of the Hla-IsdB fusion antigen to mi3 nanoparticles enhances dendritic cell activation and protects against Staphylococcus aureus skin infection.</w:t>
+            </w:r>
+          </w:hyperlink>
+        </w:t>
+      </w:r>
+    </w:p>
+    <w:p>
+      <w:pPr>
+        <w:spacing w:after="0"/>
+        <w:rPr>
+          <w:color w:val="0F50FF"/>
+          <w:u w:val="single"/>
+        </w:rPr>
+      </w:pPr>
+      <w:r>
+        <w:rPr>
+          <w:color w:val="0F50FF"/>
+          <w:u w:val="single"/>
+        </w:rPr>
+        <w:t xml:space="preserve"/>
+      </w:r>
+    </w:p>
+    <w:p>
+      <w:pPr>
+        <w:pStyle w:val="ListParagraph"/>
+        <w:numPr>
+          <w:ilvl w:val="0"/>
+          <w:numId w:val="28"/>
+        </w:numPr>
+        <w:spacing w:after="0" w:line="240" w:lineRule="auto"/>
+        <w:ind w:left="357" w:hanging="357"/>
+        <w:rPr>
+          <w:color w:val="0F50FF"/>
+          <w:u w:val="single"/>
+        </w:rPr>
+      </w:pPr>
+      <w:proofErr w:type="gramStart"/>
+      <w:r>
+        <w:rPr>
+          <w:color w:val="0F50FF"/>
+          <w:u w:val="single"/>
+        </w:rPr>
+        <w:t xml:space="preserve">
+          <w:hyperlink r:id="rId53" w:tgtFrame="_blank">
+            <w:r>
+              <w:t xml:space="preserve">Antimicrobial dressings for the prevention of surgical-site infection: systematic review and meta-analysis.</w:t>
+            </w:r>
+          </w:hyperlink>
+        </w:t>
+      </w:r>
+    </w:p>
+    <w:p>
+      <w:pPr>
+        <w:spacing w:after="0"/>
+        <w:rPr>
+          <w:color w:val="0F50FF"/>
+          <w:u w:val="single"/>
+        </w:rPr>
+      </w:pPr>
+      <w:r>
+        <w:rPr>
+          <w:color w:val="0F50FF"/>
+          <w:u w:val="single"/>
+        </w:rPr>
+        <w:t xml:space="preserve"/>
+      </w:r>
+    </w:p>
+    <w:p>
+      <w:pPr>
+        <w:pStyle w:val="ListParagraph"/>
+        <w:numPr>
+          <w:ilvl w:val="0"/>
+          <w:numId w:val="28"/>
+        </w:numPr>
+        <w:spacing w:after="0" w:line="240" w:lineRule="auto"/>
+        <w:ind w:left="357" w:hanging="357"/>
+        <w:rPr>
+          <w:color w:val="0F50FF"/>
+          <w:u w:val="single"/>
+        </w:rPr>
+      </w:pPr>
+      <w:proofErr w:type="gramStart"/>
+      <w:r>
+        <w:rPr>
+          <w:color w:val="0F50FF"/>
+          <w:u w:val="single"/>
+        </w:rPr>
+        <w:t xml:space="preserve">
+          <w:hyperlink r:id="rId54" w:tgtFrame="_blank">
+            <w:r>
+              <w:t xml:space="preserve">Active Surveillance and Polymerase Chain Reaction (PCR) Between Two Passive Surveillance Periods Improve Detection and Characterization of Pleural Empyema: A 20-Year Study in Tijuana, Mexico.</w:t>
+            </w:r>
+          </w:hyperlink>
+        </w:t>
+      </w:r>
+    </w:p>
+    <w:p>
+      <w:pPr>
+        <w:spacing w:after="0"/>
+        <w:rPr>
+          <w:color w:val="0F50FF"/>
+          <w:u w:val="single"/>
+        </w:rPr>
+      </w:pPr>
+      <w:r>
+        <w:rPr>
+          <w:color w:val="0F50FF"/>
+          <w:u w:val="single"/>
+        </w:rPr>
+        <w:t xml:space="preserve"/>
+      </w:r>
+    </w:p>
+    <w:p>
+      <w:pPr>
+        <w:pStyle w:val="ListParagraph"/>
+        <w:numPr>
+          <w:ilvl w:val="0"/>
+          <w:numId w:val="28"/>
+        </w:numPr>
+        <w:spacing w:after="0" w:line="240" w:lineRule="auto"/>
+        <w:ind w:left="357" w:hanging="357"/>
+        <w:rPr>
+          <w:color w:val="0F50FF"/>
+          <w:u w:val="single"/>
+        </w:rPr>
+      </w:pPr>
+      <w:proofErr w:type="gramStart"/>
+      <w:r>
+        <w:rPr>
+          <w:color w:val="0F50FF"/>
+          <w:u w:val="single"/>
+        </w:rPr>
+        <w:t xml:space="preserve">
+          <w:hyperlink r:id="rId55" w:tgtFrame="_blank">
+            <w:r>
+              <w:t xml:space="preserve">Virulence factors of bovine mastitis pathogens: distribution, pathogenesis, and emerging vaccines targeting virulence factors: a literature review.</w:t>
+            </w:r>
+          </w:hyperlink>
+        </w:t>
+      </w:r>
+    </w:p>
+    <w:p>
+      <w:pPr>
+        <w:spacing w:after="0"/>
+        <w:rPr>
+          <w:color w:val="0F50FF"/>
+          <w:u w:val="single"/>
+        </w:rPr>
+      </w:pPr>
+      <w:r>
+        <w:rPr>
+          <w:color w:val="0F50FF"/>
+          <w:u w:val="single"/>
+        </w:rPr>
+        <w:t xml:space="preserve"/>
+      </w:r>
+    </w:p>
+    <w:p>
+      <w:pPr>
+        <w:pStyle w:val="ListParagraph"/>
+        <w:numPr>
+          <w:ilvl w:val="0"/>
+          <w:numId w:val="28"/>
+        </w:numPr>
+        <w:spacing w:after="0" w:line="240" w:lineRule="auto"/>
+        <w:ind w:left="357" w:hanging="357"/>
+        <w:rPr>
+          <w:color w:val="0F50FF"/>
+          <w:u w:val="single"/>
+        </w:rPr>
+      </w:pPr>
+      <w:proofErr w:type="gramStart"/>
+      <w:r>
+        <w:rPr>
+          <w:color w:val="0F50FF"/>
+          <w:u w:val="single"/>
+        </w:rPr>
+        <w:t xml:space="preserve">
+          <w:hyperlink r:id="rId56" w:tgtFrame="_blank">
+            <w:r>
+              <w:t xml:space="preserve">A novel peptide cocktail containing B and T cell epitopes confers robust protection against Staphylococcus aureus bacteremia in a murine model.</w:t>
+            </w:r>
+          </w:hyperlink>
+        </w:t>
+      </w:r>
+    </w:p>
+    <w:p>
+      <w:pPr>
+        <w:spacing w:after="0"/>
+        <w:rPr>
+          <w:color w:val="0F50FF"/>
+          <w:u w:val="single"/>
+        </w:rPr>
+      </w:pPr>
+      <w:r>
+        <w:rPr>
+          <w:color w:val="0F50FF"/>
+          <w:u w:val="single"/>
+        </w:rPr>
+        <w:t xml:space="preserve"/>
+      </w:r>
+    </w:p>
+    <w:p>
+      <w:pPr>
+        <w:pStyle w:val="ListParagraph"/>
+        <w:numPr>
+          <w:ilvl w:val="0"/>
+          <w:numId w:val="28"/>
+        </w:numPr>
+        <w:spacing w:after="0" w:line="240" w:lineRule="auto"/>
+        <w:ind w:left="357" w:hanging="357"/>
+        <w:rPr>
+          <w:color w:val="0F50FF"/>
+          <w:u w:val="single"/>
+        </w:rPr>
+      </w:pPr>
+      <w:proofErr w:type="gramStart"/>
+      <w:r>
+        <w:rPr>
+          <w:color w:val="0F50FF"/>
+          <w:u w:val="single"/>
+        </w:rPr>
+        <w:t xml:space="preserve">
+          <w:hyperlink r:id="rId57" w:tgtFrame="_blank">
+            <w:r>
+              <w:t xml:space="preserve">Bovine milk immunoglobulin A and immunoglobulin G inhibit the adhesion of Staphylococcus aureus to bovine mammary epithelial cells.</w:t>
+            </w:r>
+          </w:hyperlink>
+        </w:t>
+      </w:r>
+    </w:p>
+    <w:p>
+      <w:pPr>
+        <w:spacing w:after="0"/>
+        <w:rPr>
+          <w:color w:val="0F50FF"/>
+          <w:u w:val="single"/>
+        </w:rPr>
+      </w:pPr>
+      <w:r>
+        <w:rPr>
+          <w:color w:val="0F50FF"/>
+          <w:u w:val="single"/>
+        </w:rPr>
+        <w:t xml:space="preserve"/>
+      </w:r>
+    </w:p>
+    <w:p>
+      <w:pPr>
+        <w:pStyle w:val="ListParagraph"/>
+        <w:numPr>
+          <w:ilvl w:val="0"/>
+          <w:numId w:val="28"/>
+        </w:numPr>
+        <w:spacing w:after="0" w:line="240" w:lineRule="auto"/>
+        <w:ind w:left="357" w:hanging="357"/>
+        <w:rPr>
+          <w:color w:val="0F50FF"/>
+          <w:u w:val="single"/>
+        </w:rPr>
+      </w:pPr>
+      <w:proofErr w:type="gramStart"/>
+      <w:r>
+        <w:rPr>
+          <w:color w:val="0F50FF"/>
+          <w:u w:val="single"/>
+        </w:rPr>
+        <w:t xml:space="preserve">
+          <w:hyperlink r:id="rId58" w:tgtFrame="_blank">
+            <w:r>
+              <w:t xml:space="preserve">Optimizing Local Treatment in Pemphigus and Pemphigoid: Current Evidence and Unmet Needs.</w:t>
+            </w:r>
+          </w:hyperlink>
+        </w:t>
+      </w:r>
+    </w:p>
+    <w:p>
+      <w:pPr>
+        <w:spacing w:after="0"/>
+        <w:rPr>
+          <w:color w:val="0F50FF"/>
+          <w:u w:val="single"/>
+        </w:rPr>
+      </w:pPr>
+      <w:r>
+        <w:rPr>
+          <w:color w:val="0F50FF"/>
+          <w:u w:val="single"/>
+        </w:rPr>
+        <w:t xml:space="preserve"/>
+      </w:r>
+    </w:p>
+    <w:p>
+      <w:pPr>
+        <w:pStyle w:val="ListParagraph"/>
+        <w:numPr>
+          <w:ilvl w:val="0"/>
+          <w:numId w:val="28"/>
+        </w:numPr>
+        <w:spacing w:after="0" w:line="240" w:lineRule="auto"/>
+        <w:ind w:left="357" w:hanging="357"/>
+        <w:rPr>
+          <w:color w:val="0F50FF"/>
+          <w:u w:val="single"/>
+        </w:rPr>
+      </w:pPr>
+      <w:proofErr w:type="gramStart"/>
+      <w:r>
+        <w:rPr>
+          <w:color w:val="0F50FF"/>
+          <w:u w:val="single"/>
+        </w:rPr>
+        <w:t xml:space="preserve">
+          <w:hyperlink r:id="rId59" w:tgtFrame="_blank">
+            <w:r>
+              <w:t xml:space="preserve">Anti-clumping factor A and anti-staphylococcal protein A antibodies suppress adhesion of Staphylococcus aureus to bovine mammary epithelial cells.</w:t>
+            </w:r>
+          </w:hyperlink>
+        </w:t>
+      </w:r>
+    </w:p>
+    <w:p>
+      <w:pPr>
+        <w:spacing w:after="0"/>
+        <w:rPr>
+          <w:color w:val="0F50FF"/>
+          <w:u w:val="single"/>
+        </w:rPr>
+      </w:pPr>
+      <w:r>
+        <w:rPr>
+          <w:color w:val="0F50FF"/>
+          <w:u w:val="single"/>
+        </w:rPr>
+        <w:t xml:space="preserve"/>
+      </w:r>
+    </w:p>
+    <w:p>
+      <w:pPr>
+        <w:pStyle w:val="ListParagraph"/>
+        <w:numPr>
+          <w:ilvl w:val="0"/>
+          <w:numId w:val="28"/>
+        </w:numPr>
+        <w:spacing w:after="0" w:line="240" w:lineRule="auto"/>
+        <w:ind w:left="357" w:hanging="357"/>
+        <w:rPr>
+          <w:color w:val="0F50FF"/>
+          <w:u w:val="single"/>
+        </w:rPr>
+      </w:pPr>
+      <w:proofErr w:type="gramStart"/>
+      <w:r>
+        <w:rPr>
+          <w:color w:val="0F50FF"/>
+          <w:u w:val="single"/>
+        </w:rPr>
+        <w:t xml:space="preserve">
+          <w:hyperlink r:id="rId60" w:tgtFrame="_blank">
+            <w:r>
+              <w:t xml:space="preserve">Necrotizing soft tissue infection of the fingertips secondary to paronychia in a leukemic child: a case report and warning.</w:t>
+            </w:r>
+          </w:hyperlink>
+        </w:t>
+      </w:r>
+    </w:p>
+    <w:p>
+      <w:pPr>
+        <w:spacing w:after="0"/>
+        <w:rPr>
+          <w:color w:val="0F50FF"/>
+          <w:u w:val="single"/>
+        </w:rPr>
+      </w:pPr>
+      <w:r>
+        <w:rPr>
+          <w:color w:val="0F50FF"/>
+          <w:u w:val="single"/>
+        </w:rPr>
+        <w:t xml:space="preserve"/>
+      </w:r>
+    </w:p>
+    <w:p>
+      <w:pPr>
+        <w:pStyle w:val="ListParagraph"/>
+        <w:numPr>
+          <w:ilvl w:val="0"/>
+          <w:numId w:val="28"/>
+        </w:numPr>
+        <w:spacing w:after="0" w:line="240" w:lineRule="auto"/>
+        <w:ind w:left="357" w:hanging="357"/>
+        <w:rPr>
+          <w:color w:val="0F50FF"/>
+          <w:u w:val="single"/>
+        </w:rPr>
+      </w:pPr>
+      <w:proofErr w:type="gramStart"/>
+      <w:r>
+        <w:rPr>
+          <w:color w:val="0F50FF"/>
+          <w:u w:val="single"/>
+        </w:rPr>
+        <w:t xml:space="preserve">
+          <w:hyperlink r:id="rId61" w:tgtFrame="_blank">
+            <w:r>
+              <w:t xml:space="preserve">Consecutive ocular and nasal myiasis in an immunocompetent female: A case report.</w:t>
+            </w:r>
+          </w:hyperlink>
+        </w:t>
+      </w:r>
+    </w:p>
+    <w:p>
+      <w:pPr>
+        <w:spacing w:after="0"/>
+        <w:rPr>
+          <w:color w:val="0F50FF"/>
+          <w:u w:val="single"/>
+        </w:rPr>
+      </w:pPr>
+      <w:r>
+        <w:rPr>
+          <w:color w:val="0F50FF"/>
+          <w:u w:val="single"/>
+        </w:rPr>
+        <w:t xml:space="preserve"/>
+      </w:r>
+    </w:p>
+    <w:p>
+      <w:pPr>
+        <w:pStyle w:val="ListParagraph"/>
+        <w:numPr>
+          <w:ilvl w:val="0"/>
+          <w:numId w:val="28"/>
+        </w:numPr>
+        <w:spacing w:after="0" w:line="240" w:lineRule="auto"/>
+        <w:ind w:left="357" w:hanging="357"/>
+        <w:rPr>
+          <w:color w:val="0F50FF"/>
+          <w:u w:val="single"/>
+        </w:rPr>
+      </w:pPr>
+      <w:proofErr w:type="gramStart"/>
+      <w:r>
+        <w:rPr>
+          <w:color w:val="0F50FF"/>
+          <w:u w:val="single"/>
+        </w:rPr>
+        <w:t xml:space="preserve">
+          <w:hyperlink r:id="rId62" w:tgtFrame="_blank">
+            <w:r>
+              <w:t xml:space="preserve">Conserved CD4(+) T cell staphylococcal and streptococcal epitopes enable broad-acting vaccines in mice.</w:t>
+            </w:r>
+          </w:hyperlink>
+        </w:t>
+      </w:r>
+    </w:p>
+    <w:p>
+      <w:pPr>
+        <w:spacing w:after="0"/>
+        <w:rPr>
+          <w:color w:val="0F50FF"/>
+          <w:u w:val="single"/>
+        </w:rPr>
+      </w:pPr>
+      <w:r>
+        <w:rPr>
+          <w:color w:val="0F50FF"/>
+          <w:u w:val="single"/>
+        </w:rPr>
+        <w:t xml:space="preserve"/>
+      </w:r>
+    </w:p>
+    <w:p>
+      <w:pPr>
+        <w:pStyle w:val="ListParagraph"/>
+        <w:numPr>
+          <w:ilvl w:val="0"/>
+          <w:numId w:val="28"/>
+        </w:numPr>
+        <w:spacing w:after="0" w:line="240" w:lineRule="auto"/>
+        <w:ind w:left="357" w:hanging="357"/>
+        <w:rPr>
+          <w:color w:val="0F50FF"/>
+          <w:u w:val="single"/>
+        </w:rPr>
+      </w:pPr>
+      <w:proofErr w:type="gramStart"/>
+      <w:r>
+        <w:rPr>
+          <w:color w:val="0F50FF"/>
+          <w:u w:val="single"/>
+        </w:rPr>
+        <w:t xml:space="preserve">
+          <w:hyperlink r:id="rId63" w:tgtFrame="_blank">
+            <w:r>
+              <w:t xml:space="preserve">Mucosal vaccination in mice provides protection from diverse respiratory threats.</w:t>
+            </w:r>
+          </w:hyperlink>
+        </w:t>
+      </w:r>
+    </w:p>
+    <w:p>
+      <w:pPr>
+        <w:spacing w:after="0"/>
+        <w:rPr>
+          <w:color w:val="0F50FF"/>
+          <w:u w:val="single"/>
+        </w:rPr>
+      </w:pPr>
+      <w:r>
+        <w:rPr>
+          <w:color w:val="0F50FF"/>
+          <w:u w:val="single"/>
+        </w:rPr>
+        <w:t xml:space="preserve"/>
+      </w:r>
+    </w:p>
+    <w:p>
+      <w:pPr>
+        <w:pStyle w:val="ListParagraph"/>
+        <w:numPr>
+          <w:ilvl w:val="0"/>
+          <w:numId w:val="28"/>
+        </w:numPr>
+        <w:spacing w:after="0" w:line="240" w:lineRule="auto"/>
+        <w:ind w:left="357" w:hanging="357"/>
+        <w:rPr>
+          <w:color w:val="0F50FF"/>
+          <w:u w:val="single"/>
+        </w:rPr>
+      </w:pPr>
+      <w:proofErr w:type="gramStart"/>
+      <w:r>
+        <w:rPr>
+          <w:color w:val="0F50FF"/>
+          <w:u w:val="single"/>
+        </w:rPr>
+        <w:t xml:space="preserve">
+          <w:hyperlink r:id="rId64" w:tgtFrame="_blank">
+            <w:r>
+              <w:t xml:space="preserve">Decoding the biotic networks and functional potential of seamount sediments in the Arabian sea.</w:t>
+            </w:r>
+          </w:hyperlink>
+        </w:t>
+      </w:r>
+    </w:p>
+    <w:p>
+      <w:pPr>
+        <w:spacing w:after="0"/>
+        <w:rPr>
+          <w:color w:val="0F50FF"/>
+          <w:u w:val="single"/>
+        </w:rPr>
+      </w:pPr>
+      <w:r>
+        <w:rPr>
+          <w:color w:val="0F50FF"/>
+          <w:u w:val="single"/>
+        </w:rPr>
+        <w:t xml:space="preserve"/>
+      </w:r>
+    </w:p>
+    <w:p>
+      <w:pPr>
+        <w:pStyle w:val="ListParagraph"/>
+        <w:numPr>
+          <w:ilvl w:val="0"/>
+          <w:numId w:val="28"/>
+        </w:numPr>
+        <w:spacing w:after="0" w:line="240" w:lineRule="auto"/>
+        <w:ind w:left="357" w:hanging="357"/>
+        <w:rPr>
+          <w:color w:val="0F50FF"/>
+          <w:u w:val="single"/>
+        </w:rPr>
+      </w:pPr>
+      <w:proofErr w:type="gramStart"/>
+      <w:r>
+        <w:rPr>
+          <w:color w:val="0F50FF"/>
+          <w:u w:val="single"/>
+        </w:rPr>
+        <w:t xml:space="preserve">
+          <w:hyperlink r:id="rId65" w:tgtFrame="_blank">
+            <w:r>
+              <w:t xml:space="preserve">Heart Rate Variability: Longitudinal Cardioautonomic Physiomarker in Congenital Central Hypoventilation Syndrome.</w:t>
+            </w:r>
+          </w:hyperlink>
+        </w:t>
+      </w:r>
+    </w:p>
+    <w:p>
+      <w:pPr>
+        <w:spacing w:after="0"/>
+        <w:rPr>
+          <w:color w:val="0F50FF"/>
+          <w:u w:val="single"/>
+        </w:rPr>
+      </w:pPr>
+      <w:r>
+        <w:rPr>
+          <w:color w:val="0F50FF"/>
+          <w:u w:val="single"/>
+        </w:rPr>
+        <w:t xml:space="preserve"/>
+      </w:r>
+    </w:p>
+    <w:p>
+      <w:pPr>
+        <w:pStyle w:val="ListParagraph"/>
+        <w:numPr>
+          <w:ilvl w:val="0"/>
+          <w:numId w:val="28"/>
+        </w:numPr>
+        <w:spacing w:after="0" w:line="240" w:lineRule="auto"/>
+        <w:ind w:left="357" w:hanging="357"/>
+        <w:rPr>
+          <w:color w:val="0F50FF"/>
+          <w:u w:val="single"/>
+        </w:rPr>
+      </w:pPr>
+      <w:proofErr w:type="gramStart"/>
+      <w:r>
+        <w:rPr>
+          <w:color w:val="0F50FF"/>
+          <w:u w:val="single"/>
+        </w:rPr>
+        <w:t xml:space="preserve">
+          <w:hyperlink r:id="rId66" w:tgtFrame="_blank">
+            <w:r>
+              <w:t xml:space="preserve">Advances in Staphylococcus aureus extracellular vesicles: navigating challenges, embracing prospects.</w:t>
             </w:r>
           </w:hyperlink>
         </w:t>

--- a/nasal_data/lit_review.docx
+++ b/nasal_data/lit_review.docx
@@ -105,7 +105,7 @@
           <w:sz w:val="36"/>
           <w:szCs w:val="36"/>
         </w:rPr>
-        <w:t xml:space="preserve">24/01/2026 – 24/02/2026</w:t>
+        <w:t xml:space="preserve">24/02/2026 – 24/03/2026</w:t>
       </w:r>
     </w:p>
     <w:p>
@@ -718,9 +718,9 @@
           <w:u w:val="single"/>
         </w:rPr>
         <w:t xml:space="preserve">
-          <w:hyperlink r:id="rId67" w:tgtFrame="_blank">
-            <w:r>
-              <w:t xml:space="preserve">Catheter-related bloodstream infections in tunneled catheters: a long-term outcomes-based approach.</w:t>
+          <w:hyperlink r:id="rId194" w:tgtFrame="_blank">
+            <w:r>
+              <w:t xml:space="preserve">Changes in nasal and throat microbiota composition during and after mupirocin and chlorhexidine decolonisation treatment in asymptomatic MRSA carriers: a longitudinal observational study.</w:t>
             </w:r>
           </w:hyperlink>
         </w:t>
@@ -765,9 +765,9 @@
           <w:u w:val="single"/>
         </w:rPr>
         <w:t xml:space="preserve">
-          <w:hyperlink r:id="rId68" w:tgtFrame="_blank">
-            <w:r>
-              <w:t xml:space="preserve">Examining the role of IgA in a persistent model of Staphylococcus aureus colonization.</w:t>
+          <w:hyperlink r:id="rId195" w:tgtFrame="_blank">
+            <w:r>
+              <w:t xml:space="preserve">Effectiveness of polyhexanide, chlorhexidine with neomycin and mupirocin for nasal methicillin-resistant Staphylococcus aureus (MRSA) decolonisation: non-inferiority RCT (TIDE).</w:t>
             </w:r>
           </w:hyperlink>
         </w:t>
@@ -812,9 +812,150 @@
           <w:u w:val="single"/>
         </w:rPr>
         <w:t xml:space="preserve">
-          <w:hyperlink r:id="rId69" w:tgtFrame="_blank">
-            <w:r>
-              <w:t xml:space="preserve">Prevention of surgical site infections in lower limb fracture fixation and elective arthroplasty: a systematic review and meta-analysis of decolonization and skin antisepsis strategies.</w:t>
+          <w:hyperlink r:id="rId196" w:tgtFrame="_blank">
+            <w:r>
+              <w:t xml:space="preserve">Surgical neuromodulation: prevalence of Staphylococcus aureus, decolonization, and rates of infection.</w:t>
+            </w:r>
+          </w:hyperlink>
+        </w:t>
+      </w:r>
+    </w:p>
+    <w:p>
+      <w:pPr>
+        <w:shd w:val="clear" w:color="auto" w:fill="FFF2CC" w:themeFill="accent4" w:themeFillTint="33"/>
+        <w:spacing w:after="0"/>
+        <w:rPr>
+          <w:color w:val="0F50FF"/>
+          <w:u w:val="single"/>
+        </w:rPr>
+      </w:pPr>
+      <w:r>
+        <w:rPr>
+          <w:color w:val="0F50FF"/>
+          <w:u w:val="single"/>
+        </w:rPr>
+        <w:t xml:space="preserve"/>
+      </w:r>
+    </w:p>
+    <w:p>
+      <w:pPr>
+        <w:pStyle w:val="ListParagraph"/>
+        <w:numPr>
+          <w:ilvl w:val="0"/>
+          <w:numId w:val="22"/>
+        </w:numPr>
+        <w:shd w:val="clear" w:color="auto" w:fill="FFF2CC" w:themeFill="accent4" w:themeFillTint="33"/>
+        <w:spacing w:after="0" w:line="240" w:lineRule="auto"/>
+        <w:ind w:left="357" w:hanging="357"/>
+        <w:rPr>
+          <w:color w:val="0F50FF"/>
+          <w:u w:val="single"/>
+        </w:rPr>
+      </w:pPr>
+      <w:proofErr w:type="gramStart"/>
+      <w:r>
+        <w:rPr>
+          <w:color w:val="0F50FF"/>
+          <w:u w:val="single"/>
+        </w:rPr>
+        <w:t xml:space="preserve">
+          <w:hyperlink r:id="rId197" w:tgtFrame="_blank">
+            <w:r>
+              <w:t xml:space="preserve">Evaluation of the impact of universal mupirocin decolonization in intensive care units on the utility of MRSA PCR nasal swab testing.</w:t>
+            </w:r>
+          </w:hyperlink>
+        </w:t>
+      </w:r>
+    </w:p>
+    <w:p>
+      <w:pPr>
+        <w:shd w:val="clear" w:color="auto" w:fill="FFF2CC" w:themeFill="accent4" w:themeFillTint="33"/>
+        <w:spacing w:after="0"/>
+        <w:rPr>
+          <w:color w:val="0F50FF"/>
+          <w:u w:val="single"/>
+        </w:rPr>
+      </w:pPr>
+      <w:r>
+        <w:rPr>
+          <w:color w:val="0F50FF"/>
+          <w:u w:val="single"/>
+        </w:rPr>
+        <w:t xml:space="preserve"/>
+      </w:r>
+    </w:p>
+    <w:p>
+      <w:pPr>
+        <w:pStyle w:val="ListParagraph"/>
+        <w:numPr>
+          <w:ilvl w:val="0"/>
+          <w:numId w:val="22"/>
+        </w:numPr>
+        <w:shd w:val="clear" w:color="auto" w:fill="FFF2CC" w:themeFill="accent4" w:themeFillTint="33"/>
+        <w:spacing w:after="0" w:line="240" w:lineRule="auto"/>
+        <w:ind w:left="357" w:hanging="357"/>
+        <w:rPr>
+          <w:color w:val="0F50FF"/>
+          <w:u w:val="single"/>
+        </w:rPr>
+      </w:pPr>
+      <w:proofErr w:type="gramStart"/>
+      <w:r>
+        <w:rPr>
+          <w:color w:val="0F50FF"/>
+          <w:u w:val="single"/>
+        </w:rPr>
+        <w:t xml:space="preserve">
+          <w:hyperlink r:id="rId198" w:tgtFrame="_blank">
+            <w:r>
+              <w:t xml:space="preserve">A Double-blind Randomized Trial of Oral Chlorhexidine Gluconate for Treatment of Oral Staphylococcus aureus Colonization in Healthy Children.</w:t>
+            </w:r>
+          </w:hyperlink>
+        </w:t>
+      </w:r>
+    </w:p>
+    <w:p>
+      <w:pPr>
+        <w:shd w:val="clear" w:color="auto" w:fill="FFF2CC" w:themeFill="accent4" w:themeFillTint="33"/>
+        <w:spacing w:after="0"/>
+        <w:rPr>
+          <w:color w:val="0F50FF"/>
+          <w:u w:val="single"/>
+        </w:rPr>
+      </w:pPr>
+      <w:r>
+        <w:rPr>
+          <w:color w:val="0F50FF"/>
+          <w:u w:val="single"/>
+        </w:rPr>
+        <w:t xml:space="preserve"/>
+      </w:r>
+    </w:p>
+    <w:p>
+      <w:pPr>
+        <w:pStyle w:val="ListParagraph"/>
+        <w:numPr>
+          <w:ilvl w:val="0"/>
+          <w:numId w:val="22"/>
+        </w:numPr>
+        <w:shd w:val="clear" w:color="auto" w:fill="FFF2CC" w:themeFill="accent4" w:themeFillTint="33"/>
+        <w:spacing w:after="0" w:line="240" w:lineRule="auto"/>
+        <w:ind w:left="357" w:hanging="357"/>
+        <w:rPr>
+          <w:color w:val="0F50FF"/>
+          <w:u w:val="single"/>
+        </w:rPr>
+      </w:pPr>
+      <w:proofErr w:type="gramStart"/>
+      <w:r>
+        <w:rPr>
+          <w:color w:val="0F50FF"/>
+          <w:u w:val="single"/>
+        </w:rPr>
+        <w:t xml:space="preserve">
+          <w:hyperlink r:id="rId199" w:tgtFrame="_blank">
+            <w:r>
+              <w:t xml:space="preserve">Mupirocin-based Nasal Decolonization to Prevent Staphylococcus aureus Surgical Site Infections: A Meta-Analysis of Randomized Control Trials.</w:t>
             </w:r>
           </w:hyperlink>
         </w:t>
@@ -898,9 +1039,9 @@
           <w:u w:val="single"/>
         </w:rPr>
         <w:t xml:space="preserve">
-          <w:hyperlink r:id="rId14" w:tgtFrame="_blank">
-            <w:r>
-              <w:t xml:space="preserve">Sustained Release Varnish of Chlorhexidine for Prevention of Biofilm Formation on Non-Absorbable Nasal and Ear Sponges.</w:t>
+          <w:hyperlink r:id="rId107" w:tgtFrame="_blank">
+            <w:r>
+              <w:t xml:space="preserve">Prevalence, Antimicrobial Resistance Profiles, and Molecular Characteristics of Methicillin-Resistant Staphylococcus aureus Among School Children in Nha Trang, Central Vietnam.</w:t>
             </w:r>
           </w:hyperlink>
         </w:t>
@@ -943,9 +1084,9 @@
           <w:u w:val="single"/>
         </w:rPr>
         <w:t xml:space="preserve">
-          <w:hyperlink r:id="rId15" w:tgtFrame="_blank">
-            <w:r>
-              <w:t xml:space="preserve">Prevalence and Characterization of Methicillin-Resistant Staphylococcus aureus from Animals, Retail Meats and Market Shopping Vehicles in Shandong, China.</w:t>
+          <w:hyperlink r:id="rId108" w:tgtFrame="_blank">
+            <w:r>
+              <w:t xml:space="preserve">Chronic Rhinosinusitis at the Interface of Type 2 Inflammation, Epithelial Barrier Dysfunction, and Microbiome Dysbiosis.</w:t>
             </w:r>
           </w:hyperlink>
         </w:t>
@@ -988,9 +1129,9 @@
           <w:u w:val="single"/>
         </w:rPr>
         <w:t xml:space="preserve">
-          <w:hyperlink r:id="rId16" w:tgtFrame="_blank">
-            <w:r>
-              <w:t xml:space="preserve">Comparison of a Single-Shot Antibiotic Protocol Compared to a Conventional 5-Day Antibiotic Protocol in Equine Diagnostic Laparotomy Regarding Pre- and Postoperative Colonization with Multi-Drug-Resistant Indicator Pathogens.</w:t>
+          <w:hyperlink r:id="rId109" w:tgtFrame="_blank">
+            <w:r>
+              <w:t xml:space="preserve">Antimicrobial Susceptibility Patterns and Biofilm Formation of Staphylococcus aureus Strains Isolated from Pediatric Patients with Atopic Dermatitis.</w:t>
             </w:r>
           </w:hyperlink>
         </w:t>
@@ -1033,9 +1174,9 @@
           <w:u w:val="single"/>
         </w:rPr>
         <w:t xml:space="preserve">
-          <w:hyperlink r:id="rId17" w:tgtFrame="_blank">
-            <w:r>
-              <w:t xml:space="preserve">Nasal Septal Abscess Causing Near-Fatal Toxic Shock Syndrome With Multiorgan Dysfunction: A Case Report.</w:t>
+          <w:hyperlink r:id="rId110" w:tgtFrame="_blank">
+            <w:r>
+              <w:t xml:space="preserve">Peroxyacetic Acid as a Low-Dose, pH-Stable Alternative to Sodium Hypochlorite for Pathogen Reduction and Flavor Control in Fresh Vegetable Disinfection.</w:t>
             </w:r>
           </w:hyperlink>
         </w:t>
@@ -1078,9 +1219,9 @@
           <w:u w:val="single"/>
         </w:rPr>
         <w:t xml:space="preserve">
-          <w:hyperlink r:id="rId18" w:tgtFrame="_blank">
-            <w:r>
-              <w:t xml:space="preserve">Can microbial profiles influence type II inflammation in chronic rhinosinusitis with nasal polyps?</w:t>
+          <w:hyperlink r:id="rId111" w:tgtFrame="_blank">
+            <w:r>
+              <w:t xml:space="preserve">Methicillin-resistant Staphylococcus lugdunensis in a neonatal intensive care unit: diagnostic challenges and emergence of multidrug-resistance.</w:t>
             </w:r>
           </w:hyperlink>
         </w:t>
@@ -1123,9 +1264,9 @@
           <w:u w:val="single"/>
         </w:rPr>
         <w:t xml:space="preserve">
-          <w:hyperlink r:id="rId19" w:tgtFrame="_blank">
-            <w:r>
-              <w:t xml:space="preserve">Role of scratches and mat hygiene in wrestling-associated skin infections.</w:t>
+          <w:hyperlink r:id="rId112" w:tgtFrame="_blank">
+            <w:r>
+              <w:t xml:space="preserve">Optimization of vancomycin use in hospitalized patients with pneumonia through implementation of informatics based antimicrobial stewardship program (ASP) intervention.</w:t>
             </w:r>
           </w:hyperlink>
         </w:t>
@@ -1168,9 +1309,9 @@
           <w:u w:val="single"/>
         </w:rPr>
         <w:t xml:space="preserve">
-          <w:hyperlink r:id="rId20" w:tgtFrame="_blank">
-            <w:r>
-              <w:t xml:space="preserve">Microbial influences on chronic rhinosinusitis.</w:t>
+          <w:hyperlink r:id="rId113" w:tgtFrame="_blank">
+            <w:r>
+              <w:t xml:space="preserve">Reduced MGE burden, virulence optimization, and acid stress tolerance shape the clonal succession of MRSA ST59.</w:t>
             </w:r>
           </w:hyperlink>
         </w:t>
@@ -1213,9 +1354,9 @@
           <w:u w:val="single"/>
         </w:rPr>
         <w:t xml:space="preserve">
-          <w:hyperlink r:id="rId21" w:tgtFrame="_blank">
-            <w:r>
-              <w:t xml:space="preserve">Methicillin-resistant Staphylococcus aureus nasal swabs predict need for antibiotic coverage in a trauma population.</w:t>
+          <w:hyperlink r:id="rId114" w:tgtFrame="_blank">
+            <w:r>
+              <w:t xml:space="preserve">Uncovering Type 2 inflammatory profiles in severe eosinophilic asthma with nasal polyps: the role of transcript-protein ratios and Staphylococcus aureus enterotoxin B-specific IgE.</w:t>
             </w:r>
           </w:hyperlink>
         </w:t>
@@ -1258,9 +1399,9 @@
           <w:u w:val="single"/>
         </w:rPr>
         <w:t xml:space="preserve">
-          <w:hyperlink r:id="rId22" w:tgtFrame="_blank">
-            <w:r>
-              <w:t xml:space="preserve">The spectrum of nasal colonization: frequency and resistant patterns in diabetes versus non-diabetes population.</w:t>
+          <w:hyperlink r:id="rId115" w:tgtFrame="_blank">
+            <w:r>
+              <w:t xml:space="preserve">Hospital Air and Healthcare Personnel as Reservoirs of Drug-Resistant Bacteria in Tertiary Care Settings in Pakistan.</w:t>
             </w:r>
           </w:hyperlink>
         </w:t>
@@ -1303,9 +1444,9 @@
           <w:u w:val="single"/>
         </w:rPr>
         <w:t xml:space="preserve">
-          <w:hyperlink r:id="rId23" w:tgtFrame="_blank">
-            <w:r>
-              <w:t xml:space="preserve">Prevalence of methicillin-resistant Staphylococcus aureus and multidrug resistance among food handlers in a hospital food and nutrition unit in Rio de Janeiro, Brazil.</w:t>
+          <w:hyperlink r:id="rId116" w:tgtFrame="_blank">
+            <w:r>
+              <w:t xml:space="preserve">Environmental heavy metals and Staphylococcus aureus resistance: insights from Nigerian cities.</w:t>
             </w:r>
           </w:hyperlink>
         </w:t>
@@ -1348,9 +1489,9 @@
           <w:u w:val="single"/>
         </w:rPr>
         <w:t xml:space="preserve">
-          <w:hyperlink r:id="rId24" w:tgtFrame="_blank">
-            <w:r>
-              <w:t xml:space="preserve">Draft genome sequence of Staphylococcus saprophyticus strain Nasal Sample 2 isolated from a milkman handling cows with subclinical mastitis in Kiruhura District, Uganda.</w:t>
+          <w:hyperlink r:id="rId117" w:tgtFrame="_blank">
+            <w:r>
+              <w:t xml:space="preserve">Nasal decolonization and PCR screening in the ICU: friend or foe?</w:t>
             </w:r>
           </w:hyperlink>
         </w:t>
@@ -1393,9 +1534,9 @@
           <w:u w:val="single"/>
         </w:rPr>
         <w:t xml:space="preserve">
-          <w:hyperlink r:id="rId25" w:tgtFrame="_blank">
-            <w:r>
-              <w:t xml:space="preserve">Longitudinal Changes in Nasal and Oral Microbiome and Antimicrobial Resistance Gene Profiles in Response to Human Fecal Microbiota Transplantation.</w:t>
+          <w:hyperlink r:id="rId118" w:tgtFrame="_blank">
+            <w:r>
+              <w:t xml:space="preserve">Nasal Carriage Rate of Biofilm Producing Methicillin Resistant Staphylococcus aureus and Its Associated Factors Among Health Care Workers at Hospital of Central Ethiopia.</w:t>
             </w:r>
           </w:hyperlink>
         </w:t>
@@ -1438,9 +1579,9 @@
           <w:u w:val="single"/>
         </w:rPr>
         <w:t xml:space="preserve">
-          <w:hyperlink r:id="rId26" w:tgtFrame="_blank">
-            <w:r>
-              <w:t xml:space="preserve">High Nasal Carriage of MRSA-mecC in Wild Rabbits in the Iberian Peninsula: a Wildlife Reservoir?</w:t>
+          <w:hyperlink r:id="rId119" w:tgtFrame="_blank">
+            <w:r>
+              <w:t xml:space="preserve">Prevalence and determinants of nasal carriage of methicillin-resistant Staphylococcus aureus among internally displaced persons in Mogadishu, Somalia: A community based cross-sectional study.</w:t>
             </w:r>
           </w:hyperlink>
         </w:t>
@@ -1483,549 +1624,9 @@
           <w:u w:val="single"/>
         </w:rPr>
         <w:t xml:space="preserve">
-          <w:hyperlink r:id="rId27" w:tgtFrame="_blank">
-            <w:r>
-              <w:t xml:space="preserve">Methicillin and Vancomycin resistance Staphylococcus aureus nasal carriage rate and antimicrobial susceptibility pattern among health care workers at Jigjiga university sheik Hassen Yebare comprehensive specialized Hospital, Jigjiga, Ethiopia.</w:t>
-            </w:r>
-          </w:hyperlink>
-        </w:t>
-      </w:r>
-    </w:p>
-    <w:p>
-      <w:pPr>
-        <w:spacing w:after="0"/>
-        <w:rPr>
-          <w:color w:val="0F50FF"/>
-          <w:u w:val="single"/>
-        </w:rPr>
-      </w:pPr>
-      <w:r>
-        <w:rPr>
-          <w:color w:val="0F50FF"/>
-          <w:u w:val="single"/>
-        </w:rPr>
-        <w:t xml:space="preserve"/>
-      </w:r>
-    </w:p>
-    <w:p>
-      <w:pPr>
-        <w:pStyle w:val="ListParagraph"/>
-        <w:numPr>
-          <w:ilvl w:val="0"/>
-          <w:numId w:val="23"/>
-        </w:numPr>
-        <w:spacing w:after="0" w:line="240" w:lineRule="auto"/>
-        <w:ind w:left="357" w:hanging="357"/>
-        <w:rPr>
-          <w:color w:val="0F50FF"/>
-          <w:u w:val="single"/>
-        </w:rPr>
-      </w:pPr>
-      <w:proofErr w:type="gramStart"/>
-      <w:r>
-        <w:rPr>
-          <w:color w:val="0F50FF"/>
-          <w:u w:val="single"/>
-        </w:rPr>
-        <w:t xml:space="preserve">
-          <w:hyperlink r:id="rId28" w:tgtFrame="_blank">
-            <w:r>
-              <w:t xml:space="preserve">Nasal Staphylococcus aureus in COVID-19 Patients Shows No Enrichment of High-Risk Clones.</w:t>
-            </w:r>
-          </w:hyperlink>
-        </w:t>
-      </w:r>
-    </w:p>
-    <w:p>
-      <w:pPr>
-        <w:spacing w:after="0"/>
-        <w:rPr>
-          <w:color w:val="0F50FF"/>
-          <w:u w:val="single"/>
-        </w:rPr>
-      </w:pPr>
-      <w:r>
-        <w:rPr>
-          <w:color w:val="0F50FF"/>
-          <w:u w:val="single"/>
-        </w:rPr>
-        <w:t xml:space="preserve"/>
-      </w:r>
-    </w:p>
-    <w:p>
-      <w:pPr>
-        <w:pStyle w:val="ListParagraph"/>
-        <w:numPr>
-          <w:ilvl w:val="0"/>
-          <w:numId w:val="23"/>
-        </w:numPr>
-        <w:spacing w:after="0" w:line="240" w:lineRule="auto"/>
-        <w:ind w:left="357" w:hanging="357"/>
-        <w:rPr>
-          <w:color w:val="0F50FF"/>
-          <w:u w:val="single"/>
-        </w:rPr>
-      </w:pPr>
-      <w:proofErr w:type="gramStart"/>
-      <w:r>
-        <w:rPr>
-          <w:color w:val="0F50FF"/>
-          <w:u w:val="single"/>
-        </w:rPr>
-        <w:t xml:space="preserve">
-          <w:hyperlink r:id="rId29" w:tgtFrame="_blank">
-            <w:r>
-              <w:t xml:space="preserve">Prevalence of respiratory viruses and nasal colonization by antimicrobial-resistant bacteria among people living with HIV in Ghana.</w:t>
-            </w:r>
-          </w:hyperlink>
-        </w:t>
-      </w:r>
-    </w:p>
-    <w:p>
-      <w:pPr>
-        <w:spacing w:after="0"/>
-        <w:rPr>
-          <w:color w:val="0F50FF"/>
-          <w:u w:val="single"/>
-        </w:rPr>
-      </w:pPr>
-      <w:r>
-        <w:rPr>
-          <w:color w:val="0F50FF"/>
-          <w:u w:val="single"/>
-        </w:rPr>
-        <w:t xml:space="preserve"/>
-      </w:r>
-    </w:p>
-    <w:p>
-      <w:pPr>
-        <w:pStyle w:val="ListParagraph"/>
-        <w:numPr>
-          <w:ilvl w:val="0"/>
-          <w:numId w:val="23"/>
-        </w:numPr>
-        <w:spacing w:after="0" w:line="240" w:lineRule="auto"/>
-        <w:ind w:left="357" w:hanging="357"/>
-        <w:rPr>
-          <w:color w:val="0F50FF"/>
-          <w:u w:val="single"/>
-        </w:rPr>
-      </w:pPr>
-      <w:proofErr w:type="gramStart"/>
-      <w:r>
-        <w:rPr>
-          <w:color w:val="0F50FF"/>
-          <w:u w:val="single"/>
-        </w:rPr>
-        <w:t xml:space="preserve">
-          <w:hyperlink r:id="rId30" w:tgtFrame="_blank">
-            <w:r>
-              <w:t xml:space="preserve">Transcriptomic and functional evidence reveals dual-module immune response of human-nasal staphylococcus aureus in Koi Carp (Cyprinus carpio).</w:t>
-            </w:r>
-          </w:hyperlink>
-        </w:t>
-      </w:r>
-    </w:p>
-    <w:p>
-      <w:pPr>
-        <w:spacing w:after="0"/>
-        <w:rPr>
-          <w:color w:val="0F50FF"/>
-          <w:u w:val="single"/>
-        </w:rPr>
-      </w:pPr>
-      <w:r>
-        <w:rPr>
-          <w:color w:val="0F50FF"/>
-          <w:u w:val="single"/>
-        </w:rPr>
-        <w:t xml:space="preserve"/>
-      </w:r>
-    </w:p>
-    <w:p>
-      <w:pPr>
-        <w:pStyle w:val="ListParagraph"/>
-        <w:numPr>
-          <w:ilvl w:val="0"/>
-          <w:numId w:val="23"/>
-        </w:numPr>
-        <w:spacing w:after="0" w:line="240" w:lineRule="auto"/>
-        <w:ind w:left="357" w:hanging="357"/>
-        <w:rPr>
-          <w:color w:val="0F50FF"/>
-          <w:u w:val="single"/>
-        </w:rPr>
-      </w:pPr>
-      <w:proofErr w:type="gramStart"/>
-      <w:r>
-        <w:rPr>
-          <w:color w:val="0F50FF"/>
-          <w:u w:val="single"/>
-        </w:rPr>
-        <w:t xml:space="preserve">
-          <w:hyperlink r:id="rId31" w:tgtFrame="_blank">
-            <w:r>
-              <w:t xml:space="preserve">Metabolic Fingerprint-Mediated Chemical Nose Strategy: Precise Identification of Foodborne Bacteria Based on a 4-MU Derivative Fluorescence Array.</w:t>
-            </w:r>
-          </w:hyperlink>
-        </w:t>
-      </w:r>
-    </w:p>
-    <w:p>
-      <w:pPr>
-        <w:spacing w:after="0"/>
-        <w:rPr>
-          <w:color w:val="0F50FF"/>
-          <w:u w:val="single"/>
-        </w:rPr>
-      </w:pPr>
-      <w:r>
-        <w:rPr>
-          <w:color w:val="0F50FF"/>
-          <w:u w:val="single"/>
-        </w:rPr>
-        <w:t xml:space="preserve"/>
-      </w:r>
-    </w:p>
-    <w:p>
-      <w:pPr>
-        <w:pStyle w:val="ListParagraph"/>
-        <w:numPr>
-          <w:ilvl w:val="0"/>
-          <w:numId w:val="23"/>
-        </w:numPr>
-        <w:spacing w:after="0" w:line="240" w:lineRule="auto"/>
-        <w:ind w:left="357" w:hanging="357"/>
-        <w:rPr>
-          <w:color w:val="0F50FF"/>
-          <w:u w:val="single"/>
-        </w:rPr>
-      </w:pPr>
-      <w:proofErr w:type="gramStart"/>
-      <w:r>
-        <w:rPr>
-          <w:color w:val="0F50FF"/>
-          <w:u w:val="single"/>
-        </w:rPr>
-        <w:t xml:space="preserve">
-          <w:hyperlink r:id="rId32" w:tgtFrame="_blank">
-            <w:r>
-              <w:t xml:space="preserve">Pullulan-based nanofiber membranes with antibacterial and anti-inflammatory properties for rhinosinusitis therapy.</w:t>
-            </w:r>
-          </w:hyperlink>
-        </w:t>
-      </w:r>
-    </w:p>
-    <w:p>
-      <w:pPr>
-        <w:spacing w:after="0"/>
-        <w:rPr>
-          <w:color w:val="0F50FF"/>
-          <w:u w:val="single"/>
-        </w:rPr>
-      </w:pPr>
-      <w:r>
-        <w:rPr>
-          <w:color w:val="0F50FF"/>
-          <w:u w:val="single"/>
-        </w:rPr>
-        <w:t xml:space="preserve"/>
-      </w:r>
-    </w:p>
-    <w:p>
-      <w:pPr>
-        <w:pStyle w:val="ListParagraph"/>
-        <w:numPr>
-          <w:ilvl w:val="0"/>
-          <w:numId w:val="23"/>
-        </w:numPr>
-        <w:spacing w:after="0" w:line="240" w:lineRule="auto"/>
-        <w:ind w:left="357" w:hanging="357"/>
-        <w:rPr>
-          <w:color w:val="0F50FF"/>
-          <w:u w:val="single"/>
-        </w:rPr>
-      </w:pPr>
-      <w:proofErr w:type="gramStart"/>
-      <w:r>
-        <w:rPr>
-          <w:color w:val="0F50FF"/>
-          <w:u w:val="single"/>
-        </w:rPr>
-        <w:t xml:space="preserve">
-          <w:hyperlink r:id="rId33" w:tgtFrame="_blank">
-            <w:r>
-              <w:t xml:space="preserve">SET-M33 peptide as a selective in vitro antimicrobial agent against the porcine respiratory pathogen Glaesserella parasuis.</w:t>
-            </w:r>
-          </w:hyperlink>
-        </w:t>
-      </w:r>
-    </w:p>
-    <w:p>
-      <w:pPr>
-        <w:spacing w:after="0"/>
-        <w:rPr>
-          <w:color w:val="0F50FF"/>
-          <w:u w:val="single"/>
-        </w:rPr>
-      </w:pPr>
-      <w:r>
-        <w:rPr>
-          <w:color w:val="0F50FF"/>
-          <w:u w:val="single"/>
-        </w:rPr>
-        <w:t xml:space="preserve"/>
-      </w:r>
-    </w:p>
-    <w:p>
-      <w:pPr>
-        <w:pStyle w:val="ListParagraph"/>
-        <w:numPr>
-          <w:ilvl w:val="0"/>
-          <w:numId w:val="23"/>
-        </w:numPr>
-        <w:spacing w:after="0" w:line="240" w:lineRule="auto"/>
-        <w:ind w:left="357" w:hanging="357"/>
-        <w:rPr>
-          <w:color w:val="0F50FF"/>
-          <w:u w:val="single"/>
-        </w:rPr>
-      </w:pPr>
-      <w:proofErr w:type="gramStart"/>
-      <w:r>
-        <w:rPr>
-          <w:color w:val="0F50FF"/>
-          <w:u w:val="single"/>
-        </w:rPr>
-        <w:t xml:space="preserve">
-          <w:hyperlink r:id="rId34" w:tgtFrame="_blank">
-            <w:r>
-              <w:t xml:space="preserve">The clinical utility of nasal MRSA PCR as an antimicrobial stewardship tool to guide MRSA bacteraemia therapy in paediatrics: a retrospective study at a tertiary care centre.</w:t>
-            </w:r>
-          </w:hyperlink>
-        </w:t>
-      </w:r>
-    </w:p>
-    <w:p>
-      <w:pPr>
-        <w:spacing w:after="0"/>
-        <w:rPr>
-          <w:color w:val="0F50FF"/>
-          <w:u w:val="single"/>
-        </w:rPr>
-      </w:pPr>
-      <w:r>
-        <w:rPr>
-          <w:color w:val="0F50FF"/>
-          <w:u w:val="single"/>
-        </w:rPr>
-        <w:t xml:space="preserve"/>
-      </w:r>
-    </w:p>
-    <w:p>
-      <w:pPr>
-        <w:pStyle w:val="ListParagraph"/>
-        <w:numPr>
-          <w:ilvl w:val="0"/>
-          <w:numId w:val="23"/>
-        </w:numPr>
-        <w:spacing w:after="0" w:line="240" w:lineRule="auto"/>
-        <w:ind w:left="357" w:hanging="357"/>
-        <w:rPr>
-          <w:color w:val="0F50FF"/>
-          <w:u w:val="single"/>
-        </w:rPr>
-      </w:pPr>
-      <w:proofErr w:type="gramStart"/>
-      <w:r>
-        <w:rPr>
-          <w:color w:val="0F50FF"/>
-          <w:u w:val="single"/>
-        </w:rPr>
-        <w:t xml:space="preserve">
-          <w:hyperlink r:id="rId35" w:tgtFrame="_blank">
-            <w:r>
-              <w:t xml:space="preserve">Cross-sectional survey of resistant priority pathogen carriage in the hospital setting in Timor-Leste 2020-2021.</w:t>
-            </w:r>
-          </w:hyperlink>
-        </w:t>
-      </w:r>
-    </w:p>
-    <w:p>
-      <w:pPr>
-        <w:spacing w:after="0"/>
-        <w:rPr>
-          <w:color w:val="0F50FF"/>
-          <w:u w:val="single"/>
-        </w:rPr>
-      </w:pPr>
-      <w:r>
-        <w:rPr>
-          <w:color w:val="0F50FF"/>
-          <w:u w:val="single"/>
-        </w:rPr>
-        <w:t xml:space="preserve"/>
-      </w:r>
-    </w:p>
-    <w:p>
-      <w:pPr>
-        <w:pStyle w:val="ListParagraph"/>
-        <w:numPr>
-          <w:ilvl w:val="0"/>
-          <w:numId w:val="23"/>
-        </w:numPr>
-        <w:spacing w:after="0" w:line="240" w:lineRule="auto"/>
-        <w:ind w:left="357" w:hanging="357"/>
-        <w:rPr>
-          <w:color w:val="0F50FF"/>
-          <w:u w:val="single"/>
-        </w:rPr>
-      </w:pPr>
-      <w:proofErr w:type="gramStart"/>
-      <w:r>
-        <w:rPr>
-          <w:color w:val="0F50FF"/>
-          <w:u w:val="single"/>
-        </w:rPr>
-        <w:t xml:space="preserve">
-          <w:hyperlink r:id="rId36" w:tgtFrame="_blank">
-            <w:r>
-              <w:t xml:space="preserve">Host-pathogen interactions during early stages of bovine mastitis: divergent macrophage responses to distinct bovine-associated Staphylococci species and strains.</w:t>
-            </w:r>
-          </w:hyperlink>
-        </w:t>
-      </w:r>
-    </w:p>
-    <w:p>
-      <w:pPr>
-        <w:spacing w:after="0"/>
-        <w:rPr>
-          <w:color w:val="0F50FF"/>
-          <w:u w:val="single"/>
-        </w:rPr>
-      </w:pPr>
-      <w:r>
-        <w:rPr>
-          <w:color w:val="0F50FF"/>
-          <w:u w:val="single"/>
-        </w:rPr>
-        <w:t xml:space="preserve"/>
-      </w:r>
-    </w:p>
-    <w:p>
-      <w:pPr>
-        <w:pStyle w:val="ListParagraph"/>
-        <w:numPr>
-          <w:ilvl w:val="0"/>
-          <w:numId w:val="23"/>
-        </w:numPr>
-        <w:spacing w:after="0" w:line="240" w:lineRule="auto"/>
-        <w:ind w:left="357" w:hanging="357"/>
-        <w:rPr>
-          <w:color w:val="0F50FF"/>
-          <w:u w:val="single"/>
-        </w:rPr>
-      </w:pPr>
-      <w:proofErr w:type="gramStart"/>
-      <w:r>
-        <w:rPr>
-          <w:color w:val="0F50FF"/>
-          <w:u w:val="single"/>
-        </w:rPr>
-        <w:t xml:space="preserve">
-          <w:hyperlink r:id="rId37" w:tgtFrame="_blank">
-            <w:r>
-              <w:t xml:space="preserve">Staphylococcal Superantigens-specific IgE Reveals Functional Superantigen Production Beyond Staphylococcus aureus in CRSwNP.</w:t>
-            </w:r>
-          </w:hyperlink>
-        </w:t>
-      </w:r>
-    </w:p>
-    <w:p>
-      <w:pPr>
-        <w:spacing w:after="0"/>
-        <w:rPr>
-          <w:color w:val="0F50FF"/>
-          <w:u w:val="single"/>
-        </w:rPr>
-      </w:pPr>
-      <w:r>
-        <w:rPr>
-          <w:color w:val="0F50FF"/>
-          <w:u w:val="single"/>
-        </w:rPr>
-        <w:t xml:space="preserve"/>
-      </w:r>
-    </w:p>
-    <w:p>
-      <w:pPr>
-        <w:pStyle w:val="ListParagraph"/>
-        <w:numPr>
-          <w:ilvl w:val="0"/>
-          <w:numId w:val="23"/>
-        </w:numPr>
-        <w:spacing w:after="0" w:line="240" w:lineRule="auto"/>
-        <w:ind w:left="357" w:hanging="357"/>
-        <w:rPr>
-          <w:color w:val="0F50FF"/>
-          <w:u w:val="single"/>
-        </w:rPr>
-      </w:pPr>
-      <w:proofErr w:type="gramStart"/>
-      <w:r>
-        <w:rPr>
-          <w:color w:val="0F50FF"/>
-          <w:u w:val="single"/>
-        </w:rPr>
-        <w:t xml:space="preserve">
-          <w:hyperlink r:id="rId38" w:tgtFrame="_blank">
-            <w:r>
-              <w:t xml:space="preserve">Community carriage of methicillin-resistant staphylococci among migrant communities living in Klang Valley, Malaysia.</w:t>
-            </w:r>
-          </w:hyperlink>
-        </w:t>
-      </w:r>
-    </w:p>
-    <w:p>
-      <w:pPr>
-        <w:spacing w:after="0"/>
-        <w:rPr>
-          <w:color w:val="0F50FF"/>
-          <w:u w:val="single"/>
-        </w:rPr>
-      </w:pPr>
-      <w:r>
-        <w:rPr>
-          <w:color w:val="0F50FF"/>
-          <w:u w:val="single"/>
-        </w:rPr>
-        <w:t xml:space="preserve"/>
-      </w:r>
-    </w:p>
-    <w:p>
-      <w:pPr>
-        <w:pStyle w:val="ListParagraph"/>
-        <w:numPr>
-          <w:ilvl w:val="0"/>
-          <w:numId w:val="23"/>
-        </w:numPr>
-        <w:spacing w:after="0" w:line="240" w:lineRule="auto"/>
-        <w:ind w:left="357" w:hanging="357"/>
-        <w:rPr>
-          <w:color w:val="0F50FF"/>
-          <w:u w:val="single"/>
-        </w:rPr>
-      </w:pPr>
-      <w:proofErr w:type="gramStart"/>
-      <w:r>
-        <w:rPr>
-          <w:color w:val="0F50FF"/>
-          <w:u w:val="single"/>
-        </w:rPr>
-        <w:t xml:space="preserve">
-          <w:hyperlink r:id="rId39" w:tgtFrame="_blank">
-            <w:r>
-              <w:t xml:space="preserve">Nasal Tip Abscess in Diabetes: A Rare Encounter.</w:t>
+          <w:hyperlink r:id="rId120" w:tgtFrame="_blank">
+            <w:r>
+              <w:t xml:space="preserve">Molecular characterization of Staphylococcus aureus isolates from nasal samples of broiler chickens intended for slaughter in Algeria.</w:t>
             </w:r>
           </w:hyperlink>
         </w:t>
@@ -2126,9 +1727,9 @@
           <w:u w:val="single"/>
         </w:rPr>
         <w:t xml:space="preserve">
-          <w:hyperlink r:id="rId128" w:tgtFrame="_blank">
-            <w:r>
-              <w:t xml:space="preserve">Oxygen-driven nebulization of Clostridium butyricum prevents drug-resistant bacterial pneumonia.</w:t>
+          <w:hyperlink r:id="rId12" w:tgtFrame="_blank">
+            <w:r>
+              <w:t xml:space="preserve">A standardized surgical technique for DAIR improves treatment success rates in acute periprosthetic knee infection.</w:t>
             </w:r>
           </w:hyperlink>
         </w:t>
@@ -2171,9 +1772,9 @@
           <w:u w:val="single"/>
         </w:rPr>
         <w:t xml:space="preserve">
-          <w:hyperlink r:id="rId129" w:tgtFrame="_blank">
-            <w:r>
-              <w:t xml:space="preserve">Outcomes of single stage treatment of chronic bone infection in adults with antibiotic impregnated calcium sulphate beads; A single centre retrospective study with a mean follow-up of 5.5 years.</w:t>
+          <w:hyperlink r:id="rId13" w:tgtFrame="_blank">
+            <w:r>
+              <w:t xml:space="preserve">Exploring immobilization strategies of antimicrobial peptides onto MAO-treated titanium to fight MRSA colonization and preserve osteogenic activity.</w:t>
             </w:r>
           </w:hyperlink>
         </w:t>
@@ -2216,9 +1817,9 @@
           <w:u w:val="single"/>
         </w:rPr>
         <w:t xml:space="preserve">
-          <w:hyperlink r:id="rId130" w:tgtFrame="_blank">
-            <w:r>
-              <w:t xml:space="preserve">Rethinking surgical intervention in the multidisciplinary comprehensive management of craniocerebral metastasis in multiple myeloma.</w:t>
+          <w:hyperlink r:id="rId14" w:tgtFrame="_blank">
+            <w:r>
+              <w:t xml:space="preserve">Characteristics of pathogenic bacteria and pharmacological surveillance of postoperative hospital-acquired infections in gynecologic malignancies: A single-center observational study.</w:t>
             </w:r>
           </w:hyperlink>
         </w:t>
@@ -2261,9 +1862,9 @@
           <w:u w:val="single"/>
         </w:rPr>
         <w:t xml:space="preserve">
-          <w:hyperlink r:id="rId131" w:tgtFrame="_blank">
-            <w:r>
-              <w:t xml:space="preserve">Comparative mortality of dominant Staphylococcus aureus lineages in human bacteremia and animal infection models.</w:t>
+          <w:hyperlink r:id="rId15" w:tgtFrame="_blank">
+            <w:r>
+              <w:t xml:space="preserve">Infection post strabismus surgery: A review and case series.</w:t>
             </w:r>
           </w:hyperlink>
         </w:t>
@@ -2306,9 +1907,9 @@
           <w:u w:val="single"/>
         </w:rPr>
         <w:t xml:space="preserve">
-          <w:hyperlink r:id="rId132" w:tgtFrame="_blank">
-            <w:r>
-              <w:t xml:space="preserve">When the Skin Lies: Occult Scalp Necrotizing Fasciitis After Blunt Head Trauma.</w:t>
+          <w:hyperlink r:id="rId16" w:tgtFrame="_blank">
+            <w:r>
+              <w:t xml:space="preserve">Treatment of infected endografts after thoracic endovascular aortic repair: a systematic review.</w:t>
             </w:r>
           </w:hyperlink>
         </w:t>
@@ -2351,9 +1952,9 @@
           <w:u w:val="single"/>
         </w:rPr>
         <w:t xml:space="preserve">
-          <w:hyperlink r:id="rId133" w:tgtFrame="_blank">
-            <w:r>
-              <w:t xml:space="preserve">Medical Fabrics with Non-Antibiotic, Supramolecular Antimicrobial Coatings: A Preventive Approach to Combat Biofilm Formation and Bacterial Dissemination.</w:t>
+          <w:hyperlink r:id="rId17" w:tgtFrame="_blank">
+            <w:r>
+              <w:t xml:space="preserve">Robust Goat-Derived Enterococcus Isolates with Broad-Spectrum Antipathogenic Activity as Next-Generation Probiotic Candidates.</w:t>
             </w:r>
           </w:hyperlink>
         </w:t>
@@ -2396,9 +1997,9 @@
           <w:u w:val="single"/>
         </w:rPr>
         <w:t xml:space="preserve">
-          <w:hyperlink r:id="rId134" w:tgtFrame="_blank">
-            <w:r>
-              <w:t xml:space="preserve">HPMC-ZnO Nanorods Enhance Hydrophilicity and Contact-Killing Activity on Polypropylene Meshes and Sutures.</w:t>
+          <w:hyperlink r:id="rId18" w:tgtFrame="_blank">
+            <w:r>
+              <w:t xml:space="preserve">Electron Beam-Irradiated g-C(3)N(4)/Ti(3)C(2) Nanocomposite Embedded in PVA/SA Hydrogel: An Integrated Platform with Enhanced Photocatalytic Antibacterial Activity.</w:t>
             </w:r>
           </w:hyperlink>
         </w:t>
@@ -2441,9 +2042,9 @@
           <w:u w:val="single"/>
         </w:rPr>
         <w:t xml:space="preserve">
-          <w:hyperlink r:id="rId135" w:tgtFrame="_blank">
-            <w:r>
-              <w:t xml:space="preserve">Prevalence of Biofilm-Forming and Antibiotic-Resistant Coagulase-Negative Staphylococci Isolated from Hospitalized Patients in an Orthopedic Clinic.</w:t>
+          <w:hyperlink r:id="rId19" w:tgtFrame="_blank">
+            <w:r>
+              <w:t xml:space="preserve">Microdialysis assessment of gentamicin for second-line antimicrobial prophylaxis in abdominal surgery.</w:t>
             </w:r>
           </w:hyperlink>
         </w:t>
@@ -2486,9 +2087,9 @@
           <w:u w:val="single"/>
         </w:rPr>
         <w:t xml:space="preserve">
-          <w:hyperlink r:id="rId136" w:tgtFrame="_blank">
-            <w:r>
-              <w:t xml:space="preserve">Multitarget Mechanisms of (‒)‒Epigallocatechin-3-Gallate Against MRSA: From SraP L-Lectin Targeting to Synergistic Antibiotic Effects.</w:t>
+          <w:hyperlink r:id="rId20" w:tgtFrame="_blank">
+            <w:r>
+              <w:t xml:space="preserve">Antimicrobial resistance and empirical antibiotic use in diabetic foot infections: A retrospective study from Indonesia.</w:t>
             </w:r>
           </w:hyperlink>
         </w:t>
@@ -2531,9 +2132,9 @@
           <w:u w:val="single"/>
         </w:rPr>
         <w:t xml:space="preserve">
-          <w:hyperlink r:id="rId137" w:tgtFrame="_blank">
-            <w:r>
-              <w:t xml:space="preserve">Treating Extensively Drug-Resistant Acinetobacter baumannii: Considerations for Host Characteristics and Type of Infections.</w:t>
+          <w:hyperlink r:id="rId21" w:tgtFrame="_blank">
+            <w:r>
+              <w:t xml:space="preserve">Association of Chronic Rhinosinusitis and Pseudomonas Aeruginosa in Sputum of Patients With Non-Cystic Fibrosis Bronchiectasis.</w:t>
             </w:r>
           </w:hyperlink>
         </w:t>
@@ -2576,9 +2177,9 @@
           <w:u w:val="single"/>
         </w:rPr>
         <w:t xml:space="preserve">
-          <w:hyperlink r:id="rId138" w:tgtFrame="_blank">
-            <w:r>
-              <w:t xml:space="preserve">Scalp Microbiome Composition in Young Women: Associations with Scalp Type, Sensitivity, and Lifestyle Factors.</w:t>
+          <w:hyperlink r:id="rId22" w:tgtFrame="_blank">
+            <w:r>
+              <w:t xml:space="preserve">Solithromycin mitigates Prevotella intermedia-induced methicillin-resistant Staphylococcus aureus ventilator-associated pneumonia by enhancing alveolar macrophage function.</w:t>
             </w:r>
           </w:hyperlink>
         </w:t>
@@ -2621,9 +2222,9 @@
           <w:u w:val="single"/>
         </w:rPr>
         <w:t xml:space="preserve">
-          <w:hyperlink r:id="rId139" w:tgtFrame="_blank">
-            <w:r>
-              <w:t xml:space="preserve">Prevalence, Antimicrobial Resistance, and Molecular Characteristics of MRSA in Saudi Arabia: A Retrospective Study.</w:t>
+          <w:hyperlink r:id="rId23" w:tgtFrame="_blank">
+            <w:r>
+              <w:t xml:space="preserve">Microbiological Landscape in Critical Care: 14-Year Analysis of 42,722 ICU Patients Using MIMIC-IV Database.</w:t>
             </w:r>
           </w:hyperlink>
         </w:t>
@@ -2666,9 +2267,9 @@
           <w:u w:val="single"/>
         </w:rPr>
         <w:t xml:space="preserve">
-          <w:hyperlink r:id="rId140" w:tgtFrame="_blank">
-            <w:r>
-              <w:t xml:space="preserve">Novel Therapeutic Strategies for Atopic Dermatitis: Biomarker Modulation and Clinical Implications. A Systematic Review.</w:t>
+          <w:hyperlink r:id="rId24" w:tgtFrame="_blank">
+            <w:r>
+              <w:t xml:space="preserve">Environmental microbial contamination as potential risk for healthcare associated infections after dental procedures: a multicenter study.</w:t>
             </w:r>
           </w:hyperlink>
         </w:t>
@@ -2711,9 +2312,9 @@
           <w:u w:val="single"/>
         </w:rPr>
         <w:t xml:space="preserve">
-          <w:hyperlink r:id="rId141" w:tgtFrame="_blank">
-            <w:r>
-              <w:t xml:space="preserve">Impact of a Clinical Standard Work Pathway on Management and Outcomes of Pediatric Parapneumonic Effusion and Empyema.</w:t>
+          <w:hyperlink r:id="rId25" w:tgtFrame="_blank">
+            <w:r>
+              <w:t xml:space="preserve">Distribution of Pathogenic Bacteria and Antimicrobial Resistance After Plastic Surgery of L-Shaped Zygomatic Osteotomy.</w:t>
             </w:r>
           </w:hyperlink>
         </w:t>
@@ -2756,9 +2357,9 @@
           <w:u w:val="single"/>
         </w:rPr>
         <w:t xml:space="preserve">
-          <w:hyperlink r:id="rId142" w:tgtFrame="_blank">
-            <w:r>
-              <w:t xml:space="preserve">Multiloculated Prostatic Abscess Complicated by Obstructive Hydronephrosis and Epididymo-Orchitis in an Undiagnosed Diabetic Patient: A Case Report.</w:t>
+          <w:hyperlink r:id="rId26" w:tgtFrame="_blank">
+            <w:r>
+              <w:t xml:space="preserve">Host-pathogen interaction in community-acquired pneumonia: a focus on the immune response.</w:t>
             </w:r>
           </w:hyperlink>
         </w:t>
@@ -2801,9 +2402,9 @@
           <w:u w:val="single"/>
         </w:rPr>
         <w:t xml:space="preserve">
-          <w:hyperlink r:id="rId143" w:tgtFrame="_blank">
-            <w:r>
-              <w:t xml:space="preserve">Successful One-Stage Revision With Continuous Local Antibiotic Perfusion (CLAP) for Delayed Periprosthetic Joint Infection After Reverse Shoulder Arthroplasty: A Case Report.</w:t>
+          <w:hyperlink r:id="rId27" w:tgtFrame="_blank">
+            <w:r>
+              <w:t xml:space="preserve">A rare case of partial Shone complex in adulthood: coarctation-site methicillin-sensitive Staphylococcus aureus endocarditis and saccular aneurysm.</w:t>
             </w:r>
           </w:hyperlink>
         </w:t>
@@ -2846,9 +2447,9 @@
           <w:u w:val="single"/>
         </w:rPr>
         <w:t xml:space="preserve">
-          <w:hyperlink r:id="rId144" w:tgtFrame="_blank">
-            <w:r>
-              <w:t xml:space="preserve">Comparative evaluation of the antibacterial effect of ultraviolet radiation on alginate and condensation silicone impressions compared to hypochlorite.</w:t>
+          <w:hyperlink r:id="rId28" w:tgtFrame="_blank">
+            <w:r>
+              <w:t xml:space="preserve">3D-Printed PLDLA-TMC/PEG 400 Vascular Scaffolds with a Poly(hexamethylene Biguanide) Antibacterial Coating.</w:t>
             </w:r>
           </w:hyperlink>
         </w:t>
@@ -2891,9 +2492,9 @@
           <w:u w:val="single"/>
         </w:rPr>
         <w:t xml:space="preserve">
-          <w:hyperlink r:id="rId145" w:tgtFrame="_blank">
-            <w:r>
-              <w:t xml:space="preserve">Dual-antibiotic bone cement (gentamicin + vancomycin) in preventing and treating infections during revision knee arthroplasty in high-risk patients.</w:t>
+          <w:hyperlink r:id="rId29" w:tgtFrame="_blank">
+            <w:r>
+              <w:t xml:space="preserve">Healthcare-Associated Conjunctivitis in the NICU: Microbiological Spectrum, Antimicrobial Resistance and Treatment Patterns.</w:t>
             </w:r>
           </w:hyperlink>
         </w:t>
@@ -2936,9 +2537,9 @@
           <w:u w:val="single"/>
         </w:rPr>
         <w:t xml:space="preserve">
-          <w:hyperlink r:id="rId146" w:tgtFrame="_blank">
-            <w:r>
-              <w:t xml:space="preserve">Long-term moxifloxacin release from a chitosan-based antibacterial coating on polyethylene for biomedical applications.</w:t>
+          <w:hyperlink r:id="rId30" w:tgtFrame="_blank">
+            <w:r>
+              <w:t xml:space="preserve">Integrating MALDI-TOF Mass Spectrometry and Machine Learning for Rapid and Clinically Relevant Differentiation of MRSA and MSSA.</w:t>
             </w:r>
           </w:hyperlink>
         </w:t>
@@ -2981,9 +2582,9 @@
           <w:u w:val="single"/>
         </w:rPr>
         <w:t xml:space="preserve">
-          <w:hyperlink r:id="rId147" w:tgtFrame="_blank">
-            <w:r>
-              <w:t xml:space="preserve">The Complexation Properties of Self-Defensive Microgel-Modified Antimicrobial Surfaces.</w:t>
+          <w:hyperlink r:id="rId31" w:tgtFrame="_blank">
+            <w:r>
+              <w:t xml:space="preserve">Oritavancin in Complicated Bloodstream Infections and Endocarditis in Spain and Italy (ORIBAC Study): A Retrospective Multicenter Observational Study.</w:t>
             </w:r>
           </w:hyperlink>
         </w:t>
@@ -3026,9 +2627,9 @@
           <w:u w:val="single"/>
         </w:rPr>
         <w:t xml:space="preserve">
-          <w:hyperlink r:id="rId148" w:tgtFrame="_blank">
-            <w:r>
-              <w:t xml:space="preserve">Hospital-Onset Bacteremia and Fungemia in a Regional Burn Intensive Care Unit.</w:t>
+          <w:hyperlink r:id="rId32" w:tgtFrame="_blank">
+            <w:r>
+              <w:t xml:space="preserve">Ultrasound-activated MoS₂@Fe₃O₄ nanoplatform orchestrates biofilm disruption and immune reprogramming in implant-associated infections.</w:t>
             </w:r>
           </w:hyperlink>
         </w:t>
@@ -3071,9 +2672,9 @@
           <w:u w:val="single"/>
         </w:rPr>
         <w:t xml:space="preserve">
-          <w:hyperlink r:id="rId149" w:tgtFrame="_blank">
-            <w:r>
-              <w:t xml:space="preserve">Polydopamine-assisted Cd/Cu dual-ions immobilization on titanium surface for the application of antibacterial surgical instruments.</w:t>
+          <w:hyperlink r:id="rId33" w:tgtFrame="_blank">
+            <w:r>
+              <w:t xml:space="preserve">[Post-travel recurrent furunculosis].</w:t>
             </w:r>
           </w:hyperlink>
         </w:t>
@@ -3116,9 +2717,9 @@
           <w:u w:val="single"/>
         </w:rPr>
         <w:t xml:space="preserve">
-          <w:hyperlink r:id="rId150" w:tgtFrame="_blank">
-            <w:r>
-              <w:t xml:space="preserve">Enterococcal pyomyositis in a rheumatoid arthritis patient under biologic therapy.</w:t>
+          <w:hyperlink r:id="rId34" w:tgtFrame="_blank">
+            <w:r>
+              <w:t xml:space="preserve">Antimicrobial efficacy of Bifidobacterium longum FB1-4 cell-free supernatant against MRSA: insights into mechanisms and food matrix application.</w:t>
             </w:r>
           </w:hyperlink>
         </w:t>
@@ -3161,9 +2762,9 @@
           <w:u w:val="single"/>
         </w:rPr>
         <w:t xml:space="preserve">
-          <w:hyperlink r:id="rId151" w:tgtFrame="_blank">
-            <w:r>
-              <w:t xml:space="preserve">Antimicrobial effect of biological surgical mesh added with vancomycin or silver nanoparticles for multidrug-resistant bacteria: experimental study in rats.</w:t>
+          <w:hyperlink r:id="rId35" w:tgtFrame="_blank">
+            <w:r>
+              <w:t xml:space="preserve">Evolving Aerobic Bacterial Skin Flora and Healthcare-Associated Infections Among Intensive Care Unit Patients at a Tertiary Care Hospital: A Therapeutic Concern.</w:t>
             </w:r>
           </w:hyperlink>
         </w:t>
@@ -3206,9 +2807,9 @@
           <w:u w:val="single"/>
         </w:rPr>
         <w:t xml:space="preserve">
-          <w:hyperlink r:id="rId152" w:tgtFrame="_blank">
-            <w:r>
-              <w:t xml:space="preserve">Canine parvovirus type 2 (CPV-2) and bacterial coinfections in dogs: phenotypic and genotypic resistance profiles in northern Kazakhstan.</w:t>
+          <w:hyperlink r:id="rId36" w:tgtFrame="_blank">
+            <w:r>
+              <w:t xml:space="preserve">Microbiome dysbiosis and therapeutic restoration in atopic dermatitis.</w:t>
             </w:r>
           </w:hyperlink>
         </w:t>
@@ -3251,9 +2852,9 @@
           <w:u w:val="single"/>
         </w:rPr>
         <w:t xml:space="preserve">
-          <w:hyperlink r:id="rId153" w:tgtFrame="_blank">
-            <w:r>
-              <w:t xml:space="preserve">Understanding the burden and impact of methicillin-resistant Staphylococcus aureus: exploring therapeutic options and hospital prevention strategies to improve patient outcome at the University Teaching Hospital of Kigali, Rwanda.</w:t>
+          <w:hyperlink r:id="rId37" w:tgtFrame="_blank">
+            <w:r>
+              <w:t xml:space="preserve">Multifunctional Hydrogel with Dual Functions of ROS Scavenging and Responsive Antibiotic Release for Synergistic Oral Mucositis Treatment.</w:t>
             </w:r>
           </w:hyperlink>
         </w:t>
@@ -3296,9 +2897,9 @@
           <w:u w:val="single"/>
         </w:rPr>
         <w:t xml:space="preserve">
-          <w:hyperlink r:id="rId154" w:tgtFrame="_blank">
-            <w:r>
-              <w:t xml:space="preserve">[Efficacy of (18)F-fluorodeoxyglucose positron emission tomography/computed tomography-assisted navigation system in the debridement of chronic osteomyelitis of the extremities].</w:t>
+          <w:hyperlink r:id="rId38" w:tgtFrame="_blank">
+            <w:r>
+              <w:t xml:space="preserve">Infective Endocarditis in Patients with Mitral Annular Calcification: Clinical and Echocardiographic Presentation, Management, and Outcomes.</w:t>
             </w:r>
           </w:hyperlink>
         </w:t>
@@ -3341,9 +2942,9 @@
           <w:u w:val="single"/>
         </w:rPr>
         <w:t xml:space="preserve">
-          <w:hyperlink r:id="rId155" w:tgtFrame="_blank">
-            <w:r>
-              <w:t xml:space="preserve">Prevalence and characterization of bacterial rectal colonization patterns in pediatric patients: A cross-sectional study.</w:t>
+          <w:hyperlink r:id="rId39" w:tgtFrame="_blank">
+            <w:r>
+              <w:t xml:space="preserve">Panton-Valentine leukocidin-positive sequence type 88 methicillin-resistant Staphylococcus aureus emerging as nosocomial pathogen in Brazil.</w:t>
             </w:r>
           </w:hyperlink>
         </w:t>
@@ -3386,9 +2987,9 @@
           <w:u w:val="single"/>
         </w:rPr>
         <w:t xml:space="preserve">
-          <w:hyperlink r:id="rId156" w:tgtFrame="_blank">
-            <w:r>
-              <w:t xml:space="preserve">Not Your Usual Staph: Recurrent Human Infection With the Canine-Associated Staphylococcus pseudintermedius.</w:t>
+          <w:hyperlink r:id="rId40" w:tgtFrame="_blank">
+            <w:r>
+              <w:t xml:space="preserve">Oral and rectal colonization of Gram-negative antimicrobial-resistant bacteria and Methicillin-resistant Staphylococcus aureus in one long-term care facility and changes in professional oral hygiene care: Cross-sectional and interventional study.</w:t>
             </w:r>
           </w:hyperlink>
         </w:t>
@@ -3431,9 +3032,9 @@
           <w:u w:val="single"/>
         </w:rPr>
         <w:t xml:space="preserve">
-          <w:hyperlink r:id="rId157" w:tgtFrame="_blank">
-            <w:r>
-              <w:t xml:space="preserve">Endoscopic Staged Management of Large Pancreatic Walled-Off Necrosis in a Pediatric Patient.</w:t>
+          <w:hyperlink r:id="rId41" w:tgtFrame="_blank">
+            <w:r>
+              <w:t xml:space="preserve">Infective endocarditis treated surgically: correlation between imaging, and surgical findings.</w:t>
             </w:r>
           </w:hyperlink>
         </w:t>
@@ -3476,9 +3077,9 @@
           <w:u w:val="single"/>
         </w:rPr>
         <w:t xml:space="preserve">
-          <w:hyperlink r:id="rId158" w:tgtFrame="_blank">
-            <w:r>
-              <w:t xml:space="preserve">Intraoperative Incidence of Bacteremia During Surgical Management of Non-tubercular Spondylodiscitis: A Prospective Analysis.</w:t>
+          <w:hyperlink r:id="rId42" w:tgtFrame="_blank">
+            <w:r>
+              <w:t xml:space="preserve">Methicillin Resistant Staphylococcus Aureus Colonization, The Tip of the Iceberg for Congenital Pulmonary Airway Malformation. A Case Report.</w:t>
             </w:r>
           </w:hyperlink>
         </w:t>
@@ -3521,9 +3122,9 @@
           <w:u w:val="single"/>
         </w:rPr>
         <w:t xml:space="preserve">
-          <w:hyperlink r:id="rId159" w:tgtFrame="_blank">
-            <w:r>
-              <w:t xml:space="preserve">Pre-adsorption of serum albumin on biomaterial surfaces modulates bacteria-surface interactions and alters bacterial physiological responses.</w:t>
+          <w:hyperlink r:id="rId43" w:tgtFrame="_blank">
+            <w:r>
+              <w:t xml:space="preserve">Electrospun Silk Fibroin/Poly(Vinyl Alcohol) Nanofibrous Dressings Co-Loaded With Teicoplanin and Liposomal Curcumin: Fabrication, Physicochemical Characterization, and Antibacterial Performance.</w:t>
             </w:r>
           </w:hyperlink>
         </w:t>
@@ -3566,9 +3167,9 @@
           <w:u w:val="single"/>
         </w:rPr>
         <w:t xml:space="preserve">
-          <w:hyperlink r:id="rId160" w:tgtFrame="_blank">
-            <w:r>
-              <w:t xml:space="preserve">The use of antibiotic impregnated fenestrated screws in instrumentation for osteomyelitis: A case report.</w:t>
+          <w:hyperlink r:id="rId44" w:tgtFrame="_blank">
+            <w:r>
+              <w:t xml:space="preserve">MOF-reinforced NIR-responsive composite hydrogel with photothermal antibacterial and antioxidant activities for diabetic wound healing.</w:t>
             </w:r>
           </w:hyperlink>
         </w:t>
@@ -3611,9 +3212,9 @@
           <w:u w:val="single"/>
         </w:rPr>
         <w:t xml:space="preserve">
-          <w:hyperlink r:id="rId161" w:tgtFrame="_blank">
-            <w:r>
-              <w:t xml:space="preserve">Liquiritigenin-loaded poly (acrylic acid)-carboxymethyl cellulose hydrogels: formulation optimization, performance evaluation, and assessment of therapeutic efficacy for wound healing and sepsis caused by wound bacterial infection.</w:t>
+          <w:hyperlink r:id="rId45" w:tgtFrame="_blank">
+            <w:r>
+              <w:t xml:space="preserve">Leukocytoclastic Vasculitis Induced by Dalbavancin: A Case Report.</w:t>
             </w:r>
           </w:hyperlink>
         </w:t>
@@ -3656,9 +3257,9 @@
           <w:u w:val="single"/>
         </w:rPr>
         <w:t xml:space="preserve">
-          <w:hyperlink r:id="rId162" w:tgtFrame="_blank">
-            <w:r>
-              <w:t xml:space="preserve">Effectiveness of antiseptics in the bacterial load reduction after septic wound dressing at Bugando Medical Centre, Mwanza, Tanzania.</w:t>
+          <w:hyperlink r:id="rId46" w:tgtFrame="_blank">
+            <w:r>
+              <w:t xml:space="preserve">Biofilm and planktonic Staphylococcus aureus exhibit distinct gene expression patterns in response to cinnamaldehyde.</w:t>
             </w:r>
           </w:hyperlink>
         </w:t>
@@ -3701,9 +3302,9 @@
           <w:u w:val="single"/>
         </w:rPr>
         <w:t xml:space="preserve">
-          <w:hyperlink r:id="rId163" w:tgtFrame="_blank">
-            <w:r>
-              <w:t xml:space="preserve">Bronchial stenosis after lung transplant: Risk factors and clinical outcomes.</w:t>
+          <w:hyperlink r:id="rId47" w:tgtFrame="_blank">
+            <w:r>
+              <w:t xml:space="preserve">Utilizing metagenomic next-generation sequencing to diagnose central nervous system infections after craniotomy.</w:t>
             </w:r>
           </w:hyperlink>
         </w:t>
@@ -3746,9 +3347,9 @@
           <w:u w:val="single"/>
         </w:rPr>
         <w:t xml:space="preserve">
-          <w:hyperlink r:id="rId164" w:tgtFrame="_blank">
-            <w:r>
-              <w:t xml:space="preserve">Manganese dioxide- and cobalt oxide-doped hydroxyapatite with curcumin for orthopedic and dental applications.</w:t>
+          <w:hyperlink r:id="rId48" w:tgtFrame="_blank">
+            <w:r>
+              <w:t xml:space="preserve">Prevalence and drug resistance patterns of ESKAPE pathogens in Nigde, Türkiye.</w:t>
             </w:r>
           </w:hyperlink>
         </w:t>
@@ -3791,9 +3392,9 @@
           <w:u w:val="single"/>
         </w:rPr>
         <w:t xml:space="preserve">
-          <w:hyperlink r:id="rId165" w:tgtFrame="_blank">
-            <w:r>
-              <w:t xml:space="preserve">Supramolecularly co-assembled composite bone cement prepared from tea polyphenol-modified tricalcium phosphate/tricalcium silicate with osteogenic, antibacterial, and immunomodulatory effects.</w:t>
+          <w:hyperlink r:id="rId49" w:tgtFrame="_blank">
+            <w:r>
+              <w:t xml:space="preserve">Evaluation of sternoclavicular joint infection in adults, 2020 to 2025.</w:t>
             </w:r>
           </w:hyperlink>
         </w:t>
@@ -3836,9 +3437,9 @@
           <w:u w:val="single"/>
         </w:rPr>
         <w:t xml:space="preserve">
-          <w:hyperlink r:id="rId166" w:tgtFrame="_blank">
-            <w:r>
-              <w:t xml:space="preserve">Neutrophil progenitor cell therapy rescues host defense against Staphylococcus aureus in murine chronic granulomatous disease.</w:t>
+          <w:hyperlink r:id="rId50" w:tgtFrame="_blank">
+            <w:r>
+              <w:t xml:space="preserve">Digital misinformation and antimicrobial stewardship: cross-platform epidemiologic signals from a decade of online discourse (2015-2025).</w:t>
             </w:r>
           </w:hyperlink>
         </w:t>
@@ -3881,9 +3482,9 @@
           <w:u w:val="single"/>
         </w:rPr>
         <w:t xml:space="preserve">
-          <w:hyperlink r:id="rId167" w:tgtFrame="_blank">
-            <w:r>
-              <w:t xml:space="preserve">Nasopharyngeal MRSA Carriage and Risk of PEG-Related Infection: A Systematic Review and Meta-analysis.</w:t>
+          <w:hyperlink r:id="rId51" w:tgtFrame="_blank">
+            <w:r>
+              <w:t xml:space="preserve">Pan-genome analysis of methicillin-resistant Staphylococcus aureus PSU20 from a hospital in Thailand reveals insights into virulence, antibiotic resistance, and genetic diversity.</w:t>
             </w:r>
           </w:hyperlink>
         </w:t>
@@ -3926,9 +3527,9 @@
           <w:u w:val="single"/>
         </w:rPr>
         <w:t xml:space="preserve">
-          <w:hyperlink r:id="rId168" w:tgtFrame="_blank">
-            <w:r>
-              <w:t xml:space="preserve">Severe methicillin-resistant Staphylococcus aureus (MRSA) sepsis with hematogenous pulmonary abscesses and humeral osteomyelitis in a previously healthy child: a case report.</w:t>
+          <w:hyperlink r:id="rId52" w:tgtFrame="_blank">
+            <w:r>
+              <w:t xml:space="preserve">Dual Crosslinked Thermosensitive Hydrogel Engineered with Multiple Dynamic Hydrogen Bonds for Enhanced Photodynamic Antibacterial Activity and Wound Healing.</w:t>
             </w:r>
           </w:hyperlink>
         </w:t>
@@ -3971,9 +3572,9 @@
           <w:u w:val="single"/>
         </w:rPr>
         <w:t xml:space="preserve">
-          <w:hyperlink r:id="rId169" w:tgtFrame="_blank">
-            <w:r>
-              <w:t xml:space="preserve">Management and outcome of whole-spine epidural abscesses - institutional case series and systematic review.</w:t>
+          <w:hyperlink r:id="rId53" w:tgtFrame="_blank">
+            <w:r>
+              <w:t xml:space="preserve">Staphylococcus aureus Augments Epithelial Skin Barrier Damage Through T Cell Activation in Cutaneous T Cell Lymphoma.</w:t>
             </w:r>
           </w:hyperlink>
         </w:t>
@@ -4016,9 +3617,9 @@
           <w:u w:val="single"/>
         </w:rPr>
         <w:t xml:space="preserve">
-          <w:hyperlink r:id="rId170" w:tgtFrame="_blank">
-            <w:r>
-              <w:t xml:space="preserve">Therapy-Dependent Modulation of Staphylococcus aureus Colonization in Atopic Dermatitis: Insights from Anti-IL-4/IL-13 and JAK Inhibition.</w:t>
+          <w:hyperlink r:id="rId54" w:tgtFrame="_blank">
+            <w:r>
+              <w:t xml:space="preserve">[Antibiotic Stewardship in Nosocomial Pneumonia].</w:t>
             </w:r>
           </w:hyperlink>
         </w:t>
@@ -4061,9 +3662,9 @@
           <w:u w:val="single"/>
         </w:rPr>
         <w:t xml:space="preserve">
-          <w:hyperlink r:id="rId171" w:tgtFrame="_blank">
-            <w:r>
-              <w:t xml:space="preserve">Improving perioperative prophylactic antibiotic prescribing using a novel decision-support tool.</w:t>
+          <w:hyperlink r:id="rId55" w:tgtFrame="_blank">
+            <w:r>
+              <w:t xml:space="preserve">Septic embolus resulting in M1 occlusion with separate, multiple distal mycotic aneurysms, complicated by surrounding concurrent cerebral abscess: illustrative case.</w:t>
             </w:r>
           </w:hyperlink>
         </w:t>
@@ -4106,9 +3707,9 @@
           <w:u w:val="single"/>
         </w:rPr>
         <w:t xml:space="preserve">
-          <w:hyperlink r:id="rId172" w:tgtFrame="_blank">
-            <w:r>
-              <w:t xml:space="preserve">Defining Safe and Effective Cefazolin Dosing Regimens for MSSA Infections in the CNS: Leveraging Sparse Real-World Data and PBPK Modeling.</w:t>
+          <w:hyperlink r:id="rId56" w:tgtFrame="_blank">
+            <w:r>
+              <w:t xml:space="preserve">Re-operative hemi-commando operation without a homograft: an alternative approach for complex aortic root abscess.</w:t>
             </w:r>
           </w:hyperlink>
         </w:t>
@@ -4151,9 +3752,9 @@
           <w:u w:val="single"/>
         </w:rPr>
         <w:t xml:space="preserve">
-          <w:hyperlink r:id="rId173" w:tgtFrame="_blank">
-            <w:r>
-              <w:t xml:space="preserve">Candida albicans promotes TSST-1 production by Staphylococcus aureus through glucose depletion and relief of CcpA-mediated repression.</w:t>
+          <w:hyperlink r:id="rId57" w:tgtFrame="_blank">
+            <w:r>
+              <w:t xml:space="preserve">Multi-Omics Integration Identifies Immune-ECM Dysregulation and Candidate Biomarkers of Infected High-Stage Pressure Injury in a Novel Aged-Rat Model.</w:t>
             </w:r>
           </w:hyperlink>
         </w:t>
@@ -4196,9 +3797,9 @@
           <w:u w:val="single"/>
         </w:rPr>
         <w:t xml:space="preserve">
-          <w:hyperlink r:id="rId174" w:tgtFrame="_blank">
-            <w:r>
-              <w:t xml:space="preserve">From Idiopathic Pericardial Hemorrhage to Mycotic Aortic Aneurysm: A Case Report.</w:t>
+          <w:hyperlink r:id="rId58" w:tgtFrame="_blank">
+            <w:r>
+              <w:t xml:space="preserve">Surgical Site Infections in Mozambique: A Literature Review of Incidence, Antimicrobial Resistance, Risk Factors, and Surveillance Practices.</w:t>
             </w:r>
           </w:hyperlink>
         </w:t>
@@ -4241,9 +3842,9 @@
           <w:u w:val="single"/>
         </w:rPr>
         <w:t xml:space="preserve">
-          <w:hyperlink r:id="rId175" w:tgtFrame="_blank">
-            <w:r>
-              <w:t xml:space="preserve">Antimicrobial susceptibility pattern of pathogens isolated from surgical wound infections in tertiary care hospitals of Pakistan.</w:t>
+          <w:hyperlink r:id="rId59" w:tgtFrame="_blank">
+            <w:r>
+              <w:t xml:space="preserve">Degradation-tunable coating with sustained silver release for spinal implants to prevent postoperative infections.</w:t>
             </w:r>
           </w:hyperlink>
         </w:t>
@@ -4286,9 +3887,9 @@
           <w:u w:val="single"/>
         </w:rPr>
         <w:t xml:space="preserve">
-          <w:hyperlink r:id="rId176" w:tgtFrame="_blank">
-            <w:r>
-              <w:t xml:space="preserve">Antimicrobial Peptide mSshep 1 from Sebastes schlegelii combines broad-spectrum antibacterial activity, membrane-disruptive mechanism and in vivo protective efficacy.</w:t>
+          <w:hyperlink r:id="rId60" w:tgtFrame="_blank">
+            <w:r>
+              <w:t xml:space="preserve">Mobile phone contamination among hospital staff: Focus on MRSA and ESBL-producing bacteria.</w:t>
             </w:r>
           </w:hyperlink>
         </w:t>
@@ -4331,9 +3932,9 @@
           <w:u w:val="single"/>
         </w:rPr>
         <w:t xml:space="preserve">
-          <w:hyperlink r:id="rId177" w:tgtFrame="_blank">
-            <w:r>
-              <w:t xml:space="preserve">Staphylococcus species infected by a bacteriophage with a tail that is both curved and contractile.</w:t>
+          <w:hyperlink r:id="rId61" w:tgtFrame="_blank">
+            <w:r>
+              <w:t xml:space="preserve">Purulent Pericarditis With Cardiac Tamponade Triggered by Left-Sided Infective Endocarditis in Active Systemic Lupus Erythematosus: A Case Report.</w:t>
             </w:r>
           </w:hyperlink>
         </w:t>
@@ -4376,9 +3977,9 @@
           <w:u w:val="single"/>
         </w:rPr>
         <w:t xml:space="preserve">
-          <w:hyperlink r:id="rId178" w:tgtFrame="_blank">
-            <w:r>
-              <w:t xml:space="preserve">The Indirect Role of Staphylococcus aureus in Atopic Dermatitis: A Comprehensive Analysis of MicroRNA-Mediated Mechanisms and Therapeutic Potential.</w:t>
+          <w:hyperlink r:id="rId62" w:tgtFrame="_blank">
+            <w:r>
+              <w:t xml:space="preserve">Biopierces: drug-eluting ear tags for infection prevention in animal tagging.</w:t>
             </w:r>
           </w:hyperlink>
         </w:t>
@@ -4421,9 +4022,9 @@
           <w:u w:val="single"/>
         </w:rPr>
         <w:t xml:space="preserve">
-          <w:hyperlink r:id="rId179" w:tgtFrame="_blank">
-            <w:r>
-              <w:t xml:space="preserve">Antimicrobial photodynamic therapy for severe acute radiodermatitis in patients undergoing head and neck radiotherapy: a case series.</w:t>
+          <w:hyperlink r:id="rId63" w:tgtFrame="_blank">
+            <w:r>
+              <w:t xml:space="preserve">Evaluating Risk Factors for Short Versus Long Hospital Stay for Cellulitis to Guide the Development of a Long-acting Lipoglycopeptide Use Decision Algorithm.</w:t>
             </w:r>
           </w:hyperlink>
         </w:t>
@@ -4466,9 +4067,9 @@
           <w:u w:val="single"/>
         </w:rPr>
         <w:t xml:space="preserve">
-          <w:hyperlink r:id="rId180" w:tgtFrame="_blank">
-            <w:r>
-              <w:t xml:space="preserve">A pH-Triggered antibacterial and lubricating dual-function hydrogel coating for infection-resistant urinary catheters.</w:t>
+          <w:hyperlink r:id="rId64" w:tgtFrame="_blank">
+            <w:r>
+              <w:t xml:space="preserve">An Unexpected Cause of Diabetic Foot Ulcer Infection: Pasteurella multocida.</w:t>
             </w:r>
           </w:hyperlink>
         </w:t>
@@ -4511,9 +4112,9 @@
           <w:u w:val="single"/>
         </w:rPr>
         <w:t xml:space="preserve">
-          <w:hyperlink r:id="rId181" w:tgtFrame="_blank">
-            <w:r>
-              <w:t xml:space="preserve">Anterior mini-bikini incision for surgical drainage in pediatric septic arthritis of the hip.</w:t>
+          <w:hyperlink r:id="rId65" w:tgtFrame="_blank">
+            <w:r>
+              <w:t xml:space="preserve">Brain Abscess Arising From Pansinusitis in an Immunocompetent Young Adult: A Diagnostic Challenge.</w:t>
             </w:r>
           </w:hyperlink>
         </w:t>
@@ -4556,9 +4157,9 @@
           <w:u w:val="single"/>
         </w:rPr>
         <w:t xml:space="preserve">
-          <w:hyperlink r:id="rId182" w:tgtFrame="_blank">
-            <w:r>
-              <w:t xml:space="preserve">PERIPROSTHETIC KNEE JOINT INFECTION HAS A HIGHER INCIDENCE RATE IN DEVELOPING COUNTRIES; A REPORT FROM TWO REGIONAL ORTHOPAEDIC HOSPITALS IN SOUTHERN NIGERIA.</w:t>
+          <w:hyperlink r:id="rId66" w:tgtFrame="_blank">
+            <w:r>
+              <w:t xml:space="preserve">Effectiveness of Doxycycline in Combination With Other Antibiotics for Gram-Positive Periprosthetic Joint Infections: A Causal Inference Study.</w:t>
             </w:r>
           </w:hyperlink>
         </w:t>
@@ -4601,9 +4202,9 @@
           <w:u w:val="single"/>
         </w:rPr>
         <w:t xml:space="preserve">
-          <w:hyperlink r:id="rId183" w:tgtFrame="_blank">
-            <w:r>
-              <w:t xml:space="preserve">Injectable self-healing hydrogel loaded with a self-assembling LL-37 derivative for treating infected skin wounds.</w:t>
+          <w:hyperlink r:id="rId67" w:tgtFrame="_blank">
+            <w:r>
+              <w:t xml:space="preserve">Predominance of multidrug-resistant bacteria with high resistance to empiric antibiotics in diabetic foot ulcers: a cross-sectional study.</w:t>
             </w:r>
           </w:hyperlink>
         </w:t>
@@ -4646,9 +4247,9 @@
           <w:u w:val="single"/>
         </w:rPr>
         <w:t xml:space="preserve">
-          <w:hyperlink r:id="rId184" w:tgtFrame="_blank">
-            <w:r>
-              <w:t xml:space="preserve">Surgical methods for reducing early wound dehiscence after reconstruction urgery for pressure ulcer.</w:t>
+          <w:hyperlink r:id="rId68" w:tgtFrame="_blank">
+            <w:r>
+              <w:t xml:space="preserve">ROS-Scavenging Photothermal Hydrogel to Remodel the Diabetic Wound Microenvironment and Accelerate Healing.</w:t>
             </w:r>
           </w:hyperlink>
         </w:t>
@@ -4691,9 +4292,9 @@
           <w:u w:val="single"/>
         </w:rPr>
         <w:t xml:space="preserve">
-          <w:hyperlink r:id="rId185" w:tgtFrame="_blank">
-            <w:r>
-              <w:t xml:space="preserve">Rapid dissemination of Staphylococcus aureus in the neonatal intensive care unit is associated with invasive infection.</w:t>
+          <w:hyperlink r:id="rId69" w:tgtFrame="_blank">
+            <w:r>
+              <w:t xml:space="preserve">Coexistence of metallosis and prosthetic joint infection following metal-on-polyethylene total hip arthroplasty: a rare case report.</w:t>
             </w:r>
           </w:hyperlink>
         </w:t>
@@ -4736,9 +4337,9 @@
           <w:u w:val="single"/>
         </w:rPr>
         <w:t xml:space="preserve">
-          <w:hyperlink r:id="rId186" w:tgtFrame="_blank">
-            <w:r>
-              <w:t xml:space="preserve">Push-Button Microfluidic Platform with Dual-Signal Nanoprobes for Enhanced Sensitivity Detection of Healthcare-Associated Infection Pathogens at Point-of-Care.</w:t>
+          <w:hyperlink r:id="rId70" w:tgtFrame="_blank">
+            <w:r>
+              <w:t xml:space="preserve">Environmental Determinants of Surgical Site Infections in Abdominal Surgeries: A Scoping Review of Evidence from East Africa.</w:t>
             </w:r>
           </w:hyperlink>
         </w:t>
@@ -4781,9 +4382,9 @@
           <w:u w:val="single"/>
         </w:rPr>
         <w:t xml:space="preserve">
-          <w:hyperlink r:id="rId187" w:tgtFrame="_blank">
-            <w:r>
-              <w:t xml:space="preserve">Current Advances in Epidemiology, Diagnosis, and Management of TAVR-Associated Infective Endocarditis: A Narrative Review.</w:t>
+          <w:hyperlink r:id="rId71" w:tgtFrame="_blank">
+            <w:r>
+              <w:t xml:space="preserve">Surgical and Functional outcome of Infective Knee Operated with Arthrotomy.</w:t>
             </w:r>
           </w:hyperlink>
         </w:t>
@@ -4826,9 +4427,9 @@
           <w:u w:val="single"/>
         </w:rPr>
         <w:t xml:space="preserve">
-          <w:hyperlink r:id="rId188" w:tgtFrame="_blank">
-            <w:r>
-              <w:t xml:space="preserve">Synergistic antibacterial and anti-inflammatory potentials of dual-loaded self-healing hydrogel for methicillin-resistant Staphylococcus aureus-infected wound healing.</w:t>
+          <w:hyperlink r:id="rId72" w:tgtFrame="_blank">
+            <w:r>
+              <w:t xml:space="preserve">Emphysematous Esophagogastritis: a rare and life-threatening presentation of Streptococcus constellatus infection.</w:t>
             </w:r>
           </w:hyperlink>
         </w:t>
@@ -4871,9 +4472,9 @@
           <w:u w:val="single"/>
         </w:rPr>
         <w:t xml:space="preserve">
-          <w:hyperlink r:id="rId189" w:tgtFrame="_blank">
-            <w:r>
-              <w:t xml:space="preserve">Impact of Nb(2)O(5) Coating Produced by Using the Reactive Sputtering Technique on Bacterial Biofilm Formation.</w:t>
+          <w:hyperlink r:id="rId73" w:tgtFrame="_blank">
+            <w:r>
+              <w:t xml:space="preserve">Suppressive antibiotic therapy for spinal hardware infection: a retrospective cohort study.</w:t>
             </w:r>
           </w:hyperlink>
         </w:t>
@@ -4916,9 +4517,9 @@
           <w:u w:val="single"/>
         </w:rPr>
         <w:t xml:space="preserve">
-          <w:hyperlink r:id="rId190" w:tgtFrame="_blank">
-            <w:r>
-              <w:t xml:space="preserve">Gut microbiota-driven IL-17A production by hepatic γδ T cells enhances neutrophil defense against systemic Staphylococcus aureus infection.</w:t>
+          <w:hyperlink r:id="rId74" w:tgtFrame="_blank">
+            <w:r>
+              <w:t xml:space="preserve">Estimating changes in facility MRSA infection rates due to changes in MRSA precaution policy.</w:t>
             </w:r>
           </w:hyperlink>
         </w:t>
@@ -4961,9 +4562,9 @@
           <w:u w:val="single"/>
         </w:rPr>
         <w:t xml:space="preserve">
-          <w:hyperlink r:id="rId191" w:tgtFrame="_blank">
-            <w:r>
-              <w:t xml:space="preserve">Hypochlorous acid lavage versus intrawound vancomycin powder for prevention of deep surgical-site infection after major posterior spine surgery: A retrospective case series with a historical control group.</w:t>
+          <w:hyperlink r:id="rId75" w:tgtFrame="_blank">
+            <w:r>
+              <w:t xml:space="preserve">Filamentous surface structures drive biofilm formation in ICU-isolated Acinetobacter baumannii, Pseudomonas aeruginosa, and Staphylococcus aureus: implications for persistent environmental contamination.</w:t>
             </w:r>
           </w:hyperlink>
         </w:t>
@@ -5006,9 +4607,9 @@
           <w:u w:val="single"/>
         </w:rPr>
         <w:t xml:space="preserve">
-          <w:hyperlink r:id="rId192" w:tgtFrame="_blank">
-            <w:r>
-              <w:t xml:space="preserve">Controlled Antibiotic Release From Emulsion-Loaded Alginate and Fibrin Hydrogels Using Ultrasound.</w:t>
+          <w:hyperlink r:id="rId76" w:tgtFrame="_blank">
+            <w:r>
+              <w:t xml:space="preserve">Emergence of Dalbavancin, Vancomycin, and Daptomycin Cross-resistance in MRSA During Long-term LVAD Suppression With Vancomycin Followed by Dalbavancin: Genomic Insights and Synergy With Cefadroxil.</w:t>
             </w:r>
           </w:hyperlink>
         </w:t>
@@ -5051,9 +4652,9 @@
           <w:u w:val="single"/>
         </w:rPr>
         <w:t xml:space="preserve">
-          <w:hyperlink r:id="rId193" w:tgtFrame="_blank">
-            <w:r>
-              <w:t xml:space="preserve">Dalbavancin for infective endocarditis: A systematic review of effectiveness, safety, and dosing.</w:t>
+          <w:hyperlink r:id="rId77" w:tgtFrame="_blank">
+            <w:r>
+              <w:t xml:space="preserve">Analyzing antibacterial potential of bellamya bengalensis derived peptide-silver nanoparticle conjugates over surgical implant surfaces.</w:t>
             </w:r>
           </w:hyperlink>
         </w:t>
@@ -5096,9 +4697,9 @@
           <w:u w:val="single"/>
         </w:rPr>
         <w:t xml:space="preserve">
-          <w:hyperlink r:id="rId194" w:tgtFrame="_blank">
-            <w:r>
-              <w:t xml:space="preserve">Rare Gram-Negative Spinal Epidural Abscess Due to Klebsiella pneumoniae Bacteremia: A Case Report.</w:t>
+          <w:hyperlink r:id="rId78" w:tgtFrame="_blank">
+            <w:r>
+              <w:t xml:space="preserve">A Retrospective, Descriptive Analysis of MRSA Infections in a Low-Endemicity Region, Focusing on Empiric Treatment Adequacy.</w:t>
             </w:r>
           </w:hyperlink>
         </w:t>
@@ -5141,9 +4742,9 @@
           <w:u w:val="single"/>
         </w:rPr>
         <w:t xml:space="preserve">
-          <w:hyperlink r:id="rId195" w:tgtFrame="_blank">
-            <w:r>
-              <w:t xml:space="preserve">A Rare Case of Mycotic Common Femoral Artery Pseudoaneurysm from Septic Ankle Arthritis: Surgical and Endovascular Considerations.</w:t>
+          <w:hyperlink r:id="rId79" w:tgtFrame="_blank">
+            <w:r>
+              <w:t xml:space="preserve">[Efficacy analysis of electrochemical detection of leukocyte esterase based on glucosyl ester in diagnosis of periprosthetic joint infection after knee arthroplasty in rabbits].</w:t>
             </w:r>
           </w:hyperlink>
         </w:t>
@@ -5186,9 +4787,9 @@
           <w:u w:val="single"/>
         </w:rPr>
         <w:t xml:space="preserve">
-          <w:hyperlink r:id="rId196" w:tgtFrame="_blank">
-            <w:r>
-              <w:t xml:space="preserve">Clinical Characteristics and Outcomes of Geriatric Calcaneal Osteomyelitis: A Synthesis Analysis of 333 Literature-Reported Cases.</w:t>
+          <w:hyperlink r:id="rId80" w:tgtFrame="_blank">
+            <w:r>
+              <w:t xml:space="preserve">Glucose-Responsive Antibacterial Nanogel for Synergistic Dual-Mode Therapy of Diabetic Wound Infections via Enhancing Cascade Generation of Hydroxyl Radicals and Hypoxia-Induced Activation of Metronidazole.</w:t>
             </w:r>
           </w:hyperlink>
         </w:t>
@@ -5231,9 +4832,9 @@
           <w:u w:val="single"/>
         </w:rPr>
         <w:t xml:space="preserve">
-          <w:hyperlink r:id="rId197" w:tgtFrame="_blank">
-            <w:r>
-              <w:t xml:space="preserve">Hydrophobic ion pairing for sustained local delivery of vancomycin from biodegradable nanospheres.</w:t>
+          <w:hyperlink r:id="rId81" w:tgtFrame="_blank">
+            <w:r>
+              <w:t xml:space="preserve">Lignin-Based Nanoparticles Loaded with Essential Oils: Potential for Diabetic Foot Infection Management.</w:t>
             </w:r>
           </w:hyperlink>
         </w:t>
@@ -5276,9 +4877,9 @@
           <w:u w:val="single"/>
         </w:rPr>
         <w:t xml:space="preserve">
-          <w:hyperlink r:id="rId198" w:tgtFrame="_blank">
-            <w:r>
-              <w:t xml:space="preserve">Effects of antibiotics encapsulated in hyaluronic acid hydrogels on different osteogenic cells and bacteria.</w:t>
+          <w:hyperlink r:id="rId82" w:tgtFrame="_blank">
+            <w:r>
+              <w:t xml:space="preserve">Case Report: High-altitude exposure and severe respiratory infection precipitating diabetic ketoacidosis: new-onset ketosis-prone diabetes unmasked by physiological stress.</w:t>
             </w:r>
           </w:hyperlink>
         </w:t>
@@ -5321,9 +4922,9 @@
           <w:u w:val="single"/>
         </w:rPr>
         <w:t xml:space="preserve">
-          <w:hyperlink r:id="rId199" w:tgtFrame="_blank">
-            <w:r>
-              <w:t xml:space="preserve">Multimodal imaging follow-up of a left main trunk pseudoaneurysm presenting with cardiopulmonary arrest.</w:t>
+          <w:hyperlink r:id="rId83" w:tgtFrame="_blank">
+            <w:r>
+              <w:t xml:space="preserve">Trans-thoracic Extension of a Lung Abscess With a Pleurocutaneous Fistula: A Report of a Rare Case.</w:t>
             </w:r>
           </w:hyperlink>
         </w:t>
@@ -5366,9 +4967,9 @@
           <w:u w:val="single"/>
         </w:rPr>
         <w:t xml:space="preserve">
-          <w:hyperlink r:id="rId200" w:tgtFrame="_blank">
-            <w:r>
-              <w:t xml:space="preserve">When MRSA Misleads: Tuberculous Osteomyelitis of the Anterior Pelvic Bones.</w:t>
+          <w:hyperlink r:id="rId84" w:tgtFrame="_blank">
+            <w:r>
+              <w:t xml:space="preserve">Comparative genomics of methicillin-resistant and -susceptible Staphylococcus aureus from Mexico City hospitals.</w:t>
             </w:r>
           </w:hyperlink>
         </w:t>
@@ -5411,9 +5012,9 @@
           <w:u w:val="single"/>
         </w:rPr>
         <w:t xml:space="preserve">
-          <w:hyperlink r:id="rId201" w:tgtFrame="_blank">
-            <w:r>
-              <w:t xml:space="preserve">Ultraviolet light-functionalized TiO(2) nanotubes for enhancing antibacterial properties and soft tissue integration of titanium implants.</w:t>
+          <w:hyperlink r:id="rId85" w:tgtFrame="_blank">
+            <w:r>
+              <w:t xml:space="preserve">Development of a Cerium-Doped Titanate/Polyphenol Nanostructured Coating for Titanium Implants: Enhancing Antibacterial Properties through Ciprofloxacin Release.</w:t>
             </w:r>
           </w:hyperlink>
         </w:t>
@@ -5456,9 +5057,9 @@
           <w:u w:val="single"/>
         </w:rPr>
         <w:t xml:space="preserve">
-          <w:hyperlink r:id="rId202" w:tgtFrame="_blank">
-            <w:r>
-              <w:t xml:space="preserve">Non-canonical stringent response signaling mediates antimicrobial fatty acid sensitivity in Staphylococcus aureus.</w:t>
+          <w:hyperlink r:id="rId86" w:tgtFrame="_blank">
+            <w:r>
+              <w:t xml:space="preserve">Knee prosthetic joint infection : Interest of early debridement, antibiotics, and implant retention strategy.</w:t>
             </w:r>
           </w:hyperlink>
         </w:t>
@@ -5501,9 +5102,9 @@
           <w:u w:val="single"/>
         </w:rPr>
         <w:t xml:space="preserve">
-          <w:hyperlink r:id="rId203" w:tgtFrame="_blank">
-            <w:r>
-              <w:t xml:space="preserve">Trends in the prevalence of bloodstream infections in Spanish hospitals (2013-2023).</w:t>
+          <w:hyperlink r:id="rId87" w:tgtFrame="_blank">
+            <w:r>
+              <w:t xml:space="preserve">Prevalence and Determinants of Multi-Drug Resistance Bacterial Infection Among Burn Patients in a Tertiary Care Center in Nepal.</w:t>
             </w:r>
           </w:hyperlink>
         </w:t>
@@ -5546,9 +5147,9 @@
           <w:u w:val="single"/>
         </w:rPr>
         <w:t xml:space="preserve">
-          <w:hyperlink r:id="rId204" w:tgtFrame="_blank">
-            <w:r>
-              <w:t xml:space="preserve">Next Generation Sequencing of Tracheal Aspirates in Children With Tracheostomy A Prospective Case-Control Study.</w:t>
+          <w:hyperlink r:id="rId88" w:tgtFrame="_blank">
+            <w:r>
+              <w:t xml:space="preserve">Development and optimization of an easy to interpret loop-mediated isothermal amplification (LAMP) assay for the identification of bacterial pathogens causing childhood pneumonia.</w:t>
             </w:r>
           </w:hyperlink>
         </w:t>
@@ -5591,9 +5192,9 @@
           <w:u w:val="single"/>
         </w:rPr>
         <w:t xml:space="preserve">
-          <w:hyperlink r:id="rId205" w:tgtFrame="_blank">
-            <w:r>
-              <w:t xml:space="preserve">Asymmetrically Wetted Trilayer-Structured Wound Dressing with Unidirectional Moisture Transport and Hemostatic Function.</w:t>
+          <w:hyperlink r:id="rId89" w:tgtFrame="_blank">
+            <w:r>
+              <w:t xml:space="preserve">A core-shell microneedle platform for the spatiotemporal codelivery of dual-agent therapeutics precisely orchestrates diabetic wound healing.</w:t>
             </w:r>
           </w:hyperlink>
         </w:t>
@@ -5636,9 +5237,9 @@
           <w:u w:val="single"/>
         </w:rPr>
         <w:t xml:space="preserve">
-          <w:hyperlink r:id="rId206" w:tgtFrame="_blank">
-            <w:r>
-              <w:t xml:space="preserve">Indicators of In-Hospital Mortality in Infective Endocarditis: A Single-Center Retrospective Study.</w:t>
+          <w:hyperlink r:id="rId90" w:tgtFrame="_blank">
+            <w:r>
+              <w:t xml:space="preserve">Enhancing hand hygiene compliance to reduce healthcare-associated infections in a coronary care unit: a quality improvement initiative in a tertiary hospital in South India.</w:t>
             </w:r>
           </w:hyperlink>
         </w:t>
@@ -5681,9 +5282,9 @@
           <w:u w:val="single"/>
         </w:rPr>
         <w:t xml:space="preserve">
-          <w:hyperlink r:id="rId207" w:tgtFrame="_blank">
-            <w:r>
-              <w:t xml:space="preserve">Limb Salvage in Methicillin-Resistant Staphylococcus aureus (MRSA)-Complicated Necrotic Loxoscelism Through Lifotronic® Negative Pressure Wound Therapy and Wolfe-McGregor Reconstruction.</w:t>
+          <w:hyperlink r:id="rId91" w:tgtFrame="_blank">
+            <w:r>
+              <w:t xml:space="preserve">Infection-adaptive polysaccharide hydrogels integrating ginsenoside Rb1@ZIF-8 nanozyme for diabetic wound healing.</w:t>
             </w:r>
           </w:hyperlink>
         </w:t>
@@ -5726,9 +5327,9 @@
           <w:u w:val="single"/>
         </w:rPr>
         <w:t xml:space="preserve">
-          <w:hyperlink r:id="rId208" w:tgtFrame="_blank">
-            <w:r>
-              <w:t xml:space="preserve">Effect of Moringa oleifera Protein-Coated Gold Nanoparticles as Naturally Derived Disruptors of Biofilms.</w:t>
+          <w:hyperlink r:id="rId92" w:tgtFrame="_blank">
+            <w:r>
+              <w:t xml:space="preserve">An Antibiotic-Free Nanoplatform Synergizing Quorum Sensing Inhibition and Enhanced Chemodynamic Therapy.</w:t>
             </w:r>
           </w:hyperlink>
         </w:t>
@@ -5771,9 +5372,9 @@
           <w:u w:val="single"/>
         </w:rPr>
         <w:t xml:space="preserve">
-          <w:hyperlink r:id="rId209" w:tgtFrame="_blank">
-            <w:r>
-              <w:t xml:space="preserve">A Conductive, Photothermal and Antioxidant ε-Poly-L-Lysine/Carbon Nanotube Hydrogel as a Candidate Dressing for Chronic Diabetic Wounds.</w:t>
+          <w:hyperlink r:id="rId93" w:tgtFrame="_blank">
+            <w:r>
+              <w:t xml:space="preserve">Pretreatment With Vancomycin Prevents Staphylococcal Biofilm Formation on Marlex Mesh.</w:t>
             </w:r>
           </w:hyperlink>
         </w:t>
@@ -5816,9 +5417,9 @@
           <w:u w:val="single"/>
         </w:rPr>
         <w:t xml:space="preserve">
-          <w:hyperlink r:id="rId210" w:tgtFrame="_blank">
-            <w:r>
-              <w:t xml:space="preserve">Clinical Profile of a Series of Left-Sided Prosthetic Valve Endocarditis: Revisiting Surgical Indications.</w:t>
+          <w:hyperlink r:id="rId94" w:tgtFrame="_blank">
+            <w:r>
+              <w:t xml:space="preserve">Microbiological Profile of Surgical Site Infections Post Laparotomy and Neurosurgery: A Prospective Observational Study.</w:t>
             </w:r>
           </w:hyperlink>
         </w:t>
@@ -5861,9 +5462,9 @@
           <w:u w:val="single"/>
         </w:rPr>
         <w:t xml:space="preserve">
-          <w:hyperlink r:id="rId211" w:tgtFrame="_blank">
-            <w:r>
-              <w:t xml:space="preserve">Antimicrobial Resistant Isolates in Surgical and Bite Wounds in Dogs and Cats: A 12-Year Retrospective Analysis.</w:t>
+          <w:hyperlink r:id="rId95" w:tgtFrame="_blank">
+            <w:r>
+              <w:t xml:space="preserve">Risk factors for methicillin-resistant Staphylococcus aureus (MRSA) bacteraemia in patients with or without prior MRSA colonisation.</w:t>
             </w:r>
           </w:hyperlink>
         </w:t>
@@ -5906,9 +5507,9 @@
           <w:u w:val="single"/>
         </w:rPr>
         <w:t xml:space="preserve">
-          <w:hyperlink r:id="rId212" w:tgtFrame="_blank">
-            <w:r>
-              <w:t xml:space="preserve">Phage-antibiotic synergistic effect for treating cutaneous wounds infections caused by MRSA and the assessment of wound healing biomarkers in a rabbit model.</w:t>
+          <w:hyperlink r:id="rId96" w:tgtFrame="_blank">
+            <w:r>
+              <w:t xml:space="preserve">Safety of discontinuing contact precautions in patients with multidrug-resistant bacterial infection or colonization.</w:t>
             </w:r>
           </w:hyperlink>
         </w:t>
@@ -5951,9 +5552,9 @@
           <w:u w:val="single"/>
         </w:rPr>
         <w:t xml:space="preserve">
-          <w:hyperlink r:id="rId213" w:tgtFrame="_blank">
-            <w:r>
-              <w:t xml:space="preserve">Factors associated with disease severity in hospitalized children with Staphylococcus aureus infection.</w:t>
+          <w:hyperlink r:id="rId97" w:tgtFrame="_blank">
+            <w:r>
+              <w:t xml:space="preserve">Neonates at a risk of hospital-acquired ESKAPEE infection despite implementation of infection prevention protocols.</w:t>
             </w:r>
           </w:hyperlink>
         </w:t>
@@ -5996,9 +5597,9 @@
           <w:u w:val="single"/>
         </w:rPr>
         <w:t xml:space="preserve">
-          <w:hyperlink r:id="rId214" w:tgtFrame="_blank">
-            <w:r>
-              <w:t xml:space="preserve">Clinical characteristics associated with positive respiratory cultures in patients receiving extracorporeal membrane oxygenation.</w:t>
+          <w:hyperlink r:id="rId98" w:tgtFrame="_blank">
+            <w:r>
+              <w:t xml:space="preserve">Cefazolin prophylaxis is associated with lower surgical site infection risk than vancomycin following elective spine surgery.</w:t>
             </w:r>
           </w:hyperlink>
         </w:t>
@@ -6041,9 +5642,9 @@
           <w:u w:val="single"/>
         </w:rPr>
         <w:t xml:space="preserve">
-          <w:hyperlink r:id="rId215" w:tgtFrame="_blank">
-            <w:r>
-              <w:t xml:space="preserve">Comparison of Microbial Profile, Antibiotic Susceptibility, and Mortality in Early- and Late-Onset Ventilator-Associated Pneumonia.</w:t>
+          <w:hyperlink r:id="rId99" w:tgtFrame="_blank">
+            <w:r>
+              <w:t xml:space="preserve">Dual-functional sulfonated PEEK implants via graphene oxide-mediated BMP-2 gene delivery: enhanced osteogenic and antibacterial performance in vitro.</w:t>
             </w:r>
           </w:hyperlink>
         </w:t>
@@ -6086,9 +5687,9 @@
           <w:u w:val="single"/>
         </w:rPr>
         <w:t xml:space="preserve">
-          <w:hyperlink r:id="rId216" w:tgtFrame="_blank">
-            <w:r>
-              <w:t xml:space="preserve">Colonization of selected antibiotic-resistant bacteria among pregnant women: a cross-sectional study at a tertiary care hospital in the Eastern Province of Sri Lanka.</w:t>
+          <w:hyperlink r:id="rId100" w:tgtFrame="_blank">
+            <w:r>
+              <w:t xml:space="preserve">Larval debridement therapy for diabetes-related foot ulcers: evidence, mechanisms, and practical guidance.</w:t>
             </w:r>
           </w:hyperlink>
         </w:t>
@@ -6131,9 +5732,9 @@
           <w:u w:val="single"/>
         </w:rPr>
         <w:t xml:space="preserve">
-          <w:hyperlink r:id="rId217" w:tgtFrame="_blank">
-            <w:r>
-              <w:t xml:space="preserve">From a biofilm to another: when bacteria from Dry Surface Biofilms settle in invasive medical devices.</w:t>
+          <w:hyperlink r:id="rId101" w:tgtFrame="_blank">
+            <w:r>
+              <w:t xml:space="preserve">Standard work tools for managing pediatric baclofen pump infections and withdrawal.</w:t>
             </w:r>
           </w:hyperlink>
         </w:t>
@@ -6176,9 +5777,9 @@
           <w:u w:val="single"/>
         </w:rPr>
         <w:t xml:space="preserve">
-          <w:hyperlink r:id="rId218" w:tgtFrame="_blank">
-            <w:r>
-              <w:t xml:space="preserve">The antibacterial effectiveness of fourth-generation poly-amidoamine dendrimers-loaded with amoxicillin in combating methicillin-resistant Staphylococcus aureus.</w:t>
+          <w:hyperlink r:id="rId102" w:tgtFrame="_blank">
+            <w:r>
+              <w:t xml:space="preserve">Microbiota-driven Immunopathogenesis in Systemic Lupus Erythematosus: Cross-site Mechanisms and Intervention Strategies.</w:t>
             </w:r>
           </w:hyperlink>
         </w:t>
@@ -6221,9 +5822,9 @@
           <w:u w:val="single"/>
         </w:rPr>
         <w:t xml:space="preserve">
-          <w:hyperlink r:id="rId219" w:tgtFrame="_blank">
-            <w:r>
-              <w:t xml:space="preserve">Checkerboard and Isobologram Analysis of the Interaction between Black Cumin and Clove Essential Oils against Multidrug-Resistant Nosocomial Pathogens.</w:t>
+          <w:hyperlink r:id="rId103" w:tgtFrame="_blank">
+            <w:r>
+              <w:t xml:space="preserve">Does the combination of pulsed lavage and negative pressure dressings reduce infection rates after posterior spinal arthrodesis in pediatric scoliosis ?</w:t>
             </w:r>
           </w:hyperlink>
         </w:t>
@@ -6266,9 +5867,9 @@
           <w:u w:val="single"/>
         </w:rPr>
         <w:t xml:space="preserve">
-          <w:hyperlink r:id="rId220" w:tgtFrame="_blank">
-            <w:r>
-              <w:t xml:space="preserve">Research progress of metagenomic next-generation sequencing in infectious diseases of the spine: a systematic review.</w:t>
+          <w:hyperlink r:id="rId104" w:tgtFrame="_blank">
+            <w:r>
+              <w:t xml:space="preserve">Genomic and clinical characteristics of Staphylococcus aureus isolates associated with orthopedic infections from a rural hospital, Qingdao, China.</w:t>
             </w:r>
           </w:hyperlink>
         </w:t>
@@ -6311,9 +5912,9 @@
           <w:u w:val="single"/>
         </w:rPr>
         <w:t xml:space="preserve">
-          <w:hyperlink r:id="rId221" w:tgtFrame="_blank">
-            <w:r>
-              <w:t xml:space="preserve">Antibacterial and Osteoinductive Ti Implants Derived from MOF-Engineered Magnesium Oxide.</w:t>
+          <w:hyperlink r:id="rId105" w:tgtFrame="_blank">
+            <w:r>
+              <w:t xml:space="preserve">Wound infection caused by Staphylococcus arlettae: a case report and metal characterization.</w:t>
             </w:r>
           </w:hyperlink>
         </w:t>
@@ -6356,999 +5957,9 @@
           <w:u w:val="single"/>
         </w:rPr>
         <w:t xml:space="preserve">
-          <w:hyperlink r:id="rId222" w:tgtFrame="_blank">
-            <w:r>
-              <w:t xml:space="preserve">Pulsatile Lavage Is Not Enough to Remove Implant Biofilm: An In Vitro Evaluation of Sonication Brushing.</w:t>
-            </w:r>
-          </w:hyperlink>
-        </w:t>
-      </w:r>
-    </w:p>
-    <w:p>
-      <w:pPr>
-        <w:spacing w:after="0"/>
-        <w:rPr>
-          <w:color w:val="0F50FF"/>
-          <w:u w:val="single"/>
-        </w:rPr>
-      </w:pPr>
-      <w:r>
-        <w:rPr>
-          <w:color w:val="0F50FF"/>
-          <w:u w:val="single"/>
-        </w:rPr>
-        <w:t xml:space="preserve"/>
-      </w:r>
-    </w:p>
-    <w:p>
-      <w:pPr>
-        <w:pStyle w:val="ListParagraph"/>
-        <w:numPr>
-          <w:ilvl w:val="0"/>
-          <w:numId w:val="24"/>
-        </w:numPr>
-        <w:spacing w:after="0" w:line="240" w:lineRule="auto"/>
-        <w:ind w:left="357" w:hanging="357"/>
-        <w:rPr>
-          <w:color w:val="0F50FF"/>
-          <w:u w:val="single"/>
-        </w:rPr>
-      </w:pPr>
-      <w:proofErr w:type="gramStart"/>
-      <w:r>
-        <w:rPr>
-          <w:color w:val="0F50FF"/>
-          <w:u w:val="single"/>
-        </w:rPr>
-        <w:t xml:space="preserve">
-          <w:hyperlink r:id="rId223" w:tgtFrame="_blank">
-            <w:r>
-              <w:t xml:space="preserve">Complicated Spondylodiscitis Caused by Pseudomonas aeruginosa in a Healthy Teenager: A Case Report and Literature Review.</w:t>
-            </w:r>
-          </w:hyperlink>
-        </w:t>
-      </w:r>
-    </w:p>
-    <w:p>
-      <w:pPr>
-        <w:spacing w:after="0"/>
-        <w:rPr>
-          <w:color w:val="0F50FF"/>
-          <w:u w:val="single"/>
-        </w:rPr>
-      </w:pPr>
-      <w:r>
-        <w:rPr>
-          <w:color w:val="0F50FF"/>
-          <w:u w:val="single"/>
-        </w:rPr>
-        <w:t xml:space="preserve"/>
-      </w:r>
-    </w:p>
-    <w:p>
-      <w:pPr>
-        <w:pStyle w:val="ListParagraph"/>
-        <w:numPr>
-          <w:ilvl w:val="0"/>
-          <w:numId w:val="24"/>
-        </w:numPr>
-        <w:spacing w:after="0" w:line="240" w:lineRule="auto"/>
-        <w:ind w:left="357" w:hanging="357"/>
-        <w:rPr>
-          <w:color w:val="0F50FF"/>
-          <w:u w:val="single"/>
-        </w:rPr>
-      </w:pPr>
-      <w:proofErr w:type="gramStart"/>
-      <w:r>
-        <w:rPr>
-          <w:color w:val="0F50FF"/>
-          <w:u w:val="single"/>
-        </w:rPr>
-        <w:t xml:space="preserve">
-          <w:hyperlink r:id="rId224" w:tgtFrame="_blank">
-            <w:r>
-              <w:t xml:space="preserve">Pan-Spinal Epidural Abcess: Multidisciplinary Management of a Rare and Life-Threatening Condition.</w:t>
-            </w:r>
-          </w:hyperlink>
-        </w:t>
-      </w:r>
-    </w:p>
-    <w:p>
-      <w:pPr>
-        <w:spacing w:after="0"/>
-        <w:rPr>
-          <w:color w:val="0F50FF"/>
-          <w:u w:val="single"/>
-        </w:rPr>
-      </w:pPr>
-      <w:r>
-        <w:rPr>
-          <w:color w:val="0F50FF"/>
-          <w:u w:val="single"/>
-        </w:rPr>
-        <w:t xml:space="preserve"/>
-      </w:r>
-    </w:p>
-    <w:p>
-      <w:pPr>
-        <w:pStyle w:val="ListParagraph"/>
-        <w:numPr>
-          <w:ilvl w:val="0"/>
-          <w:numId w:val="24"/>
-        </w:numPr>
-        <w:spacing w:after="0" w:line="240" w:lineRule="auto"/>
-        <w:ind w:left="357" w:hanging="357"/>
-        <w:rPr>
-          <w:color w:val="0F50FF"/>
-          <w:u w:val="single"/>
-        </w:rPr>
-      </w:pPr>
-      <w:proofErr w:type="gramStart"/>
-      <w:r>
-        <w:rPr>
-          <w:color w:val="0F50FF"/>
-          <w:u w:val="single"/>
-        </w:rPr>
-        <w:t xml:space="preserve">
-          <w:hyperlink r:id="rId225" w:tgtFrame="_blank">
-            <w:r>
-              <w:t xml:space="preserve">Tanfloc and carboxymethyl-kappa-carrageenan polyelectrolyte multilayers impart antithrombotic activity, enhanced re-endothelialization and antimicrobial activity on blood-contacting materials.</w:t>
-            </w:r>
-          </w:hyperlink>
-        </w:t>
-      </w:r>
-    </w:p>
-    <w:p>
-      <w:pPr>
-        <w:spacing w:after="0"/>
-        <w:rPr>
-          <w:color w:val="0F50FF"/>
-          <w:u w:val="single"/>
-        </w:rPr>
-      </w:pPr>
-      <w:r>
-        <w:rPr>
-          <w:color w:val="0F50FF"/>
-          <w:u w:val="single"/>
-        </w:rPr>
-        <w:t xml:space="preserve"/>
-      </w:r>
-    </w:p>
-    <w:p>
-      <w:pPr>
-        <w:pStyle w:val="ListParagraph"/>
-        <w:numPr>
-          <w:ilvl w:val="0"/>
-          <w:numId w:val="24"/>
-        </w:numPr>
-        <w:spacing w:after="0" w:line="240" w:lineRule="auto"/>
-        <w:ind w:left="357" w:hanging="357"/>
-        <w:rPr>
-          <w:color w:val="0F50FF"/>
-          <w:u w:val="single"/>
-        </w:rPr>
-      </w:pPr>
-      <w:proofErr w:type="gramStart"/>
-      <w:r>
-        <w:rPr>
-          <w:color w:val="0F50FF"/>
-          <w:u w:val="single"/>
-        </w:rPr>
-        <w:t xml:space="preserve">
-          <w:hyperlink r:id="rId226" w:tgtFrame="_blank">
-            <w:r>
-              <w:t xml:space="preserve">Novel 3D-printed polycaprolactone/gelatin based biopatches loaded with natural antibacterial agents for hernia treatment.</w:t>
-            </w:r>
-          </w:hyperlink>
-        </w:t>
-      </w:r>
-    </w:p>
-    <w:p>
-      <w:pPr>
-        <w:spacing w:after="0"/>
-        <w:rPr>
-          <w:color w:val="0F50FF"/>
-          <w:u w:val="single"/>
-        </w:rPr>
-      </w:pPr>
-      <w:r>
-        <w:rPr>
-          <w:color w:val="0F50FF"/>
-          <w:u w:val="single"/>
-        </w:rPr>
-        <w:t xml:space="preserve"/>
-      </w:r>
-    </w:p>
-    <w:p>
-      <w:pPr>
-        <w:pStyle w:val="ListParagraph"/>
-        <w:numPr>
-          <w:ilvl w:val="0"/>
-          <w:numId w:val="24"/>
-        </w:numPr>
-        <w:spacing w:after="0" w:line="240" w:lineRule="auto"/>
-        <w:ind w:left="357" w:hanging="357"/>
-        <w:rPr>
-          <w:color w:val="0F50FF"/>
-          <w:u w:val="single"/>
-        </w:rPr>
-      </w:pPr>
-      <w:proofErr w:type="gramStart"/>
-      <w:r>
-        <w:rPr>
-          <w:color w:val="0F50FF"/>
-          <w:u w:val="single"/>
-        </w:rPr>
-        <w:t xml:space="preserve">
-          <w:hyperlink r:id="rId227" w:tgtFrame="_blank">
-            <w:r>
-              <w:t xml:space="preserve">Antibacterial effect of banana leaf extract-coated sutures against oral pathogens and MRSA: an in vitro study.</w:t>
-            </w:r>
-          </w:hyperlink>
-        </w:t>
-      </w:r>
-    </w:p>
-    <w:p>
-      <w:pPr>
-        <w:spacing w:after="0"/>
-        <w:rPr>
-          <w:color w:val="0F50FF"/>
-          <w:u w:val="single"/>
-        </w:rPr>
-      </w:pPr>
-      <w:r>
-        <w:rPr>
-          <w:color w:val="0F50FF"/>
-          <w:u w:val="single"/>
-        </w:rPr>
-        <w:t xml:space="preserve"/>
-      </w:r>
-    </w:p>
-    <w:p>
-      <w:pPr>
-        <w:pStyle w:val="ListParagraph"/>
-        <w:numPr>
-          <w:ilvl w:val="0"/>
-          <w:numId w:val="24"/>
-        </w:numPr>
-        <w:spacing w:after="0" w:line="240" w:lineRule="auto"/>
-        <w:ind w:left="357" w:hanging="357"/>
-        <w:rPr>
-          <w:color w:val="0F50FF"/>
-          <w:u w:val="single"/>
-        </w:rPr>
-      </w:pPr>
-      <w:proofErr w:type="gramStart"/>
-      <w:r>
-        <w:rPr>
-          <w:color w:val="0F50FF"/>
-          <w:u w:val="single"/>
-        </w:rPr>
-        <w:t xml:space="preserve">
-          <w:hyperlink r:id="rId228" w:tgtFrame="_blank">
-            <w:r>
-              <w:t xml:space="preserve">Rapid Clearance of Refractory Methicillin-Resistant Staphylococcus aureus (MRSA) Bacteremia With Septic Pulmonary Emboli Following Early Ceftaroline Therapy.</w:t>
-            </w:r>
-          </w:hyperlink>
-        </w:t>
-      </w:r>
-    </w:p>
-    <w:p>
-      <w:pPr>
-        <w:spacing w:after="0"/>
-        <w:rPr>
-          <w:color w:val="0F50FF"/>
-          <w:u w:val="single"/>
-        </w:rPr>
-      </w:pPr>
-      <w:r>
-        <w:rPr>
-          <w:color w:val="0F50FF"/>
-          <w:u w:val="single"/>
-        </w:rPr>
-        <w:t xml:space="preserve"/>
-      </w:r>
-    </w:p>
-    <w:p>
-      <w:pPr>
-        <w:pStyle w:val="ListParagraph"/>
-        <w:numPr>
-          <w:ilvl w:val="0"/>
-          <w:numId w:val="24"/>
-        </w:numPr>
-        <w:spacing w:after="0" w:line="240" w:lineRule="auto"/>
-        <w:ind w:left="357" w:hanging="357"/>
-        <w:rPr>
-          <w:color w:val="0F50FF"/>
-          <w:u w:val="single"/>
-        </w:rPr>
-      </w:pPr>
-      <w:proofErr w:type="gramStart"/>
-      <w:r>
-        <w:rPr>
-          <w:color w:val="0F50FF"/>
-          <w:u w:val="single"/>
-        </w:rPr>
-        <w:t xml:space="preserve">
-          <w:hyperlink r:id="rId229" w:tgtFrame="_blank">
-            <w:r>
-              <w:t xml:space="preserve">Real-World Impact of Elexacaftor/Tezacaftor/Ivacaftor in Israeli Children Aged 2-6 With Cystic Fibrosis.</w:t>
-            </w:r>
-          </w:hyperlink>
-        </w:t>
-      </w:r>
-    </w:p>
-    <w:p>
-      <w:pPr>
-        <w:spacing w:after="0"/>
-        <w:rPr>
-          <w:color w:val="0F50FF"/>
-          <w:u w:val="single"/>
-        </w:rPr>
-      </w:pPr>
-      <w:r>
-        <w:rPr>
-          <w:color w:val="0F50FF"/>
-          <w:u w:val="single"/>
-        </w:rPr>
-        <w:t xml:space="preserve"/>
-      </w:r>
-    </w:p>
-    <w:p>
-      <w:pPr>
-        <w:pStyle w:val="ListParagraph"/>
-        <w:numPr>
-          <w:ilvl w:val="0"/>
-          <w:numId w:val="24"/>
-        </w:numPr>
-        <w:spacing w:after="0" w:line="240" w:lineRule="auto"/>
-        <w:ind w:left="357" w:hanging="357"/>
-        <w:rPr>
-          <w:color w:val="0F50FF"/>
-          <w:u w:val="single"/>
-        </w:rPr>
-      </w:pPr>
-      <w:proofErr w:type="gramStart"/>
-      <w:r>
-        <w:rPr>
-          <w:color w:val="0F50FF"/>
-          <w:u w:val="single"/>
-        </w:rPr>
-        <w:t xml:space="preserve">
-          <w:hyperlink r:id="rId230" w:tgtFrame="_blank">
-            <w:r>
-              <w:t xml:space="preserve">Integrated Methylome-Transcriptome Analysis Reveals Epigenomic Remodeling and Rho GTPase-Linked Immune-Epithelial Crosstalk in Atopic Dermatitis.</w:t>
-            </w:r>
-          </w:hyperlink>
-        </w:t>
-      </w:r>
-    </w:p>
-    <w:p>
-      <w:pPr>
-        <w:spacing w:after="0"/>
-        <w:rPr>
-          <w:color w:val="0F50FF"/>
-          <w:u w:val="single"/>
-        </w:rPr>
-      </w:pPr>
-      <w:r>
-        <w:rPr>
-          <w:color w:val="0F50FF"/>
-          <w:u w:val="single"/>
-        </w:rPr>
-        <w:t xml:space="preserve"/>
-      </w:r>
-    </w:p>
-    <w:p>
-      <w:pPr>
-        <w:pStyle w:val="ListParagraph"/>
-        <w:numPr>
-          <w:ilvl w:val="0"/>
-          <w:numId w:val="24"/>
-        </w:numPr>
-        <w:spacing w:after="0" w:line="240" w:lineRule="auto"/>
-        <w:ind w:left="357" w:hanging="357"/>
-        <w:rPr>
-          <w:color w:val="0F50FF"/>
-          <w:u w:val="single"/>
-        </w:rPr>
-      </w:pPr>
-      <w:proofErr w:type="gramStart"/>
-      <w:r>
-        <w:rPr>
-          <w:color w:val="0F50FF"/>
-          <w:u w:val="single"/>
-        </w:rPr>
-        <w:t xml:space="preserve">
-          <w:hyperlink r:id="rId231" w:tgtFrame="_blank">
-            <w:r>
-              <w:t xml:space="preserve">Impact of a multimodal hand hygiene intervention on methicillin-resistant Staphylococcus aureus carriage among healthcare workers in Libya: a quasi-experimental pre-post study.</w:t>
-            </w:r>
-          </w:hyperlink>
-        </w:t>
-      </w:r>
-    </w:p>
-    <w:p>
-      <w:pPr>
-        <w:spacing w:after="0"/>
-        <w:rPr>
-          <w:color w:val="0F50FF"/>
-          <w:u w:val="single"/>
-        </w:rPr>
-      </w:pPr>
-      <w:r>
-        <w:rPr>
-          <w:color w:val="0F50FF"/>
-          <w:u w:val="single"/>
-        </w:rPr>
-        <w:t xml:space="preserve"/>
-      </w:r>
-    </w:p>
-    <w:p>
-      <w:pPr>
-        <w:pStyle w:val="ListParagraph"/>
-        <w:numPr>
-          <w:ilvl w:val="0"/>
-          <w:numId w:val="24"/>
-        </w:numPr>
-        <w:spacing w:after="0" w:line="240" w:lineRule="auto"/>
-        <w:ind w:left="357" w:hanging="357"/>
-        <w:rPr>
-          <w:color w:val="0F50FF"/>
-          <w:u w:val="single"/>
-        </w:rPr>
-      </w:pPr>
-      <w:proofErr w:type="gramStart"/>
-      <w:r>
-        <w:rPr>
-          <w:color w:val="0F50FF"/>
-          <w:u w:val="single"/>
-        </w:rPr>
-        <w:t xml:space="preserve">
-          <w:hyperlink r:id="rId232" w:tgtFrame="_blank">
-            <w:r>
-              <w:t xml:space="preserve">Risk Factors and Antimicrobial Resistance in Secondary Intracranial Infections Following Viral Encephalitis: A Retrospective Cohort Study.</w:t>
-            </w:r>
-          </w:hyperlink>
-        </w:t>
-      </w:r>
-    </w:p>
-    <w:p>
-      <w:pPr>
-        <w:spacing w:after="0"/>
-        <w:rPr>
-          <w:color w:val="0F50FF"/>
-          <w:u w:val="single"/>
-        </w:rPr>
-      </w:pPr>
-      <w:r>
-        <w:rPr>
-          <w:color w:val="0F50FF"/>
-          <w:u w:val="single"/>
-        </w:rPr>
-        <w:t xml:space="preserve"/>
-      </w:r>
-    </w:p>
-    <w:p>
-      <w:pPr>
-        <w:pStyle w:val="ListParagraph"/>
-        <w:numPr>
-          <w:ilvl w:val="0"/>
-          <w:numId w:val="24"/>
-        </w:numPr>
-        <w:spacing w:after="0" w:line="240" w:lineRule="auto"/>
-        <w:ind w:left="357" w:hanging="357"/>
-        <w:rPr>
-          <w:color w:val="0F50FF"/>
-          <w:u w:val="single"/>
-        </w:rPr>
-      </w:pPr>
-      <w:proofErr w:type="gramStart"/>
-      <w:r>
-        <w:rPr>
-          <w:color w:val="0F50FF"/>
-          <w:u w:val="single"/>
-        </w:rPr>
-        <w:t xml:space="preserve">
-          <w:hyperlink r:id="rId233" w:tgtFrame="_blank">
-            <w:r>
-              <w:t xml:space="preserve">Nanoscale Mechanics of FnBPB-Mediated Adhesion of Staphylococcus aureus to Skin Ligands.</w:t>
-            </w:r>
-          </w:hyperlink>
-        </w:t>
-      </w:r>
-    </w:p>
-    <w:p>
-      <w:pPr>
-        <w:spacing w:after="0"/>
-        <w:rPr>
-          <w:color w:val="0F50FF"/>
-          <w:u w:val="single"/>
-        </w:rPr>
-      </w:pPr>
-      <w:r>
-        <w:rPr>
-          <w:color w:val="0F50FF"/>
-          <w:u w:val="single"/>
-        </w:rPr>
-        <w:t xml:space="preserve"/>
-      </w:r>
-    </w:p>
-    <w:p>
-      <w:pPr>
-        <w:pStyle w:val="ListParagraph"/>
-        <w:numPr>
-          <w:ilvl w:val="0"/>
-          <w:numId w:val="24"/>
-        </w:numPr>
-        <w:spacing w:after="0" w:line="240" w:lineRule="auto"/>
-        <w:ind w:left="357" w:hanging="357"/>
-        <w:rPr>
-          <w:color w:val="0F50FF"/>
-          <w:u w:val="single"/>
-        </w:rPr>
-      </w:pPr>
-      <w:proofErr w:type="gramStart"/>
-      <w:r>
-        <w:rPr>
-          <w:color w:val="0F50FF"/>
-          <w:u w:val="single"/>
-        </w:rPr>
-        <w:t xml:space="preserve">
-          <w:hyperlink r:id="rId234" w:tgtFrame="_blank">
-            <w:r>
-              <w:t xml:space="preserve">Survey on the antibacterial effects of tracheal tubes coated with silver nanoparticles.</w:t>
-            </w:r>
-          </w:hyperlink>
-        </w:t>
-      </w:r>
-    </w:p>
-    <w:p>
-      <w:pPr>
-        <w:spacing w:after="0"/>
-        <w:rPr>
-          <w:color w:val="0F50FF"/>
-          <w:u w:val="single"/>
-        </w:rPr>
-      </w:pPr>
-      <w:r>
-        <w:rPr>
-          <w:color w:val="0F50FF"/>
-          <w:u w:val="single"/>
-        </w:rPr>
-        <w:t xml:space="preserve"/>
-      </w:r>
-    </w:p>
-    <w:p>
-      <w:pPr>
-        <w:pStyle w:val="ListParagraph"/>
-        <w:numPr>
-          <w:ilvl w:val="0"/>
-          <w:numId w:val="24"/>
-        </w:numPr>
-        <w:spacing w:after="0" w:line="240" w:lineRule="auto"/>
-        <w:ind w:left="357" w:hanging="357"/>
-        <w:rPr>
-          <w:color w:val="0F50FF"/>
-          <w:u w:val="single"/>
-        </w:rPr>
-      </w:pPr>
-      <w:proofErr w:type="gramStart"/>
-      <w:r>
-        <w:rPr>
-          <w:color w:val="0F50FF"/>
-          <w:u w:val="single"/>
-        </w:rPr>
-        <w:t xml:space="preserve">
-          <w:hyperlink r:id="rId235" w:tgtFrame="_blank">
-            <w:r>
-              <w:t xml:space="preserve">Dysbiosis in the Pathogenesis of Atopic Dermatitis.</w:t>
-            </w:r>
-          </w:hyperlink>
-        </w:t>
-      </w:r>
-    </w:p>
-    <w:p>
-      <w:pPr>
-        <w:spacing w:after="0"/>
-        <w:rPr>
-          <w:color w:val="0F50FF"/>
-          <w:u w:val="single"/>
-        </w:rPr>
-      </w:pPr>
-      <w:r>
-        <w:rPr>
-          <w:color w:val="0F50FF"/>
-          <w:u w:val="single"/>
-        </w:rPr>
-        <w:t xml:space="preserve"/>
-      </w:r>
-    </w:p>
-    <w:p>
-      <w:pPr>
-        <w:pStyle w:val="ListParagraph"/>
-        <w:numPr>
-          <w:ilvl w:val="0"/>
-          <w:numId w:val="24"/>
-        </w:numPr>
-        <w:spacing w:after="0" w:line="240" w:lineRule="auto"/>
-        <w:ind w:left="357" w:hanging="357"/>
-        <w:rPr>
-          <w:color w:val="0F50FF"/>
-          <w:u w:val="single"/>
-        </w:rPr>
-      </w:pPr>
-      <w:proofErr w:type="gramStart"/>
-      <w:r>
-        <w:rPr>
-          <w:color w:val="0F50FF"/>
-          <w:u w:val="single"/>
-        </w:rPr>
-        <w:t xml:space="preserve">
-          <w:hyperlink r:id="rId236" w:tgtFrame="_blank">
-            <w:r>
-              <w:t xml:space="preserve">Population Pharmacokinetics of Vancomycin in Critically Ill Patients Undergoing Continuous Renal Replacement Therapy: Influence of Adsorptive Membranes.</w:t>
-            </w:r>
-          </w:hyperlink>
-        </w:t>
-      </w:r>
-    </w:p>
-    <w:p>
-      <w:pPr>
-        <w:spacing w:after="0"/>
-        <w:rPr>
-          <w:color w:val="0F50FF"/>
-          <w:u w:val="single"/>
-        </w:rPr>
-      </w:pPr>
-      <w:r>
-        <w:rPr>
-          <w:color w:val="0F50FF"/>
-          <w:u w:val="single"/>
-        </w:rPr>
-        <w:t xml:space="preserve"/>
-      </w:r>
-    </w:p>
-    <w:p>
-      <w:pPr>
-        <w:pStyle w:val="ListParagraph"/>
-        <w:numPr>
-          <w:ilvl w:val="0"/>
-          <w:numId w:val="24"/>
-        </w:numPr>
-        <w:spacing w:after="0" w:line="240" w:lineRule="auto"/>
-        <w:ind w:left="357" w:hanging="357"/>
-        <w:rPr>
-          <w:color w:val="0F50FF"/>
-          <w:u w:val="single"/>
-        </w:rPr>
-      </w:pPr>
-      <w:proofErr w:type="gramStart"/>
-      <w:r>
-        <w:rPr>
-          <w:color w:val="0F50FF"/>
-          <w:u w:val="single"/>
-        </w:rPr>
-        <w:t xml:space="preserve">
-          <w:hyperlink r:id="rId237" w:tgtFrame="_blank">
-            <w:r>
-              <w:t xml:space="preserve">Synergistic Potential of Bacteriophage and Blue Light Therapy Against Biofilm-Associated Klebsiella pneumoniae in Postoperative Gynaecological Infections.</w:t>
-            </w:r>
-          </w:hyperlink>
-        </w:t>
-      </w:r>
-    </w:p>
-    <w:p>
-      <w:pPr>
-        <w:spacing w:after="0"/>
-        <w:rPr>
-          <w:color w:val="0F50FF"/>
-          <w:u w:val="single"/>
-        </w:rPr>
-      </w:pPr>
-      <w:r>
-        <w:rPr>
-          <w:color w:val="0F50FF"/>
-          <w:u w:val="single"/>
-        </w:rPr>
-        <w:t xml:space="preserve"/>
-      </w:r>
-    </w:p>
-    <w:p>
-      <w:pPr>
-        <w:pStyle w:val="ListParagraph"/>
-        <w:numPr>
-          <w:ilvl w:val="0"/>
-          <w:numId w:val="24"/>
-        </w:numPr>
-        <w:spacing w:after="0" w:line="240" w:lineRule="auto"/>
-        <w:ind w:left="357" w:hanging="357"/>
-        <w:rPr>
-          <w:color w:val="0F50FF"/>
-          <w:u w:val="single"/>
-        </w:rPr>
-      </w:pPr>
-      <w:proofErr w:type="gramStart"/>
-      <w:r>
-        <w:rPr>
-          <w:color w:val="0F50FF"/>
-          <w:u w:val="single"/>
-        </w:rPr>
-        <w:t xml:space="preserve">
-          <w:hyperlink r:id="rId238" w:tgtFrame="_blank">
-            <w:r>
-              <w:t xml:space="preserve">"Rice Body"-Like Synovial Particles on Magnetic Resonance Imaging: What Is the Spectrum of Diagnoses?</w:t>
-            </w:r>
-          </w:hyperlink>
-        </w:t>
-      </w:r>
-    </w:p>
-    <w:p>
-      <w:pPr>
-        <w:spacing w:after="0"/>
-        <w:rPr>
-          <w:color w:val="0F50FF"/>
-          <w:u w:val="single"/>
-        </w:rPr>
-      </w:pPr>
-      <w:r>
-        <w:rPr>
-          <w:color w:val="0F50FF"/>
-          <w:u w:val="single"/>
-        </w:rPr>
-        <w:t xml:space="preserve"/>
-      </w:r>
-    </w:p>
-    <w:p>
-      <w:pPr>
-        <w:pStyle w:val="ListParagraph"/>
-        <w:numPr>
-          <w:ilvl w:val="0"/>
-          <w:numId w:val="24"/>
-        </w:numPr>
-        <w:spacing w:after="0" w:line="240" w:lineRule="auto"/>
-        <w:ind w:left="357" w:hanging="357"/>
-        <w:rPr>
-          <w:color w:val="0F50FF"/>
-          <w:u w:val="single"/>
-        </w:rPr>
-      </w:pPr>
-      <w:proofErr w:type="gramStart"/>
-      <w:r>
-        <w:rPr>
-          <w:color w:val="0F50FF"/>
-          <w:u w:val="single"/>
-        </w:rPr>
-        <w:t xml:space="preserve">
-          <w:hyperlink r:id="rId239" w:tgtFrame="_blank">
-            <w:r>
-              <w:t xml:space="preserve">SET-M33 loaded biosynthesized cellulose as effective protection against S. aureus biofilm formation.</w:t>
-            </w:r>
-          </w:hyperlink>
-        </w:t>
-      </w:r>
-    </w:p>
-    <w:p>
-      <w:pPr>
-        <w:spacing w:after="0"/>
-        <w:rPr>
-          <w:color w:val="0F50FF"/>
-          <w:u w:val="single"/>
-        </w:rPr>
-      </w:pPr>
-      <w:r>
-        <w:rPr>
-          <w:color w:val="0F50FF"/>
-          <w:u w:val="single"/>
-        </w:rPr>
-        <w:t xml:space="preserve"/>
-      </w:r>
-    </w:p>
-    <w:p>
-      <w:pPr>
-        <w:pStyle w:val="ListParagraph"/>
-        <w:numPr>
-          <w:ilvl w:val="0"/>
-          <w:numId w:val="24"/>
-        </w:numPr>
-        <w:spacing w:after="0" w:line="240" w:lineRule="auto"/>
-        <w:ind w:left="357" w:hanging="357"/>
-        <w:rPr>
-          <w:color w:val="0F50FF"/>
-          <w:u w:val="single"/>
-        </w:rPr>
-      </w:pPr>
-      <w:proofErr w:type="gramStart"/>
-      <w:r>
-        <w:rPr>
-          <w:color w:val="0F50FF"/>
-          <w:u w:val="single"/>
-        </w:rPr>
-        <w:t xml:space="preserve">
-          <w:hyperlink r:id="rId240" w:tgtFrame="_blank">
-            <w:r>
-              <w:t xml:space="preserve">Molecular epidemiology and environmental persistence of methicillin-resistant coagulase-positive Staphylococci in a Veterinary Teaching Hospital in Thailand: Evidence for nosocomial transmission and One Health implications.</w:t>
-            </w:r>
-          </w:hyperlink>
-        </w:t>
-      </w:r>
-    </w:p>
-    <w:p>
-      <w:pPr>
-        <w:spacing w:after="0"/>
-        <w:rPr>
-          <w:color w:val="0F50FF"/>
-          <w:u w:val="single"/>
-        </w:rPr>
-      </w:pPr>
-      <w:r>
-        <w:rPr>
-          <w:color w:val="0F50FF"/>
-          <w:u w:val="single"/>
-        </w:rPr>
-        <w:t xml:space="preserve"/>
-      </w:r>
-    </w:p>
-    <w:p>
-      <w:pPr>
-        <w:pStyle w:val="ListParagraph"/>
-        <w:numPr>
-          <w:ilvl w:val="0"/>
-          <w:numId w:val="24"/>
-        </w:numPr>
-        <w:spacing w:after="0" w:line="240" w:lineRule="auto"/>
-        <w:ind w:left="357" w:hanging="357"/>
-        <w:rPr>
-          <w:color w:val="0F50FF"/>
-          <w:u w:val="single"/>
-        </w:rPr>
-      </w:pPr>
-      <w:proofErr w:type="gramStart"/>
-      <w:r>
-        <w:rPr>
-          <w:color w:val="0F50FF"/>
-          <w:u w:val="single"/>
-        </w:rPr>
-        <w:t xml:space="preserve">
-          <w:hyperlink r:id="rId241" w:tgtFrame="_blank">
-            <w:r>
-              <w:t xml:space="preserve">Surgical site infection after femoral fracture surgery: 5-year trends in mechanisms of injury, pathogens, and antimicrobial resistance.</w:t>
-            </w:r>
-          </w:hyperlink>
-        </w:t>
-      </w:r>
-    </w:p>
-    <w:p>
-      <w:pPr>
-        <w:spacing w:after="0"/>
-        <w:rPr>
-          <w:color w:val="0F50FF"/>
-          <w:u w:val="single"/>
-        </w:rPr>
-      </w:pPr>
-      <w:r>
-        <w:rPr>
-          <w:color w:val="0F50FF"/>
-          <w:u w:val="single"/>
-        </w:rPr>
-        <w:t xml:space="preserve"/>
-      </w:r>
-    </w:p>
-    <w:p>
-      <w:pPr>
-        <w:pStyle w:val="ListParagraph"/>
-        <w:numPr>
-          <w:ilvl w:val="0"/>
-          <w:numId w:val="24"/>
-        </w:numPr>
-        <w:spacing w:after="0" w:line="240" w:lineRule="auto"/>
-        <w:ind w:left="357" w:hanging="357"/>
-        <w:rPr>
-          <w:color w:val="0F50FF"/>
-          <w:u w:val="single"/>
-        </w:rPr>
-      </w:pPr>
-      <w:proofErr w:type="gramStart"/>
-      <w:r>
-        <w:rPr>
-          <w:color w:val="0F50FF"/>
-          <w:u w:val="single"/>
-        </w:rPr>
-        <w:t xml:space="preserve">
-          <w:hyperlink r:id="rId242" w:tgtFrame="_blank">
-            <w:r>
-              <w:t xml:space="preserve">Image-guided puncture drainage as a first-line management for postoperative abscess following head and neck reconstruction: A case series.</w:t>
-            </w:r>
-          </w:hyperlink>
-        </w:t>
-      </w:r>
-    </w:p>
-    <w:p>
-      <w:pPr>
-        <w:spacing w:after="0"/>
-        <w:rPr>
-          <w:color w:val="0F50FF"/>
-          <w:u w:val="single"/>
-        </w:rPr>
-      </w:pPr>
-      <w:r>
-        <w:rPr>
-          <w:color w:val="0F50FF"/>
-          <w:u w:val="single"/>
-        </w:rPr>
-        <w:t xml:space="preserve"/>
-      </w:r>
-    </w:p>
-    <w:p>
-      <w:pPr>
-        <w:pStyle w:val="ListParagraph"/>
-        <w:numPr>
-          <w:ilvl w:val="0"/>
-          <w:numId w:val="24"/>
-        </w:numPr>
-        <w:spacing w:after="0" w:line="240" w:lineRule="auto"/>
-        <w:ind w:left="357" w:hanging="357"/>
-        <w:rPr>
-          <w:color w:val="0F50FF"/>
-          <w:u w:val="single"/>
-        </w:rPr>
-      </w:pPr>
-      <w:proofErr w:type="gramStart"/>
-      <w:r>
-        <w:rPr>
-          <w:color w:val="0F50FF"/>
-          <w:u w:val="single"/>
-        </w:rPr>
-        <w:t xml:space="preserve">
-          <w:hyperlink r:id="rId243" w:tgtFrame="_blank">
-            <w:r>
-              <w:t xml:space="preserve">Multicenter Retrospective Study of Musculoskeletal Bacterial Infections of the Pelvis in Children and Factors Associated With the Formation of an Abscess.</w:t>
-            </w:r>
-          </w:hyperlink>
-        </w:t>
-      </w:r>
-    </w:p>
-    <w:p>
-      <w:pPr>
-        <w:spacing w:after="0"/>
-        <w:rPr>
-          <w:color w:val="0F50FF"/>
-          <w:u w:val="single"/>
-        </w:rPr>
-      </w:pPr>
-      <w:r>
-        <w:rPr>
-          <w:color w:val="0F50FF"/>
-          <w:u w:val="single"/>
-        </w:rPr>
-        <w:t xml:space="preserve"/>
-      </w:r>
-    </w:p>
-    <w:p>
-      <w:pPr>
-        <w:pStyle w:val="ListParagraph"/>
-        <w:numPr>
-          <w:ilvl w:val="0"/>
-          <w:numId w:val="24"/>
-        </w:numPr>
-        <w:spacing w:after="0" w:line="240" w:lineRule="auto"/>
-        <w:ind w:left="357" w:hanging="357"/>
-        <w:rPr>
-          <w:color w:val="0F50FF"/>
-          <w:u w:val="single"/>
-        </w:rPr>
-      </w:pPr>
-      <w:proofErr w:type="gramStart"/>
-      <w:r>
-        <w:rPr>
-          <w:color w:val="0F50FF"/>
-          <w:u w:val="single"/>
-        </w:rPr>
-        <w:t xml:space="preserve">
-          <w:hyperlink r:id="rId244" w:tgtFrame="_blank">
-            <w:r>
-              <w:t xml:space="preserve">Septic Arthritis of the Shoulder Following Ozone Therapy: A Case Report.</w:t>
+          <w:hyperlink r:id="rId106" w:tgtFrame="_blank">
+            <w:r>
+              <w:t xml:space="preserve">Single Daily versus Multiple-Daily Sputum Cultures for Guiding Antibiotic Therapy in ICU Patients with Pulmonary Infections: A Retrospective Cohort Study.</w:t>
             </w:r>
           </w:hyperlink>
         </w:t>
@@ -7437,9 +6048,9 @@
           <w:u w:val="single"/>
         </w:rPr>
         <w:t xml:space="preserve">
-          <w:hyperlink r:id="rId245" w:tgtFrame="_blank">
-            <w:r>
-              <w:t xml:space="preserve">Safe Use of Heart Donors With Infection and Strategies for Donor-derived Infection Mitigation.</w:t>
+          <w:hyperlink r:id="rId142" w:tgtFrame="_blank">
+            <w:r>
+              <w:t xml:space="preserve">Integrating clinical data into evidence-based practice: institutional guideline development for diabetic foot infections.</w:t>
             </w:r>
           </w:hyperlink>
         </w:t>
@@ -7482,9 +6093,9 @@
           <w:u w:val="single"/>
         </w:rPr>
         <w:t xml:space="preserve">
-          <w:hyperlink r:id="rId246" w:tgtFrame="_blank">
-            <w:r>
-              <w:t xml:space="preserve">Distribution of pathogenic bacteria and analysis of risk factors for surgical site infections after hepatobiliary surgery.</w:t>
+          <w:hyperlink r:id="rId143" w:tgtFrame="_blank">
+            <w:r>
+              <w:t xml:space="preserve">[Analysis of influencing factors of incisional infection and construction of risk prediction model in laparoscopic colorectal cancer surgery].</w:t>
             </w:r>
           </w:hyperlink>
         </w:t>
@@ -7527,9 +6138,9 @@
           <w:u w:val="single"/>
         </w:rPr>
         <w:t xml:space="preserve">
-          <w:hyperlink r:id="rId247" w:tgtFrame="_blank">
-            <w:r>
-              <w:t xml:space="preserve">Local vancomycin powder reduces surgical site infections and costs in spine surgery: a retrospective cohort study in a public hospital in Santiago, Chile.</w:t>
+          <w:hyperlink r:id="rId144" w:tgtFrame="_blank">
+            <w:r>
+              <w:t xml:space="preserve">Discriminatory attitudes toward people living with HIV/AIDS in East Africa: a multilevel analysis of socioeconomic and behavioral determinants using DHS 2019-2023 data.</w:t>
             </w:r>
           </w:hyperlink>
         </w:t>
@@ -7572,9 +6183,9 @@
           <w:u w:val="single"/>
         </w:rPr>
         <w:t xml:space="preserve">
-          <w:hyperlink r:id="rId248" w:tgtFrame="_blank">
-            <w:r>
-              <w:t xml:space="preserve">Purpureocillium lilacinum Keratitis Outbreak Associated with an Ophthalmology Clinic - New York City, 2024.</w:t>
+          <w:hyperlink r:id="rId145" w:tgtFrame="_blank">
+            <w:r>
+              <w:t xml:space="preserve">[Handling Sterile Materials and Medications in Anesthesia and Functional Areas].</w:t>
             </w:r>
           </w:hyperlink>
         </w:t>
@@ -7617,189 +6228,9 @@
           <w:u w:val="single"/>
         </w:rPr>
         <w:t xml:space="preserve">
-          <w:hyperlink r:id="rId249" w:tgtFrame="_blank">
-            <w:r>
-              <w:t xml:space="preserve">Tick-borne rash at the surgical site prior to lung cancer resection: a diagnostic and surgical dilemma case report.</w:t>
-            </w:r>
-          </w:hyperlink>
-        </w:t>
-      </w:r>
-    </w:p>
-    <w:p>
-      <w:pPr>
-        <w:spacing w:after="0"/>
-        <w:rPr>
-          <w:color w:val="0F50FF"/>
-          <w:u w:val="single"/>
-        </w:rPr>
-      </w:pPr>
-      <w:r>
-        <w:rPr>
-          <w:color w:val="0F50FF"/>
-          <w:u w:val="single"/>
-        </w:rPr>
-        <w:t xml:space="preserve"/>
-      </w:r>
-    </w:p>
-    <w:p>
-      <w:pPr>
-        <w:pStyle w:val="ListParagraph"/>
-        <w:numPr>
-          <w:ilvl w:val="0"/>
-          <w:numId w:val="25"/>
-        </w:numPr>
-        <w:spacing w:after="0" w:line="240" w:lineRule="auto"/>
-        <w:ind w:left="357" w:hanging="357"/>
-        <w:rPr>
-          <w:color w:val="0F50FF"/>
-          <w:u w:val="single"/>
-        </w:rPr>
-      </w:pPr>
-      <w:proofErr w:type="gramStart"/>
-      <w:r>
-        <w:rPr>
-          <w:color w:val="0F50FF"/>
-          <w:u w:val="single"/>
-        </w:rPr>
-        <w:t xml:space="preserve">
-          <w:hyperlink r:id="rId250" w:tgtFrame="_blank">
-            <w:r>
-              <w:t xml:space="preserve">Standardized reporting of perioperative complications after male artificial urinary sphincter implantation.</w:t>
-            </w:r>
-          </w:hyperlink>
-        </w:t>
-      </w:r>
-    </w:p>
-    <w:p>
-      <w:pPr>
-        <w:spacing w:after="0"/>
-        <w:rPr>
-          <w:color w:val="0F50FF"/>
-          <w:u w:val="single"/>
-        </w:rPr>
-      </w:pPr>
-      <w:r>
-        <w:rPr>
-          <w:color w:val="0F50FF"/>
-          <w:u w:val="single"/>
-        </w:rPr>
-        <w:t xml:space="preserve"/>
-      </w:r>
-    </w:p>
-    <w:p>
-      <w:pPr>
-        <w:pStyle w:val="ListParagraph"/>
-        <w:numPr>
-          <w:ilvl w:val="0"/>
-          <w:numId w:val="25"/>
-        </w:numPr>
-        <w:spacing w:after="0" w:line="240" w:lineRule="auto"/>
-        <w:ind w:left="357" w:hanging="357"/>
-        <w:rPr>
-          <w:color w:val="0F50FF"/>
-          <w:u w:val="single"/>
-        </w:rPr>
-      </w:pPr>
-      <w:proofErr w:type="gramStart"/>
-      <w:r>
-        <w:rPr>
-          <w:color w:val="0F50FF"/>
-          <w:u w:val="single"/>
-        </w:rPr>
-        <w:t xml:space="preserve">
-          <w:hyperlink r:id="rId251" w:tgtFrame="_blank">
-            <w:r>
-              <w:t xml:space="preserve">Guideline Adherence of Perioperative Antibiotics and Surgical Site Infections in Noncardiac Surgery.</w:t>
-            </w:r>
-          </w:hyperlink>
-        </w:t>
-      </w:r>
-    </w:p>
-    <w:p>
-      <w:pPr>
-        <w:spacing w:after="0"/>
-        <w:rPr>
-          <w:color w:val="0F50FF"/>
-          <w:u w:val="single"/>
-        </w:rPr>
-      </w:pPr>
-      <w:r>
-        <w:rPr>
-          <w:color w:val="0F50FF"/>
-          <w:u w:val="single"/>
-        </w:rPr>
-        <w:t xml:space="preserve"/>
-      </w:r>
-    </w:p>
-    <w:p>
-      <w:pPr>
-        <w:pStyle w:val="ListParagraph"/>
-        <w:numPr>
-          <w:ilvl w:val="0"/>
-          <w:numId w:val="25"/>
-        </w:numPr>
-        <w:spacing w:after="0" w:line="240" w:lineRule="auto"/>
-        <w:ind w:left="357" w:hanging="357"/>
-        <w:rPr>
-          <w:color w:val="0F50FF"/>
-          <w:u w:val="single"/>
-        </w:rPr>
-      </w:pPr>
-      <w:proofErr w:type="gramStart"/>
-      <w:r>
-        <w:rPr>
-          <w:color w:val="0F50FF"/>
-          <w:u w:val="single"/>
-        </w:rPr>
-        <w:t xml:space="preserve">
-          <w:hyperlink r:id="rId252" w:tgtFrame="_blank">
-            <w:r>
-              <w:t xml:space="preserve">Current infection control practices for multidrug-resistant organisms (MDRO): a survey of the Society for Healthcare Epidemiology of America (SHEA) research network and affiliated US-based hospitals.</w:t>
-            </w:r>
-          </w:hyperlink>
-        </w:t>
-      </w:r>
-    </w:p>
-    <w:p>
-      <w:pPr>
-        <w:spacing w:after="0"/>
-        <w:rPr>
-          <w:color w:val="0F50FF"/>
-          <w:u w:val="single"/>
-        </w:rPr>
-      </w:pPr>
-      <w:r>
-        <w:rPr>
-          <w:color w:val="0F50FF"/>
-          <w:u w:val="single"/>
-        </w:rPr>
-        <w:t xml:space="preserve"/>
-      </w:r>
-    </w:p>
-    <w:p>
-      <w:pPr>
-        <w:pStyle w:val="ListParagraph"/>
-        <w:numPr>
-          <w:ilvl w:val="0"/>
-          <w:numId w:val="25"/>
-        </w:numPr>
-        <w:spacing w:after="0" w:line="240" w:lineRule="auto"/>
-        <w:ind w:left="357" w:hanging="357"/>
-        <w:rPr>
-          <w:color w:val="0F50FF"/>
-          <w:u w:val="single"/>
-        </w:rPr>
-      </w:pPr>
-      <w:proofErr w:type="gramStart"/>
-      <w:r>
-        <w:rPr>
-          <w:color w:val="0F50FF"/>
-          <w:u w:val="single"/>
-        </w:rPr>
-        <w:t xml:space="preserve">
-          <w:hyperlink r:id="rId253" w:tgtFrame="_blank">
-            <w:r>
-              <w:t xml:space="preserve">Primary closure versus the "Volcano" technique (PRIVEVO): a prospective observational study of purse-string wound closure for stoma reversal.</w:t>
+          <w:hyperlink r:id="rId146" w:tgtFrame="_blank">
+            <w:r>
+              <w:t xml:space="preserve">Surviving Sepsis Campaign: international guidelines for management of sepsis and septic shock 2026.</w:t>
             </w:r>
           </w:hyperlink>
         </w:t>
@@ -7879,9 +6310,9 @@
           <w:u w:val="single"/>
         </w:rPr>
         <w:t xml:space="preserve">
-          <w:hyperlink r:id="rId70" w:tgtFrame="_blank">
-            <w:r>
-              <w:t xml:space="preserve">Surgical site infection after breast reconstruction with silicone implant - a retrospective analysis of risk factors.</w:t>
+          <w:hyperlink r:id="rId147" w:tgtFrame="_blank">
+            <w:r>
+              <w:t xml:space="preserve">Augmentation-First Approach for Breast Asymmetry Correction Using Crisalix 3D Imaging: A Series of 3 Cases.</w:t>
             </w:r>
           </w:hyperlink>
         </w:t>
@@ -7924,9 +6355,9 @@
           <w:u w:val="single"/>
         </w:rPr>
         <w:t xml:space="preserve">
-          <w:hyperlink r:id="rId71" w:tgtFrame="_blank">
-            <w:r>
-              <w:t xml:space="preserve">Short-term Outcomes of PDO Synthetic Mesh in Two-stage Breast Reconstruction: A Single Center Comparative Study.</w:t>
+          <w:hyperlink r:id="rId148" w:tgtFrame="_blank">
+            <w:r>
+              <w:t xml:space="preserve">Breast Implants and Pectus Deformity Repair: A Retrospective Study and Clinical Recommendations.</w:t>
             </w:r>
           </w:hyperlink>
         </w:t>
@@ -7969,9 +6400,9 @@
           <w:u w:val="single"/>
         </w:rPr>
         <w:t xml:space="preserve">
-          <w:hyperlink r:id="rId72" w:tgtFrame="_blank">
-            <w:r>
-              <w:t xml:space="preserve">Skin-Reducing Mastectomy and Implant Reconstruction: Long-Term Surgical, Oncological, and Patient-Reported Outcomes.</w:t>
+          <w:hyperlink r:id="rId149" w:tgtFrame="_blank">
+            <w:r>
+              <w:t xml:space="preserve">Mastectomy in transgender patients: The experience of a Portuguese reference center.</w:t>
             </w:r>
           </w:hyperlink>
         </w:t>
@@ -8014,9 +6445,9 @@
           <w:u w:val="single"/>
         </w:rPr>
         <w:t xml:space="preserve">
-          <w:hyperlink r:id="rId73" w:tgtFrame="_blank">
-            <w:r>
-              <w:t xml:space="preserve">Perioperative Antibiotics Do Not Reduce Surgical Site Infections After Fat Grafting for Breast Reconstruction.</w:t>
+          <w:hyperlink r:id="rId150" w:tgtFrame="_blank">
+            <w:r>
+              <w:t xml:space="preserve">Implant Pocket Plane Selection in Primary Breast Augmentation: A Meta-Analysis and Systematic Review of Complication Profiles.</w:t>
             </w:r>
           </w:hyperlink>
         </w:t>
@@ -8059,9 +6490,9 @@
           <w:u w:val="single"/>
         </w:rPr>
         <w:t xml:space="preserve">
-          <w:hyperlink r:id="rId74" w:tgtFrame="_blank">
-            <w:r>
-              <w:t xml:space="preserve">Toxic Shock Syndrome Caused by Methicillin-resistant Staphylococcus aureus After Immediate Breast Reconstruction With Tissue Expander.</w:t>
+          <w:hyperlink r:id="rId151" w:tgtFrame="_blank">
+            <w:r>
+              <w:t xml:space="preserve">A case of necrotizing fasciitis caused by group G streptococcus following a single dose of dose-dense doxorubicin and cyclophosphamide in a breast cancer patient.</w:t>
             </w:r>
           </w:hyperlink>
         </w:t>
@@ -8104,9 +6535,9 @@
           <w:u w:val="single"/>
         </w:rPr>
         <w:t xml:space="preserve">
-          <w:hyperlink r:id="rId75" w:tgtFrame="_blank">
-            <w:r>
-              <w:t xml:space="preserve">Integrated surgical treatment: a new model for treating secondary extremity lymphedema based on algorithms.</w:t>
+          <w:hyperlink r:id="rId152" w:tgtFrame="_blank">
+            <w:r>
+              <w:t xml:space="preserve">Risk factors for capsular contracture: a study of 91 537 breast implants over 6 years from the Australian Breast Device Registry.</w:t>
             </w:r>
           </w:hyperlink>
         </w:t>
@@ -8149,9 +6580,9 @@
           <w:u w:val="single"/>
         </w:rPr>
         <w:t xml:space="preserve">
-          <w:hyperlink r:id="rId76" w:tgtFrame="_blank">
-            <w:r>
-              <w:t xml:space="preserve">Mastectomy Reconstruction Techniques for Gender Diverse Breast Cancer and High Risk Patients: A Case Series and Literature Overview.</w:t>
+          <w:hyperlink r:id="rId153" w:tgtFrame="_blank">
+            <w:r>
+              <w:t xml:space="preserve">Late breast implant infection after severe pneumonia - a case report and literature review.</w:t>
             </w:r>
           </w:hyperlink>
         </w:t>
@@ -8194,9 +6625,9 @@
           <w:u w:val="single"/>
         </w:rPr>
         <w:t xml:space="preserve">
-          <w:hyperlink r:id="rId77" w:tgtFrame="_blank">
-            <w:r>
-              <w:t xml:space="preserve">Preliminary Experience with Oxygen-Enriched Oleic Matrix Breast-Shaped Dressings in Oncoplastic Breast Surgery.</w:t>
+          <w:hyperlink r:id="rId154" w:tgtFrame="_blank">
+            <w:r>
+              <w:t xml:space="preserve">Development of a preliminary exploratory index to predict safety of same-day discharge following immediate alloplastic breast reconstruction.</w:t>
             </w:r>
           </w:hyperlink>
         </w:t>
@@ -8239,9 +6670,9 @@
           <w:u w:val="single"/>
         </w:rPr>
         <w:t xml:space="preserve">
-          <w:hyperlink r:id="rId78" w:tgtFrame="_blank">
-            <w:r>
-              <w:t xml:space="preserve">Development and Pilot in Vivo Testing of a Protocol for PLGA-Vancomycin Coatings on PTFE Used as Silicone-Implant Analogs.</w:t>
+          <w:hyperlink r:id="rId155" w:tgtFrame="_blank">
+            <w:r>
+              <w:t xml:space="preserve">Antibacterial Effects of Nanobubble Water and Its Potential Application in Healthcare-associated Infection Control.</w:t>
             </w:r>
           </w:hyperlink>
         </w:t>
@@ -8284,9 +6715,9 @@
           <w:u w:val="single"/>
         </w:rPr>
         <w:t xml:space="preserve">
-          <w:hyperlink r:id="rId79" w:tgtFrame="_blank">
-            <w:r>
-              <w:t xml:space="preserve">The Impact of Age on Outcomes Following Reduction Mammaplasty.</w:t>
+          <w:hyperlink r:id="rId156" w:tgtFrame="_blank">
+            <w:r>
+              <w:t xml:space="preserve">Preoperative Lower Back Pain Is a Risk Factor for Worse Physical Well-Being of the Abdomen After Breast Reconstruction.</w:t>
             </w:r>
           </w:hyperlink>
         </w:t>
@@ -8329,9 +6760,9 @@
           <w:u w:val="single"/>
         </w:rPr>
         <w:t xml:space="preserve">
-          <w:hyperlink r:id="rId80" w:tgtFrame="_blank">
-            <w:r>
-              <w:t xml:space="preserve">Laminar Airflow in Penile Prosthesis Surgery and Infection: An Empty Systematic Review.</w:t>
+          <w:hyperlink r:id="rId157" w:tgtFrame="_blank">
+            <w:r>
+              <w:t xml:space="preserve">Development and Validation of a Risk Prediction Model for Postoperative Pulmonary Infection in Renal Transplant Patients.</w:t>
             </w:r>
           </w:hyperlink>
         </w:t>
@@ -8374,9 +6805,9 @@
           <w:u w:val="single"/>
         </w:rPr>
         <w:t xml:space="preserve">
-          <w:hyperlink r:id="rId81" w:tgtFrame="_blank">
-            <w:r>
-              <w:t xml:space="preserve">Reduction of seroma by pectoralis fascia dissection using an energy device in total mastectomy for breast cancer: An observational study.</w:t>
+          <w:hyperlink r:id="rId158" w:tgtFrame="_blank">
+            <w:r>
+              <w:t xml:space="preserve">An Overview of Red Breast Syndrome: A Qualitative Systematic Review of the Literature and a Single-center Case Series.</w:t>
             </w:r>
           </w:hyperlink>
         </w:t>
@@ -8419,9 +6850,9 @@
           <w:u w:val="single"/>
         </w:rPr>
         <w:t xml:space="preserve">
-          <w:hyperlink r:id="rId82" w:tgtFrame="_blank">
-            <w:r>
-              <w:t xml:space="preserve">Reducing Infection in Drainless Tissue Expander-Based Breast Reconstruction With Local Antibiotic Delivery.</w:t>
+          <w:hyperlink r:id="rId159" w:tgtFrame="_blank">
+            <w:r>
+              <w:t xml:space="preserve">Neoadjuvant TACE combined with chemo-immunotherapy for giant triple-negative breast cancer: a case report.</w:t>
             </w:r>
           </w:hyperlink>
         </w:t>
@@ -8464,9 +6895,9 @@
           <w:u w:val="single"/>
         </w:rPr>
         <w:t xml:space="preserve">
-          <w:hyperlink r:id="rId83" w:tgtFrame="_blank">
-            <w:r>
-              <w:t xml:space="preserve">Postmastectomy Breast Reconstruction Following Massive Weight Loss: An Updated Systematic Review and Identification of Research Gaps.</w:t>
+          <w:hyperlink r:id="rId160" w:tgtFrame="_blank">
+            <w:r>
+              <w:t xml:space="preserve">Global, regional, and national burden of breast cancer among females, 1990-2023, with forecasts to 2050: a systematic analysis for the Global Burden of Disease Study 2023.</w:t>
             </w:r>
           </w:hyperlink>
         </w:t>
@@ -8509,9 +6940,9 @@
           <w:u w:val="single"/>
         </w:rPr>
         <w:t xml:space="preserve">
-          <w:hyperlink r:id="rId84" w:tgtFrame="_blank">
-            <w:r>
-              <w:t xml:space="preserve">The Impact of Overseas Cosmetic Tourism on the Australian Public Hospital System.</w:t>
+          <w:hyperlink r:id="rId161" w:tgtFrame="_blank">
+            <w:r>
+              <w:t xml:space="preserve">Microductectomy under local anaesthetic for pathological nipple discharge. Is it time to change practice?</w:t>
             </w:r>
           </w:hyperlink>
         </w:t>
@@ -8554,9 +6985,9 @@
           <w:u w:val="single"/>
         </w:rPr>
         <w:t xml:space="preserve">
-          <w:hyperlink r:id="rId85" w:tgtFrame="_blank">
-            <w:r>
-              <w:t xml:space="preserve">Investigation on the antitumor and antibacterial performance of photothermally active molybdenum oxide materials.</w:t>
+          <w:hyperlink r:id="rId162" w:tgtFrame="_blank">
+            <w:r>
+              <w:t xml:space="preserve">Factors correlated with financial hardship among cancer patients during the COVID-19 pandemic.</w:t>
             </w:r>
           </w:hyperlink>
         </w:t>
@@ -8599,9 +7030,9 @@
           <w:u w:val="single"/>
         </w:rPr>
         <w:t xml:space="preserve">
-          <w:hyperlink r:id="rId86" w:tgtFrame="_blank">
-            <w:r>
-              <w:t xml:space="preserve">Explainable AI modeling of postoperative surgical site infection risk in autologous breast reconstruction.</w:t>
+          <w:hyperlink r:id="rId163" w:tgtFrame="_blank">
+            <w:r>
+              <w:t xml:space="preserve">Current Practices and Evolving Trends in Implant-based Breast Reconstruction in China: A Nationwide Cross-sectional Survey.</w:t>
             </w:r>
           </w:hyperlink>
         </w:t>
@@ -8644,9 +7075,9 @@
           <w:u w:val="single"/>
         </w:rPr>
         <w:t xml:space="preserve">
-          <w:hyperlink r:id="rId87" w:tgtFrame="_blank">
-            <w:r>
-              <w:t xml:space="preserve">Aesthetic outcomes and surgical complications of acellular dermal matrix in immediate direct-to-implant breast reconstruction: A meta-analysis of comparative studies.</w:t>
+          <w:hyperlink r:id="rId164" w:tgtFrame="_blank">
+            <w:r>
+              <w:t xml:space="preserve">Comparison of Pre- and Postoperative Gut Microbiota Diversity in Patients With Rectal Cancer Undergoing Stoma Creation and Closure.</w:t>
             </w:r>
           </w:hyperlink>
         </w:t>
@@ -8689,9 +7120,9 @@
           <w:u w:val="single"/>
         </w:rPr>
         <w:t xml:space="preserve">
-          <w:hyperlink r:id="rId88" w:tgtFrame="_blank">
-            <w:r>
-              <w:t xml:space="preserve">Mortality after an infected total knee arthroplasty : a meta-analysis.</w:t>
+          <w:hyperlink r:id="rId165" w:tgtFrame="_blank">
+            <w:r>
+              <w:t xml:space="preserve">Breast Gangrene Associated With Thrombotic Vasculopathy: A Case Report.</w:t>
             </w:r>
           </w:hyperlink>
         </w:t>
@@ -8734,9 +7165,9 @@
           <w:u w:val="single"/>
         </w:rPr>
         <w:t xml:space="preserve">
-          <w:hyperlink r:id="rId89" w:tgtFrame="_blank">
-            <w:r>
-              <w:t xml:space="preserve">Efficacy of Stromal Vascular Fraction for Scar Prevention: A Multicenter, Double-Blinded, Randomized Controlled Trial.</w:t>
+          <w:hyperlink r:id="rId166" w:tgtFrame="_blank">
+            <w:r>
+              <w:t xml:space="preserve">Assessing Health Literacy as a Predictor of Outcomes in Autologous Breast Reconstruction Across Comorbidity Burdens.</w:t>
             </w:r>
           </w:hyperlink>
         </w:t>
@@ -8779,9 +7210,9 @@
           <w:u w:val="single"/>
         </w:rPr>
         <w:t xml:space="preserve">
-          <w:hyperlink r:id="rId90" w:tgtFrame="_blank">
-            <w:r>
-              <w:t xml:space="preserve">Clinical Outcomes of Ovine-Reinforced Hybrid Mesh (OviTex) in Alloplastic Breast Reconstruction.</w:t>
+          <w:hyperlink r:id="rId167" w:tgtFrame="_blank">
+            <w:r>
+              <w:t xml:space="preserve">Two-Stage Prepectoral Breast Reconstruction with and without Acellular Dermal Matrix: A Cluster-Randomized Noninferiority Trial.</w:t>
             </w:r>
           </w:hyperlink>
         </w:t>
@@ -8824,9 +7255,9 @@
           <w:u w:val="single"/>
         </w:rPr>
         <w:t xml:space="preserve">
-          <w:hyperlink r:id="rId91" w:tgtFrame="_blank">
-            <w:r>
-              <w:t xml:space="preserve">Corynebacterium Infection Following Implant-based Breast Reconstruction: Lessons from the Five Consecutive Patients.</w:t>
+          <w:hyperlink r:id="rId168" w:tgtFrame="_blank">
+            <w:r>
+              <w:t xml:space="preserve">Paying the Price for Beauty Abroad: Khoula Hospital's experience with complications following aesthetic procedures performed overseas, 2013-2023.</w:t>
             </w:r>
           </w:hyperlink>
         </w:t>
@@ -8869,9 +7300,9 @@
           <w:u w:val="single"/>
         </w:rPr>
         <w:t xml:space="preserve">
-          <w:hyperlink r:id="rId92" w:tgtFrame="_blank">
-            <w:r>
-              <w:t xml:space="preserve">Personal Strategies for DIEP Flap Breast Reconstruction in Patients with Prior Abdominal Surgery and Hernia Repairs.</w:t>
+          <w:hyperlink r:id="rId169" w:tgtFrame="_blank">
+            <w:r>
+              <w:t xml:space="preserve">The Association Between Obesity, Obstructive Sleep Apnea, and Postoperative Complications in Breast Reduction Patients: A Propensity Score-Matched Analysis.</w:t>
             </w:r>
           </w:hyperlink>
         </w:t>
@@ -8914,9 +7345,9 @@
           <w:u w:val="single"/>
         </w:rPr>
         <w:t xml:space="preserve">
-          <w:hyperlink r:id="rId93" w:tgtFrame="_blank">
-            <w:r>
-              <w:t xml:space="preserve">The Impact of the COVID-19 Pandemic on Patients with Breast Cancer, Diagnostic Delays and Disease Progression: A Retrospective Study.</w:t>
+          <w:hyperlink r:id="rId170" w:tgtFrame="_blank">
+            <w:r>
+              <w:t xml:space="preserve">Optimizing perioperative care in autologous breast reconstruction: a narrative review.</w:t>
             </w:r>
           </w:hyperlink>
         </w:t>
@@ -8959,9 +7390,9 @@
           <w:u w:val="single"/>
         </w:rPr>
         <w:t xml:space="preserve">
-          <w:hyperlink r:id="rId94" w:tgtFrame="_blank">
-            <w:r>
-              <w:t xml:space="preserve">Association of Peripheral Nerve Block Usage and Increased Wound Complications in Breast Reconstruction.</w:t>
+          <w:hyperlink r:id="rId171" w:tgtFrame="_blank">
+            <w:r>
+              <w:t xml:space="preserve">Technical feasibility and short-term outcomes of single-incision endoscopic breast-conserving surgery with sentinel lymph node biopsy: initial Indian experience.</w:t>
             </w:r>
           </w:hyperlink>
         </w:t>
@@ -9004,9 +7435,9 @@
           <w:u w:val="single"/>
         </w:rPr>
         <w:t xml:space="preserve">
-          <w:hyperlink r:id="rId95" w:tgtFrame="_blank">
-            <w:r>
-              <w:t xml:space="preserve">Postoperative complications after salvage mastectomy and repeat breast-conserving surgery in patients with IBTR after previous breast-conserving surgery: a multicenter, retrospective cohort study.</w:t>
+          <w:hyperlink r:id="rId172" w:tgtFrame="_blank">
+            <w:r>
+              <w:t xml:space="preserve">The Impact of Radiotherapy on the Outcomes of Deep Inferior Epigastric Artery Perforator Flaps for Breast Reconstruction: A Systematic Review and Meta-Analysis.</w:t>
             </w:r>
           </w:hyperlink>
         </w:t>
@@ -9049,9 +7480,9 @@
           <w:u w:val="single"/>
         </w:rPr>
         <w:t xml:space="preserve">
-          <w:hyperlink r:id="rId96" w:tgtFrame="_blank">
-            <w:r>
-              <w:t xml:space="preserve">Re-sterilization Prior to Implant Insertion in Prosthetic Breast Reconstruction: Is It Necessary?</w:t>
+          <w:hyperlink r:id="rId173" w:tgtFrame="_blank">
+            <w:r>
+              <w:t xml:space="preserve">Feasibility and outcomes of single-incision robotic nipple-sparing mastectomy: a systematic review and meta-analysis.</w:t>
             </w:r>
           </w:hyperlink>
         </w:t>
@@ -9094,9 +7525,9 @@
           <w:u w:val="single"/>
         </w:rPr>
         <w:t xml:space="preserve">
-          <w:hyperlink r:id="rId97" w:tgtFrame="_blank">
-            <w:r>
-              <w:t xml:space="preserve">Recent preoperative opioid prescription is associated with increased complications after microsurgical breast reconstruction.</w:t>
+          <w:hyperlink r:id="rId174" w:tgtFrame="_blank">
+            <w:r>
+              <w:t xml:space="preserve">Coming Full Circle: Journey Back to the Inframammary Fold.</w:t>
             </w:r>
           </w:hyperlink>
         </w:t>
@@ -9139,9 +7570,9 @@
           <w:u w:val="single"/>
         </w:rPr>
         <w:t xml:space="preserve">
-          <w:hyperlink r:id="rId98" w:tgtFrame="_blank">
-            <w:r>
-              <w:t xml:space="preserve">Surgical complications of salpingo-oophorectomy in women undergoing risk-reducing surgery for hereditary breast and ovarian cancer - A retrospective cohort study.</w:t>
+          <w:hyperlink r:id="rId175" w:tgtFrame="_blank">
+            <w:r>
+              <w:t xml:space="preserve">Evidence-Based Steps to Mitigate Bacterial Contamination.</w:t>
             </w:r>
           </w:hyperlink>
         </w:t>
@@ -9184,9 +7615,9 @@
           <w:u w:val="single"/>
         </w:rPr>
         <w:t xml:space="preserve">
-          <w:hyperlink r:id="rId99" w:tgtFrame="_blank">
-            <w:r>
-              <w:t xml:space="preserve">Predictors of postoperative complications following staged nipple-sparing mastectomy: A systematic review &amp; meta-analysis.</w:t>
+          <w:hyperlink r:id="rId176" w:tgtFrame="_blank">
+            <w:r>
+              <w:t xml:space="preserve">Surgical Outcomes of Prepectoral Two-Stage Breast Reconstruction in Patients Treated with Pembrolizumab or CDK4/6 Inhibitors.</w:t>
             </w:r>
           </w:hyperlink>
         </w:t>
@@ -9229,9 +7660,9 @@
           <w:u w:val="single"/>
         </w:rPr>
         <w:t xml:space="preserve">
-          <w:hyperlink r:id="rId100" w:tgtFrame="_blank">
-            <w:r>
-              <w:t xml:space="preserve">Outcome of Level III Axillary Node Dissection in Breast Cancer: 20 years Single Unit Experience in a Comprehensive Cancer Centre in Eastern India.</w:t>
+          <w:hyperlink r:id="rId177" w:tgtFrame="_blank">
+            <w:r>
+              <w:t xml:space="preserve">Surgical Safety and Risk Factors in 931 Consecutive Trans-axillary Reverse-Sequence Endoscopic Nipple-Sparing Mastectomies: A Retrospective Study.</w:t>
             </w:r>
           </w:hyperlink>
         </w:t>
@@ -9274,9 +7705,9 @@
           <w:u w:val="single"/>
         </w:rPr>
         <w:t xml:space="preserve">
-          <w:hyperlink r:id="rId101" w:tgtFrame="_blank">
-            <w:r>
-              <w:t xml:space="preserve">Tissue-preserving Inframammary Fold Breast Augmentation: A Three-year Clinical Experience.</w:t>
+          <w:hyperlink r:id="rId178" w:tgtFrame="_blank">
+            <w:r>
+              <w:t xml:space="preserve">Postoperative complications after vacuum-assisted excision of benign breast tumors and their associated risk factors.</w:t>
             </w:r>
           </w:hyperlink>
         </w:t>
@@ -9319,9 +7750,9 @@
           <w:u w:val="single"/>
         </w:rPr>
         <w:t xml:space="preserve">
-          <w:hyperlink r:id="rId102" w:tgtFrame="_blank">
-            <w:r>
-              <w:t xml:space="preserve">A comparison of the static stiffness index between a compression garment and an adjustable device in breast cancer-related lymphoedema: a cross-sectional study.</w:t>
+          <w:hyperlink r:id="rId179" w:tgtFrame="_blank">
+            <w:r>
+              <w:t xml:space="preserve">Predictors of Complications in Prophylactic Mastectomy and Direct-to-Implant Breast Reconstruction: A Retrospective, Single-Center Study.</w:t>
             </w:r>
           </w:hyperlink>
         </w:t>
@@ -9364,9 +7795,9 @@
           <w:u w:val="single"/>
         </w:rPr>
         <w:t xml:space="preserve">
-          <w:hyperlink r:id="rId103" w:tgtFrame="_blank">
-            <w:r>
-              <w:t xml:space="preserve">Age at Breast Cancer Diagnosis and Short-Term Postoperative Outcomes for Women Treated in a Universal Health System.</w:t>
+          <w:hyperlink r:id="rId180" w:tgtFrame="_blank">
+            <w:r>
+              <w:t xml:space="preserve">Rebuilding After Weight Loss: A Nationwide Retrospective Cohort Study on the Outcomes of Autologous Breast Reconstruction in Post-Bariatric Patients.</w:t>
             </w:r>
           </w:hyperlink>
         </w:t>
@@ -9409,9 +7840,9 @@
           <w:u w:val="single"/>
         </w:rPr>
         <w:t xml:space="preserve">
-          <w:hyperlink r:id="rId104" w:tgtFrame="_blank">
-            <w:r>
-              <w:t xml:space="preserve">[Fasciitis-like primary breast pyoderma gangrenosum: A rare case report].</w:t>
+          <w:hyperlink r:id="rId181" w:tgtFrame="_blank">
+            <w:r>
+              <w:t xml:space="preserve">Outcome of breast implant replacement after radiation therapy: A single-centre retrospective comparative study.</w:t>
             </w:r>
           </w:hyperlink>
         </w:t>
@@ -9454,9 +7885,9 @@
           <w:u w:val="single"/>
         </w:rPr>
         <w:t xml:space="preserve">
-          <w:hyperlink r:id="rId105" w:tgtFrame="_blank">
-            <w:r>
-              <w:t xml:space="preserve">Reduction Mammaplasty Prior to Nipple-Sparing Mastectomy Is Associated With Decreased Ischemic Complications in Large-Breasted Patients.</w:t>
+          <w:hyperlink r:id="rId182" w:tgtFrame="_blank">
+            <w:r>
+              <w:t xml:space="preserve">Inflammatory exacerbation of hepatic alveolar echinococcosis during dupilumab therapy: A case report.</w:t>
             </w:r>
           </w:hyperlink>
         </w:t>
@@ -9499,9 +7930,9 @@
           <w:u w:val="single"/>
         </w:rPr>
         <w:t xml:space="preserve">
-          <w:hyperlink r:id="rId106" w:tgtFrame="_blank">
-            <w:r>
-              <w:t xml:space="preserve">A Case Report and Literature Review of Steroid-Resistant Granulomatous Mastitis: Dramatic Response to Methotrexate Following Failed Drainage and Corticosteroid Therapy.</w:t>
+          <w:hyperlink r:id="rId183" w:tgtFrame="_blank">
+            <w:r>
+              <w:t xml:space="preserve">Sociodemographic Profile, Reproductive Factors and Presentation Pattern in Breast Cancer Patients from North India: A Hospital Based Study.</w:t>
             </w:r>
           </w:hyperlink>
         </w:t>
@@ -9544,9 +7975,9 @@
           <w:u w:val="single"/>
         </w:rPr>
         <w:t xml:space="preserve">
-          <w:hyperlink r:id="rId107" w:tgtFrame="_blank">
-            <w:r>
-              <w:t xml:space="preserve">Invited Editorial: Antibiotics and Surgical Site Infection in Expander-Based Breast Reconstruction Trial (ASSERT).</w:t>
+          <w:hyperlink r:id="rId184" w:tgtFrame="_blank">
+            <w:r>
+              <w:t xml:space="preserve">Comprehensive evidence for the pathogenicity of the BRCA2 c.7847C&gt;T (p.Ser2616Phe) variant specific to the Japanese population.</w:t>
             </w:r>
           </w:hyperlink>
         </w:t>
@@ -9589,9 +8020,9 @@
           <w:u w:val="single"/>
         </w:rPr>
         <w:t xml:space="preserve">
-          <w:hyperlink r:id="rId108" w:tgtFrame="_blank">
-            <w:r>
-              <w:t xml:space="preserve">Preservative Breast Augmentation: Preserving Muscle-glandular unions by areolar approach.</w:t>
+          <w:hyperlink r:id="rId185" w:tgtFrame="_blank">
+            <w:r>
+              <w:t xml:space="preserve">The Association of Gram-Negative Bacteria With Decreased Salvage Rate in Infected Breast Implants.</w:t>
             </w:r>
           </w:hyperlink>
         </w:t>
@@ -9634,9 +8065,9 @@
           <w:u w:val="single"/>
         </w:rPr>
         <w:t xml:space="preserve">
-          <w:hyperlink r:id="rId109" w:tgtFrame="_blank">
-            <w:r>
-              <w:t xml:space="preserve">Beyond breast abscess and malignancy: a case of bilateral idiopathic granulomatous mastitis.</w:t>
+          <w:hyperlink r:id="rId186" w:tgtFrame="_blank">
+            <w:r>
+              <w:t xml:space="preserve">Immediate breast reconstruction with implants in patients undergoing mastectomy for carcinoma - review article.</w:t>
             </w:r>
           </w:hyperlink>
         </w:t>
@@ -9679,9 +8110,9 @@
           <w:u w:val="single"/>
         </w:rPr>
         <w:t xml:space="preserve">
-          <w:hyperlink r:id="rId110" w:tgtFrame="_blank">
-            <w:r>
-              <w:t xml:space="preserve">Simultaneous Bilateral Microsurgery in Autologous Tissue Breast Reconstruction.</w:t>
+          <w:hyperlink r:id="rId187" w:tgtFrame="_blank">
+            <w:r>
+              <w:t xml:space="preserve">Management and Outcomes of Complications Related to BioZorb Use in Breast-Conserving Surgery: A Retrospective Single-Center Case Series Analysis.</w:t>
             </w:r>
           </w:hyperlink>
         </w:t>
@@ -9724,9 +8155,9 @@
           <w:u w:val="single"/>
         </w:rPr>
         <w:t xml:space="preserve">
-          <w:hyperlink r:id="rId111" w:tgtFrame="_blank">
-            <w:r>
-              <w:t xml:space="preserve">Effect of prior mastectomy on outcomes following total shoulder arthroplasty.</w:t>
+          <w:hyperlink r:id="rId188" w:tgtFrame="_blank">
+            <w:r>
+              <w:t xml:space="preserve">CMV seropositivity associates with poor clinical outcome in triple negative breast cancer.</w:t>
             </w:r>
           </w:hyperlink>
         </w:t>
@@ -9769,9 +8200,9 @@
           <w:u w:val="single"/>
         </w:rPr>
         <w:t xml:space="preserve">
-          <w:hyperlink r:id="rId112" w:tgtFrame="_blank">
-            <w:r>
-              <w:t xml:space="preserve">Case Report: Pathologic complete response in triple negative breast cancer treated with anthracycline free regimen.</w:t>
+          <w:hyperlink r:id="rId189" w:tgtFrame="_blank">
+            <w:r>
+              <w:t xml:space="preserve">Elusive Diagnosis of Recurrent Subcutaneous Emphysema: Nocardia farcinica Infection in an Immunocompetent Female Patient.</w:t>
             </w:r>
           </w:hyperlink>
         </w:t>
@@ -9814,9 +8245,9 @@
           <w:u w:val="single"/>
         </w:rPr>
         <w:t xml:space="preserve">
-          <w:hyperlink r:id="rId113" w:tgtFrame="_blank">
-            <w:r>
-              <w:t xml:space="preserve">Sequential Multiple-Organ Immune-Related Adverse Events during and after Pembrolizumab Therapy in Triple-Negative Breast Cancer: A Case Report.</w:t>
+          <w:hyperlink r:id="rId190" w:tgtFrame="_blank">
+            <w:r>
+              <w:t xml:space="preserve">A reanalysis of a genome-wide association study on breast cancer in Asian populations using the SG10K_Health reference panel for imputation: a multi-Centre case-control analysis.</w:t>
             </w:r>
           </w:hyperlink>
         </w:t>
@@ -9859,9 +8290,9 @@
           <w:u w:val="single"/>
         </w:rPr>
         <w:t xml:space="preserve">
-          <w:hyperlink r:id="rId114" w:tgtFrame="_blank">
-            <w:r>
-              <w:t xml:space="preserve">Application of AI Models for Preventing Surgical Complications: Scoping Review of Clinical Readiness and Barriers to Implementation.</w:t>
+          <w:hyperlink r:id="rId191" w:tgtFrame="_blank">
+            <w:r>
+              <w:t xml:space="preserve">Case Report: Successful natural conception and delivery in a primary cancer survivor involving the reproductive, respiratory, and endocrine systems auth.</w:t>
             </w:r>
           </w:hyperlink>
         </w:t>
@@ -9904,9 +8335,9 @@
           <w:u w:val="single"/>
         </w:rPr>
         <w:t xml:space="preserve">
-          <w:hyperlink r:id="rId115" w:tgtFrame="_blank">
-            <w:r>
-              <w:t xml:space="preserve">De-escalation of axillary surgery and targeted axillary dissection following neoadjuvant chemotherapy: multicentre prospective regional audit.</w:t>
+          <w:hyperlink r:id="rId192" w:tgtFrame="_blank">
+            <w:r>
+              <w:t xml:space="preserve">Are thin flaps still a contraindication? Early outcomes of prepectoral DTI reconstruction in a large single-center cohort.</w:t>
             </w:r>
           </w:hyperlink>
         </w:t>
@@ -9949,504 +8380,9 @@
           <w:u w:val="single"/>
         </w:rPr>
         <w:t xml:space="preserve">
-          <w:hyperlink r:id="rId116" w:tgtFrame="_blank">
-            <w:r>
-              <w:t xml:space="preserve">Soft Tissue Support Use in Implant-Based Breast Reconstruction: A Nationwide, Cross-Sectional Study of Postoperative Complications.</w:t>
-            </w:r>
-          </w:hyperlink>
-        </w:t>
-      </w:r>
-    </w:p>
-    <w:p>
-      <w:pPr>
-        <w:spacing w:after="0"/>
-        <w:rPr>
-          <w:color w:val="0F50FF"/>
-          <w:u w:val="single"/>
-        </w:rPr>
-      </w:pPr>
-      <w:r>
-        <w:rPr>
-          <w:color w:val="0F50FF"/>
-          <w:u w:val="single"/>
-        </w:rPr>
-        <w:t xml:space="preserve"/>
-      </w:r>
-    </w:p>
-    <w:p>
-      <w:pPr>
-        <w:pStyle w:val="ListParagraph"/>
-        <w:numPr>
-          <w:ilvl w:val="0"/>
-          <w:numId w:val="26"/>
-        </w:numPr>
-        <w:spacing w:after="0" w:line="240" w:lineRule="auto"/>
-        <w:ind w:left="357" w:hanging="357"/>
-        <w:rPr>
-          <w:color w:val="0F50FF"/>
-          <w:u w:val="single"/>
-        </w:rPr>
-      </w:pPr>
-      <w:proofErr w:type="gramStart"/>
-      <w:r>
-        <w:rPr>
-          <w:color w:val="0F50FF"/>
-          <w:u w:val="single"/>
-        </w:rPr>
-        <w:t xml:space="preserve">
-          <w:hyperlink r:id="rId117" w:tgtFrame="_blank">
-            <w:r>
-              <w:t xml:space="preserve">Adherence to perioperative antimicrobial prophylaxis in cancer surgeries: A single-center retrospective study from Oman.</w:t>
-            </w:r>
-          </w:hyperlink>
-        </w:t>
-      </w:r>
-    </w:p>
-    <w:p>
-      <w:pPr>
-        <w:spacing w:after="0"/>
-        <w:rPr>
-          <w:color w:val="0F50FF"/>
-          <w:u w:val="single"/>
-        </w:rPr>
-      </w:pPr>
-      <w:r>
-        <w:rPr>
-          <w:color w:val="0F50FF"/>
-          <w:u w:val="single"/>
-        </w:rPr>
-        <w:t xml:space="preserve"/>
-      </w:r>
-    </w:p>
-    <w:p>
-      <w:pPr>
-        <w:pStyle w:val="ListParagraph"/>
-        <w:numPr>
-          <w:ilvl w:val="0"/>
-          <w:numId w:val="26"/>
-        </w:numPr>
-        <w:spacing w:after="0" w:line="240" w:lineRule="auto"/>
-        <w:ind w:left="357" w:hanging="357"/>
-        <w:rPr>
-          <w:color w:val="0F50FF"/>
-          <w:u w:val="single"/>
-        </w:rPr>
-      </w:pPr>
-      <w:proofErr w:type="gramStart"/>
-      <w:r>
-        <w:rPr>
-          <w:color w:val="0F50FF"/>
-          <w:u w:val="single"/>
-        </w:rPr>
-        <w:t xml:space="preserve">
-          <w:hyperlink r:id="rId118" w:tgtFrame="_blank">
-            <w:r>
-              <w:t xml:space="preserve">Targeted Prostate Cancer Screening in Carriers of BRCA1 or BRCA2 Pathogenic Germline Variants Detects Clinically Relevant Disease: 5-year Results from the IMPACT Study.</w:t>
-            </w:r>
-          </w:hyperlink>
-        </w:t>
-      </w:r>
-    </w:p>
-    <w:p>
-      <w:pPr>
-        <w:spacing w:after="0"/>
-        <w:rPr>
-          <w:color w:val="0F50FF"/>
-          <w:u w:val="single"/>
-        </w:rPr>
-      </w:pPr>
-      <w:r>
-        <w:rPr>
-          <w:color w:val="0F50FF"/>
-          <w:u w:val="single"/>
-        </w:rPr>
-        <w:t xml:space="preserve"/>
-      </w:r>
-    </w:p>
-    <w:p>
-      <w:pPr>
-        <w:pStyle w:val="ListParagraph"/>
-        <w:numPr>
-          <w:ilvl w:val="0"/>
-          <w:numId w:val="26"/>
-        </w:numPr>
-        <w:spacing w:after="0" w:line="240" w:lineRule="auto"/>
-        <w:ind w:left="357" w:hanging="357"/>
-        <w:rPr>
-          <w:color w:val="0F50FF"/>
-          <w:u w:val="single"/>
-        </w:rPr>
-      </w:pPr>
-      <w:proofErr w:type="gramStart"/>
-      <w:r>
-        <w:rPr>
-          <w:color w:val="0F50FF"/>
-          <w:u w:val="single"/>
-        </w:rPr>
-        <w:t xml:space="preserve">
-          <w:hyperlink r:id="rId119" w:tgtFrame="_blank">
-            <w:r>
-              <w:t xml:space="preserve">Multimodal prehabilitation enhances perioperative outcomes in gastric cancer patients: a single-center randomized controlled trial.</w:t>
-            </w:r>
-          </w:hyperlink>
-        </w:t>
-      </w:r>
-    </w:p>
-    <w:p>
-      <w:pPr>
-        <w:spacing w:after="0"/>
-        <w:rPr>
-          <w:color w:val="0F50FF"/>
-          <w:u w:val="single"/>
-        </w:rPr>
-      </w:pPr>
-      <w:r>
-        <w:rPr>
-          <w:color w:val="0F50FF"/>
-          <w:u w:val="single"/>
-        </w:rPr>
-        <w:t xml:space="preserve"/>
-      </w:r>
-    </w:p>
-    <w:p>
-      <w:pPr>
-        <w:pStyle w:val="ListParagraph"/>
-        <w:numPr>
-          <w:ilvl w:val="0"/>
-          <w:numId w:val="26"/>
-        </w:numPr>
-        <w:spacing w:after="0" w:line="240" w:lineRule="auto"/>
-        <w:ind w:left="357" w:hanging="357"/>
-        <w:rPr>
-          <w:color w:val="0F50FF"/>
-          <w:u w:val="single"/>
-        </w:rPr>
-      </w:pPr>
-      <w:proofErr w:type="gramStart"/>
-      <w:r>
-        <w:rPr>
-          <w:color w:val="0F50FF"/>
-          <w:u w:val="single"/>
-        </w:rPr>
-        <w:t xml:space="preserve">
-          <w:hyperlink r:id="rId120" w:tgtFrame="_blank">
-            <w:r>
-              <w:t xml:space="preserve">Mastitis and Mammary Abscess Management Audit (MAMMA): A Survey of Patients' Perspective on the Management of Mammary Abscesses in the UK.</w:t>
-            </w:r>
-          </w:hyperlink>
-        </w:t>
-      </w:r>
-    </w:p>
-    <w:p>
-      <w:pPr>
-        <w:spacing w:after="0"/>
-        <w:rPr>
-          <w:color w:val="0F50FF"/>
-          <w:u w:val="single"/>
-        </w:rPr>
-      </w:pPr>
-      <w:r>
-        <w:rPr>
-          <w:color w:val="0F50FF"/>
-          <w:u w:val="single"/>
-        </w:rPr>
-        <w:t xml:space="preserve"/>
-      </w:r>
-    </w:p>
-    <w:p>
-      <w:pPr>
-        <w:pStyle w:val="ListParagraph"/>
-        <w:numPr>
-          <w:ilvl w:val="0"/>
-          <w:numId w:val="26"/>
-        </w:numPr>
-        <w:spacing w:after="0" w:line="240" w:lineRule="auto"/>
-        <w:ind w:left="357" w:hanging="357"/>
-        <w:rPr>
-          <w:color w:val="0F50FF"/>
-          <w:u w:val="single"/>
-        </w:rPr>
-      </w:pPr>
-      <w:proofErr w:type="gramStart"/>
-      <w:r>
-        <w:rPr>
-          <w:color w:val="0F50FF"/>
-          <w:u w:val="single"/>
-        </w:rPr>
-        <w:t xml:space="preserve">
-          <w:hyperlink r:id="rId121" w:tgtFrame="_blank">
-            <w:r>
-              <w:t xml:space="preserve">Perioperative immune dynamics and infectious complications: a pooled-data analysis of prospective studies.</w:t>
-            </w:r>
-          </w:hyperlink>
-        </w:t>
-      </w:r>
-    </w:p>
-    <w:p>
-      <w:pPr>
-        <w:spacing w:after="0"/>
-        <w:rPr>
-          <w:color w:val="0F50FF"/>
-          <w:u w:val="single"/>
-        </w:rPr>
-      </w:pPr>
-      <w:r>
-        <w:rPr>
-          <w:color w:val="0F50FF"/>
-          <w:u w:val="single"/>
-        </w:rPr>
-        <w:t xml:space="preserve"/>
-      </w:r>
-    </w:p>
-    <w:p>
-      <w:pPr>
-        <w:pStyle w:val="ListParagraph"/>
-        <w:numPr>
-          <w:ilvl w:val="0"/>
-          <w:numId w:val="26"/>
-        </w:numPr>
-        <w:spacing w:after="0" w:line="240" w:lineRule="auto"/>
-        <w:ind w:left="357" w:hanging="357"/>
-        <w:rPr>
-          <w:color w:val="0F50FF"/>
-          <w:u w:val="single"/>
-        </w:rPr>
-      </w:pPr>
-      <w:proofErr w:type="gramStart"/>
-      <w:r>
-        <w:rPr>
-          <w:color w:val="0F50FF"/>
-          <w:u w:val="single"/>
-        </w:rPr>
-        <w:t xml:space="preserve">
-          <w:hyperlink r:id="rId122" w:tgtFrame="_blank">
-            <w:r>
-              <w:t xml:space="preserve">Microsurgery on Steroids: The Impact of Chronic Immunosuppressive Therapy on Outcomes Following Free Flap Breast Reconstruction.</w:t>
-            </w:r>
-          </w:hyperlink>
-        </w:t>
-      </w:r>
-    </w:p>
-    <w:p>
-      <w:pPr>
-        <w:spacing w:after="0"/>
-        <w:rPr>
-          <w:color w:val="0F50FF"/>
-          <w:u w:val="single"/>
-        </w:rPr>
-      </w:pPr>
-      <w:r>
-        <w:rPr>
-          <w:color w:val="0F50FF"/>
-          <w:u w:val="single"/>
-        </w:rPr>
-        <w:t xml:space="preserve"/>
-      </w:r>
-    </w:p>
-    <w:p>
-      <w:pPr>
-        <w:pStyle w:val="ListParagraph"/>
-        <w:numPr>
-          <w:ilvl w:val="0"/>
-          <w:numId w:val="26"/>
-        </w:numPr>
-        <w:spacing w:after="0" w:line="240" w:lineRule="auto"/>
-        <w:ind w:left="357" w:hanging="357"/>
-        <w:rPr>
-          <w:color w:val="0F50FF"/>
-          <w:u w:val="single"/>
-        </w:rPr>
-      </w:pPr>
-      <w:proofErr w:type="gramStart"/>
-      <w:r>
-        <w:rPr>
-          <w:color w:val="0F50FF"/>
-          <w:u w:val="single"/>
-        </w:rPr>
-        <w:t xml:space="preserve">
-          <w:hyperlink r:id="rId123" w:tgtFrame="_blank">
-            <w:r>
-              <w:t xml:space="preserve">Intrathoracic breast implants for postpneumonectomy syndrome: A systematic review of safety and efficacy.</w:t>
-            </w:r>
-          </w:hyperlink>
-        </w:t>
-      </w:r>
-    </w:p>
-    <w:p>
-      <w:pPr>
-        <w:spacing w:after="0"/>
-        <w:rPr>
-          <w:color w:val="0F50FF"/>
-          <w:u w:val="single"/>
-        </w:rPr>
-      </w:pPr>
-      <w:r>
-        <w:rPr>
-          <w:color w:val="0F50FF"/>
-          <w:u w:val="single"/>
-        </w:rPr>
-        <w:t xml:space="preserve"/>
-      </w:r>
-    </w:p>
-    <w:p>
-      <w:pPr>
-        <w:pStyle w:val="ListParagraph"/>
-        <w:numPr>
-          <w:ilvl w:val="0"/>
-          <w:numId w:val="26"/>
-        </w:numPr>
-        <w:spacing w:after="0" w:line="240" w:lineRule="auto"/>
-        <w:ind w:left="357" w:hanging="357"/>
-        <w:rPr>
-          <w:color w:val="0F50FF"/>
-          <w:u w:val="single"/>
-        </w:rPr>
-      </w:pPr>
-      <w:proofErr w:type="gramStart"/>
-      <w:r>
-        <w:rPr>
-          <w:color w:val="0F50FF"/>
-          <w:u w:val="single"/>
-        </w:rPr>
-        <w:t xml:space="preserve">
-          <w:hyperlink r:id="rId124" w:tgtFrame="_blank">
-            <w:r>
-              <w:t xml:space="preserve">Differences in utilization, complications, and mortality after cancer surgery by HIV status among Medicaid beneficiaries from 2001-2021.</w:t>
-            </w:r>
-          </w:hyperlink>
-        </w:t>
-      </w:r>
-    </w:p>
-    <w:p>
-      <w:pPr>
-        <w:spacing w:after="0"/>
-        <w:rPr>
-          <w:color w:val="0F50FF"/>
-          <w:u w:val="single"/>
-        </w:rPr>
-      </w:pPr>
-      <w:r>
-        <w:rPr>
-          <w:color w:val="0F50FF"/>
-          <w:u w:val="single"/>
-        </w:rPr>
-        <w:t xml:space="preserve"/>
-      </w:r>
-    </w:p>
-    <w:p>
-      <w:pPr>
-        <w:pStyle w:val="ListParagraph"/>
-        <w:numPr>
-          <w:ilvl w:val="0"/>
-          <w:numId w:val="26"/>
-        </w:numPr>
-        <w:spacing w:after="0" w:line="240" w:lineRule="auto"/>
-        <w:ind w:left="357" w:hanging="357"/>
-        <w:rPr>
-          <w:color w:val="0F50FF"/>
-          <w:u w:val="single"/>
-        </w:rPr>
-      </w:pPr>
-      <w:proofErr w:type="gramStart"/>
-      <w:r>
-        <w:rPr>
-          <w:color w:val="0F50FF"/>
-          <w:u w:val="single"/>
-        </w:rPr>
-        <w:t xml:space="preserve">
-          <w:hyperlink r:id="rId125" w:tgtFrame="_blank">
-            <w:r>
-              <w:t xml:space="preserve">Successful resolution of methicillin-sensitive Staphylococcus aureus bacteraemia complicated by infective endocarditis in a patient with malignancy: a case report of effective combined intravenous nafcillin and ceftaroline therapy.</w:t>
-            </w:r>
-          </w:hyperlink>
-        </w:t>
-      </w:r>
-    </w:p>
-    <w:p>
-      <w:pPr>
-        <w:spacing w:after="0"/>
-        <w:rPr>
-          <w:color w:val="0F50FF"/>
-          <w:u w:val="single"/>
-        </w:rPr>
-      </w:pPr>
-      <w:r>
-        <w:rPr>
-          <w:color w:val="0F50FF"/>
-          <w:u w:val="single"/>
-        </w:rPr>
-        <w:t xml:space="preserve"/>
-      </w:r>
-    </w:p>
-    <w:p>
-      <w:pPr>
-        <w:pStyle w:val="ListParagraph"/>
-        <w:numPr>
-          <w:ilvl w:val="0"/>
-          <w:numId w:val="26"/>
-        </w:numPr>
-        <w:spacing w:after="0" w:line="240" w:lineRule="auto"/>
-        <w:ind w:left="357" w:hanging="357"/>
-        <w:rPr>
-          <w:color w:val="0F50FF"/>
-          <w:u w:val="single"/>
-        </w:rPr>
-      </w:pPr>
-      <w:proofErr w:type="gramStart"/>
-      <w:r>
-        <w:rPr>
-          <w:color w:val="0F50FF"/>
-          <w:u w:val="single"/>
-        </w:rPr>
-        <w:t xml:space="preserve">
-          <w:hyperlink r:id="rId126" w:tgtFrame="_blank">
-            <w:r>
-              <w:t xml:space="preserve">Experience-Based Procedure Card for Robot-Assisted Nipple Sparing Mastectomy Using the SSI Mantra, Indian Robotic Surgical System.</w:t>
-            </w:r>
-          </w:hyperlink>
-        </w:t>
-      </w:r>
-    </w:p>
-    <w:p>
-      <w:pPr>
-        <w:spacing w:after="0"/>
-        <w:rPr>
-          <w:color w:val="0F50FF"/>
-          <w:u w:val="single"/>
-        </w:rPr>
-      </w:pPr>
-      <w:r>
-        <w:rPr>
-          <w:color w:val="0F50FF"/>
-          <w:u w:val="single"/>
-        </w:rPr>
-        <w:t xml:space="preserve"/>
-      </w:r>
-    </w:p>
-    <w:p>
-      <w:pPr>
-        <w:pStyle w:val="ListParagraph"/>
-        <w:numPr>
-          <w:ilvl w:val="0"/>
-          <w:numId w:val="26"/>
-        </w:numPr>
-        <w:spacing w:after="0" w:line="240" w:lineRule="auto"/>
-        <w:ind w:left="357" w:hanging="357"/>
-        <w:rPr>
-          <w:color w:val="0F50FF"/>
-          <w:u w:val="single"/>
-        </w:rPr>
-      </w:pPr>
-      <w:proofErr w:type="gramStart"/>
-      <w:r>
-        <w:rPr>
-          <w:color w:val="0F50FF"/>
-          <w:u w:val="single"/>
-        </w:rPr>
-        <w:t xml:space="preserve">
-          <w:hyperlink r:id="rId127" w:tgtFrame="_blank">
-            <w:r>
-              <w:t xml:space="preserve">Vertical scar reduction mammoplasty in massive macromastia: A prospective case series.</w:t>
+          <w:hyperlink r:id="rId193" w:tgtFrame="_blank">
+            <w:r>
+              <w:t xml:space="preserve">Regenerative High Purity Type I Collagen Scaffold for Breast Cancer Excision Repair and Reconstruction: A Prospective Multicenter Clinical Trial.</w:t>
             </w:r>
           </w:hyperlink>
         </w:t>
@@ -10530,9 +8466,9 @@
           <w:u w:val="single"/>
         </w:rPr>
         <w:t xml:space="preserve">
-          <w:hyperlink r:id="rId12" w:tgtFrame="_blank">
-            <w:r>
-              <w:t xml:space="preserve">Implementation Strategies for Sustainability of Mupirocin Decolonization across Adult ICUs in an Urban Safety Net Hospital.</w:t>
+          <w:hyperlink r:id="rId200" w:tgtFrame="_blank">
+            <w:r>
+              <w:t xml:space="preserve">Effects of Age, Sex, and Social Network on Antibiotic Resistance Genes in the Gut Microbiome of Tibetan Macaques (Macaca thibetana).</w:t>
             </w:r>
           </w:hyperlink>
         </w:t>
@@ -10575,9 +8511,9 @@
           <w:u w:val="single"/>
         </w:rPr>
         <w:t xml:space="preserve">
-          <w:hyperlink r:id="rId13" w:tgtFrame="_blank">
-            <w:r>
-              <w:t xml:space="preserve">Genetic diversity of Staphylococcus aureus isolated from hospital wastewaters: spa types t747 and t790 are a serious threat.</w:t>
+          <w:hyperlink r:id="rId201" w:tgtFrame="_blank">
+            <w:r>
+              <w:t xml:space="preserve">Synergistic activity of mupirocin in combination with protocatechuic acid ethyl ester against mupirocin-resistant MRSA.</w:t>
             </w:r>
           </w:hyperlink>
         </w:t>
@@ -10654,9 +8590,9 @@
           <w:u w:val="single"/>
         </w:rPr>
         <w:t xml:space="preserve">
-          <w:hyperlink r:id="rId40" w:tgtFrame="_blank">
-            <w:r>
-              <w:t xml:space="preserve">Bacteriophage endolysins: A promising therapeutic strategy against drug- resistant Staphylococcus aureus.</w:t>
+          <w:hyperlink r:id="rId121" w:tgtFrame="_blank">
+            <w:r>
+              <w:t xml:space="preserve">Rational Combination of Dominant and Subdominant Antigens with Nanoadjuvant Elicits Durable Immunity Against Staphylococcus aureus.</w:t>
             </w:r>
           </w:hyperlink>
         </w:t>
@@ -10699,9 +8635,9 @@
           <w:u w:val="single"/>
         </w:rPr>
         <w:t xml:space="preserve">
-          <w:hyperlink r:id="rId41" w:tgtFrame="_blank">
-            <w:r>
-              <w:t xml:space="preserve">The Airway Microbiome as a Modulator of Influenza Virus Infection: Mechanistic Insights and Translational Perspectives-Review.</w:t>
+          <w:hyperlink r:id="rId122" w:tgtFrame="_blank">
+            <w:r>
+              <w:t xml:space="preserve">High-Mortality Outbreak of Staphylococcus aureus Mastitis Associated with Poor Milking Practices in a Goat Dairy.</w:t>
             </w:r>
           </w:hyperlink>
         </w:t>
@@ -10744,9 +8680,9 @@
           <w:u w:val="single"/>
         </w:rPr>
         <w:t xml:space="preserve">
-          <w:hyperlink r:id="rId42" w:tgtFrame="_blank">
-            <w:r>
-              <w:t xml:space="preserve">Taming Superbugs: Current Progress and Challenges in Combating ESKAPE Pathogens.</w:t>
+          <w:hyperlink r:id="rId123" w:tgtFrame="_blank">
+            <w:r>
+              <w:t xml:space="preserve">Synergistic Immunoenhancement of Recombinant PBP2a Vaccine Candidate by Biogenic Selenium Nanoparticles and MF59 Against Methicillin-Resistant Staphylococcus Aureus.</w:t>
             </w:r>
           </w:hyperlink>
         </w:t>
@@ -10789,9 +8725,9 @@
           <w:u w:val="single"/>
         </w:rPr>
         <w:t xml:space="preserve">
-          <w:hyperlink r:id="rId43" w:tgtFrame="_blank">
-            <w:r>
-              <w:t xml:space="preserve">Genome-Based Evaluation of Safety and Probiotic Traits in Infant Feces-Sourced Bifidobacterium animalis subsp. lactis BD1.</w:t>
+          <w:hyperlink r:id="rId124" w:tgtFrame="_blank">
+            <w:r>
+              <w:t xml:space="preserve">Outpatient Cutaneous Wound Care in the United States: Specialty Distribution and Antimicrobial Prescribing Patterns.</w:t>
             </w:r>
           </w:hyperlink>
         </w:t>
@@ -10834,9 +8770,9 @@
           <w:u w:val="single"/>
         </w:rPr>
         <w:t xml:space="preserve">
-          <w:hyperlink r:id="rId44" w:tgtFrame="_blank">
-            <w:r>
-              <w:t xml:space="preserve">Novel tRNA Synthetase Inhibitors Increase Healthspan, Lifespan, and Autophagic Flux in C. elegans.</w:t>
+          <w:hyperlink r:id="rId125" w:tgtFrame="_blank">
+            <w:r>
+              <w:t xml:space="preserve">A Case of Subungual Squamous Cell Carcinoma Treated with Local Resection and Adjunctive ALA-PDT.</w:t>
             </w:r>
           </w:hyperlink>
         </w:t>
@@ -10879,9 +8815,9 @@
           <w:u w:val="single"/>
         </w:rPr>
         <w:t xml:space="preserve">
-          <w:hyperlink r:id="rId45" w:tgtFrame="_blank">
-            <w:r>
-              <w:t xml:space="preserve">Nitric Oxide-Releasing Gels in the Context of Antimicrobial Stewardship, Biofilm Management, and Wound-Repair Biology.</w:t>
+          <w:hyperlink r:id="rId126" w:tgtFrame="_blank">
+            <w:r>
+              <w:t xml:space="preserve">Synthesis and characterization of Au@SiO(2)core-shell nanostructures for improved antibiotic delivery systems.</w:t>
             </w:r>
           </w:hyperlink>
         </w:t>
@@ -10924,9 +8860,9 @@
           <w:u w:val="single"/>
         </w:rPr>
         <w:t xml:space="preserve">
-          <w:hyperlink r:id="rId46" w:tgtFrame="_blank">
-            <w:r>
-              <w:t xml:space="preserve">Single-dose mSEB-mi3 nanoparticle vaccine elicits robust humoral immunity and protects mice against SEB intoxication and MRSA infection.</w:t>
+          <w:hyperlink r:id="rId127" w:tgtFrame="_blank">
+            <w:r>
+              <w:t xml:space="preserve">Electrospun PVA-PCL/HA nanofiber scaffolds containing mupirocin for surgical wound healing in Sprague Dawley rats.</w:t>
             </w:r>
           </w:hyperlink>
         </w:t>
@@ -10969,9 +8905,9 @@
           <w:u w:val="single"/>
         </w:rPr>
         <w:t xml:space="preserve">
-          <w:hyperlink r:id="rId47" w:tgtFrame="_blank">
-            <w:r>
-              <w:t xml:space="preserve">An integrated subtractive genomics and immunoinformatic approach for designing a multi-epitope peptide vaccine against methicillin-resistant Staphylococcus aureus.</w:t>
+          <w:hyperlink r:id="rId128" w:tgtFrame="_blank">
+            <w:r>
+              <w:t xml:space="preserve">T-cell-mediated immunity in mastitis: pathogen-driven cytokine networks and implications for applied microbiology.</w:t>
             </w:r>
           </w:hyperlink>
         </w:t>
@@ -11014,9 +8950,9 @@
           <w:u w:val="single"/>
         </w:rPr>
         <w:t xml:space="preserve">
-          <w:hyperlink r:id="rId48" w:tgtFrame="_blank">
-            <w:r>
-              <w:t xml:space="preserve">Innate immune priming by n-dodecyl-β-D-maltoside in murine models of bacterial and viral infection.</w:t>
+          <w:hyperlink r:id="rId129" w:tgtFrame="_blank">
+            <w:r>
+              <w:t xml:space="preserve">Investigation of Possible Cardiac Manifestations of Dysautonomia in a Patient With Acquired Ondine's Curse Syndrome: A Rare Clinical Case Report.</w:t>
             </w:r>
           </w:hyperlink>
         </w:t>
@@ -11059,9 +8995,9 @@
           <w:u w:val="single"/>
         </w:rPr>
         <w:t xml:space="preserve">
-          <w:hyperlink r:id="rId49" w:tgtFrame="_blank">
-            <w:r>
-              <w:t xml:space="preserve">AntiPan: a genome-informed in silico pipeline for advancing subunit vaccine discovery against Staphylococcus aureus.</w:t>
+          <w:hyperlink r:id="rId130" w:tgtFrame="_blank">
+            <w:r>
+              <w:t xml:space="preserve">Aerobic pathogen profiles and antibiotic resistance in diabetic foot ulcers: Data from a Specialized Diabetes Center in Jordan.</w:t>
             </w:r>
           </w:hyperlink>
         </w:t>
@@ -11104,9 +9040,9 @@
           <w:u w:val="single"/>
         </w:rPr>
         <w:t xml:space="preserve">
-          <w:hyperlink r:id="rId50" w:tgtFrame="_blank">
-            <w:r>
-              <w:t xml:space="preserve">Multi-seed searching algorithm for integrated codon optimization of mRNA stability and translational efficiency in vaccine design.</w:t>
+          <w:hyperlink r:id="rId131" w:tgtFrame="_blank">
+            <w:r>
+              <w:t xml:space="preserve">Severe sleep-related hypoventilation in antibody-positive and antibody-negative autoimmune encephalitis: an emergency.</w:t>
             </w:r>
           </w:hyperlink>
         </w:t>
@@ -11149,9 +9085,9 @@
           <w:u w:val="single"/>
         </w:rPr>
         <w:t xml:space="preserve">
-          <w:hyperlink r:id="rId51" w:tgtFrame="_blank">
-            <w:r>
-              <w:t xml:space="preserve">ANIA: an inception-attention network for predicting minimum inhibitory concentration of antimicrobial peptides.</w:t>
+          <w:hyperlink r:id="rId132" w:tgtFrame="_blank">
+            <w:r>
+              <w:t xml:space="preserve">Immunoinformatics approach to engineer a multi-epitope vaccine against SdrG in skin commensal Staphylococcus epidermidis.</w:t>
             </w:r>
           </w:hyperlink>
         </w:t>
@@ -11194,9 +9130,9 @@
           <w:u w:val="single"/>
         </w:rPr>
         <w:t xml:space="preserve">
-          <w:hyperlink r:id="rId52" w:tgtFrame="_blank">
-            <w:r>
-              <w:t xml:space="preserve">Coupling of the Hla-IsdB fusion antigen to mi3 nanoparticles enhances dendritic cell activation and protects against Staphylococcus aureus skin infection.</w:t>
+          <w:hyperlink r:id="rId133" w:tgtFrame="_blank">
+            <w:r>
+              <w:t xml:space="preserve">Intranasal povidone-iodine concentration and olfactory recovery after endoscopic endonasal pituitary surgery.</w:t>
             </w:r>
           </w:hyperlink>
         </w:t>
@@ -11239,9 +9175,9 @@
           <w:u w:val="single"/>
         </w:rPr>
         <w:t xml:space="preserve">
-          <w:hyperlink r:id="rId53" w:tgtFrame="_blank">
-            <w:r>
-              <w:t xml:space="preserve">Antimicrobial dressings for the prevention of surgical-site infection: systematic review and meta-analysis.</w:t>
+          <w:hyperlink r:id="rId134" w:tgtFrame="_blank">
+            <w:r>
+              <w:t xml:space="preserve">Safety, Efficacy, and Immunogenicity of a Multivalent Adjuvanted S. aureus Vaccine in Adults with Recent Skin And Soft Tissue Infections: An Observer-blind, Randomized, Placebo-controlled, Multinational Phase 1/2 Trial.</w:t>
             </w:r>
           </w:hyperlink>
         </w:t>
@@ -11284,9 +9220,9 @@
           <w:u w:val="single"/>
         </w:rPr>
         <w:t xml:space="preserve">
-          <w:hyperlink r:id="rId54" w:tgtFrame="_blank">
-            <w:r>
-              <w:t xml:space="preserve">Active Surveillance and Polymerase Chain Reaction (PCR) Between Two Passive Surveillance Periods Improve Detection and Characterization of Pleural Empyema: A 20-Year Study in Tijuana, Mexico.</w:t>
+          <w:hyperlink r:id="rId135" w:tgtFrame="_blank">
+            <w:r>
+              <w:t xml:space="preserve">Bacterial isolates, antibiotic susceptibility, and determinants of positive blood culture in children with community-acquired pneumonia in Central Tanzania.</w:t>
             </w:r>
           </w:hyperlink>
         </w:t>
@@ -11329,9 +9265,9 @@
           <w:u w:val="single"/>
         </w:rPr>
         <w:t xml:space="preserve">
-          <w:hyperlink r:id="rId55" w:tgtFrame="_blank">
-            <w:r>
-              <w:t xml:space="preserve">Virulence factors of bovine mastitis pathogens: distribution, pathogenesis, and emerging vaccines targeting virulence factors: a literature review.</w:t>
+          <w:hyperlink r:id="rId136" w:tgtFrame="_blank">
+            <w:r>
+              <w:t xml:space="preserve">Prevalence of Streptococcus pneumoniae and Staphylococcus aureus co-colonization in healthy children under five years: a systematic review.</w:t>
             </w:r>
           </w:hyperlink>
         </w:t>
@@ -11374,9 +9310,9 @@
           <w:u w:val="single"/>
         </w:rPr>
         <w:t xml:space="preserve">
-          <w:hyperlink r:id="rId56" w:tgtFrame="_blank">
-            <w:r>
-              <w:t xml:space="preserve">A novel peptide cocktail containing B and T cell epitopes confers robust protection against Staphylococcus aureus bacteremia in a murine model.</w:t>
+          <w:hyperlink r:id="rId137" w:tgtFrame="_blank">
+            <w:r>
+              <w:t xml:space="preserve">pH-responsive and self-adaptive hydrogel dressing based on a TA/PVA network co-loaded with cannabidiol and mupirocin for synergistic infected wound healing.</w:t>
             </w:r>
           </w:hyperlink>
         </w:t>
@@ -11419,9 +9355,9 @@
           <w:u w:val="single"/>
         </w:rPr>
         <w:t xml:space="preserve">
-          <w:hyperlink r:id="rId57" w:tgtFrame="_blank">
-            <w:r>
-              <w:t xml:space="preserve">Bovine milk immunoglobulin A and immunoglobulin G inhibit the adhesion of Staphylococcus aureus to bovine mammary epithelial cells.</w:t>
+          <w:hyperlink r:id="rId138" w:tgtFrame="_blank">
+            <w:r>
+              <w:t xml:space="preserve">Potential of Jelleine-I peptide on down-regulation of biofilm-associated genes and the biofilm formation of methicillin-resistant Staphylococcus aureus.</w:t>
             </w:r>
           </w:hyperlink>
         </w:t>
@@ -11464,9 +9400,9 @@
           <w:u w:val="single"/>
         </w:rPr>
         <w:t xml:space="preserve">
-          <w:hyperlink r:id="rId58" w:tgtFrame="_blank">
-            <w:r>
-              <w:t xml:space="preserve">Optimizing Local Treatment in Pemphigus and Pemphigoid: Current Evidence and Unmet Needs.</w:t>
+          <w:hyperlink r:id="rId139" w:tgtFrame="_blank">
+            <w:r>
+              <w:t xml:space="preserve">Genetic diversity and within-farm transmission of Staphylococcus aureus from ewes in Norway.</w:t>
             </w:r>
           </w:hyperlink>
         </w:t>
@@ -11509,9 +9445,9 @@
           <w:u w:val="single"/>
         </w:rPr>
         <w:t xml:space="preserve">
-          <w:hyperlink r:id="rId59" w:tgtFrame="_blank">
-            <w:r>
-              <w:t xml:space="preserve">Anti-clumping factor A and anti-staphylococcal protein A antibodies suppress adhesion of Staphylococcus aureus to bovine mammary epithelial cells.</w:t>
+          <w:hyperlink r:id="rId140" w:tgtFrame="_blank">
+            <w:r>
+              <w:t xml:space="preserve">Global burden of antimicrobial resistance in lower respiratory infections: a systematic analysis for the Global Burden of Disease Study 2021.</w:t>
             </w:r>
           </w:hyperlink>
         </w:t>
@@ -11554,279 +9490,9 @@
           <w:u w:val="single"/>
         </w:rPr>
         <w:t xml:space="preserve">
-          <w:hyperlink r:id="rId60" w:tgtFrame="_blank">
-            <w:r>
-              <w:t xml:space="preserve">Necrotizing soft tissue infection of the fingertips secondary to paronychia in a leukemic child: a case report and warning.</w:t>
-            </w:r>
-          </w:hyperlink>
-        </w:t>
-      </w:r>
-    </w:p>
-    <w:p>
-      <w:pPr>
-        <w:spacing w:after="0"/>
-        <w:rPr>
-          <w:color w:val="0F50FF"/>
-          <w:u w:val="single"/>
-        </w:rPr>
-      </w:pPr>
-      <w:r>
-        <w:rPr>
-          <w:color w:val="0F50FF"/>
-          <w:u w:val="single"/>
-        </w:rPr>
-        <w:t xml:space="preserve"/>
-      </w:r>
-    </w:p>
-    <w:p>
-      <w:pPr>
-        <w:pStyle w:val="ListParagraph"/>
-        <w:numPr>
-          <w:ilvl w:val="0"/>
-          <w:numId w:val="28"/>
-        </w:numPr>
-        <w:spacing w:after="0" w:line="240" w:lineRule="auto"/>
-        <w:ind w:left="357" w:hanging="357"/>
-        <w:rPr>
-          <w:color w:val="0F50FF"/>
-          <w:u w:val="single"/>
-        </w:rPr>
-      </w:pPr>
-      <w:proofErr w:type="gramStart"/>
-      <w:r>
-        <w:rPr>
-          <w:color w:val="0F50FF"/>
-          <w:u w:val="single"/>
-        </w:rPr>
-        <w:t xml:space="preserve">
-          <w:hyperlink r:id="rId61" w:tgtFrame="_blank">
-            <w:r>
-              <w:t xml:space="preserve">Consecutive ocular and nasal myiasis in an immunocompetent female: A case report.</w:t>
-            </w:r>
-          </w:hyperlink>
-        </w:t>
-      </w:r>
-    </w:p>
-    <w:p>
-      <w:pPr>
-        <w:spacing w:after="0"/>
-        <w:rPr>
-          <w:color w:val="0F50FF"/>
-          <w:u w:val="single"/>
-        </w:rPr>
-      </w:pPr>
-      <w:r>
-        <w:rPr>
-          <w:color w:val="0F50FF"/>
-          <w:u w:val="single"/>
-        </w:rPr>
-        <w:t xml:space="preserve"/>
-      </w:r>
-    </w:p>
-    <w:p>
-      <w:pPr>
-        <w:pStyle w:val="ListParagraph"/>
-        <w:numPr>
-          <w:ilvl w:val="0"/>
-          <w:numId w:val="28"/>
-        </w:numPr>
-        <w:spacing w:after="0" w:line="240" w:lineRule="auto"/>
-        <w:ind w:left="357" w:hanging="357"/>
-        <w:rPr>
-          <w:color w:val="0F50FF"/>
-          <w:u w:val="single"/>
-        </w:rPr>
-      </w:pPr>
-      <w:proofErr w:type="gramStart"/>
-      <w:r>
-        <w:rPr>
-          <w:color w:val="0F50FF"/>
-          <w:u w:val="single"/>
-        </w:rPr>
-        <w:t xml:space="preserve">
-          <w:hyperlink r:id="rId62" w:tgtFrame="_blank">
-            <w:r>
-              <w:t xml:space="preserve">Conserved CD4(+) T cell staphylococcal and streptococcal epitopes enable broad-acting vaccines in mice.</w:t>
-            </w:r>
-          </w:hyperlink>
-        </w:t>
-      </w:r>
-    </w:p>
-    <w:p>
-      <w:pPr>
-        <w:spacing w:after="0"/>
-        <w:rPr>
-          <w:color w:val="0F50FF"/>
-          <w:u w:val="single"/>
-        </w:rPr>
-      </w:pPr>
-      <w:r>
-        <w:rPr>
-          <w:color w:val="0F50FF"/>
-          <w:u w:val="single"/>
-        </w:rPr>
-        <w:t xml:space="preserve"/>
-      </w:r>
-    </w:p>
-    <w:p>
-      <w:pPr>
-        <w:pStyle w:val="ListParagraph"/>
-        <w:numPr>
-          <w:ilvl w:val="0"/>
-          <w:numId w:val="28"/>
-        </w:numPr>
-        <w:spacing w:after="0" w:line="240" w:lineRule="auto"/>
-        <w:ind w:left="357" w:hanging="357"/>
-        <w:rPr>
-          <w:color w:val="0F50FF"/>
-          <w:u w:val="single"/>
-        </w:rPr>
-      </w:pPr>
-      <w:proofErr w:type="gramStart"/>
-      <w:r>
-        <w:rPr>
-          <w:color w:val="0F50FF"/>
-          <w:u w:val="single"/>
-        </w:rPr>
-        <w:t xml:space="preserve">
-          <w:hyperlink r:id="rId63" w:tgtFrame="_blank">
-            <w:r>
-              <w:t xml:space="preserve">Mucosal vaccination in mice provides protection from diverse respiratory threats.</w:t>
-            </w:r>
-          </w:hyperlink>
-        </w:t>
-      </w:r>
-    </w:p>
-    <w:p>
-      <w:pPr>
-        <w:spacing w:after="0"/>
-        <w:rPr>
-          <w:color w:val="0F50FF"/>
-          <w:u w:val="single"/>
-        </w:rPr>
-      </w:pPr>
-      <w:r>
-        <w:rPr>
-          <w:color w:val="0F50FF"/>
-          <w:u w:val="single"/>
-        </w:rPr>
-        <w:t xml:space="preserve"/>
-      </w:r>
-    </w:p>
-    <w:p>
-      <w:pPr>
-        <w:pStyle w:val="ListParagraph"/>
-        <w:numPr>
-          <w:ilvl w:val="0"/>
-          <w:numId w:val="28"/>
-        </w:numPr>
-        <w:spacing w:after="0" w:line="240" w:lineRule="auto"/>
-        <w:ind w:left="357" w:hanging="357"/>
-        <w:rPr>
-          <w:color w:val="0F50FF"/>
-          <w:u w:val="single"/>
-        </w:rPr>
-      </w:pPr>
-      <w:proofErr w:type="gramStart"/>
-      <w:r>
-        <w:rPr>
-          <w:color w:val="0F50FF"/>
-          <w:u w:val="single"/>
-        </w:rPr>
-        <w:t xml:space="preserve">
-          <w:hyperlink r:id="rId64" w:tgtFrame="_blank">
-            <w:r>
-              <w:t xml:space="preserve">Decoding the biotic networks and functional potential of seamount sediments in the Arabian sea.</w:t>
-            </w:r>
-          </w:hyperlink>
-        </w:t>
-      </w:r>
-    </w:p>
-    <w:p>
-      <w:pPr>
-        <w:spacing w:after="0"/>
-        <w:rPr>
-          <w:color w:val="0F50FF"/>
-          <w:u w:val="single"/>
-        </w:rPr>
-      </w:pPr>
-      <w:r>
-        <w:rPr>
-          <w:color w:val="0F50FF"/>
-          <w:u w:val="single"/>
-        </w:rPr>
-        <w:t xml:space="preserve"/>
-      </w:r>
-    </w:p>
-    <w:p>
-      <w:pPr>
-        <w:pStyle w:val="ListParagraph"/>
-        <w:numPr>
-          <w:ilvl w:val="0"/>
-          <w:numId w:val="28"/>
-        </w:numPr>
-        <w:spacing w:after="0" w:line="240" w:lineRule="auto"/>
-        <w:ind w:left="357" w:hanging="357"/>
-        <w:rPr>
-          <w:color w:val="0F50FF"/>
-          <w:u w:val="single"/>
-        </w:rPr>
-      </w:pPr>
-      <w:proofErr w:type="gramStart"/>
-      <w:r>
-        <w:rPr>
-          <w:color w:val="0F50FF"/>
-          <w:u w:val="single"/>
-        </w:rPr>
-        <w:t xml:space="preserve">
-          <w:hyperlink r:id="rId65" w:tgtFrame="_blank">
-            <w:r>
-              <w:t xml:space="preserve">Heart Rate Variability: Longitudinal Cardioautonomic Physiomarker in Congenital Central Hypoventilation Syndrome.</w:t>
-            </w:r>
-          </w:hyperlink>
-        </w:t>
-      </w:r>
-    </w:p>
-    <w:p>
-      <w:pPr>
-        <w:spacing w:after="0"/>
-        <w:rPr>
-          <w:color w:val="0F50FF"/>
-          <w:u w:val="single"/>
-        </w:rPr>
-      </w:pPr>
-      <w:r>
-        <w:rPr>
-          <w:color w:val="0F50FF"/>
-          <w:u w:val="single"/>
-        </w:rPr>
-        <w:t xml:space="preserve"/>
-      </w:r>
-    </w:p>
-    <w:p>
-      <w:pPr>
-        <w:pStyle w:val="ListParagraph"/>
-        <w:numPr>
-          <w:ilvl w:val="0"/>
-          <w:numId w:val="28"/>
-        </w:numPr>
-        <w:spacing w:after="0" w:line="240" w:lineRule="auto"/>
-        <w:ind w:left="357" w:hanging="357"/>
-        <w:rPr>
-          <w:color w:val="0F50FF"/>
-          <w:u w:val="single"/>
-        </w:rPr>
-      </w:pPr>
-      <w:proofErr w:type="gramStart"/>
-      <w:r>
-        <w:rPr>
-          <w:color w:val="0F50FF"/>
-          <w:u w:val="single"/>
-        </w:rPr>
-        <w:t xml:space="preserve">
-          <w:hyperlink r:id="rId66" w:tgtFrame="_blank">
-            <w:r>
-              <w:t xml:space="preserve">Advances in Staphylococcus aureus extracellular vesicles: navigating challenges, embracing prospects.</w:t>
+          <w:hyperlink r:id="rId141" w:tgtFrame="_blank">
+            <w:r>
+              <w:t xml:space="preserve">Population genomic variation in Staphylococcus aureus isolates from carriage and disease in Indigenous communities in the Southwest United States.</w:t>
             </w:r>
           </w:hyperlink>
         </w:t>

--- a/nasal_data/lit_review.docx
+++ b/nasal_data/lit_review.docx
@@ -105,7 +105,7 @@
           <w:sz w:val="36"/>
           <w:szCs w:val="36"/>
         </w:rPr>
-        <w:t xml:space="preserve">24/02/2026 – 24/03/2026</w:t>
+        <w:t xml:space="preserve">24/03/2026 – 24/04/2026</w:t>
       </w:r>
     </w:p>
     <w:p>
@@ -718,9 +718,9 @@
           <w:u w:val="single"/>
         </w:rPr>
         <w:t xml:space="preserve">
-          <w:hyperlink r:id="rId194" w:tgtFrame="_blank">
-            <w:r>
-              <w:t xml:space="preserve">Changes in nasal and throat microbiota composition during and after mupirocin and chlorhexidine decolonisation treatment in asymptomatic MRSA carriers: a longitudinal observational study.</w:t>
+          <w:hyperlink r:id="rId154" w:tgtFrame="_blank">
+            <w:r>
+              <w:t xml:space="preserve">In Vitro Activity of Mupirocin Against Methicillin-Resistant Staphylococcus aureus (MRSA) in Two Periods of Time (2016 and 2021-2022) in a Large University Hospital in Germany.</w:t>
             </w:r>
           </w:hyperlink>
         </w:t>
@@ -765,9 +765,9 @@
           <w:u w:val="single"/>
         </w:rPr>
         <w:t xml:space="preserve">
-          <w:hyperlink r:id="rId195" w:tgtFrame="_blank">
-            <w:r>
-              <w:t xml:space="preserve">Effectiveness of polyhexanide, chlorhexidine with neomycin and mupirocin for nasal methicillin-resistant Staphylococcus aureus (MRSA) decolonisation: non-inferiority RCT (TIDE).</w:t>
+          <w:hyperlink r:id="rId155" w:tgtFrame="_blank">
+            <w:r>
+              <w:t xml:space="preserve">Characteristic Correlation between Staphylococcal Isolates from Wounds and Nares of Diabetic Foot Patients Living in Erbil City, Iraq.</w:t>
             </w:r>
           </w:hyperlink>
         </w:t>
@@ -812,9 +812,9 @@
           <w:u w:val="single"/>
         </w:rPr>
         <w:t xml:space="preserve">
-          <w:hyperlink r:id="rId196" w:tgtFrame="_blank">
-            <w:r>
-              <w:t xml:space="preserve">Surgical neuromodulation: prevalence of Staphylococcus aureus, decolonization, and rates of infection.</w:t>
+          <w:hyperlink r:id="rId156" w:tgtFrame="_blank">
+            <w:r>
+              <w:t xml:space="preserve">An anti-adhesive compound modulating the production of Staphylococcus aureus cell wall-anchored proteins.</w:t>
             </w:r>
           </w:hyperlink>
         </w:t>
@@ -859,103 +859,9 @@
           <w:u w:val="single"/>
         </w:rPr>
         <w:t xml:space="preserve">
-          <w:hyperlink r:id="rId197" w:tgtFrame="_blank">
-            <w:r>
-              <w:t xml:space="preserve">Evaluation of the impact of universal mupirocin decolonization in intensive care units on the utility of MRSA PCR nasal swab testing.</w:t>
-            </w:r>
-          </w:hyperlink>
-        </w:t>
-      </w:r>
-    </w:p>
-    <w:p>
-      <w:pPr>
-        <w:shd w:val="clear" w:color="auto" w:fill="FFF2CC" w:themeFill="accent4" w:themeFillTint="33"/>
-        <w:spacing w:after="0"/>
-        <w:rPr>
-          <w:color w:val="0F50FF"/>
-          <w:u w:val="single"/>
-        </w:rPr>
-      </w:pPr>
-      <w:r>
-        <w:rPr>
-          <w:color w:val="0F50FF"/>
-          <w:u w:val="single"/>
-        </w:rPr>
-        <w:t xml:space="preserve"/>
-      </w:r>
-    </w:p>
-    <w:p>
-      <w:pPr>
-        <w:pStyle w:val="ListParagraph"/>
-        <w:numPr>
-          <w:ilvl w:val="0"/>
-          <w:numId w:val="22"/>
-        </w:numPr>
-        <w:shd w:val="clear" w:color="auto" w:fill="FFF2CC" w:themeFill="accent4" w:themeFillTint="33"/>
-        <w:spacing w:after="0" w:line="240" w:lineRule="auto"/>
-        <w:ind w:left="357" w:hanging="357"/>
-        <w:rPr>
-          <w:color w:val="0F50FF"/>
-          <w:u w:val="single"/>
-        </w:rPr>
-      </w:pPr>
-      <w:proofErr w:type="gramStart"/>
-      <w:r>
-        <w:rPr>
-          <w:color w:val="0F50FF"/>
-          <w:u w:val="single"/>
-        </w:rPr>
-        <w:t xml:space="preserve">
-          <w:hyperlink r:id="rId198" w:tgtFrame="_blank">
-            <w:r>
-              <w:t xml:space="preserve">A Double-blind Randomized Trial of Oral Chlorhexidine Gluconate for Treatment of Oral Staphylococcus aureus Colonization in Healthy Children.</w:t>
-            </w:r>
-          </w:hyperlink>
-        </w:t>
-      </w:r>
-    </w:p>
-    <w:p>
-      <w:pPr>
-        <w:shd w:val="clear" w:color="auto" w:fill="FFF2CC" w:themeFill="accent4" w:themeFillTint="33"/>
-        <w:spacing w:after="0"/>
-        <w:rPr>
-          <w:color w:val="0F50FF"/>
-          <w:u w:val="single"/>
-        </w:rPr>
-      </w:pPr>
-      <w:r>
-        <w:rPr>
-          <w:color w:val="0F50FF"/>
-          <w:u w:val="single"/>
-        </w:rPr>
-        <w:t xml:space="preserve"/>
-      </w:r>
-    </w:p>
-    <w:p>
-      <w:pPr>
-        <w:pStyle w:val="ListParagraph"/>
-        <w:numPr>
-          <w:ilvl w:val="0"/>
-          <w:numId w:val="22"/>
-        </w:numPr>
-        <w:shd w:val="clear" w:color="auto" w:fill="FFF2CC" w:themeFill="accent4" w:themeFillTint="33"/>
-        <w:spacing w:after="0" w:line="240" w:lineRule="auto"/>
-        <w:ind w:left="357" w:hanging="357"/>
-        <w:rPr>
-          <w:color w:val="0F50FF"/>
-          <w:u w:val="single"/>
-        </w:rPr>
-      </w:pPr>
-      <w:proofErr w:type="gramStart"/>
-      <w:r>
-        <w:rPr>
-          <w:color w:val="0F50FF"/>
-          <w:u w:val="single"/>
-        </w:rPr>
-        <w:t xml:space="preserve">
-          <w:hyperlink r:id="rId199" w:tgtFrame="_blank">
-            <w:r>
-              <w:t xml:space="preserve">Mupirocin-based Nasal Decolonization to Prevent Staphylococcus aureus Surgical Site Infections: A Meta-Analysis of Randomized Control Trials.</w:t>
+          <w:hyperlink r:id="rId157" w:tgtFrame="_blank">
+            <w:r>
+              <w:t xml:space="preserve">Staphylococcus aureus colonization before elective posterior spine surgery: is it associated with postoperative S. aureus infections?</w:t>
             </w:r>
           </w:hyperlink>
         </w:t>
@@ -1039,9 +945,9 @@
           <w:u w:val="single"/>
         </w:rPr>
         <w:t xml:space="preserve">
-          <w:hyperlink r:id="rId107" w:tgtFrame="_blank">
-            <w:r>
-              <w:t xml:space="preserve">Prevalence, Antimicrobial Resistance Profiles, and Molecular Characteristics of Methicillin-Resistant Staphylococcus aureus Among School Children in Nha Trang, Central Vietnam.</w:t>
+          <w:hyperlink r:id="rId205" w:tgtFrame="_blank">
+            <w:r>
+              <w:t xml:space="preserve">Treatment with elexacaftor/tezacaftor/ivacaftor does not alter SpiroNose-derived electronic breath profiles in children with cystic fibrosis.</w:t>
             </w:r>
           </w:hyperlink>
         </w:t>
@@ -1084,9 +990,9 @@
           <w:u w:val="single"/>
         </w:rPr>
         <w:t xml:space="preserve">
-          <w:hyperlink r:id="rId108" w:tgtFrame="_blank">
-            <w:r>
-              <w:t xml:space="preserve">Chronic Rhinosinusitis at the Interface of Type 2 Inflammation, Epithelial Barrier Dysfunction, and Microbiome Dysbiosis.</w:t>
+          <w:hyperlink r:id="rId206" w:tgtFrame="_blank">
+            <w:r>
+              <w:t xml:space="preserve">Bovine Mastitis Vis a Vis Staphylococcus spp. Mediated Antimicrobial Resistance at Animal-Human Interface in Organized and Unorganized Dairy Sectors: A Study from Two Indian States.</w:t>
             </w:r>
           </w:hyperlink>
         </w:t>
@@ -1129,9 +1035,9 @@
           <w:u w:val="single"/>
         </w:rPr>
         <w:t xml:space="preserve">
-          <w:hyperlink r:id="rId109" w:tgtFrame="_blank">
-            <w:r>
-              <w:t xml:space="preserve">Antimicrobial Susceptibility Patterns and Biofilm Formation of Staphylococcus aureus Strains Isolated from Pediatric Patients with Atopic Dermatitis.</w:t>
+          <w:hyperlink r:id="rId207" w:tgtFrame="_blank">
+            <w:r>
+              <w:t xml:space="preserve">A Chemiresistive Nanosensor Array for Rapid and Sensitive VOC-Based Detection and Differentiation of Prosthetic Joint Infection-Relevant Pathogens in Enriched Human Synovial Fluid.</w:t>
             </w:r>
           </w:hyperlink>
         </w:t>
@@ -1174,9 +1080,9 @@
           <w:u w:val="single"/>
         </w:rPr>
         <w:t xml:space="preserve">
-          <w:hyperlink r:id="rId110" w:tgtFrame="_blank">
-            <w:r>
-              <w:t xml:space="preserve">Peroxyacetic Acid as a Low-Dose, pH-Stable Alternative to Sodium Hypochlorite for Pathogen Reduction and Flavor Control in Fresh Vegetable Disinfection.</w:t>
+          <w:hyperlink r:id="rId208" w:tgtFrame="_blank">
+            <w:r>
+              <w:t xml:space="preserve">Molecular Profiles and Antimicrobial Resistance Genes in Bacterial Isolates from Chronic Rhinosinusitis Patients.</w:t>
             </w:r>
           </w:hyperlink>
         </w:t>
@@ -1219,9 +1125,9 @@
           <w:u w:val="single"/>
         </w:rPr>
         <w:t xml:space="preserve">
-          <w:hyperlink r:id="rId111" w:tgtFrame="_blank">
-            <w:r>
-              <w:t xml:space="preserve">Methicillin-resistant Staphylococcus lugdunensis in a neonatal intensive care unit: diagnostic challenges and emergence of multidrug-resistance.</w:t>
+          <w:hyperlink r:id="rId209" w:tgtFrame="_blank">
+            <w:r>
+              <w:t xml:space="preserve">Antibiotic resistance characteristics, molecular typing, and potential transmission reservoirs of methicillin-resistant Staphylococcus aureus in patients with postoperative infection.</w:t>
             </w:r>
           </w:hyperlink>
         </w:t>
@@ -1264,9 +1170,9 @@
           <w:u w:val="single"/>
         </w:rPr>
         <w:t xml:space="preserve">
-          <w:hyperlink r:id="rId112" w:tgtFrame="_blank">
-            <w:r>
-              <w:t xml:space="preserve">Optimization of vancomycin use in hospitalized patients with pneumonia through implementation of informatics based antimicrobial stewardship program (ASP) intervention.</w:t>
+          <w:hyperlink r:id="rId210" w:tgtFrame="_blank">
+            <w:r>
+              <w:t xml:space="preserve">Interspecies Biofilm Dynamics Among Staphylococci: Inflammatory Contributions to Chronic Rhinosinusitis.</w:t>
             </w:r>
           </w:hyperlink>
         </w:t>
@@ -1309,9 +1215,9 @@
           <w:u w:val="single"/>
         </w:rPr>
         <w:t xml:space="preserve">
-          <w:hyperlink r:id="rId113" w:tgtFrame="_blank">
-            <w:r>
-              <w:t xml:space="preserve">Reduced MGE burden, virulence optimization, and acid stress tolerance shape the clonal succession of MRSA ST59.</w:t>
+          <w:hyperlink r:id="rId211" w:tgtFrame="_blank">
+            <w:r>
+              <w:t xml:space="preserve">Biofilm Exoproteins From Staphylococcus Species Impede Re-Epithelialization of Nasal Epithelial Cells During Wound Healing and Cease Ciliary Beat Frequency.</w:t>
             </w:r>
           </w:hyperlink>
         </w:t>
@@ -1354,9 +1260,9 @@
           <w:u w:val="single"/>
         </w:rPr>
         <w:t xml:space="preserve">
-          <w:hyperlink r:id="rId114" w:tgtFrame="_blank">
-            <w:r>
-              <w:t xml:space="preserve">Uncovering Type 2 inflammatory profiles in severe eosinophilic asthma with nasal polyps: the role of transcript-protein ratios and Staphylococcus aureus enterotoxin B-specific IgE.</w:t>
+          <w:hyperlink r:id="rId212" w:tgtFrame="_blank">
+            <w:r>
+              <w:t xml:space="preserve">Nasal carriage of Staphylococcus aureus in dogs and owners: Spa typing and antimicrobial resistance in two Italian veterinary hospitals.</w:t>
             </w:r>
           </w:hyperlink>
         </w:t>
@@ -1399,9 +1305,9 @@
           <w:u w:val="single"/>
         </w:rPr>
         <w:t xml:space="preserve">
-          <w:hyperlink r:id="rId115" w:tgtFrame="_blank">
-            <w:r>
-              <w:t xml:space="preserve">Hospital Air and Healthcare Personnel as Reservoirs of Drug-Resistant Bacteria in Tertiary Care Settings in Pakistan.</w:t>
+          <w:hyperlink r:id="rId213" w:tgtFrame="_blank">
+            <w:r>
+              <w:t xml:space="preserve">Time to Vancomycin De-Escalation in Pneumonia Patients Screened for MRSA Using Culture vs PCR Testing.</w:t>
             </w:r>
           </w:hyperlink>
         </w:t>
@@ -1444,9 +1350,9 @@
           <w:u w:val="single"/>
         </w:rPr>
         <w:t xml:space="preserve">
-          <w:hyperlink r:id="rId116" w:tgtFrame="_blank">
-            <w:r>
-              <w:t xml:space="preserve">Environmental heavy metals and Staphylococcus aureus resistance: insights from Nigerian cities.</w:t>
+          <w:hyperlink r:id="rId214" w:tgtFrame="_blank">
+            <w:r>
+              <w:t xml:space="preserve">Genome-based correction of misidentified MRSA: a case of multidrug-resistant Staphylococcus hominis.</w:t>
             </w:r>
           </w:hyperlink>
         </w:t>
@@ -1489,9 +1395,9 @@
           <w:u w:val="single"/>
         </w:rPr>
         <w:t xml:space="preserve">
-          <w:hyperlink r:id="rId117" w:tgtFrame="_blank">
-            <w:r>
-              <w:t xml:space="preserve">Nasal decolonization and PCR screening in the ICU: friend or foe?</w:t>
+          <w:hyperlink r:id="rId215" w:tgtFrame="_blank">
+            <w:r>
+              <w:t xml:space="preserve">The cellular esterase FrmB controls metabolic homeostasis and small colony variant formation in Staphylococcus aureus.</w:t>
             </w:r>
           </w:hyperlink>
         </w:t>
@@ -1534,9 +1440,9 @@
           <w:u w:val="single"/>
         </w:rPr>
         <w:t xml:space="preserve">
-          <w:hyperlink r:id="rId118" w:tgtFrame="_blank">
-            <w:r>
-              <w:t xml:space="preserve">Nasal Carriage Rate of Biofilm Producing Methicillin Resistant Staphylococcus aureus and Its Associated Factors Among Health Care Workers at Hospital of Central Ethiopia.</w:t>
+          <w:hyperlink r:id="rId216" w:tgtFrame="_blank">
+            <w:r>
+              <w:t xml:space="preserve">Development and evaluation of nasal hydrogel with biopolymer loaded gold nanoparticle for antibacterial activity.</w:t>
             </w:r>
           </w:hyperlink>
         </w:t>
@@ -1579,9 +1485,9 @@
           <w:u w:val="single"/>
         </w:rPr>
         <w:t xml:space="preserve">
-          <w:hyperlink r:id="rId119" w:tgtFrame="_blank">
-            <w:r>
-              <w:t xml:space="preserve">Prevalence and determinants of nasal carriage of methicillin-resistant Staphylococcus aureus among internally displaced persons in Mogadishu, Somalia: A community based cross-sectional study.</w:t>
+          <w:hyperlink r:id="rId217" w:tgtFrame="_blank">
+            <w:r>
+              <w:t xml:space="preserve">The Evaluation of the Genotype and Phenotype Relationship in Patients With Nasal Polyps in Cystic Fibrosis Registry of Turkey.</w:t>
             </w:r>
           </w:hyperlink>
         </w:t>
@@ -1624,9 +1530,774 @@
           <w:u w:val="single"/>
         </w:rPr>
         <w:t xml:space="preserve">
-          <w:hyperlink r:id="rId120" w:tgtFrame="_blank">
-            <w:r>
-              <w:t xml:space="preserve">Molecular characterization of Staphylococcus aureus isolates from nasal samples of broiler chickens intended for slaughter in Algeria.</w:t>
+          <w:hyperlink r:id="rId218" w:tgtFrame="_blank">
+            <w:r>
+              <w:t xml:space="preserve">From Epistaxis to a Platelet Count of Four: A Rare Presentation of Teicoplanin-Induced Thrombocytopenia.</w:t>
+            </w:r>
+          </w:hyperlink>
+        </w:t>
+      </w:r>
+    </w:p>
+    <w:p>
+      <w:pPr>
+        <w:spacing w:after="0"/>
+        <w:rPr>
+          <w:color w:val="0F50FF"/>
+          <w:u w:val="single"/>
+        </w:rPr>
+      </w:pPr>
+      <w:r>
+        <w:rPr>
+          <w:color w:val="0F50FF"/>
+          <w:u w:val="single"/>
+        </w:rPr>
+        <w:t xml:space="preserve"/>
+      </w:r>
+    </w:p>
+    <w:p>
+      <w:pPr>
+        <w:pStyle w:val="ListParagraph"/>
+        <w:numPr>
+          <w:ilvl w:val="0"/>
+          <w:numId w:val="23"/>
+        </w:numPr>
+        <w:spacing w:after="0" w:line="240" w:lineRule="auto"/>
+        <w:ind w:left="357" w:hanging="357"/>
+        <w:rPr>
+          <w:color w:val="0F50FF"/>
+          <w:u w:val="single"/>
+        </w:rPr>
+      </w:pPr>
+      <w:proofErr w:type="gramStart"/>
+      <w:r>
+        <w:rPr>
+          <w:color w:val="0F50FF"/>
+          <w:u w:val="single"/>
+        </w:rPr>
+        <w:t xml:space="preserve">
+          <w:hyperlink r:id="rId219" w:tgtFrame="_blank">
+            <w:r>
+              <w:t xml:space="preserve">A murine sinonasal infection model recapitulates key features of clinical chronic rhinosinusitis.</w:t>
+            </w:r>
+          </w:hyperlink>
+        </w:t>
+      </w:r>
+    </w:p>
+    <w:p>
+      <w:pPr>
+        <w:spacing w:after="0"/>
+        <w:rPr>
+          <w:color w:val="0F50FF"/>
+          <w:u w:val="single"/>
+        </w:rPr>
+      </w:pPr>
+      <w:r>
+        <w:rPr>
+          <w:color w:val="0F50FF"/>
+          <w:u w:val="single"/>
+        </w:rPr>
+        <w:t xml:space="preserve"/>
+      </w:r>
+    </w:p>
+    <w:p>
+      <w:pPr>
+        <w:pStyle w:val="ListParagraph"/>
+        <w:numPr>
+          <w:ilvl w:val="0"/>
+          <w:numId w:val="23"/>
+        </w:numPr>
+        <w:spacing w:after="0" w:line="240" w:lineRule="auto"/>
+        <w:ind w:left="357" w:hanging="357"/>
+        <w:rPr>
+          <w:color w:val="0F50FF"/>
+          <w:u w:val="single"/>
+        </w:rPr>
+      </w:pPr>
+      <w:proofErr w:type="gramStart"/>
+      <w:r>
+        <w:rPr>
+          <w:color w:val="0F50FF"/>
+          <w:u w:val="single"/>
+        </w:rPr>
+        <w:t xml:space="preserve">
+          <w:hyperlink r:id="rId220" w:tgtFrame="_blank">
+            <w:r>
+              <w:t xml:space="preserve">Suppression of microbial burden to reduce pneumonia in critical illness: the SMURF feasibility pilot study.</w:t>
+            </w:r>
+          </w:hyperlink>
+        </w:t>
+      </w:r>
+    </w:p>
+    <w:p>
+      <w:pPr>
+        <w:spacing w:after="0"/>
+        <w:rPr>
+          <w:color w:val="0F50FF"/>
+          <w:u w:val="single"/>
+        </w:rPr>
+      </w:pPr>
+      <w:r>
+        <w:rPr>
+          <w:color w:val="0F50FF"/>
+          <w:u w:val="single"/>
+        </w:rPr>
+        <w:t xml:space="preserve"/>
+      </w:r>
+    </w:p>
+    <w:p>
+      <w:pPr>
+        <w:pStyle w:val="ListParagraph"/>
+        <w:numPr>
+          <w:ilvl w:val="0"/>
+          <w:numId w:val="23"/>
+        </w:numPr>
+        <w:spacing w:after="0" w:line="240" w:lineRule="auto"/>
+        <w:ind w:left="357" w:hanging="357"/>
+        <w:rPr>
+          <w:color w:val="0F50FF"/>
+          <w:u w:val="single"/>
+        </w:rPr>
+      </w:pPr>
+      <w:proofErr w:type="gramStart"/>
+      <w:r>
+        <w:rPr>
+          <w:color w:val="0F50FF"/>
+          <w:u w:val="single"/>
+        </w:rPr>
+        <w:t xml:space="preserve">
+          <w:hyperlink r:id="rId221" w:tgtFrame="_blank">
+            <w:r>
+              <w:t xml:space="preserve">Impact of Methicillin-Resistant Staphylococcus aureus Nasal Screening in Lower Respiratory Tract Infections: A Systematic Review Incorporating Network and Bayesian Meta-Analyses.</w:t>
+            </w:r>
+          </w:hyperlink>
+        </w:t>
+      </w:r>
+    </w:p>
+    <w:p>
+      <w:pPr>
+        <w:spacing w:after="0"/>
+        <w:rPr>
+          <w:color w:val="0F50FF"/>
+          <w:u w:val="single"/>
+        </w:rPr>
+      </w:pPr>
+      <w:r>
+        <w:rPr>
+          <w:color w:val="0F50FF"/>
+          <w:u w:val="single"/>
+        </w:rPr>
+        <w:t xml:space="preserve"/>
+      </w:r>
+    </w:p>
+    <w:p>
+      <w:pPr>
+        <w:pStyle w:val="ListParagraph"/>
+        <w:numPr>
+          <w:ilvl w:val="0"/>
+          <w:numId w:val="23"/>
+        </w:numPr>
+        <w:spacing w:after="0" w:line="240" w:lineRule="auto"/>
+        <w:ind w:left="357" w:hanging="357"/>
+        <w:rPr>
+          <w:color w:val="0F50FF"/>
+          <w:u w:val="single"/>
+        </w:rPr>
+      </w:pPr>
+      <w:proofErr w:type="gramStart"/>
+      <w:r>
+        <w:rPr>
+          <w:color w:val="0F50FF"/>
+          <w:u w:val="single"/>
+        </w:rPr>
+        <w:t xml:space="preserve">
+          <w:hyperlink r:id="rId222" w:tgtFrame="_blank">
+            <w:r>
+              <w:t xml:space="preserve">Distribution of Lantibiotic Susceptibility and Its Association With Two-Component Regulatory Systems in Staphylococcus aureus Clinical Isolates.</w:t>
+            </w:r>
+          </w:hyperlink>
+        </w:t>
+      </w:r>
+    </w:p>
+    <w:p>
+      <w:pPr>
+        <w:spacing w:after="0"/>
+        <w:rPr>
+          <w:color w:val="0F50FF"/>
+          <w:u w:val="single"/>
+        </w:rPr>
+      </w:pPr>
+      <w:r>
+        <w:rPr>
+          <w:color w:val="0F50FF"/>
+          <w:u w:val="single"/>
+        </w:rPr>
+        <w:t xml:space="preserve"/>
+      </w:r>
+    </w:p>
+    <w:p>
+      <w:pPr>
+        <w:pStyle w:val="ListParagraph"/>
+        <w:numPr>
+          <w:ilvl w:val="0"/>
+          <w:numId w:val="23"/>
+        </w:numPr>
+        <w:spacing w:after="0" w:line="240" w:lineRule="auto"/>
+        <w:ind w:left="357" w:hanging="357"/>
+        <w:rPr>
+          <w:color w:val="0F50FF"/>
+          <w:u w:val="single"/>
+        </w:rPr>
+      </w:pPr>
+      <w:proofErr w:type="gramStart"/>
+      <w:r>
+        <w:rPr>
+          <w:color w:val="0F50FF"/>
+          <w:u w:val="single"/>
+        </w:rPr>
+        <w:t xml:space="preserve">
+          <w:hyperlink r:id="rId223" w:tgtFrame="_blank">
+            <w:r>
+              <w:t xml:space="preserve">Long-term outcomes following nasal button battery foreign body injuries in children: a 10-year retrospective analysis of 45 patients.</w:t>
+            </w:r>
+          </w:hyperlink>
+        </w:t>
+      </w:r>
+    </w:p>
+    <w:p>
+      <w:pPr>
+        <w:spacing w:after="0"/>
+        <w:rPr>
+          <w:color w:val="0F50FF"/>
+          <w:u w:val="single"/>
+        </w:rPr>
+      </w:pPr>
+      <w:r>
+        <w:rPr>
+          <w:color w:val="0F50FF"/>
+          <w:u w:val="single"/>
+        </w:rPr>
+        <w:t xml:space="preserve"/>
+      </w:r>
+    </w:p>
+    <w:p>
+      <w:pPr>
+        <w:pStyle w:val="ListParagraph"/>
+        <w:numPr>
+          <w:ilvl w:val="0"/>
+          <w:numId w:val="23"/>
+        </w:numPr>
+        <w:spacing w:after="0" w:line="240" w:lineRule="auto"/>
+        <w:ind w:left="357" w:hanging="357"/>
+        <w:rPr>
+          <w:color w:val="0F50FF"/>
+          <w:u w:val="single"/>
+        </w:rPr>
+      </w:pPr>
+      <w:proofErr w:type="gramStart"/>
+      <w:r>
+        <w:rPr>
+          <w:color w:val="0F50FF"/>
+          <w:u w:val="single"/>
+        </w:rPr>
+        <w:t xml:space="preserve">
+          <w:hyperlink r:id="rId224" w:tgtFrame="_blank">
+            <w:r>
+              <w:t xml:space="preserve">Impact of prophylactic oral azithromycin during labor on Azithromycin Resistance (AMR) in nasal Staphylococcus aureus and Streptococcus pneumoniae in women and infants in the multi-country Azithromycin Prevention in Labor Use Study (A-PLUS).</w:t>
+            </w:r>
+          </w:hyperlink>
+        </w:t>
+      </w:r>
+    </w:p>
+    <w:p>
+      <w:pPr>
+        <w:spacing w:after="0"/>
+        <w:rPr>
+          <w:color w:val="0F50FF"/>
+          <w:u w:val="single"/>
+        </w:rPr>
+      </w:pPr>
+      <w:r>
+        <w:rPr>
+          <w:color w:val="0F50FF"/>
+          <w:u w:val="single"/>
+        </w:rPr>
+        <w:t xml:space="preserve"/>
+      </w:r>
+    </w:p>
+    <w:p>
+      <w:pPr>
+        <w:pStyle w:val="ListParagraph"/>
+        <w:numPr>
+          <w:ilvl w:val="0"/>
+          <w:numId w:val="23"/>
+        </w:numPr>
+        <w:spacing w:after="0" w:line="240" w:lineRule="auto"/>
+        <w:ind w:left="357" w:hanging="357"/>
+        <w:rPr>
+          <w:color w:val="0F50FF"/>
+          <w:u w:val="single"/>
+        </w:rPr>
+      </w:pPr>
+      <w:proofErr w:type="gramStart"/>
+      <w:r>
+        <w:rPr>
+          <w:color w:val="0F50FF"/>
+          <w:u w:val="single"/>
+        </w:rPr>
+        <w:t xml:space="preserve">
+          <w:hyperlink r:id="rId225" w:tgtFrame="_blank">
+            <w:r>
+              <w:t xml:space="preserve">Prospective Real-World Outcomes of Endoscopic Sinus Surgery and Dupilumab in Severe Chronic Rhinosinusitis With Nasal Polyps.</w:t>
+            </w:r>
+          </w:hyperlink>
+        </w:t>
+      </w:r>
+    </w:p>
+    <w:p>
+      <w:pPr>
+        <w:spacing w:after="0"/>
+        <w:rPr>
+          <w:color w:val="0F50FF"/>
+          <w:u w:val="single"/>
+        </w:rPr>
+      </w:pPr>
+      <w:r>
+        <w:rPr>
+          <w:color w:val="0F50FF"/>
+          <w:u w:val="single"/>
+        </w:rPr>
+        <w:t xml:space="preserve"/>
+      </w:r>
+    </w:p>
+    <w:p>
+      <w:pPr>
+        <w:pStyle w:val="ListParagraph"/>
+        <w:numPr>
+          <w:ilvl w:val="0"/>
+          <w:numId w:val="23"/>
+        </w:numPr>
+        <w:spacing w:after="0" w:line="240" w:lineRule="auto"/>
+        <w:ind w:left="357" w:hanging="357"/>
+        <w:rPr>
+          <w:color w:val="0F50FF"/>
+          <w:u w:val="single"/>
+        </w:rPr>
+      </w:pPr>
+      <w:proofErr w:type="gramStart"/>
+      <w:r>
+        <w:rPr>
+          <w:color w:val="0F50FF"/>
+          <w:u w:val="single"/>
+        </w:rPr>
+        <w:t xml:space="preserve">
+          <w:hyperlink r:id="rId226" w:tgtFrame="_blank">
+            <w:r>
+              <w:t xml:space="preserve">Increased Incidence of Methicillin-Resistant Staphylococcus aureus Skin and Soft Tissue Abscesses in Indigenous Children in North Queensland.</w:t>
+            </w:r>
+          </w:hyperlink>
+        </w:t>
+      </w:r>
+    </w:p>
+    <w:p>
+      <w:pPr>
+        <w:spacing w:after="0"/>
+        <w:rPr>
+          <w:color w:val="0F50FF"/>
+          <w:u w:val="single"/>
+        </w:rPr>
+      </w:pPr>
+      <w:r>
+        <w:rPr>
+          <w:color w:val="0F50FF"/>
+          <w:u w:val="single"/>
+        </w:rPr>
+        <w:t xml:space="preserve"/>
+      </w:r>
+    </w:p>
+    <w:p>
+      <w:pPr>
+        <w:pStyle w:val="ListParagraph"/>
+        <w:numPr>
+          <w:ilvl w:val="0"/>
+          <w:numId w:val="23"/>
+        </w:numPr>
+        <w:spacing w:after="0" w:line="240" w:lineRule="auto"/>
+        <w:ind w:left="357" w:hanging="357"/>
+        <w:rPr>
+          <w:color w:val="0F50FF"/>
+          <w:u w:val="single"/>
+        </w:rPr>
+      </w:pPr>
+      <w:proofErr w:type="gramStart"/>
+      <w:r>
+        <w:rPr>
+          <w:color w:val="0F50FF"/>
+          <w:u w:val="single"/>
+        </w:rPr>
+        <w:t xml:space="preserve">
+          <w:hyperlink r:id="rId227" w:tgtFrame="_blank">
+            <w:r>
+              <w:t xml:space="preserve">Multidrug-resistant organism carriage in children admitted to a pediatric intensive care unit of a Greek tertiary hospital: prevalence and risk factors.</w:t>
+            </w:r>
+          </w:hyperlink>
+        </w:t>
+      </w:r>
+    </w:p>
+    <w:p>
+      <w:pPr>
+        <w:spacing w:after="0"/>
+        <w:rPr>
+          <w:color w:val="0F50FF"/>
+          <w:u w:val="single"/>
+        </w:rPr>
+      </w:pPr>
+      <w:r>
+        <w:rPr>
+          <w:color w:val="0F50FF"/>
+          <w:u w:val="single"/>
+        </w:rPr>
+        <w:t xml:space="preserve"/>
+      </w:r>
+    </w:p>
+    <w:p>
+      <w:pPr>
+        <w:pStyle w:val="ListParagraph"/>
+        <w:numPr>
+          <w:ilvl w:val="0"/>
+          <w:numId w:val="23"/>
+        </w:numPr>
+        <w:spacing w:after="0" w:line="240" w:lineRule="auto"/>
+        <w:ind w:left="357" w:hanging="357"/>
+        <w:rPr>
+          <w:color w:val="0F50FF"/>
+          <w:u w:val="single"/>
+        </w:rPr>
+      </w:pPr>
+      <w:proofErr w:type="gramStart"/>
+      <w:r>
+        <w:rPr>
+          <w:color w:val="0F50FF"/>
+          <w:u w:val="single"/>
+        </w:rPr>
+        <w:t xml:space="preserve">
+          <w:hyperlink r:id="rId228" w:tgtFrame="_blank">
+            <w:r>
+              <w:t xml:space="preserve">Genetic modification of intractable bacterial clones by heat shock-facilitated phage transduction.</w:t>
+            </w:r>
+          </w:hyperlink>
+        </w:t>
+      </w:r>
+    </w:p>
+    <w:p>
+      <w:pPr>
+        <w:spacing w:after="0"/>
+        <w:rPr>
+          <w:color w:val="0F50FF"/>
+          <w:u w:val="single"/>
+        </w:rPr>
+      </w:pPr>
+      <w:r>
+        <w:rPr>
+          <w:color w:val="0F50FF"/>
+          <w:u w:val="single"/>
+        </w:rPr>
+        <w:t xml:space="preserve"/>
+      </w:r>
+    </w:p>
+    <w:p>
+      <w:pPr>
+        <w:pStyle w:val="ListParagraph"/>
+        <w:numPr>
+          <w:ilvl w:val="0"/>
+          <w:numId w:val="23"/>
+        </w:numPr>
+        <w:spacing w:after="0" w:line="240" w:lineRule="auto"/>
+        <w:ind w:left="357" w:hanging="357"/>
+        <w:rPr>
+          <w:color w:val="0F50FF"/>
+          <w:u w:val="single"/>
+        </w:rPr>
+      </w:pPr>
+      <w:proofErr w:type="gramStart"/>
+      <w:r>
+        <w:rPr>
+          <w:color w:val="0F50FF"/>
+          <w:u w:val="single"/>
+        </w:rPr>
+        <w:t xml:space="preserve">
+          <w:hyperlink r:id="rId229" w:tgtFrame="_blank">
+            <w:r>
+              <w:t xml:space="preserve">Point-Counterpoint: Should MRSA nares testing be used as a tool for vancomycin de-escalation outside of pneumonia?</w:t>
+            </w:r>
+          </w:hyperlink>
+        </w:t>
+      </w:r>
+    </w:p>
+    <w:p>
+      <w:pPr>
+        <w:spacing w:after="0"/>
+        <w:rPr>
+          <w:color w:val="0F50FF"/>
+          <w:u w:val="single"/>
+        </w:rPr>
+      </w:pPr>
+      <w:r>
+        <w:rPr>
+          <w:color w:val="0F50FF"/>
+          <w:u w:val="single"/>
+        </w:rPr>
+        <w:t xml:space="preserve"/>
+      </w:r>
+    </w:p>
+    <w:p>
+      <w:pPr>
+        <w:pStyle w:val="ListParagraph"/>
+        <w:numPr>
+          <w:ilvl w:val="0"/>
+          <w:numId w:val="23"/>
+        </w:numPr>
+        <w:spacing w:after="0" w:line="240" w:lineRule="auto"/>
+        <w:ind w:left="357" w:hanging="357"/>
+        <w:rPr>
+          <w:color w:val="0F50FF"/>
+          <w:u w:val="single"/>
+        </w:rPr>
+      </w:pPr>
+      <w:proofErr w:type="gramStart"/>
+      <w:r>
+        <w:rPr>
+          <w:color w:val="0F50FF"/>
+          <w:u w:val="single"/>
+        </w:rPr>
+        <w:t xml:space="preserve">
+          <w:hyperlink r:id="rId230" w:tgtFrame="_blank">
+            <w:r>
+              <w:t xml:space="preserve">Targeted Antimicrobial Stewardship in a Pediatric Intensive Care Unit: Using the Methicillin-Resistant Staphylococcus aureus (MRSA) Nasal Polymerase Chain Reaction (PCR) to Reduce Vancomycin Days of Therapy.</w:t>
+            </w:r>
+          </w:hyperlink>
+        </w:t>
+      </w:r>
+    </w:p>
+    <w:p>
+      <w:pPr>
+        <w:spacing w:after="0"/>
+        <w:rPr>
+          <w:color w:val="0F50FF"/>
+          <w:u w:val="single"/>
+        </w:rPr>
+      </w:pPr>
+      <w:r>
+        <w:rPr>
+          <w:color w:val="0F50FF"/>
+          <w:u w:val="single"/>
+        </w:rPr>
+        <w:t xml:space="preserve"/>
+      </w:r>
+    </w:p>
+    <w:p>
+      <w:pPr>
+        <w:pStyle w:val="ListParagraph"/>
+        <w:numPr>
+          <w:ilvl w:val="0"/>
+          <w:numId w:val="23"/>
+        </w:numPr>
+        <w:spacing w:after="0" w:line="240" w:lineRule="auto"/>
+        <w:ind w:left="357" w:hanging="357"/>
+        <w:rPr>
+          <w:color w:val="0F50FF"/>
+          <w:u w:val="single"/>
+        </w:rPr>
+      </w:pPr>
+      <w:proofErr w:type="gramStart"/>
+      <w:r>
+        <w:rPr>
+          <w:color w:val="0F50FF"/>
+          <w:u w:val="single"/>
+        </w:rPr>
+        <w:t xml:space="preserve">
+          <w:hyperlink r:id="rId231" w:tgtFrame="_blank">
+            <w:r>
+              <w:t xml:space="preserve">Reservoirs and proposed transmission routes of Staphylococcus aureus related to intramammary infections in dairy goats: A scoping review.</w:t>
+            </w:r>
+          </w:hyperlink>
+        </w:t>
+      </w:r>
+    </w:p>
+    <w:p>
+      <w:pPr>
+        <w:spacing w:after="0"/>
+        <w:rPr>
+          <w:color w:val="0F50FF"/>
+          <w:u w:val="single"/>
+        </w:rPr>
+      </w:pPr>
+      <w:r>
+        <w:rPr>
+          <w:color w:val="0F50FF"/>
+          <w:u w:val="single"/>
+        </w:rPr>
+        <w:t xml:space="preserve"/>
+      </w:r>
+    </w:p>
+    <w:p>
+      <w:pPr>
+        <w:pStyle w:val="ListParagraph"/>
+        <w:numPr>
+          <w:ilvl w:val="0"/>
+          <w:numId w:val="23"/>
+        </w:numPr>
+        <w:spacing w:after="0" w:line="240" w:lineRule="auto"/>
+        <w:ind w:left="357" w:hanging="357"/>
+        <w:rPr>
+          <w:color w:val="0F50FF"/>
+          <w:u w:val="single"/>
+        </w:rPr>
+      </w:pPr>
+      <w:proofErr w:type="gramStart"/>
+      <w:r>
+        <w:rPr>
+          <w:color w:val="0F50FF"/>
+          <w:u w:val="single"/>
+        </w:rPr>
+        <w:t xml:space="preserve">
+          <w:hyperlink r:id="rId232" w:tgtFrame="_blank">
+            <w:r>
+              <w:t xml:space="preserve">Synergistic Anti-Biofilm and Bactericidal Activity of Ethanol and Chlorhexidine Combined with EDTA Against Staphylococcus aureus Isolates from Healthcare-Associated Carriers.</w:t>
+            </w:r>
+          </w:hyperlink>
+        </w:t>
+      </w:r>
+    </w:p>
+    <w:p>
+      <w:pPr>
+        <w:spacing w:after="0"/>
+        <w:rPr>
+          <w:color w:val="0F50FF"/>
+          <w:u w:val="single"/>
+        </w:rPr>
+      </w:pPr>
+      <w:r>
+        <w:rPr>
+          <w:color w:val="0F50FF"/>
+          <w:u w:val="single"/>
+        </w:rPr>
+        <w:t xml:space="preserve"/>
+      </w:r>
+    </w:p>
+    <w:p>
+      <w:pPr>
+        <w:pStyle w:val="ListParagraph"/>
+        <w:numPr>
+          <w:ilvl w:val="0"/>
+          <w:numId w:val="23"/>
+        </w:numPr>
+        <w:spacing w:after="0" w:line="240" w:lineRule="auto"/>
+        <w:ind w:left="357" w:hanging="357"/>
+        <w:rPr>
+          <w:color w:val="0F50FF"/>
+          <w:u w:val="single"/>
+        </w:rPr>
+      </w:pPr>
+      <w:proofErr w:type="gramStart"/>
+      <w:r>
+        <w:rPr>
+          <w:color w:val="0F50FF"/>
+          <w:u w:val="single"/>
+        </w:rPr>
+        <w:t xml:space="preserve">
+          <w:hyperlink r:id="rId233" w:tgtFrame="_blank">
+            <w:r>
+              <w:t xml:space="preserve">Comparative accuracy of molecular assays for detecting methicillin-resistant Staphylococcus aureus: Evidence from 32 studies.</w:t>
+            </w:r>
+          </w:hyperlink>
+        </w:t>
+      </w:r>
+    </w:p>
+    <w:p>
+      <w:pPr>
+        <w:spacing w:after="0"/>
+        <w:rPr>
+          <w:color w:val="0F50FF"/>
+          <w:u w:val="single"/>
+        </w:rPr>
+      </w:pPr>
+      <w:r>
+        <w:rPr>
+          <w:color w:val="0F50FF"/>
+          <w:u w:val="single"/>
+        </w:rPr>
+        <w:t xml:space="preserve"/>
+      </w:r>
+    </w:p>
+    <w:p>
+      <w:pPr>
+        <w:pStyle w:val="ListParagraph"/>
+        <w:numPr>
+          <w:ilvl w:val="0"/>
+          <w:numId w:val="23"/>
+        </w:numPr>
+        <w:spacing w:after="0" w:line="240" w:lineRule="auto"/>
+        <w:ind w:left="357" w:hanging="357"/>
+        <w:rPr>
+          <w:color w:val="0F50FF"/>
+          <w:u w:val="single"/>
+        </w:rPr>
+      </w:pPr>
+      <w:proofErr w:type="gramStart"/>
+      <w:r>
+        <w:rPr>
+          <w:color w:val="0F50FF"/>
+          <w:u w:val="single"/>
+        </w:rPr>
+        <w:t xml:space="preserve">
+          <w:hyperlink r:id="rId234" w:tgtFrame="_blank">
+            <w:r>
+              <w:t xml:space="preserve">The Otto Aufranc Award: Iodine-Containing Products Are Safe in Allergy-Labeled Patients Undergoing Total Joint Arthroplasty: A Prospective Observational Study.</w:t>
+            </w:r>
+          </w:hyperlink>
+        </w:t>
+      </w:r>
+    </w:p>
+    <w:p>
+      <w:pPr>
+        <w:spacing w:after="0"/>
+        <w:rPr>
+          <w:color w:val="0F50FF"/>
+          <w:u w:val="single"/>
+        </w:rPr>
+      </w:pPr>
+      <w:r>
+        <w:rPr>
+          <w:color w:val="0F50FF"/>
+          <w:u w:val="single"/>
+        </w:rPr>
+        <w:t xml:space="preserve"/>
+      </w:r>
+    </w:p>
+    <w:p>
+      <w:pPr>
+        <w:pStyle w:val="ListParagraph"/>
+        <w:numPr>
+          <w:ilvl w:val="0"/>
+          <w:numId w:val="23"/>
+        </w:numPr>
+        <w:spacing w:after="0" w:line="240" w:lineRule="auto"/>
+        <w:ind w:left="357" w:hanging="357"/>
+        <w:rPr>
+          <w:color w:val="0F50FF"/>
+          <w:u w:val="single"/>
+        </w:rPr>
+      </w:pPr>
+      <w:proofErr w:type="gramStart"/>
+      <w:r>
+        <w:rPr>
+          <w:color w:val="0F50FF"/>
+          <w:u w:val="single"/>
+        </w:rPr>
+        <w:t xml:space="preserve">
+          <w:hyperlink r:id="rId235" w:tgtFrame="_blank">
+            <w:r>
+              <w:t xml:space="preserve">Targeted Antimicrobial Agent Prophylaxis Fails to Reduce Peristomal Infections by Multi-Drug-Resistant Bacteria Following Percutaneous Endoscopic Gastrostomy: A Prospective Cohort Study.</w:t>
             </w:r>
           </w:hyperlink>
         </w:t>
@@ -1729,7 +2400,7 @@
         <w:t xml:space="preserve">
           <w:hyperlink r:id="rId12" w:tgtFrame="_blank">
             <w:r>
-              <w:t xml:space="preserve">A standardized surgical technique for DAIR improves treatment success rates in acute periprosthetic knee infection.</w:t>
+              <w:t xml:space="preserve">Parental Socio-Economic Factors and the Risk of Invasive Bacterial Infections in Children: A Register-Based Finnish Study.</w:t>
             </w:r>
           </w:hyperlink>
         </w:t>
@@ -1774,7 +2445,7 @@
         <w:t xml:space="preserve">
           <w:hyperlink r:id="rId13" w:tgtFrame="_blank">
             <w:r>
-              <w:t xml:space="preserve">Exploring immobilization strategies of antimicrobial peptides onto MAO-treated titanium to fight MRSA colonization and preserve osteogenic activity.</w:t>
+              <w:t xml:space="preserve">Detection of Oral Pathogens and Potential Virulent of Dominant Klebsiella pneumoniae.</w:t>
             </w:r>
           </w:hyperlink>
         </w:t>
@@ -1819,7 +2490,7 @@
         <w:t xml:space="preserve">
           <w:hyperlink r:id="rId14" w:tgtFrame="_blank">
             <w:r>
-              <w:t xml:space="preserve">Characteristics of pathogenic bacteria and pharmacological surveillance of postoperative hospital-acquired infections in gynecologic malignancies: A single-center observational study.</w:t>
+              <w:t xml:space="preserve">Pus-Forming Infections in an Advanced Care Hospital in Morocco: Enterobacterales Dominance With High Burden of Extended-Spectrum β-Lactamase Producers and Carbapenem Resistance.</w:t>
             </w:r>
           </w:hyperlink>
         </w:t>
@@ -1864,7 +2535,7 @@
         <w:t xml:space="preserve">
           <w:hyperlink r:id="rId15" w:tgtFrame="_blank">
             <w:r>
-              <w:t xml:space="preserve">Infection post strabismus surgery: A review and case series.</w:t>
+              <w:t xml:space="preserve">Bacteriological profiles, antimicrobial resistance patterns, and predictors of culture-confirmed neonatal Sepsis at Asella Teaching Hospital, Southeast Ethiopia.</w:t>
             </w:r>
           </w:hyperlink>
         </w:t>
@@ -1909,7 +2580,7 @@
         <w:t xml:space="preserve">
           <w:hyperlink r:id="rId16" w:tgtFrame="_blank">
             <w:r>
-              <w:t xml:space="preserve">Treatment of infected endografts after thoracic endovascular aortic repair: a systematic review.</w:t>
+              <w:t xml:space="preserve">Review of Recent Advances in Managing Periprosthetic Joint Infection After Total Knee Arthroplasty: DAIR Technique.</w:t>
             </w:r>
           </w:hyperlink>
         </w:t>
@@ -1954,7 +2625,7 @@
         <w:t xml:space="preserve">
           <w:hyperlink r:id="rId17" w:tgtFrame="_blank">
             <w:r>
-              <w:t xml:space="preserve">Robust Goat-Derived Enterococcus Isolates with Broad-Spectrum Antipathogenic Activity as Next-Generation Probiotic Candidates.</w:t>
+              <w:t xml:space="preserve">A photothermal immune hydrogel dressing for enhanced post-melanoma resection treatment.</w:t>
             </w:r>
           </w:hyperlink>
         </w:t>
@@ -1999,7 +2670,7 @@
         <w:t xml:space="preserve">
           <w:hyperlink r:id="rId18" w:tgtFrame="_blank">
             <w:r>
-              <w:t xml:space="preserve">Electron Beam-Irradiated g-C(3)N(4)/Ti(3)C(2) Nanocomposite Embedded in PVA/SA Hydrogel: An Integrated Platform with Enhanced Photocatalytic Antibacterial Activity.</w:t>
+              <w:t xml:space="preserve">Clinical profile and outcomes of endogenous endophthalmitis at the University of the Philippines-Philippine General Hospital: an eight-year retrospective study.</w:t>
             </w:r>
           </w:hyperlink>
         </w:t>
@@ -2044,7 +2715,7 @@
         <w:t xml:space="preserve">
           <w:hyperlink r:id="rId19" w:tgtFrame="_blank">
             <w:r>
-              <w:t xml:space="preserve">Microdialysis assessment of gentamicin for second-line antimicrobial prophylaxis in abdominal surgery.</w:t>
+              <w:t xml:space="preserve">Flap Use for Wound Coverage After Spinal Hardware Infection: A Systematic Review of the Literature.</w:t>
             </w:r>
           </w:hyperlink>
         </w:t>
@@ -2089,7 +2760,7 @@
         <w:t xml:space="preserve">
           <w:hyperlink r:id="rId20" w:tgtFrame="_blank">
             <w:r>
-              <w:t xml:space="preserve">Antimicrobial resistance and empirical antibiotic use in diabetic foot infections: A retrospective study from Indonesia.</w:t>
+              <w:t xml:space="preserve">Infectious Aortitis Following Type B Dissection.</w:t>
             </w:r>
           </w:hyperlink>
         </w:t>
@@ -2134,7 +2805,7 @@
         <w:t xml:space="preserve">
           <w:hyperlink r:id="rId21" w:tgtFrame="_blank">
             <w:r>
-              <w:t xml:space="preserve">Association of Chronic Rhinosinusitis and Pseudomonas Aeruginosa in Sputum of Patients With Non-Cystic Fibrosis Bronchiectasis.</w:t>
+              <w:t xml:space="preserve">Decontamination of environmental surfaces in hospitals to reduce hospital-acquired infections: a systematic review.</w:t>
             </w:r>
           </w:hyperlink>
         </w:t>
@@ -2179,7 +2850,7 @@
         <w:t xml:space="preserve">
           <w:hyperlink r:id="rId22" w:tgtFrame="_blank">
             <w:r>
-              <w:t xml:space="preserve">Solithromycin mitigates Prevotella intermedia-induced methicillin-resistant Staphylococcus aureus ventilator-associated pneumonia by enhancing alveolar macrophage function.</w:t>
+              <w:t xml:space="preserve">A case report of giant coronary artery pseudoaneurysm and infective endocarditis: at what level can two pathologies be interconnected on a suitable background?</w:t>
             </w:r>
           </w:hyperlink>
         </w:t>
@@ -2224,7 +2895,7 @@
         <w:t xml:space="preserve">
           <w:hyperlink r:id="rId23" w:tgtFrame="_blank">
             <w:r>
-              <w:t xml:space="preserve">Microbiological Landscape in Critical Care: 14-Year Analysis of 42,722 ICU Patients Using MIMIC-IV Database.</w:t>
+              <w:t xml:space="preserve">Time-dependent microbial colonisation of temporary external fixations: a prospective descriptive study.</w:t>
             </w:r>
           </w:hyperlink>
         </w:t>
@@ -2269,7 +2940,7 @@
         <w:t xml:space="preserve">
           <w:hyperlink r:id="rId24" w:tgtFrame="_blank">
             <w:r>
-              <w:t xml:space="preserve">Environmental microbial contamination as potential risk for healthcare associated infections after dental procedures: a multicenter study.</w:t>
+              <w:t xml:space="preserve">Beyond Methicillin-resistant Staphylococcus aureus: Prevention Strategies for Health Care-Associated Staphylococcus aureus Infection.</w:t>
             </w:r>
           </w:hyperlink>
         </w:t>
@@ -2314,7 +2985,7 @@
         <w:t xml:space="preserve">
           <w:hyperlink r:id="rId25" w:tgtFrame="_blank">
             <w:r>
-              <w:t xml:space="preserve">Distribution of Pathogenic Bacteria and Antimicrobial Resistance After Plastic Surgery of L-Shaped Zygomatic Osteotomy.</w:t>
+              <w:t xml:space="preserve">In-vivo effects of antibacterial polyelectrolyte multilayer coatings functionalized by bacteriophages for metallic medical implants.</w:t>
             </w:r>
           </w:hyperlink>
         </w:t>
@@ -2359,7 +3030,7 @@
         <w:t xml:space="preserve">
           <w:hyperlink r:id="rId26" w:tgtFrame="_blank">
             <w:r>
-              <w:t xml:space="preserve">Host-pathogen interaction in community-acquired pneumonia: a focus on the immune response.</w:t>
+              <w:t xml:space="preserve">Influence of Treated Surface Proportion on the Antibacterial Performance of UV-Activated Hydroxyapatite-Magnesium Phosphate-Zinc Oxide Coating on Magnesium Alloys.</w:t>
             </w:r>
           </w:hyperlink>
         </w:t>
@@ -2404,7 +3075,7 @@
         <w:t xml:space="preserve">
           <w:hyperlink r:id="rId27" w:tgtFrame="_blank">
             <w:r>
-              <w:t xml:space="preserve">A rare case of partial Shone complex in adulthood: coarctation-site methicillin-sensitive Staphylococcus aureus endocarditis and saccular aneurysm.</w:t>
+              <w:t xml:space="preserve">A Pre-Set Calcium Sulfate/Hydroxyapatite Biomaterial as an Antibiotic-Eluting Bone Extender and a Carrier for BMP-2: A Pilot Study in a Rabbit Posterolateral Spinal Fusion Model.</w:t>
             </w:r>
           </w:hyperlink>
         </w:t>
@@ -2449,7 +3120,7 @@
         <w:t xml:space="preserve">
           <w:hyperlink r:id="rId28" w:tgtFrame="_blank">
             <w:r>
-              <w:t xml:space="preserve">3D-Printed PLDLA-TMC/PEG 400 Vascular Scaffolds with a Poly(hexamethylene Biguanide) Antibacterial Coating.</w:t>
+              <w:t xml:space="preserve">Sustainable ZnO/Zn(3)(PO(4))(2) Nanoparticles Synthesized from Coconut-Derived Media Incorporated into Bioactive ALG/PVA Hydrogel Dressings.</w:t>
             </w:r>
           </w:hyperlink>
         </w:t>
@@ -2494,7 +3165,7 @@
         <w:t xml:space="preserve">
           <w:hyperlink r:id="rId29" w:tgtFrame="_blank">
             <w:r>
-              <w:t xml:space="preserve">Healthcare-Associated Conjunctivitis in the NICU: Microbiological Spectrum, Antimicrobial Resistance and Treatment Patterns.</w:t>
+              <w:t xml:space="preserve">Pharmacokinetic/Pharmacodynamic Analysis of High-Dose Daptomycin in Combination with Continuous Infusion Ceftobiprole in a Case Series of Documented Staphylococcal Bacteremia or Endocarditis: Is There Any Room for TDM-Guided Dosing Reduction?</w:t>
             </w:r>
           </w:hyperlink>
         </w:t>
@@ -2539,7 +3210,7 @@
         <w:t xml:space="preserve">
           <w:hyperlink r:id="rId30" w:tgtFrame="_blank">
             <w:r>
-              <w:t xml:space="preserve">Integrating MALDI-TOF Mass Spectrometry and Machine Learning for Rapid and Clinically Relevant Differentiation of MRSA and MSSA.</w:t>
+              <w:t xml:space="preserve">Evolutionary and Mobile Genetic Element Analysis of a Multidrug-Resistant ST398-MRSA-Vc Isolate from Ready-to-Eat Pork Products.</w:t>
             </w:r>
           </w:hyperlink>
         </w:t>
@@ -2584,7 +3255,7 @@
         <w:t xml:space="preserve">
           <w:hyperlink r:id="rId31" w:tgtFrame="_blank">
             <w:r>
-              <w:t xml:space="preserve">Oritavancin in Complicated Bloodstream Infections and Endocarditis in Spain and Italy (ORIBAC Study): A Retrospective Multicenter Observational Study.</w:t>
+              <w:t xml:space="preserve">Genetic Characterization and Biofilm-Forming Capacity of Bacterial Population Isolated from Conjunctival Samples.</w:t>
             </w:r>
           </w:hyperlink>
         </w:t>
@@ -2629,7 +3300,7 @@
         <w:t xml:space="preserve">
           <w:hyperlink r:id="rId32" w:tgtFrame="_blank">
             <w:r>
-              <w:t xml:space="preserve">Ultrasound-activated MoS₂@Fe₃O₄ nanoplatform orchestrates biofilm disruption and immune reprogramming in implant-associated infections.</w:t>
+              <w:t xml:space="preserve">Analysis of Antibiotic Consumption Trends and Pathogens' Epidemiological Profile Within a Multidisciplinary Clinical Hospital from Romania.</w:t>
             </w:r>
           </w:hyperlink>
         </w:t>
@@ -2674,7 +3345,7 @@
         <w:t xml:space="preserve">
           <w:hyperlink r:id="rId33" w:tgtFrame="_blank">
             <w:r>
-              <w:t xml:space="preserve">[Post-travel recurrent furunculosis].</w:t>
+              <w:t xml:space="preserve">Spondylodiscitis Following Oxygen-Ozone Therapy: A Case Report of Lactobacillus iners Infection and a Systematic Literature Review.</w:t>
             </w:r>
           </w:hyperlink>
         </w:t>
@@ -2719,7 +3390,7 @@
         <w:t xml:space="preserve">
           <w:hyperlink r:id="rId34" w:tgtFrame="_blank">
             <w:r>
-              <w:t xml:space="preserve">Antimicrobial efficacy of Bifidobacterium longum FB1-4 cell-free supernatant against MRSA: insights into mechanisms and food matrix application.</w:t>
+              <w:t xml:space="preserve">Microbiological Characteristics and Clinical Outcomes of Periprosthetic Infections Following Oncologic Megaprosthetic Reconstruction: A Retrospective Cohort Study.</w:t>
             </w:r>
           </w:hyperlink>
         </w:t>
@@ -2764,7 +3435,7 @@
         <w:t xml:space="preserve">
           <w:hyperlink r:id="rId35" w:tgtFrame="_blank">
             <w:r>
-              <w:t xml:space="preserve">Evolving Aerobic Bacterial Skin Flora and Healthcare-Associated Infections Among Intensive Care Unit Patients at a Tertiary Care Hospital: A Therapeutic Concern.</w:t>
+              <w:t xml:space="preserve">Bacterial Cellulose Hydrogel Incorporating Silver Nanoparticles: A Nanobiotechnological Approach for Skin Infections Caused by MRSA and MRSE.</w:t>
             </w:r>
           </w:hyperlink>
         </w:t>
@@ -2809,7 +3480,7 @@
         <w:t xml:space="preserve">
           <w:hyperlink r:id="rId36" w:tgtFrame="_blank">
             <w:r>
-              <w:t xml:space="preserve">Microbiome dysbiosis and therapeutic restoration in atopic dermatitis.</w:t>
+              <w:t xml:space="preserve">Treatment Options in Managing Infections Following Calcaneal Fractures: A Systematic Review.</w:t>
             </w:r>
           </w:hyperlink>
         </w:t>
@@ -2854,7 +3525,7 @@
         <w:t xml:space="preserve">
           <w:hyperlink r:id="rId37" w:tgtFrame="_blank">
             <w:r>
-              <w:t xml:space="preserve">Multifunctional Hydrogel with Dual Functions of ROS Scavenging and Responsive Antibiotic Release for Synergistic Oral Mucositis Treatment.</w:t>
+              <w:t xml:space="preserve">The Ocular Surface Bacterial Microbiome and the Impact of Contact Lens Use: A Literature Review.</w:t>
             </w:r>
           </w:hyperlink>
         </w:t>
@@ -2899,7 +3570,7 @@
         <w:t xml:space="preserve">
           <w:hyperlink r:id="rId38" w:tgtFrame="_blank">
             <w:r>
-              <w:t xml:space="preserve">Infective Endocarditis in Patients with Mitral Annular Calcification: Clinical and Echocardiographic Presentation, Management, and Outcomes.</w:t>
+              <w:t xml:space="preserve">A Multifunctional Therapeutic Platform: Ce/Zn/Sr-Doped Mesoporous Bioactive Glass Nanoparticles for Bone Repair.</w:t>
             </w:r>
           </w:hyperlink>
         </w:t>
@@ -2944,7 +3615,7 @@
         <w:t xml:space="preserve">
           <w:hyperlink r:id="rId39" w:tgtFrame="_blank">
             <w:r>
-              <w:t xml:space="preserve">Panton-Valentine leukocidin-positive sequence type 88 methicillin-resistant Staphylococcus aureus emerging as nosocomial pathogen in Brazil.</w:t>
+              <w:t xml:space="preserve">An In Vitro Study on the Efficacy of Green Synthesized Silver Nanoparticles on Surgical Site Infections and Healings.</w:t>
             </w:r>
           </w:hyperlink>
         </w:t>
@@ -2989,7 +3660,7 @@
         <w:t xml:space="preserve">
           <w:hyperlink r:id="rId40" w:tgtFrame="_blank">
             <w:r>
-              <w:t xml:space="preserve">Oral and rectal colonization of Gram-negative antimicrobial-resistant bacteria and Methicillin-resistant Staphylococcus aureus in one long-term care facility and changes in professional oral hygiene care: Cross-sectional and interventional study.</w:t>
+              <w:t xml:space="preserve">Plasma and subcutaneous interstitial fluid vancomycin and gentamicin concentrations in three patients undergoing open abdominal aortic aneurysm repair.</w:t>
             </w:r>
           </w:hyperlink>
         </w:t>
@@ -3034,7 +3705,7 @@
         <w:t xml:space="preserve">
           <w:hyperlink r:id="rId41" w:tgtFrame="_blank">
             <w:r>
-              <w:t xml:space="preserve">Infective endocarditis treated surgically: correlation between imaging, and surgical findings.</w:t>
+              <w:t xml:space="preserve">Case Report of Gouty Arthritis Complicated by Septic Arthritis.</w:t>
             </w:r>
           </w:hyperlink>
         </w:t>
@@ -3079,7 +3750,7 @@
         <w:t xml:space="preserve">
           <w:hyperlink r:id="rId42" w:tgtFrame="_blank">
             <w:r>
-              <w:t xml:space="preserve">Methicillin Resistant Staphylococcus Aureus Colonization, The Tip of the Iceberg for Congenital Pulmonary Airway Malformation. A Case Report.</w:t>
+              <w:t xml:space="preserve">Gut-derived biofilm-forming bacteria as a source of catheter-associated infections: inhibitory effects of O-alkyl naringenin derivatives.</w:t>
             </w:r>
           </w:hyperlink>
         </w:t>
@@ -3124,7 +3795,7 @@
         <w:t xml:space="preserve">
           <w:hyperlink r:id="rId43" w:tgtFrame="_blank">
             <w:r>
-              <w:t xml:space="preserve">Electrospun Silk Fibroin/Poly(Vinyl Alcohol) Nanofibrous Dressings Co-Loaded With Teicoplanin and Liposomal Curcumin: Fabrication, Physicochemical Characterization, and Antibacterial Performance.</w:t>
+              <w:t xml:space="preserve">Efficacy of a novel thermo-reversible wound gel against antibiotic tolerant biofilm.</w:t>
             </w:r>
           </w:hyperlink>
         </w:t>
@@ -3169,7 +3840,7 @@
         <w:t xml:space="preserve">
           <w:hyperlink r:id="rId44" w:tgtFrame="_blank">
             <w:r>
-              <w:t xml:space="preserve">MOF-reinforced NIR-responsive composite hydrogel with photothermal antibacterial and antioxidant activities for diabetic wound healing.</w:t>
+              <w:t xml:space="preserve">X-ray Findings in a Case of Acute Osteomyelitis Following Puncture Injury: A Case Report.</w:t>
             </w:r>
           </w:hyperlink>
         </w:t>
@@ -3214,7 +3885,7 @@
         <w:t xml:space="preserve">
           <w:hyperlink r:id="rId45" w:tgtFrame="_blank">
             <w:r>
-              <w:t xml:space="preserve">Leukocytoclastic Vasculitis Induced by Dalbavancin: A Case Report.</w:t>
+              <w:t xml:space="preserve">A Rare Case of Bacterial Endocarditis Leading to Aortic Valve Insufficiency and Presenting as Myocardial Infarction.</w:t>
             </w:r>
           </w:hyperlink>
         </w:t>
@@ -3259,7 +3930,7 @@
         <w:t xml:space="preserve">
           <w:hyperlink r:id="rId46" w:tgtFrame="_blank">
             <w:r>
-              <w:t xml:space="preserve">Biofilm and planktonic Staphylococcus aureus exhibit distinct gene expression patterns in response to cinnamaldehyde.</w:t>
+              <w:t xml:space="preserve">Antibiotic-free antimicrobial functionalization of PEEK via UV-induced self-initiation and N-halamine grafting.</w:t>
             </w:r>
           </w:hyperlink>
         </w:t>
@@ -3304,7 +3975,7 @@
         <w:t xml:space="preserve">
           <w:hyperlink r:id="rId47" w:tgtFrame="_blank">
             <w:r>
-              <w:t xml:space="preserve">Utilizing metagenomic next-generation sequencing to diagnose central nervous system infections after craniotomy.</w:t>
+              <w:t xml:space="preserve">Microarchitecture of Python regius Scale Surface: A Natural Strategy for Bacterial Adhesion Prevention.</w:t>
             </w:r>
           </w:hyperlink>
         </w:t>
@@ -3349,7 +4020,7 @@
         <w:t xml:space="preserve">
           <w:hyperlink r:id="rId48" w:tgtFrame="_blank">
             <w:r>
-              <w:t xml:space="preserve">Prevalence and drug resistance patterns of ESKAPE pathogens in Nigde, Türkiye.</w:t>
+              <w:t xml:space="preserve">Staphylococcus aureus bacteremia: A review on the detection of metastatic infections.</w:t>
             </w:r>
           </w:hyperlink>
         </w:t>
@@ -3394,7 +4065,7 @@
         <w:t xml:space="preserve">
           <w:hyperlink r:id="rId49" w:tgtFrame="_blank">
             <w:r>
-              <w:t xml:space="preserve">Evaluation of sternoclavicular joint infection in adults, 2020 to 2025.</w:t>
+              <w:t xml:space="preserve">Systematic echocardiography in patients with hematological malignancies and Gram-positive bacteremia, is it really needed?</w:t>
             </w:r>
           </w:hyperlink>
         </w:t>
@@ -3439,7 +4110,7 @@
         <w:t xml:space="preserve">
           <w:hyperlink r:id="rId50" w:tgtFrame="_blank">
             <w:r>
-              <w:t xml:space="preserve">Digital misinformation and antimicrobial stewardship: cross-platform epidemiologic signals from a decade of online discourse (2015-2025).</w:t>
+              <w:t xml:space="preserve">An exploratory study of bacterial contamination on communal mobile handheld devices in an animal referral hospital in the United Kingdom.</w:t>
             </w:r>
           </w:hyperlink>
         </w:t>
@@ -3484,7 +4155,7 @@
         <w:t xml:space="preserve">
           <w:hyperlink r:id="rId51" w:tgtFrame="_blank">
             <w:r>
-              <w:t xml:space="preserve">Pan-genome analysis of methicillin-resistant Staphylococcus aureus PSU20 from a hospital in Thailand reveals insights into virulence, antibiotic resistance, and genetic diversity.</w:t>
+              <w:t xml:space="preserve">ΔCt-informed, calibrated logistic regression accurately attributes mecA in Staphylococcus aureus-positive wound specimens.</w:t>
             </w:r>
           </w:hyperlink>
         </w:t>
@@ -3529,7 +4200,7 @@
         <w:t xml:space="preserve">
           <w:hyperlink r:id="rId52" w:tgtFrame="_blank">
             <w:r>
-              <w:t xml:space="preserve">Dual Crosslinked Thermosensitive Hydrogel Engineered with Multiple Dynamic Hydrogen Bonds for Enhanced Photodynamic Antibacterial Activity and Wound Healing.</w:t>
+              <w:t xml:space="preserve">Design and Evaluation of Passive Disinfection Air Filters Coated with Metal-Based Nanoparticles to Combat Hospital-Acquired Airborne Pathogens.</w:t>
             </w:r>
           </w:hyperlink>
         </w:t>
@@ -3574,7 +4245,7 @@
         <w:t xml:space="preserve">
           <w:hyperlink r:id="rId53" w:tgtFrame="_blank">
             <w:r>
-              <w:t xml:space="preserve">Staphylococcus aureus Augments Epithelial Skin Barrier Damage Through T Cell Activation in Cutaneous T Cell Lymphoma.</w:t>
+              <w:t xml:space="preserve">Patient characteristics and prognostic importance of dialysis in IE - a nationwide study.</w:t>
             </w:r>
           </w:hyperlink>
         </w:t>
@@ -3619,7 +4290,7 @@
         <w:t xml:space="preserve">
           <w:hyperlink r:id="rId54" w:tgtFrame="_blank">
             <w:r>
-              <w:t xml:space="preserve">[Antibiotic Stewardship in Nosocomial Pneumonia].</w:t>
+              <w:t xml:space="preserve">Identifying markers of biofilm formation on medical-grade stainless steel as a representative medical device material.</w:t>
             </w:r>
           </w:hyperlink>
         </w:t>
@@ -3664,7 +4335,7 @@
         <w:t xml:space="preserve">
           <w:hyperlink r:id="rId55" w:tgtFrame="_blank">
             <w:r>
-              <w:t xml:space="preserve">Septic embolus resulting in M1 occlusion with separate, multiple distal mycotic aneurysms, complicated by surrounding concurrent cerebral abscess: illustrative case.</w:t>
+              <w:t xml:space="preserve">Assessing antibacterial, antiviral, and antifungal efficacy of non-porous materials using small droplet transfer: the simulated splash method.</w:t>
             </w:r>
           </w:hyperlink>
         </w:t>
@@ -3709,7 +4380,7 @@
         <w:t xml:space="preserve">
           <w:hyperlink r:id="rId56" w:tgtFrame="_blank">
             <w:r>
-              <w:t xml:space="preserve">Re-operative hemi-commando operation without a homograft: an alternative approach for complex aortic root abscess.</w:t>
+              <w:t xml:space="preserve">S1 Guideline on Infected Interdigital Intertrigo (also called Gram-Negative Toe Web Infection).</w:t>
             </w:r>
           </w:hyperlink>
         </w:t>
@@ -3754,7 +4425,7 @@
         <w:t xml:space="preserve">
           <w:hyperlink r:id="rId57" w:tgtFrame="_blank">
             <w:r>
-              <w:t xml:space="preserve">Multi-Omics Integration Identifies Immune-ECM Dysregulation and Candidate Biomarkers of Infected High-Stage Pressure Injury in a Novel Aged-Rat Model.</w:t>
+              <w:t xml:space="preserve">Simvastatin and Moxifloxacin Co-Delivery via ZIF-8/PDA Coating on PEEK Implants: A Strategy for Combating Implant-Associated Infection and Enhancing Osseointegration.</w:t>
             </w:r>
           </w:hyperlink>
         </w:t>
@@ -3799,7 +4470,7 @@
         <w:t xml:space="preserve">
           <w:hyperlink r:id="rId58" w:tgtFrame="_blank">
             <w:r>
-              <w:t xml:space="preserve">Surgical Site Infections in Mozambique: A Literature Review of Incidence, Antimicrobial Resistance, Risk Factors, and Surveillance Practices.</w:t>
+              <w:t xml:space="preserve">Of Commensals and Opportunists: Genomics of Coagulase-Negative Staphylococci During Sequential Ear and Eye Infections in a Healthy Adult.</w:t>
             </w:r>
           </w:hyperlink>
         </w:t>
@@ -3844,7 +4515,7 @@
         <w:t xml:space="preserve">
           <w:hyperlink r:id="rId59" w:tgtFrame="_blank">
             <w:r>
-              <w:t xml:space="preserve">Degradation-tunable coating with sustained silver release for spinal implants to prevent postoperative infections.</w:t>
+              <w:t xml:space="preserve">Percutaneous Mechanical Aspiration Thrombectomy-Assisted Management of Right-Sided Infective Endocarditis During Pregnancy.</w:t>
             </w:r>
           </w:hyperlink>
         </w:t>
@@ -3889,7 +4560,7 @@
         <w:t xml:space="preserve">
           <w:hyperlink r:id="rId60" w:tgtFrame="_blank">
             <w:r>
-              <w:t xml:space="preserve">Mobile phone contamination among hospital staff: Focus on MRSA and ESBL-producing bacteria.</w:t>
+              <w:t xml:space="preserve">Bacterial species differentiation via real-time detection of microbial volatile organic compounds using a wavelength multiplexed photoionization detector and AI image-based analysis.</w:t>
             </w:r>
           </w:hyperlink>
         </w:t>
@@ -3934,7 +4605,7 @@
         <w:t xml:space="preserve">
           <w:hyperlink r:id="rId61" w:tgtFrame="_blank">
             <w:r>
-              <w:t xml:space="preserve">Purulent Pericarditis With Cardiac Tamponade Triggered by Left-Sided Infective Endocarditis in Active Systemic Lupus Erythematosus: A Case Report.</w:t>
+              <w:t xml:space="preserve">A clinically oriented antimicrobial resistance surveillance network 2 (ACORN2): results from three hospitals in Viet Nam.</w:t>
             </w:r>
           </w:hyperlink>
         </w:t>
@@ -3979,7 +4650,7 @@
         <w:t xml:space="preserve">
           <w:hyperlink r:id="rId62" w:tgtFrame="_blank">
             <w:r>
-              <w:t xml:space="preserve">Biopierces: drug-eluting ear tags for infection prevention in animal tagging.</w:t>
+              <w:t xml:space="preserve">Systemic translocation of Staphylococcus aureus promotes autoimmunity: implications in autoantibody-mediated poor immune reconstitution from antiretroviral therapy in HIV.</w:t>
             </w:r>
           </w:hyperlink>
         </w:t>
@@ -4024,7 +4695,7 @@
         <w:t xml:space="preserve">
           <w:hyperlink r:id="rId63" w:tgtFrame="_blank">
             <w:r>
-              <w:t xml:space="preserve">Evaluating Risk Factors for Short Versus Long Hospital Stay for Cellulitis to Guide the Development of a Long-acting Lipoglycopeptide Use Decision Algorithm.</w:t>
+              <w:t xml:space="preserve">A rare case of penile granulomatosis with polyangiitis: case report and multidisciplinary management approach.</w:t>
             </w:r>
           </w:hyperlink>
         </w:t>
@@ -4069,7 +4740,7 @@
         <w:t xml:space="preserve">
           <w:hyperlink r:id="rId64" w:tgtFrame="_blank">
             <w:r>
-              <w:t xml:space="preserve">An Unexpected Cause of Diabetic Foot Ulcer Infection: Pasteurella multocida.</w:t>
+              <w:t xml:space="preserve">Optimization of a fracture-related infection (FRI) rat model to mimic bacterial contaminated open fractures in orthopaedic patients - a model development study.</w:t>
             </w:r>
           </w:hyperlink>
         </w:t>
@@ -4114,7 +4785,7 @@
         <w:t xml:space="preserve">
           <w:hyperlink r:id="rId65" w:tgtFrame="_blank">
             <w:r>
-              <w:t xml:space="preserve">Brain Abscess Arising From Pansinusitis in an Immunocompetent Young Adult: A Diagnostic Challenge.</w:t>
+              <w:t xml:space="preserve">Molecular epidemiology of multidrug-resistant organisms on mobile phones: an observational study conducted at a German university hospital.</w:t>
             </w:r>
           </w:hyperlink>
         </w:t>
@@ -4159,7 +4830,7 @@
         <w:t xml:space="preserve">
           <w:hyperlink r:id="rId66" w:tgtFrame="_blank">
             <w:r>
-              <w:t xml:space="preserve">Effectiveness of Doxycycline in Combination With Other Antibiotics for Gram-Positive Periprosthetic Joint Infections: A Causal Inference Study.</w:t>
+              <w:t xml:space="preserve">Risk factors analysis and prediction model construction of LRTI in head and neck cancer patients with tracheostomy based on subglottic sputum aspiration volume.</w:t>
             </w:r>
           </w:hyperlink>
         </w:t>
@@ -4204,7 +4875,7 @@
         <w:t xml:space="preserve">
           <w:hyperlink r:id="rId67" w:tgtFrame="_blank">
             <w:r>
-              <w:t xml:space="preserve">Predominance of multidrug-resistant bacteria with high resistance to empiric antibiotics in diabetic foot ulcers: a cross-sectional study.</w:t>
+              <w:t xml:space="preserve">Microbiological Characteristics of Necrotizing Fasciitis at Sultan Qaboos University Hospital, Muscat, Oman: A Retrospective Study.</w:t>
             </w:r>
           </w:hyperlink>
         </w:t>
@@ -4249,7 +4920,7 @@
         <w:t xml:space="preserve">
           <w:hyperlink r:id="rId68" w:tgtFrame="_blank">
             <w:r>
-              <w:t xml:space="preserve">ROS-Scavenging Photothermal Hydrogel to Remodel the Diabetic Wound Microenvironment and Accelerate Healing.</w:t>
+              <w:t xml:space="preserve">Adjunctive hyperbaric oxygen therapy for chronic burn injuries complicated by MRSA and multidrug-resistant infections: a case report.</w:t>
             </w:r>
           </w:hyperlink>
         </w:t>
@@ -4294,7 +4965,7 @@
         <w:t xml:space="preserve">
           <w:hyperlink r:id="rId69" w:tgtFrame="_blank">
             <w:r>
-              <w:t xml:space="preserve">Coexistence of metallosis and prosthetic joint infection following metal-on-polyethylene total hip arthroplasty: a rare case report.</w:t>
+              <w:t xml:space="preserve">Epidemiological trends in bacterial resistance in diabetic foot infections across the COVID-19 timeline: a retrospective analysis.</w:t>
             </w:r>
           </w:hyperlink>
         </w:t>
@@ -4339,7 +5010,7 @@
         <w:t xml:space="preserve">
           <w:hyperlink r:id="rId70" w:tgtFrame="_blank">
             <w:r>
-              <w:t xml:space="preserve">Environmental Determinants of Surgical Site Infections in Abdominal Surgeries: A Scoping Review of Evidence from East Africa.</w:t>
+              <w:t xml:space="preserve">Unusual Thromboembolic Sequelae of MRSA Bacteremia in A Pediatric Patient: A Case Report.</w:t>
             </w:r>
           </w:hyperlink>
         </w:t>
@@ -4384,7 +5055,7 @@
         <w:t xml:space="preserve">
           <w:hyperlink r:id="rId71" w:tgtFrame="_blank">
             <w:r>
-              <w:t xml:space="preserve">Surgical and Functional outcome of Infective Knee Operated with Arthrotomy.</w:t>
+              <w:t xml:space="preserve">Chitosan-gelatin hybrid hydrogel incorporating strontium-doped ceria nanoparticles for enhanced wound healing and mitochondrial function recovery.</w:t>
             </w:r>
           </w:hyperlink>
         </w:t>
@@ -4429,7 +5100,7 @@
         <w:t xml:space="preserve">
           <w:hyperlink r:id="rId72" w:tgtFrame="_blank">
             <w:r>
-              <w:t xml:space="preserve">Emphysematous Esophagogastritis: a rare and life-threatening presentation of Streptococcus constellatus infection.</w:t>
+              <w:t xml:space="preserve">A mussel-inspired universal strategy for fabricating dual-bactericidal dressings to eradicate biofilms and accelerate infected wound healing.</w:t>
             </w:r>
           </w:hyperlink>
         </w:t>
@@ -4474,7 +5145,7 @@
         <w:t xml:space="preserve">
           <w:hyperlink r:id="rId73" w:tgtFrame="_blank">
             <w:r>
-              <w:t xml:space="preserve">Suppressive antibiotic therapy for spinal hardware infection: a retrospective cohort study.</w:t>
+              <w:t xml:space="preserve">A Comparison of Demographic and Microorganism Differences Between De Novo and Postoperative Infections.</w:t>
             </w:r>
           </w:hyperlink>
         </w:t>
@@ -4519,7 +5190,7 @@
         <w:t xml:space="preserve">
           <w:hyperlink r:id="rId74" w:tgtFrame="_blank">
             <w:r>
-              <w:t xml:space="preserve">Estimating changes in facility MRSA infection rates due to changes in MRSA precaution policy.</w:t>
+              <w:t xml:space="preserve">Susceptibility Patterns and Factors Associated with Multidrug Antibiotic Resistance Among Patients with Productive Cough in Southwestern Uganda.</w:t>
             </w:r>
           </w:hyperlink>
         </w:t>
@@ -4564,7 +5235,7 @@
         <w:t xml:space="preserve">
           <w:hyperlink r:id="rId75" w:tgtFrame="_blank">
             <w:r>
-              <w:t xml:space="preserve">Filamentous surface structures drive biofilm formation in ICU-isolated Acinetobacter baumannii, Pseudomonas aeruginosa, and Staphylococcus aureus: implications for persistent environmental contamination.</w:t>
+              <w:t xml:space="preserve">Effective therapy for periprosthetic joint infection through sequential application of non-contact low-frequency ultrasonic debridement and antiseptic solutions.</w:t>
             </w:r>
           </w:hyperlink>
         </w:t>
@@ -4609,7 +5280,7 @@
         <w:t xml:space="preserve">
           <w:hyperlink r:id="rId76" w:tgtFrame="_blank">
             <w:r>
-              <w:t xml:space="preserve">Emergence of Dalbavancin, Vancomycin, and Daptomycin Cross-resistance in MRSA During Long-term LVAD Suppression With Vancomycin Followed by Dalbavancin: Genomic Insights and Synergy With Cefadroxil.</w:t>
+              <w:t xml:space="preserve">Bacterial profile, antimicrobial resistance patterns and associated factors among cancer patients at Hawassa University Comprehensive Specialized Hospital, Sidama region, Southern Ethiopia.</w:t>
             </w:r>
           </w:hyperlink>
         </w:t>
@@ -4654,7 +5325,7 @@
         <w:t xml:space="preserve">
           <w:hyperlink r:id="rId77" w:tgtFrame="_blank">
             <w:r>
-              <w:t xml:space="preserve">Analyzing antibacterial potential of bellamya bengalensis derived peptide-silver nanoparticle conjugates over surgical implant surfaces.</w:t>
+              <w:t xml:space="preserve">Chitosan-starch biodegradable hydrogels incorporating core-shell copper nanoparticles for complex wound healing.</w:t>
             </w:r>
           </w:hyperlink>
         </w:t>
@@ -4699,7 +5370,7 @@
         <w:t xml:space="preserve">
           <w:hyperlink r:id="rId78" w:tgtFrame="_blank">
             <w:r>
-              <w:t xml:space="preserve">A Retrospective, Descriptive Analysis of MRSA Infections in a Low-Endemicity Region, Focusing on Empiric Treatment Adequacy.</w:t>
+              <w:t xml:space="preserve">Phloxine B-chitosan films as light-activated antibacterial coatings.</w:t>
             </w:r>
           </w:hyperlink>
         </w:t>
@@ -4744,7 +5415,7 @@
         <w:t xml:space="preserve">
           <w:hyperlink r:id="rId79" w:tgtFrame="_blank">
             <w:r>
-              <w:t xml:space="preserve">[Efficacy analysis of electrochemical detection of leukocyte esterase based on glucosyl ester in diagnosis of periprosthetic joint infection after knee arthroplasty in rabbits].</w:t>
+              <w:t xml:space="preserve">Successful Management of Septic Splenitis in an Abyssinian Cat.</w:t>
             </w:r>
           </w:hyperlink>
         </w:t>
@@ -4789,7 +5460,7 @@
         <w:t xml:space="preserve">
           <w:hyperlink r:id="rId80" w:tgtFrame="_blank">
             <w:r>
-              <w:t xml:space="preserve">Glucose-Responsive Antibacterial Nanogel for Synergistic Dual-Mode Therapy of Diabetic Wound Infections via Enhancing Cascade Generation of Hydroxyl Radicals and Hypoxia-Induced Activation of Metronidazole.</w:t>
+              <w:t xml:space="preserve">The impact of obesity, smoking and diabetes on the susceptibility to postoperative spinal infections: A risk-based approach.</w:t>
             </w:r>
           </w:hyperlink>
         </w:t>
@@ -4834,7 +5505,7 @@
         <w:t xml:space="preserve">
           <w:hyperlink r:id="rId81" w:tgtFrame="_blank">
             <w:r>
-              <w:t xml:space="preserve">Lignin-Based Nanoparticles Loaded with Essential Oils: Potential for Diabetic Foot Infection Management.</w:t>
+              <w:t xml:space="preserve">Relationships in anesthesia work areas between contamination measured as colony-forming units, Staphylococcus aureus detection, and S. aureus transmission.</w:t>
             </w:r>
           </w:hyperlink>
         </w:t>
@@ -4879,7 +5550,7 @@
         <w:t xml:space="preserve">
           <w:hyperlink r:id="rId82" w:tgtFrame="_blank">
             <w:r>
-              <w:t xml:space="preserve">Case Report: High-altitude exposure and severe respiratory infection precipitating diabetic ketoacidosis: new-onset ketosis-prone diabetes unmasked by physiological stress.</w:t>
+              <w:t xml:space="preserve">The Influence of COVID-19 on the Composition and Drug Resistance of Pleural Effusion in Shandong Province.</w:t>
             </w:r>
           </w:hyperlink>
         </w:t>
@@ -4924,7 +5595,7 @@
         <w:t xml:space="preserve">
           <w:hyperlink r:id="rId83" w:tgtFrame="_blank">
             <w:r>
-              <w:t xml:space="preserve">Trans-thoracic Extension of a Lung Abscess With a Pleurocutaneous Fistula: A Report of a Rare Case.</w:t>
+              <w:t xml:space="preserve">Discovery of an N,N'-diarylurea with potent activity against multidrug-resistant Staphylococcus aureus via perturbation of membrane homeostasis.</w:t>
             </w:r>
           </w:hyperlink>
         </w:t>
@@ -4969,7 +5640,7 @@
         <w:t xml:space="preserve">
           <w:hyperlink r:id="rId84" w:tgtFrame="_blank">
             <w:r>
-              <w:t xml:space="preserve">Comparative genomics of methicillin-resistant and -susceptible Staphylococcus aureus from Mexico City hospitals.</w:t>
+              <w:t xml:space="preserve">Lycium Barbarum Polysaccharide Attenuates Staphylococcus aureus-Induced Mastitis via the Gut Microbiota-Derived Indole-3-Propionic Acid/AhR-IL-22-STAT3 Axis.</w:t>
             </w:r>
           </w:hyperlink>
         </w:t>
@@ -5014,7 +5685,7 @@
         <w:t xml:space="preserve">
           <w:hyperlink r:id="rId85" w:tgtFrame="_blank">
             <w:r>
-              <w:t xml:space="preserve">Development of a Cerium-Doped Titanate/Polyphenol Nanostructured Coating for Titanium Implants: Enhancing Antibacterial Properties through Ciprofloxacin Release.</w:t>
+              <w:t xml:space="preserve">Panton-Valentine Leukocidin Producing Staphylococcus aureus Causing Acute Hematogenous Osteomyelitis in the Pediatric Population: Implications on Clinical Course and Outcome.</w:t>
             </w:r>
           </w:hyperlink>
         </w:t>
@@ -5059,7 +5730,7 @@
         <w:t xml:space="preserve">
           <w:hyperlink r:id="rId86" w:tgtFrame="_blank">
             <w:r>
-              <w:t xml:space="preserve">Knee prosthetic joint infection : Interest of early debridement, antibiotics, and implant retention strategy.</w:t>
+              <w:t xml:space="preserve">Niobium-Based Conditioning Layer to Reduce Bacterial Adhesion and Biofilm Formation on Titanium Surface.</w:t>
             </w:r>
           </w:hyperlink>
         </w:t>
@@ -5104,7 +5775,7 @@
         <w:t xml:space="preserve">
           <w:hyperlink r:id="rId87" w:tgtFrame="_blank">
             <w:r>
-              <w:t xml:space="preserve">Prevalence and Determinants of Multi-Drug Resistance Bacterial Infection Among Burn Patients in a Tertiary Care Center in Nepal.</w:t>
+              <w:t xml:space="preserve">Campylobacter Fetus Periprosthetic Joint Infection: A Case Report and Review of Literature from the Past Three Decades.</w:t>
             </w:r>
           </w:hyperlink>
         </w:t>
@@ -5149,7 +5820,7 @@
         <w:t xml:space="preserve">
           <w:hyperlink r:id="rId88" w:tgtFrame="_blank">
             <w:r>
-              <w:t xml:space="preserve">Development and optimization of an easy to interpret loop-mediated isothermal amplification (LAMP) assay for the identification of bacterial pathogens causing childhood pneumonia.</w:t>
+              <w:t xml:space="preserve">Polymeric quaternary ammonium enabled contact-active, bulk-stable and biocompatible antibacterial catheters without leaching-dependent antimicrobial additives.</w:t>
             </w:r>
           </w:hyperlink>
         </w:t>
@@ -5194,7 +5865,7 @@
         <w:t xml:space="preserve">
           <w:hyperlink r:id="rId89" w:tgtFrame="_blank">
             <w:r>
-              <w:t xml:space="preserve">A core-shell microneedle platform for the spatiotemporal codelivery of dual-agent therapeutics precisely orchestrates diabetic wound healing.</w:t>
+              <w:t xml:space="preserve">Evaluating the performance of Fourier transform infrared spectroscopy for typing and outbreak investigation of methicillin-resistant and -susceptible Staphylococcus aureus.</w:t>
             </w:r>
           </w:hyperlink>
         </w:t>
@@ -5239,7 +5910,7 @@
         <w:t xml:space="preserve">
           <w:hyperlink r:id="rId90" w:tgtFrame="_blank">
             <w:r>
-              <w:t xml:space="preserve">Enhancing hand hygiene compliance to reduce healthcare-associated infections in a coronary care unit: a quality improvement initiative in a tertiary hospital in South India.</w:t>
+              <w:t xml:space="preserve">Relative Efficacy of Commercially Available Ultraviolet-C Devices in the United States With Sufficient Irradiation Dose Delivery to Horizontal Surfaces.</w:t>
             </w:r>
           </w:hyperlink>
         </w:t>
@@ -5284,7 +5955,7 @@
         <w:t xml:space="preserve">
           <w:hyperlink r:id="rId91" w:tgtFrame="_blank">
             <w:r>
-              <w:t xml:space="preserve">Infection-adaptive polysaccharide hydrogels integrating ginsenoside Rb1@ZIF-8 nanozyme for diabetic wound healing.</w:t>
+              <w:t xml:space="preserve">Pathology of Cutaneous T Cell Lymphoma: A Narrative Review.</w:t>
             </w:r>
           </w:hyperlink>
         </w:t>
@@ -5329,7 +6000,7 @@
         <w:t xml:space="preserve">
           <w:hyperlink r:id="rId92" w:tgtFrame="_blank">
             <w:r>
-              <w:t xml:space="preserve">An Antibiotic-Free Nanoplatform Synergizing Quorum Sensing Inhibition and Enhanced Chemodynamic Therapy.</w:t>
+              <w:t xml:space="preserve">Dual-Action Sutures: Chlorhexidine and Dexamethasone for Infection Control and Inflammation Suppression.</w:t>
             </w:r>
           </w:hyperlink>
         </w:t>
@@ -5374,7 +6045,7 @@
         <w:t xml:space="preserve">
           <w:hyperlink r:id="rId93" w:tgtFrame="_blank">
             <w:r>
-              <w:t xml:space="preserve">Pretreatment With Vancomycin Prevents Staphylococcal Biofilm Formation on Marlex Mesh.</w:t>
+              <w:t xml:space="preserve">Dietary Bacillus subtilis PB6 Enhances Reproductive Performance by Modulating Gut Microbiota, Barrier Function, and Inflammation in Clostridium perfringens Type A-Infected Sows.</w:t>
             </w:r>
           </w:hyperlink>
         </w:t>
@@ -5419,7 +6090,7 @@
         <w:t xml:space="preserve">
           <w:hyperlink r:id="rId94" w:tgtFrame="_blank">
             <w:r>
-              <w:t xml:space="preserve">Microbiological Profile of Surgical Site Infections Post Laparotomy and Neurosurgery: A Prospective Observational Study.</w:t>
+              <w:t xml:space="preserve">Analysis of Pathogen Distribution, Drug Resistance, and Risk Factors in Patients With Hemifacial Microsomia After Mandibular Distraction Osteogenesis.</w:t>
             </w:r>
           </w:hyperlink>
         </w:t>
@@ -5464,7 +6135,7 @@
         <w:t xml:space="preserve">
           <w:hyperlink r:id="rId95" w:tgtFrame="_blank">
             <w:r>
-              <w:t xml:space="preserve">Risk factors for methicillin-resistant Staphylococcus aureus (MRSA) bacteraemia in patients with or without prior MRSA colonisation.</w:t>
+              <w:t xml:space="preserve">Broad-spectrum bactericidal synergy of silver-cannabichromene-cannabigerol triple combinations against healthcare-associated pathogens.</w:t>
             </w:r>
           </w:hyperlink>
         </w:t>
@@ -5509,7 +6180,7 @@
         <w:t xml:space="preserve">
           <w:hyperlink r:id="rId96" w:tgtFrame="_blank">
             <w:r>
-              <w:t xml:space="preserve">Safety of discontinuing contact precautions in patients with multidrug-resistant bacterial infection or colonization.</w:t>
+              <w:t xml:space="preserve">AI-Enabled Autonomous UV-C Device Pathogen Reduction within Clinically Relevant Parameters.</w:t>
             </w:r>
           </w:hyperlink>
         </w:t>
@@ -5554,7 +6225,7 @@
         <w:t xml:space="preserve">
           <w:hyperlink r:id="rId97" w:tgtFrame="_blank">
             <w:r>
-              <w:t xml:space="preserve">Neonates at a risk of hospital-acquired ESKAPEE infection despite implementation of infection prevention protocols.</w:t>
+              <w:t xml:space="preserve">Evaluation of β-lactam monotherapy and conventional anti-staphylococcal combination therapy for polymicrobial MSSA infections.</w:t>
             </w:r>
           </w:hyperlink>
         </w:t>
@@ -5599,7 +6270,7 @@
         <w:t xml:space="preserve">
           <w:hyperlink r:id="rId98" w:tgtFrame="_blank">
             <w:r>
-              <w:t xml:space="preserve">Cefazolin prophylaxis is associated with lower surgical site infection risk than vancomycin following elective spine surgery.</w:t>
+              <w:t xml:space="preserve">Plasma and parasternal subcutaneous tissue pharmacokinetics of ceftaroline fosamil in cardiac surgery with cardiopulmonary bypass.</w:t>
             </w:r>
           </w:hyperlink>
         </w:t>
@@ -5644,7 +6315,7 @@
         <w:t xml:space="preserve">
           <w:hyperlink r:id="rId99" w:tgtFrame="_blank">
             <w:r>
-              <w:t xml:space="preserve">Dual-functional sulfonated PEEK implants via graphene oxide-mediated BMP-2 gene delivery: enhanced osteogenic and antibacterial performance in vitro.</w:t>
+              <w:t xml:space="preserve">Functional integrated hydrogel with swelling-adhesion, antibacterial and conductive properties for acute wound hemostasis and diagnosis-treatment integration.</w:t>
             </w:r>
           </w:hyperlink>
         </w:t>
@@ -5689,7 +6360,7 @@
         <w:t xml:space="preserve">
           <w:hyperlink r:id="rId100" w:tgtFrame="_blank">
             <w:r>
-              <w:t xml:space="preserve">Larval debridement therapy for diabetes-related foot ulcers: evidence, mechanisms, and practical guidance.</w:t>
+              <w:t xml:space="preserve">A ROS-responsive core-shell microneedle platform integrating sonodynamic gas antibacterial therapy and modulating immunity for diabetic wound healing.</w:t>
             </w:r>
           </w:hyperlink>
         </w:t>
@@ -5734,7 +6405,7 @@
         <w:t xml:space="preserve">
           <w:hyperlink r:id="rId101" w:tgtFrame="_blank">
             <w:r>
-              <w:t xml:space="preserve">Standard work tools for managing pediatric baclofen pump infections and withdrawal.</w:t>
+              <w:t xml:space="preserve">Management of hematogenous osteomyelitis in children in Douala, Cameroon: diagnostic challenges, complications, and perspectives for improvement.</w:t>
             </w:r>
           </w:hyperlink>
         </w:t>
@@ -5779,7 +6450,7 @@
         <w:t xml:space="preserve">
           <w:hyperlink r:id="rId102" w:tgtFrame="_blank">
             <w:r>
-              <w:t xml:space="preserve">Microbiota-driven Immunopathogenesis in Systemic Lupus Erythematosus: Cross-site Mechanisms and Intervention Strategies.</w:t>
+              <w:t xml:space="preserve">Metal-independent effects of calprotectin on cocultures of Pseudomonas aeruginosa and Staphylococcus aureus involve alkylquinolone production.</w:t>
             </w:r>
           </w:hyperlink>
         </w:t>
@@ -5824,7 +6495,7 @@
         <w:t xml:space="preserve">
           <w:hyperlink r:id="rId103" w:tgtFrame="_blank">
             <w:r>
-              <w:t xml:space="preserve">Does the combination of pulsed lavage and negative pressure dressings reduce infection rates after posterior spinal arthrodesis in pediatric scoliosis ?</w:t>
+              <w:t xml:space="preserve">UK Antimicrobial Registry: Virtual Registry-an innovative surveillance approach for monitoring the real-world use and effectiveness of newly licensed antimicrobials in Scotland.</w:t>
             </w:r>
           </w:hyperlink>
         </w:t>
@@ -5869,7 +6540,7 @@
         <w:t xml:space="preserve">
           <w:hyperlink r:id="rId104" w:tgtFrame="_blank">
             <w:r>
-              <w:t xml:space="preserve">Genomic and clinical characteristics of Staphylococcus aureus isolates associated with orthopedic infections from a rural hospital, Qingdao, China.</w:t>
+              <w:t xml:space="preserve">Antibacterial Properties of Quercetin-Curcumin-Modified PMMA Denture Base Resin for Oral Surgical Site Applications: An In Vitro Study.</w:t>
             </w:r>
           </w:hyperlink>
         </w:t>
@@ -5914,7 +6585,7 @@
         <w:t xml:space="preserve">
           <w:hyperlink r:id="rId105" w:tgtFrame="_blank">
             <w:r>
-              <w:t xml:space="preserve">Wound infection caused by Staphylococcus arlettae: a case report and metal characterization.</w:t>
+              <w:t xml:space="preserve">Staphylococcus caprae as an Emerging Pathogen in Infective Endocarditis: A Case Series and Review of the Literature.</w:t>
             </w:r>
           </w:hyperlink>
         </w:t>
@@ -5959,7 +6630,1087 @@
         <w:t xml:space="preserve">
           <w:hyperlink r:id="rId106" w:tgtFrame="_blank">
             <w:r>
-              <w:t xml:space="preserve">Single Daily versus Multiple-Daily Sputum Cultures for Guiding Antibiotic Therapy in ICU Patients with Pulmonary Infections: A Retrospective Cohort Study.</w:t>
+              <w:t xml:space="preserve">Bioinspired "liquid-solid" biphasic dressing with exudate-gating transport, defense-attack antibacterial activity, and anti-adhesion property for exuding infected wound therapy.</w:t>
+            </w:r>
+          </w:hyperlink>
+        </w:t>
+      </w:r>
+    </w:p>
+    <w:p>
+      <w:pPr>
+        <w:spacing w:after="0"/>
+        <w:rPr>
+          <w:color w:val="0F50FF"/>
+          <w:u w:val="single"/>
+        </w:rPr>
+      </w:pPr>
+      <w:r>
+        <w:rPr>
+          <w:color w:val="0F50FF"/>
+          <w:u w:val="single"/>
+        </w:rPr>
+        <w:t xml:space="preserve"/>
+      </w:r>
+    </w:p>
+    <w:p>
+      <w:pPr>
+        <w:pStyle w:val="ListParagraph"/>
+        <w:numPr>
+          <w:ilvl w:val="0"/>
+          <w:numId w:val="24"/>
+        </w:numPr>
+        <w:spacing w:after="0" w:line="240" w:lineRule="auto"/>
+        <w:ind w:left="357" w:hanging="357"/>
+        <w:rPr>
+          <w:color w:val="0F50FF"/>
+          <w:u w:val="single"/>
+        </w:rPr>
+      </w:pPr>
+      <w:proofErr w:type="gramStart"/>
+      <w:r>
+        <w:rPr>
+          <w:color w:val="0F50FF"/>
+          <w:u w:val="single"/>
+        </w:rPr>
+        <w:t xml:space="preserve">
+          <w:hyperlink r:id="rId107" w:tgtFrame="_blank">
+            <w:r>
+              <w:t xml:space="preserve">Risk Factors and Pathogenic Bacteria Prevalence in Catheter-Associated Blood Stream Infection in Patients Undergoing Hemodialysis: A Cross-Sectional Study.</w:t>
+            </w:r>
+          </w:hyperlink>
+        </w:t>
+      </w:r>
+    </w:p>
+    <w:p>
+      <w:pPr>
+        <w:spacing w:after="0"/>
+        <w:rPr>
+          <w:color w:val="0F50FF"/>
+          <w:u w:val="single"/>
+        </w:rPr>
+      </w:pPr>
+      <w:r>
+        <w:rPr>
+          <w:color w:val="0F50FF"/>
+          <w:u w:val="single"/>
+        </w:rPr>
+        <w:t xml:space="preserve"/>
+      </w:r>
+    </w:p>
+    <w:p>
+      <w:pPr>
+        <w:pStyle w:val="ListParagraph"/>
+        <w:numPr>
+          <w:ilvl w:val="0"/>
+          <w:numId w:val="24"/>
+        </w:numPr>
+        <w:spacing w:after="0" w:line="240" w:lineRule="auto"/>
+        <w:ind w:left="357" w:hanging="357"/>
+        <w:rPr>
+          <w:color w:val="0F50FF"/>
+          <w:u w:val="single"/>
+        </w:rPr>
+      </w:pPr>
+      <w:proofErr w:type="gramStart"/>
+      <w:r>
+        <w:rPr>
+          <w:color w:val="0F50FF"/>
+          <w:u w:val="single"/>
+        </w:rPr>
+        <w:t xml:space="preserve">
+          <w:hyperlink r:id="rId108" w:tgtFrame="_blank">
+            <w:r>
+              <w:t xml:space="preserve">Analysis of somatic cell count, bacteria distribution and antimicrobial susceptibility in lactating dairy cows from small holder dairy farms in Kenya.</w:t>
+            </w:r>
+          </w:hyperlink>
+        </w:t>
+      </w:r>
+    </w:p>
+    <w:p>
+      <w:pPr>
+        <w:spacing w:after="0"/>
+        <w:rPr>
+          <w:color w:val="0F50FF"/>
+          <w:u w:val="single"/>
+        </w:rPr>
+      </w:pPr>
+      <w:r>
+        <w:rPr>
+          <w:color w:val="0F50FF"/>
+          <w:u w:val="single"/>
+        </w:rPr>
+        <w:t xml:space="preserve"/>
+      </w:r>
+    </w:p>
+    <w:p>
+      <w:pPr>
+        <w:pStyle w:val="ListParagraph"/>
+        <w:numPr>
+          <w:ilvl w:val="0"/>
+          <w:numId w:val="24"/>
+        </w:numPr>
+        <w:spacing w:after="0" w:line="240" w:lineRule="auto"/>
+        <w:ind w:left="357" w:hanging="357"/>
+        <w:rPr>
+          <w:color w:val="0F50FF"/>
+          <w:u w:val="single"/>
+        </w:rPr>
+      </w:pPr>
+      <w:proofErr w:type="gramStart"/>
+      <w:r>
+        <w:rPr>
+          <w:color w:val="0F50FF"/>
+          <w:u w:val="single"/>
+        </w:rPr>
+        <w:t xml:space="preserve">
+          <w:hyperlink r:id="rId109" w:tgtFrame="_blank">
+            <w:r>
+              <w:t xml:space="preserve">Implementation of Staphylococcus aureus decolonization in cardiac surgery.</w:t>
+            </w:r>
+          </w:hyperlink>
+        </w:t>
+      </w:r>
+    </w:p>
+    <w:p>
+      <w:pPr>
+        <w:spacing w:after="0"/>
+        <w:rPr>
+          <w:color w:val="0F50FF"/>
+          <w:u w:val="single"/>
+        </w:rPr>
+      </w:pPr>
+      <w:r>
+        <w:rPr>
+          <w:color w:val="0F50FF"/>
+          <w:u w:val="single"/>
+        </w:rPr>
+        <w:t xml:space="preserve"/>
+      </w:r>
+    </w:p>
+    <w:p>
+      <w:pPr>
+        <w:pStyle w:val="ListParagraph"/>
+        <w:numPr>
+          <w:ilvl w:val="0"/>
+          <w:numId w:val="24"/>
+        </w:numPr>
+        <w:spacing w:after="0" w:line="240" w:lineRule="auto"/>
+        <w:ind w:left="357" w:hanging="357"/>
+        <w:rPr>
+          <w:color w:val="0F50FF"/>
+          <w:u w:val="single"/>
+        </w:rPr>
+      </w:pPr>
+      <w:proofErr w:type="gramStart"/>
+      <w:r>
+        <w:rPr>
+          <w:color w:val="0F50FF"/>
+          <w:u w:val="single"/>
+        </w:rPr>
+        <w:t xml:space="preserve">
+          <w:hyperlink r:id="rId110" w:tgtFrame="_blank">
+            <w:r>
+              <w:t xml:space="preserve">Molar Incisor Hypomineralization and Morphological Defects Following Pediatric Septicemia: A Case Report.</w:t>
+            </w:r>
+          </w:hyperlink>
+        </w:t>
+      </w:r>
+    </w:p>
+    <w:p>
+      <w:pPr>
+        <w:spacing w:after="0"/>
+        <w:rPr>
+          <w:color w:val="0F50FF"/>
+          <w:u w:val="single"/>
+        </w:rPr>
+      </w:pPr>
+      <w:r>
+        <w:rPr>
+          <w:color w:val="0F50FF"/>
+          <w:u w:val="single"/>
+        </w:rPr>
+        <w:t xml:space="preserve"/>
+      </w:r>
+    </w:p>
+    <w:p>
+      <w:pPr>
+        <w:pStyle w:val="ListParagraph"/>
+        <w:numPr>
+          <w:ilvl w:val="0"/>
+          <w:numId w:val="24"/>
+        </w:numPr>
+        <w:spacing w:after="0" w:line="240" w:lineRule="auto"/>
+        <w:ind w:left="357" w:hanging="357"/>
+        <w:rPr>
+          <w:color w:val="0F50FF"/>
+          <w:u w:val="single"/>
+        </w:rPr>
+      </w:pPr>
+      <w:proofErr w:type="gramStart"/>
+      <w:r>
+        <w:rPr>
+          <w:color w:val="0F50FF"/>
+          <w:u w:val="single"/>
+        </w:rPr>
+        <w:t xml:space="preserve">
+          <w:hyperlink r:id="rId111" w:tgtFrame="_blank">
+            <w:r>
+              <w:t xml:space="preserve">Diversity and evolution of leukotoxin operons in Staphylococcus aureus.</w:t>
+            </w:r>
+          </w:hyperlink>
+        </w:t>
+      </w:r>
+    </w:p>
+    <w:p>
+      <w:pPr>
+        <w:spacing w:after="0"/>
+        <w:rPr>
+          <w:color w:val="0F50FF"/>
+          <w:u w:val="single"/>
+        </w:rPr>
+      </w:pPr>
+      <w:r>
+        <w:rPr>
+          <w:color w:val="0F50FF"/>
+          <w:u w:val="single"/>
+        </w:rPr>
+        <w:t xml:space="preserve"/>
+      </w:r>
+    </w:p>
+    <w:p>
+      <w:pPr>
+        <w:pStyle w:val="ListParagraph"/>
+        <w:numPr>
+          <w:ilvl w:val="0"/>
+          <w:numId w:val="24"/>
+        </w:numPr>
+        <w:spacing w:after="0" w:line="240" w:lineRule="auto"/>
+        <w:ind w:left="357" w:hanging="357"/>
+        <w:rPr>
+          <w:color w:val="0F50FF"/>
+          <w:u w:val="single"/>
+        </w:rPr>
+      </w:pPr>
+      <w:proofErr w:type="gramStart"/>
+      <w:r>
+        <w:rPr>
+          <w:color w:val="0F50FF"/>
+          <w:u w:val="single"/>
+        </w:rPr>
+        <w:t xml:space="preserve">
+          <w:hyperlink r:id="rId112" w:tgtFrame="_blank">
+            <w:r>
+              <w:t xml:space="preserve">RPA Combined With CRISPR/Cas12a for Rapid and Ultrasensitive Detection Dual-Gene of Methicillin-Resistant Staphylococcus aureus (MRSA).</w:t>
+            </w:r>
+          </w:hyperlink>
+        </w:t>
+      </w:r>
+    </w:p>
+    <w:p>
+      <w:pPr>
+        <w:spacing w:after="0"/>
+        <w:rPr>
+          <w:color w:val="0F50FF"/>
+          <w:u w:val="single"/>
+        </w:rPr>
+      </w:pPr>
+      <w:r>
+        <w:rPr>
+          <w:color w:val="0F50FF"/>
+          <w:u w:val="single"/>
+        </w:rPr>
+        <w:t xml:space="preserve"/>
+      </w:r>
+    </w:p>
+    <w:p>
+      <w:pPr>
+        <w:pStyle w:val="ListParagraph"/>
+        <w:numPr>
+          <w:ilvl w:val="0"/>
+          <w:numId w:val="24"/>
+        </w:numPr>
+        <w:spacing w:after="0" w:line="240" w:lineRule="auto"/>
+        <w:ind w:left="357" w:hanging="357"/>
+        <w:rPr>
+          <w:color w:val="0F50FF"/>
+          <w:u w:val="single"/>
+        </w:rPr>
+      </w:pPr>
+      <w:proofErr w:type="gramStart"/>
+      <w:r>
+        <w:rPr>
+          <w:color w:val="0F50FF"/>
+          <w:u w:val="single"/>
+        </w:rPr>
+        <w:t xml:space="preserve">
+          <w:hyperlink r:id="rId113" w:tgtFrame="_blank">
+            <w:r>
+              <w:t xml:space="preserve">Profiling of genetic determinants required for fitness of community-associated methicillin-resistant Staphylococcus aureus in human blood.</w:t>
+            </w:r>
+          </w:hyperlink>
+        </w:t>
+      </w:r>
+    </w:p>
+    <w:p>
+      <w:pPr>
+        <w:spacing w:after="0"/>
+        <w:rPr>
+          <w:color w:val="0F50FF"/>
+          <w:u w:val="single"/>
+        </w:rPr>
+      </w:pPr>
+      <w:r>
+        <w:rPr>
+          <w:color w:val="0F50FF"/>
+          <w:u w:val="single"/>
+        </w:rPr>
+        <w:t xml:space="preserve"/>
+      </w:r>
+    </w:p>
+    <w:p>
+      <w:pPr>
+        <w:pStyle w:val="ListParagraph"/>
+        <w:numPr>
+          <w:ilvl w:val="0"/>
+          <w:numId w:val="24"/>
+        </w:numPr>
+        <w:spacing w:after="0" w:line="240" w:lineRule="auto"/>
+        <w:ind w:left="357" w:hanging="357"/>
+        <w:rPr>
+          <w:color w:val="0F50FF"/>
+          <w:u w:val="single"/>
+        </w:rPr>
+      </w:pPr>
+      <w:proofErr w:type="gramStart"/>
+      <w:r>
+        <w:rPr>
+          <w:color w:val="0F50FF"/>
+          <w:u w:val="single"/>
+        </w:rPr>
+        <w:t xml:space="preserve">
+          <w:hyperlink r:id="rId114" w:tgtFrame="_blank">
+            <w:r>
+              <w:t xml:space="preserve">Efficacy of Antibiotic-Coated Intramedullary Nails for Septic Shaft Nonunion: Surgical Technique and Outcomes.</w:t>
+            </w:r>
+          </w:hyperlink>
+        </w:t>
+      </w:r>
+    </w:p>
+    <w:p>
+      <w:pPr>
+        <w:spacing w:after="0"/>
+        <w:rPr>
+          <w:color w:val="0F50FF"/>
+          <w:u w:val="single"/>
+        </w:rPr>
+      </w:pPr>
+      <w:r>
+        <w:rPr>
+          <w:color w:val="0F50FF"/>
+          <w:u w:val="single"/>
+        </w:rPr>
+        <w:t xml:space="preserve"/>
+      </w:r>
+    </w:p>
+    <w:p>
+      <w:pPr>
+        <w:pStyle w:val="ListParagraph"/>
+        <w:numPr>
+          <w:ilvl w:val="0"/>
+          <w:numId w:val="24"/>
+        </w:numPr>
+        <w:spacing w:after="0" w:line="240" w:lineRule="auto"/>
+        <w:ind w:left="357" w:hanging="357"/>
+        <w:rPr>
+          <w:color w:val="0F50FF"/>
+          <w:u w:val="single"/>
+        </w:rPr>
+      </w:pPr>
+      <w:proofErr w:type="gramStart"/>
+      <w:r>
+        <w:rPr>
+          <w:color w:val="0F50FF"/>
+          <w:u w:val="single"/>
+        </w:rPr>
+        <w:t xml:space="preserve">
+          <w:hyperlink r:id="rId115" w:tgtFrame="_blank">
+            <w:r>
+              <w:t xml:space="preserve">Prosthetic Joint Infection Caused by Staphylococcus argenteus: mNGS-Guided Diagnosis and Whole-Genome Characterization of an ST2250 Strain.</w:t>
+            </w:r>
+          </w:hyperlink>
+        </w:t>
+      </w:r>
+    </w:p>
+    <w:p>
+      <w:pPr>
+        <w:spacing w:after="0"/>
+        <w:rPr>
+          <w:color w:val="0F50FF"/>
+          <w:u w:val="single"/>
+        </w:rPr>
+      </w:pPr>
+      <w:r>
+        <w:rPr>
+          <w:color w:val="0F50FF"/>
+          <w:u w:val="single"/>
+        </w:rPr>
+        <w:t xml:space="preserve"/>
+      </w:r>
+    </w:p>
+    <w:p>
+      <w:pPr>
+        <w:pStyle w:val="ListParagraph"/>
+        <w:numPr>
+          <w:ilvl w:val="0"/>
+          <w:numId w:val="24"/>
+        </w:numPr>
+        <w:spacing w:after="0" w:line="240" w:lineRule="auto"/>
+        <w:ind w:left="357" w:hanging="357"/>
+        <w:rPr>
+          <w:color w:val="0F50FF"/>
+          <w:u w:val="single"/>
+        </w:rPr>
+      </w:pPr>
+      <w:proofErr w:type="gramStart"/>
+      <w:r>
+        <w:rPr>
+          <w:color w:val="0F50FF"/>
+          <w:u w:val="single"/>
+        </w:rPr>
+        <w:t xml:space="preserve">
+          <w:hyperlink r:id="rId116" w:tgtFrame="_blank">
+            <w:r>
+              <w:t xml:space="preserve">Metagenomic and Phenotypic Insights Into Biofilm-Forming Pathogens in Patients With Nosocomial Sepsis.</w:t>
+            </w:r>
+          </w:hyperlink>
+        </w:t>
+      </w:r>
+    </w:p>
+    <w:p>
+      <w:pPr>
+        <w:spacing w:after="0"/>
+        <w:rPr>
+          <w:color w:val="0F50FF"/>
+          <w:u w:val="single"/>
+        </w:rPr>
+      </w:pPr>
+      <w:r>
+        <w:rPr>
+          <w:color w:val="0F50FF"/>
+          <w:u w:val="single"/>
+        </w:rPr>
+        <w:t xml:space="preserve"/>
+      </w:r>
+    </w:p>
+    <w:p>
+      <w:pPr>
+        <w:pStyle w:val="ListParagraph"/>
+        <w:numPr>
+          <w:ilvl w:val="0"/>
+          <w:numId w:val="24"/>
+        </w:numPr>
+        <w:spacing w:after="0" w:line="240" w:lineRule="auto"/>
+        <w:ind w:left="357" w:hanging="357"/>
+        <w:rPr>
+          <w:color w:val="0F50FF"/>
+          <w:u w:val="single"/>
+        </w:rPr>
+      </w:pPr>
+      <w:proofErr w:type="gramStart"/>
+      <w:r>
+        <w:rPr>
+          <w:color w:val="0F50FF"/>
+          <w:u w:val="single"/>
+        </w:rPr>
+        <w:t xml:space="preserve">
+          <w:hyperlink r:id="rId117" w:tgtFrame="_blank">
+            <w:r>
+              <w:t xml:space="preserve">Antimicrobial elution patterns correlate with antibacterial and antifungal activities of three antimicrobial central venous catheters in serum.</w:t>
+            </w:r>
+          </w:hyperlink>
+        </w:t>
+      </w:r>
+    </w:p>
+    <w:p>
+      <w:pPr>
+        <w:spacing w:after="0"/>
+        <w:rPr>
+          <w:color w:val="0F50FF"/>
+          <w:u w:val="single"/>
+        </w:rPr>
+      </w:pPr>
+      <w:r>
+        <w:rPr>
+          <w:color w:val="0F50FF"/>
+          <w:u w:val="single"/>
+        </w:rPr>
+        <w:t xml:space="preserve"/>
+      </w:r>
+    </w:p>
+    <w:p>
+      <w:pPr>
+        <w:pStyle w:val="ListParagraph"/>
+        <w:numPr>
+          <w:ilvl w:val="0"/>
+          <w:numId w:val="24"/>
+        </w:numPr>
+        <w:spacing w:after="0" w:line="240" w:lineRule="auto"/>
+        <w:ind w:left="357" w:hanging="357"/>
+        <w:rPr>
+          <w:color w:val="0F50FF"/>
+          <w:u w:val="single"/>
+        </w:rPr>
+      </w:pPr>
+      <w:proofErr w:type="gramStart"/>
+      <w:r>
+        <w:rPr>
+          <w:color w:val="0F50FF"/>
+          <w:u w:val="single"/>
+        </w:rPr>
+        <w:t xml:space="preserve">
+          <w:hyperlink r:id="rId118" w:tgtFrame="_blank">
+            <w:r>
+              <w:t xml:space="preserve">Never Too Old for Arthroscopic Surgery: Woman with Low Virulence Pathogenic Shoulder Osteomyelitis - A Case Report.</w:t>
+            </w:r>
+          </w:hyperlink>
+        </w:t>
+      </w:r>
+    </w:p>
+    <w:p>
+      <w:pPr>
+        <w:spacing w:after="0"/>
+        <w:rPr>
+          <w:color w:val="0F50FF"/>
+          <w:u w:val="single"/>
+        </w:rPr>
+      </w:pPr>
+      <w:r>
+        <w:rPr>
+          <w:color w:val="0F50FF"/>
+          <w:u w:val="single"/>
+        </w:rPr>
+        <w:t xml:space="preserve"/>
+      </w:r>
+    </w:p>
+    <w:p>
+      <w:pPr>
+        <w:pStyle w:val="ListParagraph"/>
+        <w:numPr>
+          <w:ilvl w:val="0"/>
+          <w:numId w:val="24"/>
+        </w:numPr>
+        <w:spacing w:after="0" w:line="240" w:lineRule="auto"/>
+        <w:ind w:left="357" w:hanging="357"/>
+        <w:rPr>
+          <w:color w:val="0F50FF"/>
+          <w:u w:val="single"/>
+        </w:rPr>
+      </w:pPr>
+      <w:proofErr w:type="gramStart"/>
+      <w:r>
+        <w:rPr>
+          <w:color w:val="0F50FF"/>
+          <w:u w:val="single"/>
+        </w:rPr>
+        <w:t xml:space="preserve">
+          <w:hyperlink r:id="rId119" w:tgtFrame="_blank">
+            <w:r>
+              <w:t xml:space="preserve">Nitric oxide‑releasing porous titanium foams fabricated by scalable sintering-dissolution process for antibiofilm activity and cytocompatibility.</w:t>
+            </w:r>
+          </w:hyperlink>
+        </w:t>
+      </w:r>
+    </w:p>
+    <w:p>
+      <w:pPr>
+        <w:spacing w:after="0"/>
+        <w:rPr>
+          <w:color w:val="0F50FF"/>
+          <w:u w:val="single"/>
+        </w:rPr>
+      </w:pPr>
+      <w:r>
+        <w:rPr>
+          <w:color w:val="0F50FF"/>
+          <w:u w:val="single"/>
+        </w:rPr>
+        <w:t xml:space="preserve"/>
+      </w:r>
+    </w:p>
+    <w:p>
+      <w:pPr>
+        <w:pStyle w:val="ListParagraph"/>
+        <w:numPr>
+          <w:ilvl w:val="0"/>
+          <w:numId w:val="24"/>
+        </w:numPr>
+        <w:spacing w:after="0" w:line="240" w:lineRule="auto"/>
+        <w:ind w:left="357" w:hanging="357"/>
+        <w:rPr>
+          <w:color w:val="0F50FF"/>
+          <w:u w:val="single"/>
+        </w:rPr>
+      </w:pPr>
+      <w:proofErr w:type="gramStart"/>
+      <w:r>
+        <w:rPr>
+          <w:color w:val="0F50FF"/>
+          <w:u w:val="single"/>
+        </w:rPr>
+        <w:t xml:space="preserve">
+          <w:hyperlink r:id="rId120" w:tgtFrame="_blank">
+            <w:r>
+              <w:t xml:space="preserve">Epidemiological and antibiotic susceptibility pattern of bacterial paronychial infection.</w:t>
+            </w:r>
+          </w:hyperlink>
+        </w:t>
+      </w:r>
+    </w:p>
+    <w:p>
+      <w:pPr>
+        <w:spacing w:after="0"/>
+        <w:rPr>
+          <w:color w:val="0F50FF"/>
+          <w:u w:val="single"/>
+        </w:rPr>
+      </w:pPr>
+      <w:r>
+        <w:rPr>
+          <w:color w:val="0F50FF"/>
+          <w:u w:val="single"/>
+        </w:rPr>
+        <w:t xml:space="preserve"/>
+      </w:r>
+    </w:p>
+    <w:p>
+      <w:pPr>
+        <w:pStyle w:val="ListParagraph"/>
+        <w:numPr>
+          <w:ilvl w:val="0"/>
+          <w:numId w:val="24"/>
+        </w:numPr>
+        <w:spacing w:after="0" w:line="240" w:lineRule="auto"/>
+        <w:ind w:left="357" w:hanging="357"/>
+        <w:rPr>
+          <w:color w:val="0F50FF"/>
+          <w:u w:val="single"/>
+        </w:rPr>
+      </w:pPr>
+      <w:proofErr w:type="gramStart"/>
+      <w:r>
+        <w:rPr>
+          <w:color w:val="0F50FF"/>
+          <w:u w:val="single"/>
+        </w:rPr>
+        <w:t xml:space="preserve">
+          <w:hyperlink r:id="rId121" w:tgtFrame="_blank">
+            <w:r>
+              <w:t xml:space="preserve">Empirical antibiotic therapy in acute orthopaedic infections: differences in antimicrobial susceptibility across anatomical sites.</w:t>
+            </w:r>
+          </w:hyperlink>
+        </w:t>
+      </w:r>
+    </w:p>
+    <w:p>
+      <w:pPr>
+        <w:spacing w:after="0"/>
+        <w:rPr>
+          <w:color w:val="0F50FF"/>
+          <w:u w:val="single"/>
+        </w:rPr>
+      </w:pPr>
+      <w:r>
+        <w:rPr>
+          <w:color w:val="0F50FF"/>
+          <w:u w:val="single"/>
+        </w:rPr>
+        <w:t xml:space="preserve"/>
+      </w:r>
+    </w:p>
+    <w:p>
+      <w:pPr>
+        <w:pStyle w:val="ListParagraph"/>
+        <w:numPr>
+          <w:ilvl w:val="0"/>
+          <w:numId w:val="24"/>
+        </w:numPr>
+        <w:spacing w:after="0" w:line="240" w:lineRule="auto"/>
+        <w:ind w:left="357" w:hanging="357"/>
+        <w:rPr>
+          <w:color w:val="0F50FF"/>
+          <w:u w:val="single"/>
+        </w:rPr>
+      </w:pPr>
+      <w:proofErr w:type="gramStart"/>
+      <w:r>
+        <w:rPr>
+          <w:color w:val="0F50FF"/>
+          <w:u w:val="single"/>
+        </w:rPr>
+        <w:t xml:space="preserve">
+          <w:hyperlink r:id="rId122" w:tgtFrame="_blank">
+            <w:r>
+              <w:t xml:space="preserve">Genetic Diversity of Methicillin-Resistant Staphylococcus aureus Isolates From Two Tertiary Care Hospitals in Sulaymaniyah, Iraq, Characterized by spa Typing, Coagulase VNTR Sequencing, and REP-PCR.</w:t>
+            </w:r>
+          </w:hyperlink>
+        </w:t>
+      </w:r>
+    </w:p>
+    <w:p>
+      <w:pPr>
+        <w:spacing w:after="0"/>
+        <w:rPr>
+          <w:color w:val="0F50FF"/>
+          <w:u w:val="single"/>
+        </w:rPr>
+      </w:pPr>
+      <w:r>
+        <w:rPr>
+          <w:color w:val="0F50FF"/>
+          <w:u w:val="single"/>
+        </w:rPr>
+        <w:t xml:space="preserve"/>
+      </w:r>
+    </w:p>
+    <w:p>
+      <w:pPr>
+        <w:pStyle w:val="ListParagraph"/>
+        <w:numPr>
+          <w:ilvl w:val="0"/>
+          <w:numId w:val="24"/>
+        </w:numPr>
+        <w:spacing w:after="0" w:line="240" w:lineRule="auto"/>
+        <w:ind w:left="357" w:hanging="357"/>
+        <w:rPr>
+          <w:color w:val="0F50FF"/>
+          <w:u w:val="single"/>
+        </w:rPr>
+      </w:pPr>
+      <w:proofErr w:type="gramStart"/>
+      <w:r>
+        <w:rPr>
+          <w:color w:val="0F50FF"/>
+          <w:u w:val="single"/>
+        </w:rPr>
+        <w:t xml:space="preserve">
+          <w:hyperlink r:id="rId123" w:tgtFrame="_blank">
+            <w:r>
+              <w:t xml:space="preserve">Engineered with tannic acid-magnesium metal-phenolic frameworks: A multifunctional 3D-printed PCL/TCP scaffold for bone regeneration.</w:t>
+            </w:r>
+          </w:hyperlink>
+        </w:t>
+      </w:r>
+    </w:p>
+    <w:p>
+      <w:pPr>
+        <w:spacing w:after="0"/>
+        <w:rPr>
+          <w:color w:val="0F50FF"/>
+          <w:u w:val="single"/>
+        </w:rPr>
+      </w:pPr>
+      <w:r>
+        <w:rPr>
+          <w:color w:val="0F50FF"/>
+          <w:u w:val="single"/>
+        </w:rPr>
+        <w:t xml:space="preserve"/>
+      </w:r>
+    </w:p>
+    <w:p>
+      <w:pPr>
+        <w:pStyle w:val="ListParagraph"/>
+        <w:numPr>
+          <w:ilvl w:val="0"/>
+          <w:numId w:val="24"/>
+        </w:numPr>
+        <w:spacing w:after="0" w:line="240" w:lineRule="auto"/>
+        <w:ind w:left="357" w:hanging="357"/>
+        <w:rPr>
+          <w:color w:val="0F50FF"/>
+          <w:u w:val="single"/>
+        </w:rPr>
+      </w:pPr>
+      <w:proofErr w:type="gramStart"/>
+      <w:r>
+        <w:rPr>
+          <w:color w:val="0F50FF"/>
+          <w:u w:val="single"/>
+        </w:rPr>
+        <w:t xml:space="preserve">
+          <w:hyperlink r:id="rId124" w:tgtFrame="_blank">
+            <w:r>
+              <w:t xml:space="preserve">Environmental surface sampling in health and care settings: a scoping review of published guidance.</w:t>
+            </w:r>
+          </w:hyperlink>
+        </w:t>
+      </w:r>
+    </w:p>
+    <w:p>
+      <w:pPr>
+        <w:spacing w:after="0"/>
+        <w:rPr>
+          <w:color w:val="0F50FF"/>
+          <w:u w:val="single"/>
+        </w:rPr>
+      </w:pPr>
+      <w:r>
+        <w:rPr>
+          <w:color w:val="0F50FF"/>
+          <w:u w:val="single"/>
+        </w:rPr>
+        <w:t xml:space="preserve"/>
+      </w:r>
+    </w:p>
+    <w:p>
+      <w:pPr>
+        <w:pStyle w:val="ListParagraph"/>
+        <w:numPr>
+          <w:ilvl w:val="0"/>
+          <w:numId w:val="24"/>
+        </w:numPr>
+        <w:spacing w:after="0" w:line="240" w:lineRule="auto"/>
+        <w:ind w:left="357" w:hanging="357"/>
+        <w:rPr>
+          <w:color w:val="0F50FF"/>
+          <w:u w:val="single"/>
+        </w:rPr>
+      </w:pPr>
+      <w:proofErr w:type="gramStart"/>
+      <w:r>
+        <w:rPr>
+          <w:color w:val="0F50FF"/>
+          <w:u w:val="single"/>
+        </w:rPr>
+        <w:t xml:space="preserve">
+          <w:hyperlink r:id="rId125" w:tgtFrame="_blank">
+            <w:r>
+              <w:t xml:space="preserve">A model of polymicrobial catheter-associated urinary tract infection reveals biofilm-mediated modulation of treatment efficacy.</w:t>
+            </w:r>
+          </w:hyperlink>
+        </w:t>
+      </w:r>
+    </w:p>
+    <w:p>
+      <w:pPr>
+        <w:spacing w:after="0"/>
+        <w:rPr>
+          <w:color w:val="0F50FF"/>
+          <w:u w:val="single"/>
+        </w:rPr>
+      </w:pPr>
+      <w:r>
+        <w:rPr>
+          <w:color w:val="0F50FF"/>
+          <w:u w:val="single"/>
+        </w:rPr>
+        <w:t xml:space="preserve"/>
+      </w:r>
+    </w:p>
+    <w:p>
+      <w:pPr>
+        <w:pStyle w:val="ListParagraph"/>
+        <w:numPr>
+          <w:ilvl w:val="0"/>
+          <w:numId w:val="24"/>
+        </w:numPr>
+        <w:spacing w:after="0" w:line="240" w:lineRule="auto"/>
+        <w:ind w:left="357" w:hanging="357"/>
+        <w:rPr>
+          <w:color w:val="0F50FF"/>
+          <w:u w:val="single"/>
+        </w:rPr>
+      </w:pPr>
+      <w:proofErr w:type="gramStart"/>
+      <w:r>
+        <w:rPr>
+          <w:color w:val="0F50FF"/>
+          <w:u w:val="single"/>
+        </w:rPr>
+        <w:t xml:space="preserve">
+          <w:hyperlink r:id="rId126" w:tgtFrame="_blank">
+            <w:r>
+              <w:t xml:space="preserve">Mechanical deformation inhibits growth and migration of S. aureus within submicrometer channels.</w:t>
+            </w:r>
+          </w:hyperlink>
+        </w:t>
+      </w:r>
+    </w:p>
+    <w:p>
+      <w:pPr>
+        <w:spacing w:after="0"/>
+        <w:rPr>
+          <w:color w:val="0F50FF"/>
+          <w:u w:val="single"/>
+        </w:rPr>
+      </w:pPr>
+      <w:r>
+        <w:rPr>
+          <w:color w:val="0F50FF"/>
+          <w:u w:val="single"/>
+        </w:rPr>
+        <w:t xml:space="preserve"/>
+      </w:r>
+    </w:p>
+    <w:p>
+      <w:pPr>
+        <w:pStyle w:val="ListParagraph"/>
+        <w:numPr>
+          <w:ilvl w:val="0"/>
+          <w:numId w:val="24"/>
+        </w:numPr>
+        <w:spacing w:after="0" w:line="240" w:lineRule="auto"/>
+        <w:ind w:left="357" w:hanging="357"/>
+        <w:rPr>
+          <w:color w:val="0F50FF"/>
+          <w:u w:val="single"/>
+        </w:rPr>
+      </w:pPr>
+      <w:proofErr w:type="gramStart"/>
+      <w:r>
+        <w:rPr>
+          <w:color w:val="0F50FF"/>
+          <w:u w:val="single"/>
+        </w:rPr>
+        <w:t xml:space="preserve">
+          <w:hyperlink r:id="rId127" w:tgtFrame="_blank">
+            <w:r>
+              <w:t xml:space="preserve">[Translated article] Complications of intraosseous administration of vancomycin in total hip arthroplasty.</w:t>
+            </w:r>
+          </w:hyperlink>
+        </w:t>
+      </w:r>
+    </w:p>
+    <w:p>
+      <w:pPr>
+        <w:spacing w:after="0"/>
+        <w:rPr>
+          <w:color w:val="0F50FF"/>
+          <w:u w:val="single"/>
+        </w:rPr>
+      </w:pPr>
+      <w:r>
+        <w:rPr>
+          <w:color w:val="0F50FF"/>
+          <w:u w:val="single"/>
+        </w:rPr>
+        <w:t xml:space="preserve"/>
+      </w:r>
+    </w:p>
+    <w:p>
+      <w:pPr>
+        <w:pStyle w:val="ListParagraph"/>
+        <w:numPr>
+          <w:ilvl w:val="0"/>
+          <w:numId w:val="24"/>
+        </w:numPr>
+        <w:spacing w:after="0" w:line="240" w:lineRule="auto"/>
+        <w:ind w:left="357" w:hanging="357"/>
+        <w:rPr>
+          <w:color w:val="0F50FF"/>
+          <w:u w:val="single"/>
+        </w:rPr>
+      </w:pPr>
+      <w:proofErr w:type="gramStart"/>
+      <w:r>
+        <w:rPr>
+          <w:color w:val="0F50FF"/>
+          <w:u w:val="single"/>
+        </w:rPr>
+        <w:t xml:space="preserve">
+          <w:hyperlink r:id="rId128" w:tgtFrame="_blank">
+            <w:r>
+              <w:t xml:space="preserve">Investigation and control of a meticillin-resistant Staphylococcus aureus (MRSA) outbreak in a Level 2 neonatal unit in England: findings from a cohort study.</w:t>
+            </w:r>
+          </w:hyperlink>
+        </w:t>
+      </w:r>
+    </w:p>
+    <w:p>
+      <w:pPr>
+        <w:spacing w:after="0"/>
+        <w:rPr>
+          <w:color w:val="0F50FF"/>
+          <w:u w:val="single"/>
+        </w:rPr>
+      </w:pPr>
+      <w:r>
+        <w:rPr>
+          <w:color w:val="0F50FF"/>
+          <w:u w:val="single"/>
+        </w:rPr>
+        <w:t xml:space="preserve"/>
+      </w:r>
+    </w:p>
+    <w:p>
+      <w:pPr>
+        <w:pStyle w:val="ListParagraph"/>
+        <w:numPr>
+          <w:ilvl w:val="0"/>
+          <w:numId w:val="24"/>
+        </w:numPr>
+        <w:spacing w:after="0" w:line="240" w:lineRule="auto"/>
+        <w:ind w:left="357" w:hanging="357"/>
+        <w:rPr>
+          <w:color w:val="0F50FF"/>
+          <w:u w:val="single"/>
+        </w:rPr>
+      </w:pPr>
+      <w:proofErr w:type="gramStart"/>
+      <w:r>
+        <w:rPr>
+          <w:color w:val="0F50FF"/>
+          <w:u w:val="single"/>
+        </w:rPr>
+        <w:t xml:space="preserve">
+          <w:hyperlink r:id="rId129" w:tgtFrame="_blank">
+            <w:r>
+              <w:t xml:space="preserve">Antibiotic Susceptibility Profiles and Determinants of Septic Abortion Among Women Admitted for Abortion Care in Ugandan Satellite Teaching Hospitals: A Two-Center Cross-Sectional Study.</w:t>
+            </w:r>
+          </w:hyperlink>
+        </w:t>
+      </w:r>
+    </w:p>
+    <w:p>
+      <w:pPr>
+        <w:spacing w:after="0"/>
+        <w:rPr>
+          <w:color w:val="0F50FF"/>
+          <w:u w:val="single"/>
+        </w:rPr>
+      </w:pPr>
+      <w:r>
+        <w:rPr>
+          <w:color w:val="0F50FF"/>
+          <w:u w:val="single"/>
+        </w:rPr>
+        <w:t xml:space="preserve"/>
+      </w:r>
+    </w:p>
+    <w:p>
+      <w:pPr>
+        <w:pStyle w:val="ListParagraph"/>
+        <w:numPr>
+          <w:ilvl w:val="0"/>
+          <w:numId w:val="24"/>
+        </w:numPr>
+        <w:spacing w:after="0" w:line="240" w:lineRule="auto"/>
+        <w:ind w:left="357" w:hanging="357"/>
+        <w:rPr>
+          <w:color w:val="0F50FF"/>
+          <w:u w:val="single"/>
+        </w:rPr>
+      </w:pPr>
+      <w:proofErr w:type="gramStart"/>
+      <w:r>
+        <w:rPr>
+          <w:color w:val="0F50FF"/>
+          <w:u w:val="single"/>
+        </w:rPr>
+        <w:t xml:space="preserve">
+          <w:hyperlink r:id="rId130" w:tgtFrame="_blank">
+            <w:r>
+              <w:t xml:space="preserve">Bacterial Profiling and Antibiotic Resistance Pattern of Uropathogens Isolated From Adolescent Girls With Bacteriuria: A Cross-Sectional Study.</w:t>
             </w:r>
           </w:hyperlink>
         </w:t>
@@ -6048,189 +7799,9 @@
           <w:u w:val="single"/>
         </w:rPr>
         <w:t xml:space="preserve">
-          <w:hyperlink r:id="rId142" w:tgtFrame="_blank">
-            <w:r>
-              <w:t xml:space="preserve">Integrating clinical data into evidence-based practice: institutional guideline development for diabetic foot infections.</w:t>
-            </w:r>
-          </w:hyperlink>
-        </w:t>
-      </w:r>
-    </w:p>
-    <w:p>
-      <w:pPr>
-        <w:spacing w:after="0"/>
-        <w:rPr>
-          <w:color w:val="0F50FF"/>
-          <w:u w:val="single"/>
-        </w:rPr>
-      </w:pPr>
-      <w:r>
-        <w:rPr>
-          <w:color w:val="0F50FF"/>
-          <w:u w:val="single"/>
-        </w:rPr>
-        <w:t xml:space="preserve"/>
-      </w:r>
-    </w:p>
-    <w:p>
-      <w:pPr>
-        <w:pStyle w:val="ListParagraph"/>
-        <w:numPr>
-          <w:ilvl w:val="0"/>
-          <w:numId w:val="25"/>
-        </w:numPr>
-        <w:spacing w:after="0" w:line="240" w:lineRule="auto"/>
-        <w:ind w:left="357" w:hanging="357"/>
-        <w:rPr>
-          <w:color w:val="0F50FF"/>
-          <w:u w:val="single"/>
-        </w:rPr>
-      </w:pPr>
-      <w:proofErr w:type="gramStart"/>
-      <w:r>
-        <w:rPr>
-          <w:color w:val="0F50FF"/>
-          <w:u w:val="single"/>
-        </w:rPr>
-        <w:t xml:space="preserve">
-          <w:hyperlink r:id="rId143" w:tgtFrame="_blank">
-            <w:r>
-              <w:t xml:space="preserve">[Analysis of influencing factors of incisional infection and construction of risk prediction model in laparoscopic colorectal cancer surgery].</w:t>
-            </w:r>
-          </w:hyperlink>
-        </w:t>
-      </w:r>
-    </w:p>
-    <w:p>
-      <w:pPr>
-        <w:spacing w:after="0"/>
-        <w:rPr>
-          <w:color w:val="0F50FF"/>
-          <w:u w:val="single"/>
-        </w:rPr>
-      </w:pPr>
-      <w:r>
-        <w:rPr>
-          <w:color w:val="0F50FF"/>
-          <w:u w:val="single"/>
-        </w:rPr>
-        <w:t xml:space="preserve"/>
-      </w:r>
-    </w:p>
-    <w:p>
-      <w:pPr>
-        <w:pStyle w:val="ListParagraph"/>
-        <w:numPr>
-          <w:ilvl w:val="0"/>
-          <w:numId w:val="25"/>
-        </w:numPr>
-        <w:spacing w:after="0" w:line="240" w:lineRule="auto"/>
-        <w:ind w:left="357" w:hanging="357"/>
-        <w:rPr>
-          <w:color w:val="0F50FF"/>
-          <w:u w:val="single"/>
-        </w:rPr>
-      </w:pPr>
-      <w:proofErr w:type="gramStart"/>
-      <w:r>
-        <w:rPr>
-          <w:color w:val="0F50FF"/>
-          <w:u w:val="single"/>
-        </w:rPr>
-        <w:t xml:space="preserve">
-          <w:hyperlink r:id="rId144" w:tgtFrame="_blank">
-            <w:r>
-              <w:t xml:space="preserve">Discriminatory attitudes toward people living with HIV/AIDS in East Africa: a multilevel analysis of socioeconomic and behavioral determinants using DHS 2019-2023 data.</w:t>
-            </w:r>
-          </w:hyperlink>
-        </w:t>
-      </w:r>
-    </w:p>
-    <w:p>
-      <w:pPr>
-        <w:spacing w:after="0"/>
-        <w:rPr>
-          <w:color w:val="0F50FF"/>
-          <w:u w:val="single"/>
-        </w:rPr>
-      </w:pPr>
-      <w:r>
-        <w:rPr>
-          <w:color w:val="0F50FF"/>
-          <w:u w:val="single"/>
-        </w:rPr>
-        <w:t xml:space="preserve"/>
-      </w:r>
-    </w:p>
-    <w:p>
-      <w:pPr>
-        <w:pStyle w:val="ListParagraph"/>
-        <w:numPr>
-          <w:ilvl w:val="0"/>
-          <w:numId w:val="25"/>
-        </w:numPr>
-        <w:spacing w:after="0" w:line="240" w:lineRule="auto"/>
-        <w:ind w:left="357" w:hanging="357"/>
-        <w:rPr>
-          <w:color w:val="0F50FF"/>
-          <w:u w:val="single"/>
-        </w:rPr>
-      </w:pPr>
-      <w:proofErr w:type="gramStart"/>
-      <w:r>
-        <w:rPr>
-          <w:color w:val="0F50FF"/>
-          <w:u w:val="single"/>
-        </w:rPr>
-        <w:t xml:space="preserve">
-          <w:hyperlink r:id="rId145" w:tgtFrame="_blank">
-            <w:r>
-              <w:t xml:space="preserve">[Handling Sterile Materials and Medications in Anesthesia and Functional Areas].</w:t>
-            </w:r>
-          </w:hyperlink>
-        </w:t>
-      </w:r>
-    </w:p>
-    <w:p>
-      <w:pPr>
-        <w:spacing w:after="0"/>
-        <w:rPr>
-          <w:color w:val="0F50FF"/>
-          <w:u w:val="single"/>
-        </w:rPr>
-      </w:pPr>
-      <w:r>
-        <w:rPr>
-          <w:color w:val="0F50FF"/>
-          <w:u w:val="single"/>
-        </w:rPr>
-        <w:t xml:space="preserve"/>
-      </w:r>
-    </w:p>
-    <w:p>
-      <w:pPr>
-        <w:pStyle w:val="ListParagraph"/>
-        <w:numPr>
-          <w:ilvl w:val="0"/>
-          <w:numId w:val="25"/>
-        </w:numPr>
-        <w:spacing w:after="0" w:line="240" w:lineRule="auto"/>
-        <w:ind w:left="357" w:hanging="357"/>
-        <w:rPr>
-          <w:color w:val="0F50FF"/>
-          <w:u w:val="single"/>
-        </w:rPr>
-      </w:pPr>
-      <w:proofErr w:type="gramStart"/>
-      <w:r>
-        <w:rPr>
-          <w:color w:val="0F50FF"/>
-          <w:u w:val="single"/>
-        </w:rPr>
-        <w:t xml:space="preserve">
-          <w:hyperlink r:id="rId146" w:tgtFrame="_blank">
-            <w:r>
-              <w:t xml:space="preserve">Surviving Sepsis Campaign: international guidelines for management of sepsis and septic shock 2026.</w:t>
+          <w:hyperlink r:id="rId198" w:tgtFrame="_blank">
+            <w:r>
+              <w:t xml:space="preserve">Spectrum of Pathogens and Their Resistance Profiles in Sputum and Pus Samples: A Retrospective Study From an Eastern Hospital of Nepal.</w:t>
             </w:r>
           </w:hyperlink>
         </w:t>
@@ -6310,9 +7881,9 @@
           <w:u w:val="single"/>
         </w:rPr>
         <w:t xml:space="preserve">
-          <w:hyperlink r:id="rId147" w:tgtFrame="_blank">
-            <w:r>
-              <w:t xml:space="preserve">Augmentation-First Approach for Breast Asymmetry Correction Using Crisalix 3D Imaging: A Series of 3 Cases.</w:t>
+          <w:hyperlink r:id="rId158" w:tgtFrame="_blank">
+            <w:r>
+              <w:t xml:space="preserve">Telehealth utilization during the COVID-19 pandemic: comparing breast cancer survivors to non-cancer patients and implications for current practice.</w:t>
             </w:r>
           </w:hyperlink>
         </w:t>
@@ -6355,9 +7926,9 @@
           <w:u w:val="single"/>
         </w:rPr>
         <w:t xml:space="preserve">
-          <w:hyperlink r:id="rId148" w:tgtFrame="_blank">
-            <w:r>
-              <w:t xml:space="preserve">Breast Implants and Pectus Deformity Repair: A Retrospective Study and Clinical Recommendations.</w:t>
+          <w:hyperlink r:id="rId159" w:tgtFrame="_blank">
+            <w:r>
+              <w:t xml:space="preserve">Safety of Brand Discordant Tissue Expanders and Implants in Staged Breast Reconstruction.</w:t>
             </w:r>
           </w:hyperlink>
         </w:t>
@@ -6400,9 +7971,9 @@
           <w:u w:val="single"/>
         </w:rPr>
         <w:t xml:space="preserve">
-          <w:hyperlink r:id="rId149" w:tgtFrame="_blank">
-            <w:r>
-              <w:t xml:space="preserve">Mastectomy in transgender patients: The experience of a Portuguese reference center.</w:t>
+          <w:hyperlink r:id="rId160" w:tgtFrame="_blank">
+            <w:r>
+              <w:t xml:space="preserve">Breaking Tradition: The Feasibility and Outcomes of Postoperative Day 1 Discharge After Microsurgical Breast Reconstruction".</w:t>
             </w:r>
           </w:hyperlink>
         </w:t>
@@ -6445,9 +8016,9 @@
           <w:u w:val="single"/>
         </w:rPr>
         <w:t xml:space="preserve">
-          <w:hyperlink r:id="rId150" w:tgtFrame="_blank">
-            <w:r>
-              <w:t xml:space="preserve">Implant Pocket Plane Selection in Primary Breast Augmentation: A Meta-Analysis and Systematic Review of Complication Profiles.</w:t>
+          <w:hyperlink r:id="rId161" w:tgtFrame="_blank">
+            <w:r>
+              <w:t xml:space="preserve">Cannabis Use and Outcomes in Breast Surgery.</w:t>
             </w:r>
           </w:hyperlink>
         </w:t>
@@ -6490,9 +8061,9 @@
           <w:u w:val="single"/>
         </w:rPr>
         <w:t xml:space="preserve">
-          <w:hyperlink r:id="rId151" w:tgtFrame="_blank">
-            <w:r>
-              <w:t xml:space="preserve">A case of necrotizing fasciitis caused by group G streptococcus following a single dose of dose-dense doxorubicin and cyclophosphamide in a breast cancer patient.</w:t>
+          <w:hyperlink r:id="rId162" w:tgtFrame="_blank">
+            <w:r>
+              <w:t xml:space="preserve">Risk factors affecting tissue expander use and nipple areolar complex sparing in Goldilocks mastectomy.</w:t>
             </w:r>
           </w:hyperlink>
         </w:t>
@@ -6535,9 +8106,9 @@
           <w:u w:val="single"/>
         </w:rPr>
         <w:t xml:space="preserve">
-          <w:hyperlink r:id="rId152" w:tgtFrame="_blank">
-            <w:r>
-              <w:t xml:space="preserve">Risk factors for capsular contracture: a study of 91 537 breast implants over 6 years from the Australian Breast Device Registry.</w:t>
+          <w:hyperlink r:id="rId163" w:tgtFrame="_blank">
+            <w:r>
+              <w:t xml:space="preserve">Oncoplastic Surgery Versus Lumpectomy: Analysis of Oncological Outcomes and Surgical Complications in 1290 Breast Cancer Patients.</w:t>
             </w:r>
           </w:hyperlink>
         </w:t>
@@ -6580,9 +8151,9 @@
           <w:u w:val="single"/>
         </w:rPr>
         <w:t xml:space="preserve">
-          <w:hyperlink r:id="rId153" w:tgtFrame="_blank">
-            <w:r>
-              <w:t xml:space="preserve">Late breast implant infection after severe pneumonia - a case report and literature review.</w:t>
+          <w:hyperlink r:id="rId164" w:tgtFrame="_blank">
+            <w:r>
+              <w:t xml:space="preserve">The SIMPLE Technique for Unilateral Breast Reconstruction With Moderate Ptosis: Aiming for Durable Symmetry.</w:t>
             </w:r>
           </w:hyperlink>
         </w:t>
@@ -6625,9 +8196,9 @@
           <w:u w:val="single"/>
         </w:rPr>
         <w:t xml:space="preserve">
-          <w:hyperlink r:id="rId154" w:tgtFrame="_blank">
-            <w:r>
-              <w:t xml:space="preserve">Development of a preliminary exploratory index to predict safety of same-day discharge following immediate alloplastic breast reconstruction.</w:t>
+          <w:hyperlink r:id="rId165" w:tgtFrame="_blank">
+            <w:r>
+              <w:t xml:space="preserve">Management of Nipple Necrosis and Wound Complications in Patients Undergoing Unilateral Skin-Sparing Mastectomy and Implant-Based Reconstruction for Breast Cancer: A Retrospective, Single-Center Study.</w:t>
             </w:r>
           </w:hyperlink>
         </w:t>
@@ -6670,9 +8241,9 @@
           <w:u w:val="single"/>
         </w:rPr>
         <w:t xml:space="preserve">
-          <w:hyperlink r:id="rId155" w:tgtFrame="_blank">
-            <w:r>
-              <w:t xml:space="preserve">Antibacterial Effects of Nanobubble Water and Its Potential Application in Healthcare-associated Infection Control.</w:t>
+          <w:hyperlink r:id="rId166" w:tgtFrame="_blank">
+            <w:r>
+              <w:t xml:space="preserve">Microbial Contamination-Mediated Inflammation Is a Major Contributor of Breast Implant Complications: Prospective Analysis of 631 Samples.</w:t>
             </w:r>
           </w:hyperlink>
         </w:t>
@@ -6715,9 +8286,9 @@
           <w:u w:val="single"/>
         </w:rPr>
         <w:t xml:space="preserve">
-          <w:hyperlink r:id="rId156" w:tgtFrame="_blank">
-            <w:r>
-              <w:t xml:space="preserve">Preoperative Lower Back Pain Is a Risk Factor for Worse Physical Well-Being of the Abdomen After Breast Reconstruction.</w:t>
+          <w:hyperlink r:id="rId167" w:tgtFrame="_blank">
+            <w:r>
+              <w:t xml:space="preserve">Global, regional, and national burden of meningitis, its risk factors, and aetiologies, 1990-2023: a systematic analysis for the Global Burden of Disease Study 2023.</w:t>
             </w:r>
           </w:hyperlink>
         </w:t>
@@ -6760,9 +8331,9 @@
           <w:u w:val="single"/>
         </w:rPr>
         <w:t xml:space="preserve">
-          <w:hyperlink r:id="rId157" w:tgtFrame="_blank">
-            <w:r>
-              <w:t xml:space="preserve">Development and Validation of a Risk Prediction Model for Postoperative Pulmonary Infection in Renal Transplant Patients.</w:t>
+          <w:hyperlink r:id="rId168" w:tgtFrame="_blank">
+            <w:r>
+              <w:t xml:space="preserve">The Effect of 222nm UVC Irradiation on Germ Density on Breast Implants and Epidermis.</w:t>
             </w:r>
           </w:hyperlink>
         </w:t>
@@ -6805,9 +8376,9 @@
           <w:u w:val="single"/>
         </w:rPr>
         <w:t xml:space="preserve">
-          <w:hyperlink r:id="rId158" w:tgtFrame="_blank">
-            <w:r>
-              <w:t xml:space="preserve">An Overview of Red Breast Syndrome: A Qualitative Systematic Review of the Literature and a Single-center Case Series.</w:t>
+          <w:hyperlink r:id="rId169" w:tgtFrame="_blank">
+            <w:r>
+              <w:t xml:space="preserve">Delayed Infection of Tissue Expanders in Immediate Two-Stage Implant-Based Breast Reconstruction.</w:t>
             </w:r>
           </w:hyperlink>
         </w:t>
@@ -6850,9 +8421,9 @@
           <w:u w:val="single"/>
         </w:rPr>
         <w:t xml:space="preserve">
-          <w:hyperlink r:id="rId159" w:tgtFrame="_blank">
-            <w:r>
-              <w:t xml:space="preserve">Neoadjuvant TACE combined with chemo-immunotherapy for giant triple-negative breast cancer: a case report.</w:t>
+          <w:hyperlink r:id="rId170" w:tgtFrame="_blank">
+            <w:r>
+              <w:t xml:space="preserve">The Use of Laparoscopic Camera Sleeve in Implant-Based Breast Reconstruction: An Innovative "No-Touch" Technique.</w:t>
             </w:r>
           </w:hyperlink>
         </w:t>
@@ -6895,9 +8466,9 @@
           <w:u w:val="single"/>
         </w:rPr>
         <w:t xml:space="preserve">
-          <w:hyperlink r:id="rId160" w:tgtFrame="_blank">
-            <w:r>
-              <w:t xml:space="preserve">Global, regional, and national burden of breast cancer among females, 1990-2023, with forecasts to 2050: a systematic analysis for the Global Burden of Disease Study 2023.</w:t>
+          <w:hyperlink r:id="rId171" w:tgtFrame="_blank">
+            <w:r>
+              <w:t xml:space="preserve">Impact of Autoimmune Disease on Outcomes After Total Thyroidectomy for Thyrotoxicosis.</w:t>
             </w:r>
           </w:hyperlink>
         </w:t>
@@ -6940,9 +8511,9 @@
           <w:u w:val="single"/>
         </w:rPr>
         <w:t xml:space="preserve">
-          <w:hyperlink r:id="rId161" w:tgtFrame="_blank">
-            <w:r>
-              <w:t xml:space="preserve">Microductectomy under local anaesthetic for pathological nipple discharge. Is it time to change practice?</w:t>
+          <w:hyperlink r:id="rId172" w:tgtFrame="_blank">
+            <w:r>
+              <w:t xml:space="preserve">Hands Deserve Better: Global Clinical Consensus Recommendations on Surgical Gloving Practice.</w:t>
             </w:r>
           </w:hyperlink>
         </w:t>
@@ -6985,9 +8556,9 @@
           <w:u w:val="single"/>
         </w:rPr>
         <w:t xml:space="preserve">
-          <w:hyperlink r:id="rId162" w:tgtFrame="_blank">
-            <w:r>
-              <w:t xml:space="preserve">Factors correlated with financial hardship among cancer patients during the COVID-19 pandemic.</w:t>
+          <w:hyperlink r:id="rId173" w:tgtFrame="_blank">
+            <w:r>
+              <w:t xml:space="preserve">American Society of Breast Surgeons, Society of Breast Imaging, and College of American Pathology 2025 Guidelines for the Management of Infectious and Inflammatory Lesions of the Breast.</w:t>
             </w:r>
           </w:hyperlink>
         </w:t>
@@ -7030,9 +8601,9 @@
           <w:u w:val="single"/>
         </w:rPr>
         <w:t xml:space="preserve">
-          <w:hyperlink r:id="rId163" w:tgtFrame="_blank">
-            <w:r>
-              <w:t xml:space="preserve">Current Practices and Evolving Trends in Implant-based Breast Reconstruction in China: A Nationwide Cross-sectional Survey.</w:t>
+          <w:hyperlink r:id="rId174" w:tgtFrame="_blank">
+            <w:r>
+              <w:t xml:space="preserve">Pharmacological enhancement of tissue expansion for breast reconstruction.</w:t>
             </w:r>
           </w:hyperlink>
         </w:t>
@@ -7075,9 +8646,9 @@
           <w:u w:val="single"/>
         </w:rPr>
         <w:t xml:space="preserve">
-          <w:hyperlink r:id="rId164" w:tgtFrame="_blank">
-            <w:r>
-              <w:t xml:space="preserve">Comparison of Pre- and Postoperative Gut Microbiota Diversity in Patients With Rectal Cancer Undergoing Stoma Creation and Closure.</w:t>
+          <w:hyperlink r:id="rId175" w:tgtFrame="_blank">
+            <w:r>
+              <w:t xml:space="preserve">A Case of Mediastinitis Due to Fulminant Group A Streptococcal Infection.</w:t>
             </w:r>
           </w:hyperlink>
         </w:t>
@@ -7120,9 +8691,9 @@
           <w:u w:val="single"/>
         </w:rPr>
         <w:t xml:space="preserve">
-          <w:hyperlink r:id="rId165" w:tgtFrame="_blank">
-            <w:r>
-              <w:t xml:space="preserve">Breast Gangrene Associated With Thrombotic Vasculopathy: A Case Report.</w:t>
+          <w:hyperlink r:id="rId176" w:tgtFrame="_blank">
+            <w:r>
+              <w:t xml:space="preserve">Case Report: Coexistence of a giant borderline phyllodes tumor of the breast and a contralateral fibroadenoma: a challenging case with clinical manifestations and PET-CT imaging mimicking advanced cancer.</w:t>
             </w:r>
           </w:hyperlink>
         </w:t>
@@ -7165,9 +8736,9 @@
           <w:u w:val="single"/>
         </w:rPr>
         <w:t xml:space="preserve">
-          <w:hyperlink r:id="rId166" w:tgtFrame="_blank">
-            <w:r>
-              <w:t xml:space="preserve">Assessing Health Literacy as a Predictor of Outcomes in Autologous Breast Reconstruction Across Comorbidity Burdens.</w:t>
+          <w:hyperlink r:id="rId177" w:tgtFrame="_blank">
+            <w:r>
+              <w:t xml:space="preserve">Red Breast Syndrome and Early Postoperative Complications in Immediate Prepectoral Implant-Based Reconstruction Using Braxon® Acellular Dermal Matrix: A Retrospective Cohort Study.</w:t>
             </w:r>
           </w:hyperlink>
         </w:t>
@@ -7210,9 +8781,9 @@
           <w:u w:val="single"/>
         </w:rPr>
         <w:t xml:space="preserve">
-          <w:hyperlink r:id="rId167" w:tgtFrame="_blank">
-            <w:r>
-              <w:t xml:space="preserve">Two-Stage Prepectoral Breast Reconstruction with and without Acellular Dermal Matrix: A Cluster-Randomized Noninferiority Trial.</w:t>
+          <w:hyperlink r:id="rId178" w:tgtFrame="_blank">
+            <w:r>
+              <w:t xml:space="preserve">Infections in Implant-Based Breast Reconstruction: A Systematic Review of Risk Factors, Prevention, and Salvage Strategies.</w:t>
             </w:r>
           </w:hyperlink>
         </w:t>
@@ -7255,9 +8826,9 @@
           <w:u w:val="single"/>
         </w:rPr>
         <w:t xml:space="preserve">
-          <w:hyperlink r:id="rId168" w:tgtFrame="_blank">
-            <w:r>
-              <w:t xml:space="preserve">Paying the Price for Beauty Abroad: Khoula Hospital's experience with complications following aesthetic procedures performed overseas, 2013-2023.</w:t>
+          <w:hyperlink r:id="rId179" w:tgtFrame="_blank">
+            <w:r>
+              <w:t xml:space="preserve">Chest Wall Reconstruction and Chemotherapy for Infectious Costochondritis Associated with Recurrent Breast Cancer.</w:t>
             </w:r>
           </w:hyperlink>
         </w:t>
@@ -7300,9 +8871,9 @@
           <w:u w:val="single"/>
         </w:rPr>
         <w:t xml:space="preserve">
-          <w:hyperlink r:id="rId169" w:tgtFrame="_blank">
-            <w:r>
-              <w:t xml:space="preserve">The Association Between Obesity, Obstructive Sleep Apnea, and Postoperative Complications in Breast Reduction Patients: A Propensity Score-Matched Analysis.</w:t>
+          <w:hyperlink r:id="rId180" w:tgtFrame="_blank">
+            <w:r>
+              <w:t xml:space="preserve">Prosthetic nipple areola complex reconstruction after breast reduction: a case report.</w:t>
             </w:r>
           </w:hyperlink>
         </w:t>
@@ -7345,9 +8916,9 @@
           <w:u w:val="single"/>
         </w:rPr>
         <w:t xml:space="preserve">
-          <w:hyperlink r:id="rId170" w:tgtFrame="_blank">
-            <w:r>
-              <w:t xml:space="preserve">Optimizing perioperative care in autologous breast reconstruction: a narrative review.</w:t>
+          <w:hyperlink r:id="rId181" w:tgtFrame="_blank">
+            <w:r>
+              <w:t xml:space="preserve">Intraoperative Hypothermia in Plastic Surgery: Procedure-Specific Patterns and the Call for Preventive Strategies.</w:t>
             </w:r>
           </w:hyperlink>
         </w:t>
@@ -7390,9 +8961,9 @@
           <w:u w:val="single"/>
         </w:rPr>
         <w:t xml:space="preserve">
-          <w:hyperlink r:id="rId171" w:tgtFrame="_blank">
-            <w:r>
-              <w:t xml:space="preserve">Technical feasibility and short-term outcomes of single-incision endoscopic breast-conserving surgery with sentinel lymph node biopsy: initial Indian experience.</w:t>
+          <w:hyperlink r:id="rId182" w:tgtFrame="_blank">
+            <w:r>
+              <w:t xml:space="preserve">Intramuscular and Subcutaneous Lipofilling in Mastopexy: Technical Considerations and Clinical Outcomes.</w:t>
             </w:r>
           </w:hyperlink>
         </w:t>
@@ -7435,9 +9006,9 @@
           <w:u w:val="single"/>
         </w:rPr>
         <w:t xml:space="preserve">
-          <w:hyperlink r:id="rId172" w:tgtFrame="_blank">
-            <w:r>
-              <w:t xml:space="preserve">The Impact of Radiotherapy on the Outcomes of Deep Inferior Epigastric Artery Perforator Flaps for Breast Reconstruction: A Systematic Review and Meta-Analysis.</w:t>
+          <w:hyperlink r:id="rId183" w:tgtFrame="_blank">
+            <w:r>
+              <w:t xml:space="preserve">The Other Side: Outcomes of the Nonradiated Breast in Bilateral Reconstruction With Unilateral Postmastectomy Radiation Therapy.</w:t>
             </w:r>
           </w:hyperlink>
         </w:t>
@@ -7480,9 +9051,9 @@
           <w:u w:val="single"/>
         </w:rPr>
         <w:t xml:space="preserve">
-          <w:hyperlink r:id="rId173" w:tgtFrame="_blank">
-            <w:r>
-              <w:t xml:space="preserve">Feasibility and outcomes of single-incision robotic nipple-sparing mastectomy: a systematic review and meta-analysis.</w:t>
+          <w:hyperlink r:id="rId184" w:tgtFrame="_blank">
+            <w:r>
+              <w:t xml:space="preserve">Impact of diabetes mellitus in cancer.</w:t>
             </w:r>
           </w:hyperlink>
         </w:t>
@@ -7525,9 +9096,9 @@
           <w:u w:val="single"/>
         </w:rPr>
         <w:t xml:space="preserve">
-          <w:hyperlink r:id="rId174" w:tgtFrame="_blank">
-            <w:r>
-              <w:t xml:space="preserve">Coming Full Circle: Journey Back to the Inframammary Fold.</w:t>
+          <w:hyperlink r:id="rId185" w:tgtFrame="_blank">
+            <w:r>
+              <w:t xml:space="preserve">Effectiveness of the Implementation of a Bundle Protocol for the Reduction of Postmastectomy Reconstruction Failures.</w:t>
             </w:r>
           </w:hyperlink>
         </w:t>
@@ -7570,9 +9141,9 @@
           <w:u w:val="single"/>
         </w:rPr>
         <w:t xml:space="preserve">
-          <w:hyperlink r:id="rId175" w:tgtFrame="_blank">
-            <w:r>
-              <w:t xml:space="preserve">Evidence-Based Steps to Mitigate Bacterial Contamination.</w:t>
+          <w:hyperlink r:id="rId186" w:tgtFrame="_blank">
+            <w:r>
+              <w:t xml:space="preserve">Timing of Acellular Dermal Matrix Placement in Two-stage Breast Reconstruction: Effects on Contracture and Complications.</w:t>
             </w:r>
           </w:hyperlink>
         </w:t>
@@ -7615,9 +9186,9 @@
           <w:u w:val="single"/>
         </w:rPr>
         <w:t xml:space="preserve">
-          <w:hyperlink r:id="rId176" w:tgtFrame="_blank">
-            <w:r>
-              <w:t xml:space="preserve">Surgical Outcomes of Prepectoral Two-Stage Breast Reconstruction in Patients Treated with Pembrolizumab or CDK4/6 Inhibitors.</w:t>
+          <w:hyperlink r:id="rId187" w:tgtFrame="_blank">
+            <w:r>
+              <w:t xml:space="preserve">Building and validating machine learning models to predict appendiceal perforation during conservative treatment of fecalith-associated appendicitis: a 20-algorithm multicenter retrospective analysis.</w:t>
             </w:r>
           </w:hyperlink>
         </w:t>
@@ -7660,9 +9231,9 @@
           <w:u w:val="single"/>
         </w:rPr>
         <w:t xml:space="preserve">
-          <w:hyperlink r:id="rId177" w:tgtFrame="_blank">
-            <w:r>
-              <w:t xml:space="preserve">Surgical Safety and Risk Factors in 931 Consecutive Trans-axillary Reverse-Sequence Endoscopic Nipple-Sparing Mastectomies: A Retrospective Study.</w:t>
+          <w:hyperlink r:id="rId188" w:tgtFrame="_blank">
+            <w:r>
+              <w:t xml:space="preserve">A novel, survey-based validated grading system for implant rippling in breast reconstruction.</w:t>
             </w:r>
           </w:hyperlink>
         </w:t>
@@ -7705,9 +9276,9 @@
           <w:u w:val="single"/>
         </w:rPr>
         <w:t xml:space="preserve">
-          <w:hyperlink r:id="rId178" w:tgtFrame="_blank">
-            <w:r>
-              <w:t xml:space="preserve">Postoperative complications after vacuum-assisted excision of benign breast tumors and their associated risk factors.</w:t>
+          <w:hyperlink r:id="rId189" w:tgtFrame="_blank">
+            <w:r>
+              <w:t xml:space="preserve">Negative Pressure Therapy With Instillation for Salvage of Infected Breast Prostheses: A Technique Video.</w:t>
             </w:r>
           </w:hyperlink>
         </w:t>
@@ -7750,9 +9321,9 @@
           <w:u w:val="single"/>
         </w:rPr>
         <w:t xml:space="preserve">
-          <w:hyperlink r:id="rId179" w:tgtFrame="_blank">
-            <w:r>
-              <w:t xml:space="preserve">Predictors of Complications in Prophylactic Mastectomy and Direct-to-Implant Breast Reconstruction: A Retrospective, Single-Center Study.</w:t>
+          <w:hyperlink r:id="rId190" w:tgtFrame="_blank">
+            <w:r>
+              <w:t xml:space="preserve">Quilting sutures versus conventional closure after modified radical mastectomy with axillary dissection: a GRADE-assessed systematic review and meta-analysis of randomized controlled trials with pre-specified subgroups by quilting extent.</w:t>
             </w:r>
           </w:hyperlink>
         </w:t>
@@ -7795,9 +9366,9 @@
           <w:u w:val="single"/>
         </w:rPr>
         <w:t xml:space="preserve">
-          <w:hyperlink r:id="rId180" w:tgtFrame="_blank">
-            <w:r>
-              <w:t xml:space="preserve">Rebuilding After Weight Loss: A Nationwide Retrospective Cohort Study on the Outcomes of Autologous Breast Reconstruction in Post-Bariatric Patients.</w:t>
+          <w:hyperlink r:id="rId191" w:tgtFrame="_blank">
+            <w:r>
+              <w:t xml:space="preserve">A Rare Case of Necrotising Fasciitis of the Breast Arising From Undiagnosed Breast Cancer.</w:t>
             </w:r>
           </w:hyperlink>
         </w:t>
@@ -7840,9 +9411,9 @@
           <w:u w:val="single"/>
         </w:rPr>
         <w:t xml:space="preserve">
-          <w:hyperlink r:id="rId181" w:tgtFrame="_blank">
-            <w:r>
-              <w:t xml:space="preserve">Outcome of breast implant replacement after radiation therapy: A single-centre retrospective comparative study.</w:t>
+          <w:hyperlink r:id="rId192" w:tgtFrame="_blank">
+            <w:r>
+              <w:t xml:space="preserve">Complete excision of the nipple core combined with inverted nipple correction: a novel surgical intervention for reducing recurrence in Zuska's disease.</w:t>
             </w:r>
           </w:hyperlink>
         </w:t>
@@ -7885,9 +9456,9 @@
           <w:u w:val="single"/>
         </w:rPr>
         <w:t xml:space="preserve">
-          <w:hyperlink r:id="rId182" w:tgtFrame="_blank">
-            <w:r>
-              <w:t xml:space="preserve">Inflammatory exacerbation of hepatic alveolar echinococcosis during dupilumab therapy: A case report.</w:t>
+          <w:hyperlink r:id="rId193" w:tgtFrame="_blank">
+            <w:r>
+              <w:t xml:space="preserve">Endoscopic-assisted removal of injectable Amazingel with or without immediate prepectoral implant-based breast augmentation: safety and aesthetic outcomes from a retrospective study.</w:t>
             </w:r>
           </w:hyperlink>
         </w:t>
@@ -7930,9 +9501,9 @@
           <w:u w:val="single"/>
         </w:rPr>
         <w:t xml:space="preserve">
-          <w:hyperlink r:id="rId183" w:tgtFrame="_blank">
-            <w:r>
-              <w:t xml:space="preserve">Sociodemographic Profile, Reproductive Factors and Presentation Pattern in Breast Cancer Patients from North India: A Hospital Based Study.</w:t>
+          <w:hyperlink r:id="rId194" w:tgtFrame="_blank">
+            <w:r>
+              <w:t xml:space="preserve">Inflating Your Success: An Algorithmic Approach to Improving Outcomes in Pediatric Tissue Expansion.</w:t>
             </w:r>
           </w:hyperlink>
         </w:t>
@@ -7975,9 +9546,9 @@
           <w:u w:val="single"/>
         </w:rPr>
         <w:t xml:space="preserve">
-          <w:hyperlink r:id="rId184" w:tgtFrame="_blank">
-            <w:r>
-              <w:t xml:space="preserve">Comprehensive evidence for the pathogenicity of the BRCA2 c.7847C&gt;T (p.Ser2616Phe) variant specific to the Japanese population.</w:t>
+          <w:hyperlink r:id="rId195" w:tgtFrame="_blank">
+            <w:r>
+              <w:t xml:space="preserve">Postoperative Infection After Implant-Based Breast Reconstruction: Risk Factors and Clinical Burden in a Large Single-Center Cohort.</w:t>
             </w:r>
           </w:hyperlink>
         </w:t>
@@ -8020,9 +9591,9 @@
           <w:u w:val="single"/>
         </w:rPr>
         <w:t xml:space="preserve">
-          <w:hyperlink r:id="rId185" w:tgtFrame="_blank">
-            <w:r>
-              <w:t xml:space="preserve">The Association of Gram-Negative Bacteria With Decreased Salvage Rate in Infected Breast Implants.</w:t>
+          <w:hyperlink r:id="rId196" w:tgtFrame="_blank">
+            <w:r>
+              <w:t xml:space="preserve">Outcomes of Body Contouring Surgery After Bariatric Surgery vs. GLP-1 Receptor Agonist-Induced Weight Loss: A Propensity Score Matched Analysis.</w:t>
             </w:r>
           </w:hyperlink>
         </w:t>
@@ -8065,324 +9636,9 @@
           <w:u w:val="single"/>
         </w:rPr>
         <w:t xml:space="preserve">
-          <w:hyperlink r:id="rId186" w:tgtFrame="_blank">
-            <w:r>
-              <w:t xml:space="preserve">Immediate breast reconstruction with implants in patients undergoing mastectomy for carcinoma - review article.</w:t>
-            </w:r>
-          </w:hyperlink>
-        </w:t>
-      </w:r>
-    </w:p>
-    <w:p>
-      <w:pPr>
-        <w:spacing w:after="0"/>
-        <w:rPr>
-          <w:color w:val="0F50FF"/>
-          <w:u w:val="single"/>
-        </w:rPr>
-      </w:pPr>
-      <w:r>
-        <w:rPr>
-          <w:color w:val="0F50FF"/>
-          <w:u w:val="single"/>
-        </w:rPr>
-        <w:t xml:space="preserve"/>
-      </w:r>
-    </w:p>
-    <w:p>
-      <w:pPr>
-        <w:pStyle w:val="ListParagraph"/>
-        <w:numPr>
-          <w:ilvl w:val="0"/>
-          <w:numId w:val="26"/>
-        </w:numPr>
-        <w:spacing w:after="0" w:line="240" w:lineRule="auto"/>
-        <w:ind w:left="357" w:hanging="357"/>
-        <w:rPr>
-          <w:color w:val="0F50FF"/>
-          <w:u w:val="single"/>
-        </w:rPr>
-      </w:pPr>
-      <w:proofErr w:type="gramStart"/>
-      <w:r>
-        <w:rPr>
-          <w:color w:val="0F50FF"/>
-          <w:u w:val="single"/>
-        </w:rPr>
-        <w:t xml:space="preserve">
-          <w:hyperlink r:id="rId187" w:tgtFrame="_blank">
-            <w:r>
-              <w:t xml:space="preserve">Management and Outcomes of Complications Related to BioZorb Use in Breast-Conserving Surgery: A Retrospective Single-Center Case Series Analysis.</w:t>
-            </w:r>
-          </w:hyperlink>
-        </w:t>
-      </w:r>
-    </w:p>
-    <w:p>
-      <w:pPr>
-        <w:spacing w:after="0"/>
-        <w:rPr>
-          <w:color w:val="0F50FF"/>
-          <w:u w:val="single"/>
-        </w:rPr>
-      </w:pPr>
-      <w:r>
-        <w:rPr>
-          <w:color w:val="0F50FF"/>
-          <w:u w:val="single"/>
-        </w:rPr>
-        <w:t xml:space="preserve"/>
-      </w:r>
-    </w:p>
-    <w:p>
-      <w:pPr>
-        <w:pStyle w:val="ListParagraph"/>
-        <w:numPr>
-          <w:ilvl w:val="0"/>
-          <w:numId w:val="26"/>
-        </w:numPr>
-        <w:spacing w:after="0" w:line="240" w:lineRule="auto"/>
-        <w:ind w:left="357" w:hanging="357"/>
-        <w:rPr>
-          <w:color w:val="0F50FF"/>
-          <w:u w:val="single"/>
-        </w:rPr>
-      </w:pPr>
-      <w:proofErr w:type="gramStart"/>
-      <w:r>
-        <w:rPr>
-          <w:color w:val="0F50FF"/>
-          <w:u w:val="single"/>
-        </w:rPr>
-        <w:t xml:space="preserve">
-          <w:hyperlink r:id="rId188" w:tgtFrame="_blank">
-            <w:r>
-              <w:t xml:space="preserve">CMV seropositivity associates with poor clinical outcome in triple negative breast cancer.</w:t>
-            </w:r>
-          </w:hyperlink>
-        </w:t>
-      </w:r>
-    </w:p>
-    <w:p>
-      <w:pPr>
-        <w:spacing w:after="0"/>
-        <w:rPr>
-          <w:color w:val="0F50FF"/>
-          <w:u w:val="single"/>
-        </w:rPr>
-      </w:pPr>
-      <w:r>
-        <w:rPr>
-          <w:color w:val="0F50FF"/>
-          <w:u w:val="single"/>
-        </w:rPr>
-        <w:t xml:space="preserve"/>
-      </w:r>
-    </w:p>
-    <w:p>
-      <w:pPr>
-        <w:pStyle w:val="ListParagraph"/>
-        <w:numPr>
-          <w:ilvl w:val="0"/>
-          <w:numId w:val="26"/>
-        </w:numPr>
-        <w:spacing w:after="0" w:line="240" w:lineRule="auto"/>
-        <w:ind w:left="357" w:hanging="357"/>
-        <w:rPr>
-          <w:color w:val="0F50FF"/>
-          <w:u w:val="single"/>
-        </w:rPr>
-      </w:pPr>
-      <w:proofErr w:type="gramStart"/>
-      <w:r>
-        <w:rPr>
-          <w:color w:val="0F50FF"/>
-          <w:u w:val="single"/>
-        </w:rPr>
-        <w:t xml:space="preserve">
-          <w:hyperlink r:id="rId189" w:tgtFrame="_blank">
-            <w:r>
-              <w:t xml:space="preserve">Elusive Diagnosis of Recurrent Subcutaneous Emphysema: Nocardia farcinica Infection in an Immunocompetent Female Patient.</w:t>
-            </w:r>
-          </w:hyperlink>
-        </w:t>
-      </w:r>
-    </w:p>
-    <w:p>
-      <w:pPr>
-        <w:spacing w:after="0"/>
-        <w:rPr>
-          <w:color w:val="0F50FF"/>
-          <w:u w:val="single"/>
-        </w:rPr>
-      </w:pPr>
-      <w:r>
-        <w:rPr>
-          <w:color w:val="0F50FF"/>
-          <w:u w:val="single"/>
-        </w:rPr>
-        <w:t xml:space="preserve"/>
-      </w:r>
-    </w:p>
-    <w:p>
-      <w:pPr>
-        <w:pStyle w:val="ListParagraph"/>
-        <w:numPr>
-          <w:ilvl w:val="0"/>
-          <w:numId w:val="26"/>
-        </w:numPr>
-        <w:spacing w:after="0" w:line="240" w:lineRule="auto"/>
-        <w:ind w:left="357" w:hanging="357"/>
-        <w:rPr>
-          <w:color w:val="0F50FF"/>
-          <w:u w:val="single"/>
-        </w:rPr>
-      </w:pPr>
-      <w:proofErr w:type="gramStart"/>
-      <w:r>
-        <w:rPr>
-          <w:color w:val="0F50FF"/>
-          <w:u w:val="single"/>
-        </w:rPr>
-        <w:t xml:space="preserve">
-          <w:hyperlink r:id="rId190" w:tgtFrame="_blank">
-            <w:r>
-              <w:t xml:space="preserve">A reanalysis of a genome-wide association study on breast cancer in Asian populations using the SG10K_Health reference panel for imputation: a multi-Centre case-control analysis.</w:t>
-            </w:r>
-          </w:hyperlink>
-        </w:t>
-      </w:r>
-    </w:p>
-    <w:p>
-      <w:pPr>
-        <w:spacing w:after="0"/>
-        <w:rPr>
-          <w:color w:val="0F50FF"/>
-          <w:u w:val="single"/>
-        </w:rPr>
-      </w:pPr>
-      <w:r>
-        <w:rPr>
-          <w:color w:val="0F50FF"/>
-          <w:u w:val="single"/>
-        </w:rPr>
-        <w:t xml:space="preserve"/>
-      </w:r>
-    </w:p>
-    <w:p>
-      <w:pPr>
-        <w:pStyle w:val="ListParagraph"/>
-        <w:numPr>
-          <w:ilvl w:val="0"/>
-          <w:numId w:val="26"/>
-        </w:numPr>
-        <w:spacing w:after="0" w:line="240" w:lineRule="auto"/>
-        <w:ind w:left="357" w:hanging="357"/>
-        <w:rPr>
-          <w:color w:val="0F50FF"/>
-          <w:u w:val="single"/>
-        </w:rPr>
-      </w:pPr>
-      <w:proofErr w:type="gramStart"/>
-      <w:r>
-        <w:rPr>
-          <w:color w:val="0F50FF"/>
-          <w:u w:val="single"/>
-        </w:rPr>
-        <w:t xml:space="preserve">
-          <w:hyperlink r:id="rId191" w:tgtFrame="_blank">
-            <w:r>
-              <w:t xml:space="preserve">Case Report: Successful natural conception and delivery in a primary cancer survivor involving the reproductive, respiratory, and endocrine systems auth.</w:t>
-            </w:r>
-          </w:hyperlink>
-        </w:t>
-      </w:r>
-    </w:p>
-    <w:p>
-      <w:pPr>
-        <w:spacing w:after="0"/>
-        <w:rPr>
-          <w:color w:val="0F50FF"/>
-          <w:u w:val="single"/>
-        </w:rPr>
-      </w:pPr>
-      <w:r>
-        <w:rPr>
-          <w:color w:val="0F50FF"/>
-          <w:u w:val="single"/>
-        </w:rPr>
-        <w:t xml:space="preserve"/>
-      </w:r>
-    </w:p>
-    <w:p>
-      <w:pPr>
-        <w:pStyle w:val="ListParagraph"/>
-        <w:numPr>
-          <w:ilvl w:val="0"/>
-          <w:numId w:val="26"/>
-        </w:numPr>
-        <w:spacing w:after="0" w:line="240" w:lineRule="auto"/>
-        <w:ind w:left="357" w:hanging="357"/>
-        <w:rPr>
-          <w:color w:val="0F50FF"/>
-          <w:u w:val="single"/>
-        </w:rPr>
-      </w:pPr>
-      <w:proofErr w:type="gramStart"/>
-      <w:r>
-        <w:rPr>
-          <w:color w:val="0F50FF"/>
-          <w:u w:val="single"/>
-        </w:rPr>
-        <w:t xml:space="preserve">
-          <w:hyperlink r:id="rId192" w:tgtFrame="_blank">
-            <w:r>
-              <w:t xml:space="preserve">Are thin flaps still a contraindication? Early outcomes of prepectoral DTI reconstruction in a large single-center cohort.</w:t>
-            </w:r>
-          </w:hyperlink>
-        </w:t>
-      </w:r>
-    </w:p>
-    <w:p>
-      <w:pPr>
-        <w:spacing w:after="0"/>
-        <w:rPr>
-          <w:color w:val="0F50FF"/>
-          <w:u w:val="single"/>
-        </w:rPr>
-      </w:pPr>
-      <w:r>
-        <w:rPr>
-          <w:color w:val="0F50FF"/>
-          <w:u w:val="single"/>
-        </w:rPr>
-        <w:t xml:space="preserve"/>
-      </w:r>
-    </w:p>
-    <w:p>
-      <w:pPr>
-        <w:pStyle w:val="ListParagraph"/>
-        <w:numPr>
-          <w:ilvl w:val="0"/>
-          <w:numId w:val="26"/>
-        </w:numPr>
-        <w:spacing w:after="0" w:line="240" w:lineRule="auto"/>
-        <w:ind w:left="357" w:hanging="357"/>
-        <w:rPr>
-          <w:color w:val="0F50FF"/>
-          <w:u w:val="single"/>
-        </w:rPr>
-      </w:pPr>
-      <w:proofErr w:type="gramStart"/>
-      <w:r>
-        <w:rPr>
-          <w:color w:val="0F50FF"/>
-          <w:u w:val="single"/>
-        </w:rPr>
-        <w:t xml:space="preserve">
-          <w:hyperlink r:id="rId193" w:tgtFrame="_blank">
-            <w:r>
-              <w:t xml:space="preserve">Regenerative High Purity Type I Collagen Scaffold for Breast Cancer Excision Repair and Reconstruction: A Prospective Multicenter Clinical Trial.</w:t>
+          <w:hyperlink r:id="rId197" w:tgtFrame="_blank">
+            <w:r>
+              <w:t xml:space="preserve">GLP-1 Receptor Agonist Use and Wound Outcomes After Free Flap Breast Reconstruction.</w:t>
             </w:r>
           </w:hyperlink>
         </w:t>
@@ -8466,9 +9722,54 @@
           <w:u w:val="single"/>
         </w:rPr>
         <w:t xml:space="preserve">
+          <w:hyperlink r:id="rId199" w:tgtFrame="_blank">
+            <w:r>
+              <w:t xml:space="preserve">Iron(III)-Tropolone Complex as a Topical Agent Against Drug-Resistant MRSA Skin Infections.</w:t>
+            </w:r>
+          </w:hyperlink>
+        </w:t>
+      </w:r>
+    </w:p>
+    <w:p>
+      <w:pPr>
+        <w:spacing w:after="0"/>
+        <w:rPr>
+          <w:color w:val="0F50FF"/>
+          <w:u w:val="single"/>
+        </w:rPr>
+      </w:pPr>
+      <w:r>
+        <w:rPr>
+          <w:color w:val="0F50FF"/>
+          <w:u w:val="single"/>
+        </w:rPr>
+        <w:t xml:space="preserve"/>
+      </w:r>
+    </w:p>
+    <w:p>
+      <w:pPr>
+        <w:pStyle w:val="ListParagraph"/>
+        <w:numPr>
+          <w:ilvl w:val="0"/>
+          <w:numId w:val="27"/>
+        </w:numPr>
+        <w:spacing w:after="0" w:line="240" w:lineRule="auto"/>
+        <w:ind w:left="357" w:hanging="357"/>
+        <w:rPr>
+          <w:color w:val="0F50FF"/>
+          <w:u w:val="single"/>
+        </w:rPr>
+      </w:pPr>
+      <w:proofErr w:type="gramStart"/>
+      <w:r>
+        <w:rPr>
+          <w:color w:val="0F50FF"/>
+          <w:u w:val="single"/>
+        </w:rPr>
+        <w:t xml:space="preserve">
           <w:hyperlink r:id="rId200" w:tgtFrame="_blank">
             <w:r>
-              <w:t xml:space="preserve">Effects of Age, Sex, and Social Network on Antibiotic Resistance Genes in the Gut Microbiome of Tibetan Macaques (Macaca thibetana).</w:t>
+              <w:t xml:space="preserve">Increase in imported mupirocin-resistant Staphylococcus aureus from the tropics and subtropics: trends in Berlin from 2018 to 2025.</w:t>
             </w:r>
           </w:hyperlink>
         </w:t>
@@ -8513,7 +9814,142 @@
         <w:t xml:space="preserve">
           <w:hyperlink r:id="rId201" w:tgtFrame="_blank">
             <w:r>
-              <w:t xml:space="preserve">Synergistic activity of mupirocin in combination with protocatechuic acid ethyl ester against mupirocin-resistant MRSA.</w:t>
+              <w:t xml:space="preserve">Risk Factors Associated With Methicillin-Resistant Staphylococcus aureus Infections in Patients With Diabetic Foot Ulcers in Tehran.</w:t>
+            </w:r>
+          </w:hyperlink>
+        </w:t>
+      </w:r>
+    </w:p>
+    <w:p>
+      <w:pPr>
+        <w:spacing w:after="0"/>
+        <w:rPr>
+          <w:color w:val="0F50FF"/>
+          <w:u w:val="single"/>
+        </w:rPr>
+      </w:pPr>
+      <w:r>
+        <w:rPr>
+          <w:color w:val="0F50FF"/>
+          <w:u w:val="single"/>
+        </w:rPr>
+        <w:t xml:space="preserve"/>
+      </w:r>
+    </w:p>
+    <w:p>
+      <w:pPr>
+        <w:pStyle w:val="ListParagraph"/>
+        <w:numPr>
+          <w:ilvl w:val="0"/>
+          <w:numId w:val="27"/>
+        </w:numPr>
+        <w:spacing w:after="0" w:line="240" w:lineRule="auto"/>
+        <w:ind w:left="357" w:hanging="357"/>
+        <w:rPr>
+          <w:color w:val="0F50FF"/>
+          <w:u w:val="single"/>
+        </w:rPr>
+      </w:pPr>
+      <w:proofErr w:type="gramStart"/>
+      <w:r>
+        <w:rPr>
+          <w:color w:val="0F50FF"/>
+          <w:u w:val="single"/>
+        </w:rPr>
+        <w:t xml:space="preserve">
+          <w:hyperlink r:id="rId202" w:tgtFrame="_blank">
+            <w:r>
+              <w:t xml:space="preserve">The combination of mupirocin and Kayvirus broadens the decolonization effect against Staphylococcus aureus.</w:t>
+            </w:r>
+          </w:hyperlink>
+        </w:t>
+      </w:r>
+    </w:p>
+    <w:p>
+      <w:pPr>
+        <w:spacing w:after="0"/>
+        <w:rPr>
+          <w:color w:val="0F50FF"/>
+          <w:u w:val="single"/>
+        </w:rPr>
+      </w:pPr>
+      <w:r>
+        <w:rPr>
+          <w:color w:val="0F50FF"/>
+          <w:u w:val="single"/>
+        </w:rPr>
+        <w:t xml:space="preserve"/>
+      </w:r>
+    </w:p>
+    <w:p>
+      <w:pPr>
+        <w:pStyle w:val="ListParagraph"/>
+        <w:numPr>
+          <w:ilvl w:val="0"/>
+          <w:numId w:val="27"/>
+        </w:numPr>
+        <w:spacing w:after="0" w:line="240" w:lineRule="auto"/>
+        <w:ind w:left="357" w:hanging="357"/>
+        <w:rPr>
+          <w:color w:val="0F50FF"/>
+          <w:u w:val="single"/>
+        </w:rPr>
+      </w:pPr>
+      <w:proofErr w:type="gramStart"/>
+      <w:r>
+        <w:rPr>
+          <w:color w:val="0F50FF"/>
+          <w:u w:val="single"/>
+        </w:rPr>
+        <w:t xml:space="preserve">
+          <w:hyperlink r:id="rId203" w:tgtFrame="_blank">
+            <w:r>
+              <w:t xml:space="preserve">Characterisation of the wound microbiome and antimicrobial resistance profiles in clinical isolates from epidermolysis bullosa patients.</w:t>
+            </w:r>
+          </w:hyperlink>
+        </w:t>
+      </w:r>
+    </w:p>
+    <w:p>
+      <w:pPr>
+        <w:spacing w:after="0"/>
+        <w:rPr>
+          <w:color w:val="0F50FF"/>
+          <w:u w:val="single"/>
+        </w:rPr>
+      </w:pPr>
+      <w:r>
+        <w:rPr>
+          <w:color w:val="0F50FF"/>
+          <w:u w:val="single"/>
+        </w:rPr>
+        <w:t xml:space="preserve"/>
+      </w:r>
+    </w:p>
+    <w:p>
+      <w:pPr>
+        <w:pStyle w:val="ListParagraph"/>
+        <w:numPr>
+          <w:ilvl w:val="0"/>
+          <w:numId w:val="27"/>
+        </w:numPr>
+        <w:spacing w:after="0" w:line="240" w:lineRule="auto"/>
+        <w:ind w:left="357" w:hanging="357"/>
+        <w:rPr>
+          <w:color w:val="0F50FF"/>
+          <w:u w:val="single"/>
+        </w:rPr>
+      </w:pPr>
+      <w:proofErr w:type="gramStart"/>
+      <w:r>
+        <w:rPr>
+          <w:color w:val="0F50FF"/>
+          <w:u w:val="single"/>
+        </w:rPr>
+        <w:t xml:space="preserve">
+          <w:hyperlink r:id="rId204" w:tgtFrame="_blank">
+            <w:r>
+              <w:t xml:space="preserve">Efflux pump activation confers mupirocin resistance and enhances rhizosphere fitness in Pseudomonas.</w:t>
             </w:r>
           </w:hyperlink>
         </w:t>
@@ -8590,9 +10026,9 @@
           <w:u w:val="single"/>
         </w:rPr>
         <w:t xml:space="preserve">
-          <w:hyperlink r:id="rId121" w:tgtFrame="_blank">
-            <w:r>
-              <w:t xml:space="preserve">Rational Combination of Dominant and Subdominant Antigens with Nanoadjuvant Elicits Durable Immunity Against Staphylococcus aureus.</w:t>
+          <w:hyperlink r:id="rId131" w:tgtFrame="_blank">
+            <w:r>
+              <w:t xml:space="preserve">Procalcitonin testing combined with NEWS2 evaluation compared with usual care based on NEWS2 for identification of sepsis and antibiotic initiation in the emergency department in England and Wales (PRONTO): a multicentre, randomised, controlled, open-label, phase 3 trial.</w:t>
             </w:r>
           </w:hyperlink>
         </w:t>
@@ -8635,9 +10071,9 @@
           <w:u w:val="single"/>
         </w:rPr>
         <w:t xml:space="preserve">
-          <w:hyperlink r:id="rId122" w:tgtFrame="_blank">
-            <w:r>
-              <w:t xml:space="preserve">High-Mortality Outbreak of Staphylococcus aureus Mastitis Associated with Poor Milking Practices in a Goat Dairy.</w:t>
+          <w:hyperlink r:id="rId132" w:tgtFrame="_blank">
+            <w:r>
+              <w:t xml:space="preserve">Isolation, Screening, and Characterization of Gordonia paraffinivorans DGM-81 Exhibiting Antimicrobial Activity Against Methicillin-Resistant Staphylococcus aureus (MRSA).</w:t>
             </w:r>
           </w:hyperlink>
         </w:t>
@@ -8680,9 +10116,9 @@
           <w:u w:val="single"/>
         </w:rPr>
         <w:t xml:space="preserve">
-          <w:hyperlink r:id="rId123" w:tgtFrame="_blank">
-            <w:r>
-              <w:t xml:space="preserve">Synergistic Immunoenhancement of Recombinant PBP2a Vaccine Candidate by Biogenic Selenium Nanoparticles and MF59 Against Methicillin-Resistant Staphylococcus Aureus.</w:t>
+          <w:hyperlink r:id="rId133" w:tgtFrame="_blank">
+            <w:r>
+              <w:t xml:space="preserve">Corilagin alleviates Staphylococcus aureus pathogenicity by interacting with amidase and α-hemolysin.</w:t>
             </w:r>
           </w:hyperlink>
         </w:t>
@@ -8725,9 +10161,9 @@
           <w:u w:val="single"/>
         </w:rPr>
         <w:t xml:space="preserve">
-          <w:hyperlink r:id="rId124" w:tgtFrame="_blank">
-            <w:r>
-              <w:t xml:space="preserve">Outpatient Cutaneous Wound Care in the United States: Specialty Distribution and Antimicrobial Prescribing Patterns.</w:t>
+          <w:hyperlink r:id="rId134" w:tgtFrame="_blank">
+            <w:r>
+              <w:t xml:space="preserve">Dismantling S. aureus Virulence: Latest Advances in Toxin Neutralization and Regulatory Network-Targeted Anti-Virulence Strategies (2025).</w:t>
             </w:r>
           </w:hyperlink>
         </w:t>
@@ -8770,9 +10206,9 @@
           <w:u w:val="single"/>
         </w:rPr>
         <w:t xml:space="preserve">
-          <w:hyperlink r:id="rId125" w:tgtFrame="_blank">
-            <w:r>
-              <w:t xml:space="preserve">A Case of Subungual Squamous Cell Carcinoma Treated with Local Resection and Adjunctive ALA-PDT.</w:t>
+          <w:hyperlink r:id="rId135" w:tgtFrame="_blank">
+            <w:r>
+              <w:t xml:space="preserve">Vancomycin Effectiveness in Reducing Surgical Site Infection in Posterior Spinal Fusion Surgery: A Retrospective Data Analysis of the STRIVE Trial.</w:t>
             </w:r>
           </w:hyperlink>
         </w:t>
@@ -8815,9 +10251,9 @@
           <w:u w:val="single"/>
         </w:rPr>
         <w:t xml:space="preserve">
-          <w:hyperlink r:id="rId126" w:tgtFrame="_blank">
-            <w:r>
-              <w:t xml:space="preserve">Synthesis and characterization of Au@SiO(2)core-shell nanostructures for improved antibiotic delivery systems.</w:t>
+          <w:hyperlink r:id="rId136" w:tgtFrame="_blank">
+            <w:r>
+              <w:t xml:space="preserve">Lipidation of a nuclear localization sequence enhances broad-spectrum antimicrobial activity: synthesis, characterization, and in silico analysis.</w:t>
             </w:r>
           </w:hyperlink>
         </w:t>
@@ -8860,9 +10296,9 @@
           <w:u w:val="single"/>
         </w:rPr>
         <w:t xml:space="preserve">
-          <w:hyperlink r:id="rId127" w:tgtFrame="_blank">
-            <w:r>
-              <w:t xml:space="preserve">Electrospun PVA-PCL/HA nanofiber scaffolds containing mupirocin for surgical wound healing in Sprague Dawley rats.</w:t>
+          <w:hyperlink r:id="rId137" w:tgtFrame="_blank">
+            <w:r>
+              <w:t xml:space="preserve">Development and evaluation of Alkanna tinctoria root extract and mupirocin nanoparticles-loaded porous films for the burn wound management.</w:t>
             </w:r>
           </w:hyperlink>
         </w:t>
@@ -8905,9 +10341,9 @@
           <w:u w:val="single"/>
         </w:rPr>
         <w:t xml:space="preserve">
-          <w:hyperlink r:id="rId128" w:tgtFrame="_blank">
-            <w:r>
-              <w:t xml:space="preserve">T-cell-mediated immunity in mastitis: pathogen-driven cytokine networks and implications for applied microbiology.</w:t>
+          <w:hyperlink r:id="rId138" w:tgtFrame="_blank">
+            <w:r>
+              <w:t xml:space="preserve">Enrichment of high-risk antibiotic resistance genes on microplastics in freshwater environments: A meta-analysis.</w:t>
             </w:r>
           </w:hyperlink>
         </w:t>
@@ -8950,9 +10386,9 @@
           <w:u w:val="single"/>
         </w:rPr>
         <w:t xml:space="preserve">
-          <w:hyperlink r:id="rId129" w:tgtFrame="_blank">
-            <w:r>
-              <w:t xml:space="preserve">Investigation of Possible Cardiac Manifestations of Dysautonomia in a Patient With Acquired Ondine's Curse Syndrome: A Rare Clinical Case Report.</w:t>
+          <w:hyperlink r:id="rId139" w:tgtFrame="_blank">
+            <w:r>
+              <w:t xml:space="preserve">Adeno-associated virus delivery of anti-alpha toxin monoclonal antibodies confers protection against Staphylococcus aureus infections.</w:t>
             </w:r>
           </w:hyperlink>
         </w:t>
@@ -8995,9 +10431,9 @@
           <w:u w:val="single"/>
         </w:rPr>
         <w:t xml:space="preserve">
-          <w:hyperlink r:id="rId130" w:tgtFrame="_blank">
-            <w:r>
-              <w:t xml:space="preserve">Aerobic pathogen profiles and antibiotic resistance in diabetic foot ulcers: Data from a Specialized Diabetes Center in Jordan.</w:t>
+          <w:hyperlink r:id="rId140" w:tgtFrame="_blank">
+            <w:r>
+              <w:t xml:space="preserve">A rapid method to simultaneously separate bacterial and eukaryotic RNA during infections reveals increased intracellular expression of Staphylococcus aureus and Shigella flexneri virulence factors.</w:t>
             </w:r>
           </w:hyperlink>
         </w:t>
@@ -9040,9 +10476,9 @@
           <w:u w:val="single"/>
         </w:rPr>
         <w:t xml:space="preserve">
-          <w:hyperlink r:id="rId131" w:tgtFrame="_blank">
-            <w:r>
-              <w:t xml:space="preserve">Severe sleep-related hypoventilation in antibody-positive and antibody-negative autoimmune encephalitis: an emergency.</w:t>
+          <w:hyperlink r:id="rId141" w:tgtFrame="_blank">
+            <w:r>
+              <w:t xml:space="preserve">Efficacy of the interferon inducer tilorone and its combination with antibacterial drugs in a murine model of secondary bacterial pneumonia caused by S. aureus after influenza infection.</w:t>
             </w:r>
           </w:hyperlink>
         </w:t>
@@ -9085,9 +10521,9 @@
           <w:u w:val="single"/>
         </w:rPr>
         <w:t xml:space="preserve">
-          <w:hyperlink r:id="rId132" w:tgtFrame="_blank">
-            <w:r>
-              <w:t xml:space="preserve">Immunoinformatics approach to engineer a multi-epitope vaccine against SdrG in skin commensal Staphylococcus epidermidis.</w:t>
+          <w:hyperlink r:id="rId142" w:tgtFrame="_blank">
+            <w:r>
+              <w:t xml:space="preserve">African-specific genetic loci determine iron status and risk of severe malaria and bacteremia in African children.</w:t>
             </w:r>
           </w:hyperlink>
         </w:t>
@@ -9130,9 +10566,9 @@
           <w:u w:val="single"/>
         </w:rPr>
         <w:t xml:space="preserve">
-          <w:hyperlink r:id="rId133" w:tgtFrame="_blank">
-            <w:r>
-              <w:t xml:space="preserve">Intranasal povidone-iodine concentration and olfactory recovery after endoscopic endonasal pituitary surgery.</w:t>
+          <w:hyperlink r:id="rId143" w:tgtFrame="_blank">
+            <w:r>
+              <w:t xml:space="preserve">Computational and immunoinformatics approaches for designing phytocompound-based drugs and a multi-epitope vaccine targeting FemA, a cell wall protein of Staphylococcus aureus.</w:t>
             </w:r>
           </w:hyperlink>
         </w:t>
@@ -9175,9 +10611,9 @@
           <w:u w:val="single"/>
         </w:rPr>
         <w:t xml:space="preserve">
-          <w:hyperlink r:id="rId134" w:tgtFrame="_blank">
-            <w:r>
-              <w:t xml:space="preserve">Safety, Efficacy, and Immunogenicity of a Multivalent Adjuvanted S. aureus Vaccine in Adults with Recent Skin And Soft Tissue Infections: An Observer-blind, Randomized, Placebo-controlled, Multinational Phase 1/2 Trial.</w:t>
+          <w:hyperlink r:id="rId144" w:tgtFrame="_blank">
+            <w:r>
+              <w:t xml:space="preserve">Molecular characterization and immunoinformatics-based design of a multi-epitope vaccine against Staphylococcus nepalensis.</w:t>
             </w:r>
           </w:hyperlink>
         </w:t>
@@ -9220,9 +10656,9 @@
           <w:u w:val="single"/>
         </w:rPr>
         <w:t xml:space="preserve">
-          <w:hyperlink r:id="rId135" w:tgtFrame="_blank">
-            <w:r>
-              <w:t xml:space="preserve">Bacterial isolates, antibiotic susceptibility, and determinants of positive blood culture in children with community-acquired pneumonia in Central Tanzania.</w:t>
+          <w:hyperlink r:id="rId145" w:tgtFrame="_blank">
+            <w:r>
+              <w:t xml:space="preserve">A comparison of routine blood culture methods and multiplex quantitative PCR for detecting pathogens in simulated polymicrobial blood cultures.</w:t>
             </w:r>
           </w:hyperlink>
         </w:t>
@@ -9265,9 +10701,9 @@
           <w:u w:val="single"/>
         </w:rPr>
         <w:t xml:space="preserve">
-          <w:hyperlink r:id="rId136" w:tgtFrame="_blank">
-            <w:r>
-              <w:t xml:space="preserve">Prevalence of Streptococcus pneumoniae and Staphylococcus aureus co-colonization in healthy children under five years: a systematic review.</w:t>
+          <w:hyperlink r:id="rId146" w:tgtFrame="_blank">
+            <w:r>
+              <w:t xml:space="preserve">Infectious Diseases: What You May Have Missed in 2025.</w:t>
             </w:r>
           </w:hyperlink>
         </w:t>
@@ -9310,9 +10746,9 @@
           <w:u w:val="single"/>
         </w:rPr>
         <w:t xml:space="preserve">
-          <w:hyperlink r:id="rId137" w:tgtFrame="_blank">
-            <w:r>
-              <w:t xml:space="preserve">pH-responsive and self-adaptive hydrogel dressing based on a TA/PVA network co-loaded with cannabidiol and mupirocin for synergistic infected wound healing.</w:t>
+          <w:hyperlink r:id="rId147" w:tgtFrame="_blank">
+            <w:r>
+              <w:t xml:space="preserve">Inhibitory Effect of Terminalia chebula Retz. on MDR Shigella flexneri Invasion of HeLa Cells.</w:t>
             </w:r>
           </w:hyperlink>
         </w:t>
@@ -9355,9 +10791,9 @@
           <w:u w:val="single"/>
         </w:rPr>
         <w:t xml:space="preserve">
-          <w:hyperlink r:id="rId138" w:tgtFrame="_blank">
-            <w:r>
-              <w:t xml:space="preserve">Potential of Jelleine-I peptide on down-regulation of biofilm-associated genes and the biofilm formation of methicillin-resistant Staphylococcus aureus.</w:t>
+          <w:hyperlink r:id="rId148" w:tgtFrame="_blank">
+            <w:r>
+              <w:t xml:space="preserve">High Humidity Exacerbates Psoriasiform Skin Disease Relapse by Increasing Tissue-Resident Memory T Cells via Altering Skin Microbiota.</w:t>
             </w:r>
           </w:hyperlink>
         </w:t>
@@ -9400,9 +10836,9 @@
           <w:u w:val="single"/>
         </w:rPr>
         <w:t xml:space="preserve">
-          <w:hyperlink r:id="rId139" w:tgtFrame="_blank">
-            <w:r>
-              <w:t xml:space="preserve">Genetic diversity and within-farm transmission of Staphylococcus aureus from ewes in Norway.</w:t>
+          <w:hyperlink r:id="rId149" w:tgtFrame="_blank">
+            <w:r>
+              <w:t xml:space="preserve">Indoor airborne dust in veterinary facilities as a reservoir of bacterial pathogens and antimicrobial resistance.</w:t>
             </w:r>
           </w:hyperlink>
         </w:t>
@@ -9445,9 +10881,9 @@
           <w:u w:val="single"/>
         </w:rPr>
         <w:t xml:space="preserve">
-          <w:hyperlink r:id="rId140" w:tgtFrame="_blank">
-            <w:r>
-              <w:t xml:space="preserve">Global burden of antimicrobial resistance in lower respiratory infections: a systematic analysis for the Global Burden of Disease Study 2021.</w:t>
+          <w:hyperlink r:id="rId150" w:tgtFrame="_blank">
+            <w:r>
+              <w:t xml:space="preserve">Antimicrobial and antibiofilm activity of a novel bacteriophage endolysin (LysSW21) against methicillin-resistant Staphylococcus aureus.</w:t>
             </w:r>
           </w:hyperlink>
         </w:t>
@@ -9490,9 +10926,99 @@
           <w:u w:val="single"/>
         </w:rPr>
         <w:t xml:space="preserve">
-          <w:hyperlink r:id="rId141" w:tgtFrame="_blank">
-            <w:r>
-              <w:t xml:space="preserve">Population genomic variation in Staphylococcus aureus isolates from carriage and disease in Indigenous communities in the Southwest United States.</w:t>
+          <w:hyperlink r:id="rId151" w:tgtFrame="_blank">
+            <w:r>
+              <w:t xml:space="preserve">Inhalable Polymeric Nanoparticle Vaccine for Lysosome-Targeting Co-Delivery of Antigen and Adjuvant With Enhanced Immunoprotection.</w:t>
+            </w:r>
+          </w:hyperlink>
+        </w:t>
+      </w:r>
+    </w:p>
+    <w:p>
+      <w:pPr>
+        <w:spacing w:after="0"/>
+        <w:rPr>
+          <w:color w:val="0F50FF"/>
+          <w:u w:val="single"/>
+        </w:rPr>
+      </w:pPr>
+      <w:r>
+        <w:rPr>
+          <w:color w:val="0F50FF"/>
+          <w:u w:val="single"/>
+        </w:rPr>
+        <w:t xml:space="preserve"/>
+      </w:r>
+    </w:p>
+    <w:p>
+      <w:pPr>
+        <w:pStyle w:val="ListParagraph"/>
+        <w:numPr>
+          <w:ilvl w:val="0"/>
+          <w:numId w:val="28"/>
+        </w:numPr>
+        <w:spacing w:after="0" w:line="240" w:lineRule="auto"/>
+        <w:ind w:left="357" w:hanging="357"/>
+        <w:rPr>
+          <w:color w:val="0F50FF"/>
+          <w:u w:val="single"/>
+        </w:rPr>
+      </w:pPr>
+      <w:proofErr w:type="gramStart"/>
+      <w:r>
+        <w:rPr>
+          <w:color w:val="0F50FF"/>
+          <w:u w:val="single"/>
+        </w:rPr>
+        <w:t xml:space="preserve">
+          <w:hyperlink r:id="rId152" w:tgtFrame="_blank">
+            <w:r>
+              <w:t xml:space="preserve">Multifunctional Cu(2)O@Ag probe for ultra-sensitive SERS detection and inhibition of Escherichia coli O157: H7.</w:t>
+            </w:r>
+          </w:hyperlink>
+        </w:t>
+      </w:r>
+    </w:p>
+    <w:p>
+      <w:pPr>
+        <w:spacing w:after="0"/>
+        <w:rPr>
+          <w:color w:val="0F50FF"/>
+          <w:u w:val="single"/>
+        </w:rPr>
+      </w:pPr>
+      <w:r>
+        <w:rPr>
+          <w:color w:val="0F50FF"/>
+          <w:u w:val="single"/>
+        </w:rPr>
+        <w:t xml:space="preserve"/>
+      </w:r>
+    </w:p>
+    <w:p>
+      <w:pPr>
+        <w:pStyle w:val="ListParagraph"/>
+        <w:numPr>
+          <w:ilvl w:val="0"/>
+          <w:numId w:val="28"/>
+        </w:numPr>
+        <w:spacing w:after="0" w:line="240" w:lineRule="auto"/>
+        <w:ind w:left="357" w:hanging="357"/>
+        <w:rPr>
+          <w:color w:val="0F50FF"/>
+          <w:u w:val="single"/>
+        </w:rPr>
+      </w:pPr>
+      <w:proofErr w:type="gramStart"/>
+      <w:r>
+        <w:rPr>
+          <w:color w:val="0F50FF"/>
+          <w:u w:val="single"/>
+        </w:rPr>
+        <w:t xml:space="preserve">
+          <w:hyperlink r:id="rId153" w:tgtFrame="_blank">
+            <w:r>
+              <w:t xml:space="preserve">Screen for signatures of positive selection in the core genome of Staphylococcus epidermidis.</w:t>
             </w:r>
           </w:hyperlink>
         </w:t>

--- a/nasal_data/lit_review.docx
+++ b/nasal_data/lit_review.docx
@@ -105,7 +105,7 @@
           <w:sz w:val="36"/>
           <w:szCs w:val="36"/>
         </w:rPr>
-        <w:t xml:space="preserve">24/03/2026 – 24/04/2026</w:t>
+        <w:t xml:space="preserve">24/04/2026 – 24/05/2026</w:t>
       </w:r>
     </w:p>
     <w:p>
@@ -718,150 +718,9 @@
           <w:u w:val="single"/>
         </w:rPr>
         <w:t xml:space="preserve">
-          <w:hyperlink r:id="rId154" w:tgtFrame="_blank">
-            <w:r>
-              <w:t xml:space="preserve">In Vitro Activity of Mupirocin Against Methicillin-Resistant Staphylococcus aureus (MRSA) in Two Periods of Time (2016 and 2021-2022) in a Large University Hospital in Germany.</w:t>
-            </w:r>
-          </w:hyperlink>
-        </w:t>
-      </w:r>
-    </w:p>
-    <w:p>
-      <w:pPr>
-        <w:shd w:val="clear" w:color="auto" w:fill="FFF2CC" w:themeFill="accent4" w:themeFillTint="33"/>
-        <w:spacing w:after="0"/>
-        <w:rPr>
-          <w:color w:val="0F50FF"/>
-          <w:u w:val="single"/>
-        </w:rPr>
-      </w:pPr>
-      <w:r>
-        <w:rPr>
-          <w:color w:val="0F50FF"/>
-          <w:u w:val="single"/>
-        </w:rPr>
-        <w:t xml:space="preserve"/>
-      </w:r>
-    </w:p>
-    <w:p>
-      <w:pPr>
-        <w:pStyle w:val="ListParagraph"/>
-        <w:numPr>
-          <w:ilvl w:val="0"/>
-          <w:numId w:val="22"/>
-        </w:numPr>
-        <w:shd w:val="clear" w:color="auto" w:fill="FFF2CC" w:themeFill="accent4" w:themeFillTint="33"/>
-        <w:spacing w:after="0" w:line="240" w:lineRule="auto"/>
-        <w:ind w:left="357" w:hanging="357"/>
-        <w:rPr>
-          <w:color w:val="0F50FF"/>
-          <w:u w:val="single"/>
-        </w:rPr>
-      </w:pPr>
-      <w:proofErr w:type="gramStart"/>
-      <w:r>
-        <w:rPr>
-          <w:color w:val="0F50FF"/>
-          <w:u w:val="single"/>
-        </w:rPr>
-        <w:t xml:space="preserve">
-          <w:hyperlink r:id="rId155" w:tgtFrame="_blank">
-            <w:r>
-              <w:t xml:space="preserve">Characteristic Correlation between Staphylococcal Isolates from Wounds and Nares of Diabetic Foot Patients Living in Erbil City, Iraq.</w:t>
-            </w:r>
-          </w:hyperlink>
-        </w:t>
-      </w:r>
-    </w:p>
-    <w:p>
-      <w:pPr>
-        <w:shd w:val="clear" w:color="auto" w:fill="FFF2CC" w:themeFill="accent4" w:themeFillTint="33"/>
-        <w:spacing w:after="0"/>
-        <w:rPr>
-          <w:color w:val="0F50FF"/>
-          <w:u w:val="single"/>
-        </w:rPr>
-      </w:pPr>
-      <w:r>
-        <w:rPr>
-          <w:color w:val="0F50FF"/>
-          <w:u w:val="single"/>
-        </w:rPr>
-        <w:t xml:space="preserve"/>
-      </w:r>
-    </w:p>
-    <w:p>
-      <w:pPr>
-        <w:pStyle w:val="ListParagraph"/>
-        <w:numPr>
-          <w:ilvl w:val="0"/>
-          <w:numId w:val="22"/>
-        </w:numPr>
-        <w:shd w:val="clear" w:color="auto" w:fill="FFF2CC" w:themeFill="accent4" w:themeFillTint="33"/>
-        <w:spacing w:after="0" w:line="240" w:lineRule="auto"/>
-        <w:ind w:left="357" w:hanging="357"/>
-        <w:rPr>
-          <w:color w:val="0F50FF"/>
-          <w:u w:val="single"/>
-        </w:rPr>
-      </w:pPr>
-      <w:proofErr w:type="gramStart"/>
-      <w:r>
-        <w:rPr>
-          <w:color w:val="0F50FF"/>
-          <w:u w:val="single"/>
-        </w:rPr>
-        <w:t xml:space="preserve">
-          <w:hyperlink r:id="rId156" w:tgtFrame="_blank">
-            <w:r>
-              <w:t xml:space="preserve">An anti-adhesive compound modulating the production of Staphylococcus aureus cell wall-anchored proteins.</w:t>
-            </w:r>
-          </w:hyperlink>
-        </w:t>
-      </w:r>
-    </w:p>
-    <w:p>
-      <w:pPr>
-        <w:shd w:val="clear" w:color="auto" w:fill="FFF2CC" w:themeFill="accent4" w:themeFillTint="33"/>
-        <w:spacing w:after="0"/>
-        <w:rPr>
-          <w:color w:val="0F50FF"/>
-          <w:u w:val="single"/>
-        </w:rPr>
-      </w:pPr>
-      <w:r>
-        <w:rPr>
-          <w:color w:val="0F50FF"/>
-          <w:u w:val="single"/>
-        </w:rPr>
-        <w:t xml:space="preserve"/>
-      </w:r>
-    </w:p>
-    <w:p>
-      <w:pPr>
-        <w:pStyle w:val="ListParagraph"/>
-        <w:numPr>
-          <w:ilvl w:val="0"/>
-          <w:numId w:val="22"/>
-        </w:numPr>
-        <w:shd w:val="clear" w:color="auto" w:fill="FFF2CC" w:themeFill="accent4" w:themeFillTint="33"/>
-        <w:spacing w:after="0" w:line="240" w:lineRule="auto"/>
-        <w:ind w:left="357" w:hanging="357"/>
-        <w:rPr>
-          <w:color w:val="0F50FF"/>
-          <w:u w:val="single"/>
-        </w:rPr>
-      </w:pPr>
-      <w:proofErr w:type="gramStart"/>
-      <w:r>
-        <w:rPr>
-          <w:color w:val="0F50FF"/>
-          <w:u w:val="single"/>
-        </w:rPr>
-        <w:t xml:space="preserve">
-          <w:hyperlink r:id="rId157" w:tgtFrame="_blank">
-            <w:r>
-              <w:t xml:space="preserve">Staphylococcus aureus colonization before elective posterior spine surgery: is it associated with postoperative S. aureus infections?</w:t>
+          <w:hyperlink r:id="rId219" w:tgtFrame="_blank">
+            <w:r>
+              <w:t xml:space="preserve">Targeted MRSA decolonisation reduces the risk of subsequent MRSA infection - a quasi-experimental study.</w:t>
             </w:r>
           </w:hyperlink>
         </w:t>
@@ -945,9 +804,9 @@
           <w:u w:val="single"/>
         </w:rPr>
         <w:t xml:space="preserve">
-          <w:hyperlink r:id="rId205" w:tgtFrame="_blank">
-            <w:r>
-              <w:t xml:space="preserve">Treatment with elexacaftor/tezacaftor/ivacaftor does not alter SpiroNose-derived electronic breath profiles in children with cystic fibrosis.</w:t>
+          <w:hyperlink r:id="rId12" w:tgtFrame="_blank">
+            <w:r>
+              <w:t xml:space="preserve">MRSA nasal carriage among Taiwanese senior high school students and a narrative review of local metadata.</w:t>
             </w:r>
           </w:hyperlink>
         </w:t>
@@ -990,9 +849,9 @@
           <w:u w:val="single"/>
         </w:rPr>
         <w:t xml:space="preserve">
-          <w:hyperlink r:id="rId206" w:tgtFrame="_blank">
-            <w:r>
-              <w:t xml:space="preserve">Bovine Mastitis Vis a Vis Staphylococcus spp. Mediated Antimicrobial Resistance at Animal-Human Interface in Organized and Unorganized Dairy Sectors: A Study from Two Indian States.</w:t>
+          <w:hyperlink r:id="rId13" w:tgtFrame="_blank">
+            <w:r>
+              <w:t xml:space="preserve">Incidence and outcomes for colonization of multidrug-resistance organisms (MDROs) among patients undergoing elective orthopedic surgery.</w:t>
             </w:r>
           </w:hyperlink>
         </w:t>
@@ -1035,9 +894,9 @@
           <w:u w:val="single"/>
         </w:rPr>
         <w:t xml:space="preserve">
-          <w:hyperlink r:id="rId207" w:tgtFrame="_blank">
-            <w:r>
-              <w:t xml:space="preserve">A Chemiresistive Nanosensor Array for Rapid and Sensitive VOC-Based Detection and Differentiation of Prosthetic Joint Infection-Relevant Pathogens in Enriched Human Synovial Fluid.</w:t>
+          <w:hyperlink r:id="rId14" w:tgtFrame="_blank">
+            <w:r>
+              <w:t xml:space="preserve">spa Typing and Antibiotic Resistance Profiles of Methicillin-Resistant Staphylococcus aureus Isolates From Broilers in Ilam, Iran.</w:t>
             </w:r>
           </w:hyperlink>
         </w:t>
@@ -1080,9 +939,9 @@
           <w:u w:val="single"/>
         </w:rPr>
         <w:t xml:space="preserve">
-          <w:hyperlink r:id="rId208" w:tgtFrame="_blank">
-            <w:r>
-              <w:t xml:space="preserve">Molecular Profiles and Antimicrobial Resistance Genes in Bacterial Isolates from Chronic Rhinosinusitis Patients.</w:t>
+          <w:hyperlink r:id="rId15" w:tgtFrame="_blank">
+            <w:r>
+              <w:t xml:space="preserve">Prevalence, risk factors and multidrug resistance of community-associated methicillin-resistant Staphylococcus aureus nasal carriage among healthy individuals in Ibadan, Nigeria.</w:t>
             </w:r>
           </w:hyperlink>
         </w:t>
@@ -1125,9 +984,9 @@
           <w:u w:val="single"/>
         </w:rPr>
         <w:t xml:space="preserve">
-          <w:hyperlink r:id="rId209" w:tgtFrame="_blank">
-            <w:r>
-              <w:t xml:space="preserve">Antibiotic resistance characteristics, molecular typing, and potential transmission reservoirs of methicillin-resistant Staphylococcus aureus in patients with postoperative infection.</w:t>
+          <w:hyperlink r:id="rId16" w:tgtFrame="_blank">
+            <w:r>
+              <w:t xml:space="preserve">Novel Surgical Approach to Posterior Nasal Neurectomy without Identifying the Posterior Nasal Nerve.</w:t>
             </w:r>
           </w:hyperlink>
         </w:t>
@@ -1170,9 +1029,9 @@
           <w:u w:val="single"/>
         </w:rPr>
         <w:t xml:space="preserve">
-          <w:hyperlink r:id="rId210" w:tgtFrame="_blank">
-            <w:r>
-              <w:t xml:space="preserve">Interspecies Biofilm Dynamics Among Staphylococci: Inflammatory Contributions to Chronic Rhinosinusitis.</w:t>
+          <w:hyperlink r:id="rId17" w:tgtFrame="_blank">
+            <w:r>
+              <w:t xml:space="preserve">Biofilm adaptation and mucosal immune dysregulation in recalcitrant chronic rhinosinusitis: from pathogenesis to a therapeutic roadmap.</w:t>
             </w:r>
           </w:hyperlink>
         </w:t>
@@ -1215,9 +1074,9 @@
           <w:u w:val="single"/>
         </w:rPr>
         <w:t xml:space="preserve">
-          <w:hyperlink r:id="rId211" w:tgtFrame="_blank">
-            <w:r>
-              <w:t xml:space="preserve">Biofilm Exoproteins From Staphylococcus Species Impede Re-Epithelialization of Nasal Epithelial Cells During Wound Healing and Cease Ciliary Beat Frequency.</w:t>
+          <w:hyperlink r:id="rId18" w:tgtFrame="_blank">
+            <w:r>
+              <w:t xml:space="preserve">Methicillin-Resistant Staphylococcus aureus Nasal Swab Utilization as a Predictor for Methicillin-Resistant Staphylococcus aureus Skin and Soft Tissue Infections: A Systematic Review and Meta-analysis.</w:t>
             </w:r>
           </w:hyperlink>
         </w:t>
@@ -1260,9 +1119,9 @@
           <w:u w:val="single"/>
         </w:rPr>
         <w:t xml:space="preserve">
-          <w:hyperlink r:id="rId212" w:tgtFrame="_blank">
-            <w:r>
-              <w:t xml:space="preserve">Nasal carriage of Staphylococcus aureus in dogs and owners: Spa typing and antimicrobial resistance in two Italian veterinary hospitals.</w:t>
+          <w:hyperlink r:id="rId19" w:tgtFrame="_blank">
+            <w:r>
+              <w:t xml:space="preserve">Malignant Fungating Wounds in Advanced Cancer: Pathophysiology, Odor Control, and Dignity-Centered Management.</w:t>
             </w:r>
           </w:hyperlink>
         </w:t>
@@ -1305,9 +1164,9 @@
           <w:u w:val="single"/>
         </w:rPr>
         <w:t xml:space="preserve">
-          <w:hyperlink r:id="rId213" w:tgtFrame="_blank">
-            <w:r>
-              <w:t xml:space="preserve">Time to Vancomycin De-Escalation in Pneumonia Patients Screened for MRSA Using Culture vs PCR Testing.</w:t>
+          <w:hyperlink r:id="rId20" w:tgtFrame="_blank">
+            <w:r>
+              <w:t xml:space="preserve">Clearance of multiple antibiotic-resistant coagulase-negative staphylococci is selectively associated with higher circulating α-melanocyte stimulating hormone in patients evaluated for chronic inflammatory response syndrome.</w:t>
             </w:r>
           </w:hyperlink>
         </w:t>
@@ -1350,9 +1209,9 @@
           <w:u w:val="single"/>
         </w:rPr>
         <w:t xml:space="preserve">
-          <w:hyperlink r:id="rId214" w:tgtFrame="_blank">
-            <w:r>
-              <w:t xml:space="preserve">Genome-based correction of misidentified MRSA: a case of multidrug-resistant Staphylococcus hominis.</w:t>
+          <w:hyperlink r:id="rId21" w:tgtFrame="_blank">
+            <w:r>
+              <w:t xml:space="preserve">Investigating the Sharing of Staphylococcus spp. Between Dogs and Their Owners: A Comparative Study from Two Italian Veterinary Teaching Hospitals.</w:t>
             </w:r>
           </w:hyperlink>
         </w:t>
@@ -1395,9 +1254,9 @@
           <w:u w:val="single"/>
         </w:rPr>
         <w:t xml:space="preserve">
-          <w:hyperlink r:id="rId215" w:tgtFrame="_blank">
-            <w:r>
-              <w:t xml:space="preserve">The cellular esterase FrmB controls metabolic homeostasis and small colony variant formation in Staphylococcus aureus.</w:t>
+          <w:hyperlink r:id="rId22" w:tgtFrame="_blank">
+            <w:r>
+              <w:t xml:space="preserve">Epidemiological surveillance in the ICU: Certainties and uncertainties.</w:t>
             </w:r>
           </w:hyperlink>
         </w:t>
@@ -1440,9 +1299,9 @@
           <w:u w:val="single"/>
         </w:rPr>
         <w:t xml:space="preserve">
-          <w:hyperlink r:id="rId216" w:tgtFrame="_blank">
-            <w:r>
-              <w:t xml:space="preserve">Development and evaluation of nasal hydrogel with biopolymer loaded gold nanoparticle for antibacterial activity.</w:t>
+          <w:hyperlink r:id="rId23" w:tgtFrame="_blank">
+            <w:r>
+              <w:t xml:space="preserve">Quantitative PCR-Based Analysis of Bacterial Profiles in Periapical Lesions and Maxillary Sinus in Odontogenic Sinusitis.</w:t>
             </w:r>
           </w:hyperlink>
         </w:t>
@@ -1485,9 +1344,9 @@
           <w:u w:val="single"/>
         </w:rPr>
         <w:t xml:space="preserve">
-          <w:hyperlink r:id="rId217" w:tgtFrame="_blank">
-            <w:r>
-              <w:t xml:space="preserve">The Evaluation of the Genotype and Phenotype Relationship in Patients With Nasal Polyps in Cystic Fibrosis Registry of Turkey.</w:t>
+          <w:hyperlink r:id="rId24" w:tgtFrame="_blank">
+            <w:r>
+              <w:t xml:space="preserve">Resistome Profiling of a Large Collection of Staphylococcus aureus Isolates Uncovers Frameshift-Silenced mupA Gene Mediating Mupirocin Susceptibility.</w:t>
             </w:r>
           </w:hyperlink>
         </w:t>
@@ -1530,9 +1389,9 @@
           <w:u w:val="single"/>
         </w:rPr>
         <w:t xml:space="preserve">
-          <w:hyperlink r:id="rId218" w:tgtFrame="_blank">
-            <w:r>
-              <w:t xml:space="preserve">From Epistaxis to a Platelet Count of Four: A Rare Presentation of Teicoplanin-Induced Thrombocytopenia.</w:t>
+          <w:hyperlink r:id="rId25" w:tgtFrame="_blank">
+            <w:r>
+              <w:t xml:space="preserve">The nasal-oral microbiome axis in allergic rhinitis: environmental triggers, microbial dysbiosis, and immune dysregulation.</w:t>
             </w:r>
           </w:hyperlink>
         </w:t>
@@ -1575,9 +1434,9 @@
           <w:u w:val="single"/>
         </w:rPr>
         <w:t xml:space="preserve">
-          <w:hyperlink r:id="rId219" w:tgtFrame="_blank">
-            <w:r>
-              <w:t xml:space="preserve">A murine sinonasal infection model recapitulates key features of clinical chronic rhinosinusitis.</w:t>
+          <w:hyperlink r:id="rId26" w:tgtFrame="_blank">
+            <w:r>
+              <w:t xml:space="preserve">Characterizing the Nasal Microbiome Using a Nasal Allergen Challenge Model.</w:t>
             </w:r>
           </w:hyperlink>
         </w:t>
@@ -1620,9 +1479,9 @@
           <w:u w:val="single"/>
         </w:rPr>
         <w:t xml:space="preserve">
-          <w:hyperlink r:id="rId220" w:tgtFrame="_blank">
-            <w:r>
-              <w:t xml:space="preserve">Suppression of microbial burden to reduce pneumonia in critical illness: the SMURF feasibility pilot study.</w:t>
+          <w:hyperlink r:id="rId27" w:tgtFrame="_blank">
+            <w:r>
+              <w:t xml:space="preserve">Prevalence of nasal carriage and methicillin resistance of Staphylococcus aureus among hotel workers in Sétif province, Algeria.</w:t>
             </w:r>
           </w:hyperlink>
         </w:t>
@@ -1665,9 +1524,9 @@
           <w:u w:val="single"/>
         </w:rPr>
         <w:t xml:space="preserve">
-          <w:hyperlink r:id="rId221" w:tgtFrame="_blank">
-            <w:r>
-              <w:t xml:space="preserve">Impact of Methicillin-Resistant Staphylococcus aureus Nasal Screening in Lower Respiratory Tract Infections: A Systematic Review Incorporating Network and Bayesian Meta-Analyses.</w:t>
+          <w:hyperlink r:id="rId28" w:tgtFrame="_blank">
+            <w:r>
+              <w:t xml:space="preserve">Diversity and distribution of Staphylococcus spp. in humans, animals, and healthcare settings: A One Health study in Brazil.</w:t>
             </w:r>
           </w:hyperlink>
         </w:t>
@@ -1710,9 +1569,9 @@
           <w:u w:val="single"/>
         </w:rPr>
         <w:t xml:space="preserve">
-          <w:hyperlink r:id="rId222" w:tgtFrame="_blank">
-            <w:r>
-              <w:t xml:space="preserve">Distribution of Lantibiotic Susceptibility and Its Association With Two-Component Regulatory Systems in Staphylococcus aureus Clinical Isolates.</w:t>
+          <w:hyperlink r:id="rId29" w:tgtFrame="_blank">
+            <w:r>
+              <w:t xml:space="preserve">[Community-associated methicillin-resistant Staphylococcus aureus sepsis presenting with encephalopathy-like symptoms in a previously healthy young adult].</w:t>
             </w:r>
           </w:hyperlink>
         </w:t>
@@ -1755,9 +1614,9 @@
           <w:u w:val="single"/>
         </w:rPr>
         <w:t xml:space="preserve">
-          <w:hyperlink r:id="rId223" w:tgtFrame="_blank">
-            <w:r>
-              <w:t xml:space="preserve">Long-term outcomes following nasal button battery foreign body injuries in children: a 10-year retrospective analysis of 45 patients.</w:t>
+          <w:hyperlink r:id="rId30" w:tgtFrame="_blank">
+            <w:r>
+              <w:t xml:space="preserve">Dialister pneumosintes bacteremia associated with sinusitis and suspected meningitis: a case report and literature review.</w:t>
             </w:r>
           </w:hyperlink>
         </w:t>
@@ -1800,9 +1659,9 @@
           <w:u w:val="single"/>
         </w:rPr>
         <w:t xml:space="preserve">
-          <w:hyperlink r:id="rId224" w:tgtFrame="_blank">
-            <w:r>
-              <w:t xml:space="preserve">Impact of prophylactic oral azithromycin during labor on Azithromycin Resistance (AMR) in nasal Staphylococcus aureus and Streptococcus pneumoniae in women and infants in the multi-country Azithromycin Prevention in Labor Use Study (A-PLUS).</w:t>
+          <w:hyperlink r:id="rId31" w:tgtFrame="_blank">
+            <w:r>
+              <w:t xml:space="preserve">Impact of IL-4/IL-13 Blockade with Dupilumab on the Microbiome in Type 2 Inflammatory Diseases: A Systematic Review.</w:t>
             </w:r>
           </w:hyperlink>
         </w:t>
@@ -1845,9 +1704,9 @@
           <w:u w:val="single"/>
         </w:rPr>
         <w:t xml:space="preserve">
-          <w:hyperlink r:id="rId225" w:tgtFrame="_blank">
-            <w:r>
-              <w:t xml:space="preserve">Prospective Real-World Outcomes of Endoscopic Sinus Surgery and Dupilumab in Severe Chronic Rhinosinusitis With Nasal Polyps.</w:t>
+          <w:hyperlink r:id="rId32" w:tgtFrame="_blank">
+            <w:r>
+              <w:t xml:space="preserve">Re-evaluating microbiological testing and isolation measures for suspected MRSA carriers: insights from a retrospective study in a Dutch tertiary care center.</w:t>
             </w:r>
           </w:hyperlink>
         </w:t>
@@ -1890,9 +1749,9 @@
           <w:u w:val="single"/>
         </w:rPr>
         <w:t xml:space="preserve">
-          <w:hyperlink r:id="rId226" w:tgtFrame="_blank">
-            <w:r>
-              <w:t xml:space="preserve">Increased Incidence of Methicillin-Resistant Staphylococcus aureus Skin and Soft Tissue Abscesses in Indigenous Children in North Queensland.</w:t>
+          <w:hyperlink r:id="rId33" w:tgtFrame="_blank">
+            <w:r>
+              <w:t xml:space="preserve">Proteomic and metabolomic profiling of methicillin-resistant Staphylococcus aureus associated with invasive vs. non-invasive infections: uncovering key biomarkers and pathogenic pathways.</w:t>
             </w:r>
           </w:hyperlink>
         </w:t>
@@ -1935,369 +1794,9 @@
           <w:u w:val="single"/>
         </w:rPr>
         <w:t xml:space="preserve">
-          <w:hyperlink r:id="rId227" w:tgtFrame="_blank">
-            <w:r>
-              <w:t xml:space="preserve">Multidrug-resistant organism carriage in children admitted to a pediatric intensive care unit of a Greek tertiary hospital: prevalence and risk factors.</w:t>
-            </w:r>
-          </w:hyperlink>
-        </w:t>
-      </w:r>
-    </w:p>
-    <w:p>
-      <w:pPr>
-        <w:spacing w:after="0"/>
-        <w:rPr>
-          <w:color w:val="0F50FF"/>
-          <w:u w:val="single"/>
-        </w:rPr>
-      </w:pPr>
-      <w:r>
-        <w:rPr>
-          <w:color w:val="0F50FF"/>
-          <w:u w:val="single"/>
-        </w:rPr>
-        <w:t xml:space="preserve"/>
-      </w:r>
-    </w:p>
-    <w:p>
-      <w:pPr>
-        <w:pStyle w:val="ListParagraph"/>
-        <w:numPr>
-          <w:ilvl w:val="0"/>
-          <w:numId w:val="23"/>
-        </w:numPr>
-        <w:spacing w:after="0" w:line="240" w:lineRule="auto"/>
-        <w:ind w:left="357" w:hanging="357"/>
-        <w:rPr>
-          <w:color w:val="0F50FF"/>
-          <w:u w:val="single"/>
-        </w:rPr>
-      </w:pPr>
-      <w:proofErr w:type="gramStart"/>
-      <w:r>
-        <w:rPr>
-          <w:color w:val="0F50FF"/>
-          <w:u w:val="single"/>
-        </w:rPr>
-        <w:t xml:space="preserve">
-          <w:hyperlink r:id="rId228" w:tgtFrame="_blank">
-            <w:r>
-              <w:t xml:space="preserve">Genetic modification of intractable bacterial clones by heat shock-facilitated phage transduction.</w:t>
-            </w:r>
-          </w:hyperlink>
-        </w:t>
-      </w:r>
-    </w:p>
-    <w:p>
-      <w:pPr>
-        <w:spacing w:after="0"/>
-        <w:rPr>
-          <w:color w:val="0F50FF"/>
-          <w:u w:val="single"/>
-        </w:rPr>
-      </w:pPr>
-      <w:r>
-        <w:rPr>
-          <w:color w:val="0F50FF"/>
-          <w:u w:val="single"/>
-        </w:rPr>
-        <w:t xml:space="preserve"/>
-      </w:r>
-    </w:p>
-    <w:p>
-      <w:pPr>
-        <w:pStyle w:val="ListParagraph"/>
-        <w:numPr>
-          <w:ilvl w:val="0"/>
-          <w:numId w:val="23"/>
-        </w:numPr>
-        <w:spacing w:after="0" w:line="240" w:lineRule="auto"/>
-        <w:ind w:left="357" w:hanging="357"/>
-        <w:rPr>
-          <w:color w:val="0F50FF"/>
-          <w:u w:val="single"/>
-        </w:rPr>
-      </w:pPr>
-      <w:proofErr w:type="gramStart"/>
-      <w:r>
-        <w:rPr>
-          <w:color w:val="0F50FF"/>
-          <w:u w:val="single"/>
-        </w:rPr>
-        <w:t xml:space="preserve">
-          <w:hyperlink r:id="rId229" w:tgtFrame="_blank">
-            <w:r>
-              <w:t xml:space="preserve">Point-Counterpoint: Should MRSA nares testing be used as a tool for vancomycin de-escalation outside of pneumonia?</w:t>
-            </w:r>
-          </w:hyperlink>
-        </w:t>
-      </w:r>
-    </w:p>
-    <w:p>
-      <w:pPr>
-        <w:spacing w:after="0"/>
-        <w:rPr>
-          <w:color w:val="0F50FF"/>
-          <w:u w:val="single"/>
-        </w:rPr>
-      </w:pPr>
-      <w:r>
-        <w:rPr>
-          <w:color w:val="0F50FF"/>
-          <w:u w:val="single"/>
-        </w:rPr>
-        <w:t xml:space="preserve"/>
-      </w:r>
-    </w:p>
-    <w:p>
-      <w:pPr>
-        <w:pStyle w:val="ListParagraph"/>
-        <w:numPr>
-          <w:ilvl w:val="0"/>
-          <w:numId w:val="23"/>
-        </w:numPr>
-        <w:spacing w:after="0" w:line="240" w:lineRule="auto"/>
-        <w:ind w:left="357" w:hanging="357"/>
-        <w:rPr>
-          <w:color w:val="0F50FF"/>
-          <w:u w:val="single"/>
-        </w:rPr>
-      </w:pPr>
-      <w:proofErr w:type="gramStart"/>
-      <w:r>
-        <w:rPr>
-          <w:color w:val="0F50FF"/>
-          <w:u w:val="single"/>
-        </w:rPr>
-        <w:t xml:space="preserve">
-          <w:hyperlink r:id="rId230" w:tgtFrame="_blank">
-            <w:r>
-              <w:t xml:space="preserve">Targeted Antimicrobial Stewardship in a Pediatric Intensive Care Unit: Using the Methicillin-Resistant Staphylococcus aureus (MRSA) Nasal Polymerase Chain Reaction (PCR) to Reduce Vancomycin Days of Therapy.</w:t>
-            </w:r>
-          </w:hyperlink>
-        </w:t>
-      </w:r>
-    </w:p>
-    <w:p>
-      <w:pPr>
-        <w:spacing w:after="0"/>
-        <w:rPr>
-          <w:color w:val="0F50FF"/>
-          <w:u w:val="single"/>
-        </w:rPr>
-      </w:pPr>
-      <w:r>
-        <w:rPr>
-          <w:color w:val="0F50FF"/>
-          <w:u w:val="single"/>
-        </w:rPr>
-        <w:t xml:space="preserve"/>
-      </w:r>
-    </w:p>
-    <w:p>
-      <w:pPr>
-        <w:pStyle w:val="ListParagraph"/>
-        <w:numPr>
-          <w:ilvl w:val="0"/>
-          <w:numId w:val="23"/>
-        </w:numPr>
-        <w:spacing w:after="0" w:line="240" w:lineRule="auto"/>
-        <w:ind w:left="357" w:hanging="357"/>
-        <w:rPr>
-          <w:color w:val="0F50FF"/>
-          <w:u w:val="single"/>
-        </w:rPr>
-      </w:pPr>
-      <w:proofErr w:type="gramStart"/>
-      <w:r>
-        <w:rPr>
-          <w:color w:val="0F50FF"/>
-          <w:u w:val="single"/>
-        </w:rPr>
-        <w:t xml:space="preserve">
-          <w:hyperlink r:id="rId231" w:tgtFrame="_blank">
-            <w:r>
-              <w:t xml:space="preserve">Reservoirs and proposed transmission routes of Staphylococcus aureus related to intramammary infections in dairy goats: A scoping review.</w:t>
-            </w:r>
-          </w:hyperlink>
-        </w:t>
-      </w:r>
-    </w:p>
-    <w:p>
-      <w:pPr>
-        <w:spacing w:after="0"/>
-        <w:rPr>
-          <w:color w:val="0F50FF"/>
-          <w:u w:val="single"/>
-        </w:rPr>
-      </w:pPr>
-      <w:r>
-        <w:rPr>
-          <w:color w:val="0F50FF"/>
-          <w:u w:val="single"/>
-        </w:rPr>
-        <w:t xml:space="preserve"/>
-      </w:r>
-    </w:p>
-    <w:p>
-      <w:pPr>
-        <w:pStyle w:val="ListParagraph"/>
-        <w:numPr>
-          <w:ilvl w:val="0"/>
-          <w:numId w:val="23"/>
-        </w:numPr>
-        <w:spacing w:after="0" w:line="240" w:lineRule="auto"/>
-        <w:ind w:left="357" w:hanging="357"/>
-        <w:rPr>
-          <w:color w:val="0F50FF"/>
-          <w:u w:val="single"/>
-        </w:rPr>
-      </w:pPr>
-      <w:proofErr w:type="gramStart"/>
-      <w:r>
-        <w:rPr>
-          <w:color w:val="0F50FF"/>
-          <w:u w:val="single"/>
-        </w:rPr>
-        <w:t xml:space="preserve">
-          <w:hyperlink r:id="rId232" w:tgtFrame="_blank">
-            <w:r>
-              <w:t xml:space="preserve">Synergistic Anti-Biofilm and Bactericidal Activity of Ethanol and Chlorhexidine Combined with EDTA Against Staphylococcus aureus Isolates from Healthcare-Associated Carriers.</w:t>
-            </w:r>
-          </w:hyperlink>
-        </w:t>
-      </w:r>
-    </w:p>
-    <w:p>
-      <w:pPr>
-        <w:spacing w:after="0"/>
-        <w:rPr>
-          <w:color w:val="0F50FF"/>
-          <w:u w:val="single"/>
-        </w:rPr>
-      </w:pPr>
-      <w:r>
-        <w:rPr>
-          <w:color w:val="0F50FF"/>
-          <w:u w:val="single"/>
-        </w:rPr>
-        <w:t xml:space="preserve"/>
-      </w:r>
-    </w:p>
-    <w:p>
-      <w:pPr>
-        <w:pStyle w:val="ListParagraph"/>
-        <w:numPr>
-          <w:ilvl w:val="0"/>
-          <w:numId w:val="23"/>
-        </w:numPr>
-        <w:spacing w:after="0" w:line="240" w:lineRule="auto"/>
-        <w:ind w:left="357" w:hanging="357"/>
-        <w:rPr>
-          <w:color w:val="0F50FF"/>
-          <w:u w:val="single"/>
-        </w:rPr>
-      </w:pPr>
-      <w:proofErr w:type="gramStart"/>
-      <w:r>
-        <w:rPr>
-          <w:color w:val="0F50FF"/>
-          <w:u w:val="single"/>
-        </w:rPr>
-        <w:t xml:space="preserve">
-          <w:hyperlink r:id="rId233" w:tgtFrame="_blank">
-            <w:r>
-              <w:t xml:space="preserve">Comparative accuracy of molecular assays for detecting methicillin-resistant Staphylococcus aureus: Evidence from 32 studies.</w:t>
-            </w:r>
-          </w:hyperlink>
-        </w:t>
-      </w:r>
-    </w:p>
-    <w:p>
-      <w:pPr>
-        <w:spacing w:after="0"/>
-        <w:rPr>
-          <w:color w:val="0F50FF"/>
-          <w:u w:val="single"/>
-        </w:rPr>
-      </w:pPr>
-      <w:r>
-        <w:rPr>
-          <w:color w:val="0F50FF"/>
-          <w:u w:val="single"/>
-        </w:rPr>
-        <w:t xml:space="preserve"/>
-      </w:r>
-    </w:p>
-    <w:p>
-      <w:pPr>
-        <w:pStyle w:val="ListParagraph"/>
-        <w:numPr>
-          <w:ilvl w:val="0"/>
-          <w:numId w:val="23"/>
-        </w:numPr>
-        <w:spacing w:after="0" w:line="240" w:lineRule="auto"/>
-        <w:ind w:left="357" w:hanging="357"/>
-        <w:rPr>
-          <w:color w:val="0F50FF"/>
-          <w:u w:val="single"/>
-        </w:rPr>
-      </w:pPr>
-      <w:proofErr w:type="gramStart"/>
-      <w:r>
-        <w:rPr>
-          <w:color w:val="0F50FF"/>
-          <w:u w:val="single"/>
-        </w:rPr>
-        <w:t xml:space="preserve">
-          <w:hyperlink r:id="rId234" w:tgtFrame="_blank">
-            <w:r>
-              <w:t xml:space="preserve">The Otto Aufranc Award: Iodine-Containing Products Are Safe in Allergy-Labeled Patients Undergoing Total Joint Arthroplasty: A Prospective Observational Study.</w:t>
-            </w:r>
-          </w:hyperlink>
-        </w:t>
-      </w:r>
-    </w:p>
-    <w:p>
-      <w:pPr>
-        <w:spacing w:after="0"/>
-        <w:rPr>
-          <w:color w:val="0F50FF"/>
-          <w:u w:val="single"/>
-        </w:rPr>
-      </w:pPr>
-      <w:r>
-        <w:rPr>
-          <w:color w:val="0F50FF"/>
-          <w:u w:val="single"/>
-        </w:rPr>
-        <w:t xml:space="preserve"/>
-      </w:r>
-    </w:p>
-    <w:p>
-      <w:pPr>
-        <w:pStyle w:val="ListParagraph"/>
-        <w:numPr>
-          <w:ilvl w:val="0"/>
-          <w:numId w:val="23"/>
-        </w:numPr>
-        <w:spacing w:after="0" w:line="240" w:lineRule="auto"/>
-        <w:ind w:left="357" w:hanging="357"/>
-        <w:rPr>
-          <w:color w:val="0F50FF"/>
-          <w:u w:val="single"/>
-        </w:rPr>
-      </w:pPr>
-      <w:proofErr w:type="gramStart"/>
-      <w:r>
-        <w:rPr>
-          <w:color w:val="0F50FF"/>
-          <w:u w:val="single"/>
-        </w:rPr>
-        <w:t xml:space="preserve">
-          <w:hyperlink r:id="rId235" w:tgtFrame="_blank">
-            <w:r>
-              <w:t xml:space="preserve">Targeted Antimicrobial Agent Prophylaxis Fails to Reduce Peristomal Infections by Multi-Drug-Resistant Bacteria Following Percutaneous Endoscopic Gastrostomy: A Prospective Cohort Study.</w:t>
+          <w:hyperlink r:id="rId34" w:tgtFrame="_blank">
+            <w:r>
+              <w:t xml:space="preserve">Staphylococcus aureus and Staphylococcus lugdunensis Act in Concert to Disrupt the Nasal Epithelial Barrier.</w:t>
             </w:r>
           </w:hyperlink>
         </w:t>
@@ -2398,9 +1897,9 @@
           <w:u w:val="single"/>
         </w:rPr>
         <w:t xml:space="preserve">
-          <w:hyperlink r:id="rId12" w:tgtFrame="_blank">
-            <w:r>
-              <w:t xml:space="preserve">Parental Socio-Economic Factors and the Risk of Invasive Bacterial Infections in Children: A Register-Based Finnish Study.</w:t>
+          <w:hyperlink r:id="rId102" w:tgtFrame="_blank">
+            <w:r>
+              <w:t xml:space="preserve">The phage Φ13-encoded transcriptional regulator Ltr controls phage assembly in Staphylococcus aureus.</w:t>
             </w:r>
           </w:hyperlink>
         </w:t>
@@ -2443,9 +1942,9 @@
           <w:u w:val="single"/>
         </w:rPr>
         <w:t xml:space="preserve">
-          <w:hyperlink r:id="rId13" w:tgtFrame="_blank">
-            <w:r>
-              <w:t xml:space="preserve">Detection of Oral Pathogens and Potential Virulent of Dominant Klebsiella pneumoniae.</w:t>
+          <w:hyperlink r:id="rId103" w:tgtFrame="_blank">
+            <w:r>
+              <w:t xml:space="preserve">Bilateral Auricular Blastomycosis-like Pyoderma: A Rare Presentation Histologically Misinterpreted as Squamous Cell Carcinoma.</w:t>
             </w:r>
           </w:hyperlink>
         </w:t>
@@ -2488,9 +1987,9 @@
           <w:u w:val="single"/>
         </w:rPr>
         <w:t xml:space="preserve">
-          <w:hyperlink r:id="rId14" w:tgtFrame="_blank">
-            <w:r>
-              <w:t xml:space="preserve">Pus-Forming Infections in an Advanced Care Hospital in Morocco: Enterobacterales Dominance With High Burden of Extended-Spectrum β-Lactamase Producers and Carbapenem Resistance.</w:t>
+          <w:hyperlink r:id="rId104" w:tgtFrame="_blank">
+            <w:r>
+              <w:t xml:space="preserve">Cultured microbial community complexity is associated with antimicrobial resistance and Enterobacterales enrichment in adult odontogenic infections.</w:t>
             </w:r>
           </w:hyperlink>
         </w:t>
@@ -2533,9 +2032,9 @@
           <w:u w:val="single"/>
         </w:rPr>
         <w:t xml:space="preserve">
-          <w:hyperlink r:id="rId15" w:tgtFrame="_blank">
-            <w:r>
-              <w:t xml:space="preserve">Bacteriological profiles, antimicrobial resistance patterns, and predictors of culture-confirmed neonatal Sepsis at Asella Teaching Hospital, Southeast Ethiopia.</w:t>
+          <w:hyperlink r:id="rId105" w:tgtFrame="_blank">
+            <w:r>
+              <w:t xml:space="preserve">Cold-plasma for the decontamination of laparoscopic trocar incisions: In Vitro antimicrobial efficacy of a prototype applicator.</w:t>
             </w:r>
           </w:hyperlink>
         </w:t>
@@ -2578,9 +2077,9 @@
           <w:u w:val="single"/>
         </w:rPr>
         <w:t xml:space="preserve">
-          <w:hyperlink r:id="rId16" w:tgtFrame="_blank">
-            <w:r>
-              <w:t xml:space="preserve">Review of Recent Advances in Managing Periprosthetic Joint Infection After Total Knee Arthroplasty: DAIR Technique.</w:t>
+          <w:hyperlink r:id="rId106" w:tgtFrame="_blank">
+            <w:r>
+              <w:t xml:space="preserve">Isolated Staphylococcus aureus spinal epidural abscesses: severe initial neurological deficits do not predict worse outcomes compared with spondylodiscitis-associated cases.</w:t>
             </w:r>
           </w:hyperlink>
         </w:t>
@@ -2623,9 +2122,9 @@
           <w:u w:val="single"/>
         </w:rPr>
         <w:t xml:space="preserve">
-          <w:hyperlink r:id="rId17" w:tgtFrame="_blank">
-            <w:r>
-              <w:t xml:space="preserve">A photothermal immune hydrogel dressing for enhanced post-melanoma resection treatment.</w:t>
+          <w:hyperlink r:id="rId107" w:tgtFrame="_blank">
+            <w:r>
+              <w:t xml:space="preserve">Current Management of Infective Endocarditis: A Narrative Review Focused on Unmet Clinical Needs and the Multidisciplinary Approach.</w:t>
             </w:r>
           </w:hyperlink>
         </w:t>
@@ -2668,9 +2167,9 @@
           <w:u w:val="single"/>
         </w:rPr>
         <w:t xml:space="preserve">
-          <w:hyperlink r:id="rId18" w:tgtFrame="_blank">
-            <w:r>
-              <w:t xml:space="preserve">Clinical profile and outcomes of endogenous endophthalmitis at the University of the Philippines-Philippine General Hospital: an eight-year retrospective study.</w:t>
+          <w:hyperlink r:id="rId108" w:tgtFrame="_blank">
+            <w:r>
+              <w:t xml:space="preserve">Ecological Dynamics of Staphylococcus aureus in Raw Ewe Milk Following Different Mastitis Treatment Protocols.</w:t>
             </w:r>
           </w:hyperlink>
         </w:t>
@@ -2713,9 +2212,9 @@
           <w:u w:val="single"/>
         </w:rPr>
         <w:t xml:space="preserve">
-          <w:hyperlink r:id="rId19" w:tgtFrame="_blank">
-            <w:r>
-              <w:t xml:space="preserve">Flap Use for Wound Coverage After Spinal Hardware Infection: A Systematic Review of the Literature.</w:t>
+          <w:hyperlink r:id="rId109" w:tgtFrame="_blank">
+            <w:r>
+              <w:t xml:space="preserve">Effects of Prebiotic Gum Arabic Under Antibiotic-Containing Conditions in Atopic Dermatitis-Associated Bacteria: In Vitro Evaluation and Development of Semisolid Topical Carriers.</w:t>
             </w:r>
           </w:hyperlink>
         </w:t>
@@ -2758,9 +2257,9 @@
           <w:u w:val="single"/>
         </w:rPr>
         <w:t xml:space="preserve">
-          <w:hyperlink r:id="rId20" w:tgtFrame="_blank">
-            <w:r>
-              <w:t xml:space="preserve">Infectious Aortitis Following Type B Dissection.</w:t>
+          <w:hyperlink r:id="rId110" w:tgtFrame="_blank">
+            <w:r>
+              <w:t xml:space="preserve">Development and In Vitro Characterization of Light Responsive Zinc-Based Nanoparticles Embedded in Collagen Sheets Intended for Wound Care Oriented Applications.</w:t>
             </w:r>
           </w:hyperlink>
         </w:t>
@@ -2803,9 +2302,9 @@
           <w:u w:val="single"/>
         </w:rPr>
         <w:t xml:space="preserve">
-          <w:hyperlink r:id="rId21" w:tgtFrame="_blank">
-            <w:r>
-              <w:t xml:space="preserve">Decontamination of environmental surfaces in hospitals to reduce hospital-acquired infections: a systematic review.</w:t>
+          <w:hyperlink r:id="rId111" w:tgtFrame="_blank">
+            <w:r>
+              <w:t xml:space="preserve">Pre-operative methicillin-resistant Staphylococcus aureus colonization increases the risk of 90-day medical and 2-year implant-related complications following primary total shoulder arthroplasty: a propensity-matched analysis.</w:t>
             </w:r>
           </w:hyperlink>
         </w:t>
@@ -2848,9 +2347,9 @@
           <w:u w:val="single"/>
         </w:rPr>
         <w:t xml:space="preserve">
-          <w:hyperlink r:id="rId22" w:tgtFrame="_blank">
-            <w:r>
-              <w:t xml:space="preserve">A case report of giant coronary artery pseudoaneurysm and infective endocarditis: at what level can two pathologies be interconnected on a suitable background?</w:t>
+          <w:hyperlink r:id="rId112" w:tgtFrame="_blank">
+            <w:r>
+              <w:t xml:space="preserve">Bioinspired electrospun janus nanofibrous dressing for synergistic antibacterial activity and tissue regeneration.</w:t>
             </w:r>
           </w:hyperlink>
         </w:t>
@@ -2893,9 +2392,9 @@
           <w:u w:val="single"/>
         </w:rPr>
         <w:t xml:space="preserve">
-          <w:hyperlink r:id="rId23" w:tgtFrame="_blank">
-            <w:r>
-              <w:t xml:space="preserve">Time-dependent microbial colonisation of temporary external fixations: a prospective descriptive study.</w:t>
+          <w:hyperlink r:id="rId113" w:tgtFrame="_blank">
+            <w:r>
+              <w:t xml:space="preserve">Exploring Fingerprint Biometric Devices as a Source of Multidrug Resistant Bacterial Isolates in a Tertiary Care Hospital.</w:t>
             </w:r>
           </w:hyperlink>
         </w:t>
@@ -2938,9 +2437,9 @@
           <w:u w:val="single"/>
         </w:rPr>
         <w:t xml:space="preserve">
-          <w:hyperlink r:id="rId24" w:tgtFrame="_blank">
-            <w:r>
-              <w:t xml:space="preserve">Beyond Methicillin-resistant Staphylococcus aureus: Prevention Strategies for Health Care-Associated Staphylococcus aureus Infection.</w:t>
+          <w:hyperlink r:id="rId114" w:tgtFrame="_blank">
+            <w:r>
+              <w:t xml:space="preserve">Pathogenesis of MRSA-influenza co-infection: implications for ECMO therapeutic strategies - a mini-review.</w:t>
             </w:r>
           </w:hyperlink>
         </w:t>
@@ -2983,9 +2482,9 @@
           <w:u w:val="single"/>
         </w:rPr>
         <w:t xml:space="preserve">
-          <w:hyperlink r:id="rId25" w:tgtFrame="_blank">
-            <w:r>
-              <w:t xml:space="preserve">In-vivo effects of antibacterial polyelectrolyte multilayer coatings functionalized by bacteriophages for metallic medical implants.</w:t>
+          <w:hyperlink r:id="rId115" w:tgtFrame="_blank">
+            <w:r>
+              <w:t xml:space="preserve">Propellant-free intrawound antibiotic foam for intraoperative antimicrobial prophylaxis.</w:t>
             </w:r>
           </w:hyperlink>
         </w:t>
@@ -3028,9 +2527,9 @@
           <w:u w:val="single"/>
         </w:rPr>
         <w:t xml:space="preserve">
-          <w:hyperlink r:id="rId26" w:tgtFrame="_blank">
-            <w:r>
-              <w:t xml:space="preserve">Influence of Treated Surface Proportion on the Antibacterial Performance of UV-Activated Hydroxyapatite-Magnesium Phosphate-Zinc Oxide Coating on Magnesium Alloys.</w:t>
+          <w:hyperlink r:id="rId116" w:tgtFrame="_blank">
+            <w:r>
+              <w:t xml:space="preserve">Epidemiology of Staphylococcus aureus infections in Timor-Leste, January-July 2020.</w:t>
             </w:r>
           </w:hyperlink>
         </w:t>
@@ -3073,9 +2572,9 @@
           <w:u w:val="single"/>
         </w:rPr>
         <w:t xml:space="preserve">
-          <w:hyperlink r:id="rId27" w:tgtFrame="_blank">
-            <w:r>
-              <w:t xml:space="preserve">A Pre-Set Calcium Sulfate/Hydroxyapatite Biomaterial as an Antibiotic-Eluting Bone Extender and a Carrier for BMP-2: A Pilot Study in a Rabbit Posterolateral Spinal Fusion Model.</w:t>
+          <w:hyperlink r:id="rId117" w:tgtFrame="_blank">
+            <w:r>
+              <w:t xml:space="preserve">Urinary tract infections in pregnant women from the Russian--Ukrainian military conflict regions: A multicenter study (2022-2025).</w:t>
             </w:r>
           </w:hyperlink>
         </w:t>
@@ -3118,9 +2617,9 @@
           <w:u w:val="single"/>
         </w:rPr>
         <w:t xml:space="preserve">
-          <w:hyperlink r:id="rId28" w:tgtFrame="_blank">
-            <w:r>
-              <w:t xml:space="preserve">Sustainable ZnO/Zn(3)(PO(4))(2) Nanoparticles Synthesized from Coconut-Derived Media Incorporated into Bioactive ALG/PVA Hydrogel Dressings.</w:t>
+          <w:hyperlink r:id="rId118" w:tgtFrame="_blank">
+            <w:r>
+              <w:t xml:space="preserve">[Endophthalmitis: pathogenesis, current methods of diagnosis and treatment].</w:t>
             </w:r>
           </w:hyperlink>
         </w:t>
@@ -3163,9 +2662,9 @@
           <w:u w:val="single"/>
         </w:rPr>
         <w:t xml:space="preserve">
-          <w:hyperlink r:id="rId29" w:tgtFrame="_blank">
-            <w:r>
-              <w:t xml:space="preserve">Pharmacokinetic/Pharmacodynamic Analysis of High-Dose Daptomycin in Combination with Continuous Infusion Ceftobiprole in a Case Series of Documented Staphylococcal Bacteremia or Endocarditis: Is There Any Room for TDM-Guided Dosing Reduction?</w:t>
+          <w:hyperlink r:id="rId119" w:tgtFrame="_blank">
+            <w:r>
+              <w:t xml:space="preserve">In Vitro Bactericidal and Fungicidal Activities of Commercially Available Low-Irritant Hand Sanitizers.</w:t>
             </w:r>
           </w:hyperlink>
         </w:t>
@@ -3208,9 +2707,9 @@
           <w:u w:val="single"/>
         </w:rPr>
         <w:t xml:space="preserve">
-          <w:hyperlink r:id="rId30" w:tgtFrame="_blank">
-            <w:r>
-              <w:t xml:space="preserve">Evolutionary and Mobile Genetic Element Analysis of a Multidrug-Resistant ST398-MRSA-Vc Isolate from Ready-to-Eat Pork Products.</w:t>
+          <w:hyperlink r:id="rId120" w:tgtFrame="_blank">
+            <w:r>
+              <w:t xml:space="preserve">Multi-kingdom biofilms breached: microneedle delivery of metabolically targeted organic silver-photosensitizers for polymicrobial infections in diabetic foot ulcers.</w:t>
             </w:r>
           </w:hyperlink>
         </w:t>
@@ -3253,9 +2752,9 @@
           <w:u w:val="single"/>
         </w:rPr>
         <w:t xml:space="preserve">
-          <w:hyperlink r:id="rId31" w:tgtFrame="_blank">
-            <w:r>
-              <w:t xml:space="preserve">Genetic Characterization and Biofilm-Forming Capacity of Bacterial Population Isolated from Conjunctival Samples.</w:t>
+          <w:hyperlink r:id="rId121" w:tgtFrame="_blank">
+            <w:r>
+              <w:t xml:space="preserve">Staphylococcus aureus surgical site infection following unilateral biportal endoscopic spine surgery: a two-case report.</w:t>
             </w:r>
           </w:hyperlink>
         </w:t>
@@ -3298,9 +2797,9 @@
           <w:u w:val="single"/>
         </w:rPr>
         <w:t xml:space="preserve">
-          <w:hyperlink r:id="rId32" w:tgtFrame="_blank">
-            <w:r>
-              <w:t xml:space="preserve">Analysis of Antibiotic Consumption Trends and Pathogens' Epidemiological Profile Within a Multidisciplinary Clinical Hospital from Romania.</w:t>
+          <w:hyperlink r:id="rId122" w:tgtFrame="_blank">
+            <w:r>
+              <w:t xml:space="preserve">Severe pneumonia in children with influenza A-Staphylococcus aureus coinfection: case report.</w:t>
             </w:r>
           </w:hyperlink>
         </w:t>
@@ -3343,9 +2842,9 @@
           <w:u w:val="single"/>
         </w:rPr>
         <w:t xml:space="preserve">
-          <w:hyperlink r:id="rId33" w:tgtFrame="_blank">
-            <w:r>
-              <w:t xml:space="preserve">Spondylodiscitis Following Oxygen-Ozone Therapy: A Case Report of Lactobacillus iners Infection and a Systematic Literature Review.</w:t>
+          <w:hyperlink r:id="rId123" w:tgtFrame="_blank">
+            <w:r>
+              <w:t xml:space="preserve">Management and outcomes of infective endocarditis in a community hospital and its cardiac surgery referral centre.</w:t>
             </w:r>
           </w:hyperlink>
         </w:t>
@@ -3388,9 +2887,9 @@
           <w:u w:val="single"/>
         </w:rPr>
         <w:t xml:space="preserve">
-          <w:hyperlink r:id="rId34" w:tgtFrame="_blank">
-            <w:r>
-              <w:t xml:space="preserve">Microbiological Characteristics and Clinical Outcomes of Periprosthetic Infections Following Oncologic Megaprosthetic Reconstruction: A Retrospective Cohort Study.</w:t>
+          <w:hyperlink r:id="rId124" w:tgtFrame="_blank">
+            <w:r>
+              <w:t xml:space="preserve">Kitchen sponges as reservoirs of foodborne pathogens: Microbial growth dynamics, surface cross-contamination, and hygiene implications.</w:t>
             </w:r>
           </w:hyperlink>
         </w:t>
@@ -3433,9 +2932,9 @@
           <w:u w:val="single"/>
         </w:rPr>
         <w:t xml:space="preserve">
-          <w:hyperlink r:id="rId35" w:tgtFrame="_blank">
-            <w:r>
-              <w:t xml:space="preserve">Bacterial Cellulose Hydrogel Incorporating Silver Nanoparticles: A Nanobiotechnological Approach for Skin Infections Caused by MRSA and MRSE.</w:t>
+          <w:hyperlink r:id="rId125" w:tgtFrame="_blank">
+            <w:r>
+              <w:t xml:space="preserve">Analysis of risk factors for concurrent osteomyelitis in children with septic arthritis: A retrospective cohort study.</w:t>
             </w:r>
           </w:hyperlink>
         </w:t>
@@ -3478,9 +2977,9 @@
           <w:u w:val="single"/>
         </w:rPr>
         <w:t xml:space="preserve">
-          <w:hyperlink r:id="rId36" w:tgtFrame="_blank">
-            <w:r>
-              <w:t xml:space="preserve">Treatment Options in Managing Infections Following Calcaneal Fractures: A Systematic Review.</w:t>
+          <w:hyperlink r:id="rId126" w:tgtFrame="_blank">
+            <w:r>
+              <w:t xml:space="preserve">Synthesis and 3D Printing of Hierarchically Porous Polyaryletherketone Scaffolds with Enhanced Bacteriostasis for Bone Repair.</w:t>
             </w:r>
           </w:hyperlink>
         </w:t>
@@ -3523,9 +3022,9 @@
           <w:u w:val="single"/>
         </w:rPr>
         <w:t xml:space="preserve">
-          <w:hyperlink r:id="rId37" w:tgtFrame="_blank">
-            <w:r>
-              <w:t xml:space="preserve">The Ocular Surface Bacterial Microbiome and the Impact of Contact Lens Use: A Literature Review.</w:t>
+          <w:hyperlink r:id="rId127" w:tgtFrame="_blank">
+            <w:r>
+              <w:t xml:space="preserve">Phylogenomics and gene association analysis support probiotic potential in a subset of Staphylococcus xylosus isolates.</w:t>
             </w:r>
           </w:hyperlink>
         </w:t>
@@ -3568,9 +3067,9 @@
           <w:u w:val="single"/>
         </w:rPr>
         <w:t xml:space="preserve">
-          <w:hyperlink r:id="rId38" w:tgtFrame="_blank">
-            <w:r>
-              <w:t xml:space="preserve">A Multifunctional Therapeutic Platform: Ce/Zn/Sr-Doped Mesoporous Bioactive Glass Nanoparticles for Bone Repair.</w:t>
+          <w:hyperlink r:id="rId128" w:tgtFrame="_blank">
+            <w:r>
+              <w:t xml:space="preserve">Genomic epidemiology and antimicrobial resistance prevalence of Staphylococcus aureus isolated from bloodstream infections in a tertiary hospital in central China: a 5-year retrospective study.</w:t>
             </w:r>
           </w:hyperlink>
         </w:t>
@@ -3613,9 +3112,9 @@
           <w:u w:val="single"/>
         </w:rPr>
         <w:t xml:space="preserve">
-          <w:hyperlink r:id="rId39" w:tgtFrame="_blank">
-            <w:r>
-              <w:t xml:space="preserve">An In Vitro Study on the Efficacy of Green Synthesized Silver Nanoparticles on Surgical Site Infections and Healings.</w:t>
+          <w:hyperlink r:id="rId129" w:tgtFrame="_blank">
+            <w:r>
+              <w:t xml:space="preserve">Imaging of Staphylococcus aureus Infections and Biofilms Using a Selective Covalent Probe for the Unique Serine Hydrolase FphE.</w:t>
             </w:r>
           </w:hyperlink>
         </w:t>
@@ -3658,9 +3157,9 @@
           <w:u w:val="single"/>
         </w:rPr>
         <w:t xml:space="preserve">
-          <w:hyperlink r:id="rId40" w:tgtFrame="_blank">
-            <w:r>
-              <w:t xml:space="preserve">Plasma and subcutaneous interstitial fluid vancomycin and gentamicin concentrations in three patients undergoing open abdominal aortic aneurysm repair.</w:t>
+          <w:hyperlink r:id="rId130" w:tgtFrame="_blank">
+            <w:r>
+              <w:t xml:space="preserve">Dual-functional cationic hydrogel engineered for simultaneous prevention of postoperative tumor recurrence and wound infection.</w:t>
             </w:r>
           </w:hyperlink>
         </w:t>
@@ -3703,9 +3202,9 @@
           <w:u w:val="single"/>
         </w:rPr>
         <w:t xml:space="preserve">
-          <w:hyperlink r:id="rId41" w:tgtFrame="_blank">
-            <w:r>
-              <w:t xml:space="preserve">Case Report of Gouty Arthritis Complicated by Septic Arthritis.</w:t>
+          <w:hyperlink r:id="rId131" w:tgtFrame="_blank">
+            <w:r>
+              <w:t xml:space="preserve">Nano-enabled enzyme-assisted layer-by-layer coating prevents biofilm formation on urinary catheters.</w:t>
             </w:r>
           </w:hyperlink>
         </w:t>
@@ -3748,9 +3247,9 @@
           <w:u w:val="single"/>
         </w:rPr>
         <w:t xml:space="preserve">
-          <w:hyperlink r:id="rId42" w:tgtFrame="_blank">
-            <w:r>
-              <w:t xml:space="preserve">Gut-derived biofilm-forming bacteria as a source of catheter-associated infections: inhibitory effects of O-alkyl naringenin derivatives.</w:t>
+          <w:hyperlink r:id="rId132" w:tgtFrame="_blank">
+            <w:r>
+              <w:t xml:space="preserve">Lip piercing-related prosthetic aortic graft infection and mediastinitis in filaminopathy: A case report.</w:t>
             </w:r>
           </w:hyperlink>
         </w:t>
@@ -3793,9 +3292,9 @@
           <w:u w:val="single"/>
         </w:rPr>
         <w:t xml:space="preserve">
-          <w:hyperlink r:id="rId43" w:tgtFrame="_blank">
-            <w:r>
-              <w:t xml:space="preserve">Efficacy of a novel thermo-reversible wound gel against antibiotic tolerant biofilm.</w:t>
+          <w:hyperlink r:id="rId133" w:tgtFrame="_blank">
+            <w:r>
+              <w:t xml:space="preserve">Rare Case of Ulcerative Tumoral Calcinosis with Methicillin-resistant Staphylococcus aureus in a Teen.</w:t>
             </w:r>
           </w:hyperlink>
         </w:t>
@@ -3838,9 +3337,9 @@
           <w:u w:val="single"/>
         </w:rPr>
         <w:t xml:space="preserve">
-          <w:hyperlink r:id="rId44" w:tgtFrame="_blank">
-            <w:r>
-              <w:t xml:space="preserve">X-ray Findings in a Case of Acute Osteomyelitis Following Puncture Injury: A Case Report.</w:t>
+          <w:hyperlink r:id="rId134" w:tgtFrame="_blank">
+            <w:r>
+              <w:t xml:space="preserve">Phenotypic Detection of Antimicrobial Resistance Patterns in Microorganisms Isolated From the Primary Molars of Pediatric Dental Patients Undergoing Pulp Therapy.</w:t>
             </w:r>
           </w:hyperlink>
         </w:t>
@@ -3883,9 +3382,9 @@
           <w:u w:val="single"/>
         </w:rPr>
         <w:t xml:space="preserve">
-          <w:hyperlink r:id="rId45" w:tgtFrame="_blank">
-            <w:r>
-              <w:t xml:space="preserve">A Rare Case of Bacterial Endocarditis Leading to Aortic Valve Insufficiency and Presenting as Myocardial Infarction.</w:t>
+          <w:hyperlink r:id="rId135" w:tgtFrame="_blank">
+            <w:r>
+              <w:t xml:space="preserve">Antimicrobial Resistance in Refugee Camps and Prisons: A Global Scoping Review of Primary Studies on Burden, Risk Factors, Surveillance, and Mitigation Strategies.</w:t>
             </w:r>
           </w:hyperlink>
         </w:t>
@@ -3928,9 +3427,9 @@
           <w:u w:val="single"/>
         </w:rPr>
         <w:t xml:space="preserve">
-          <w:hyperlink r:id="rId46" w:tgtFrame="_blank">
-            <w:r>
-              <w:t xml:space="preserve">Antibiotic-free antimicrobial functionalization of PEEK via UV-induced self-initiation and N-halamine grafting.</w:t>
+          <w:hyperlink r:id="rId136" w:tgtFrame="_blank">
+            <w:r>
+              <w:t xml:space="preserve">Phenotypic and Genotypic Analyses of Antimicrobial Resistance Patterns of Staphylococcus aureus Isolates From Outpatient Blood Samples in Mukuru Slum, Nairobi, Kenya.</w:t>
             </w:r>
           </w:hyperlink>
         </w:t>
@@ -3973,9 +3472,9 @@
           <w:u w:val="single"/>
         </w:rPr>
         <w:t xml:space="preserve">
-          <w:hyperlink r:id="rId47" w:tgtFrame="_blank">
-            <w:r>
-              <w:t xml:space="preserve">Microarchitecture of Python regius Scale Surface: A Natural Strategy for Bacterial Adhesion Prevention.</w:t>
+          <w:hyperlink r:id="rId137" w:tgtFrame="_blank">
+            <w:r>
+              <w:t xml:space="preserve">Association of biofilm formation with multidrug resistance in burn wound patients isolates of Pseudomonas aeruginosa in Sana'a City, Yemen.</w:t>
             </w:r>
           </w:hyperlink>
         </w:t>
@@ -4018,9 +3517,9 @@
           <w:u w:val="single"/>
         </w:rPr>
         <w:t xml:space="preserve">
-          <w:hyperlink r:id="rId48" w:tgtFrame="_blank">
-            <w:r>
-              <w:t xml:space="preserve">Staphylococcus aureus bacteremia: A review on the detection of metastatic infections.</w:t>
+          <w:hyperlink r:id="rId138" w:tgtFrame="_blank">
+            <w:r>
+              <w:t xml:space="preserve">Paving the way or sharing goods?-Interactions between pairs of Staphylococcus aureus and Pseudomonas aeruginosa sequentially isolated from respiratory samples of patients on mechanical ventilation.</w:t>
             </w:r>
           </w:hyperlink>
         </w:t>
@@ -4063,9 +3562,9 @@
           <w:u w:val="single"/>
         </w:rPr>
         <w:t xml:space="preserve">
-          <w:hyperlink r:id="rId49" w:tgtFrame="_blank">
-            <w:r>
-              <w:t xml:space="preserve">Systematic echocardiography in patients with hematological malignancies and Gram-positive bacteremia, is it really needed?</w:t>
+          <w:hyperlink r:id="rId139" w:tgtFrame="_blank">
+            <w:r>
+              <w:t xml:space="preserve">Cefazolin Alone Versus Vancomycin Plus Cefazolin for Intravenous Prophylaxis in Hip and Knee Arthroplasty: A Systematic Review and Meta-Analysis.</w:t>
             </w:r>
           </w:hyperlink>
         </w:t>
@@ -4108,9 +3607,9 @@
           <w:u w:val="single"/>
         </w:rPr>
         <w:t xml:space="preserve">
-          <w:hyperlink r:id="rId50" w:tgtFrame="_blank">
-            <w:r>
-              <w:t xml:space="preserve">An exploratory study of bacterial contamination on communal mobile handheld devices in an animal referral hospital in the United Kingdom.</w:t>
+          <w:hyperlink r:id="rId140" w:tgtFrame="_blank">
+            <w:r>
+              <w:t xml:space="preserve">Uncommon Complications of Osteomyelitis: Deep Vein Thrombosis and Pulmonary Septic Emboli in Two Healthy Pediatric Patients: A Case Report and Literature Review.</w:t>
             </w:r>
           </w:hyperlink>
         </w:t>
@@ -4153,9 +3652,9 @@
           <w:u w:val="single"/>
         </w:rPr>
         <w:t xml:space="preserve">
-          <w:hyperlink r:id="rId51" w:tgtFrame="_blank">
-            <w:r>
-              <w:t xml:space="preserve">ΔCt-informed, calibrated logistic regression accurately attributes mecA in Staphylococcus aureus-positive wound specimens.</w:t>
+          <w:hyperlink r:id="rId141" w:tgtFrame="_blank">
+            <w:r>
+              <w:t xml:space="preserve">Bacteriological Profile and Antibiogram of Culture-Confirmed Orthopaedic Wound Infections in a Tertiary Care Hospital.</w:t>
             </w:r>
           </w:hyperlink>
         </w:t>
@@ -4198,9 +3697,9 @@
           <w:u w:val="single"/>
         </w:rPr>
         <w:t xml:space="preserve">
-          <w:hyperlink r:id="rId52" w:tgtFrame="_blank">
-            <w:r>
-              <w:t xml:space="preserve">Design and Evaluation of Passive Disinfection Air Filters Coated with Metal-Based Nanoparticles to Combat Hospital-Acquired Airborne Pathogens.</w:t>
+          <w:hyperlink r:id="rId142" w:tgtFrame="_blank">
+            <w:r>
+              <w:t xml:space="preserve">Successful Cases of Combined Treatment for WIfI Clinical Stage 4 Chronic Limb-Threatening Ischemia Using Popliteal-to-Distal Bypass, Minor Amputation, Debridement, and Rheocarna Therapy in Hemodialysis Patients: A Case Series.</w:t>
             </w:r>
           </w:hyperlink>
         </w:t>
@@ -4243,9 +3742,9 @@
           <w:u w:val="single"/>
         </w:rPr>
         <w:t xml:space="preserve">
-          <w:hyperlink r:id="rId53" w:tgtFrame="_blank">
-            <w:r>
-              <w:t xml:space="preserve">Patient characteristics and prognostic importance of dialysis in IE - a nationwide study.</w:t>
+          <w:hyperlink r:id="rId143" w:tgtFrame="_blank">
+            <w:r>
+              <w:t xml:space="preserve">Antimicrobial Resistance of ESKAPE Pathogens Identified in Patients with Necrotizing Fasciitis: A 10-Year Retrospective Study.</w:t>
             </w:r>
           </w:hyperlink>
         </w:t>
@@ -4288,9 +3787,9 @@
           <w:u w:val="single"/>
         </w:rPr>
         <w:t xml:space="preserve">
-          <w:hyperlink r:id="rId54" w:tgtFrame="_blank">
-            <w:r>
-              <w:t xml:space="preserve">Identifying markers of biofilm formation on medical-grade stainless steel as a representative medical device material.</w:t>
+          <w:hyperlink r:id="rId144" w:tgtFrame="_blank">
+            <w:r>
+              <w:t xml:space="preserve">Penicillin-Binding Protein-4 (PBP4) of Staphylococcus aureus and Its Role in β-Lactam Resistance: An Update.</w:t>
             </w:r>
           </w:hyperlink>
         </w:t>
@@ -4333,9 +3832,9 @@
           <w:u w:val="single"/>
         </w:rPr>
         <w:t xml:space="preserve">
-          <w:hyperlink r:id="rId55" w:tgtFrame="_blank">
-            <w:r>
-              <w:t xml:space="preserve">Assessing antibacterial, antiviral, and antifungal efficacy of non-porous materials using small droplet transfer: the simulated splash method.</w:t>
+          <w:hyperlink r:id="rId145" w:tgtFrame="_blank">
+            <w:r>
+              <w:t xml:space="preserve">Biosurfactants as Antibiofilm Agents for Medical Devices: Mechanisms, Evidence and Integration into Infection Prevention and Control.</w:t>
             </w:r>
           </w:hyperlink>
         </w:t>
@@ -4378,9 +3877,9 @@
           <w:u w:val="single"/>
         </w:rPr>
         <w:t xml:space="preserve">
-          <w:hyperlink r:id="rId56" w:tgtFrame="_blank">
-            <w:r>
-              <w:t xml:space="preserve">S1 Guideline on Infected Interdigital Intertrigo (also called Gram-Negative Toe Web Infection).</w:t>
+          <w:hyperlink r:id="rId146" w:tgtFrame="_blank">
+            <w:r>
+              <w:t xml:space="preserve">Surgical Site Infection Following Surgery for Spine Trauma.</w:t>
             </w:r>
           </w:hyperlink>
         </w:t>
@@ -4423,9 +3922,9 @@
           <w:u w:val="single"/>
         </w:rPr>
         <w:t xml:space="preserve">
-          <w:hyperlink r:id="rId57" w:tgtFrame="_blank">
-            <w:r>
-              <w:t xml:space="preserve">Simvastatin and Moxifloxacin Co-Delivery via ZIF-8/PDA Coating on PEEK Implants: A Strategy for Combating Implant-Associated Infection and Enhancing Osseointegration.</w:t>
+          <w:hyperlink r:id="rId147" w:tgtFrame="_blank">
+            <w:r>
+              <w:t xml:space="preserve">Outcomes and factors associated with medical treatment failure in patients with spinal epidural abscess: A 14-year experience.</w:t>
             </w:r>
           </w:hyperlink>
         </w:t>
@@ -4468,9 +3967,9 @@
           <w:u w:val="single"/>
         </w:rPr>
         <w:t xml:space="preserve">
-          <w:hyperlink r:id="rId58" w:tgtFrame="_blank">
-            <w:r>
-              <w:t xml:space="preserve">Of Commensals and Opportunists: Genomics of Coagulase-Negative Staphylococci During Sequential Ear and Eye Infections in a Healthy Adult.</w:t>
+          <w:hyperlink r:id="rId148" w:tgtFrame="_blank">
+            <w:r>
+              <w:t xml:space="preserve">Triple-Responsive Hydrogel Integrating Polyphenol-Metal Activity for Infected Diabetic Wound Therapy.</w:t>
             </w:r>
           </w:hyperlink>
         </w:t>
@@ -4513,9 +4012,9 @@
           <w:u w:val="single"/>
         </w:rPr>
         <w:t xml:space="preserve">
-          <w:hyperlink r:id="rId59" w:tgtFrame="_blank">
-            <w:r>
-              <w:t xml:space="preserve">Percutaneous Mechanical Aspiration Thrombectomy-Assisted Management of Right-Sided Infective Endocarditis During Pregnancy.</w:t>
+          <w:hyperlink r:id="rId149" w:tgtFrame="_blank">
+            <w:r>
+              <w:t xml:space="preserve">Pediatric Pseudomonas aeruginosa Bone and Joint Infection at Queensland Children's Hospital 2014-2024: Retrospective Case Series.</w:t>
             </w:r>
           </w:hyperlink>
         </w:t>
@@ -4558,9 +4057,9 @@
           <w:u w:val="single"/>
         </w:rPr>
         <w:t xml:space="preserve">
-          <w:hyperlink r:id="rId60" w:tgtFrame="_blank">
-            <w:r>
-              <w:t xml:space="preserve">Bacterial species differentiation via real-time detection of microbial volatile organic compounds using a wavelength multiplexed photoionization detector and AI image-based analysis.</w:t>
+          <w:hyperlink r:id="rId150" w:tgtFrame="_blank">
+            <w:r>
+              <w:t xml:space="preserve">Bioinspired adhesive hydrogel incorporated with PDA@CuMOF for infected wound therapy.</w:t>
             </w:r>
           </w:hyperlink>
         </w:t>
@@ -4603,9 +4102,9 @@
           <w:u w:val="single"/>
         </w:rPr>
         <w:t xml:space="preserve">
-          <w:hyperlink r:id="rId61" w:tgtFrame="_blank">
-            <w:r>
-              <w:t xml:space="preserve">A clinically oriented antimicrobial resistance surveillance network 2 (ACORN2): results from three hospitals in Viet Nam.</w:t>
+          <w:hyperlink r:id="rId151" w:tgtFrame="_blank">
+            <w:r>
+              <w:t xml:space="preserve">Antibiotic-Loaded Ready-to-Use Latex Beads for Localized Treatment of Bone Infections.</w:t>
             </w:r>
           </w:hyperlink>
         </w:t>
@@ -4648,9 +4147,9 @@
           <w:u w:val="single"/>
         </w:rPr>
         <w:t xml:space="preserve">
-          <w:hyperlink r:id="rId62" w:tgtFrame="_blank">
-            <w:r>
-              <w:t xml:space="preserve">Systemic translocation of Staphylococcus aureus promotes autoimmunity: implications in autoantibody-mediated poor immune reconstitution from antiretroviral therapy in HIV.</w:t>
+          <w:hyperlink r:id="rId152" w:tgtFrame="_blank">
+            <w:r>
+              <w:t xml:space="preserve">Evaluating the impact of 2008 NICE dental prophylaxis guidelines on surgically treated infective endocarditis: a single centre retrospective analysis.</w:t>
             </w:r>
           </w:hyperlink>
         </w:t>
@@ -4693,9 +4192,9 @@
           <w:u w:val="single"/>
         </w:rPr>
         <w:t xml:space="preserve">
-          <w:hyperlink r:id="rId63" w:tgtFrame="_blank">
-            <w:r>
-              <w:t xml:space="preserve">A rare case of penile granulomatosis with polyangiitis: case report and multidisciplinary management approach.</w:t>
+          <w:hyperlink r:id="rId153" w:tgtFrame="_blank">
+            <w:r>
+              <w:t xml:space="preserve">Paediatric periorbital and orbital infections: a decade of experience at Christchurch Hospital.</w:t>
             </w:r>
           </w:hyperlink>
         </w:t>
@@ -4738,9 +4237,9 @@
           <w:u w:val="single"/>
         </w:rPr>
         <w:t xml:space="preserve">
-          <w:hyperlink r:id="rId64" w:tgtFrame="_blank">
-            <w:r>
-              <w:t xml:space="preserve">Optimization of a fracture-related infection (FRI) rat model to mimic bacterial contaminated open fractures in orthopaedic patients - a model development study.</w:t>
+          <w:hyperlink r:id="rId154" w:tgtFrame="_blank">
+            <w:r>
+              <w:t xml:space="preserve">Resistance to clinically important antibiotics and reduced susceptibility to disinfectants in the pandemic ST398 methicillin-susceptible Staphylococcus aureus from Austria.</w:t>
             </w:r>
           </w:hyperlink>
         </w:t>
@@ -4783,9 +4282,9 @@
           <w:u w:val="single"/>
         </w:rPr>
         <w:t xml:space="preserve">
-          <w:hyperlink r:id="rId65" w:tgtFrame="_blank">
-            <w:r>
-              <w:t xml:space="preserve">Molecular epidemiology of multidrug-resistant organisms on mobile phones: an observational study conducted at a German university hospital.</w:t>
+          <w:hyperlink r:id="rId155" w:tgtFrame="_blank">
+            <w:r>
+              <w:t xml:space="preserve">The Effects of Radioimmunotherapy and Antibiotics on Biofilm-Associated Implant Infections in a Preclinical Rat Model.</w:t>
             </w:r>
           </w:hyperlink>
         </w:t>
@@ -4828,9 +4327,9 @@
           <w:u w:val="single"/>
         </w:rPr>
         <w:t xml:space="preserve">
-          <w:hyperlink r:id="rId66" w:tgtFrame="_blank">
-            <w:r>
-              <w:t xml:space="preserve">Risk factors analysis and prediction model construction of LRTI in head and neck cancer patients with tracheostomy based on subglottic sputum aspiration volume.</w:t>
+          <w:hyperlink r:id="rId156" w:tgtFrame="_blank">
+            <w:r>
+              <w:t xml:space="preserve">Durable antimicrobial coatings for hospital sink surfaces using hydrophobized TEMPO-oxidised cellulose nanofibre Pickering emulsions.</w:t>
             </w:r>
           </w:hyperlink>
         </w:t>
@@ -4873,9 +4372,9 @@
           <w:u w:val="single"/>
         </w:rPr>
         <w:t xml:space="preserve">
-          <w:hyperlink r:id="rId67" w:tgtFrame="_blank">
-            <w:r>
-              <w:t xml:space="preserve">Microbiological Characteristics of Necrotizing Fasciitis at Sultan Qaboos University Hospital, Muscat, Oman: A Retrospective Study.</w:t>
+          <w:hyperlink r:id="rId157" w:tgtFrame="_blank">
+            <w:r>
+              <w:t xml:space="preserve">Green Antibacterial-Antioxidant Hydrogel for Infected Wound Healing: Tea Polyphenol and Biosynthesized Silver Nanoparticles in a Deacetylated Sphingan WL Matrix.</w:t>
             </w:r>
           </w:hyperlink>
         </w:t>
@@ -4918,9 +4417,9 @@
           <w:u w:val="single"/>
         </w:rPr>
         <w:t xml:space="preserve">
-          <w:hyperlink r:id="rId68" w:tgtFrame="_blank">
-            <w:r>
-              <w:t xml:space="preserve">Adjunctive hyperbaric oxygen therapy for chronic burn injuries complicated by MRSA and multidrug-resistant infections: a case report.</w:t>
+          <w:hyperlink r:id="rId158" w:tgtFrame="_blank">
+            <w:r>
+              <w:t xml:space="preserve">COMMUNITY ACQUIRED BACTEREMIA IN OLDER ADULTS: INTERNATIONAL AND PROSPECTIVE INFECTIOUS DISEASES-INTERNATIONAL RESEARCH INITIATIVE (ID-IRI) STUDY.</w:t>
             </w:r>
           </w:hyperlink>
         </w:t>
@@ -4963,9 +4462,9 @@
           <w:u w:val="single"/>
         </w:rPr>
         <w:t xml:space="preserve">
-          <w:hyperlink r:id="rId69" w:tgtFrame="_blank">
-            <w:r>
-              <w:t xml:space="preserve">Epidemiological trends in bacterial resistance in diabetic foot infections across the COVID-19 timeline: a retrospective analysis.</w:t>
+          <w:hyperlink r:id="rId159" w:tgtFrame="_blank">
+            <w:r>
+              <w:t xml:space="preserve">From nanofiber biomimetics to multitarget bioactivities: Oligochitosan/polycaprolactone absorbable sutures via electrospinning-twisting integration.</w:t>
             </w:r>
           </w:hyperlink>
         </w:t>
@@ -5008,9 +4507,9 @@
           <w:u w:val="single"/>
         </w:rPr>
         <w:t xml:space="preserve">
-          <w:hyperlink r:id="rId70" w:tgtFrame="_blank">
-            <w:r>
-              <w:t xml:space="preserve">Unusual Thromboembolic Sequelae of MRSA Bacteremia in A Pediatric Patient: A Case Report.</w:t>
+          <w:hyperlink r:id="rId160" w:tgtFrame="_blank">
+            <w:r>
+              <w:t xml:space="preserve">Emission Hotspots, Health-Relevant Effects, and Pathogen Cytotoxicity of Bioaerosols in an Urban Wastewater Treatment Plant.</w:t>
             </w:r>
           </w:hyperlink>
         </w:t>
@@ -5053,9 +4552,9 @@
           <w:u w:val="single"/>
         </w:rPr>
         <w:t xml:space="preserve">
-          <w:hyperlink r:id="rId71" w:tgtFrame="_blank">
-            <w:r>
-              <w:t xml:space="preserve">Chitosan-gelatin hybrid hydrogel incorporating strontium-doped ceria nanoparticles for enhanced wound healing and mitochondrial function recovery.</w:t>
+          <w:hyperlink r:id="rId161" w:tgtFrame="_blank">
+            <w:r>
+              <w:t xml:space="preserve">When First-Line Therapies Fail: Surgical Site Infections and the Declining Antimicrobial Utility in a Resource-Limited Nation.</w:t>
             </w:r>
           </w:hyperlink>
         </w:t>
@@ -5098,9 +4597,9 @@
           <w:u w:val="single"/>
         </w:rPr>
         <w:t xml:space="preserve">
-          <w:hyperlink r:id="rId72" w:tgtFrame="_blank">
-            <w:r>
-              <w:t xml:space="preserve">A mussel-inspired universal strategy for fabricating dual-bactericidal dressings to eradicate biofilms and accelerate infected wound healing.</w:t>
+          <w:hyperlink r:id="rId162" w:tgtFrame="_blank">
+            <w:r>
+              <w:t xml:space="preserve">Peptide-Immobilized Core-Sheath Architecture Sutures with Enhanced Mechanical Strength and Antimicrobial Activity.</w:t>
             </w:r>
           </w:hyperlink>
         </w:t>
@@ -5143,9 +4642,9 @@
           <w:u w:val="single"/>
         </w:rPr>
         <w:t xml:space="preserve">
-          <w:hyperlink r:id="rId73" w:tgtFrame="_blank">
-            <w:r>
-              <w:t xml:space="preserve">A Comparison of Demographic and Microorganism Differences Between De Novo and Postoperative Infections.</w:t>
+          <w:hyperlink r:id="rId163" w:tgtFrame="_blank">
+            <w:r>
+              <w:t xml:space="preserve">Multicomponent Lipid Nanoparticles as a Tool to Potentially Improve the Antibiofilm Activity of Resveratrol against MDR Gram-Positive and Gram-Negative Clinical Isolates.</w:t>
             </w:r>
           </w:hyperlink>
         </w:t>
@@ -5188,9 +4687,9 @@
           <w:u w:val="single"/>
         </w:rPr>
         <w:t xml:space="preserve">
-          <w:hyperlink r:id="rId74" w:tgtFrame="_blank">
-            <w:r>
-              <w:t xml:space="preserve">Susceptibility Patterns and Factors Associated with Multidrug Antibiotic Resistance Among Patients with Productive Cough in Southwestern Uganda.</w:t>
+          <w:hyperlink r:id="rId164" w:tgtFrame="_blank">
+            <w:r>
+              <w:t xml:space="preserve">Antibiotic Use and Antibiotic Susceptibility of Common Environmental Bacterial Species in the Intensive Care Unit at Mbarara Regional Referral Hospital, Uganda.</w:t>
             </w:r>
           </w:hyperlink>
         </w:t>
@@ -5233,9 +4732,9 @@
           <w:u w:val="single"/>
         </w:rPr>
         <w:t xml:space="preserve">
-          <w:hyperlink r:id="rId75" w:tgtFrame="_blank">
-            <w:r>
-              <w:t xml:space="preserve">Effective therapy for periprosthetic joint infection through sequential application of non-contact low-frequency ultrasonic debridement and antiseptic solutions.</w:t>
+          <w:hyperlink r:id="rId165" w:tgtFrame="_blank">
+            <w:r>
+              <w:t xml:space="preserve">From Valve to Vessel: Disseminated Staphylococcus aureus Endocarditis Leading to Splenic Artery Pseudoaneurysm and Mycotic Aneurysm.</w:t>
             </w:r>
           </w:hyperlink>
         </w:t>
@@ -5278,9 +4777,9 @@
           <w:u w:val="single"/>
         </w:rPr>
         <w:t xml:space="preserve">
-          <w:hyperlink r:id="rId76" w:tgtFrame="_blank">
-            <w:r>
-              <w:t xml:space="preserve">Bacterial profile, antimicrobial resistance patterns and associated factors among cancer patients at Hawassa University Comprehensive Specialized Hospital, Sidama region, Southern Ethiopia.</w:t>
+          <w:hyperlink r:id="rId166" w:tgtFrame="_blank">
+            <w:r>
+              <w:t xml:space="preserve">Determinants of cure and survival in vascular graft and endograft infections: A 13-year single-centre cohort study.</w:t>
             </w:r>
           </w:hyperlink>
         </w:t>
@@ -5323,9 +4822,9 @@
           <w:u w:val="single"/>
         </w:rPr>
         <w:t xml:space="preserve">
-          <w:hyperlink r:id="rId77" w:tgtFrame="_blank">
-            <w:r>
-              <w:t xml:space="preserve">Chitosan-starch biodegradable hydrogels incorporating core-shell copper nanoparticles for complex wound healing.</w:t>
+          <w:hyperlink r:id="rId167" w:tgtFrame="_blank">
+            <w:r>
+              <w:t xml:space="preserve">Novel Fluorinated Polyphenolic Antibacterial Substance-Loaded Self-Pumping Dressing for Promoting Infected Wound Healing.</w:t>
             </w:r>
           </w:hyperlink>
         </w:t>
@@ -5368,9 +4867,9 @@
           <w:u w:val="single"/>
         </w:rPr>
         <w:t xml:space="preserve">
-          <w:hyperlink r:id="rId78" w:tgtFrame="_blank">
-            <w:r>
-              <w:t xml:space="preserve">Phloxine B-chitosan films as light-activated antibacterial coatings.</w:t>
+          <w:hyperlink r:id="rId168" w:tgtFrame="_blank">
+            <w:r>
+              <w:t xml:space="preserve">Diluted Povidone-Iodine Irrigation for Prevention of Implant-Related Infection: A Comparative Analysis of Concentration and Frequency in a Rat Model.</w:t>
             </w:r>
           </w:hyperlink>
         </w:t>
@@ -5413,9 +4912,9 @@
           <w:u w:val="single"/>
         </w:rPr>
         <w:t xml:space="preserve">
-          <w:hyperlink r:id="rId79" w:tgtFrame="_blank">
-            <w:r>
-              <w:t xml:space="preserve">Successful Management of Septic Splenitis in an Abyssinian Cat.</w:t>
+          <w:hyperlink r:id="rId169" w:tgtFrame="_blank">
+            <w:r>
+              <w:t xml:space="preserve">Prophylactic Protection Against Salmonella typhimurium Infection by Single-Atom Zinc Catalysts.</w:t>
             </w:r>
           </w:hyperlink>
         </w:t>
@@ -5458,9 +4957,9 @@
           <w:u w:val="single"/>
         </w:rPr>
         <w:t xml:space="preserve">
-          <w:hyperlink r:id="rId80" w:tgtFrame="_blank">
-            <w:r>
-              <w:t xml:space="preserve">The impact of obesity, smoking and diabetes on the susceptibility to postoperative spinal infections: A risk-based approach.</w:t>
+          <w:hyperlink r:id="rId170" w:tgtFrame="_blank">
+            <w:r>
+              <w:t xml:space="preserve">Increasing Methicillin-Resistant Staphylococcus aureus Burden in 90-Day Groin Surgical Site Infection After Femoral Arterial Exposure: A 15-Year Single-Centre Cohort Study.</w:t>
             </w:r>
           </w:hyperlink>
         </w:t>
@@ -5503,9 +5002,9 @@
           <w:u w:val="single"/>
         </w:rPr>
         <w:t xml:space="preserve">
-          <w:hyperlink r:id="rId81" w:tgtFrame="_blank">
-            <w:r>
-              <w:t xml:space="preserve">Relationships in anesthesia work areas between contamination measured as colony-forming units, Staphylococcus aureus detection, and S. aureus transmission.</w:t>
+          <w:hyperlink r:id="rId171" w:tgtFrame="_blank">
+            <w:r>
+              <w:t xml:space="preserve">Microbiological and clinical outcomes of single-stage minimal excision of inflamed epidermal cysts without routine antibiotic treatments: A dual-center retrospective cohort study.</w:t>
             </w:r>
           </w:hyperlink>
         </w:t>
@@ -5548,9 +5047,9 @@
           <w:u w:val="single"/>
         </w:rPr>
         <w:t xml:space="preserve">
-          <w:hyperlink r:id="rId82" w:tgtFrame="_blank">
-            <w:r>
-              <w:t xml:space="preserve">The Influence of COVID-19 on the Composition and Drug Resistance of Pleural Effusion in Shandong Province.</w:t>
+          <w:hyperlink r:id="rId172" w:tgtFrame="_blank">
+            <w:r>
+              <w:t xml:space="preserve">Rapid visual detection of Mycoplasma gallisepticum by combining recombinase-aided amplification with lateral-flow dipstick assay.</w:t>
             </w:r>
           </w:hyperlink>
         </w:t>
@@ -5593,9 +5092,9 @@
           <w:u w:val="single"/>
         </w:rPr>
         <w:t xml:space="preserve">
-          <w:hyperlink r:id="rId83" w:tgtFrame="_blank">
-            <w:r>
-              <w:t xml:space="preserve">Discovery of an N,N'-diarylurea with potent activity against multidrug-resistant Staphylococcus aureus via perturbation of membrane homeostasis.</w:t>
+          <w:hyperlink r:id="rId173" w:tgtFrame="_blank">
+            <w:r>
+              <w:t xml:space="preserve">Imaging of Staphylococcus aureus infections and biofilms using a selective covalent probe for the unique serine hydrolase FphE.</w:t>
             </w:r>
           </w:hyperlink>
         </w:t>
@@ -5638,9 +5137,9 @@
           <w:u w:val="single"/>
         </w:rPr>
         <w:t xml:space="preserve">
-          <w:hyperlink r:id="rId84" w:tgtFrame="_blank">
-            <w:r>
-              <w:t xml:space="preserve">Lycium Barbarum Polysaccharide Attenuates Staphylococcus aureus-Induced Mastitis via the Gut Microbiota-Derived Indole-3-Propionic Acid/AhR-IL-22-STAT3 Axis.</w:t>
+          <w:hyperlink r:id="rId174" w:tgtFrame="_blank">
+            <w:r>
+              <w:t xml:space="preserve">Methicillin-Resistant Staphylococcus aureus in the Food Chain: Molecular Epidemiology, Resistance Mechanisms, and Public Health Implications.</w:t>
             </w:r>
           </w:hyperlink>
         </w:t>
@@ -5683,9 +5182,9 @@
           <w:u w:val="single"/>
         </w:rPr>
         <w:t xml:space="preserve">
-          <w:hyperlink r:id="rId85" w:tgtFrame="_blank">
-            <w:r>
-              <w:t xml:space="preserve">Panton-Valentine Leukocidin Producing Staphylococcus aureus Causing Acute Hematogenous Osteomyelitis in the Pediatric Population: Implications on Clinical Course and Outcome.</w:t>
+          <w:hyperlink r:id="rId175" w:tgtFrame="_blank">
+            <w:r>
+              <w:t xml:space="preserve">Fluorohydrocarbon Plasma Functionalization of Polyurethane Surfaces: Bacterial Adhesion and Cell Response.</w:t>
             </w:r>
           </w:hyperlink>
         </w:t>
@@ -5728,9 +5227,9 @@
           <w:u w:val="single"/>
         </w:rPr>
         <w:t xml:space="preserve">
-          <w:hyperlink r:id="rId86" w:tgtFrame="_blank">
-            <w:r>
-              <w:t xml:space="preserve">Niobium-Based Conditioning Layer to Reduce Bacterial Adhesion and Biofilm Formation on Titanium Surface.</w:t>
+          <w:hyperlink r:id="rId176" w:tgtFrame="_blank">
+            <w:r>
+              <w:t xml:space="preserve">Driveline Infections in Durable LVAD Support: Risk Factors, Microbiology, and Resistance Patterns from a Large Cohort.</w:t>
             </w:r>
           </w:hyperlink>
         </w:t>
@@ -5773,9 +5272,9 @@
           <w:u w:val="single"/>
         </w:rPr>
         <w:t xml:space="preserve">
-          <w:hyperlink r:id="rId87" w:tgtFrame="_blank">
-            <w:r>
-              <w:t xml:space="preserve">Campylobacter Fetus Periprosthetic Joint Infection: A Case Report and Review of Literature from the Past Three Decades.</w:t>
+          <w:hyperlink r:id="rId177" w:tgtFrame="_blank">
+            <w:r>
+              <w:t xml:space="preserve">Comparative genomics reveals polyphyletic emergence of methicillin-resistant Staphylococcus aureus ST152 from a diverse methicillin-susceptible population in ghana.</w:t>
             </w:r>
           </w:hyperlink>
         </w:t>
@@ -5818,9 +5317,9 @@
           <w:u w:val="single"/>
         </w:rPr>
         <w:t xml:space="preserve">
-          <w:hyperlink r:id="rId88" w:tgtFrame="_blank">
-            <w:r>
-              <w:t xml:space="preserve">Polymeric quaternary ammonium enabled contact-active, bulk-stable and biocompatible antibacterial catheters without leaching-dependent antimicrobial additives.</w:t>
+          <w:hyperlink r:id="rId178" w:tgtFrame="_blank">
+            <w:r>
+              <w:t xml:space="preserve">Orbital nocardiosis in immunocompetent patients: a case series and review of the literature.</w:t>
             </w:r>
           </w:hyperlink>
         </w:t>
@@ -5863,9 +5362,9 @@
           <w:u w:val="single"/>
         </w:rPr>
         <w:t xml:space="preserve">
-          <w:hyperlink r:id="rId89" w:tgtFrame="_blank">
-            <w:r>
-              <w:t xml:space="preserve">Evaluating the performance of Fourier transform infrared spectroscopy for typing and outbreak investigation of methicillin-resistant and -susceptible Staphylococcus aureus.</w:t>
+          <w:hyperlink r:id="rId179" w:tgtFrame="_blank">
+            <w:r>
+              <w:t xml:space="preserve">Uncovering overlooked bacterial infections in gene X-pert MTB/RIF negative sputum samples of adult patients with presumptive tuberculosis in Harar, Eastern Ethiopia.</w:t>
             </w:r>
           </w:hyperlink>
         </w:t>
@@ -5908,9 +5407,9 @@
           <w:u w:val="single"/>
         </w:rPr>
         <w:t xml:space="preserve">
-          <w:hyperlink r:id="rId90" w:tgtFrame="_blank">
-            <w:r>
-              <w:t xml:space="preserve">Relative Efficacy of Commercially Available Ultraviolet-C Devices in the United States With Sufficient Irradiation Dose Delivery to Horizontal Surfaces.</w:t>
+          <w:hyperlink r:id="rId180" w:tgtFrame="_blank">
+            <w:r>
+              <w:t xml:space="preserve">pH-responsive smart hydrogel dressing for controlled antimicrobial therapy and accelerated wound healing.</w:t>
             </w:r>
           </w:hyperlink>
         </w:t>
@@ -5953,9 +5452,9 @@
           <w:u w:val="single"/>
         </w:rPr>
         <w:t xml:space="preserve">
-          <w:hyperlink r:id="rId91" w:tgtFrame="_blank">
-            <w:r>
-              <w:t xml:space="preserve">Pathology of Cutaneous T Cell Lymphoma: A Narrative Review.</w:t>
+          <w:hyperlink r:id="rId181" w:tgtFrame="_blank">
+            <w:r>
+              <w:t xml:space="preserve">A Century of Transsphenoidal Pituitary Surgery: Bibliometric Insights Into Global Research Trends and the Evolution of Evidence.</w:t>
             </w:r>
           </w:hyperlink>
         </w:t>
@@ -5998,9 +5497,9 @@
           <w:u w:val="single"/>
         </w:rPr>
         <w:t xml:space="preserve">
-          <w:hyperlink r:id="rId92" w:tgtFrame="_blank">
-            <w:r>
-              <w:t xml:space="preserve">Dual-Action Sutures: Chlorhexidine and Dexamethasone for Infection Control and Inflammation Suppression.</w:t>
+          <w:hyperlink r:id="rId182" w:tgtFrame="_blank">
+            <w:r>
+              <w:t xml:space="preserve">Nomogram for the prediction of surgical site infection following spinal surgery: a multicenter retrospective study.</w:t>
             </w:r>
           </w:hyperlink>
         </w:t>
@@ -6043,9 +5542,9 @@
           <w:u w:val="single"/>
         </w:rPr>
         <w:t xml:space="preserve">
-          <w:hyperlink r:id="rId93" w:tgtFrame="_blank">
-            <w:r>
-              <w:t xml:space="preserve">Dietary Bacillus subtilis PB6 Enhances Reproductive Performance by Modulating Gut Microbiota, Barrier Function, and Inflammation in Clostridium perfringens Type A-Infected Sows.</w:t>
+          <w:hyperlink r:id="rId183" w:tgtFrame="_blank">
+            <w:r>
+              <w:t xml:space="preserve">Methicillin-Resistant Staphylococcus aureus Iliac Osteomyelitis with Cortical Breach Mimicking Septic Arthritis of the Hip in a Child: A Diagnostic Pitfall.</w:t>
             </w:r>
           </w:hyperlink>
         </w:t>
@@ -6088,9 +5587,9 @@
           <w:u w:val="single"/>
         </w:rPr>
         <w:t xml:space="preserve">
-          <w:hyperlink r:id="rId94" w:tgtFrame="_blank">
-            <w:r>
-              <w:t xml:space="preserve">Analysis of Pathogen Distribution, Drug Resistance, and Risk Factors in Patients With Hemifacial Microsomia After Mandibular Distraction Osteogenesis.</w:t>
+          <w:hyperlink r:id="rId184" w:tgtFrame="_blank">
+            <w:r>
+              <w:t xml:space="preserve">Acute Osteomyelitis with Deep Vein Thrombosis in Children: A Case Series of MRSA-Associated Infections.</w:t>
             </w:r>
           </w:hyperlink>
         </w:t>
@@ -6133,9 +5632,9 @@
           <w:u w:val="single"/>
         </w:rPr>
         <w:t xml:space="preserve">
-          <w:hyperlink r:id="rId95" w:tgtFrame="_blank">
-            <w:r>
-              <w:t xml:space="preserve">Broad-spectrum bactericidal synergy of silver-cannabichromene-cannabigerol triple combinations against healthcare-associated pathogens.</w:t>
+          <w:hyperlink r:id="rId185" w:tgtFrame="_blank">
+            <w:r>
+              <w:t xml:space="preserve">Effect of Intrawound Vancomycin Powder as an Adjunct to Systemic Antibiotic Prophylaxis on Surgical Site Infection Following Open Tibial Fracture Fixation: A Randomized Prospective Study.</w:t>
             </w:r>
           </w:hyperlink>
         </w:t>
@@ -6178,9 +5677,9 @@
           <w:u w:val="single"/>
         </w:rPr>
         <w:t xml:space="preserve">
-          <w:hyperlink r:id="rId96" w:tgtFrame="_blank">
-            <w:r>
-              <w:t xml:space="preserve">AI-Enabled Autonomous UV-C Device Pathogen Reduction within Clinically Relevant Parameters.</w:t>
+          <w:hyperlink r:id="rId186" w:tgtFrame="_blank">
+            <w:r>
+              <w:t xml:space="preserve">Nanoparticle-integrated smart hydrogel with H(2)S-triggered antibacterial escalation and sustained oxygen release for periodontal regeneration.</w:t>
             </w:r>
           </w:hyperlink>
         </w:t>
@@ -6223,9 +5722,9 @@
           <w:u w:val="single"/>
         </w:rPr>
         <w:t xml:space="preserve">
-          <w:hyperlink r:id="rId97" w:tgtFrame="_blank">
-            <w:r>
-              <w:t xml:space="preserve">Evaluation of β-lactam monotherapy and conventional anti-staphylococcal combination therapy for polymicrobial MSSA infections.</w:t>
+          <w:hyperlink r:id="rId187" w:tgtFrame="_blank">
+            <w:r>
+              <w:t xml:space="preserve">Antibiotic treatment practice for multidrug-resistant bacteria in deep surgical wound Infections - A retrospective analysis from the trauma registry.</w:t>
             </w:r>
           </w:hyperlink>
         </w:t>
@@ -6268,9 +5767,9 @@
           <w:u w:val="single"/>
         </w:rPr>
         <w:t xml:space="preserve">
-          <w:hyperlink r:id="rId98" w:tgtFrame="_blank">
-            <w:r>
-              <w:t xml:space="preserve">Plasma and parasternal subcutaneous tissue pharmacokinetics of ceftaroline fosamil in cardiac surgery with cardiopulmonary bypass.</w:t>
+          <w:hyperlink r:id="rId188" w:tgtFrame="_blank">
+            <w:r>
+              <w:t xml:space="preserve">Holospinal epidural abscess: a review of clinical characteristics, outcomes and prognostic factors.</w:t>
             </w:r>
           </w:hyperlink>
         </w:t>
@@ -6313,9 +5812,9 @@
           <w:u w:val="single"/>
         </w:rPr>
         <w:t xml:space="preserve">
-          <w:hyperlink r:id="rId99" w:tgtFrame="_blank">
-            <w:r>
-              <w:t xml:space="preserve">Functional integrated hydrogel with swelling-adhesion, antibacterial and conductive properties for acute wound hemostasis and diagnosis-treatment integration.</w:t>
+          <w:hyperlink r:id="rId189" w:tgtFrame="_blank">
+            <w:r>
+              <w:t xml:space="preserve">Surveillance of temporal trends and antimicrobial resistance in nosocomial respiratory pathogens, Switzerland, 2007 to 2024.</w:t>
             </w:r>
           </w:hyperlink>
         </w:t>
@@ -6358,9 +5857,9 @@
           <w:u w:val="single"/>
         </w:rPr>
         <w:t xml:space="preserve">
-          <w:hyperlink r:id="rId100" w:tgtFrame="_blank">
-            <w:r>
-              <w:t xml:space="preserve">A ROS-responsive core-shell microneedle platform integrating sonodynamic gas antibacterial therapy and modulating immunity for diabetic wound healing.</w:t>
+          <w:hyperlink r:id="rId190" w:tgtFrame="_blank">
+            <w:r>
+              <w:t xml:space="preserve">The role of whole genome sequencing in antimicrobial susceptibility prediction of bacteria: 2025 update from the EUCAST Subcommittee.</w:t>
             </w:r>
           </w:hyperlink>
         </w:t>
@@ -6403,9 +5902,9 @@
           <w:u w:val="single"/>
         </w:rPr>
         <w:t xml:space="preserve">
-          <w:hyperlink r:id="rId101" w:tgtFrame="_blank">
-            <w:r>
-              <w:t xml:space="preserve">Management of hematogenous osteomyelitis in children in Douala, Cameroon: diagnostic challenges, complications, and perspectives for improvement.</w:t>
+          <w:hyperlink r:id="rId191" w:tgtFrame="_blank">
+            <w:r>
+              <w:t xml:space="preserve">Seasonal Shifts in the Belgrade Airborne Resistome and Virulome: A Metagenomic Perspective.</w:t>
             </w:r>
           </w:hyperlink>
         </w:t>
@@ -6448,9 +5947,9 @@
           <w:u w:val="single"/>
         </w:rPr>
         <w:t xml:space="preserve">
-          <w:hyperlink r:id="rId102" w:tgtFrame="_blank">
-            <w:r>
-              <w:t xml:space="preserve">Metal-independent effects of calprotectin on cocultures of Pseudomonas aeruginosa and Staphylococcus aureus involve alkylquinolone production.</w:t>
+          <w:hyperlink r:id="rId192" w:tgtFrame="_blank">
+            <w:r>
+              <w:t xml:space="preserve">Dual-Scale StaphAIR: Predictive Modeling for the Diagnosis of S. aureus Infection via Simultaneous Detection and Quantification of Cytokines and Antibodies.</w:t>
             </w:r>
           </w:hyperlink>
         </w:t>
@@ -6493,9 +5992,9 @@
           <w:u w:val="single"/>
         </w:rPr>
         <w:t xml:space="preserve">
-          <w:hyperlink r:id="rId103" w:tgtFrame="_blank">
-            <w:r>
-              <w:t xml:space="preserve">UK Antimicrobial Registry: Virtual Registry-an innovative surveillance approach for monitoring the real-world use and effectiveness of newly licensed antimicrobials in Scotland.</w:t>
+          <w:hyperlink r:id="rId193" w:tgtFrame="_blank">
+            <w:r>
+              <w:t xml:space="preserve">Topical calcineurin inhibitors and the epidermal barrier in atopic dermatitis.</w:t>
             </w:r>
           </w:hyperlink>
         </w:t>
@@ -6538,9 +6037,9 @@
           <w:u w:val="single"/>
         </w:rPr>
         <w:t xml:space="preserve">
-          <w:hyperlink r:id="rId104" w:tgtFrame="_blank">
-            <w:r>
-              <w:t xml:space="preserve">Antibacterial Properties of Quercetin-Curcumin-Modified PMMA Denture Base Resin for Oral Surgical Site Applications: An In Vitro Study.</w:t>
+          <w:hyperlink r:id="rId194" w:tgtFrame="_blank">
+            <w:r>
+              <w:t xml:space="preserve">A retrospective analysis of the surgical efficacy for tophi wounds in Hainan province.</w:t>
             </w:r>
           </w:hyperlink>
         </w:t>
@@ -6583,9 +6082,9 @@
           <w:u w:val="single"/>
         </w:rPr>
         <w:t xml:space="preserve">
-          <w:hyperlink r:id="rId105" w:tgtFrame="_blank">
-            <w:r>
-              <w:t xml:space="preserve">Staphylococcus caprae as an Emerging Pathogen in Infective Endocarditis: A Case Series and Review of the Literature.</w:t>
+          <w:hyperlink r:id="rId195" w:tgtFrame="_blank">
+            <w:r>
+              <w:t xml:space="preserve">HIV-1 interactions with sialic acid-binding bacterial lectins promote virus infectivity in vitro and mucosal transmission in humanized mice.</w:t>
             </w:r>
           </w:hyperlink>
         </w:t>
@@ -6628,9 +6127,9 @@
           <w:u w:val="single"/>
         </w:rPr>
         <w:t xml:space="preserve">
-          <w:hyperlink r:id="rId106" w:tgtFrame="_blank">
-            <w:r>
-              <w:t xml:space="preserve">Bioinspired "liquid-solid" biphasic dressing with exudate-gating transport, defense-attack antibacterial activity, and anti-adhesion property for exuding infected wound therapy.</w:t>
+          <w:hyperlink r:id="rId196" w:tgtFrame="_blank">
+            <w:r>
+              <w:t xml:space="preserve">Fingerprinting PCR Reveals Potential Dissemination of Multidrug Efflux System Genes and Antimicrobial Resistance in Staphylococcus aureus Across Primary Healthcare Units in Brazil.</w:t>
             </w:r>
           </w:hyperlink>
         </w:t>
@@ -6673,9 +6172,9 @@
           <w:u w:val="single"/>
         </w:rPr>
         <w:t xml:space="preserve">
-          <w:hyperlink r:id="rId107" w:tgtFrame="_blank">
-            <w:r>
-              <w:t xml:space="preserve">Risk Factors and Pathogenic Bacteria Prevalence in Catheter-Associated Blood Stream Infection in Patients Undergoing Hemodialysis: A Cross-Sectional Study.</w:t>
+          <w:hyperlink r:id="rId197" w:tgtFrame="_blank">
+            <w:r>
+              <w:t xml:space="preserve">Assessment of microbial growth in various aligner materials.</w:t>
             </w:r>
           </w:hyperlink>
         </w:t>
@@ -6718,9 +6217,9 @@
           <w:u w:val="single"/>
         </w:rPr>
         <w:t xml:space="preserve">
-          <w:hyperlink r:id="rId108" w:tgtFrame="_blank">
-            <w:r>
-              <w:t xml:space="preserve">Analysis of somatic cell count, bacteria distribution and antimicrobial susceptibility in lactating dairy cows from small holder dairy farms in Kenya.</w:t>
+          <w:hyperlink r:id="rId198" w:tgtFrame="_blank">
+            <w:r>
+              <w:t xml:space="preserve">Methicillin-Resistant Staphylococcus aureus Infection Following Bilateral Strabismus Surgery: Case Report.</w:t>
             </w:r>
           </w:hyperlink>
         </w:t>
@@ -6763,9 +6262,9 @@
           <w:u w:val="single"/>
         </w:rPr>
         <w:t xml:space="preserve">
-          <w:hyperlink r:id="rId109" w:tgtFrame="_blank">
-            <w:r>
-              <w:t xml:space="preserve">Implementation of Staphylococcus aureus decolonization in cardiac surgery.</w:t>
+          <w:hyperlink r:id="rId199" w:tgtFrame="_blank">
+            <w:r>
+              <w:t xml:space="preserve">Antibiotic eluting collagen-based hydrogel improves wound healing in a biofilm challenged murine stented wound model.</w:t>
             </w:r>
           </w:hyperlink>
         </w:t>
@@ -6808,9 +6307,9 @@
           <w:u w:val="single"/>
         </w:rPr>
         <w:t xml:space="preserve">
-          <w:hyperlink r:id="rId110" w:tgtFrame="_blank">
-            <w:r>
-              <w:t xml:space="preserve">Molar Incisor Hypomineralization and Morphological Defects Following Pediatric Septicemia: A Case Report.</w:t>
+          <w:hyperlink r:id="rId200" w:tgtFrame="_blank">
+            <w:r>
+              <w:t xml:space="preserve">Management of early-onset spinal SSI with continuous irrigation and drainage: A retrospective case series.</w:t>
             </w:r>
           </w:hyperlink>
         </w:t>
@@ -6853,9 +6352,9 @@
           <w:u w:val="single"/>
         </w:rPr>
         <w:t xml:space="preserve">
-          <w:hyperlink r:id="rId111" w:tgtFrame="_blank">
-            <w:r>
-              <w:t xml:space="preserve">Diversity and evolution of leukotoxin operons in Staphylococcus aureus.</w:t>
+          <w:hyperlink r:id="rId201" w:tgtFrame="_blank">
+            <w:r>
+              <w:t xml:space="preserve">Comparison of methicillin-resistant Staphylococcus aureus carriage in a neonatal intensive care unit between pre- and post-COVID-19 pandemic periods, following the introduction of strengthened infection control measures: A retrospective study.</w:t>
             </w:r>
           </w:hyperlink>
         </w:t>
@@ -6898,9 +6397,9 @@
           <w:u w:val="single"/>
         </w:rPr>
         <w:t xml:space="preserve">
-          <w:hyperlink r:id="rId112" w:tgtFrame="_blank">
-            <w:r>
-              <w:t xml:space="preserve">RPA Combined With CRISPR/Cas12a for Rapid and Ultrasensitive Detection Dual-Gene of Methicillin-Resistant Staphylococcus aureus (MRSA).</w:t>
+          <w:hyperlink r:id="rId202" w:tgtFrame="_blank">
+            <w:r>
+              <w:t xml:space="preserve">Trends in Antimicrobial Resistance associated with Gastrointestinal tract Infections in the UAE: A comprehensive retrospective surveillance 13-year (2010-2022) study.</w:t>
             </w:r>
           </w:hyperlink>
         </w:t>
@@ -6943,9 +6442,9 @@
           <w:u w:val="single"/>
         </w:rPr>
         <w:t xml:space="preserve">
-          <w:hyperlink r:id="rId113" w:tgtFrame="_blank">
-            <w:r>
-              <w:t xml:space="preserve">Profiling of genetic determinants required for fitness of community-associated methicillin-resistant Staphylococcus aureus in human blood.</w:t>
+          <w:hyperlink r:id="rId203" w:tgtFrame="_blank">
+            <w:r>
+              <w:t xml:space="preserve">Antimicrobial and regenerative copper-doped hybrid biomaterials for bone infection treatment.</w:t>
             </w:r>
           </w:hyperlink>
         </w:t>
@@ -6988,9 +6487,9 @@
           <w:u w:val="single"/>
         </w:rPr>
         <w:t xml:space="preserve">
-          <w:hyperlink r:id="rId114" w:tgtFrame="_blank">
-            <w:r>
-              <w:t xml:space="preserve">Efficacy of Antibiotic-Coated Intramedullary Nails for Septic Shaft Nonunion: Surgical Technique and Outcomes.</w:t>
+          <w:hyperlink r:id="rId204" w:tgtFrame="_blank">
+            <w:r>
+              <w:t xml:space="preserve">Culture-proven endophthalmitis associated with Boston Type I keratoprosthesis: clinical features, microbiologic aspects, and outcomes.</w:t>
             </w:r>
           </w:hyperlink>
         </w:t>
@@ -7033,9 +6532,9 @@
           <w:u w:val="single"/>
         </w:rPr>
         <w:t xml:space="preserve">
-          <w:hyperlink r:id="rId115" w:tgtFrame="_blank">
-            <w:r>
-              <w:t xml:space="preserve">Prosthetic Joint Infection Caused by Staphylococcus argenteus: mNGS-Guided Diagnosis and Whole-Genome Characterization of an ST2250 Strain.</w:t>
+          <w:hyperlink r:id="rId205" w:tgtFrame="_blank">
+            <w:r>
+              <w:t xml:space="preserve">Mechanistic Study on MSC-EXO Loaded with Salubrinal for the Treatment of Osteomyelitis-Induced Bone Defects.</w:t>
             </w:r>
           </w:hyperlink>
         </w:t>
@@ -7078,9 +6577,9 @@
           <w:u w:val="single"/>
         </w:rPr>
         <w:t xml:space="preserve">
-          <w:hyperlink r:id="rId116" w:tgtFrame="_blank">
-            <w:r>
-              <w:t xml:space="preserve">Metagenomic and Phenotypic Insights Into Biofilm-Forming Pathogens in Patients With Nosocomial Sepsis.</w:t>
+          <w:hyperlink r:id="rId206" w:tgtFrame="_blank">
+            <w:r>
+              <w:t xml:space="preserve">Keratinocyte Priming by Staphylococcus aureus Reduces HSV-1 Susceptibility.</w:t>
             </w:r>
           </w:hyperlink>
         </w:t>
@@ -7123,9 +6622,9 @@
           <w:u w:val="single"/>
         </w:rPr>
         <w:t xml:space="preserve">
-          <w:hyperlink r:id="rId117" w:tgtFrame="_blank">
-            <w:r>
-              <w:t xml:space="preserve">Antimicrobial elution patterns correlate with antibacterial and antifungal activities of three antimicrobial central venous catheters in serum.</w:t>
+          <w:hyperlink r:id="rId207" w:tgtFrame="_blank">
+            <w:r>
+              <w:t xml:space="preserve">Comparison of Blood Culture Contamination Rates Between Initial Central Venous Puncture and Catheter Hub Sampling.</w:t>
             </w:r>
           </w:hyperlink>
         </w:t>
@@ -7168,9 +6667,9 @@
           <w:u w:val="single"/>
         </w:rPr>
         <w:t xml:space="preserve">
-          <w:hyperlink r:id="rId118" w:tgtFrame="_blank">
-            <w:r>
-              <w:t xml:space="preserve">Never Too Old for Arthroscopic Surgery: Woman with Low Virulence Pathogenic Shoulder Osteomyelitis - A Case Report.</w:t>
+          <w:hyperlink r:id="rId208" w:tgtFrame="_blank">
+            <w:r>
+              <w:t xml:space="preserve">The use of debridement, antibiotic pearls, and implant retention (DAPRI) in the management of acute periprosthetic joint infections: a systematic review.</w:t>
             </w:r>
           </w:hyperlink>
         </w:t>
@@ -7213,9 +6712,9 @@
           <w:u w:val="single"/>
         </w:rPr>
         <w:t xml:space="preserve">
-          <w:hyperlink r:id="rId119" w:tgtFrame="_blank">
-            <w:r>
-              <w:t xml:space="preserve">Nitric oxide‑releasing porous titanium foams fabricated by scalable sintering-dissolution process for antibiofilm activity and cytocompatibility.</w:t>
+          <w:hyperlink r:id="rId209" w:tgtFrame="_blank">
+            <w:r>
+              <w:t xml:space="preserve">Five-year Analysis of Hand Infections in Plastic Surgery: Clinical Patterns and Risk Factors in a Referral Center from Latin America.</w:t>
             </w:r>
           </w:hyperlink>
         </w:t>
@@ -7258,9 +6757,9 @@
           <w:u w:val="single"/>
         </w:rPr>
         <w:t xml:space="preserve">
-          <w:hyperlink r:id="rId120" w:tgtFrame="_blank">
-            <w:r>
-              <w:t xml:space="preserve">Epidemiological and antibiotic susceptibility pattern of bacterial paronychial infection.</w:t>
+          <w:hyperlink r:id="rId210" w:tgtFrame="_blank">
+            <w:r>
+              <w:t xml:space="preserve">Systemic Embolic Events in People Who Inject Drugs With Patent Foramen Ovale and Right-Sided Infective Endocarditis: A Systematic Review.</w:t>
             </w:r>
           </w:hyperlink>
         </w:t>
@@ -7303,9 +6802,9 @@
           <w:u w:val="single"/>
         </w:rPr>
         <w:t xml:space="preserve">
-          <w:hyperlink r:id="rId121" w:tgtFrame="_blank">
-            <w:r>
-              <w:t xml:space="preserve">Empirical antibiotic therapy in acute orthopaedic infections: differences in antimicrobial susceptibility across anatomical sites.</w:t>
+          <w:hyperlink r:id="rId211" w:tgtFrame="_blank">
+            <w:r>
+              <w:t xml:space="preserve">Two-Year Outcomes of Postoperative Spine Infection: Implant Retention and Predictors of Treatment Failure.</w:t>
             </w:r>
           </w:hyperlink>
         </w:t>
@@ -7348,9 +6847,9 @@
           <w:u w:val="single"/>
         </w:rPr>
         <w:t xml:space="preserve">
-          <w:hyperlink r:id="rId122" w:tgtFrame="_blank">
-            <w:r>
-              <w:t xml:space="preserve">Genetic Diversity of Methicillin-Resistant Staphylococcus aureus Isolates From Two Tertiary Care Hospitals in Sulaymaniyah, Iraq, Characterized by spa Typing, Coagulase VNTR Sequencing, and REP-PCR.</w:t>
+          <w:hyperlink r:id="rId212" w:tgtFrame="_blank">
+            <w:r>
+              <w:t xml:space="preserve">Analysis of Infection Types, Pathogens, Antimicrobial Treatment, and Clinical Outcomes Data in Hospitalised Patients: Comprehensive Online Database for Antimicrobial Resistance (CODAR) Retrospective Pilot Study.</w:t>
             </w:r>
           </w:hyperlink>
         </w:t>
@@ -7393,9 +6892,9 @@
           <w:u w:val="single"/>
         </w:rPr>
         <w:t xml:space="preserve">
-          <w:hyperlink r:id="rId123" w:tgtFrame="_blank">
-            <w:r>
-              <w:t xml:space="preserve">Engineered with tannic acid-magnesium metal-phenolic frameworks: A multifunctional 3D-printed PCL/TCP scaffold for bone regeneration.</w:t>
+          <w:hyperlink r:id="rId213" w:tgtFrame="_blank">
+            <w:r>
+              <w:t xml:space="preserve">Mesolens imaging in microbiology.</w:t>
             </w:r>
           </w:hyperlink>
         </w:t>
@@ -7438,9 +6937,9 @@
           <w:u w:val="single"/>
         </w:rPr>
         <w:t xml:space="preserve">
-          <w:hyperlink r:id="rId124" w:tgtFrame="_blank">
-            <w:r>
-              <w:t xml:space="preserve">Environmental surface sampling in health and care settings: a scoping review of published guidance.</w:t>
+          <w:hyperlink r:id="rId214" w:tgtFrame="_blank">
+            <w:r>
+              <w:t xml:space="preserve">Surface microbiological surveillance in a crowded emergency department: interplay of environmental pressure, construction, and disinfection efficacy.</w:t>
             </w:r>
           </w:hyperlink>
         </w:t>
@@ -7483,9 +6982,9 @@
           <w:u w:val="single"/>
         </w:rPr>
         <w:t xml:space="preserve">
-          <w:hyperlink r:id="rId125" w:tgtFrame="_blank">
-            <w:r>
-              <w:t xml:space="preserve">A model of polymicrobial catheter-associated urinary tract infection reveals biofilm-mediated modulation of treatment efficacy.</w:t>
+          <w:hyperlink r:id="rId215" w:tgtFrame="_blank">
+            <w:r>
+              <w:t xml:space="preserve">Epidemiological analysis of biofilm-forming methicillin-resistant Staphylococcus aureus clinical isolates.</w:t>
             </w:r>
           </w:hyperlink>
         </w:t>
@@ -7528,9 +7027,9 @@
           <w:u w:val="single"/>
         </w:rPr>
         <w:t xml:space="preserve">
-          <w:hyperlink r:id="rId126" w:tgtFrame="_blank">
-            <w:r>
-              <w:t xml:space="preserve">Mechanical deformation inhibits growth and migration of S. aureus within submicrometer channels.</w:t>
+          <w:hyperlink r:id="rId216" w:tgtFrame="_blank">
+            <w:r>
+              <w:t xml:space="preserve">Endocarditis caused by Aerococcus urinae: a case report and review of literature.</w:t>
             </w:r>
           </w:hyperlink>
         </w:t>
@@ -7573,9 +7072,9 @@
           <w:u w:val="single"/>
         </w:rPr>
         <w:t xml:space="preserve">
-          <w:hyperlink r:id="rId127" w:tgtFrame="_blank">
-            <w:r>
-              <w:t xml:space="preserve">[Translated article] Complications of intraosseous administration of vancomycin in total hip arthroplasty.</w:t>
+          <w:hyperlink r:id="rId217" w:tgtFrame="_blank">
+            <w:r>
+              <w:t xml:space="preserve">Metagenomic survey of pathogen prevalence in the infant gut.</w:t>
             </w:r>
           </w:hyperlink>
         </w:t>
@@ -7618,99 +7117,9 @@
           <w:u w:val="single"/>
         </w:rPr>
         <w:t xml:space="preserve">
-          <w:hyperlink r:id="rId128" w:tgtFrame="_blank">
-            <w:r>
-              <w:t xml:space="preserve">Investigation and control of a meticillin-resistant Staphylococcus aureus (MRSA) outbreak in a Level 2 neonatal unit in England: findings from a cohort study.</w:t>
-            </w:r>
-          </w:hyperlink>
-        </w:t>
-      </w:r>
-    </w:p>
-    <w:p>
-      <w:pPr>
-        <w:spacing w:after="0"/>
-        <w:rPr>
-          <w:color w:val="0F50FF"/>
-          <w:u w:val="single"/>
-        </w:rPr>
-      </w:pPr>
-      <w:r>
-        <w:rPr>
-          <w:color w:val="0F50FF"/>
-          <w:u w:val="single"/>
-        </w:rPr>
-        <w:t xml:space="preserve"/>
-      </w:r>
-    </w:p>
-    <w:p>
-      <w:pPr>
-        <w:pStyle w:val="ListParagraph"/>
-        <w:numPr>
-          <w:ilvl w:val="0"/>
-          <w:numId w:val="24"/>
-        </w:numPr>
-        <w:spacing w:after="0" w:line="240" w:lineRule="auto"/>
-        <w:ind w:left="357" w:hanging="357"/>
-        <w:rPr>
-          <w:color w:val="0F50FF"/>
-          <w:u w:val="single"/>
-        </w:rPr>
-      </w:pPr>
-      <w:proofErr w:type="gramStart"/>
-      <w:r>
-        <w:rPr>
-          <w:color w:val="0F50FF"/>
-          <w:u w:val="single"/>
-        </w:rPr>
-        <w:t xml:space="preserve">
-          <w:hyperlink r:id="rId129" w:tgtFrame="_blank">
-            <w:r>
-              <w:t xml:space="preserve">Antibiotic Susceptibility Profiles and Determinants of Septic Abortion Among Women Admitted for Abortion Care in Ugandan Satellite Teaching Hospitals: A Two-Center Cross-Sectional Study.</w:t>
-            </w:r>
-          </w:hyperlink>
-        </w:t>
-      </w:r>
-    </w:p>
-    <w:p>
-      <w:pPr>
-        <w:spacing w:after="0"/>
-        <w:rPr>
-          <w:color w:val="0F50FF"/>
-          <w:u w:val="single"/>
-        </w:rPr>
-      </w:pPr>
-      <w:r>
-        <w:rPr>
-          <w:color w:val="0F50FF"/>
-          <w:u w:val="single"/>
-        </w:rPr>
-        <w:t xml:space="preserve"/>
-      </w:r>
-    </w:p>
-    <w:p>
-      <w:pPr>
-        <w:pStyle w:val="ListParagraph"/>
-        <w:numPr>
-          <w:ilvl w:val="0"/>
-          <w:numId w:val="24"/>
-        </w:numPr>
-        <w:spacing w:after="0" w:line="240" w:lineRule="auto"/>
-        <w:ind w:left="357" w:hanging="357"/>
-        <w:rPr>
-          <w:color w:val="0F50FF"/>
-          <w:u w:val="single"/>
-        </w:rPr>
-      </w:pPr>
-      <w:proofErr w:type="gramStart"/>
-      <w:r>
-        <w:rPr>
-          <w:color w:val="0F50FF"/>
-          <w:u w:val="single"/>
-        </w:rPr>
-        <w:t xml:space="preserve">
-          <w:hyperlink r:id="rId130" w:tgtFrame="_blank">
-            <w:r>
-              <w:t xml:space="preserve">Bacterial Profiling and Antibiotic Resistance Pattern of Uropathogens Isolated From Adolescent Girls With Bacteriuria: A Cross-Sectional Study.</w:t>
+          <w:hyperlink r:id="rId218" w:tgtFrame="_blank">
+            <w:r>
+              <w:t xml:space="preserve">Antibacterial and cell-instructive chitosan/NeoNectin hydrogels crosslinked via click chemistry enable osteogenic differentiation within ultra-soft matrices.</w:t>
             </w:r>
           </w:hyperlink>
         </w:t>
@@ -7799,9 +7208,99 @@
           <w:u w:val="single"/>
         </w:rPr>
         <w:t xml:space="preserve">
-          <w:hyperlink r:id="rId198" w:tgtFrame="_blank">
-            <w:r>
-              <w:t xml:space="preserve">Spectrum of Pathogens and Their Resistance Profiles in Sputum and Pus Samples: A Retrospective Study From an Eastern Hospital of Nepal.</w:t>
+          <w:hyperlink r:id="rId97" w:tgtFrame="_blank">
+            <w:r>
+              <w:t xml:space="preserve">Closed incisional Negative Pressure Wound Therapy versus Standard Surgical Dressing for groin incisions following arterial vascular surgery; a prospective multicenter randomized clinical trial.</w:t>
+            </w:r>
+          </w:hyperlink>
+        </w:t>
+      </w:r>
+    </w:p>
+    <w:p>
+      <w:pPr>
+        <w:spacing w:after="0"/>
+        <w:rPr>
+          <w:color w:val="0F50FF"/>
+          <w:u w:val="single"/>
+        </w:rPr>
+      </w:pPr>
+      <w:r>
+        <w:rPr>
+          <w:color w:val="0F50FF"/>
+          <w:u w:val="single"/>
+        </w:rPr>
+        <w:t xml:space="preserve"/>
+      </w:r>
+    </w:p>
+    <w:p>
+      <w:pPr>
+        <w:pStyle w:val="ListParagraph"/>
+        <w:numPr>
+          <w:ilvl w:val="0"/>
+          <w:numId w:val="25"/>
+        </w:numPr>
+        <w:spacing w:after="0" w:line="240" w:lineRule="auto"/>
+        <w:ind w:left="357" w:hanging="357"/>
+        <w:rPr>
+          <w:color w:val="0F50FF"/>
+          <w:u w:val="single"/>
+        </w:rPr>
+      </w:pPr>
+      <w:proofErr w:type="gramStart"/>
+      <w:r>
+        <w:rPr>
+          <w:color w:val="0F50FF"/>
+          <w:u w:val="single"/>
+        </w:rPr>
+        <w:t xml:space="preserve">
+          <w:hyperlink r:id="rId98" w:tgtFrame="_blank">
+            <w:r>
+              <w:t xml:space="preserve">Catheter-related bloodstream infections in hemodialysis: microbiology, antimicrobial resistance, complications and predictors of mortality.</w:t>
+            </w:r>
+          </w:hyperlink>
+        </w:t>
+      </w:r>
+    </w:p>
+    <w:p>
+      <w:pPr>
+        <w:spacing w:after="0"/>
+        <w:rPr>
+          <w:color w:val="0F50FF"/>
+          <w:u w:val="single"/>
+        </w:rPr>
+      </w:pPr>
+      <w:r>
+        <w:rPr>
+          <w:color w:val="0F50FF"/>
+          <w:u w:val="single"/>
+        </w:rPr>
+        <w:t xml:space="preserve"/>
+      </w:r>
+    </w:p>
+    <w:p>
+      <w:pPr>
+        <w:pStyle w:val="ListParagraph"/>
+        <w:numPr>
+          <w:ilvl w:val="0"/>
+          <w:numId w:val="25"/>
+        </w:numPr>
+        <w:spacing w:after="0" w:line="240" w:lineRule="auto"/>
+        <w:ind w:left="357" w:hanging="357"/>
+        <w:rPr>
+          <w:color w:val="0F50FF"/>
+          <w:u w:val="single"/>
+        </w:rPr>
+      </w:pPr>
+      <w:proofErr w:type="gramStart"/>
+      <w:r>
+        <w:rPr>
+          <w:color w:val="0F50FF"/>
+          <w:u w:val="single"/>
+        </w:rPr>
+        <w:t xml:space="preserve">
+          <w:hyperlink r:id="rId99" w:tgtFrame="_blank">
+            <w:r>
+              <w:t xml:space="preserve">Risk stratification of surgical site infection in high-risk spine surgery under prophylactic ciNPWT.</w:t>
             </w:r>
           </w:hyperlink>
         </w:t>
@@ -7881,9 +7380,9 @@
           <w:u w:val="single"/>
         </w:rPr>
         <w:t xml:space="preserve">
-          <w:hyperlink r:id="rId158" w:tgtFrame="_blank">
-            <w:r>
-              <w:t xml:space="preserve">Telehealth utilization during the COVID-19 pandemic: comparing breast cancer survivors to non-cancer patients and implications for current practice.</w:t>
+          <w:hyperlink r:id="rId35" w:tgtFrame="_blank">
+            <w:r>
+              <w:t xml:space="preserve">Fine needle aspiration cytology in diagnosing tubercular mastitis: A rare entity with differential diagnoses and learning points.</w:t>
             </w:r>
           </w:hyperlink>
         </w:t>
@@ -7926,9 +7425,9 @@
           <w:u w:val="single"/>
         </w:rPr>
         <w:t xml:space="preserve">
-          <w:hyperlink r:id="rId159" w:tgtFrame="_blank">
-            <w:r>
-              <w:t xml:space="preserve">Safety of Brand Discordant Tissue Expanders and Implants in Staged Breast Reconstruction.</w:t>
+          <w:hyperlink r:id="rId36" w:tgtFrame="_blank">
+            <w:r>
+              <w:t xml:space="preserve">Clinical outcomes of synthetic absorbable mesh use in breast surgery: First case series in reconstruction and aesthetic mastopexy.</w:t>
             </w:r>
           </w:hyperlink>
         </w:t>
@@ -7971,9 +7470,9 @@
           <w:u w:val="single"/>
         </w:rPr>
         <w:t xml:space="preserve">
-          <w:hyperlink r:id="rId160" w:tgtFrame="_blank">
-            <w:r>
-              <w:t xml:space="preserve">Breaking Tradition: The Feasibility and Outcomes of Postoperative Day 1 Discharge After Microsurgical Breast Reconstruction".</w:t>
+          <w:hyperlink r:id="rId37" w:tgtFrame="_blank">
+            <w:r>
+              <w:t xml:space="preserve">Seroma volume as early indicator for infection in tissue expander-based breast reconstruction.</w:t>
             </w:r>
           </w:hyperlink>
         </w:t>
@@ -8016,9 +7515,9 @@
           <w:u w:val="single"/>
         </w:rPr>
         <w:t xml:space="preserve">
-          <w:hyperlink r:id="rId161" w:tgtFrame="_blank">
-            <w:r>
-              <w:t xml:space="preserve">Cannabis Use and Outcomes in Breast Surgery.</w:t>
+          <w:hyperlink r:id="rId38" w:tgtFrame="_blank">
+            <w:r>
+              <w:t xml:space="preserve">Outcomes of Metastasectomy in Patients with Solitary Bone Metastases: Experience from a Cancer Center in Bogotá, Colombia.</w:t>
             </w:r>
           </w:hyperlink>
         </w:t>
@@ -8061,9 +7560,9 @@
           <w:u w:val="single"/>
         </w:rPr>
         <w:t xml:space="preserve">
-          <w:hyperlink r:id="rId162" w:tgtFrame="_blank">
-            <w:r>
-              <w:t xml:space="preserve">Risk factors affecting tissue expander use and nipple areolar complex sparing in Goldilocks mastectomy.</w:t>
+          <w:hyperlink r:id="rId39" w:tgtFrame="_blank">
+            <w:r>
+              <w:t xml:space="preserve">A Novel Diabetic Limb Preservation Initiative Using Symptom-Focused Education and Coordinated Podiatric Care.</w:t>
             </w:r>
           </w:hyperlink>
         </w:t>
@@ -8106,9 +7605,9 @@
           <w:u w:val="single"/>
         </w:rPr>
         <w:t xml:space="preserve">
-          <w:hyperlink r:id="rId163" w:tgtFrame="_blank">
-            <w:r>
-              <w:t xml:space="preserve">Oncoplastic Surgery Versus Lumpectomy: Analysis of Oncological Outcomes and Surgical Complications in 1290 Breast Cancer Patients.</w:t>
+          <w:hyperlink r:id="rId40" w:tgtFrame="_blank">
+            <w:r>
+              <w:t xml:space="preserve">Hyperbaric Oxygen Therapy in Surgical Wound Healing and Tissue Salvage: A Structured Narrative Review.</w:t>
             </w:r>
           </w:hyperlink>
         </w:t>
@@ -8151,9 +7650,9 @@
           <w:u w:val="single"/>
         </w:rPr>
         <w:t xml:space="preserve">
-          <w:hyperlink r:id="rId164" w:tgtFrame="_blank">
-            <w:r>
-              <w:t xml:space="preserve">The SIMPLE Technique for Unilateral Breast Reconstruction With Moderate Ptosis: Aiming for Durable Symmetry.</w:t>
+          <w:hyperlink r:id="rId41" w:tgtFrame="_blank">
+            <w:r>
+              <w:t xml:space="preserve">Multidisciplinary Trends in Endoscopic Surgery in Japan: Insights From the 17th Nationwide Survey.</w:t>
             </w:r>
           </w:hyperlink>
         </w:t>
@@ -8196,9 +7695,9 @@
           <w:u w:val="single"/>
         </w:rPr>
         <w:t xml:space="preserve">
-          <w:hyperlink r:id="rId165" w:tgtFrame="_blank">
-            <w:r>
-              <w:t xml:space="preserve">Management of Nipple Necrosis and Wound Complications in Patients Undergoing Unilateral Skin-Sparing Mastectomy and Implant-Based Reconstruction for Breast Cancer: A Retrospective, Single-Center Study.</w:t>
+          <w:hyperlink r:id="rId42" w:tgtFrame="_blank">
+            <w:r>
+              <w:t xml:space="preserve">Identifying modifiable perioperative risk factors for wound healing complications after immediate autologous breast reconstruction.</w:t>
             </w:r>
           </w:hyperlink>
         </w:t>
@@ -8241,9 +7740,9 @@
           <w:u w:val="single"/>
         </w:rPr>
         <w:t xml:space="preserve">
-          <w:hyperlink r:id="rId166" w:tgtFrame="_blank">
-            <w:r>
-              <w:t xml:space="preserve">Microbial Contamination-Mediated Inflammation Is a Major Contributor of Breast Implant Complications: Prospective Analysis of 631 Samples.</w:t>
+          <w:hyperlink r:id="rId43" w:tgtFrame="_blank">
+            <w:r>
+              <w:t xml:space="preserve">Robotic versus conventional nipple-sparing mastectomy in early breast cancer: a systematic review and meta-analysis.</w:t>
             </w:r>
           </w:hyperlink>
         </w:t>
@@ -8286,9 +7785,9 @@
           <w:u w:val="single"/>
         </w:rPr>
         <w:t xml:space="preserve">
-          <w:hyperlink r:id="rId167" w:tgtFrame="_blank">
-            <w:r>
-              <w:t xml:space="preserve">Global, regional, and national burden of meningitis, its risk factors, and aetiologies, 1990-2023: a systematic analysis for the Global Burden of Disease Study 2023.</w:t>
+          <w:hyperlink r:id="rId44" w:tgtFrame="_blank">
+            <w:r>
+              <w:t xml:space="preserve">A Prospective Study of Clinical Presentation, Radiological Findings, and Treatment Outcomes in Patients With Idiopathic Granulomatous Mastitis at a Single Center.</w:t>
             </w:r>
           </w:hyperlink>
         </w:t>
@@ -8331,9 +7830,9 @@
           <w:u w:val="single"/>
         </w:rPr>
         <w:t xml:space="preserve">
-          <w:hyperlink r:id="rId168" w:tgtFrame="_blank">
-            <w:r>
-              <w:t xml:space="preserve">The Effect of 222nm UVC Irradiation on Germ Density on Breast Implants and Epidermis.</w:t>
+          <w:hyperlink r:id="rId45" w:tgtFrame="_blank">
+            <w:r>
+              <w:t xml:space="preserve">Intraoperative Mass Spectrometry in Oncology: Technologies, Clinical Applications, and Challenges.</w:t>
             </w:r>
           </w:hyperlink>
         </w:t>
@@ -8376,9 +7875,9 @@
           <w:u w:val="single"/>
         </w:rPr>
         <w:t xml:space="preserve">
-          <w:hyperlink r:id="rId169" w:tgtFrame="_blank">
-            <w:r>
-              <w:t xml:space="preserve">Delayed Infection of Tissue Expanders in Immediate Two-Stage Implant-Based Breast Reconstruction.</w:t>
+          <w:hyperlink r:id="rId46" w:tgtFrame="_blank">
+            <w:r>
+              <w:t xml:space="preserve">Pre-Pectoral Polyurethane Implant Reconstruction Following Batwing Skin-Reducing Mastectomy: A Single-Center Study.</w:t>
             </w:r>
           </w:hyperlink>
         </w:t>
@@ -8421,9 +7920,9 @@
           <w:u w:val="single"/>
         </w:rPr>
         <w:t xml:space="preserve">
-          <w:hyperlink r:id="rId170" w:tgtFrame="_blank">
-            <w:r>
-              <w:t xml:space="preserve">The Use of Laparoscopic Camera Sleeve in Implant-Based Breast Reconstruction: An Innovative "No-Touch" Technique.</w:t>
+          <w:hyperlink r:id="rId47" w:tgtFrame="_blank">
+            <w:r>
+              <w:t xml:space="preserve">Postoperative Management with a Polyurethane Cup Containing an Oxygenated Oleic Matrix in Nipple-Sparing Mastectomy with Immediate Reconstruction: A Single-Center Retrospective Observational Study.</w:t>
             </w:r>
           </w:hyperlink>
         </w:t>
@@ -8466,9 +7965,9 @@
           <w:u w:val="single"/>
         </w:rPr>
         <w:t xml:space="preserve">
-          <w:hyperlink r:id="rId171" w:tgtFrame="_blank">
-            <w:r>
-              <w:t xml:space="preserve">Impact of Autoimmune Disease on Outcomes After Total Thyroidectomy for Thyrotoxicosis.</w:t>
+          <w:hyperlink r:id="rId48" w:tgtFrame="_blank">
+            <w:r>
+              <w:t xml:space="preserve">Clinical and Economic Impact of Incisional Negative Pressure Wound Therapy in Breast Surgery: Meta-analysis.</w:t>
             </w:r>
           </w:hyperlink>
         </w:t>
@@ -8511,9 +8010,9 @@
           <w:u w:val="single"/>
         </w:rPr>
         <w:t xml:space="preserve">
-          <w:hyperlink r:id="rId172" w:tgtFrame="_blank">
-            <w:r>
-              <w:t xml:space="preserve">Hands Deserve Better: Global Clinical Consensus Recommendations on Surgical Gloving Practice.</w:t>
+          <w:hyperlink r:id="rId49" w:tgtFrame="_blank">
+            <w:r>
+              <w:t xml:space="preserve">Favorable safety outcomes of a perioperative propranolol and etodolac regimen in cancer patients in four randomized controlled trials.</w:t>
             </w:r>
           </w:hyperlink>
         </w:t>
@@ -8556,9 +8055,9 @@
           <w:u w:val="single"/>
         </w:rPr>
         <w:t xml:space="preserve">
-          <w:hyperlink r:id="rId173" w:tgtFrame="_blank">
-            <w:r>
-              <w:t xml:space="preserve">American Society of Breast Surgeons, Society of Breast Imaging, and College of American Pathology 2025 Guidelines for the Management of Infectious and Inflammatory Lesions of the Breast.</w:t>
+          <w:hyperlink r:id="rId50" w:tgtFrame="_blank">
+            <w:r>
+              <w:t xml:space="preserve">Synchronous bilateral phyllodes tumors with discordant grades and false-positive axillary (18)F-FDG PET-CT uptake: a case report and literature review.</w:t>
             </w:r>
           </w:hyperlink>
         </w:t>
@@ -8601,9 +8100,9 @@
           <w:u w:val="single"/>
         </w:rPr>
         <w:t xml:space="preserve">
-          <w:hyperlink r:id="rId174" w:tgtFrame="_blank">
-            <w:r>
-              <w:t xml:space="preserve">Pharmacological enhancement of tissue expansion for breast reconstruction.</w:t>
+          <w:hyperlink r:id="rId51" w:tgtFrame="_blank">
+            <w:r>
+              <w:t xml:space="preserve">Capsulectomy for chronic encapsulated seroma after breast cancer surgery: prone to complications and limited efficacy.</w:t>
             </w:r>
           </w:hyperlink>
         </w:t>
@@ -8646,9 +8145,9 @@
           <w:u w:val="single"/>
         </w:rPr>
         <w:t xml:space="preserve">
-          <w:hyperlink r:id="rId175" w:tgtFrame="_blank">
-            <w:r>
-              <w:t xml:space="preserve">A Case of Mediastinitis Due to Fulminant Group A Streptococcal Infection.</w:t>
+          <w:hyperlink r:id="rId52" w:tgtFrame="_blank">
+            <w:r>
+              <w:t xml:space="preserve">Chest Wall Perforator Flaps in Breast Cancer Surgery: A Systematic Review of Clinical Outcomes, Complications, and Patient-Reported Satisfaction.</w:t>
             </w:r>
           </w:hyperlink>
         </w:t>
@@ -8691,9 +8190,9 @@
           <w:u w:val="single"/>
         </w:rPr>
         <w:t xml:space="preserve">
-          <w:hyperlink r:id="rId176" w:tgtFrame="_blank">
-            <w:r>
-              <w:t xml:space="preserve">Case Report: Coexistence of a giant borderline phyllodes tumor of the breast and a contralateral fibroadenoma: a challenging case with clinical manifestations and PET-CT imaging mimicking advanced cancer.</w:t>
+          <w:hyperlink r:id="rId53" w:tgtFrame="_blank">
+            <w:r>
+              <w:t xml:space="preserve">Early postoperative complications and patient-reported quality of life following breast-conserving surgery with intraoperative radiotherapy: A prospective cohort study.</w:t>
             </w:r>
           </w:hyperlink>
         </w:t>
@@ -8736,9 +8235,9 @@
           <w:u w:val="single"/>
         </w:rPr>
         <w:t xml:space="preserve">
-          <w:hyperlink r:id="rId177" w:tgtFrame="_blank">
-            <w:r>
-              <w:t xml:space="preserve">Red Breast Syndrome and Early Postoperative Complications in Immediate Prepectoral Implant-Based Reconstruction Using Braxon® Acellular Dermal Matrix: A Retrospective Cohort Study.</w:t>
+          <w:hyperlink r:id="rId54" w:tgtFrame="_blank">
+            <w:r>
+              <w:t xml:space="preserve">Postoperative antibiotics do not reduce surgical site infections after clean thyroid and breast surgery: A randomised controlled trial from a resource-constrained setting.</w:t>
             </w:r>
           </w:hyperlink>
         </w:t>
@@ -8781,9 +8280,9 @@
           <w:u w:val="single"/>
         </w:rPr>
         <w:t xml:space="preserve">
-          <w:hyperlink r:id="rId178" w:tgtFrame="_blank">
-            <w:r>
-              <w:t xml:space="preserve">Infections in Implant-Based Breast Reconstruction: A Systematic Review of Risk Factors, Prevention, and Salvage Strategies.</w:t>
+          <w:hyperlink r:id="rId55" w:tgtFrame="_blank">
+            <w:r>
+              <w:t xml:space="preserve">Breastfeeding and Child Oral Health: An Umbrella Review.</w:t>
             </w:r>
           </w:hyperlink>
         </w:t>
@@ -8826,9 +8325,9 @@
           <w:u w:val="single"/>
         </w:rPr>
         <w:t xml:space="preserve">
-          <w:hyperlink r:id="rId179" w:tgtFrame="_blank">
-            <w:r>
-              <w:t xml:space="preserve">Chest Wall Reconstruction and Chemotherapy for Infectious Costochondritis Associated with Recurrent Breast Cancer.</w:t>
+          <w:hyperlink r:id="rId56" w:tgtFrame="_blank">
+            <w:r>
+              <w:t xml:space="preserve">Surgical approaches for prosthesis placement in transgender patients: A narrative review.</w:t>
             </w:r>
           </w:hyperlink>
         </w:t>
@@ -8871,9 +8370,9 @@
           <w:u w:val="single"/>
         </w:rPr>
         <w:t xml:space="preserve">
-          <w:hyperlink r:id="rId180" w:tgtFrame="_blank">
-            <w:r>
-              <w:t xml:space="preserve">Prosthetic nipple areola complex reconstruction after breast reduction: a case report.</w:t>
+          <w:hyperlink r:id="rId57" w:tgtFrame="_blank">
+            <w:r>
+              <w:t xml:space="preserve">Efficacy and Safety of the L-Scar Technique in Breast Surgery: A Systematic Review and Meta-Analysis.</w:t>
             </w:r>
           </w:hyperlink>
         </w:t>
@@ -8916,9 +8415,9 @@
           <w:u w:val="single"/>
         </w:rPr>
         <w:t xml:space="preserve">
-          <w:hyperlink r:id="rId181" w:tgtFrame="_blank">
-            <w:r>
-              <w:t xml:space="preserve">Intraoperative Hypothermia in Plastic Surgery: Procedure-Specific Patterns and the Call for Preventive Strategies.</w:t>
+          <w:hyperlink r:id="rId58" w:tgtFrame="_blank">
+            <w:r>
+              <w:t xml:space="preserve">Immediate Implant-Based Breast Reconstruction: Analysis of 787 Cases and Definition of Our Decision-Making Algorithm.</w:t>
             </w:r>
           </w:hyperlink>
         </w:t>
@@ -8961,9 +8460,9 @@
           <w:u w:val="single"/>
         </w:rPr>
         <w:t xml:space="preserve">
-          <w:hyperlink r:id="rId182" w:tgtFrame="_blank">
-            <w:r>
-              <w:t xml:space="preserve">Intramuscular and Subcutaneous Lipofilling in Mastopexy: Technical Considerations and Clinical Outcomes.</w:t>
+          <w:hyperlink r:id="rId59" w:tgtFrame="_blank">
+            <w:r>
+              <w:t xml:space="preserve">Impact of radiation on conversion from implant-based to deep inferior epigastric perforator flap reconstruction.</w:t>
             </w:r>
           </w:hyperlink>
         </w:t>
@@ -9006,9 +8505,9 @@
           <w:u w:val="single"/>
         </w:rPr>
         <w:t xml:space="preserve">
-          <w:hyperlink r:id="rId183" w:tgtFrame="_blank">
-            <w:r>
-              <w:t xml:space="preserve">The Other Side: Outcomes of the Nonradiated Breast in Bilateral Reconstruction With Unilateral Postmastectomy Radiation Therapy.</w:t>
+          <w:hyperlink r:id="rId60" w:tgtFrame="_blank">
+            <w:r>
+              <w:t xml:space="preserve">Scientific highlights and perspectives from the International Inflammatory Breast Cancer Symposium 2025.</w:t>
             </w:r>
           </w:hyperlink>
         </w:t>
@@ -9051,9 +8550,9 @@
           <w:u w:val="single"/>
         </w:rPr>
         <w:t xml:space="preserve">
-          <w:hyperlink r:id="rId184" w:tgtFrame="_blank">
-            <w:r>
-              <w:t xml:space="preserve">Impact of diabetes mellitus in cancer.</w:t>
+          <w:hyperlink r:id="rId61" w:tgtFrame="_blank">
+            <w:r>
+              <w:t xml:space="preserve">Postoperative Lymphatic Patterns and Application of LVA in Breast Cancer Patients With Truncal Lymphedema.</w:t>
             </w:r>
           </w:hyperlink>
         </w:t>
@@ -9096,9 +8595,9 @@
           <w:u w:val="single"/>
         </w:rPr>
         <w:t xml:space="preserve">
-          <w:hyperlink r:id="rId185" w:tgtFrame="_blank">
-            <w:r>
-              <w:t xml:space="preserve">Effectiveness of the Implementation of a Bundle Protocol for the Reduction of Postmastectomy Reconstruction Failures.</w:t>
+          <w:hyperlink r:id="rId62" w:tgtFrame="_blank">
+            <w:r>
+              <w:t xml:space="preserve">Image-guided and surgical management of breast infections: Addressing diagnostic and therapeutic challenges.</w:t>
             </w:r>
           </w:hyperlink>
         </w:t>
@@ -9141,9 +8640,9 @@
           <w:u w:val="single"/>
         </w:rPr>
         <w:t xml:space="preserve">
-          <w:hyperlink r:id="rId186" w:tgtFrame="_blank">
-            <w:r>
-              <w:t xml:space="preserve">Timing of Acellular Dermal Matrix Placement in Two-stage Breast Reconstruction: Effects on Contracture and Complications.</w:t>
+          <w:hyperlink r:id="rId63" w:tgtFrame="_blank">
+            <w:r>
+              <w:t xml:space="preserve">Fasciitis of the Breast, Ranging from Necrotizing to Non-Necrotizing Forms: A Diagnostic Dilemma Necessitating Vigilant Clinical Scrutiny.</w:t>
             </w:r>
           </w:hyperlink>
         </w:t>
@@ -9186,9 +8685,9 @@
           <w:u w:val="single"/>
         </w:rPr>
         <w:t xml:space="preserve">
-          <w:hyperlink r:id="rId187" w:tgtFrame="_blank">
-            <w:r>
-              <w:t xml:space="preserve">Building and validating machine learning models to predict appendiceal perforation during conservative treatment of fecalith-associated appendicitis: a 20-algorithm multicenter retrospective analysis.</w:t>
+          <w:hyperlink r:id="rId64" w:tgtFrame="_blank">
+            <w:r>
+              <w:t xml:space="preserve">Ultra-hypofractionated stereotactic ablative body radiotherapy for primary renal cell carcinoma: 5-year outcomes from a pooled analysis of the FASTRACK trials.</w:t>
             </w:r>
           </w:hyperlink>
         </w:t>
@@ -9231,9 +8730,9 @@
           <w:u w:val="single"/>
         </w:rPr>
         <w:t xml:space="preserve">
-          <w:hyperlink r:id="rId188" w:tgtFrame="_blank">
-            <w:r>
-              <w:t xml:space="preserve">A novel, survey-based validated grading system for implant rippling in breast reconstruction.</w:t>
+          <w:hyperlink r:id="rId65" w:tgtFrame="_blank">
+            <w:r>
+              <w:t xml:space="preserve">Long-term outcomes of stereotactic ablative body radiotherapy for primary kidney cancer (TROG 15.03 FASTRACK II): a multicentre, non-randomised, phase 2 study.</w:t>
             </w:r>
           </w:hyperlink>
         </w:t>
@@ -9276,9 +8775,9 @@
           <w:u w:val="single"/>
         </w:rPr>
         <w:t xml:space="preserve">
-          <w:hyperlink r:id="rId189" w:tgtFrame="_blank">
-            <w:r>
-              <w:t xml:space="preserve">Negative Pressure Therapy With Instillation for Salvage of Infected Breast Prostheses: A Technique Video.</w:t>
+          <w:hyperlink r:id="rId66" w:tgtFrame="_blank">
+            <w:r>
+              <w:t xml:space="preserve">[Advances in application of tissue expansion technology in breast reconstruction].</w:t>
             </w:r>
           </w:hyperlink>
         </w:t>
@@ -9321,9 +8820,9 @@
           <w:u w:val="single"/>
         </w:rPr>
         <w:t xml:space="preserve">
-          <w:hyperlink r:id="rId190" w:tgtFrame="_blank">
-            <w:r>
-              <w:t xml:space="preserve">Quilting sutures versus conventional closure after modified radical mastectomy with axillary dissection: a GRADE-assessed systematic review and meta-analysis of randomized controlled trials with pre-specified subgroups by quilting extent.</w:t>
+          <w:hyperlink r:id="rId67" w:tgtFrame="_blank">
+            <w:r>
+              <w:t xml:space="preserve">Effects of traditional Chinese exercises for upper-limb dysfunction following breast cancer surgery: protocol for a systematic review and meta-analysis.</w:t>
             </w:r>
           </w:hyperlink>
         </w:t>
@@ -9366,9 +8865,9 @@
           <w:u w:val="single"/>
         </w:rPr>
         <w:t xml:space="preserve">
-          <w:hyperlink r:id="rId191" w:tgtFrame="_blank">
-            <w:r>
-              <w:t xml:space="preserve">A Rare Case of Necrotising Fasciitis of the Breast Arising From Undiagnosed Breast Cancer.</w:t>
+          <w:hyperlink r:id="rId68" w:tgtFrame="_blank">
+            <w:r>
+              <w:t xml:space="preserve">A Case of Abscess Formation after Radiofrequency Ablation for Early Breast Cancer.</w:t>
             </w:r>
           </w:hyperlink>
         </w:t>
@@ -9411,9 +8910,9 @@
           <w:u w:val="single"/>
         </w:rPr>
         <w:t xml:space="preserve">
-          <w:hyperlink r:id="rId192" w:tgtFrame="_blank">
-            <w:r>
-              <w:t xml:space="preserve">Complete excision of the nipple core combined with inverted nipple correction: a novel surgical intervention for reducing recurrence in Zuska's disease.</w:t>
+          <w:hyperlink r:id="rId69" w:tgtFrame="_blank">
+            <w:r>
+              <w:t xml:space="preserve">A Global Propensity Score-matched Analysis of 56,992 Nicotine-dependent Versus Nondependent Breast Reconstruction Cases.</w:t>
             </w:r>
           </w:hyperlink>
         </w:t>
@@ -9456,9 +8955,9 @@
           <w:u w:val="single"/>
         </w:rPr>
         <w:t xml:space="preserve">
-          <w:hyperlink r:id="rId193" w:tgtFrame="_blank">
-            <w:r>
-              <w:t xml:space="preserve">Endoscopic-assisted removal of injectable Amazingel with or without immediate prepectoral implant-based breast augmentation: safety and aesthetic outcomes from a retrospective study.</w:t>
+          <w:hyperlink r:id="rId70" w:tgtFrame="_blank">
+            <w:r>
+              <w:t xml:space="preserve">Safety and histologic characteristics of aseptic and sterile acellular dermal matrices in irradiated implant-based breast reconstruction.</w:t>
             </w:r>
           </w:hyperlink>
         </w:t>
@@ -9501,9 +9000,9 @@
           <w:u w:val="single"/>
         </w:rPr>
         <w:t xml:space="preserve">
-          <w:hyperlink r:id="rId194" w:tgtFrame="_blank">
-            <w:r>
-              <w:t xml:space="preserve">Inflating Your Success: An Algorithmic Approach to Improving Outcomes in Pediatric Tissue Expansion.</w:t>
+          <w:hyperlink r:id="rId71" w:tgtFrame="_blank">
+            <w:r>
+              <w:t xml:space="preserve">Postoperative complications after subpectoral versus prepectoral implant-based breast reconstruction: A target trial emulation study.</w:t>
             </w:r>
           </w:hyperlink>
         </w:t>
@@ -9546,9 +9045,9 @@
           <w:u w:val="single"/>
         </w:rPr>
         <w:t xml:space="preserve">
-          <w:hyperlink r:id="rId195" w:tgtFrame="_blank">
-            <w:r>
-              <w:t xml:space="preserve">Postoperative Infection After Implant-Based Breast Reconstruction: Risk Factors and Clinical Burden in a Large Single-Center Cohort.</w:t>
+          <w:hyperlink r:id="rId72" w:tgtFrame="_blank">
+            <w:r>
+              <w:t xml:space="preserve">Procedure-Specific Efficacy of Tranexamic Acid in Breast Surgery: A Propensity-Score Adjusted Analysis of 5,202 Procedures.</w:t>
             </w:r>
           </w:hyperlink>
         </w:t>
@@ -9591,9 +9090,9 @@
           <w:u w:val="single"/>
         </w:rPr>
         <w:t xml:space="preserve">
-          <w:hyperlink r:id="rId196" w:tgtFrame="_blank">
-            <w:r>
-              <w:t xml:space="preserve">Outcomes of Body Contouring Surgery After Bariatric Surgery vs. GLP-1 Receptor Agonist-Induced Weight Loss: A Propensity Score Matched Analysis.</w:t>
+          <w:hyperlink r:id="rId73" w:tgtFrame="_blank">
+            <w:r>
+              <w:t xml:space="preserve">A Comparison of Complications in Completely Buried and Non-Buried Deep Inferior Epigastric Perforator Flap Breast Reconstructions.</w:t>
             </w:r>
           </w:hyperlink>
         </w:t>
@@ -9636,9 +9135,279 @@
           <w:u w:val="single"/>
         </w:rPr>
         <w:t xml:space="preserve">
-          <w:hyperlink r:id="rId197" w:tgtFrame="_blank">
-            <w:r>
-              <w:t xml:space="preserve">GLP-1 Receptor Agonist Use and Wound Outcomes After Free Flap Breast Reconstruction.</w:t>
+          <w:hyperlink r:id="rId74" w:tgtFrame="_blank">
+            <w:r>
+              <w:t xml:space="preserve">National trends and safety of prophylactic lymphovenous bypass during axillary lymph node dissection: A decade-long analysis of 61,819 patients through the NSQIP database.</w:t>
+            </w:r>
+          </w:hyperlink>
+        </w:t>
+      </w:r>
+    </w:p>
+    <w:p>
+      <w:pPr>
+        <w:spacing w:after="0"/>
+        <w:rPr>
+          <w:color w:val="0F50FF"/>
+          <w:u w:val="single"/>
+        </w:rPr>
+      </w:pPr>
+      <w:r>
+        <w:rPr>
+          <w:color w:val="0F50FF"/>
+          <w:u w:val="single"/>
+        </w:rPr>
+        <w:t xml:space="preserve"/>
+      </w:r>
+    </w:p>
+    <w:p>
+      <w:pPr>
+        <w:pStyle w:val="ListParagraph"/>
+        <w:numPr>
+          <w:ilvl w:val="0"/>
+          <w:numId w:val="26"/>
+        </w:numPr>
+        <w:spacing w:after="0" w:line="240" w:lineRule="auto"/>
+        <w:ind w:left="357" w:hanging="357"/>
+        <w:rPr>
+          <w:color w:val="0F50FF"/>
+          <w:u w:val="single"/>
+        </w:rPr>
+      </w:pPr>
+      <w:proofErr w:type="gramStart"/>
+      <w:r>
+        <w:rPr>
+          <w:color w:val="0F50FF"/>
+          <w:u w:val="single"/>
+        </w:rPr>
+        <w:t xml:space="preserve">
+          <w:hyperlink r:id="rId75" w:tgtFrame="_blank">
+            <w:r>
+              <w:t xml:space="preserve">Less reconstruction failure in autologous over implant-based breast reconstructions in patients with a history of breast conserving therapy.</w:t>
+            </w:r>
+          </w:hyperlink>
+        </w:t>
+      </w:r>
+    </w:p>
+    <w:p>
+      <w:pPr>
+        <w:spacing w:after="0"/>
+        <w:rPr>
+          <w:color w:val="0F50FF"/>
+          <w:u w:val="single"/>
+        </w:rPr>
+      </w:pPr>
+      <w:r>
+        <w:rPr>
+          <w:color w:val="0F50FF"/>
+          <w:u w:val="single"/>
+        </w:rPr>
+        <w:t xml:space="preserve"/>
+      </w:r>
+    </w:p>
+    <w:p>
+      <w:pPr>
+        <w:pStyle w:val="ListParagraph"/>
+        <w:numPr>
+          <w:ilvl w:val="0"/>
+          <w:numId w:val="26"/>
+        </w:numPr>
+        <w:spacing w:after="0" w:line="240" w:lineRule="auto"/>
+        <w:ind w:left="357" w:hanging="357"/>
+        <w:rPr>
+          <w:color w:val="0F50FF"/>
+          <w:u w:val="single"/>
+        </w:rPr>
+      </w:pPr>
+      <w:proofErr w:type="gramStart"/>
+      <w:r>
+        <w:rPr>
+          <w:color w:val="0F50FF"/>
+          <w:u w:val="single"/>
+        </w:rPr>
+        <w:t xml:space="preserve">
+          <w:hyperlink r:id="rId76" w:tgtFrame="_blank">
+            <w:r>
+              <w:t xml:space="preserve">Comprehensive use of combined surgical techniques performing liposuction, round-block periareolar de-epithelialization, and complete subcutaneous breast tissue resection approach in grade III gynecomastia: a review of 82 patients.</w:t>
+            </w:r>
+          </w:hyperlink>
+        </w:t>
+      </w:r>
+    </w:p>
+    <w:p>
+      <w:pPr>
+        <w:spacing w:after="0"/>
+        <w:rPr>
+          <w:color w:val="0F50FF"/>
+          <w:u w:val="single"/>
+        </w:rPr>
+      </w:pPr>
+      <w:r>
+        <w:rPr>
+          <w:color w:val="0F50FF"/>
+          <w:u w:val="single"/>
+        </w:rPr>
+        <w:t xml:space="preserve"/>
+      </w:r>
+    </w:p>
+    <w:p>
+      <w:pPr>
+        <w:pStyle w:val="ListParagraph"/>
+        <w:numPr>
+          <w:ilvl w:val="0"/>
+          <w:numId w:val="26"/>
+        </w:numPr>
+        <w:spacing w:after="0" w:line="240" w:lineRule="auto"/>
+        <w:ind w:left="357" w:hanging="357"/>
+        <w:rPr>
+          <w:color w:val="0F50FF"/>
+          <w:u w:val="single"/>
+        </w:rPr>
+      </w:pPr>
+      <w:proofErr w:type="gramStart"/>
+      <w:r>
+        <w:rPr>
+          <w:color w:val="0F50FF"/>
+          <w:u w:val="single"/>
+        </w:rPr>
+        <w:t xml:space="preserve">
+          <w:hyperlink r:id="rId77" w:tgtFrame="_blank">
+            <w:r>
+              <w:t xml:space="preserve">Addition of antibiotic-impregnated bone cement discs for reduction of periprosthetic infection in implant-based breast reconstruction.</w:t>
+            </w:r>
+          </w:hyperlink>
+        </w:t>
+      </w:r>
+    </w:p>
+    <w:p>
+      <w:pPr>
+        <w:spacing w:after="0"/>
+        <w:rPr>
+          <w:color w:val="0F50FF"/>
+          <w:u w:val="single"/>
+        </w:rPr>
+      </w:pPr>
+      <w:r>
+        <w:rPr>
+          <w:color w:val="0F50FF"/>
+          <w:u w:val="single"/>
+        </w:rPr>
+        <w:t xml:space="preserve"/>
+      </w:r>
+    </w:p>
+    <w:p>
+      <w:pPr>
+        <w:pStyle w:val="ListParagraph"/>
+        <w:numPr>
+          <w:ilvl w:val="0"/>
+          <w:numId w:val="26"/>
+        </w:numPr>
+        <w:spacing w:after="0" w:line="240" w:lineRule="auto"/>
+        <w:ind w:left="357" w:hanging="357"/>
+        <w:rPr>
+          <w:color w:val="0F50FF"/>
+          <w:u w:val="single"/>
+        </w:rPr>
+      </w:pPr>
+      <w:proofErr w:type="gramStart"/>
+      <w:r>
+        <w:rPr>
+          <w:color w:val="0F50FF"/>
+          <w:u w:val="single"/>
+        </w:rPr>
+        <w:t xml:space="preserve">
+          <w:hyperlink r:id="rId78" w:tgtFrame="_blank">
+            <w:r>
+              <w:t xml:space="preserve">Safety of Breast Neurotization Using Nerve Allografts in Implant-Based Breast Reconstruction: A Nationwide Propensity-Score-Matched Analysis.</w:t>
+            </w:r>
+          </w:hyperlink>
+        </w:t>
+      </w:r>
+    </w:p>
+    <w:p>
+      <w:pPr>
+        <w:spacing w:after="0"/>
+        <w:rPr>
+          <w:color w:val="0F50FF"/>
+          <w:u w:val="single"/>
+        </w:rPr>
+      </w:pPr>
+      <w:r>
+        <w:rPr>
+          <w:color w:val="0F50FF"/>
+          <w:u w:val="single"/>
+        </w:rPr>
+        <w:t xml:space="preserve"/>
+      </w:r>
+    </w:p>
+    <w:p>
+      <w:pPr>
+        <w:pStyle w:val="ListParagraph"/>
+        <w:numPr>
+          <w:ilvl w:val="0"/>
+          <w:numId w:val="26"/>
+        </w:numPr>
+        <w:spacing w:after="0" w:line="240" w:lineRule="auto"/>
+        <w:ind w:left="357" w:hanging="357"/>
+        <w:rPr>
+          <w:color w:val="0F50FF"/>
+          <w:u w:val="single"/>
+        </w:rPr>
+      </w:pPr>
+      <w:proofErr w:type="gramStart"/>
+      <w:r>
+        <w:rPr>
+          <w:color w:val="0F50FF"/>
+          <w:u w:val="single"/>
+        </w:rPr>
+        <w:t xml:space="preserve">
+          <w:hyperlink r:id="rId79" w:tgtFrame="_blank">
+            <w:r>
+              <w:t xml:space="preserve">Early outcomes of volume replacement using paste-type micronized acellular dermal matrix in oncoplastic breast-conserving surgery.</w:t>
+            </w:r>
+          </w:hyperlink>
+        </w:t>
+      </w:r>
+    </w:p>
+    <w:p>
+      <w:pPr>
+        <w:spacing w:after="0"/>
+        <w:rPr>
+          <w:color w:val="0F50FF"/>
+          <w:u w:val="single"/>
+        </w:rPr>
+      </w:pPr>
+      <w:r>
+        <w:rPr>
+          <w:color w:val="0F50FF"/>
+          <w:u w:val="single"/>
+        </w:rPr>
+        <w:t xml:space="preserve"/>
+      </w:r>
+    </w:p>
+    <w:p>
+      <w:pPr>
+        <w:pStyle w:val="ListParagraph"/>
+        <w:numPr>
+          <w:ilvl w:val="0"/>
+          <w:numId w:val="26"/>
+        </w:numPr>
+        <w:spacing w:after="0" w:line="240" w:lineRule="auto"/>
+        <w:ind w:left="357" w:hanging="357"/>
+        <w:rPr>
+          <w:color w:val="0F50FF"/>
+          <w:u w:val="single"/>
+        </w:rPr>
+      </w:pPr>
+      <w:proofErr w:type="gramStart"/>
+      <w:r>
+        <w:rPr>
+          <w:color w:val="0F50FF"/>
+          <w:u w:val="single"/>
+        </w:rPr>
+        <w:t xml:space="preserve">
+          <w:hyperlink r:id="rId80" w:tgtFrame="_blank">
+            <w:r>
+              <w:t xml:space="preserve">Comparison of Long-term and Perioperative Complications between Tunneled and Conventional Peripherally Inserted Central Catheters in Patients with Tumor: A Systematic Review and Meta-Analysis.</w:t>
             </w:r>
           </w:hyperlink>
         </w:t>
@@ -9722,9 +9491,9 @@
           <w:u w:val="single"/>
         </w:rPr>
         <w:t xml:space="preserve">
-          <w:hyperlink r:id="rId199" w:tgtFrame="_blank">
-            <w:r>
-              <w:t xml:space="preserve">Iron(III)-Tropolone Complex as a Topical Agent Against Drug-Resistant MRSA Skin Infections.</w:t>
+          <w:hyperlink r:id="rId100" w:tgtFrame="_blank">
+            <w:r>
+              <w:t xml:space="preserve">LYSG101: a potent chimeric lysin with therapeutic potential for combating Staphylococcus aureus infections.</w:t>
             </w:r>
           </w:hyperlink>
         </w:t>
@@ -9767,189 +9536,9 @@
           <w:u w:val="single"/>
         </w:rPr>
         <w:t xml:space="preserve">
-          <w:hyperlink r:id="rId200" w:tgtFrame="_blank">
-            <w:r>
-              <w:t xml:space="preserve">Increase in imported mupirocin-resistant Staphylococcus aureus from the tropics and subtropics: trends in Berlin from 2018 to 2025.</w:t>
-            </w:r>
-          </w:hyperlink>
-        </w:t>
-      </w:r>
-    </w:p>
-    <w:p>
-      <w:pPr>
-        <w:spacing w:after="0"/>
-        <w:rPr>
-          <w:color w:val="0F50FF"/>
-          <w:u w:val="single"/>
-        </w:rPr>
-      </w:pPr>
-      <w:r>
-        <w:rPr>
-          <w:color w:val="0F50FF"/>
-          <w:u w:val="single"/>
-        </w:rPr>
-        <w:t xml:space="preserve"/>
-      </w:r>
-    </w:p>
-    <w:p>
-      <w:pPr>
-        <w:pStyle w:val="ListParagraph"/>
-        <w:numPr>
-          <w:ilvl w:val="0"/>
-          <w:numId w:val="27"/>
-        </w:numPr>
-        <w:spacing w:after="0" w:line="240" w:lineRule="auto"/>
-        <w:ind w:left="357" w:hanging="357"/>
-        <w:rPr>
-          <w:color w:val="0F50FF"/>
-          <w:u w:val="single"/>
-        </w:rPr>
-      </w:pPr>
-      <w:proofErr w:type="gramStart"/>
-      <w:r>
-        <w:rPr>
-          <w:color w:val="0F50FF"/>
-          <w:u w:val="single"/>
-        </w:rPr>
-        <w:t xml:space="preserve">
-          <w:hyperlink r:id="rId201" w:tgtFrame="_blank">
-            <w:r>
-              <w:t xml:space="preserve">Risk Factors Associated With Methicillin-Resistant Staphylococcus aureus Infections in Patients With Diabetic Foot Ulcers in Tehran.</w:t>
-            </w:r>
-          </w:hyperlink>
-        </w:t>
-      </w:r>
-    </w:p>
-    <w:p>
-      <w:pPr>
-        <w:spacing w:after="0"/>
-        <w:rPr>
-          <w:color w:val="0F50FF"/>
-          <w:u w:val="single"/>
-        </w:rPr>
-      </w:pPr>
-      <w:r>
-        <w:rPr>
-          <w:color w:val="0F50FF"/>
-          <w:u w:val="single"/>
-        </w:rPr>
-        <w:t xml:space="preserve"/>
-      </w:r>
-    </w:p>
-    <w:p>
-      <w:pPr>
-        <w:pStyle w:val="ListParagraph"/>
-        <w:numPr>
-          <w:ilvl w:val="0"/>
-          <w:numId w:val="27"/>
-        </w:numPr>
-        <w:spacing w:after="0" w:line="240" w:lineRule="auto"/>
-        <w:ind w:left="357" w:hanging="357"/>
-        <w:rPr>
-          <w:color w:val="0F50FF"/>
-          <w:u w:val="single"/>
-        </w:rPr>
-      </w:pPr>
-      <w:proofErr w:type="gramStart"/>
-      <w:r>
-        <w:rPr>
-          <w:color w:val="0F50FF"/>
-          <w:u w:val="single"/>
-        </w:rPr>
-        <w:t xml:space="preserve">
-          <w:hyperlink r:id="rId202" w:tgtFrame="_blank">
-            <w:r>
-              <w:t xml:space="preserve">The combination of mupirocin and Kayvirus broadens the decolonization effect against Staphylococcus aureus.</w:t>
-            </w:r>
-          </w:hyperlink>
-        </w:t>
-      </w:r>
-    </w:p>
-    <w:p>
-      <w:pPr>
-        <w:spacing w:after="0"/>
-        <w:rPr>
-          <w:color w:val="0F50FF"/>
-          <w:u w:val="single"/>
-        </w:rPr>
-      </w:pPr>
-      <w:r>
-        <w:rPr>
-          <w:color w:val="0F50FF"/>
-          <w:u w:val="single"/>
-        </w:rPr>
-        <w:t xml:space="preserve"/>
-      </w:r>
-    </w:p>
-    <w:p>
-      <w:pPr>
-        <w:pStyle w:val="ListParagraph"/>
-        <w:numPr>
-          <w:ilvl w:val="0"/>
-          <w:numId w:val="27"/>
-        </w:numPr>
-        <w:spacing w:after="0" w:line="240" w:lineRule="auto"/>
-        <w:ind w:left="357" w:hanging="357"/>
-        <w:rPr>
-          <w:color w:val="0F50FF"/>
-          <w:u w:val="single"/>
-        </w:rPr>
-      </w:pPr>
-      <w:proofErr w:type="gramStart"/>
-      <w:r>
-        <w:rPr>
-          <w:color w:val="0F50FF"/>
-          <w:u w:val="single"/>
-        </w:rPr>
-        <w:t xml:space="preserve">
-          <w:hyperlink r:id="rId203" w:tgtFrame="_blank">
-            <w:r>
-              <w:t xml:space="preserve">Characterisation of the wound microbiome and antimicrobial resistance profiles in clinical isolates from epidermolysis bullosa patients.</w:t>
-            </w:r>
-          </w:hyperlink>
-        </w:t>
-      </w:r>
-    </w:p>
-    <w:p>
-      <w:pPr>
-        <w:spacing w:after="0"/>
-        <w:rPr>
-          <w:color w:val="0F50FF"/>
-          <w:u w:val="single"/>
-        </w:rPr>
-      </w:pPr>
-      <w:r>
-        <w:rPr>
-          <w:color w:val="0F50FF"/>
-          <w:u w:val="single"/>
-        </w:rPr>
-        <w:t xml:space="preserve"/>
-      </w:r>
-    </w:p>
-    <w:p>
-      <w:pPr>
-        <w:pStyle w:val="ListParagraph"/>
-        <w:numPr>
-          <w:ilvl w:val="0"/>
-          <w:numId w:val="27"/>
-        </w:numPr>
-        <w:spacing w:after="0" w:line="240" w:lineRule="auto"/>
-        <w:ind w:left="357" w:hanging="357"/>
-        <w:rPr>
-          <w:color w:val="0F50FF"/>
-          <w:u w:val="single"/>
-        </w:rPr>
-      </w:pPr>
-      <w:proofErr w:type="gramStart"/>
-      <w:r>
-        <w:rPr>
-          <w:color w:val="0F50FF"/>
-          <w:u w:val="single"/>
-        </w:rPr>
-        <w:t xml:space="preserve">
-          <w:hyperlink r:id="rId204" w:tgtFrame="_blank">
-            <w:r>
-              <w:t xml:space="preserve">Efflux pump activation confers mupirocin resistance and enhances rhizosphere fitness in Pseudomonas.</w:t>
+          <w:hyperlink r:id="rId101" w:tgtFrame="_blank">
+            <w:r>
+              <w:t xml:space="preserve">Staphylococcus aureus carriage among hemodialysis outpatients: risk factors, antimicrobial resistance, and molecular characterization.</w:t>
             </w:r>
           </w:hyperlink>
         </w:t>
@@ -10026,9 +9615,9 @@
           <w:u w:val="single"/>
         </w:rPr>
         <w:t xml:space="preserve">
-          <w:hyperlink r:id="rId131" w:tgtFrame="_blank">
-            <w:r>
-              <w:t xml:space="preserve">Procalcitonin testing combined with NEWS2 evaluation compared with usual care based on NEWS2 for identification of sepsis and antibiotic initiation in the emergency department in England and Wales (PRONTO): a multicentre, randomised, controlled, open-label, phase 3 trial.</w:t>
+          <w:hyperlink r:id="rId81" w:tgtFrame="_blank">
+            <w:r>
+              <w:t xml:space="preserve">Inactivated Klebsiella pneumoniae Induces Metabolic and Hematopoietic Reprogramming to Promote Trained Immunity and Heterologous Antibacterial Protection.</w:t>
             </w:r>
           </w:hyperlink>
         </w:t>
@@ -10071,9 +9660,9 @@
           <w:u w:val="single"/>
         </w:rPr>
         <w:t xml:space="preserve">
-          <w:hyperlink r:id="rId132" w:tgtFrame="_blank">
-            <w:r>
-              <w:t xml:space="preserve">Isolation, Screening, and Characterization of Gordonia paraffinivorans DGM-81 Exhibiting Antimicrobial Activity Against Methicillin-Resistant Staphylococcus aureus (MRSA).</w:t>
+          <w:hyperlink r:id="rId82" w:tgtFrame="_blank">
+            <w:r>
+              <w:t xml:space="preserve">Virulence Phenotypes Differentiate Persistent vs. Resolving Isolates of Human Staphylococcus aureus Bacteremia.</w:t>
             </w:r>
           </w:hyperlink>
         </w:t>
@@ -10116,9 +9705,9 @@
           <w:u w:val="single"/>
         </w:rPr>
         <w:t xml:space="preserve">
-          <w:hyperlink r:id="rId133" w:tgtFrame="_blank">
-            <w:r>
-              <w:t xml:space="preserve">Corilagin alleviates Staphylococcus aureus pathogenicity by interacting with amidase and α-hemolysin.</w:t>
+          <w:hyperlink r:id="rId83" w:tgtFrame="_blank">
+            <w:r>
+              <w:t xml:space="preserve">Aeromonas piscicola in Chilean Salmon Farming: Genomic Insights, Phenotypic Traits, Virulence and Field Immune Response.</w:t>
             </w:r>
           </w:hyperlink>
         </w:t>
@@ -10161,9 +9750,9 @@
           <w:u w:val="single"/>
         </w:rPr>
         <w:t xml:space="preserve">
-          <w:hyperlink r:id="rId134" w:tgtFrame="_blank">
-            <w:r>
-              <w:t xml:space="preserve">Dismantling S. aureus Virulence: Latest Advances in Toxin Neutralization and Regulatory Network-Targeted Anti-Virulence Strategies (2025).</w:t>
+          <w:hyperlink r:id="rId84" w:tgtFrame="_blank">
+            <w:r>
+              <w:t xml:space="preserve">Arresting the Activity of Bacterial β-Barrel Pore-Forming Toxins by Cysteine Insertion Mutagenesis in the Homologous Region.</w:t>
             </w:r>
           </w:hyperlink>
         </w:t>
@@ -10206,9 +9795,9 @@
           <w:u w:val="single"/>
         </w:rPr>
         <w:t xml:space="preserve">
-          <w:hyperlink r:id="rId135" w:tgtFrame="_blank">
-            <w:r>
-              <w:t xml:space="preserve">Vancomycin Effectiveness in Reducing Surgical Site Infection in Posterior Spinal Fusion Surgery: A Retrospective Data Analysis of the STRIVE Trial.</w:t>
+          <w:hyperlink r:id="rId85" w:tgtFrame="_blank">
+            <w:r>
+              <w:t xml:space="preserve">Methicillin-resistant Staphylococcus aureus along the beef production line: Phenotypic resistance and mecA phylogeny in two ethiopian municipal abattoirs.</w:t>
             </w:r>
           </w:hyperlink>
         </w:t>
@@ -10251,9 +9840,9 @@
           <w:u w:val="single"/>
         </w:rPr>
         <w:t xml:space="preserve">
-          <w:hyperlink r:id="rId136" w:tgtFrame="_blank">
-            <w:r>
-              <w:t xml:space="preserve">Lipidation of a nuclear localization sequence enhances broad-spectrum antimicrobial activity: synthesis, characterization, and in silico analysis.</w:t>
+          <w:hyperlink r:id="rId86" w:tgtFrame="_blank">
+            <w:r>
+              <w:t xml:space="preserve">Recurrence of Prosthetic Aortic Valve Endocarditis After Percutaneous Mechanical Aspiration.</w:t>
             </w:r>
           </w:hyperlink>
         </w:t>
@@ -10296,9 +9885,9 @@
           <w:u w:val="single"/>
         </w:rPr>
         <w:t xml:space="preserve">
-          <w:hyperlink r:id="rId137" w:tgtFrame="_blank">
-            <w:r>
-              <w:t xml:space="preserve">Development and evaluation of Alkanna tinctoria root extract and mupirocin nanoparticles-loaded porous films for the burn wound management.</w:t>
+          <w:hyperlink r:id="rId87" w:tgtFrame="_blank">
+            <w:r>
+              <w:t xml:space="preserve">A single polypeptide vaccine derived from multiple antigens confers protection against staphylococcus aureus infection in mice.</w:t>
             </w:r>
           </w:hyperlink>
         </w:t>
@@ -10341,9 +9930,9 @@
           <w:u w:val="single"/>
         </w:rPr>
         <w:t xml:space="preserve">
-          <w:hyperlink r:id="rId138" w:tgtFrame="_blank">
-            <w:r>
-              <w:t xml:space="preserve">Enrichment of high-risk antibiotic resistance genes on microplastics in freshwater environments: A meta-analysis.</w:t>
+          <w:hyperlink r:id="rId88" w:tgtFrame="_blank">
+            <w:r>
+              <w:t xml:space="preserve">S taphylococcus aureus in bronchiectasis: epidemiology, clinical impact and challenges in management.</w:t>
             </w:r>
           </w:hyperlink>
         </w:t>
@@ -10386,9 +9975,9 @@
           <w:u w:val="single"/>
         </w:rPr>
         <w:t xml:space="preserve">
-          <w:hyperlink r:id="rId139" w:tgtFrame="_blank">
-            <w:r>
-              <w:t xml:space="preserve">Adeno-associated virus delivery of anti-alpha toxin monoclonal antibodies confers protection against Staphylococcus aureus infections.</w:t>
+          <w:hyperlink r:id="rId89" w:tgtFrame="_blank">
+            <w:r>
+              <w:t xml:space="preserve">Community-acquired Pneumonia in Bangladeshi Children Under Five: Pathogen Prevalence, Resistance Trends, and Diagnostic Biomarkers.</w:t>
             </w:r>
           </w:hyperlink>
         </w:t>
@@ -10431,9 +10020,9 @@
           <w:u w:val="single"/>
         </w:rPr>
         <w:t xml:space="preserve">
-          <w:hyperlink r:id="rId140" w:tgtFrame="_blank">
-            <w:r>
-              <w:t xml:space="preserve">A rapid method to simultaneously separate bacterial and eukaryotic RNA during infections reveals increased intracellular expression of Staphylococcus aureus and Shigella flexneri virulence factors.</w:t>
+          <w:hyperlink r:id="rId90" w:tgtFrame="_blank">
+            <w:r>
+              <w:t xml:space="preserve">Infection prevention and control in low- and middle-income countries: policy, practice, and implementation challenges in sub-Saharan Africa.</w:t>
             </w:r>
           </w:hyperlink>
         </w:t>
@@ -10476,9 +10065,9 @@
           <w:u w:val="single"/>
         </w:rPr>
         <w:t xml:space="preserve">
-          <w:hyperlink r:id="rId141" w:tgtFrame="_blank">
-            <w:r>
-              <w:t xml:space="preserve">Efficacy of the interferon inducer tilorone and its combination with antibacterial drugs in a murine model of secondary bacterial pneumonia caused by S. aureus after influenza infection.</w:t>
+          <w:hyperlink r:id="rId91" w:tgtFrame="_blank">
+            <w:r>
+              <w:t xml:space="preserve">Development of a novel multi-epitope peptide vaccine candidate against Mycobacterium tuberculosis using reverse vaccinology.</w:t>
             </w:r>
           </w:hyperlink>
         </w:t>
@@ -10521,9 +10110,9 @@
           <w:u w:val="single"/>
         </w:rPr>
         <w:t xml:space="preserve">
-          <w:hyperlink r:id="rId142" w:tgtFrame="_blank">
-            <w:r>
-              <w:t xml:space="preserve">African-specific genetic loci determine iron status and risk of severe malaria and bacteremia in African children.</w:t>
+          <w:hyperlink r:id="rId92" w:tgtFrame="_blank">
+            <w:r>
+              <w:t xml:space="preserve">Clinical and epidemiological profile of patients with accidental tetanus in a referral hospital: a 13-year historical series.</w:t>
             </w:r>
           </w:hyperlink>
         </w:t>
@@ -10566,9 +10155,9 @@
           <w:u w:val="single"/>
         </w:rPr>
         <w:t xml:space="preserve">
-          <w:hyperlink r:id="rId143" w:tgtFrame="_blank">
-            <w:r>
-              <w:t xml:space="preserve">Computational and immunoinformatics approaches for designing phytocompound-based drugs and a multi-epitope vaccine targeting FemA, a cell wall protein of Staphylococcus aureus.</w:t>
+          <w:hyperlink r:id="rId93" w:tgtFrame="_blank">
+            <w:r>
+              <w:t xml:space="preserve">Multivalent nanobodies for potent and broad neutralization of Staphylococcus aureus toxins.</w:t>
             </w:r>
           </w:hyperlink>
         </w:t>
@@ -10611,9 +10200,9 @@
           <w:u w:val="single"/>
         </w:rPr>
         <w:t xml:space="preserve">
-          <w:hyperlink r:id="rId144" w:tgtFrame="_blank">
-            <w:r>
-              <w:t xml:space="preserve">Molecular characterization and immunoinformatics-based design of a multi-epitope vaccine against Staphylococcus nepalensis.</w:t>
+          <w:hyperlink r:id="rId94" w:tgtFrame="_blank">
+            <w:r>
+              <w:t xml:space="preserve">Prevalence and outcomes of bacterial co-detections by blood culture among children and adults hospitalized with laboratory-confirmed influenza, Influenza Hospitalization Surveillance Network, 2022-2024.</w:t>
             </w:r>
           </w:hyperlink>
         </w:t>
@@ -10656,9 +10245,9 @@
           <w:u w:val="single"/>
         </w:rPr>
         <w:t xml:space="preserve">
-          <w:hyperlink r:id="rId145" w:tgtFrame="_blank">
-            <w:r>
-              <w:t xml:space="preserve">A comparison of routine blood culture methods and multiplex quantitative PCR for detecting pathogens in simulated polymicrobial blood cultures.</w:t>
+          <w:hyperlink r:id="rId95" w:tgtFrame="_blank">
+            <w:r>
+              <w:t xml:space="preserve">Evaluation of a novel experimental NanoQuil vaccine against Staphylococcus aureus-induced mastitis.</w:t>
             </w:r>
           </w:hyperlink>
         </w:t>
@@ -10701,324 +10290,9 @@
           <w:u w:val="single"/>
         </w:rPr>
         <w:t xml:space="preserve">
-          <w:hyperlink r:id="rId146" w:tgtFrame="_blank">
-            <w:r>
-              <w:t xml:space="preserve">Infectious Diseases: What You May Have Missed in 2025.</w:t>
-            </w:r>
-          </w:hyperlink>
-        </w:t>
-      </w:r>
-    </w:p>
-    <w:p>
-      <w:pPr>
-        <w:spacing w:after="0"/>
-        <w:rPr>
-          <w:color w:val="0F50FF"/>
-          <w:u w:val="single"/>
-        </w:rPr>
-      </w:pPr>
-      <w:r>
-        <w:rPr>
-          <w:color w:val="0F50FF"/>
-          <w:u w:val="single"/>
-        </w:rPr>
-        <w:t xml:space="preserve"/>
-      </w:r>
-    </w:p>
-    <w:p>
-      <w:pPr>
-        <w:pStyle w:val="ListParagraph"/>
-        <w:numPr>
-          <w:ilvl w:val="0"/>
-          <w:numId w:val="28"/>
-        </w:numPr>
-        <w:spacing w:after="0" w:line="240" w:lineRule="auto"/>
-        <w:ind w:left="357" w:hanging="357"/>
-        <w:rPr>
-          <w:color w:val="0F50FF"/>
-          <w:u w:val="single"/>
-        </w:rPr>
-      </w:pPr>
-      <w:proofErr w:type="gramStart"/>
-      <w:r>
-        <w:rPr>
-          <w:color w:val="0F50FF"/>
-          <w:u w:val="single"/>
-        </w:rPr>
-        <w:t xml:space="preserve">
-          <w:hyperlink r:id="rId147" w:tgtFrame="_blank">
-            <w:r>
-              <w:t xml:space="preserve">Inhibitory Effect of Terminalia chebula Retz. on MDR Shigella flexneri Invasion of HeLa Cells.</w:t>
-            </w:r>
-          </w:hyperlink>
-        </w:t>
-      </w:r>
-    </w:p>
-    <w:p>
-      <w:pPr>
-        <w:spacing w:after="0"/>
-        <w:rPr>
-          <w:color w:val="0F50FF"/>
-          <w:u w:val="single"/>
-        </w:rPr>
-      </w:pPr>
-      <w:r>
-        <w:rPr>
-          <w:color w:val="0F50FF"/>
-          <w:u w:val="single"/>
-        </w:rPr>
-        <w:t xml:space="preserve"/>
-      </w:r>
-    </w:p>
-    <w:p>
-      <w:pPr>
-        <w:pStyle w:val="ListParagraph"/>
-        <w:numPr>
-          <w:ilvl w:val="0"/>
-          <w:numId w:val="28"/>
-        </w:numPr>
-        <w:spacing w:after="0" w:line="240" w:lineRule="auto"/>
-        <w:ind w:left="357" w:hanging="357"/>
-        <w:rPr>
-          <w:color w:val="0F50FF"/>
-          <w:u w:val="single"/>
-        </w:rPr>
-      </w:pPr>
-      <w:proofErr w:type="gramStart"/>
-      <w:r>
-        <w:rPr>
-          <w:color w:val="0F50FF"/>
-          <w:u w:val="single"/>
-        </w:rPr>
-        <w:t xml:space="preserve">
-          <w:hyperlink r:id="rId148" w:tgtFrame="_blank">
-            <w:r>
-              <w:t xml:space="preserve">High Humidity Exacerbates Psoriasiform Skin Disease Relapse by Increasing Tissue-Resident Memory T Cells via Altering Skin Microbiota.</w:t>
-            </w:r>
-          </w:hyperlink>
-        </w:t>
-      </w:r>
-    </w:p>
-    <w:p>
-      <w:pPr>
-        <w:spacing w:after="0"/>
-        <w:rPr>
-          <w:color w:val="0F50FF"/>
-          <w:u w:val="single"/>
-        </w:rPr>
-      </w:pPr>
-      <w:r>
-        <w:rPr>
-          <w:color w:val="0F50FF"/>
-          <w:u w:val="single"/>
-        </w:rPr>
-        <w:t xml:space="preserve"/>
-      </w:r>
-    </w:p>
-    <w:p>
-      <w:pPr>
-        <w:pStyle w:val="ListParagraph"/>
-        <w:numPr>
-          <w:ilvl w:val="0"/>
-          <w:numId w:val="28"/>
-        </w:numPr>
-        <w:spacing w:after="0" w:line="240" w:lineRule="auto"/>
-        <w:ind w:left="357" w:hanging="357"/>
-        <w:rPr>
-          <w:color w:val="0F50FF"/>
-          <w:u w:val="single"/>
-        </w:rPr>
-      </w:pPr>
-      <w:proofErr w:type="gramStart"/>
-      <w:r>
-        <w:rPr>
-          <w:color w:val="0F50FF"/>
-          <w:u w:val="single"/>
-        </w:rPr>
-        <w:t xml:space="preserve">
-          <w:hyperlink r:id="rId149" w:tgtFrame="_blank">
-            <w:r>
-              <w:t xml:space="preserve">Indoor airborne dust in veterinary facilities as a reservoir of bacterial pathogens and antimicrobial resistance.</w:t>
-            </w:r>
-          </w:hyperlink>
-        </w:t>
-      </w:r>
-    </w:p>
-    <w:p>
-      <w:pPr>
-        <w:spacing w:after="0"/>
-        <w:rPr>
-          <w:color w:val="0F50FF"/>
-          <w:u w:val="single"/>
-        </w:rPr>
-      </w:pPr>
-      <w:r>
-        <w:rPr>
-          <w:color w:val="0F50FF"/>
-          <w:u w:val="single"/>
-        </w:rPr>
-        <w:t xml:space="preserve"/>
-      </w:r>
-    </w:p>
-    <w:p>
-      <w:pPr>
-        <w:pStyle w:val="ListParagraph"/>
-        <w:numPr>
-          <w:ilvl w:val="0"/>
-          <w:numId w:val="28"/>
-        </w:numPr>
-        <w:spacing w:after="0" w:line="240" w:lineRule="auto"/>
-        <w:ind w:left="357" w:hanging="357"/>
-        <w:rPr>
-          <w:color w:val="0F50FF"/>
-          <w:u w:val="single"/>
-        </w:rPr>
-      </w:pPr>
-      <w:proofErr w:type="gramStart"/>
-      <w:r>
-        <w:rPr>
-          <w:color w:val="0F50FF"/>
-          <w:u w:val="single"/>
-        </w:rPr>
-        <w:t xml:space="preserve">
-          <w:hyperlink r:id="rId150" w:tgtFrame="_blank">
-            <w:r>
-              <w:t xml:space="preserve">Antimicrobial and antibiofilm activity of a novel bacteriophage endolysin (LysSW21) against methicillin-resistant Staphylococcus aureus.</w:t>
-            </w:r>
-          </w:hyperlink>
-        </w:t>
-      </w:r>
-    </w:p>
-    <w:p>
-      <w:pPr>
-        <w:spacing w:after="0"/>
-        <w:rPr>
-          <w:color w:val="0F50FF"/>
-          <w:u w:val="single"/>
-        </w:rPr>
-      </w:pPr>
-      <w:r>
-        <w:rPr>
-          <w:color w:val="0F50FF"/>
-          <w:u w:val="single"/>
-        </w:rPr>
-        <w:t xml:space="preserve"/>
-      </w:r>
-    </w:p>
-    <w:p>
-      <w:pPr>
-        <w:pStyle w:val="ListParagraph"/>
-        <w:numPr>
-          <w:ilvl w:val="0"/>
-          <w:numId w:val="28"/>
-        </w:numPr>
-        <w:spacing w:after="0" w:line="240" w:lineRule="auto"/>
-        <w:ind w:left="357" w:hanging="357"/>
-        <w:rPr>
-          <w:color w:val="0F50FF"/>
-          <w:u w:val="single"/>
-        </w:rPr>
-      </w:pPr>
-      <w:proofErr w:type="gramStart"/>
-      <w:r>
-        <w:rPr>
-          <w:color w:val="0F50FF"/>
-          <w:u w:val="single"/>
-        </w:rPr>
-        <w:t xml:space="preserve">
-          <w:hyperlink r:id="rId151" w:tgtFrame="_blank">
-            <w:r>
-              <w:t xml:space="preserve">Inhalable Polymeric Nanoparticle Vaccine for Lysosome-Targeting Co-Delivery of Antigen and Adjuvant With Enhanced Immunoprotection.</w:t>
-            </w:r>
-          </w:hyperlink>
-        </w:t>
-      </w:r>
-    </w:p>
-    <w:p>
-      <w:pPr>
-        <w:spacing w:after="0"/>
-        <w:rPr>
-          <w:color w:val="0F50FF"/>
-          <w:u w:val="single"/>
-        </w:rPr>
-      </w:pPr>
-      <w:r>
-        <w:rPr>
-          <w:color w:val="0F50FF"/>
-          <w:u w:val="single"/>
-        </w:rPr>
-        <w:t xml:space="preserve"/>
-      </w:r>
-    </w:p>
-    <w:p>
-      <w:pPr>
-        <w:pStyle w:val="ListParagraph"/>
-        <w:numPr>
-          <w:ilvl w:val="0"/>
-          <w:numId w:val="28"/>
-        </w:numPr>
-        <w:spacing w:after="0" w:line="240" w:lineRule="auto"/>
-        <w:ind w:left="357" w:hanging="357"/>
-        <w:rPr>
-          <w:color w:val="0F50FF"/>
-          <w:u w:val="single"/>
-        </w:rPr>
-      </w:pPr>
-      <w:proofErr w:type="gramStart"/>
-      <w:r>
-        <w:rPr>
-          <w:color w:val="0F50FF"/>
-          <w:u w:val="single"/>
-        </w:rPr>
-        <w:t xml:space="preserve">
-          <w:hyperlink r:id="rId152" w:tgtFrame="_blank">
-            <w:r>
-              <w:t xml:space="preserve">Multifunctional Cu(2)O@Ag probe for ultra-sensitive SERS detection and inhibition of Escherichia coli O157: H7.</w:t>
-            </w:r>
-          </w:hyperlink>
-        </w:t>
-      </w:r>
-    </w:p>
-    <w:p>
-      <w:pPr>
-        <w:spacing w:after="0"/>
-        <w:rPr>
-          <w:color w:val="0F50FF"/>
-          <w:u w:val="single"/>
-        </w:rPr>
-      </w:pPr>
-      <w:r>
-        <w:rPr>
-          <w:color w:val="0F50FF"/>
-          <w:u w:val="single"/>
-        </w:rPr>
-        <w:t xml:space="preserve"/>
-      </w:r>
-    </w:p>
-    <w:p>
-      <w:pPr>
-        <w:pStyle w:val="ListParagraph"/>
-        <w:numPr>
-          <w:ilvl w:val="0"/>
-          <w:numId w:val="28"/>
-        </w:numPr>
-        <w:spacing w:after="0" w:line="240" w:lineRule="auto"/>
-        <w:ind w:left="357" w:hanging="357"/>
-        <w:rPr>
-          <w:color w:val="0F50FF"/>
-          <w:u w:val="single"/>
-        </w:rPr>
-      </w:pPr>
-      <w:proofErr w:type="gramStart"/>
-      <w:r>
-        <w:rPr>
-          <w:color w:val="0F50FF"/>
-          <w:u w:val="single"/>
-        </w:rPr>
-        <w:t xml:space="preserve">
-          <w:hyperlink r:id="rId153" w:tgtFrame="_blank">
-            <w:r>
-              <w:t xml:space="preserve">Screen for signatures of positive selection in the core genome of Staphylococcus epidermidis.</w:t>
+          <w:hyperlink r:id="rId96" w:tgtFrame="_blank">
+            <w:r>
+              <w:t xml:space="preserve">HAMA microneedles patch loaded with Three-Dimensional exosome and Mupirocin promote diabetic wound healing.</w:t>
             </w:r>
           </w:hyperlink>
         </w:t>

--- a/nasal_data/lit_review.docx
+++ b/nasal_data/lit_review.docx
@@ -105,7 +105,7 @@
           <w:sz w:val="36"/>
           <w:szCs w:val="36"/>
         </w:rPr>
-        <w:t xml:space="preserve">24/04/2026 – 24/05/2026</w:t>
+        <w:t xml:space="preserve">24/05/2026 – 24/06/2026</w:t>
       </w:r>
     </w:p>
     <w:p>
@@ -718,9 +718,150 @@
           <w:u w:val="single"/>
         </w:rPr>
         <w:t xml:space="preserve">
-          <w:hyperlink r:id="rId219" w:tgtFrame="_blank">
-            <w:r>
-              <w:t xml:space="preserve">Targeted MRSA decolonisation reduces the risk of subsequent MRSA infection - a quasi-experimental study.</w:t>
+          <w:hyperlink r:id="rId99" w:tgtFrame="_blank">
+            <w:r>
+              <w:t xml:space="preserve">Changes in nasal and oral microbiota composition during a ten-day decolonization course with mupirocin and povidone-iodine: A real-world case series.</w:t>
+            </w:r>
+          </w:hyperlink>
+        </w:t>
+      </w:r>
+    </w:p>
+    <w:p>
+      <w:pPr>
+        <w:shd w:val="clear" w:color="auto" w:fill="FFF2CC" w:themeFill="accent4" w:themeFillTint="33"/>
+        <w:spacing w:after="0"/>
+        <w:rPr>
+          <w:color w:val="0F50FF"/>
+          <w:u w:val="single"/>
+        </w:rPr>
+      </w:pPr>
+      <w:r>
+        <w:rPr>
+          <w:color w:val="0F50FF"/>
+          <w:u w:val="single"/>
+        </w:rPr>
+        <w:t xml:space="preserve"/>
+      </w:r>
+    </w:p>
+    <w:p>
+      <w:pPr>
+        <w:pStyle w:val="ListParagraph"/>
+        <w:numPr>
+          <w:ilvl w:val="0"/>
+          <w:numId w:val="22"/>
+        </w:numPr>
+        <w:shd w:val="clear" w:color="auto" w:fill="FFF2CC" w:themeFill="accent4" w:themeFillTint="33"/>
+        <w:spacing w:after="0" w:line="240" w:lineRule="auto"/>
+        <w:ind w:left="357" w:hanging="357"/>
+        <w:rPr>
+          <w:color w:val="0F50FF"/>
+          <w:u w:val="single"/>
+        </w:rPr>
+      </w:pPr>
+      <w:proofErr w:type="gramStart"/>
+      <w:r>
+        <w:rPr>
+          <w:color w:val="0F50FF"/>
+          <w:u w:val="single"/>
+        </w:rPr>
+        <w:t xml:space="preserve">
+          <w:hyperlink r:id="rId100" w:tgtFrame="_blank">
+            <w:r>
+              <w:t xml:space="preserve">Evaluating the Utility of Staphylococcus aureus Nasal Screening in Preventing Surgical Site Infections in Elective Orthopaedic Surgery: A Propensity-Matched Analysis.</w:t>
+            </w:r>
+          </w:hyperlink>
+        </w:t>
+      </w:r>
+    </w:p>
+    <w:p>
+      <w:pPr>
+        <w:shd w:val="clear" w:color="auto" w:fill="FFF2CC" w:themeFill="accent4" w:themeFillTint="33"/>
+        <w:spacing w:after="0"/>
+        <w:rPr>
+          <w:color w:val="0F50FF"/>
+          <w:u w:val="single"/>
+        </w:rPr>
+      </w:pPr>
+      <w:r>
+        <w:rPr>
+          <w:color w:val="0F50FF"/>
+          <w:u w:val="single"/>
+        </w:rPr>
+        <w:t xml:space="preserve"/>
+      </w:r>
+    </w:p>
+    <w:p>
+      <w:pPr>
+        <w:pStyle w:val="ListParagraph"/>
+        <w:numPr>
+          <w:ilvl w:val="0"/>
+          <w:numId w:val="22"/>
+        </w:numPr>
+        <w:shd w:val="clear" w:color="auto" w:fill="FFF2CC" w:themeFill="accent4" w:themeFillTint="33"/>
+        <w:spacing w:after="0" w:line="240" w:lineRule="auto"/>
+        <w:ind w:left="357" w:hanging="357"/>
+        <w:rPr>
+          <w:color w:val="0F50FF"/>
+          <w:u w:val="single"/>
+        </w:rPr>
+      </w:pPr>
+      <w:proofErr w:type="gramStart"/>
+      <w:r>
+        <w:rPr>
+          <w:color w:val="0F50FF"/>
+          <w:u w:val="single"/>
+        </w:rPr>
+        <w:t xml:space="preserve">
+          <w:hyperlink r:id="rId101" w:tgtFrame="_blank">
+            <w:r>
+              <w:t xml:space="preserve">Nasal decolonization in total joint arthroplasty: current state of evidence.</w:t>
+            </w:r>
+          </w:hyperlink>
+        </w:t>
+      </w:r>
+    </w:p>
+    <w:p>
+      <w:pPr>
+        <w:shd w:val="clear" w:color="auto" w:fill="FFF2CC" w:themeFill="accent4" w:themeFillTint="33"/>
+        <w:spacing w:after="0"/>
+        <w:rPr>
+          <w:color w:val="0F50FF"/>
+          <w:u w:val="single"/>
+        </w:rPr>
+      </w:pPr>
+      <w:r>
+        <w:rPr>
+          <w:color w:val="0F50FF"/>
+          <w:u w:val="single"/>
+        </w:rPr>
+        <w:t xml:space="preserve"/>
+      </w:r>
+    </w:p>
+    <w:p>
+      <w:pPr>
+        <w:pStyle w:val="ListParagraph"/>
+        <w:numPr>
+          <w:ilvl w:val="0"/>
+          <w:numId w:val="22"/>
+        </w:numPr>
+        <w:shd w:val="clear" w:color="auto" w:fill="FFF2CC" w:themeFill="accent4" w:themeFillTint="33"/>
+        <w:spacing w:after="0" w:line="240" w:lineRule="auto"/>
+        <w:ind w:left="357" w:hanging="357"/>
+        <w:rPr>
+          <w:color w:val="0F50FF"/>
+          <w:u w:val="single"/>
+        </w:rPr>
+      </w:pPr>
+      <w:proofErr w:type="gramStart"/>
+      <w:r>
+        <w:rPr>
+          <w:color w:val="0F50FF"/>
+          <w:u w:val="single"/>
+        </w:rPr>
+        <w:t xml:space="preserve">
+          <w:hyperlink r:id="rId102" w:tgtFrame="_blank">
+            <w:r>
+              <w:t xml:space="preserve">D-alanine aminotransferase (Dat) promotes Staphylococcus aureus colonization fitness on human nasal respiratory epithelium.</w:t>
             </w:r>
           </w:hyperlink>
         </w:t>
@@ -804,9 +945,9 @@
           <w:u w:val="single"/>
         </w:rPr>
         <w:t xml:space="preserve">
-          <w:hyperlink r:id="rId12" w:tgtFrame="_blank">
-            <w:r>
-              <w:t xml:space="preserve">MRSA nasal carriage among Taiwanese senior high school students and a narrative review of local metadata.</w:t>
+          <w:hyperlink r:id="rId231" w:tgtFrame="_blank">
+            <w:r>
+              <w:t xml:space="preserve">Molecular profiling of methicillin-resistant Staphylococcus aureus isolated from healthy pet dogs and their owners in western Iran.</w:t>
             </w:r>
           </w:hyperlink>
         </w:t>
@@ -849,9 +990,9 @@
           <w:u w:val="single"/>
         </w:rPr>
         <w:t xml:space="preserve">
-          <w:hyperlink r:id="rId13" w:tgtFrame="_blank">
-            <w:r>
-              <w:t xml:space="preserve">Incidence and outcomes for colonization of multidrug-resistance organisms (MDROs) among patients undergoing elective orthopedic surgery.</w:t>
+          <w:hyperlink r:id="rId232" w:tgtFrame="_blank">
+            <w:r>
+              <w:t xml:space="preserve">Potential Dupilumab-Induced Unmasking of Specific Immunoglobulin Deficiency: A First-of-Its-Kind Case.</w:t>
             </w:r>
           </w:hyperlink>
         </w:t>
@@ -894,9 +1035,9 @@
           <w:u w:val="single"/>
         </w:rPr>
         <w:t xml:space="preserve">
-          <w:hyperlink r:id="rId14" w:tgtFrame="_blank">
-            <w:r>
-              <w:t xml:space="preserve">spa Typing and Antibiotic Resistance Profiles of Methicillin-Resistant Staphylococcus aureus Isolates From Broilers in Ilam, Iran.</w:t>
+          <w:hyperlink r:id="rId233" w:tgtFrame="_blank">
+            <w:r>
+              <w:t xml:space="preserve">Phenotypic and Genotypic Characteristics of Staphylococcus aureus Nasal Strains Isolated from Students of the Pomeranian Medical University in Szczecin, Poland: A Cross-Sectional Study.</w:t>
             </w:r>
           </w:hyperlink>
         </w:t>
@@ -939,9 +1080,9 @@
           <w:u w:val="single"/>
         </w:rPr>
         <w:t xml:space="preserve">
-          <w:hyperlink r:id="rId15" w:tgtFrame="_blank">
-            <w:r>
-              <w:t xml:space="preserve">Prevalence, risk factors and multidrug resistance of community-associated methicillin-resistant Staphylococcus aureus nasal carriage among healthy individuals in Ibadan, Nigeria.</w:t>
+          <w:hyperlink r:id="rId234" w:tgtFrame="_blank">
+            <w:r>
+              <w:t xml:space="preserve">Patterns, Associated Factors, and Anatomical Concordance of Nasal and Throat Staphylococcus aureus Carriage Among Community-Dwelling Adults in Germany.</w:t>
             </w:r>
           </w:hyperlink>
         </w:t>
@@ -984,9 +1125,9 @@
           <w:u w:val="single"/>
         </w:rPr>
         <w:t xml:space="preserve">
-          <w:hyperlink r:id="rId16" w:tgtFrame="_blank">
-            <w:r>
-              <w:t xml:space="preserve">Novel Surgical Approach to Posterior Nasal Neurectomy without Identifying the Posterior Nasal Nerve.</w:t>
+          <w:hyperlink r:id="rId235" w:tgtFrame="_blank">
+            <w:r>
+              <w:t xml:space="preserve">Microbiological Analysis Following Periodontal Treatment in Individuals with Bronchiectasis.</w:t>
             </w:r>
           </w:hyperlink>
         </w:t>
@@ -1029,9 +1170,9 @@
           <w:u w:val="single"/>
         </w:rPr>
         <w:t xml:space="preserve">
-          <w:hyperlink r:id="rId17" w:tgtFrame="_blank">
-            <w:r>
-              <w:t xml:space="preserve">Biofilm adaptation and mucosal immune dysregulation in recalcitrant chronic rhinosinusitis: from pathogenesis to a therapeutic roadmap.</w:t>
+          <w:hyperlink r:id="rId236" w:tgtFrame="_blank">
+            <w:r>
+              <w:t xml:space="preserve">Mitral valve endocarditis-induced thromboembolic and hypercoagulable disease in a rhesus macaque, with a literature review.</w:t>
             </w:r>
           </w:hyperlink>
         </w:t>
@@ -1074,9 +1215,9 @@
           <w:u w:val="single"/>
         </w:rPr>
         <w:t xml:space="preserve">
-          <w:hyperlink r:id="rId18" w:tgtFrame="_blank">
-            <w:r>
-              <w:t xml:space="preserve">Methicillin-Resistant Staphylococcus aureus Nasal Swab Utilization as a Predictor for Methicillin-Resistant Staphylococcus aureus Skin and Soft Tissue Infections: A Systematic Review and Meta-analysis.</w:t>
+          <w:hyperlink r:id="rId237" w:tgtFrame="_blank">
+            <w:r>
+              <w:t xml:space="preserve">Efficacy and Safety of Finafloxacin Otic Suspension, 0.3% for the Treatment of Acute Otitis Externa: Results from two Phase III Ranomized Clinical Studies.</w:t>
             </w:r>
           </w:hyperlink>
         </w:t>
@@ -1119,9 +1260,9 @@
           <w:u w:val="single"/>
         </w:rPr>
         <w:t xml:space="preserve">
-          <w:hyperlink r:id="rId19" w:tgtFrame="_blank">
-            <w:r>
-              <w:t xml:space="preserve">Malignant Fungating Wounds in Advanced Cancer: Pathophysiology, Odor Control, and Dignity-Centered Management.</w:t>
+          <w:hyperlink r:id="rId238" w:tgtFrame="_blank">
+            <w:r>
+              <w:t xml:space="preserve">Swab Testing to Optimize Pneumonia Treatment With Empiric Vancomycin: A Randomized Controlled Trial.</w:t>
             </w:r>
           </w:hyperlink>
         </w:t>
@@ -1164,9 +1305,9 @@
           <w:u w:val="single"/>
         </w:rPr>
         <w:t xml:space="preserve">
-          <w:hyperlink r:id="rId20" w:tgtFrame="_blank">
-            <w:r>
-              <w:t xml:space="preserve">Clearance of multiple antibiotic-resistant coagulase-negative staphylococci is selectively associated with higher circulating α-melanocyte stimulating hormone in patients evaluated for chronic inflammatory response syndrome.</w:t>
+          <w:hyperlink r:id="rId239" w:tgtFrame="_blank">
+            <w:r>
+              <w:t xml:space="preserve">Association between Staphylococcus aureus colonization and clinical improvement in pediatric atopic dermatitis treated with dupilumab: a pilot study.</w:t>
             </w:r>
           </w:hyperlink>
         </w:t>
@@ -1209,9 +1350,9 @@
           <w:u w:val="single"/>
         </w:rPr>
         <w:t xml:space="preserve">
-          <w:hyperlink r:id="rId21" w:tgtFrame="_blank">
-            <w:r>
-              <w:t xml:space="preserve">Investigating the Sharing of Staphylococcus spp. Between Dogs and Their Owners: A Comparative Study from Two Italian Veterinary Teaching Hospitals.</w:t>
+          <w:hyperlink r:id="rId240" w:tgtFrame="_blank">
+            <w:r>
+              <w:t xml:space="preserve">Prevalence, risk factors, and antimicrobial resistance of Staphylococcus aureus in equines in Egypt.</w:t>
             </w:r>
           </w:hyperlink>
         </w:t>
@@ -1254,9 +1395,9 @@
           <w:u w:val="single"/>
         </w:rPr>
         <w:t xml:space="preserve">
-          <w:hyperlink r:id="rId22" w:tgtFrame="_blank">
-            <w:r>
-              <w:t xml:space="preserve">Epidemiological surveillance in the ICU: Certainties and uncertainties.</w:t>
+          <w:hyperlink r:id="rId241" w:tgtFrame="_blank">
+            <w:r>
+              <w:t xml:space="preserve">Mupirocin Nasal Irrigation Following Endoscopic Sinus Surgery: A Prospective, Double-Blinded, Placebo-Controlled Trial.</w:t>
             </w:r>
           </w:hyperlink>
         </w:t>
@@ -1299,9 +1440,9 @@
           <w:u w:val="single"/>
         </w:rPr>
         <w:t xml:space="preserve">
-          <w:hyperlink r:id="rId23" w:tgtFrame="_blank">
-            <w:r>
-              <w:t xml:space="preserve">Quantitative PCR-Based Analysis of Bacterial Profiles in Periapical Lesions and Maxillary Sinus in Odontogenic Sinusitis.</w:t>
+          <w:hyperlink r:id="rId242" w:tgtFrame="_blank">
+            <w:r>
+              <w:t xml:space="preserve">Acute exacerbation of chronic rhinosinusitis: clinical and microbiological perspectives from a Saudi tertiary care center.</w:t>
             </w:r>
           </w:hyperlink>
         </w:t>
@@ -1344,9 +1485,9 @@
           <w:u w:val="single"/>
         </w:rPr>
         <w:t xml:space="preserve">
-          <w:hyperlink r:id="rId24" w:tgtFrame="_blank">
-            <w:r>
-              <w:t xml:space="preserve">Resistome Profiling of a Large Collection of Staphylococcus aureus Isolates Uncovers Frameshift-Silenced mupA Gene Mediating Mupirocin Susceptibility.</w:t>
+          <w:hyperlink r:id="rId243" w:tgtFrame="_blank">
+            <w:r>
+              <w:t xml:space="preserve">[Phenotype and Genotype of Staphylococcus aureus Isolated from the Nostrils of Elderly Adults in the Valparaíso Region, Chile, from June 2019 to January 2020].</w:t>
             </w:r>
           </w:hyperlink>
         </w:t>
@@ -1389,9 +1530,9 @@
           <w:u w:val="single"/>
         </w:rPr>
         <w:t xml:space="preserve">
-          <w:hyperlink r:id="rId25" w:tgtFrame="_blank">
-            <w:r>
-              <w:t xml:space="preserve">The nasal-oral microbiome axis in allergic rhinitis: environmental triggers, microbial dysbiosis, and immune dysregulation.</w:t>
+          <w:hyperlink r:id="rId244" w:tgtFrame="_blank">
+            <w:r>
+              <w:t xml:space="preserve">Microbial contamination of medicines, medical devices, cosmetics, child and personal care products: a comprehensive review of secondary contamination risks in home-use settings.</w:t>
             </w:r>
           </w:hyperlink>
         </w:t>
@@ -1434,9 +1575,9 @@
           <w:u w:val="single"/>
         </w:rPr>
         <w:t xml:space="preserve">
-          <w:hyperlink r:id="rId26" w:tgtFrame="_blank">
-            <w:r>
-              <w:t xml:space="preserve">Characterizing the Nasal Microbiome Using a Nasal Allergen Challenge Model.</w:t>
+          <w:hyperlink r:id="rId245" w:tgtFrame="_blank">
+            <w:r>
+              <w:t xml:space="preserve">Microbial Colonization and Potential Bacterial Translocation of High-Flow Nasal Cannula Circuits During Prolonged Use in Elderly Hospitalized Patients: A Prospective Observational Study.</w:t>
             </w:r>
           </w:hyperlink>
         </w:t>
@@ -1479,9 +1620,9 @@
           <w:u w:val="single"/>
         </w:rPr>
         <w:t xml:space="preserve">
-          <w:hyperlink r:id="rId27" w:tgtFrame="_blank">
-            <w:r>
-              <w:t xml:space="preserve">Prevalence of nasal carriage and methicillin resistance of Staphylococcus aureus among hotel workers in Sétif province, Algeria.</w:t>
+          <w:hyperlink r:id="rId246" w:tgtFrame="_blank">
+            <w:r>
+              <w:t xml:space="preserve">Multidrug-resistant organism carriage in Vietnamese district hospitals before and after an antimicrobial stewardship intervention.</w:t>
             </w:r>
           </w:hyperlink>
         </w:t>
@@ -1524,9 +1665,9 @@
           <w:u w:val="single"/>
         </w:rPr>
         <w:t xml:space="preserve">
-          <w:hyperlink r:id="rId28" w:tgtFrame="_blank">
-            <w:r>
-              <w:t xml:space="preserve">Diversity and distribution of Staphylococcus spp. in humans, animals, and healthcare settings: A One Health study in Brazil.</w:t>
+          <w:hyperlink r:id="rId247" w:tgtFrame="_blank">
+            <w:r>
+              <w:t xml:space="preserve">A Quality Improvement Project to Increase Pharmacist-Initiated Methicillin Resistant Staphylococcus Aureus Nasal Swab PCR for Vancomycin De-Escalation in Pediatric Patients With Respiratory Tract Infections.</w:t>
             </w:r>
           </w:hyperlink>
         </w:t>
@@ -1569,9 +1710,9 @@
           <w:u w:val="single"/>
         </w:rPr>
         <w:t xml:space="preserve">
-          <w:hyperlink r:id="rId29" w:tgtFrame="_blank">
-            <w:r>
-              <w:t xml:space="preserve">[Community-associated methicillin-resistant Staphylococcus aureus sepsis presenting with encephalopathy-like symptoms in a previously healthy young adult].</w:t>
+          <w:hyperlink r:id="rId248" w:tgtFrame="_blank">
+            <w:r>
+              <w:t xml:space="preserve">Antibacterial activity of glycerol monolaurate formulated in petrolatum.</w:t>
             </w:r>
           </w:hyperlink>
         </w:t>
@@ -1614,189 +1755,9 @@
           <w:u w:val="single"/>
         </w:rPr>
         <w:t xml:space="preserve">
-          <w:hyperlink r:id="rId30" w:tgtFrame="_blank">
-            <w:r>
-              <w:t xml:space="preserve">Dialister pneumosintes bacteremia associated with sinusitis and suspected meningitis: a case report and literature review.</w:t>
-            </w:r>
-          </w:hyperlink>
-        </w:t>
-      </w:r>
-    </w:p>
-    <w:p>
-      <w:pPr>
-        <w:spacing w:after="0"/>
-        <w:rPr>
-          <w:color w:val="0F50FF"/>
-          <w:u w:val="single"/>
-        </w:rPr>
-      </w:pPr>
-      <w:r>
-        <w:rPr>
-          <w:color w:val="0F50FF"/>
-          <w:u w:val="single"/>
-        </w:rPr>
-        <w:t xml:space="preserve"/>
-      </w:r>
-    </w:p>
-    <w:p>
-      <w:pPr>
-        <w:pStyle w:val="ListParagraph"/>
-        <w:numPr>
-          <w:ilvl w:val="0"/>
-          <w:numId w:val="23"/>
-        </w:numPr>
-        <w:spacing w:after="0" w:line="240" w:lineRule="auto"/>
-        <w:ind w:left="357" w:hanging="357"/>
-        <w:rPr>
-          <w:color w:val="0F50FF"/>
-          <w:u w:val="single"/>
-        </w:rPr>
-      </w:pPr>
-      <w:proofErr w:type="gramStart"/>
-      <w:r>
-        <w:rPr>
-          <w:color w:val="0F50FF"/>
-          <w:u w:val="single"/>
-        </w:rPr>
-        <w:t xml:space="preserve">
-          <w:hyperlink r:id="rId31" w:tgtFrame="_blank">
-            <w:r>
-              <w:t xml:space="preserve">Impact of IL-4/IL-13 Blockade with Dupilumab on the Microbiome in Type 2 Inflammatory Diseases: A Systematic Review.</w:t>
-            </w:r>
-          </w:hyperlink>
-        </w:t>
-      </w:r>
-    </w:p>
-    <w:p>
-      <w:pPr>
-        <w:spacing w:after="0"/>
-        <w:rPr>
-          <w:color w:val="0F50FF"/>
-          <w:u w:val="single"/>
-        </w:rPr>
-      </w:pPr>
-      <w:r>
-        <w:rPr>
-          <w:color w:val="0F50FF"/>
-          <w:u w:val="single"/>
-        </w:rPr>
-        <w:t xml:space="preserve"/>
-      </w:r>
-    </w:p>
-    <w:p>
-      <w:pPr>
-        <w:pStyle w:val="ListParagraph"/>
-        <w:numPr>
-          <w:ilvl w:val="0"/>
-          <w:numId w:val="23"/>
-        </w:numPr>
-        <w:spacing w:after="0" w:line="240" w:lineRule="auto"/>
-        <w:ind w:left="357" w:hanging="357"/>
-        <w:rPr>
-          <w:color w:val="0F50FF"/>
-          <w:u w:val="single"/>
-        </w:rPr>
-      </w:pPr>
-      <w:proofErr w:type="gramStart"/>
-      <w:r>
-        <w:rPr>
-          <w:color w:val="0F50FF"/>
-          <w:u w:val="single"/>
-        </w:rPr>
-        <w:t xml:space="preserve">
-          <w:hyperlink r:id="rId32" w:tgtFrame="_blank">
-            <w:r>
-              <w:t xml:space="preserve">Re-evaluating microbiological testing and isolation measures for suspected MRSA carriers: insights from a retrospective study in a Dutch tertiary care center.</w:t>
-            </w:r>
-          </w:hyperlink>
-        </w:t>
-      </w:r>
-    </w:p>
-    <w:p>
-      <w:pPr>
-        <w:spacing w:after="0"/>
-        <w:rPr>
-          <w:color w:val="0F50FF"/>
-          <w:u w:val="single"/>
-        </w:rPr>
-      </w:pPr>
-      <w:r>
-        <w:rPr>
-          <w:color w:val="0F50FF"/>
-          <w:u w:val="single"/>
-        </w:rPr>
-        <w:t xml:space="preserve"/>
-      </w:r>
-    </w:p>
-    <w:p>
-      <w:pPr>
-        <w:pStyle w:val="ListParagraph"/>
-        <w:numPr>
-          <w:ilvl w:val="0"/>
-          <w:numId w:val="23"/>
-        </w:numPr>
-        <w:spacing w:after="0" w:line="240" w:lineRule="auto"/>
-        <w:ind w:left="357" w:hanging="357"/>
-        <w:rPr>
-          <w:color w:val="0F50FF"/>
-          <w:u w:val="single"/>
-        </w:rPr>
-      </w:pPr>
-      <w:proofErr w:type="gramStart"/>
-      <w:r>
-        <w:rPr>
-          <w:color w:val="0F50FF"/>
-          <w:u w:val="single"/>
-        </w:rPr>
-        <w:t xml:space="preserve">
-          <w:hyperlink r:id="rId33" w:tgtFrame="_blank">
-            <w:r>
-              <w:t xml:space="preserve">Proteomic and metabolomic profiling of methicillin-resistant Staphylococcus aureus associated with invasive vs. non-invasive infections: uncovering key biomarkers and pathogenic pathways.</w:t>
-            </w:r>
-          </w:hyperlink>
-        </w:t>
-      </w:r>
-    </w:p>
-    <w:p>
-      <w:pPr>
-        <w:spacing w:after="0"/>
-        <w:rPr>
-          <w:color w:val="0F50FF"/>
-          <w:u w:val="single"/>
-        </w:rPr>
-      </w:pPr>
-      <w:r>
-        <w:rPr>
-          <w:color w:val="0F50FF"/>
-          <w:u w:val="single"/>
-        </w:rPr>
-        <w:t xml:space="preserve"/>
-      </w:r>
-    </w:p>
-    <w:p>
-      <w:pPr>
-        <w:pStyle w:val="ListParagraph"/>
-        <w:numPr>
-          <w:ilvl w:val="0"/>
-          <w:numId w:val="23"/>
-        </w:numPr>
-        <w:spacing w:after="0" w:line="240" w:lineRule="auto"/>
-        <w:ind w:left="357" w:hanging="357"/>
-        <w:rPr>
-          <w:color w:val="0F50FF"/>
-          <w:u w:val="single"/>
-        </w:rPr>
-      </w:pPr>
-      <w:proofErr w:type="gramStart"/>
-      <w:r>
-        <w:rPr>
-          <w:color w:val="0F50FF"/>
-          <w:u w:val="single"/>
-        </w:rPr>
-        <w:t xml:space="preserve">
-          <w:hyperlink r:id="rId34" w:tgtFrame="_blank">
-            <w:r>
-              <w:t xml:space="preserve">Staphylococcus aureus and Staphylococcus lugdunensis Act in Concert to Disrupt the Nasal Epithelial Barrier.</w:t>
+          <w:hyperlink r:id="rId249" w:tgtFrame="_blank">
+            <w:r>
+              <w:t xml:space="preserve">Low Panton-Valentine leukocidin prevalence in circulating community MRSA: a genomic surveillance study in Qatar.</w:t>
             </w:r>
           </w:hyperlink>
         </w:t>
@@ -1897,9 +1858,9 @@
           <w:u w:val="single"/>
         </w:rPr>
         <w:t xml:space="preserve">
-          <w:hyperlink r:id="rId102" w:tgtFrame="_blank">
-            <w:r>
-              <w:t xml:space="preserve">The phage Φ13-encoded transcriptional regulator Ltr controls phage assembly in Staphylococcus aureus.</w:t>
+          <w:hyperlink r:id="rId103" w:tgtFrame="_blank">
+            <w:r>
+              <w:t xml:space="preserve">Utility and Cost of Umbilical Cord Methicillin-Resistant Staphylococcus aureus Surveillance Testing in Neonates.</w:t>
             </w:r>
           </w:hyperlink>
         </w:t>
@@ -1942,9 +1903,9 @@
           <w:u w:val="single"/>
         </w:rPr>
         <w:t xml:space="preserve">
-          <w:hyperlink r:id="rId103" w:tgtFrame="_blank">
-            <w:r>
-              <w:t xml:space="preserve">Bilateral Auricular Blastomycosis-like Pyoderma: A Rare Presentation Histologically Misinterpreted as Squamous Cell Carcinoma.</w:t>
+          <w:hyperlink r:id="rId104" w:tgtFrame="_blank">
+            <w:r>
+              <w:t xml:space="preserve">Prevalence and management of vancomycin non-susceptible Staphylococcus aureus: A narrative review.</w:t>
             </w:r>
           </w:hyperlink>
         </w:t>
@@ -1987,9 +1948,9 @@
           <w:u w:val="single"/>
         </w:rPr>
         <w:t xml:space="preserve">
-          <w:hyperlink r:id="rId104" w:tgtFrame="_blank">
-            <w:r>
-              <w:t xml:space="preserve">Cultured microbial community complexity is associated with antimicrobial resistance and Enterobacterales enrichment in adult odontogenic infections.</w:t>
+          <w:hyperlink r:id="rId105" w:tgtFrame="_blank">
+            <w:r>
+              <w:t xml:space="preserve">Infection prevention in total knee arthroplasty: current concepts, controversies, and a clinical algorithm.</w:t>
             </w:r>
           </w:hyperlink>
         </w:t>
@@ -2032,9 +1993,9 @@
           <w:u w:val="single"/>
         </w:rPr>
         <w:t xml:space="preserve">
-          <w:hyperlink r:id="rId105" w:tgtFrame="_blank">
-            <w:r>
-              <w:t xml:space="preserve">Cold-plasma for the decontamination of laparoscopic trocar incisions: In Vitro antimicrobial efficacy of a prototype applicator.</w:t>
+          <w:hyperlink r:id="rId106" w:tgtFrame="_blank">
+            <w:r>
+              <w:t xml:space="preserve">Correlation between Staphylococcus aureus colonization and disease severity in atopic dermatitis: a systematic review and meta-analysis of randomized controlled trials.</w:t>
             </w:r>
           </w:hyperlink>
         </w:t>
@@ -2077,9 +2038,9 @@
           <w:u w:val="single"/>
         </w:rPr>
         <w:t xml:space="preserve">
-          <w:hyperlink r:id="rId106" w:tgtFrame="_blank">
-            <w:r>
-              <w:t xml:space="preserve">Isolated Staphylococcus aureus spinal epidural abscesses: severe initial neurological deficits do not predict worse outcomes compared with spondylodiscitis-associated cases.</w:t>
+          <w:hyperlink r:id="rId107" w:tgtFrame="_blank">
+            <w:r>
+              <w:t xml:space="preserve">Isolation and identification of Pasteurella species and other bacterial organisms from ovine pneumonic lungs and their antimicrobial susceptibility in Ghana: abattoir-based study.</w:t>
             </w:r>
           </w:hyperlink>
         </w:t>
@@ -2122,9 +2083,9 @@
           <w:u w:val="single"/>
         </w:rPr>
         <w:t xml:space="preserve">
-          <w:hyperlink r:id="rId107" w:tgtFrame="_blank">
-            <w:r>
-              <w:t xml:space="preserve">Current Management of Infective Endocarditis: A Narrative Review Focused on Unmet Clinical Needs and the Multidisciplinary Approach.</w:t>
+          <w:hyperlink r:id="rId108" w:tgtFrame="_blank">
+            <w:r>
+              <w:t xml:space="preserve">Polymicrobial Multidrug-Resistant Infection and Fatal Bowel Ischemic Perforation After Urgent Heart Transplantation in a VA-ECMO-Bridged Recipient: A Case Report.</w:t>
             </w:r>
           </w:hyperlink>
         </w:t>
@@ -2167,9 +2128,9 @@
           <w:u w:val="single"/>
         </w:rPr>
         <w:t xml:space="preserve">
-          <w:hyperlink r:id="rId108" w:tgtFrame="_blank">
-            <w:r>
-              <w:t xml:space="preserve">Ecological Dynamics of Staphylococcus aureus in Raw Ewe Milk Following Different Mastitis Treatment Protocols.</w:t>
+          <w:hyperlink r:id="rId109" w:tgtFrame="_blank">
+            <w:r>
+              <w:t xml:space="preserve">Relationship between airway stents and airway microorganisms: a literature review.</w:t>
             </w:r>
           </w:hyperlink>
         </w:t>
@@ -2212,9 +2173,9 @@
           <w:u w:val="single"/>
         </w:rPr>
         <w:t xml:space="preserve">
-          <w:hyperlink r:id="rId109" w:tgtFrame="_blank">
-            <w:r>
-              <w:t xml:space="preserve">Effects of Prebiotic Gum Arabic Under Antibiotic-Containing Conditions in Atopic Dermatitis-Associated Bacteria: In Vitro Evaluation and Development of Semisolid Topical Carriers.</w:t>
+          <w:hyperlink r:id="rId110" w:tgtFrame="_blank">
+            <w:r>
+              <w:t xml:space="preserve">SroA links SigS-dependent stress signaling to metabolic remodeling in Staphylococcus aureus.</w:t>
             </w:r>
           </w:hyperlink>
         </w:t>
@@ -2257,9 +2218,9 @@
           <w:u w:val="single"/>
         </w:rPr>
         <w:t xml:space="preserve">
-          <w:hyperlink r:id="rId110" w:tgtFrame="_blank">
-            <w:r>
-              <w:t xml:space="preserve">Development and In Vitro Characterization of Light Responsive Zinc-Based Nanoparticles Embedded in Collagen Sheets Intended for Wound Care Oriented Applications.</w:t>
+          <w:hyperlink r:id="rId111" w:tgtFrame="_blank">
+            <w:r>
+              <w:t xml:space="preserve">Antimicrobial effects of repeated 405 nm low-level-laser photobiomodulation: an In-vitro study on surgical wound pathogens.</w:t>
             </w:r>
           </w:hyperlink>
         </w:t>
@@ -2302,9 +2263,9 @@
           <w:u w:val="single"/>
         </w:rPr>
         <w:t xml:space="preserve">
-          <w:hyperlink r:id="rId111" w:tgtFrame="_blank">
-            <w:r>
-              <w:t xml:space="preserve">Pre-operative methicillin-resistant Staphylococcus aureus colonization increases the risk of 90-day medical and 2-year implant-related complications following primary total shoulder arthroplasty: a propensity-matched analysis.</w:t>
+          <w:hyperlink r:id="rId112" w:tgtFrame="_blank">
+            <w:r>
+              <w:t xml:space="preserve">Oral Motion-Powered Smart Dental Implant Abutment for In Situ Antibacterial and Cell Adhesion Through Piezoelectric Effect.</w:t>
             </w:r>
           </w:hyperlink>
         </w:t>
@@ -2347,9 +2308,9 @@
           <w:u w:val="single"/>
         </w:rPr>
         <w:t xml:space="preserve">
-          <w:hyperlink r:id="rId112" w:tgtFrame="_blank">
-            <w:r>
-              <w:t xml:space="preserve">Bioinspired electrospun janus nanofibrous dressing for synergistic antibacterial activity and tissue regeneration.</w:t>
+          <w:hyperlink r:id="rId113" w:tgtFrame="_blank">
+            <w:r>
+              <w:t xml:space="preserve">Spinal Epidural Empyema Associated with Bite Wounds in an Indian Crested Porcupine (Hystrix indica).</w:t>
             </w:r>
           </w:hyperlink>
         </w:t>
@@ -2392,9 +2353,9 @@
           <w:u w:val="single"/>
         </w:rPr>
         <w:t xml:space="preserve">
-          <w:hyperlink r:id="rId113" w:tgtFrame="_blank">
-            <w:r>
-              <w:t xml:space="preserve">Exploring Fingerprint Biometric Devices as a Source of Multidrug Resistant Bacterial Isolates in a Tertiary Care Hospital.</w:t>
+          <w:hyperlink r:id="rId114" w:tgtFrame="_blank">
+            <w:r>
+              <w:t xml:space="preserve">Effects of extended-release topical polyhexanide in a Staphylococcus aureus-induced murine dermatitis model characterized by IL-36 expression.</w:t>
             </w:r>
           </w:hyperlink>
         </w:t>
@@ -2437,9 +2398,9 @@
           <w:u w:val="single"/>
         </w:rPr>
         <w:t xml:space="preserve">
-          <w:hyperlink r:id="rId114" w:tgtFrame="_blank">
-            <w:r>
-              <w:t xml:space="preserve">Pathogenesis of MRSA-influenza co-infection: implications for ECMO therapeutic strategies - a mini-review.</w:t>
+          <w:hyperlink r:id="rId115" w:tgtFrame="_blank">
+            <w:r>
+              <w:t xml:space="preserve">Genomic Characterization of Selected ESKAPEEE Clinical Isolates From Mbarara Regional Referral Hospital, Southwestern Uganda: Resistome, Multilocus Sequence Typing, Mobilome, and Virulome.</w:t>
             </w:r>
           </w:hyperlink>
         </w:t>
@@ -2482,9 +2443,9 @@
           <w:u w:val="single"/>
         </w:rPr>
         <w:t xml:space="preserve">
-          <w:hyperlink r:id="rId115" w:tgtFrame="_blank">
-            <w:r>
-              <w:t xml:space="preserve">Propellant-free intrawound antibiotic foam for intraoperative antimicrobial prophylaxis.</w:t>
+          <w:hyperlink r:id="rId116" w:tgtFrame="_blank">
+            <w:r>
+              <w:t xml:space="preserve">The Evolving Etiology of Hospital-Acquired and Ventilator-Associated Pneumonia.</w:t>
             </w:r>
           </w:hyperlink>
         </w:t>
@@ -2527,9 +2488,9 @@
           <w:u w:val="single"/>
         </w:rPr>
         <w:t xml:space="preserve">
-          <w:hyperlink r:id="rId116" w:tgtFrame="_blank">
-            <w:r>
-              <w:t xml:space="preserve">Epidemiology of Staphylococcus aureus infections in Timor-Leste, January-July 2020.</w:t>
+          <w:hyperlink r:id="rId117" w:tgtFrame="_blank">
+            <w:r>
+              <w:t xml:space="preserve">Trends and correlations in antimicrobial resistance indicators in 110 hospitals in Thailand, 2022-2024.</w:t>
             </w:r>
           </w:hyperlink>
         </w:t>
@@ -2572,9 +2533,9 @@
           <w:u w:val="single"/>
         </w:rPr>
         <w:t xml:space="preserve">
-          <w:hyperlink r:id="rId117" w:tgtFrame="_blank">
-            <w:r>
-              <w:t xml:space="preserve">Urinary tract infections in pregnant women from the Russian--Ukrainian military conflict regions: A multicenter study (2022-2025).</w:t>
+          <w:hyperlink r:id="rId118" w:tgtFrame="_blank">
+            <w:r>
+              <w:t xml:space="preserve">Modulating oxidative stress and bacterial infection with carbon dot-infused bioactive hydrogels for infected wound regeneration.</w:t>
             </w:r>
           </w:hyperlink>
         </w:t>
@@ -2617,9 +2578,9 @@
           <w:u w:val="single"/>
         </w:rPr>
         <w:t xml:space="preserve">
-          <w:hyperlink r:id="rId118" w:tgtFrame="_blank">
-            <w:r>
-              <w:t xml:space="preserve">[Endophthalmitis: pathogenesis, current methods of diagnosis and treatment].</w:t>
+          <w:hyperlink r:id="rId119" w:tgtFrame="_blank">
+            <w:r>
+              <w:t xml:space="preserve">Neonatal Infections Caused by Multidrug-Resistant Bacteria: An Analysis of Prevalence, Risk Factors, and Therapeutic Implications-A Narrative Review.</w:t>
             </w:r>
           </w:hyperlink>
         </w:t>
@@ -2662,9 +2623,9 @@
           <w:u w:val="single"/>
         </w:rPr>
         <w:t xml:space="preserve">
-          <w:hyperlink r:id="rId119" w:tgtFrame="_blank">
-            <w:r>
-              <w:t xml:space="preserve">In Vitro Bactericidal and Fungicidal Activities of Commercially Available Low-Irritant Hand Sanitizers.</w:t>
+          <w:hyperlink r:id="rId120" w:tgtFrame="_blank">
+            <w:r>
+              <w:t xml:space="preserve">MOF-Enabled Nanocellulose Composite Threads for Sustained Antibacterial Drug Delivery and Minimally Invasive Soft-Tissue Lifting.</w:t>
             </w:r>
           </w:hyperlink>
         </w:t>
@@ -2707,9 +2668,9 @@
           <w:u w:val="single"/>
         </w:rPr>
         <w:t xml:space="preserve">
-          <w:hyperlink r:id="rId120" w:tgtFrame="_blank">
-            <w:r>
-              <w:t xml:space="preserve">Multi-kingdom biofilms breached: microneedle delivery of metabolically targeted organic silver-photosensitizers for polymicrobial infections in diabetic foot ulcers.</w:t>
+          <w:hyperlink r:id="rId121" w:tgtFrame="_blank">
+            <w:r>
+              <w:t xml:space="preserve">Epidemiological Study of the Relationship Between Antimicrobial Resistance Genes and Biofilm-Forming Capacity in Pathogens Causing Chronic Wound Infections.</w:t>
             </w:r>
           </w:hyperlink>
         </w:t>
@@ -2752,9 +2713,9 @@
           <w:u w:val="single"/>
         </w:rPr>
         <w:t xml:space="preserve">
-          <w:hyperlink r:id="rId121" w:tgtFrame="_blank">
-            <w:r>
-              <w:t xml:space="preserve">Staphylococcus aureus surgical site infection following unilateral biportal endoscopic spine surgery: a two-case report.</w:t>
+          <w:hyperlink r:id="rId122" w:tgtFrame="_blank">
+            <w:r>
+              <w:t xml:space="preserve">Green-Synthesized vs. Chemical Silver Nanoparticles: A Comparative Study on S. aureus Adaptability and Cross-Activity.</w:t>
             </w:r>
           </w:hyperlink>
         </w:t>
@@ -2797,9 +2758,9 @@
           <w:u w:val="single"/>
         </w:rPr>
         <w:t xml:space="preserve">
-          <w:hyperlink r:id="rId122" w:tgtFrame="_blank">
-            <w:r>
-              <w:t xml:space="preserve">Severe pneumonia in children with influenza A-Staphylococcus aureus coinfection: case report.</w:t>
+          <w:hyperlink r:id="rId123" w:tgtFrame="_blank">
+            <w:r>
+              <w:t xml:space="preserve">Multi-Kingdom Synergy of Perilla frutescens-Derived Effector Vesicles and Postbiotics: A Triple-Action Strategy for Atopic Dermatitis.</w:t>
             </w:r>
           </w:hyperlink>
         </w:t>
@@ -2842,9 +2803,9 @@
           <w:u w:val="single"/>
         </w:rPr>
         <w:t xml:space="preserve">
-          <w:hyperlink r:id="rId123" w:tgtFrame="_blank">
-            <w:r>
-              <w:t xml:space="preserve">Management and outcomes of infective endocarditis in a community hospital and its cardiac surgery referral centre.</w:t>
+          <w:hyperlink r:id="rId124" w:tgtFrame="_blank">
+            <w:r>
+              <w:t xml:space="preserve">Case Report: Left Vocal Cord Palsy and Hoarseness-A Case of Mycotic Arch Aneurysm With Infective Endocarditis.</w:t>
             </w:r>
           </w:hyperlink>
         </w:t>
@@ -2887,9 +2848,9 @@
           <w:u w:val="single"/>
         </w:rPr>
         <w:t xml:space="preserve">
-          <w:hyperlink r:id="rId124" w:tgtFrame="_blank">
-            <w:r>
-              <w:t xml:space="preserve">Kitchen sponges as reservoirs of foodborne pathogens: Microbial growth dynamics, surface cross-contamination, and hygiene implications.</w:t>
+          <w:hyperlink r:id="rId125" w:tgtFrame="_blank">
+            <w:r>
+              <w:t xml:space="preserve">Polyphenol-Metal Mediated Mitochondrial-Targeted Injectable Hydrogel Promotes Diabetic Wound Healing.</w:t>
             </w:r>
           </w:hyperlink>
         </w:t>
@@ -2932,9 +2893,9 @@
           <w:u w:val="single"/>
         </w:rPr>
         <w:t xml:space="preserve">
-          <w:hyperlink r:id="rId125" w:tgtFrame="_blank">
-            <w:r>
-              <w:t xml:space="preserve">Analysis of risk factors for concurrent osteomyelitis in children with septic arthritis: A retrospective cohort study.</w:t>
+          <w:hyperlink r:id="rId126" w:tgtFrame="_blank">
+            <w:r>
+              <w:t xml:space="preserve">Current reported practices in surgical antibiotic prophylaxis and infection prevention in primary arthroplasty: an open web-based survey among orthopedic specialists in Türkiye.</w:t>
             </w:r>
           </w:hyperlink>
         </w:t>
@@ -2977,9 +2938,9 @@
           <w:u w:val="single"/>
         </w:rPr>
         <w:t xml:space="preserve">
-          <w:hyperlink r:id="rId126" w:tgtFrame="_blank">
-            <w:r>
-              <w:t xml:space="preserve">Synthesis and 3D Printing of Hierarchically Porous Polyaryletherketone Scaffolds with Enhanced Bacteriostasis for Bone Repair.</w:t>
+          <w:hyperlink r:id="rId127" w:tgtFrame="_blank">
+            <w:r>
+              <w:t xml:space="preserve">Prevalence, microbiological profile, and outcomes of spontaneous bacterial and fungal peritonitis in Egyptian patients with liver cirrhosis.</w:t>
             </w:r>
           </w:hyperlink>
         </w:t>
@@ -3022,9 +2983,9 @@
           <w:u w:val="single"/>
         </w:rPr>
         <w:t xml:space="preserve">
-          <w:hyperlink r:id="rId127" w:tgtFrame="_blank">
-            <w:r>
-              <w:t xml:space="preserve">Phylogenomics and gene association analysis support probiotic potential in a subset of Staphylococcus xylosus isolates.</w:t>
+          <w:hyperlink r:id="rId128" w:tgtFrame="_blank">
+            <w:r>
+              <w:t xml:space="preserve">Longitudinal surveillance and molecular characterization of methicillin-resistant Staphylococcus aureus (MRSA) from livestock carcasses in South Korea: A 12-year nationwide study (2013-2024).</w:t>
             </w:r>
           </w:hyperlink>
         </w:t>
@@ -3067,9 +3028,9 @@
           <w:u w:val="single"/>
         </w:rPr>
         <w:t xml:space="preserve">
-          <w:hyperlink r:id="rId128" w:tgtFrame="_blank">
-            <w:r>
-              <w:t xml:space="preserve">Genomic epidemiology and antimicrobial resistance prevalence of Staphylococcus aureus isolated from bloodstream infections in a tertiary hospital in central China: a 5-year retrospective study.</w:t>
+          <w:hyperlink r:id="rId129" w:tgtFrame="_blank">
+            <w:r>
+              <w:t xml:space="preserve">Survey on relationship between microbiological laboratories and ICUs in France.</w:t>
             </w:r>
           </w:hyperlink>
         </w:t>
@@ -3112,9 +3073,9 @@
           <w:u w:val="single"/>
         </w:rPr>
         <w:t xml:space="preserve">
-          <w:hyperlink r:id="rId129" w:tgtFrame="_blank">
-            <w:r>
-              <w:t xml:space="preserve">Imaging of Staphylococcus aureus Infections and Biofilms Using a Selective Covalent Probe for the Unique Serine Hydrolase FphE.</w:t>
+          <w:hyperlink r:id="rId130" w:tgtFrame="_blank">
+            <w:r>
+              <w:t xml:space="preserve">Investigating Infection and Clinical Data to Predict Effective Antibiotic Therapy and Monitor Resistance Trends.</w:t>
             </w:r>
           </w:hyperlink>
         </w:t>
@@ -3157,9 +3118,9 @@
           <w:u w:val="single"/>
         </w:rPr>
         <w:t xml:space="preserve">
-          <w:hyperlink r:id="rId130" w:tgtFrame="_blank">
-            <w:r>
-              <w:t xml:space="preserve">Dual-functional cationic hydrogel engineered for simultaneous prevention of postoperative tumor recurrence and wound infection.</w:t>
+          <w:hyperlink r:id="rId131" w:tgtFrame="_blank">
+            <w:r>
+              <w:t xml:space="preserve">Delayed Presentation Increases Complications After Catfish Spine Injuries.</w:t>
             </w:r>
           </w:hyperlink>
         </w:t>
@@ -3202,9 +3163,9 @@
           <w:u w:val="single"/>
         </w:rPr>
         <w:t xml:space="preserve">
-          <w:hyperlink r:id="rId131" w:tgtFrame="_blank">
-            <w:r>
-              <w:t xml:space="preserve">Nano-enabled enzyme-assisted layer-by-layer coating prevents biofilm formation on urinary catheters.</w:t>
+          <w:hyperlink r:id="rId132" w:tgtFrame="_blank">
+            <w:r>
+              <w:t xml:space="preserve">Aetiology and Antibiotic Susceptibility of Common Bacterial Infections in Hospitalised Patients: A 2019 Multisite Cross-Sectional Survey in Jakarta, Indonesia.</w:t>
             </w:r>
           </w:hyperlink>
         </w:t>
@@ -3247,9 +3208,9 @@
           <w:u w:val="single"/>
         </w:rPr>
         <w:t xml:space="preserve">
-          <w:hyperlink r:id="rId132" w:tgtFrame="_blank">
-            <w:r>
-              <w:t xml:space="preserve">Lip piercing-related prosthetic aortic graft infection and mediastinitis in filaminopathy: A case report.</w:t>
+          <w:hyperlink r:id="rId133" w:tgtFrame="_blank">
+            <w:r>
+              <w:t xml:space="preserve">What does infection cost? A comparative analysis of shoulder, hip, and knee two-stage revision procedures.</w:t>
             </w:r>
           </w:hyperlink>
         </w:t>
@@ -3292,9 +3253,9 @@
           <w:u w:val="single"/>
         </w:rPr>
         <w:t xml:space="preserve">
-          <w:hyperlink r:id="rId133" w:tgtFrame="_blank">
-            <w:r>
-              <w:t xml:space="preserve">Rare Case of Ulcerative Tumoral Calcinosis with Methicillin-resistant Staphylococcus aureus in a Teen.</w:t>
+          <w:hyperlink r:id="rId134" w:tgtFrame="_blank">
+            <w:r>
+              <w:t xml:space="preserve">A case of purulent spondylitis with iliopsoas/epidural abscess caused by ST8-SCCmecIVl community-acquired methicillin-resistant Staphylococcus aureus (CA-MRSA/J), a unique MRSA clone in Japan.</w:t>
             </w:r>
           </w:hyperlink>
         </w:t>
@@ -3337,9 +3298,9 @@
           <w:u w:val="single"/>
         </w:rPr>
         <w:t xml:space="preserve">
-          <w:hyperlink r:id="rId134" w:tgtFrame="_blank">
-            <w:r>
-              <w:t xml:space="preserve">Phenotypic Detection of Antimicrobial Resistance Patterns in Microorganisms Isolated From the Primary Molars of Pediatric Dental Patients Undergoing Pulp Therapy.</w:t>
+          <w:hyperlink r:id="rId135" w:tgtFrame="_blank">
+            <w:r>
+              <w:t xml:space="preserve">Influencing viable oral bacteria in the patient's oral cavity and on the dentist's mask.</w:t>
             </w:r>
           </w:hyperlink>
         </w:t>
@@ -3382,9 +3343,9 @@
           <w:u w:val="single"/>
         </w:rPr>
         <w:t xml:space="preserve">
-          <w:hyperlink r:id="rId135" w:tgtFrame="_blank">
-            <w:r>
-              <w:t xml:space="preserve">Antimicrobial Resistance in Refugee Camps and Prisons: A Global Scoping Review of Primary Studies on Burden, Risk Factors, Surveillance, and Mitigation Strategies.</w:t>
+          <w:hyperlink r:id="rId136" w:tgtFrame="_blank">
+            <w:r>
+              <w:t xml:space="preserve">Thermosensitive in situ Hydrogel Based on Benzalkonium Chloride-Loaded Selenium-Doped Mesoporous Silica Nanoparticles for Diabetic Chronic Wound Treatment.</w:t>
             </w:r>
           </w:hyperlink>
         </w:t>
@@ -3427,9 +3388,9 @@
           <w:u w:val="single"/>
         </w:rPr>
         <w:t xml:space="preserve">
-          <w:hyperlink r:id="rId136" w:tgtFrame="_blank">
-            <w:r>
-              <w:t xml:space="preserve">Phenotypic and Genotypic Analyses of Antimicrobial Resistance Patterns of Staphylococcus aureus Isolates From Outpatient Blood Samples in Mukuru Slum, Nairobi, Kenya.</w:t>
+          <w:hyperlink r:id="rId137" w:tgtFrame="_blank">
+            <w:r>
+              <w:t xml:space="preserve">Botryomycosis: A Case Series and Literature Review in Mexico.</w:t>
             </w:r>
           </w:hyperlink>
         </w:t>
@@ -3472,9 +3433,9 @@
           <w:u w:val="single"/>
         </w:rPr>
         <w:t xml:space="preserve">
-          <w:hyperlink r:id="rId137" w:tgtFrame="_blank">
-            <w:r>
-              <w:t xml:space="preserve">Association of biofilm formation with multidrug resistance in burn wound patients isolates of Pseudomonas aeruginosa in Sana'a City, Yemen.</w:t>
+          <w:hyperlink r:id="rId138" w:tgtFrame="_blank">
+            <w:r>
+              <w:t xml:space="preserve">Companion animals as potentially important reservoir of methicillin-resistant and virulent strains of coagulase-positive Staphylococcus spp.</w:t>
             </w:r>
           </w:hyperlink>
         </w:t>
@@ -3517,9 +3478,9 @@
           <w:u w:val="single"/>
         </w:rPr>
         <w:t xml:space="preserve">
-          <w:hyperlink r:id="rId138" w:tgtFrame="_blank">
-            <w:r>
-              <w:t xml:space="preserve">Paving the way or sharing goods?-Interactions between pairs of Staphylococcus aureus and Pseudomonas aeruginosa sequentially isolated from respiratory samples of patients on mechanical ventilation.</w:t>
+          <w:hyperlink r:id="rId139" w:tgtFrame="_blank">
+            <w:r>
+              <w:t xml:space="preserve">Determinants of oral pathogen prevalence in North-East Nigeria: a cross-sectional study.</w:t>
             </w:r>
           </w:hyperlink>
         </w:t>
@@ -3562,9 +3523,9 @@
           <w:u w:val="single"/>
         </w:rPr>
         <w:t xml:space="preserve">
-          <w:hyperlink r:id="rId139" w:tgtFrame="_blank">
-            <w:r>
-              <w:t xml:space="preserve">Cefazolin Alone Versus Vancomycin Plus Cefazolin for Intravenous Prophylaxis in Hip and Knee Arthroplasty: A Systematic Review and Meta-Analysis.</w:t>
+          <w:hyperlink r:id="rId140" w:tgtFrame="_blank">
+            <w:r>
+              <w:t xml:space="preserve">An Antioxidant Hydrogel Based on Chitosan/Dextran with Composited Polydopamine-Coated CuS for Synergistic Antibacterial Wound Healing.</w:t>
             </w:r>
           </w:hyperlink>
         </w:t>
@@ -3607,9 +3568,9 @@
           <w:u w:val="single"/>
         </w:rPr>
         <w:t xml:space="preserve">
-          <w:hyperlink r:id="rId140" w:tgtFrame="_blank">
-            <w:r>
-              <w:t xml:space="preserve">Uncommon Complications of Osteomyelitis: Deep Vein Thrombosis and Pulmonary Septic Emboli in Two Healthy Pediatric Patients: A Case Report and Literature Review.</w:t>
+          <w:hyperlink r:id="rId141" w:tgtFrame="_blank">
+            <w:r>
+              <w:t xml:space="preserve">Service Ready Ambulance Surfaces and Emergency Medical Services Clinicians are Routinely Contaminated with Clinically Important Pathogens.</w:t>
             </w:r>
           </w:hyperlink>
         </w:t>
@@ -3652,9 +3613,9 @@
           <w:u w:val="single"/>
         </w:rPr>
         <w:t xml:space="preserve">
-          <w:hyperlink r:id="rId141" w:tgtFrame="_blank">
-            <w:r>
-              <w:t xml:space="preserve">Bacteriological Profile and Antibiogram of Culture-Confirmed Orthopaedic Wound Infections in a Tertiary Care Hospital.</w:t>
+          <w:hyperlink r:id="rId142" w:tgtFrame="_blank">
+            <w:r>
+              <w:t xml:space="preserve">Engineered skin commensal nanogels mitigate psoriasiform inflammation through dual regulation of cutaneous flora and host immunity.</w:t>
             </w:r>
           </w:hyperlink>
         </w:t>
@@ -3697,9 +3658,9 @@
           <w:u w:val="single"/>
         </w:rPr>
         <w:t xml:space="preserve">
-          <w:hyperlink r:id="rId142" w:tgtFrame="_blank">
-            <w:r>
-              <w:t xml:space="preserve">Successful Cases of Combined Treatment for WIfI Clinical Stage 4 Chronic Limb-Threatening Ischemia Using Popliteal-to-Distal Bypass, Minor Amputation, Debridement, and Rheocarna Therapy in Hemodialysis Patients: A Case Series.</w:t>
+          <w:hyperlink r:id="rId143" w:tgtFrame="_blank">
+            <w:r>
+              <w:t xml:space="preserve">Beyond livestock: the genomic evolution and expansion of MRSA CC398 as a healthcare- and community-associated pathogen (2017-2024).</w:t>
             </w:r>
           </w:hyperlink>
         </w:t>
@@ -3742,9 +3703,9 @@
           <w:u w:val="single"/>
         </w:rPr>
         <w:t xml:space="preserve">
-          <w:hyperlink r:id="rId143" w:tgtFrame="_blank">
-            <w:r>
-              <w:t xml:space="preserve">Antimicrobial Resistance of ESKAPE Pathogens Identified in Patients with Necrotizing Fasciitis: A 10-Year Retrospective Study.</w:t>
+          <w:hyperlink r:id="rId144" w:tgtFrame="_blank">
+            <w:r>
+              <w:t xml:space="preserve">Association between nanoparticle-impregnated textiles and reduced ventilator-associated pneumonia rates in the ICU: an interrupted time-series analysis.</w:t>
             </w:r>
           </w:hyperlink>
         </w:t>
@@ -3787,9 +3748,9 @@
           <w:u w:val="single"/>
         </w:rPr>
         <w:t xml:space="preserve">
-          <w:hyperlink r:id="rId144" w:tgtFrame="_blank">
-            <w:r>
-              <w:t xml:space="preserve">Penicillin-Binding Protein-4 (PBP4) of Staphylococcus aureus and Its Role in β-Lactam Resistance: An Update.</w:t>
+          <w:hyperlink r:id="rId145" w:tgtFrame="_blank">
+            <w:r>
+              <w:t xml:space="preserve">Synergistic corrosion protection and bacterial control in a UV-cured UA coating containing TiO(2)-polyaniline-calixarene nanocomposite.</w:t>
             </w:r>
           </w:hyperlink>
         </w:t>
@@ -3832,9 +3793,9 @@
           <w:u w:val="single"/>
         </w:rPr>
         <w:t xml:space="preserve">
-          <w:hyperlink r:id="rId145" w:tgtFrame="_blank">
-            <w:r>
-              <w:t xml:space="preserve">Biosurfactants as Antibiofilm Agents for Medical Devices: Mechanisms, Evidence and Integration into Infection Prevention and Control.</w:t>
+          <w:hyperlink r:id="rId146" w:tgtFrame="_blank">
+            <w:r>
+              <w:t xml:space="preserve">Endocarditis-Associated Mycotic Aneurysms of Stented and Native Coronary Arteries.</w:t>
             </w:r>
           </w:hyperlink>
         </w:t>
@@ -3877,9 +3838,9 @@
           <w:u w:val="single"/>
         </w:rPr>
         <w:t xml:space="preserve">
-          <w:hyperlink r:id="rId146" w:tgtFrame="_blank">
-            <w:r>
-              <w:t xml:space="preserve">Surgical Site Infection Following Surgery for Spine Trauma.</w:t>
+          <w:hyperlink r:id="rId147" w:tgtFrame="_blank">
+            <w:r>
+              <w:t xml:space="preserve">Defining the transcriptional adaptation of Staphylococcus aureus to a range of nutritional sulfur supplementation.</w:t>
             </w:r>
           </w:hyperlink>
         </w:t>
@@ -3922,9 +3883,9 @@
           <w:u w:val="single"/>
         </w:rPr>
         <w:t xml:space="preserve">
-          <w:hyperlink r:id="rId147" w:tgtFrame="_blank">
-            <w:r>
-              <w:t xml:space="preserve">Outcomes and factors associated with medical treatment failure in patients with spinal epidural abscess: A 14-year experience.</w:t>
+          <w:hyperlink r:id="rId148" w:tgtFrame="_blank">
+            <w:r>
+              <w:t xml:space="preserve">Functionalized polysaccharides for infection-resistant and regenerative therapies in gynecology.</w:t>
             </w:r>
           </w:hyperlink>
         </w:t>
@@ -3967,9 +3928,9 @@
           <w:u w:val="single"/>
         </w:rPr>
         <w:t xml:space="preserve">
-          <w:hyperlink r:id="rId148" w:tgtFrame="_blank">
-            <w:r>
-              <w:t xml:space="preserve">Triple-Responsive Hydrogel Integrating Polyphenol-Metal Activity for Infected Diabetic Wound Therapy.</w:t>
+          <w:hyperlink r:id="rId149" w:tgtFrame="_blank">
+            <w:r>
+              <w:t xml:space="preserve">Prevalence and Antimicrobial Susceptibility Patterns of Nosocomial Bacteria across Different Units at King Faisal Complex Hospital, Taif, Kingdom of Saudi Arabia.</w:t>
             </w:r>
           </w:hyperlink>
         </w:t>
@@ -4012,9 +3973,9 @@
           <w:u w:val="single"/>
         </w:rPr>
         <w:t xml:space="preserve">
-          <w:hyperlink r:id="rId149" w:tgtFrame="_blank">
-            <w:r>
-              <w:t xml:space="preserve">Pediatric Pseudomonas aeruginosa Bone and Joint Infection at Queensland Children's Hospital 2014-2024: Retrospective Case Series.</w:t>
+          <w:hyperlink r:id="rId150" w:tgtFrame="_blank">
+            <w:r>
+              <w:t xml:space="preserve">Surgical management of recurrent MRSA empyema with eloesser flap in a complex thoracic patient: lessons from endobronchial valve failure.</w:t>
             </w:r>
           </w:hyperlink>
         </w:t>
@@ -4057,9 +4018,9 @@
           <w:u w:val="single"/>
         </w:rPr>
         <w:t xml:space="preserve">
-          <w:hyperlink r:id="rId150" w:tgtFrame="_blank">
-            <w:r>
-              <w:t xml:space="preserve">Bioinspired adhesive hydrogel incorporated with PDA@CuMOF for infected wound therapy.</w:t>
+          <w:hyperlink r:id="rId151" w:tgtFrame="_blank">
+            <w:r>
+              <w:t xml:space="preserve">Escherichia coli vertebral osteomyelitis and spondylodiscitis following transurethral lithotripsy: a delayed complication possibly associated with untreated asymptomatic bacteriuria - a case report.</w:t>
             </w:r>
           </w:hyperlink>
         </w:t>
@@ -4102,9 +4063,9 @@
           <w:u w:val="single"/>
         </w:rPr>
         <w:t xml:space="preserve">
-          <w:hyperlink r:id="rId151" w:tgtFrame="_blank">
-            <w:r>
-              <w:t xml:space="preserve">Antibiotic-Loaded Ready-to-Use Latex Beads for Localized Treatment of Bone Infections.</w:t>
+          <w:hyperlink r:id="rId152" w:tgtFrame="_blank">
+            <w:r>
+              <w:t xml:space="preserve">A Korean native halophyte extract attenuates the virulence of methicillin-resistant Staphylococcus aureus by inhibiting biofilm formation.</w:t>
             </w:r>
           </w:hyperlink>
         </w:t>
@@ -4147,9 +4108,9 @@
           <w:u w:val="single"/>
         </w:rPr>
         <w:t xml:space="preserve">
-          <w:hyperlink r:id="rId152" w:tgtFrame="_blank">
-            <w:r>
-              <w:t xml:space="preserve">Evaluating the impact of 2008 NICE dental prophylaxis guidelines on surgically treated infective endocarditis: a single centre retrospective analysis.</w:t>
+          <w:hyperlink r:id="rId153" w:tgtFrame="_blank">
+            <w:r>
+              <w:t xml:space="preserve">Antimicrobial resistance and virulence in polymicrobial chronic wound infections: A metagenomic perspective.</w:t>
             </w:r>
           </w:hyperlink>
         </w:t>
@@ -4192,9 +4153,9 @@
           <w:u w:val="single"/>
         </w:rPr>
         <w:t xml:space="preserve">
-          <w:hyperlink r:id="rId153" w:tgtFrame="_blank">
-            <w:r>
-              <w:t xml:space="preserve">Paediatric periorbital and orbital infections: a decade of experience at Christchurch Hospital.</w:t>
+          <w:hyperlink r:id="rId154" w:tgtFrame="_blank">
+            <w:r>
+              <w:t xml:space="preserve">Outcomes Associated With Infective Endocarditis in Cardiac Intensive Care Unit Patients.</w:t>
             </w:r>
           </w:hyperlink>
         </w:t>
@@ -4237,9 +4198,9 @@
           <w:u w:val="single"/>
         </w:rPr>
         <w:t xml:space="preserve">
-          <w:hyperlink r:id="rId154" w:tgtFrame="_blank">
-            <w:r>
-              <w:t xml:space="preserve">Resistance to clinically important antibiotics and reduced susceptibility to disinfectants in the pandemic ST398 methicillin-susceptible Staphylococcus aureus from Austria.</w:t>
+          <w:hyperlink r:id="rId155" w:tgtFrame="_blank">
+            <w:r>
+              <w:t xml:space="preserve">Probiotic potential of Enterococcus faecium SWUN5732 isolated from yak yogurt: integrated in vitro and in vivo evaluation for yak health.</w:t>
             </w:r>
           </w:hyperlink>
         </w:t>
@@ -4282,9 +4243,9 @@
           <w:u w:val="single"/>
         </w:rPr>
         <w:t xml:space="preserve">
-          <w:hyperlink r:id="rId155" w:tgtFrame="_blank">
-            <w:r>
-              <w:t xml:space="preserve">The Effects of Radioimmunotherapy and Antibiotics on Biofilm-Associated Implant Infections in a Preclinical Rat Model.</w:t>
+          <w:hyperlink r:id="rId156" w:tgtFrame="_blank">
+            <w:r>
+              <w:t xml:space="preserve">The effects of far-UVC irradiation on the presence and concentration of ESKAPEE pathogens on hospital surfaces: Study protocol for a multi-site, double-blinded randomized controlled trial in La Paz, Bolivia.</w:t>
             </w:r>
           </w:hyperlink>
         </w:t>
@@ -4327,9 +4288,9 @@
           <w:u w:val="single"/>
         </w:rPr>
         <w:t xml:space="preserve">
-          <w:hyperlink r:id="rId156" w:tgtFrame="_blank">
-            <w:r>
-              <w:t xml:space="preserve">Durable antimicrobial coatings for hospital sink surfaces using hydrophobized TEMPO-oxidised cellulose nanofibre Pickering emulsions.</w:t>
+          <w:hyperlink r:id="rId157" w:tgtFrame="_blank">
+            <w:r>
+              <w:t xml:space="preserve">Copper-coordinated fungal chitosan sutures with antibacterial and pro-healing performance.</w:t>
             </w:r>
           </w:hyperlink>
         </w:t>
@@ -4372,9 +4333,9 @@
           <w:u w:val="single"/>
         </w:rPr>
         <w:t xml:space="preserve">
-          <w:hyperlink r:id="rId157" w:tgtFrame="_blank">
-            <w:r>
-              <w:t xml:space="preserve">Green Antibacterial-Antioxidant Hydrogel for Infected Wound Healing: Tea Polyphenol and Biosynthesized Silver Nanoparticles in a Deacetylated Sphingan WL Matrix.</w:t>
+          <w:hyperlink r:id="rId158" w:tgtFrame="_blank">
+            <w:r>
+              <w:t xml:space="preserve">Bioinformatics Approaches for Functional and Structural Annotation and Molecular Docking Study of a Hypothetical Protein From Staphylococcus aureus.</w:t>
             </w:r>
           </w:hyperlink>
         </w:t>
@@ -4417,9 +4378,9 @@
           <w:u w:val="single"/>
         </w:rPr>
         <w:t xml:space="preserve">
-          <w:hyperlink r:id="rId158" w:tgtFrame="_blank">
-            <w:r>
-              <w:t xml:space="preserve">COMMUNITY ACQUIRED BACTEREMIA IN OLDER ADULTS: INTERNATIONAL AND PROSPECTIVE INFECTIOUS DISEASES-INTERNATIONAL RESEARCH INITIATIVE (ID-IRI) STUDY.</w:t>
+          <w:hyperlink r:id="rId159" w:tgtFrame="_blank">
+            <w:r>
+              <w:t xml:space="preserve">The role of neutrophils and neutrophil extracellular traps in Staphylococcus aureus colonization in healthy and inflamed skin.</w:t>
             </w:r>
           </w:hyperlink>
         </w:t>
@@ -4462,9 +4423,9 @@
           <w:u w:val="single"/>
         </w:rPr>
         <w:t xml:space="preserve">
-          <w:hyperlink r:id="rId159" w:tgtFrame="_blank">
-            <w:r>
-              <w:t xml:space="preserve">From nanofiber biomimetics to multitarget bioactivities: Oligochitosan/polycaprolactone absorbable sutures via electrospinning-twisting integration.</w:t>
+          <w:hyperlink r:id="rId160" w:tgtFrame="_blank">
+            <w:r>
+              <w:t xml:space="preserve">Using biofilm-targeting local antibiotics to treat recalcitrant medical device-associated infections: driveline infection as a model.</w:t>
             </w:r>
           </w:hyperlink>
         </w:t>
@@ -4507,9 +4468,9 @@
           <w:u w:val="single"/>
         </w:rPr>
         <w:t xml:space="preserve">
-          <w:hyperlink r:id="rId160" w:tgtFrame="_blank">
-            <w:r>
-              <w:t xml:space="preserve">Emission Hotspots, Health-Relevant Effects, and Pathogen Cytotoxicity of Bioaerosols in an Urban Wastewater Treatment Plant.</w:t>
+          <w:hyperlink r:id="rId161" w:tgtFrame="_blank">
+            <w:r>
+              <w:t xml:space="preserve">Anti-Methicillin-Resistant Staphylococcus aureus (MRSA) Cephalosporins Plus Daptomycin as Initial Therapy for MRSA Bacteremia: Does a "Hit Hard and Fast" Strategy Improve Outcomes?</w:t>
             </w:r>
           </w:hyperlink>
         </w:t>
@@ -4552,9 +4513,9 @@
           <w:u w:val="single"/>
         </w:rPr>
         <w:t xml:space="preserve">
-          <w:hyperlink r:id="rId161" w:tgtFrame="_blank">
-            <w:r>
-              <w:t xml:space="preserve">When First-Line Therapies Fail: Surgical Site Infections and the Declining Antimicrobial Utility in a Resource-Limited Nation.</w:t>
+          <w:hyperlink r:id="rId162" w:tgtFrame="_blank">
+            <w:r>
+              <w:t xml:space="preserve">Pacemaker Lead Endocarditis Secondary to Staphylococcus aureus Infection From a Flash Glucose Monitor Insertion Site in a Patient With Type 1 Diabetes: A Case Report.</w:t>
             </w:r>
           </w:hyperlink>
         </w:t>
@@ -4597,9 +4558,9 @@
           <w:u w:val="single"/>
         </w:rPr>
         <w:t xml:space="preserve">
-          <w:hyperlink r:id="rId162" w:tgtFrame="_blank">
-            <w:r>
-              <w:t xml:space="preserve">Peptide-Immobilized Core-Sheath Architecture Sutures with Enhanced Mechanical Strength and Antimicrobial Activity.</w:t>
+          <w:hyperlink r:id="rId163" w:tgtFrame="_blank">
+            <w:r>
+              <w:t xml:space="preserve">Factors associated with persistent postoperative hyperthermia in pediatric craniocerebral injury: a retrospective cohort study and preliminary risk score.</w:t>
             </w:r>
           </w:hyperlink>
         </w:t>
@@ -4642,9 +4603,9 @@
           <w:u w:val="single"/>
         </w:rPr>
         <w:t xml:space="preserve">
-          <w:hyperlink r:id="rId163" w:tgtFrame="_blank">
-            <w:r>
-              <w:t xml:space="preserve">Multicomponent Lipid Nanoparticles as a Tool to Potentially Improve the Antibiofilm Activity of Resveratrol against MDR Gram-Positive and Gram-Negative Clinical Isolates.</w:t>
+          <w:hyperlink r:id="rId164" w:tgtFrame="_blank">
+            <w:r>
+              <w:t xml:space="preserve">Clinical profiles of patients with antibiotic-resistant infections at select tertiary hospitals in Uganda: a retrospective study of clinical records.</w:t>
             </w:r>
           </w:hyperlink>
         </w:t>
@@ -4687,9 +4648,9 @@
           <w:u w:val="single"/>
         </w:rPr>
         <w:t xml:space="preserve">
-          <w:hyperlink r:id="rId164" w:tgtFrame="_blank">
-            <w:r>
-              <w:t xml:space="preserve">Antibiotic Use and Antibiotic Susceptibility of Common Environmental Bacterial Species in the Intensive Care Unit at Mbarara Regional Referral Hospital, Uganda.</w:t>
+          <w:hyperlink r:id="rId165" w:tgtFrame="_blank">
+            <w:r>
+              <w:t xml:space="preserve">Epidemiology, antimicrobial resistance patterns, management, and predictors of mortality in diabetic foot infections in a Lebanese hospital: A retrospective observational study.</w:t>
             </w:r>
           </w:hyperlink>
         </w:t>
@@ -4732,9 +4693,9 @@
           <w:u w:val="single"/>
         </w:rPr>
         <w:t xml:space="preserve">
-          <w:hyperlink r:id="rId165" w:tgtFrame="_blank">
-            <w:r>
-              <w:t xml:space="preserve">From Valve to Vessel: Disseminated Staphylococcus aureus Endocarditis Leading to Splenic Artery Pseudoaneurysm and Mycotic Aneurysm.</w:t>
+          <w:hyperlink r:id="rId166" w:tgtFrame="_blank">
+            <w:r>
+              <w:t xml:space="preserve">Identification and Characterization of Sepsis Phenotypes in an Indian Cohort.</w:t>
             </w:r>
           </w:hyperlink>
         </w:t>
@@ -4777,9 +4738,9 @@
           <w:u w:val="single"/>
         </w:rPr>
         <w:t xml:space="preserve">
-          <w:hyperlink r:id="rId166" w:tgtFrame="_blank">
-            <w:r>
-              <w:t xml:space="preserve">Determinants of cure and survival in vascular graft and endograft infections: A 13-year single-centre cohort study.</w:t>
+          <w:hyperlink r:id="rId167" w:tgtFrame="_blank">
+            <w:r>
+              <w:t xml:space="preserve">Sequential Multi-organism Periprosthetic Joint Infection after Total Hip Arthroplasty: A Case Report.</w:t>
             </w:r>
           </w:hyperlink>
         </w:t>
@@ -4822,9 +4783,9 @@
           <w:u w:val="single"/>
         </w:rPr>
         <w:t xml:space="preserve">
-          <w:hyperlink r:id="rId167" w:tgtFrame="_blank">
-            <w:r>
-              <w:t xml:space="preserve">Novel Fluorinated Polyphenolic Antibacterial Substance-Loaded Self-Pumping Dressing for Promoting Infected Wound Healing.</w:t>
+          <w:hyperlink r:id="rId168" w:tgtFrame="_blank">
+            <w:r>
+              <w:t xml:space="preserve">Case Report: Moxibustion-induced burns leading to disseminated methicillin-resistant Staphylococcus aureus infection in a patient with type 2 diabetes mellitus.</w:t>
             </w:r>
           </w:hyperlink>
         </w:t>
@@ -4867,9 +4828,9 @@
           <w:u w:val="single"/>
         </w:rPr>
         <w:t xml:space="preserve">
-          <w:hyperlink r:id="rId168" w:tgtFrame="_blank">
-            <w:r>
-              <w:t xml:space="preserve">Diluted Povidone-Iodine Irrigation for Prevention of Implant-Related Infection: A Comparative Analysis of Concentration and Frequency in a Rat Model.</w:t>
+          <w:hyperlink r:id="rId169" w:tgtFrame="_blank">
+            <w:r>
+              <w:t xml:space="preserve">Biogenic Caralluma sinaica-derived silver nanoparticles as a synergistic antibacterial and osteoinductive nanoplatform for osteomyelitis management.</w:t>
             </w:r>
           </w:hyperlink>
         </w:t>
@@ -4912,9 +4873,9 @@
           <w:u w:val="single"/>
         </w:rPr>
         <w:t xml:space="preserve">
-          <w:hyperlink r:id="rId169" w:tgtFrame="_blank">
-            <w:r>
-              <w:t xml:space="preserve">Prophylactic Protection Against Salmonella typhimurium Infection by Single-Atom Zinc Catalysts.</w:t>
+          <w:hyperlink r:id="rId170" w:tgtFrame="_blank">
+            <w:r>
+              <w:t xml:space="preserve">S. aureus colonization and clinical symptoms remain stable upon topical XZ.700 treatment: Results of a double-blind randomized clinical trial in patients with mild to moderate atopic dermatitis.</w:t>
             </w:r>
           </w:hyperlink>
         </w:t>
@@ -4957,9 +4918,9 @@
           <w:u w:val="single"/>
         </w:rPr>
         <w:t xml:space="preserve">
-          <w:hyperlink r:id="rId170" w:tgtFrame="_blank">
-            <w:r>
-              <w:t xml:space="preserve">Increasing Methicillin-Resistant Staphylococcus aureus Burden in 90-Day Groin Surgical Site Infection After Femoral Arterial Exposure: A 15-Year Single-Centre Cohort Study.</w:t>
+          <w:hyperlink r:id="rId171" w:tgtFrame="_blank">
+            <w:r>
+              <w:t xml:space="preserve">Gut microbiota-derived short-chain fatty acids (SCFAs): immunomodulatory effects and therapeutic potential in infections.</w:t>
             </w:r>
           </w:hyperlink>
         </w:t>
@@ -5002,9 +4963,9 @@
           <w:u w:val="single"/>
         </w:rPr>
         <w:t xml:space="preserve">
-          <w:hyperlink r:id="rId171" w:tgtFrame="_blank">
-            <w:r>
-              <w:t xml:space="preserve">Microbiological and clinical outcomes of single-stage minimal excision of inflamed epidermal cysts without routine antibiotic treatments: A dual-center retrospective cohort study.</w:t>
+          <w:hyperlink r:id="rId172" w:tgtFrame="_blank">
+            <w:r>
+              <w:t xml:space="preserve">Current insights into bacterial secondary infection following influenza A virus infection.</w:t>
             </w:r>
           </w:hyperlink>
         </w:t>
@@ -5047,9 +5008,9 @@
           <w:u w:val="single"/>
         </w:rPr>
         <w:t xml:space="preserve">
-          <w:hyperlink r:id="rId172" w:tgtFrame="_blank">
-            <w:r>
-              <w:t xml:space="preserve">Rapid visual detection of Mycoplasma gallisepticum by combining recombinase-aided amplification with lateral-flow dipstick assay.</w:t>
+          <w:hyperlink r:id="rId173" w:tgtFrame="_blank">
+            <w:r>
+              <w:t xml:space="preserve">Bloodstream Infections and Antibiotic Susceptibility Among Patients With Positive Blood Cultures at a Tertiary Care Hospital in Sri Lanka.</w:t>
             </w:r>
           </w:hyperlink>
         </w:t>
@@ -5092,9 +5053,9 @@
           <w:u w:val="single"/>
         </w:rPr>
         <w:t xml:space="preserve">
-          <w:hyperlink r:id="rId173" w:tgtFrame="_blank">
-            <w:r>
-              <w:t xml:space="preserve">Imaging of Staphylococcus aureus infections and biofilms using a selective covalent probe for the unique serine hydrolase FphE.</w:t>
+          <w:hyperlink r:id="rId174" w:tgtFrame="_blank">
+            <w:r>
+              <w:t xml:space="preserve">Development and Evaluation of a Multi-Panel Real-Time PCR Assay for Rapid Detection of Six Bacterial Species Causing Endophthalmitis.</w:t>
             </w:r>
           </w:hyperlink>
         </w:t>
@@ -5137,9 +5098,9 @@
           <w:u w:val="single"/>
         </w:rPr>
         <w:t xml:space="preserve">
-          <w:hyperlink r:id="rId174" w:tgtFrame="_blank">
-            <w:r>
-              <w:t xml:space="preserve">Methicillin-Resistant Staphylococcus aureus in the Food Chain: Molecular Epidemiology, Resistance Mechanisms, and Public Health Implications.</w:t>
+          <w:hyperlink r:id="rId175" w:tgtFrame="_blank">
+            <w:r>
+              <w:t xml:space="preserve">Clinical Outcomes and Genomic Epidemiology of Multidrug-Resistant Methicillin-Resistant Staphylococcus aureus Keratitis.</w:t>
             </w:r>
           </w:hyperlink>
         </w:t>
@@ -5182,9 +5143,9 @@
           <w:u w:val="single"/>
         </w:rPr>
         <w:t xml:space="preserve">
-          <w:hyperlink r:id="rId175" w:tgtFrame="_blank">
-            <w:r>
-              <w:t xml:space="preserve">Fluorohydrocarbon Plasma Functionalization of Polyurethane Surfaces: Bacterial Adhesion and Cell Response.</w:t>
+          <w:hyperlink r:id="rId176" w:tgtFrame="_blank">
+            <w:r>
+              <w:t xml:space="preserve">Analyzing Bacterial Biofilm Formation on Cranioplasty Implants.</w:t>
             </w:r>
           </w:hyperlink>
         </w:t>
@@ -5227,9 +5188,9 @@
           <w:u w:val="single"/>
         </w:rPr>
         <w:t xml:space="preserve">
-          <w:hyperlink r:id="rId176" w:tgtFrame="_blank">
-            <w:r>
-              <w:t xml:space="preserve">Driveline Infections in Durable LVAD Support: Risk Factors, Microbiology, and Resistance Patterns from a Large Cohort.</w:t>
+          <w:hyperlink r:id="rId177" w:tgtFrame="_blank">
+            <w:r>
+              <w:t xml:space="preserve">Deep neck space Infections in children: Peritonsillar, retropharyngeal, parapharyngeal, and Ludwig's angina emergencies in the pediatric emergency department.</w:t>
             </w:r>
           </w:hyperlink>
         </w:t>
@@ -5272,9 +5233,9 @@
           <w:u w:val="single"/>
         </w:rPr>
         <w:t xml:space="preserve">
-          <w:hyperlink r:id="rId177" w:tgtFrame="_blank">
-            <w:r>
-              <w:t xml:space="preserve">Comparative genomics reveals polyphyletic emergence of methicillin-resistant Staphylococcus aureus ST152 from a diverse methicillin-susceptible population in ghana.</w:t>
+          <w:hyperlink r:id="rId178" w:tgtFrame="_blank">
+            <w:r>
+              <w:t xml:space="preserve">Mortality associated with healthcare-associated Staphylococcus aureus bacteraemia in Aotearoa New Zealand.</w:t>
             </w:r>
           </w:hyperlink>
         </w:t>
@@ -5317,9 +5278,9 @@
           <w:u w:val="single"/>
         </w:rPr>
         <w:t xml:space="preserve">
-          <w:hyperlink r:id="rId178" w:tgtFrame="_blank">
-            <w:r>
-              <w:t xml:space="preserve">Orbital nocardiosis in immunocompetent patients: a case series and review of the literature.</w:t>
+          <w:hyperlink r:id="rId179" w:tgtFrame="_blank">
+            <w:r>
+              <w:t xml:space="preserve">Characterising the Antimicrobial Performance of Engineered Layered Double Hydroxide Surfaces for Biofilm Control.</w:t>
             </w:r>
           </w:hyperlink>
         </w:t>
@@ -5362,9 +5323,9 @@
           <w:u w:val="single"/>
         </w:rPr>
         <w:t xml:space="preserve">
-          <w:hyperlink r:id="rId179" w:tgtFrame="_blank">
-            <w:r>
-              <w:t xml:space="preserve">Uncovering overlooked bacterial infections in gene X-pert MTB/RIF negative sputum samples of adult patients with presumptive tuberculosis in Harar, Eastern Ethiopia.</w:t>
+          <w:hyperlink r:id="rId180" w:tgtFrame="_blank">
+            <w:r>
+              <w:t xml:space="preserve">Spatiotemporal dynamics and antimicrobial resistance of bacterial pathogens recovered from various fomites at a paediatric care facility in Ghana.</w:t>
             </w:r>
           </w:hyperlink>
         </w:t>
@@ -5407,9 +5368,9 @@
           <w:u w:val="single"/>
         </w:rPr>
         <w:t xml:space="preserve">
-          <w:hyperlink r:id="rId180" w:tgtFrame="_blank">
-            <w:r>
-              <w:t xml:space="preserve">pH-responsive smart hydrogel dressing for controlled antimicrobial therapy and accelerated wound healing.</w:t>
+          <w:hyperlink r:id="rId181" w:tgtFrame="_blank">
+            <w:r>
+              <w:t xml:space="preserve">Cystic Fibrosis-Associated Inflammatory Bowel Disease: a Case Series and Literature Review.</w:t>
             </w:r>
           </w:hyperlink>
         </w:t>
@@ -5452,9 +5413,9 @@
           <w:u w:val="single"/>
         </w:rPr>
         <w:t xml:space="preserve">
-          <w:hyperlink r:id="rId181" w:tgtFrame="_blank">
-            <w:r>
-              <w:t xml:space="preserve">A Century of Transsphenoidal Pituitary Surgery: Bibliometric Insights Into Global Research Trends and the Evolution of Evidence.</w:t>
+          <w:hyperlink r:id="rId182" w:tgtFrame="_blank">
+            <w:r>
+              <w:t xml:space="preserve">Delayed Scalp Infection After Titanium Mesh Cranioplasty Managed With Implant Removal and Negative Pressure Wound Therapy.</w:t>
             </w:r>
           </w:hyperlink>
         </w:t>
@@ -5497,9 +5458,9 @@
           <w:u w:val="single"/>
         </w:rPr>
         <w:t xml:space="preserve">
-          <w:hyperlink r:id="rId182" w:tgtFrame="_blank">
-            <w:r>
-              <w:t xml:space="preserve">Nomogram for the prediction of surgical site infection following spinal surgery: a multicenter retrospective study.</w:t>
+          <w:hyperlink r:id="rId183" w:tgtFrame="_blank">
+            <w:r>
+              <w:t xml:space="preserve">A Photothermally Active CuS-Nanocomposite Hydrogel for Postsurgical Melanoma Management and Tissue Regeneration.</w:t>
             </w:r>
           </w:hyperlink>
         </w:t>
@@ -5542,9 +5503,9 @@
           <w:u w:val="single"/>
         </w:rPr>
         <w:t xml:space="preserve">
-          <w:hyperlink r:id="rId183" w:tgtFrame="_blank">
-            <w:r>
-              <w:t xml:space="preserve">Methicillin-Resistant Staphylococcus aureus Iliac Osteomyelitis with Cortical Breach Mimicking Septic Arthritis of the Hip in a Child: A Diagnostic Pitfall.</w:t>
+          <w:hyperlink r:id="rId184" w:tgtFrame="_blank">
+            <w:r>
+              <w:t xml:space="preserve">Identification of a potential novel Staphylococcus species via genomic sequencing: A neonatal infection case report.</w:t>
             </w:r>
           </w:hyperlink>
         </w:t>
@@ -5587,9 +5548,9 @@
           <w:u w:val="single"/>
         </w:rPr>
         <w:t xml:space="preserve">
-          <w:hyperlink r:id="rId184" w:tgtFrame="_blank">
-            <w:r>
-              <w:t xml:space="preserve">Acute Osteomyelitis with Deep Vein Thrombosis in Children: A Case Series of MRSA-Associated Infections.</w:t>
+          <w:hyperlink r:id="rId185" w:tgtFrame="_blank">
+            <w:r>
+              <w:t xml:space="preserve">Maternal vaginal colonization screening for term singleton pregnancy: comparative evaluation of metagenomic next-generation sequencing (mNGS) versus real-time quantitative PCR (qPCR).</w:t>
             </w:r>
           </w:hyperlink>
         </w:t>
@@ -5632,9 +5593,9 @@
           <w:u w:val="single"/>
         </w:rPr>
         <w:t xml:space="preserve">
-          <w:hyperlink r:id="rId185" w:tgtFrame="_blank">
-            <w:r>
-              <w:t xml:space="preserve">Effect of Intrawound Vancomycin Powder as an Adjunct to Systemic Antibiotic Prophylaxis on Surgical Site Infection Following Open Tibial Fracture Fixation: A Randomized Prospective Study.</w:t>
+          <w:hyperlink r:id="rId186" w:tgtFrame="_blank">
+            <w:r>
+              <w:t xml:space="preserve">Short-term functional outcome and pain assessment after spinal decompression for spondylodiscitis.</w:t>
             </w:r>
           </w:hyperlink>
         </w:t>
@@ -5677,9 +5638,9 @@
           <w:u w:val="single"/>
         </w:rPr>
         <w:t xml:space="preserve">
-          <w:hyperlink r:id="rId186" w:tgtFrame="_blank">
-            <w:r>
-              <w:t xml:space="preserve">Nanoparticle-integrated smart hydrogel with H(2)S-triggered antibacterial escalation and sustained oxygen release for periodontal regeneration.</w:t>
+          <w:hyperlink r:id="rId187" w:tgtFrame="_blank">
+            <w:r>
+              <w:t xml:space="preserve">Staphylococcus aureus With Reduced Vancomycin Susceptibility: Diagnostic Challenges in Clinical Settings.</w:t>
             </w:r>
           </w:hyperlink>
         </w:t>
@@ -5722,9 +5683,9 @@
           <w:u w:val="single"/>
         </w:rPr>
         <w:t xml:space="preserve">
-          <w:hyperlink r:id="rId187" w:tgtFrame="_blank">
-            <w:r>
-              <w:t xml:space="preserve">Antibiotic treatment practice for multidrug-resistant bacteria in deep surgical wound Infections - A retrospective analysis from the trauma registry.</w:t>
+          <w:hyperlink r:id="rId188" w:tgtFrame="_blank">
+            <w:r>
+              <w:t xml:space="preserve">Engineering Nano-Antibiotics for Accelerating Wound Healing in Drug-Resistant Bacterial Infections.</w:t>
             </w:r>
           </w:hyperlink>
         </w:t>
@@ -5767,9 +5728,9 @@
           <w:u w:val="single"/>
         </w:rPr>
         <w:t xml:space="preserve">
-          <w:hyperlink r:id="rId188" w:tgtFrame="_blank">
-            <w:r>
-              <w:t xml:space="preserve">Holospinal epidural abscess: a review of clinical characteristics, outcomes and prognostic factors.</w:t>
+          <w:hyperlink r:id="rId189" w:tgtFrame="_blank">
+            <w:r>
+              <w:t xml:space="preserve">Influence of Probiotic Administration on Tracheoesophageal Voice Prosthesis's Function and Microbial Colonisation: A Pilot Study.</w:t>
             </w:r>
           </w:hyperlink>
         </w:t>
@@ -5812,9 +5773,9 @@
           <w:u w:val="single"/>
         </w:rPr>
         <w:t xml:space="preserve">
-          <w:hyperlink r:id="rId189" w:tgtFrame="_blank">
-            <w:r>
-              <w:t xml:space="preserve">Surveillance of temporal trends and antimicrobial resistance in nosocomial respiratory pathogens, Switzerland, 2007 to 2024.</w:t>
+          <w:hyperlink r:id="rId190" w:tgtFrame="_blank">
+            <w:r>
+              <w:t xml:space="preserve">Antimicrobial/Anti-Inflammatory Peptidomimetic-Polyphenol Co-Assemblies with pH-Triggered Activation for S. aureus Abscess Therapy.</w:t>
             </w:r>
           </w:hyperlink>
         </w:t>
@@ -5857,9 +5818,9 @@
           <w:u w:val="single"/>
         </w:rPr>
         <w:t xml:space="preserve">
-          <w:hyperlink r:id="rId190" w:tgtFrame="_blank">
-            <w:r>
-              <w:t xml:space="preserve">The role of whole genome sequencing in antimicrobial susceptibility prediction of bacteria: 2025 update from the EUCAST Subcommittee.</w:t>
+          <w:hyperlink r:id="rId191" w:tgtFrame="_blank">
+            <w:r>
+              <w:t xml:space="preserve">Extensive MRSA-positive sternoclavicular septic arthritis with uncommon origin: a case report.</w:t>
             </w:r>
           </w:hyperlink>
         </w:t>
@@ -5902,9 +5863,9 @@
           <w:u w:val="single"/>
         </w:rPr>
         <w:t xml:space="preserve">
-          <w:hyperlink r:id="rId191" w:tgtFrame="_blank">
-            <w:r>
-              <w:t xml:space="preserve">Seasonal Shifts in the Belgrade Airborne Resistome and Virulome: A Metagenomic Perspective.</w:t>
+          <w:hyperlink r:id="rId192" w:tgtFrame="_blank">
+            <w:r>
+              <w:t xml:space="preserve">Estimates and confidence intervals for mean postoperative health-care-associated infections per week among operating rooms and other anesthetizing locations.</w:t>
             </w:r>
           </w:hyperlink>
         </w:t>
@@ -5947,9 +5908,9 @@
           <w:u w:val="single"/>
         </w:rPr>
         <w:t xml:space="preserve">
-          <w:hyperlink r:id="rId192" w:tgtFrame="_blank">
-            <w:r>
-              <w:t xml:space="preserve">Dual-Scale StaphAIR: Predictive Modeling for the Diagnosis of S. aureus Infection via Simultaneous Detection and Quantification of Cytokines and Antibodies.</w:t>
+          <w:hyperlink r:id="rId193" w:tgtFrame="_blank">
+            <w:r>
+              <w:t xml:space="preserve">Suspected infected infrarenal abdominal aortic aneurysm with contained rupture in the setting of Escherichia coli prostatitis.</w:t>
             </w:r>
           </w:hyperlink>
         </w:t>
@@ -5992,9 +5953,9 @@
           <w:u w:val="single"/>
         </w:rPr>
         <w:t xml:space="preserve">
-          <w:hyperlink r:id="rId193" w:tgtFrame="_blank">
-            <w:r>
-              <w:t xml:space="preserve">Topical calcineurin inhibitors and the epidermal barrier in atopic dermatitis.</w:t>
+          <w:hyperlink r:id="rId194" w:tgtFrame="_blank">
+            <w:r>
+              <w:t xml:space="preserve">Phage-derived endolysin prevents dissemination of methicillin resistant Staphylococcus aureus during oral co-infection with Candida albicans.</w:t>
             </w:r>
           </w:hyperlink>
         </w:t>
@@ -6037,9 +5998,9 @@
           <w:u w:val="single"/>
         </w:rPr>
         <w:t xml:space="preserve">
-          <w:hyperlink r:id="rId194" w:tgtFrame="_blank">
-            <w:r>
-              <w:t xml:space="preserve">A retrospective analysis of the surgical efficacy for tophi wounds in Hainan province.</w:t>
+          <w:hyperlink r:id="rId195" w:tgtFrame="_blank">
+            <w:r>
+              <w:t xml:space="preserve">Analysis and Diagnostic Significance of Cerebrospinal Fluid Laboratory Parameters in Patients with Post-Craniotomy Meningitis.</w:t>
             </w:r>
           </w:hyperlink>
         </w:t>
@@ -6082,9 +6043,9 @@
           <w:u w:val="single"/>
         </w:rPr>
         <w:t xml:space="preserve">
-          <w:hyperlink r:id="rId195" w:tgtFrame="_blank">
-            <w:r>
-              <w:t xml:space="preserve">HIV-1 interactions with sialic acid-binding bacterial lectins promote virus infectivity in vitro and mucosal transmission in humanized mice.</w:t>
+          <w:hyperlink r:id="rId196" w:tgtFrame="_blank">
+            <w:r>
+              <w:t xml:space="preserve">Delayed Postoperative Wound Healing during Alectinib Therapy for Poorly Differentiated Lung Adenocarcinoma: A Case Report.</w:t>
             </w:r>
           </w:hyperlink>
         </w:t>
@@ -6127,9 +6088,9 @@
           <w:u w:val="single"/>
         </w:rPr>
         <w:t xml:space="preserve">
-          <w:hyperlink r:id="rId196" w:tgtFrame="_blank">
-            <w:r>
-              <w:t xml:space="preserve">Fingerprinting PCR Reveals Potential Dissemination of Multidrug Efflux System Genes and Antimicrobial Resistance in Staphylococcus aureus Across Primary Healthcare Units in Brazil.</w:t>
+          <w:hyperlink r:id="rId197" w:tgtFrame="_blank">
+            <w:r>
+              <w:t xml:space="preserve">A safe and anti-inflammatory plant-derived nanovesicle platform for targeted delivery in acute lung injury.</w:t>
             </w:r>
           </w:hyperlink>
         </w:t>
@@ -6172,9 +6133,9 @@
           <w:u w:val="single"/>
         </w:rPr>
         <w:t xml:space="preserve">
-          <w:hyperlink r:id="rId197" w:tgtFrame="_blank">
-            <w:r>
-              <w:t xml:space="preserve">Assessment of microbial growth in various aligner materials.</w:t>
+          <w:hyperlink r:id="rId198" w:tgtFrame="_blank">
+            <w:r>
+              <w:t xml:space="preserve">Whole-genome sequencing of clinical methicillin-resistant Staphylococcus aureus isolates across hospitals in Mwanza, Tanzania.</w:t>
             </w:r>
           </w:hyperlink>
         </w:t>
@@ -6217,9 +6178,9 @@
           <w:u w:val="single"/>
         </w:rPr>
         <w:t xml:space="preserve">
-          <w:hyperlink r:id="rId198" w:tgtFrame="_blank">
-            <w:r>
-              <w:t xml:space="preserve">Methicillin-Resistant Staphylococcus aureus Infection Following Bilateral Strabismus Surgery: Case Report.</w:t>
+          <w:hyperlink r:id="rId199" w:tgtFrame="_blank">
+            <w:r>
+              <w:t xml:space="preserve">Tricuspid valve endocarditis in people who inject drugs: strategies to reduce mortality and recurrent infection.</w:t>
             </w:r>
           </w:hyperlink>
         </w:t>
@@ -6262,9 +6223,9 @@
           <w:u w:val="single"/>
         </w:rPr>
         <w:t xml:space="preserve">
-          <w:hyperlink r:id="rId199" w:tgtFrame="_blank">
-            <w:r>
-              <w:t xml:space="preserve">Antibiotic eluting collagen-based hydrogel improves wound healing in a biofilm challenged murine stented wound model.</w:t>
+          <w:hyperlink r:id="rId200" w:tgtFrame="_blank">
+            <w:r>
+              <w:t xml:space="preserve">Clinical factors associated with the development of Staphylococcus aureus pneumonia in patients with airway colonization.</w:t>
             </w:r>
           </w:hyperlink>
         </w:t>
@@ -6307,9 +6268,9 @@
           <w:u w:val="single"/>
         </w:rPr>
         <w:t xml:space="preserve">
-          <w:hyperlink r:id="rId200" w:tgtFrame="_blank">
-            <w:r>
-              <w:t xml:space="preserve">Management of early-onset spinal SSI with continuous irrigation and drainage: A retrospective case series.</w:t>
+          <w:hyperlink r:id="rId201" w:tgtFrame="_blank">
+            <w:r>
+              <w:t xml:space="preserve">First fatal human bloodstream infection caused by Macrococcus caseolyticus subsp. caseolyticus in China: genomic insights into virulence and antimicrobial resistance.</w:t>
             </w:r>
           </w:hyperlink>
         </w:t>
@@ -6352,9 +6313,9 @@
           <w:u w:val="single"/>
         </w:rPr>
         <w:t xml:space="preserve">
-          <w:hyperlink r:id="rId201" w:tgtFrame="_blank">
-            <w:r>
-              <w:t xml:space="preserve">Comparison of methicillin-resistant Staphylococcus aureus carriage in a neonatal intensive care unit between pre- and post-COVID-19 pandemic periods, following the introduction of strengthened infection control measures: A retrospective study.</w:t>
+          <w:hyperlink r:id="rId202" w:tgtFrame="_blank">
+            <w:r>
+              <w:t xml:space="preserve">Evaluation of Critical Risk Factors and Development of a Predictive Model for Surgical Site Infection in Type 2 Diabetic Patients Undergoing Oral and Maxillofacial Surgery.</w:t>
             </w:r>
           </w:hyperlink>
         </w:t>
@@ -6397,9 +6358,9 @@
           <w:u w:val="single"/>
         </w:rPr>
         <w:t xml:space="preserve">
-          <w:hyperlink r:id="rId202" w:tgtFrame="_blank">
-            <w:r>
-              <w:t xml:space="preserve">Trends in Antimicrobial Resistance associated with Gastrointestinal tract Infections in the UAE: A comprehensive retrospective surveillance 13-year (2010-2022) study.</w:t>
+          <w:hyperlink r:id="rId203" w:tgtFrame="_blank">
+            <w:r>
+              <w:t xml:space="preserve">Bacterial Contamination of Autologous Bone Flaps: Investigation and Targeted Antibiotic Treatment.</w:t>
             </w:r>
           </w:hyperlink>
         </w:t>
@@ -6442,9 +6403,9 @@
           <w:u w:val="single"/>
         </w:rPr>
         <w:t xml:space="preserve">
-          <w:hyperlink r:id="rId203" w:tgtFrame="_blank">
-            <w:r>
-              <w:t xml:space="preserve">Antimicrobial and regenerative copper-doped hybrid biomaterials for bone infection treatment.</w:t>
+          <w:hyperlink r:id="rId204" w:tgtFrame="_blank">
+            <w:r>
+              <w:t xml:space="preserve">Infectious Complications of War-Related Injuries in Children: Experience from the Gaza Conflict.</w:t>
             </w:r>
           </w:hyperlink>
         </w:t>
@@ -6487,9 +6448,9 @@
           <w:u w:val="single"/>
         </w:rPr>
         <w:t xml:space="preserve">
-          <w:hyperlink r:id="rId204" w:tgtFrame="_blank">
-            <w:r>
-              <w:t xml:space="preserve">Culture-proven endophthalmitis associated with Boston Type I keratoprosthesis: clinical features, microbiologic aspects, and outcomes.</w:t>
+          <w:hyperlink r:id="rId205" w:tgtFrame="_blank">
+            <w:r>
+              <w:t xml:space="preserve">Intrawound vancomycin powder in orthopaedic surgery after the VPIP trial: a critical reappraisal of efficacy, dosing, application plane, and antimicrobial stewardship.</w:t>
             </w:r>
           </w:hyperlink>
         </w:t>
@@ -6532,9 +6493,9 @@
           <w:u w:val="single"/>
         </w:rPr>
         <w:t xml:space="preserve">
-          <w:hyperlink r:id="rId205" w:tgtFrame="_blank">
-            <w:r>
-              <w:t xml:space="preserve">Mechanistic Study on MSC-EXO Loaded with Salubrinal for the Treatment of Osteomyelitis-Induced Bone Defects.</w:t>
+          <w:hyperlink r:id="rId206" w:tgtFrame="_blank">
+            <w:r>
+              <w:t xml:space="preserve">Efficient Elimination of Microbial Infections in Wounds Using Plasma-Activated Water Hydrogel.</w:t>
             </w:r>
           </w:hyperlink>
         </w:t>
@@ -6577,9 +6538,9 @@
           <w:u w:val="single"/>
         </w:rPr>
         <w:t xml:space="preserve">
-          <w:hyperlink r:id="rId206" w:tgtFrame="_blank">
-            <w:r>
-              <w:t xml:space="preserve">Keratinocyte Priming by Staphylococcus aureus Reduces HSV-1 Susceptibility.</w:t>
+          <w:hyperlink r:id="rId207" w:tgtFrame="_blank">
+            <w:r>
+              <w:t xml:space="preserve">Anaerobe-associated microbial shifts at infection onset in diabetes-related foot ulcers revealed by longitudinal metagenomics.</w:t>
             </w:r>
           </w:hyperlink>
         </w:t>
@@ -6622,9 +6583,9 @@
           <w:u w:val="single"/>
         </w:rPr>
         <w:t xml:space="preserve">
-          <w:hyperlink r:id="rId207" w:tgtFrame="_blank">
-            <w:r>
-              <w:t xml:space="preserve">Comparison of Blood Culture Contamination Rates Between Initial Central Venous Puncture and Catheter Hub Sampling.</w:t>
+          <w:hyperlink r:id="rId208" w:tgtFrame="_blank">
+            <w:r>
+              <w:t xml:space="preserve">Severe surgical site infections following cochlear implant surgery.</w:t>
             </w:r>
           </w:hyperlink>
         </w:t>
@@ -6667,9 +6628,9 @@
           <w:u w:val="single"/>
         </w:rPr>
         <w:t xml:space="preserve">
-          <w:hyperlink r:id="rId208" w:tgtFrame="_blank">
-            <w:r>
-              <w:t xml:space="preserve">The use of debridement, antibiotic pearls, and implant retention (DAPRI) in the management of acute periprosthetic joint infections: a systematic review.</w:t>
+          <w:hyperlink r:id="rId209" w:tgtFrame="_blank">
+            <w:r>
+              <w:t xml:space="preserve">Burden of antimicrobial resistance in the WHO Southeast Asia and Western Pacific Regions, 1990-2021: a cross-country systematic analysis with forecasts to 2050.</w:t>
             </w:r>
           </w:hyperlink>
         </w:t>
@@ -6712,9 +6673,9 @@
           <w:u w:val="single"/>
         </w:rPr>
         <w:t xml:space="preserve">
-          <w:hyperlink r:id="rId209" w:tgtFrame="_blank">
-            <w:r>
-              <w:t xml:space="preserve">Five-year Analysis of Hand Infections in Plastic Surgery: Clinical Patterns and Risk Factors in a Referral Center from Latin America.</w:t>
+          <w:hyperlink r:id="rId210" w:tgtFrame="_blank">
+            <w:r>
+              <w:t xml:space="preserve">From Gravity to Affinity: Transitioning From Penrose Drains to Dialkylcarbamoyl Chloride (DACC)-Coated Technology in the Adjunctive Management of a Deep Neck Infection.</w:t>
             </w:r>
           </w:hyperlink>
         </w:t>
@@ -6757,9 +6718,9 @@
           <w:u w:val="single"/>
         </w:rPr>
         <w:t xml:space="preserve">
-          <w:hyperlink r:id="rId210" w:tgtFrame="_blank">
-            <w:r>
-              <w:t xml:space="preserve">Systemic Embolic Events in People Who Inject Drugs With Patent Foramen Ovale and Right-Sided Infective Endocarditis: A Systematic Review.</w:t>
+          <w:hyperlink r:id="rId211" w:tgtFrame="_blank">
+            <w:r>
+              <w:t xml:space="preserve">Strain sharing and persistence of microbial pathogens colonizing the skin of residents in a regional nursing home network.</w:t>
             </w:r>
           </w:hyperlink>
         </w:t>
@@ -6802,9 +6763,9 @@
           <w:u w:val="single"/>
         </w:rPr>
         <w:t xml:space="preserve">
-          <w:hyperlink r:id="rId211" w:tgtFrame="_blank">
-            <w:r>
-              <w:t xml:space="preserve">Two-Year Outcomes of Postoperative Spine Infection: Implant Retention and Predictors of Treatment Failure.</w:t>
+          <w:hyperlink r:id="rId212" w:tgtFrame="_blank">
+            <w:r>
+              <w:t xml:space="preserve">In vivo bacteria-targeted imaging with vancomycin-based positron emission tomography and optical tracers in an orthopaedic trauma implant infection model.</w:t>
             </w:r>
           </w:hyperlink>
         </w:t>
@@ -6847,9 +6808,9 @@
           <w:u w:val="single"/>
         </w:rPr>
         <w:t xml:space="preserve">
-          <w:hyperlink r:id="rId212" w:tgtFrame="_blank">
-            <w:r>
-              <w:t xml:space="preserve">Analysis of Infection Types, Pathogens, Antimicrobial Treatment, and Clinical Outcomes Data in Hospitalised Patients: Comprehensive Online Database for Antimicrobial Resistance (CODAR) Retrospective Pilot Study.</w:t>
+          <w:hyperlink r:id="rId213" w:tgtFrame="_blank">
+            <w:r>
+              <w:t xml:space="preserve">Plant-Based fermented foods harbor autochthonous lactic acid bacteria with broad antimicrobial activity, bacteriocin diversity, and probiotic potential.</w:t>
             </w:r>
           </w:hyperlink>
         </w:t>
@@ -6892,9 +6853,9 @@
           <w:u w:val="single"/>
         </w:rPr>
         <w:t xml:space="preserve">
-          <w:hyperlink r:id="rId213" w:tgtFrame="_blank">
-            <w:r>
-              <w:t xml:space="preserve">Mesolens imaging in microbiology.</w:t>
+          <w:hyperlink r:id="rId214" w:tgtFrame="_blank">
+            <w:r>
+              <w:t xml:space="preserve">Surgical Site Infections in Spine Surgery: A Retrospective Study of 1,578 Procedures with Identification of Tattooed Skin as a Novel Risk Factor Associated with Surgical Site Infection.</w:t>
             </w:r>
           </w:hyperlink>
         </w:t>
@@ -6937,9 +6898,9 @@
           <w:u w:val="single"/>
         </w:rPr>
         <w:t xml:space="preserve">
-          <w:hyperlink r:id="rId214" w:tgtFrame="_blank">
-            <w:r>
-              <w:t xml:space="preserve">Surface microbiological surveillance in a crowded emergency department: interplay of environmental pressure, construction, and disinfection efficacy.</w:t>
+          <w:hyperlink r:id="rId215" w:tgtFrame="_blank">
+            <w:r>
+              <w:t xml:space="preserve">A subclade-associated genomic deletion encompassing vraDEH confers increased susceptibility to nisin A and bacitracin in Staphylococcus aureus CC121.</w:t>
             </w:r>
           </w:hyperlink>
         </w:t>
@@ -6982,9 +6943,9 @@
           <w:u w:val="single"/>
         </w:rPr>
         <w:t xml:space="preserve">
-          <w:hyperlink r:id="rId215" w:tgtFrame="_blank">
-            <w:r>
-              <w:t xml:space="preserve">Epidemiological analysis of biofilm-forming methicillin-resistant Staphylococcus aureus clinical isolates.</w:t>
+          <w:hyperlink r:id="rId216" w:tgtFrame="_blank">
+            <w:r>
+              <w:t xml:space="preserve">Prevalence of methicillin-resistant coagulase-negative staphylococci and their antibiotic resistance profile in Zagazig University intensive care units.</w:t>
             </w:r>
           </w:hyperlink>
         </w:t>
@@ -7027,9 +6988,9 @@
           <w:u w:val="single"/>
         </w:rPr>
         <w:t xml:space="preserve">
-          <w:hyperlink r:id="rId216" w:tgtFrame="_blank">
-            <w:r>
-              <w:t xml:space="preserve">Endocarditis caused by Aerococcus urinae: a case report and review of literature.</w:t>
+          <w:hyperlink r:id="rId217" w:tgtFrame="_blank">
+            <w:r>
+              <w:t xml:space="preserve">Candida albicans hyphae modulate Staphylococcus aureus cell-free supernatant during dual biofilm growth to drive molecular signatures of oral dysplasia.</w:t>
             </w:r>
           </w:hyperlink>
         </w:t>
@@ -7072,9 +7033,9 @@
           <w:u w:val="single"/>
         </w:rPr>
         <w:t xml:space="preserve">
-          <w:hyperlink r:id="rId217" w:tgtFrame="_blank">
-            <w:r>
-              <w:t xml:space="preserve">Metagenomic survey of pathogen prevalence in the infant gut.</w:t>
+          <w:hyperlink r:id="rId218" w:tgtFrame="_blank">
+            <w:r>
+              <w:t xml:space="preserve">A Practical Dermatology Focused Approach to Staphylococcus aureus Decolonisation in Children.</w:t>
             </w:r>
           </w:hyperlink>
         </w:t>
@@ -7117,9 +7078,504 @@
           <w:u w:val="single"/>
         </w:rPr>
         <w:t xml:space="preserve">
-          <w:hyperlink r:id="rId218" w:tgtFrame="_blank">
-            <w:r>
-              <w:t xml:space="preserve">Antibacterial and cell-instructive chitosan/NeoNectin hydrogels crosslinked via click chemistry enable osteogenic differentiation within ultra-soft matrices.</w:t>
+          <w:hyperlink r:id="rId219" w:tgtFrame="_blank">
+            <w:r>
+              <w:t xml:space="preserve">Effectiveness of screening protocols to reduce MRSA colonization in a pediatric hospital.</w:t>
+            </w:r>
+          </w:hyperlink>
+        </w:t>
+      </w:r>
+    </w:p>
+    <w:p>
+      <w:pPr>
+        <w:spacing w:after="0"/>
+        <w:rPr>
+          <w:color w:val="0F50FF"/>
+          <w:u w:val="single"/>
+        </w:rPr>
+      </w:pPr>
+      <w:r>
+        <w:rPr>
+          <w:color w:val="0F50FF"/>
+          <w:u w:val="single"/>
+        </w:rPr>
+        <w:t xml:space="preserve"/>
+      </w:r>
+    </w:p>
+    <w:p>
+      <w:pPr>
+        <w:pStyle w:val="ListParagraph"/>
+        <w:numPr>
+          <w:ilvl w:val="0"/>
+          <w:numId w:val="24"/>
+        </w:numPr>
+        <w:spacing w:after="0" w:line="240" w:lineRule="auto"/>
+        <w:ind w:left="357" w:hanging="357"/>
+        <w:rPr>
+          <w:color w:val="0F50FF"/>
+          <w:u w:val="single"/>
+        </w:rPr>
+      </w:pPr>
+      <w:proofErr w:type="gramStart"/>
+      <w:r>
+        <w:rPr>
+          <w:color w:val="0F50FF"/>
+          <w:u w:val="single"/>
+        </w:rPr>
+        <w:t xml:space="preserve">
+          <w:hyperlink r:id="rId220" w:tgtFrame="_blank">
+            <w:r>
+              <w:t xml:space="preserve">Direct ink writing of collagen scaffolds functionalized with antimicrobial peptides: A proof-of-concept study for bone tissue engineering.</w:t>
+            </w:r>
+          </w:hyperlink>
+        </w:t>
+      </w:r>
+    </w:p>
+    <w:p>
+      <w:pPr>
+        <w:spacing w:after="0"/>
+        <w:rPr>
+          <w:color w:val="0F50FF"/>
+          <w:u w:val="single"/>
+        </w:rPr>
+      </w:pPr>
+      <w:r>
+        <w:rPr>
+          <w:color w:val="0F50FF"/>
+          <w:u w:val="single"/>
+        </w:rPr>
+        <w:t xml:space="preserve"/>
+      </w:r>
+    </w:p>
+    <w:p>
+      <w:pPr>
+        <w:pStyle w:val="ListParagraph"/>
+        <w:numPr>
+          <w:ilvl w:val="0"/>
+          <w:numId w:val="24"/>
+        </w:numPr>
+        <w:spacing w:after="0" w:line="240" w:lineRule="auto"/>
+        <w:ind w:left="357" w:hanging="357"/>
+        <w:rPr>
+          <w:color w:val="0F50FF"/>
+          <w:u w:val="single"/>
+        </w:rPr>
+      </w:pPr>
+      <w:proofErr w:type="gramStart"/>
+      <w:r>
+        <w:rPr>
+          <w:color w:val="0F50FF"/>
+          <w:u w:val="single"/>
+        </w:rPr>
+        <w:t xml:space="preserve">
+          <w:hyperlink r:id="rId221" w:tgtFrame="_blank">
+            <w:r>
+              <w:t xml:space="preserve">Emerging threats and zoonotic implications of antibiotic-resistant Staphylococcus spp. in domesticated cats: a review.</w:t>
+            </w:r>
+          </w:hyperlink>
+        </w:t>
+      </w:r>
+    </w:p>
+    <w:p>
+      <w:pPr>
+        <w:spacing w:after="0"/>
+        <w:rPr>
+          <w:color w:val="0F50FF"/>
+          <w:u w:val="single"/>
+        </w:rPr>
+      </w:pPr>
+      <w:r>
+        <w:rPr>
+          <w:color w:val="0F50FF"/>
+          <w:u w:val="single"/>
+        </w:rPr>
+        <w:t xml:space="preserve"/>
+      </w:r>
+    </w:p>
+    <w:p>
+      <w:pPr>
+        <w:pStyle w:val="ListParagraph"/>
+        <w:numPr>
+          <w:ilvl w:val="0"/>
+          <w:numId w:val="24"/>
+        </w:numPr>
+        <w:spacing w:after="0" w:line="240" w:lineRule="auto"/>
+        <w:ind w:left="357" w:hanging="357"/>
+        <w:rPr>
+          <w:color w:val="0F50FF"/>
+          <w:u w:val="single"/>
+        </w:rPr>
+      </w:pPr>
+      <w:proofErr w:type="gramStart"/>
+      <w:r>
+        <w:rPr>
+          <w:color w:val="0F50FF"/>
+          <w:u w:val="single"/>
+        </w:rPr>
+        <w:t xml:space="preserve">
+          <w:hyperlink r:id="rId222" w:tgtFrame="_blank">
+            <w:r>
+              <w:t xml:space="preserve">Real-world use of Dalbavancin for vascular graft and Endograft infections.</w:t>
+            </w:r>
+          </w:hyperlink>
+        </w:t>
+      </w:r>
+    </w:p>
+    <w:p>
+      <w:pPr>
+        <w:spacing w:after="0"/>
+        <w:rPr>
+          <w:color w:val="0F50FF"/>
+          <w:u w:val="single"/>
+        </w:rPr>
+      </w:pPr>
+      <w:r>
+        <w:rPr>
+          <w:color w:val="0F50FF"/>
+          <w:u w:val="single"/>
+        </w:rPr>
+        <w:t xml:space="preserve"/>
+      </w:r>
+    </w:p>
+    <w:p>
+      <w:pPr>
+        <w:pStyle w:val="ListParagraph"/>
+        <w:numPr>
+          <w:ilvl w:val="0"/>
+          <w:numId w:val="24"/>
+        </w:numPr>
+        <w:spacing w:after="0" w:line="240" w:lineRule="auto"/>
+        <w:ind w:left="357" w:hanging="357"/>
+        <w:rPr>
+          <w:color w:val="0F50FF"/>
+          <w:u w:val="single"/>
+        </w:rPr>
+      </w:pPr>
+      <w:proofErr w:type="gramStart"/>
+      <w:r>
+        <w:rPr>
+          <w:color w:val="0F50FF"/>
+          <w:u w:val="single"/>
+        </w:rPr>
+        <w:t xml:space="preserve">
+          <w:hyperlink r:id="rId223" w:tgtFrame="_blank">
+            <w:r>
+              <w:t xml:space="preserve">Antibacterial and anti-inflammatory PGCL fibers via polydopamine-assisted surface modification for absorbable sutures.</w:t>
+            </w:r>
+          </w:hyperlink>
+        </w:t>
+      </w:r>
+    </w:p>
+    <w:p>
+      <w:pPr>
+        <w:spacing w:after="0"/>
+        <w:rPr>
+          <w:color w:val="0F50FF"/>
+          <w:u w:val="single"/>
+        </w:rPr>
+      </w:pPr>
+      <w:r>
+        <w:rPr>
+          <w:color w:val="0F50FF"/>
+          <w:u w:val="single"/>
+        </w:rPr>
+        <w:t xml:space="preserve"/>
+      </w:r>
+    </w:p>
+    <w:p>
+      <w:pPr>
+        <w:pStyle w:val="ListParagraph"/>
+        <w:numPr>
+          <w:ilvl w:val="0"/>
+          <w:numId w:val="24"/>
+        </w:numPr>
+        <w:spacing w:after="0" w:line="240" w:lineRule="auto"/>
+        <w:ind w:left="357" w:hanging="357"/>
+        <w:rPr>
+          <w:color w:val="0F50FF"/>
+          <w:u w:val="single"/>
+        </w:rPr>
+      </w:pPr>
+      <w:proofErr w:type="gramStart"/>
+      <w:r>
+        <w:rPr>
+          <w:color w:val="0F50FF"/>
+          <w:u w:val="single"/>
+        </w:rPr>
+        <w:t xml:space="preserve">
+          <w:hyperlink r:id="rId224" w:tgtFrame="_blank">
+            <w:r>
+              <w:t xml:space="preserve">Clinical severity-dependent virulence of Staphylococcus aureus from human diabetic foot ulcers drives impaired wound healing in a diabetic murine model.</w:t>
+            </w:r>
+          </w:hyperlink>
+        </w:t>
+      </w:r>
+    </w:p>
+    <w:p>
+      <w:pPr>
+        <w:spacing w:after="0"/>
+        <w:rPr>
+          <w:color w:val="0F50FF"/>
+          <w:u w:val="single"/>
+        </w:rPr>
+      </w:pPr>
+      <w:r>
+        <w:rPr>
+          <w:color w:val="0F50FF"/>
+          <w:u w:val="single"/>
+        </w:rPr>
+        <w:t xml:space="preserve"/>
+      </w:r>
+    </w:p>
+    <w:p>
+      <w:pPr>
+        <w:pStyle w:val="ListParagraph"/>
+        <w:numPr>
+          <w:ilvl w:val="0"/>
+          <w:numId w:val="24"/>
+        </w:numPr>
+        <w:spacing w:after="0" w:line="240" w:lineRule="auto"/>
+        <w:ind w:left="357" w:hanging="357"/>
+        <w:rPr>
+          <w:color w:val="0F50FF"/>
+          <w:u w:val="single"/>
+        </w:rPr>
+      </w:pPr>
+      <w:proofErr w:type="gramStart"/>
+      <w:r>
+        <w:rPr>
+          <w:color w:val="0F50FF"/>
+          <w:u w:val="single"/>
+        </w:rPr>
+        <w:t xml:space="preserve">
+          <w:hyperlink r:id="rId225" w:tgtFrame="_blank">
+            <w:r>
+              <w:t xml:space="preserve">Risk stratification and source classification in Staphylococcus aureus bloodstream infections: high mortality linked to mrsa, biomarkers, and treatment efficacy.</w:t>
+            </w:r>
+          </w:hyperlink>
+        </w:t>
+      </w:r>
+    </w:p>
+    <w:p>
+      <w:pPr>
+        <w:spacing w:after="0"/>
+        <w:rPr>
+          <w:color w:val="0F50FF"/>
+          <w:u w:val="single"/>
+        </w:rPr>
+      </w:pPr>
+      <w:r>
+        <w:rPr>
+          <w:color w:val="0F50FF"/>
+          <w:u w:val="single"/>
+        </w:rPr>
+        <w:t xml:space="preserve"/>
+      </w:r>
+    </w:p>
+    <w:p>
+      <w:pPr>
+        <w:pStyle w:val="ListParagraph"/>
+        <w:numPr>
+          <w:ilvl w:val="0"/>
+          <w:numId w:val="24"/>
+        </w:numPr>
+        <w:spacing w:after="0" w:line="240" w:lineRule="auto"/>
+        <w:ind w:left="357" w:hanging="357"/>
+        <w:rPr>
+          <w:color w:val="0F50FF"/>
+          <w:u w:val="single"/>
+        </w:rPr>
+      </w:pPr>
+      <w:proofErr w:type="gramStart"/>
+      <w:r>
+        <w:rPr>
+          <w:color w:val="0F50FF"/>
+          <w:u w:val="single"/>
+        </w:rPr>
+        <w:t xml:space="preserve">
+          <w:hyperlink r:id="rId226" w:tgtFrame="_blank">
+            <w:r>
+              <w:t xml:space="preserve">Native-valve Staphylococcus epidermidis endocarditis complicated by destructive pseudoaneurysm of the mitral-aortic intervalvular fibrosa: a case report and review of the literature.</w:t>
+            </w:r>
+          </w:hyperlink>
+        </w:t>
+      </w:r>
+    </w:p>
+    <w:p>
+      <w:pPr>
+        <w:spacing w:after="0"/>
+        <w:rPr>
+          <w:color w:val="0F50FF"/>
+          <w:u w:val="single"/>
+        </w:rPr>
+      </w:pPr>
+      <w:r>
+        <w:rPr>
+          <w:color w:val="0F50FF"/>
+          <w:u w:val="single"/>
+        </w:rPr>
+        <w:t xml:space="preserve"/>
+      </w:r>
+    </w:p>
+    <w:p>
+      <w:pPr>
+        <w:pStyle w:val="ListParagraph"/>
+        <w:numPr>
+          <w:ilvl w:val="0"/>
+          <w:numId w:val="24"/>
+        </w:numPr>
+        <w:spacing w:after="0" w:line="240" w:lineRule="auto"/>
+        <w:ind w:left="357" w:hanging="357"/>
+        <w:rPr>
+          <w:color w:val="0F50FF"/>
+          <w:u w:val="single"/>
+        </w:rPr>
+      </w:pPr>
+      <w:proofErr w:type="gramStart"/>
+      <w:r>
+        <w:rPr>
+          <w:color w:val="0F50FF"/>
+          <w:u w:val="single"/>
+        </w:rPr>
+        <w:t xml:space="preserve">
+          <w:hyperlink r:id="rId227" w:tgtFrame="_blank">
+            <w:r>
+              <w:t xml:space="preserve">Biofilm Formation on Different Fabrics in the Presence of Sweat.</w:t>
+            </w:r>
+          </w:hyperlink>
+        </w:t>
+      </w:r>
+    </w:p>
+    <w:p>
+      <w:pPr>
+        <w:spacing w:after="0"/>
+        <w:rPr>
+          <w:color w:val="0F50FF"/>
+          <w:u w:val="single"/>
+        </w:rPr>
+      </w:pPr>
+      <w:r>
+        <w:rPr>
+          <w:color w:val="0F50FF"/>
+          <w:u w:val="single"/>
+        </w:rPr>
+        <w:t xml:space="preserve"/>
+      </w:r>
+    </w:p>
+    <w:p>
+      <w:pPr>
+        <w:pStyle w:val="ListParagraph"/>
+        <w:numPr>
+          <w:ilvl w:val="0"/>
+          <w:numId w:val="24"/>
+        </w:numPr>
+        <w:spacing w:after="0" w:line="240" w:lineRule="auto"/>
+        <w:ind w:left="357" w:hanging="357"/>
+        <w:rPr>
+          <w:color w:val="0F50FF"/>
+          <w:u w:val="single"/>
+        </w:rPr>
+      </w:pPr>
+      <w:proofErr w:type="gramStart"/>
+      <w:r>
+        <w:rPr>
+          <w:color w:val="0F50FF"/>
+          <w:u w:val="single"/>
+        </w:rPr>
+        <w:t xml:space="preserve">
+          <w:hyperlink r:id="rId228" w:tgtFrame="_blank">
+            <w:r>
+              <w:t xml:space="preserve">Evolving Spectrum and Outcomes of Infective Endocarditis in North India: A Comparative Analysis Between People Who Inject Drugs and Those Who Do Not.</w:t>
+            </w:r>
+          </w:hyperlink>
+        </w:t>
+      </w:r>
+    </w:p>
+    <w:p>
+      <w:pPr>
+        <w:spacing w:after="0"/>
+        <w:rPr>
+          <w:color w:val="0F50FF"/>
+          <w:u w:val="single"/>
+        </w:rPr>
+      </w:pPr>
+      <w:r>
+        <w:rPr>
+          <w:color w:val="0F50FF"/>
+          <w:u w:val="single"/>
+        </w:rPr>
+        <w:t xml:space="preserve"/>
+      </w:r>
+    </w:p>
+    <w:p>
+      <w:pPr>
+        <w:pStyle w:val="ListParagraph"/>
+        <w:numPr>
+          <w:ilvl w:val="0"/>
+          <w:numId w:val="24"/>
+        </w:numPr>
+        <w:spacing w:after="0" w:line="240" w:lineRule="auto"/>
+        <w:ind w:left="357" w:hanging="357"/>
+        <w:rPr>
+          <w:color w:val="0F50FF"/>
+          <w:u w:val="single"/>
+        </w:rPr>
+      </w:pPr>
+      <w:proofErr w:type="gramStart"/>
+      <w:r>
+        <w:rPr>
+          <w:color w:val="0F50FF"/>
+          <w:u w:val="single"/>
+        </w:rPr>
+        <w:t xml:space="preserve">
+          <w:hyperlink r:id="rId229" w:tgtFrame="_blank">
+            <w:r>
+              <w:t xml:space="preserve">Antimicrobial resistance in NICUs: The rise of ESKAPE pathogens and their impact on neonatal health.</w:t>
+            </w:r>
+          </w:hyperlink>
+        </w:t>
+      </w:r>
+    </w:p>
+    <w:p>
+      <w:pPr>
+        <w:spacing w:after="0"/>
+        <w:rPr>
+          <w:color w:val="0F50FF"/>
+          <w:u w:val="single"/>
+        </w:rPr>
+      </w:pPr>
+      <w:r>
+        <w:rPr>
+          <w:color w:val="0F50FF"/>
+          <w:u w:val="single"/>
+        </w:rPr>
+        <w:t xml:space="preserve"/>
+      </w:r>
+    </w:p>
+    <w:p>
+      <w:pPr>
+        <w:pStyle w:val="ListParagraph"/>
+        <w:numPr>
+          <w:ilvl w:val="0"/>
+          <w:numId w:val="24"/>
+        </w:numPr>
+        <w:spacing w:after="0" w:line="240" w:lineRule="auto"/>
+        <w:ind w:left="357" w:hanging="357"/>
+        <w:rPr>
+          <w:color w:val="0F50FF"/>
+          <w:u w:val="single"/>
+        </w:rPr>
+      </w:pPr>
+      <w:proofErr w:type="gramStart"/>
+      <w:r>
+        <w:rPr>
+          <w:color w:val="0F50FF"/>
+          <w:u w:val="single"/>
+        </w:rPr>
+        <w:t xml:space="preserve">
+          <w:hyperlink r:id="rId230" w:tgtFrame="_blank">
+            <w:r>
+              <w:t xml:space="preserve">Contamination of Hospital Inanimate Surfaces with Methicillin-Resistant Staphylococcus aureus and Extended-Spectrum Beta-Lactamase producing bacteria at Ocean Road Cancer Institute, Dar es Salaam, Tanzania.</w:t>
             </w:r>
           </w:hyperlink>
         </w:t>
@@ -7208,9 +7664,9 @@
           <w:u w:val="single"/>
         </w:rPr>
         <w:t xml:space="preserve">
-          <w:hyperlink r:id="rId97" w:tgtFrame="_blank">
-            <w:r>
-              <w:t xml:space="preserve">Closed incisional Negative Pressure Wound Therapy versus Standard Surgical Dressing for groin incisions following arterial vascular surgery; a prospective multicenter randomized clinical trial.</w:t>
+          <w:hyperlink r:id="rId71" w:tgtFrame="_blank">
+            <w:r>
+              <w:t xml:space="preserve">Healthcare personnel masking: current practices and gaps in standardized thresholds.</w:t>
             </w:r>
           </w:hyperlink>
         </w:t>
@@ -7253,9 +7709,9 @@
           <w:u w:val="single"/>
         </w:rPr>
         <w:t xml:space="preserve">
-          <w:hyperlink r:id="rId98" w:tgtFrame="_blank">
-            <w:r>
-              <w:t xml:space="preserve">Catheter-related bloodstream infections in hemodialysis: microbiology, antimicrobial resistance, complications and predictors of mortality.</w:t>
+          <w:hyperlink r:id="rId72" w:tgtFrame="_blank">
+            <w:r>
+              <w:t xml:space="preserve">Surgical site infections in the returning medical tourist: bridging the knowledge gap and identifying areas for improvement.</w:t>
             </w:r>
           </w:hyperlink>
         </w:t>
@@ -7298,9 +7754,144 @@
           <w:u w:val="single"/>
         </w:rPr>
         <w:t xml:space="preserve">
-          <w:hyperlink r:id="rId99" w:tgtFrame="_blank">
-            <w:r>
-              <w:t xml:space="preserve">Risk stratification of surgical site infection in high-risk spine surgery under prophylactic ciNPWT.</w:t>
+          <w:hyperlink r:id="rId73" w:tgtFrame="_blank">
+            <w:r>
+              <w:t xml:space="preserve">Fusobacterium brain abscess as a complication of sinusitis in an immunocompetent adolescent: A case report.</w:t>
+            </w:r>
+          </w:hyperlink>
+        </w:t>
+      </w:r>
+    </w:p>
+    <w:p>
+      <w:pPr>
+        <w:spacing w:after="0"/>
+        <w:rPr>
+          <w:color w:val="0F50FF"/>
+          <w:u w:val="single"/>
+        </w:rPr>
+      </w:pPr>
+      <w:r>
+        <w:rPr>
+          <w:color w:val="0F50FF"/>
+          <w:u w:val="single"/>
+        </w:rPr>
+        <w:t xml:space="preserve"/>
+      </w:r>
+    </w:p>
+    <w:p>
+      <w:pPr>
+        <w:pStyle w:val="ListParagraph"/>
+        <w:numPr>
+          <w:ilvl w:val="0"/>
+          <w:numId w:val="25"/>
+        </w:numPr>
+        <w:spacing w:after="0" w:line="240" w:lineRule="auto"/>
+        <w:ind w:left="357" w:hanging="357"/>
+        <w:rPr>
+          <w:color w:val="0F50FF"/>
+          <w:u w:val="single"/>
+        </w:rPr>
+      </w:pPr>
+      <w:proofErr w:type="gramStart"/>
+      <w:r>
+        <w:rPr>
+          <w:color w:val="0F50FF"/>
+          <w:u w:val="single"/>
+        </w:rPr>
+        <w:t xml:space="preserve">
+          <w:hyperlink r:id="rId74" w:tgtFrame="_blank">
+            <w:r>
+              <w:t xml:space="preserve">How long should we keep clinical isolates involved in bone and joint infections in microbiology laboratories?</w:t>
+            </w:r>
+          </w:hyperlink>
+        </w:t>
+      </w:r>
+    </w:p>
+    <w:p>
+      <w:pPr>
+        <w:spacing w:after="0"/>
+        <w:rPr>
+          <w:color w:val="0F50FF"/>
+          <w:u w:val="single"/>
+        </w:rPr>
+      </w:pPr>
+      <w:r>
+        <w:rPr>
+          <w:color w:val="0F50FF"/>
+          <w:u w:val="single"/>
+        </w:rPr>
+        <w:t xml:space="preserve"/>
+      </w:r>
+    </w:p>
+    <w:p>
+      <w:pPr>
+        <w:pStyle w:val="ListParagraph"/>
+        <w:numPr>
+          <w:ilvl w:val="0"/>
+          <w:numId w:val="25"/>
+        </w:numPr>
+        <w:spacing w:after="0" w:line="240" w:lineRule="auto"/>
+        <w:ind w:left="357" w:hanging="357"/>
+        <w:rPr>
+          <w:color w:val="0F50FF"/>
+          <w:u w:val="single"/>
+        </w:rPr>
+      </w:pPr>
+      <w:proofErr w:type="gramStart"/>
+      <w:r>
+        <w:rPr>
+          <w:color w:val="0F50FF"/>
+          <w:u w:val="single"/>
+        </w:rPr>
+        <w:t xml:space="preserve">
+          <w:hyperlink r:id="rId75" w:tgtFrame="_blank">
+            <w:r>
+              <w:t xml:space="preserve">Transthoracic echocardiography in children with Staphylococcus aureus bacteraemia: a multi-centre retrospective analysis.</w:t>
+            </w:r>
+          </w:hyperlink>
+        </w:t>
+      </w:r>
+    </w:p>
+    <w:p>
+      <w:pPr>
+        <w:spacing w:after="0"/>
+        <w:rPr>
+          <w:color w:val="0F50FF"/>
+          <w:u w:val="single"/>
+        </w:rPr>
+      </w:pPr>
+      <w:r>
+        <w:rPr>
+          <w:color w:val="0F50FF"/>
+          <w:u w:val="single"/>
+        </w:rPr>
+        <w:t xml:space="preserve"/>
+      </w:r>
+    </w:p>
+    <w:p>
+      <w:pPr>
+        <w:pStyle w:val="ListParagraph"/>
+        <w:numPr>
+          <w:ilvl w:val="0"/>
+          <w:numId w:val="25"/>
+        </w:numPr>
+        <w:spacing w:after="0" w:line="240" w:lineRule="auto"/>
+        <w:ind w:left="357" w:hanging="357"/>
+        <w:rPr>
+          <w:color w:val="0F50FF"/>
+          <w:u w:val="single"/>
+        </w:rPr>
+      </w:pPr>
+      <w:proofErr w:type="gramStart"/>
+      <w:r>
+        <w:rPr>
+          <w:color w:val="0F50FF"/>
+          <w:u w:val="single"/>
+        </w:rPr>
+        <w:t xml:space="preserve">
+          <w:hyperlink r:id="rId76" w:tgtFrame="_blank">
+            <w:r>
+              <w:t xml:space="preserve">Traumatic extraperitoneal bladder repair is associated with fewer leaks and shorter catheter duration.</w:t>
             </w:r>
           </w:hyperlink>
         </w:t>
@@ -7380,9 +7971,819 @@
           <w:u w:val="single"/>
         </w:rPr>
         <w:t xml:space="preserve">
+          <w:hyperlink r:id="rId17" w:tgtFrame="_blank">
+            <w:r>
+              <w:t xml:space="preserve">A 30-Year-Old Woman With a Lactational Breast Abscess Managed With Adjunctive Negative Pressure Wound Therapy (Vacuum-Assisted Closure).</w:t>
+            </w:r>
+          </w:hyperlink>
+        </w:t>
+      </w:r>
+    </w:p>
+    <w:p>
+      <w:pPr>
+        <w:spacing w:after="0"/>
+        <w:rPr>
+          <w:color w:val="0F50FF"/>
+          <w:u w:val="single"/>
+        </w:rPr>
+      </w:pPr>
+      <w:r>
+        <w:rPr>
+          <w:color w:val="0F50FF"/>
+          <w:u w:val="single"/>
+        </w:rPr>
+        <w:t xml:space="preserve"/>
+      </w:r>
+    </w:p>
+    <w:p>
+      <w:pPr>
+        <w:pStyle w:val="ListParagraph"/>
+        <w:numPr>
+          <w:ilvl w:val="0"/>
+          <w:numId w:val="26"/>
+        </w:numPr>
+        <w:spacing w:after="0" w:line="240" w:lineRule="auto"/>
+        <w:ind w:left="357" w:hanging="357"/>
+        <w:rPr>
+          <w:color w:val="0F50FF"/>
+          <w:u w:val="single"/>
+        </w:rPr>
+      </w:pPr>
+      <w:proofErr w:type="gramStart"/>
+      <w:r>
+        <w:rPr>
+          <w:color w:val="0F50FF"/>
+          <w:u w:val="single"/>
+        </w:rPr>
+        <w:t xml:space="preserve">
+          <w:hyperlink r:id="rId18" w:tgtFrame="_blank">
+            <w:r>
+              <w:t xml:space="preserve">Sternoclavicular Joint Infection Caused by Staphylococcus capitis.</w:t>
+            </w:r>
+          </w:hyperlink>
+        </w:t>
+      </w:r>
+    </w:p>
+    <w:p>
+      <w:pPr>
+        <w:spacing w:after="0"/>
+        <w:rPr>
+          <w:color w:val="0F50FF"/>
+          <w:u w:val="single"/>
+        </w:rPr>
+      </w:pPr>
+      <w:r>
+        <w:rPr>
+          <w:color w:val="0F50FF"/>
+          <w:u w:val="single"/>
+        </w:rPr>
+        <w:t xml:space="preserve"/>
+      </w:r>
+    </w:p>
+    <w:p>
+      <w:pPr>
+        <w:pStyle w:val="ListParagraph"/>
+        <w:numPr>
+          <w:ilvl w:val="0"/>
+          <w:numId w:val="26"/>
+        </w:numPr>
+        <w:spacing w:after="0" w:line="240" w:lineRule="auto"/>
+        <w:ind w:left="357" w:hanging="357"/>
+        <w:rPr>
+          <w:color w:val="0F50FF"/>
+          <w:u w:val="single"/>
+        </w:rPr>
+      </w:pPr>
+      <w:proofErr w:type="gramStart"/>
+      <w:r>
+        <w:rPr>
+          <w:color w:val="0F50FF"/>
+          <w:u w:val="single"/>
+        </w:rPr>
+        <w:t xml:space="preserve">
+          <w:hyperlink r:id="rId19" w:tgtFrame="_blank">
+            <w:r>
+              <w:t xml:space="preserve">Public healthcare costs of complications of cosmetic surgery in Sweden - a regional study.</w:t>
+            </w:r>
+          </w:hyperlink>
+        </w:t>
+      </w:r>
+    </w:p>
+    <w:p>
+      <w:pPr>
+        <w:spacing w:after="0"/>
+        <w:rPr>
+          <w:color w:val="0F50FF"/>
+          <w:u w:val="single"/>
+        </w:rPr>
+      </w:pPr>
+      <w:r>
+        <w:rPr>
+          <w:color w:val="0F50FF"/>
+          <w:u w:val="single"/>
+        </w:rPr>
+        <w:t xml:space="preserve"/>
+      </w:r>
+    </w:p>
+    <w:p>
+      <w:pPr>
+        <w:pStyle w:val="ListParagraph"/>
+        <w:numPr>
+          <w:ilvl w:val="0"/>
+          <w:numId w:val="26"/>
+        </w:numPr>
+        <w:spacing w:after="0" w:line="240" w:lineRule="auto"/>
+        <w:ind w:left="357" w:hanging="357"/>
+        <w:rPr>
+          <w:color w:val="0F50FF"/>
+          <w:u w:val="single"/>
+        </w:rPr>
+      </w:pPr>
+      <w:proofErr w:type="gramStart"/>
+      <w:r>
+        <w:rPr>
+          <w:color w:val="0F50FF"/>
+          <w:u w:val="single"/>
+        </w:rPr>
+        <w:t xml:space="preserve">
+          <w:hyperlink r:id="rId20" w:tgtFrame="_blank">
+            <w:r>
+              <w:t xml:space="preserve">Trends in Microvascular Free Flap Reconstruction at a Single Tertiary Centre: A 12-Year Retrospective Review.</w:t>
+            </w:r>
+          </w:hyperlink>
+        </w:t>
+      </w:r>
+    </w:p>
+    <w:p>
+      <w:pPr>
+        <w:spacing w:after="0"/>
+        <w:rPr>
+          <w:color w:val="0F50FF"/>
+          <w:u w:val="single"/>
+        </w:rPr>
+      </w:pPr>
+      <w:r>
+        <w:rPr>
+          <w:color w:val="0F50FF"/>
+          <w:u w:val="single"/>
+        </w:rPr>
+        <w:t xml:space="preserve"/>
+      </w:r>
+    </w:p>
+    <w:p>
+      <w:pPr>
+        <w:pStyle w:val="ListParagraph"/>
+        <w:numPr>
+          <w:ilvl w:val="0"/>
+          <w:numId w:val="26"/>
+        </w:numPr>
+        <w:spacing w:after="0" w:line="240" w:lineRule="auto"/>
+        <w:ind w:left="357" w:hanging="357"/>
+        <w:rPr>
+          <w:color w:val="0F50FF"/>
+          <w:u w:val="single"/>
+        </w:rPr>
+      </w:pPr>
+      <w:proofErr w:type="gramStart"/>
+      <w:r>
+        <w:rPr>
+          <w:color w:val="0F50FF"/>
+          <w:u w:val="single"/>
+        </w:rPr>
+        <w:t xml:space="preserve">
+          <w:hyperlink r:id="rId21" w:tgtFrame="_blank">
+            <w:r>
+              <w:t xml:space="preserve">Conical Implants in Tuberous Breast Correction: Clinical and Patient-Reported Outcomes.</w:t>
+            </w:r>
+          </w:hyperlink>
+        </w:t>
+      </w:r>
+    </w:p>
+    <w:p>
+      <w:pPr>
+        <w:spacing w:after="0"/>
+        <w:rPr>
+          <w:color w:val="0F50FF"/>
+          <w:u w:val="single"/>
+        </w:rPr>
+      </w:pPr>
+      <w:r>
+        <w:rPr>
+          <w:color w:val="0F50FF"/>
+          <w:u w:val="single"/>
+        </w:rPr>
+        <w:t xml:space="preserve"/>
+      </w:r>
+    </w:p>
+    <w:p>
+      <w:pPr>
+        <w:pStyle w:val="ListParagraph"/>
+        <w:numPr>
+          <w:ilvl w:val="0"/>
+          <w:numId w:val="26"/>
+        </w:numPr>
+        <w:spacing w:after="0" w:line="240" w:lineRule="auto"/>
+        <w:ind w:left="357" w:hanging="357"/>
+        <w:rPr>
+          <w:color w:val="0F50FF"/>
+          <w:u w:val="single"/>
+        </w:rPr>
+      </w:pPr>
+      <w:proofErr w:type="gramStart"/>
+      <w:r>
+        <w:rPr>
+          <w:color w:val="0F50FF"/>
+          <w:u w:val="single"/>
+        </w:rPr>
+        <w:t xml:space="preserve">
+          <w:hyperlink r:id="rId22" w:tgtFrame="_blank">
+            <w:r>
+              <w:t xml:space="preserve">Assessment of treatment outcomes in patients with breast cancer who underwent mastectomy and breast reconstruction with sparing of the areola-nipple complex - single-center analysis.</w:t>
+            </w:r>
+          </w:hyperlink>
+        </w:t>
+      </w:r>
+    </w:p>
+    <w:p>
+      <w:pPr>
+        <w:spacing w:after="0"/>
+        <w:rPr>
+          <w:color w:val="0F50FF"/>
+          <w:u w:val="single"/>
+        </w:rPr>
+      </w:pPr>
+      <w:r>
+        <w:rPr>
+          <w:color w:val="0F50FF"/>
+          <w:u w:val="single"/>
+        </w:rPr>
+        <w:t xml:space="preserve"/>
+      </w:r>
+    </w:p>
+    <w:p>
+      <w:pPr>
+        <w:pStyle w:val="ListParagraph"/>
+        <w:numPr>
+          <w:ilvl w:val="0"/>
+          <w:numId w:val="26"/>
+        </w:numPr>
+        <w:spacing w:after="0" w:line="240" w:lineRule="auto"/>
+        <w:ind w:left="357" w:hanging="357"/>
+        <w:rPr>
+          <w:color w:val="0F50FF"/>
+          <w:u w:val="single"/>
+        </w:rPr>
+      </w:pPr>
+      <w:proofErr w:type="gramStart"/>
+      <w:r>
+        <w:rPr>
+          <w:color w:val="0F50FF"/>
+          <w:u w:val="single"/>
+        </w:rPr>
+        <w:t xml:space="preserve">
+          <w:hyperlink r:id="rId23" w:tgtFrame="_blank">
+            <w:r>
+              <w:t xml:space="preserve">Invasive sino-orbital aspergillosis with intracranial extension: a multidisciplinary and ethical dilemma in pursuing aggressive surgery versus palliation.</w:t>
+            </w:r>
+          </w:hyperlink>
+        </w:t>
+      </w:r>
+    </w:p>
+    <w:p>
+      <w:pPr>
+        <w:spacing w:after="0"/>
+        <w:rPr>
+          <w:color w:val="0F50FF"/>
+          <w:u w:val="single"/>
+        </w:rPr>
+      </w:pPr>
+      <w:r>
+        <w:rPr>
+          <w:color w:val="0F50FF"/>
+          <w:u w:val="single"/>
+        </w:rPr>
+        <w:t xml:space="preserve"/>
+      </w:r>
+    </w:p>
+    <w:p>
+      <w:pPr>
+        <w:pStyle w:val="ListParagraph"/>
+        <w:numPr>
+          <w:ilvl w:val="0"/>
+          <w:numId w:val="26"/>
+        </w:numPr>
+        <w:spacing w:after="0" w:line="240" w:lineRule="auto"/>
+        <w:ind w:left="357" w:hanging="357"/>
+        <w:rPr>
+          <w:color w:val="0F50FF"/>
+          <w:u w:val="single"/>
+        </w:rPr>
+      </w:pPr>
+      <w:proofErr w:type="gramStart"/>
+      <w:r>
+        <w:rPr>
+          <w:color w:val="0F50FF"/>
+          <w:u w:val="single"/>
+        </w:rPr>
+        <w:t xml:space="preserve">
+          <w:hyperlink r:id="rId24" w:tgtFrame="_blank">
+            <w:r>
+              <w:t xml:space="preserve">Expert Opinions on Postoperative Complications in Breast Cancer Surgery After Neoadjuvant Chemotherapy: A Descriptive Study Through Structured Interviews With Surgeons in Austria.</w:t>
+            </w:r>
+          </w:hyperlink>
+        </w:t>
+      </w:r>
+    </w:p>
+    <w:p>
+      <w:pPr>
+        <w:spacing w:after="0"/>
+        <w:rPr>
+          <w:color w:val="0F50FF"/>
+          <w:u w:val="single"/>
+        </w:rPr>
+      </w:pPr>
+      <w:r>
+        <w:rPr>
+          <w:color w:val="0F50FF"/>
+          <w:u w:val="single"/>
+        </w:rPr>
+        <w:t xml:space="preserve"/>
+      </w:r>
+    </w:p>
+    <w:p>
+      <w:pPr>
+        <w:pStyle w:val="ListParagraph"/>
+        <w:numPr>
+          <w:ilvl w:val="0"/>
+          <w:numId w:val="26"/>
+        </w:numPr>
+        <w:spacing w:after="0" w:line="240" w:lineRule="auto"/>
+        <w:ind w:left="357" w:hanging="357"/>
+        <w:rPr>
+          <w:color w:val="0F50FF"/>
+          <w:u w:val="single"/>
+        </w:rPr>
+      </w:pPr>
+      <w:proofErr w:type="gramStart"/>
+      <w:r>
+        <w:rPr>
+          <w:color w:val="0F50FF"/>
+          <w:u w:val="single"/>
+        </w:rPr>
+        <w:t xml:space="preserve">
+          <w:hyperlink r:id="rId25" w:tgtFrame="_blank">
+            <w:r>
+              <w:t xml:space="preserve">Antiparasitic agents in oncology: Innovative mechanisms, emerging evidence and clinical potential in cancer treatment.</w:t>
+            </w:r>
+          </w:hyperlink>
+        </w:t>
+      </w:r>
+    </w:p>
+    <w:p>
+      <w:pPr>
+        <w:spacing w:after="0"/>
+        <w:rPr>
+          <w:color w:val="0F50FF"/>
+          <w:u w:val="single"/>
+        </w:rPr>
+      </w:pPr>
+      <w:r>
+        <w:rPr>
+          <w:color w:val="0F50FF"/>
+          <w:u w:val="single"/>
+        </w:rPr>
+        <w:t xml:space="preserve"/>
+      </w:r>
+    </w:p>
+    <w:p>
+      <w:pPr>
+        <w:pStyle w:val="ListParagraph"/>
+        <w:numPr>
+          <w:ilvl w:val="0"/>
+          <w:numId w:val="26"/>
+        </w:numPr>
+        <w:spacing w:after="0" w:line="240" w:lineRule="auto"/>
+        <w:ind w:left="357" w:hanging="357"/>
+        <w:rPr>
+          <w:color w:val="0F50FF"/>
+          <w:u w:val="single"/>
+        </w:rPr>
+      </w:pPr>
+      <w:proofErr w:type="gramStart"/>
+      <w:r>
+        <w:rPr>
+          <w:color w:val="0F50FF"/>
+          <w:u w:val="single"/>
+        </w:rPr>
+        <w:t xml:space="preserve">
+          <w:hyperlink r:id="rId26" w:tgtFrame="_blank">
+            <w:r>
+              <w:t xml:space="preserve">Postoperative Complications Following Neoadjuvant Therapy Across Different Oncoplastic Breast Surgery Techniques: A Retrospective Comparative Study in Breast Cancer Patients.</w:t>
+            </w:r>
+          </w:hyperlink>
+        </w:t>
+      </w:r>
+    </w:p>
+    <w:p>
+      <w:pPr>
+        <w:spacing w:after="0"/>
+        <w:rPr>
+          <w:color w:val="0F50FF"/>
+          <w:u w:val="single"/>
+        </w:rPr>
+      </w:pPr>
+      <w:r>
+        <w:rPr>
+          <w:color w:val="0F50FF"/>
+          <w:u w:val="single"/>
+        </w:rPr>
+        <w:t xml:space="preserve"/>
+      </w:r>
+    </w:p>
+    <w:p>
+      <w:pPr>
+        <w:pStyle w:val="ListParagraph"/>
+        <w:numPr>
+          <w:ilvl w:val="0"/>
+          <w:numId w:val="26"/>
+        </w:numPr>
+        <w:spacing w:after="0" w:line="240" w:lineRule="auto"/>
+        <w:ind w:left="357" w:hanging="357"/>
+        <w:rPr>
+          <w:color w:val="0F50FF"/>
+          <w:u w:val="single"/>
+        </w:rPr>
+      </w:pPr>
+      <w:proofErr w:type="gramStart"/>
+      <w:r>
+        <w:rPr>
+          <w:color w:val="0F50FF"/>
+          <w:u w:val="single"/>
+        </w:rPr>
+        <w:t xml:space="preserve">
+          <w:hyperlink r:id="rId27" w:tgtFrame="_blank">
+            <w:r>
+              <w:t xml:space="preserve">Global burden of enteric infectious diseases, diarrhoeal diseases, and corresponding aetiologies, 1990-2023: a systematic analysis for the Global Burden of Disease Study 2023.</w:t>
+            </w:r>
+          </w:hyperlink>
+        </w:t>
+      </w:r>
+    </w:p>
+    <w:p>
+      <w:pPr>
+        <w:spacing w:after="0"/>
+        <w:rPr>
+          <w:color w:val="0F50FF"/>
+          <w:u w:val="single"/>
+        </w:rPr>
+      </w:pPr>
+      <w:r>
+        <w:rPr>
+          <w:color w:val="0F50FF"/>
+          <w:u w:val="single"/>
+        </w:rPr>
+        <w:t xml:space="preserve"/>
+      </w:r>
+    </w:p>
+    <w:p>
+      <w:pPr>
+        <w:pStyle w:val="ListParagraph"/>
+        <w:numPr>
+          <w:ilvl w:val="0"/>
+          <w:numId w:val="26"/>
+        </w:numPr>
+        <w:spacing w:after="0" w:line="240" w:lineRule="auto"/>
+        <w:ind w:left="357" w:hanging="357"/>
+        <w:rPr>
+          <w:color w:val="0F50FF"/>
+          <w:u w:val="single"/>
+        </w:rPr>
+      </w:pPr>
+      <w:proofErr w:type="gramStart"/>
+      <w:r>
+        <w:rPr>
+          <w:color w:val="0F50FF"/>
+          <w:u w:val="single"/>
+        </w:rPr>
+        <w:t xml:space="preserve">
+          <w:hyperlink r:id="rId28" w:tgtFrame="_blank">
+            <w:r>
+              <w:t xml:space="preserve">Intraoperative Versus Postoperative Correction of Vascular Compromise: Comparison of Flap and Patient Outcomes in Free Flap Breast Reconstruction.</w:t>
+            </w:r>
+          </w:hyperlink>
+        </w:t>
+      </w:r>
+    </w:p>
+    <w:p>
+      <w:pPr>
+        <w:spacing w:after="0"/>
+        <w:rPr>
+          <w:color w:val="0F50FF"/>
+          <w:u w:val="single"/>
+        </w:rPr>
+      </w:pPr>
+      <w:r>
+        <w:rPr>
+          <w:color w:val="0F50FF"/>
+          <w:u w:val="single"/>
+        </w:rPr>
+        <w:t xml:space="preserve"/>
+      </w:r>
+    </w:p>
+    <w:p>
+      <w:pPr>
+        <w:pStyle w:val="ListParagraph"/>
+        <w:numPr>
+          <w:ilvl w:val="0"/>
+          <w:numId w:val="26"/>
+        </w:numPr>
+        <w:spacing w:after="0" w:line="240" w:lineRule="auto"/>
+        <w:ind w:left="357" w:hanging="357"/>
+        <w:rPr>
+          <w:color w:val="0F50FF"/>
+          <w:u w:val="single"/>
+        </w:rPr>
+      </w:pPr>
+      <w:proofErr w:type="gramStart"/>
+      <w:r>
+        <w:rPr>
+          <w:color w:val="0F50FF"/>
+          <w:u w:val="single"/>
+        </w:rPr>
+        <w:t xml:space="preserve">
+          <w:hyperlink r:id="rId29" w:tgtFrame="_blank">
+            <w:r>
+              <w:t xml:space="preserve">Systemic Lupus Erythematosus in Complications of Mastectomies With or Without Reconstruction.</w:t>
+            </w:r>
+          </w:hyperlink>
+        </w:t>
+      </w:r>
+    </w:p>
+    <w:p>
+      <w:pPr>
+        <w:spacing w:after="0"/>
+        <w:rPr>
+          <w:color w:val="0F50FF"/>
+          <w:u w:val="single"/>
+        </w:rPr>
+      </w:pPr>
+      <w:r>
+        <w:rPr>
+          <w:color w:val="0F50FF"/>
+          <w:u w:val="single"/>
+        </w:rPr>
+        <w:t xml:space="preserve"/>
+      </w:r>
+    </w:p>
+    <w:p>
+      <w:pPr>
+        <w:pStyle w:val="ListParagraph"/>
+        <w:numPr>
+          <w:ilvl w:val="0"/>
+          <w:numId w:val="26"/>
+        </w:numPr>
+        <w:spacing w:after="0" w:line="240" w:lineRule="auto"/>
+        <w:ind w:left="357" w:hanging="357"/>
+        <w:rPr>
+          <w:color w:val="0F50FF"/>
+          <w:u w:val="single"/>
+        </w:rPr>
+      </w:pPr>
+      <w:proofErr w:type="gramStart"/>
+      <w:r>
+        <w:rPr>
+          <w:color w:val="0F50FF"/>
+          <w:u w:val="single"/>
+        </w:rPr>
+        <w:t xml:space="preserve">
+          <w:hyperlink r:id="rId30" w:tgtFrame="_blank">
+            <w:r>
+              <w:t xml:space="preserve">Mesh-free prepectoral breast reconstruction: a safe and effective alternative.</w:t>
+            </w:r>
+          </w:hyperlink>
+        </w:t>
+      </w:r>
+    </w:p>
+    <w:p>
+      <w:pPr>
+        <w:spacing w:after="0"/>
+        <w:rPr>
+          <w:color w:val="0F50FF"/>
+          <w:u w:val="single"/>
+        </w:rPr>
+      </w:pPr>
+      <w:r>
+        <w:rPr>
+          <w:color w:val="0F50FF"/>
+          <w:u w:val="single"/>
+        </w:rPr>
+        <w:t xml:space="preserve"/>
+      </w:r>
+    </w:p>
+    <w:p>
+      <w:pPr>
+        <w:pStyle w:val="ListParagraph"/>
+        <w:numPr>
+          <w:ilvl w:val="0"/>
+          <w:numId w:val="26"/>
+        </w:numPr>
+        <w:spacing w:after="0" w:line="240" w:lineRule="auto"/>
+        <w:ind w:left="357" w:hanging="357"/>
+        <w:rPr>
+          <w:color w:val="0F50FF"/>
+          <w:u w:val="single"/>
+        </w:rPr>
+      </w:pPr>
+      <w:proofErr w:type="gramStart"/>
+      <w:r>
+        <w:rPr>
+          <w:color w:val="0F50FF"/>
+          <w:u w:val="single"/>
+        </w:rPr>
+        <w:t xml:space="preserve">
+          <w:hyperlink r:id="rId31" w:tgtFrame="_blank">
+            <w:r>
+              <w:t xml:space="preserve">Role of chest wall perforator flaps in reconstruction of upper inner breast defects.</w:t>
+            </w:r>
+          </w:hyperlink>
+        </w:t>
+      </w:r>
+    </w:p>
+    <w:p>
+      <w:pPr>
+        <w:spacing w:after="0"/>
+        <w:rPr>
+          <w:color w:val="0F50FF"/>
+          <w:u w:val="single"/>
+        </w:rPr>
+      </w:pPr>
+      <w:r>
+        <w:rPr>
+          <w:color w:val="0F50FF"/>
+          <w:u w:val="single"/>
+        </w:rPr>
+        <w:t xml:space="preserve"/>
+      </w:r>
+    </w:p>
+    <w:p>
+      <w:pPr>
+        <w:pStyle w:val="ListParagraph"/>
+        <w:numPr>
+          <w:ilvl w:val="0"/>
+          <w:numId w:val="26"/>
+        </w:numPr>
+        <w:spacing w:after="0" w:line="240" w:lineRule="auto"/>
+        <w:ind w:left="357" w:hanging="357"/>
+        <w:rPr>
+          <w:color w:val="0F50FF"/>
+          <w:u w:val="single"/>
+        </w:rPr>
+      </w:pPr>
+      <w:proofErr w:type="gramStart"/>
+      <w:r>
+        <w:rPr>
+          <w:color w:val="0F50FF"/>
+          <w:u w:val="single"/>
+        </w:rPr>
+        <w:t xml:space="preserve">
+          <w:hyperlink r:id="rId32" w:tgtFrame="_blank">
+            <w:r>
+              <w:t xml:space="preserve">Cutibacterium avidum Bacteria in Post-Mastectomy Breast with Prior Silicone Injections, Singapore.</w:t>
+            </w:r>
+          </w:hyperlink>
+        </w:t>
+      </w:r>
+    </w:p>
+    <w:p>
+      <w:pPr>
+        <w:spacing w:after="0"/>
+        <w:rPr>
+          <w:color w:val="0F50FF"/>
+          <w:u w:val="single"/>
+        </w:rPr>
+      </w:pPr>
+      <w:r>
+        <w:rPr>
+          <w:color w:val="0F50FF"/>
+          <w:u w:val="single"/>
+        </w:rPr>
+        <w:t xml:space="preserve"/>
+      </w:r>
+    </w:p>
+    <w:p>
+      <w:pPr>
+        <w:pStyle w:val="ListParagraph"/>
+        <w:numPr>
+          <w:ilvl w:val="0"/>
+          <w:numId w:val="26"/>
+        </w:numPr>
+        <w:spacing w:after="0" w:line="240" w:lineRule="auto"/>
+        <w:ind w:left="357" w:hanging="357"/>
+        <w:rPr>
+          <w:color w:val="0F50FF"/>
+          <w:u w:val="single"/>
+        </w:rPr>
+      </w:pPr>
+      <w:proofErr w:type="gramStart"/>
+      <w:r>
+        <w:rPr>
+          <w:color w:val="0F50FF"/>
+          <w:u w:val="single"/>
+        </w:rPr>
+        <w:t xml:space="preserve">
+          <w:hyperlink r:id="rId33" w:tgtFrame="_blank">
+            <w:r>
+              <w:t xml:space="preserve">Optimal preoperative bowel preparation for intracorporeal anastomosis in laparoscopic colectomy.</w:t>
+            </w:r>
+          </w:hyperlink>
+        </w:t>
+      </w:r>
+    </w:p>
+    <w:p>
+      <w:pPr>
+        <w:spacing w:after="0"/>
+        <w:rPr>
+          <w:color w:val="0F50FF"/>
+          <w:u w:val="single"/>
+        </w:rPr>
+      </w:pPr>
+      <w:r>
+        <w:rPr>
+          <w:color w:val="0F50FF"/>
+          <w:u w:val="single"/>
+        </w:rPr>
+        <w:t xml:space="preserve"/>
+      </w:r>
+    </w:p>
+    <w:p>
+      <w:pPr>
+        <w:pStyle w:val="ListParagraph"/>
+        <w:numPr>
+          <w:ilvl w:val="0"/>
+          <w:numId w:val="26"/>
+        </w:numPr>
+        <w:spacing w:after="0" w:line="240" w:lineRule="auto"/>
+        <w:ind w:left="357" w:hanging="357"/>
+        <w:rPr>
+          <w:color w:val="0F50FF"/>
+          <w:u w:val="single"/>
+        </w:rPr>
+      </w:pPr>
+      <w:proofErr w:type="gramStart"/>
+      <w:r>
+        <w:rPr>
+          <w:color w:val="0F50FF"/>
+          <w:u w:val="single"/>
+        </w:rPr>
+        <w:t xml:space="preserve">
+          <w:hyperlink r:id="rId34" w:tgtFrame="_blank">
+            <w:r>
+              <w:t xml:space="preserve">Coronary septic embolism presenting as acute myocardial infarction: A rare manifestation of infective endocarditis: a case report.</w:t>
+            </w:r>
+          </w:hyperlink>
+        </w:t>
+      </w:r>
+    </w:p>
+    <w:p>
+      <w:pPr>
+        <w:spacing w:after="0"/>
+        <w:rPr>
+          <w:color w:val="0F50FF"/>
+          <w:u w:val="single"/>
+        </w:rPr>
+      </w:pPr>
+      <w:r>
+        <w:rPr>
+          <w:color w:val="0F50FF"/>
+          <w:u w:val="single"/>
+        </w:rPr>
+        <w:t xml:space="preserve"/>
+      </w:r>
+    </w:p>
+    <w:p>
+      <w:pPr>
+        <w:pStyle w:val="ListParagraph"/>
+        <w:numPr>
+          <w:ilvl w:val="0"/>
+          <w:numId w:val="26"/>
+        </w:numPr>
+        <w:spacing w:after="0" w:line="240" w:lineRule="auto"/>
+        <w:ind w:left="357" w:hanging="357"/>
+        <w:rPr>
+          <w:color w:val="0F50FF"/>
+          <w:u w:val="single"/>
+        </w:rPr>
+      </w:pPr>
+      <w:proofErr w:type="gramStart"/>
+      <w:r>
+        <w:rPr>
+          <w:color w:val="0F50FF"/>
+          <w:u w:val="single"/>
+        </w:rPr>
+        <w:t xml:space="preserve">
           <w:hyperlink r:id="rId35" w:tgtFrame="_blank">
             <w:r>
-              <w:t xml:space="preserve">Fine needle aspiration cytology in diagnosing tubercular mastitis: A rare entity with differential diagnoses and learning points.</w:t>
+              <w:t xml:space="preserve">Optimal Timing of Drain Removal in Patients with Prolonged High Output Following Tissue Expander Breast Reconstruction.</w:t>
             </w:r>
           </w:hyperlink>
         </w:t>
@@ -7427,7 +8828,7 @@
         <w:t xml:space="preserve">
           <w:hyperlink r:id="rId36" w:tgtFrame="_blank">
             <w:r>
-              <w:t xml:space="preserve">Clinical outcomes of synthetic absorbable mesh use in breast surgery: First case series in reconstruction and aesthetic mastopexy.</w:t>
+              <w:t xml:space="preserve">The internal mammary artery perforator flap as a reliable option for thoracic osteoradionecrosis reconstruction: a case report.</w:t>
             </w:r>
           </w:hyperlink>
         </w:t>
@@ -7472,7 +8873,7 @@
         <w:t xml:space="preserve">
           <w:hyperlink r:id="rId37" w:tgtFrame="_blank">
             <w:r>
-              <w:t xml:space="preserve">Seroma volume as early indicator for infection in tissue expander-based breast reconstruction.</w:t>
+              <w:t xml:space="preserve">Osteoradionecrosis of the chest wall in a patient with invasive ductal carcinoma of the breast: a case report.</w:t>
             </w:r>
           </w:hyperlink>
         </w:t>
@@ -7517,7 +8918,7 @@
         <w:t xml:space="preserve">
           <w:hyperlink r:id="rId38" w:tgtFrame="_blank">
             <w:r>
-              <w:t xml:space="preserve">Outcomes of Metastasectomy in Patients with Solitary Bone Metastases: Experience from a Cancer Center in Bogotá, Colombia.</w:t>
+              <w:t xml:space="preserve">Hyperbaric Oxygen Therapy for Ischemic Complications After Immediate Breast Reconstruction: A Systematic Review and Meta-Analysis.</w:t>
             </w:r>
           </w:hyperlink>
         </w:t>
@@ -7562,7 +8963,7 @@
         <w:t xml:space="preserve">
           <w:hyperlink r:id="rId39" w:tgtFrame="_blank">
             <w:r>
-              <w:t xml:space="preserve">A Novel Diabetic Limb Preservation Initiative Using Symptom-Focused Education and Coordinated Podiatric Care.</w:t>
+              <w:t xml:space="preserve">Outcomes of Acellular Dermal Matrix Use in Radiated Implant-based Breast Reconstruction: A Systematic Review and Subgroup Meta-analysis.</w:t>
             </w:r>
           </w:hyperlink>
         </w:t>
@@ -7607,7 +9008,7 @@
         <w:t xml:space="preserve">
           <w:hyperlink r:id="rId40" w:tgtFrame="_blank">
             <w:r>
-              <w:t xml:space="preserve">Hyperbaric Oxygen Therapy in Surgical Wound Healing and Tissue Salvage: A Structured Narrative Review.</w:t>
+              <w:t xml:space="preserve">A peptide-induced regression of low-grade malignant breast tumor via activation of autophagy in breast cancer cells.</w:t>
             </w:r>
           </w:hyperlink>
         </w:t>
@@ -7652,7 +9053,7 @@
         <w:t xml:space="preserve">
           <w:hyperlink r:id="rId41" w:tgtFrame="_blank">
             <w:r>
-              <w:t xml:space="preserve">Multidisciplinary Trends in Endoscopic Surgery in Japan: Insights From the 17th Nationwide Survey.</w:t>
+              <w:t xml:space="preserve">Breast Implants: Biomaterials, Surfaces, Biocompatibility-A Biomedical Engineering Perspective.</w:t>
             </w:r>
           </w:hyperlink>
         </w:t>
@@ -7697,7 +9098,7 @@
         <w:t xml:space="preserve">
           <w:hyperlink r:id="rId42" w:tgtFrame="_blank">
             <w:r>
-              <w:t xml:space="preserve">Identifying modifiable perioperative risk factors for wound healing complications after immediate autologous breast reconstruction.</w:t>
+              <w:t xml:space="preserve">The Path to Independence: Progression in Entrustment Reflected in Entrustable Professional Activity Ratings.</w:t>
             </w:r>
           </w:hyperlink>
         </w:t>
@@ -7742,7 +9143,7 @@
         <w:t xml:space="preserve">
           <w:hyperlink r:id="rId43" w:tgtFrame="_blank">
             <w:r>
-              <w:t xml:space="preserve">Robotic versus conventional nipple-sparing mastectomy in early breast cancer: a systematic review and meta-analysis.</w:t>
+              <w:t xml:space="preserve">Accuracy of Allplex HPV HR Detection Full Genotyping Assay on Cervical Samples Compared to Vaginal Self-Samples.</w:t>
             </w:r>
           </w:hyperlink>
         </w:t>
@@ -7787,7 +9188,7 @@
         <w:t xml:space="preserve">
           <w:hyperlink r:id="rId44" w:tgtFrame="_blank">
             <w:r>
-              <w:t xml:space="preserve">A Prospective Study of Clinical Presentation, Radiological Findings, and Treatment Outcomes in Patients With Idiopathic Granulomatous Mastitis at a Single Center.</w:t>
+              <w:t xml:space="preserve">Vaginal cuff dehiscence and bowel evisceration as a late-onset complication of vaginal vault prolapse: a case report.</w:t>
             </w:r>
           </w:hyperlink>
         </w:t>
@@ -7832,7 +9233,7 @@
         <w:t xml:space="preserve">
           <w:hyperlink r:id="rId45" w:tgtFrame="_blank">
             <w:r>
-              <w:t xml:space="preserve">Intraoperative Mass Spectrometry in Oncology: Technologies, Clinical Applications, and Challenges.</w:t>
+              <w:t xml:space="preserve">Analysis of risk factors for bloodstream infections related to totally implantable venous access ports in breast cancer patients.</w:t>
             </w:r>
           </w:hyperlink>
         </w:t>
@@ -7877,7 +9278,7 @@
         <w:t xml:space="preserve">
           <w:hyperlink r:id="rId46" w:tgtFrame="_blank">
             <w:r>
-              <w:t xml:space="preserve">Pre-Pectoral Polyurethane Implant Reconstruction Following Batwing Skin-Reducing Mastectomy: A Single-Center Study.</w:t>
+              <w:t xml:space="preserve">Pantoea agglomerans infection: a rare case of infection in a totally implantable venous access port.</w:t>
             </w:r>
           </w:hyperlink>
         </w:t>
@@ -7922,7 +9323,7 @@
         <w:t xml:space="preserve">
           <w:hyperlink r:id="rId47" w:tgtFrame="_blank">
             <w:r>
-              <w:t xml:space="preserve">Postoperative Management with a Polyurethane Cup Containing an Oxygenated Oleic Matrix in Nipple-Sparing Mastectomy with Immediate Reconstruction: A Single-Center Retrospective Observational Study.</w:t>
+              <w:t xml:space="preserve">Clinical outcomes of thick acellular dermal matrix for partial volume correction in breast conserving and reconstructive surgery: a single-center prospective study.</w:t>
             </w:r>
           </w:hyperlink>
         </w:t>
@@ -7967,7 +9368,7 @@
         <w:t xml:space="preserve">
           <w:hyperlink r:id="rId48" w:tgtFrame="_blank">
             <w:r>
-              <w:t xml:space="preserve">Clinical and Economic Impact of Incisional Negative Pressure Wound Therapy in Breast Surgery: Meta-analysis.</w:t>
+              <w:t xml:space="preserve">Vacuum-assisted excision versus open surgery for intraductal lesions: a systematic review and meta-analysis of therapeutic effectiveness, safety, and patient-reported outcomes.</w:t>
             </w:r>
           </w:hyperlink>
         </w:t>
@@ -8012,7 +9413,7 @@
         <w:t xml:space="preserve">
           <w:hyperlink r:id="rId49" w:tgtFrame="_blank">
             <w:r>
-              <w:t xml:space="preserve">Favorable safety outcomes of a perioperative propranolol and etodolac regimen in cancer patients in four randomized controlled trials.</w:t>
+              <w:t xml:space="preserve">Frailty in hepatobiliary and pancreatic (HBP) surgery: a narrative review toward an HBP-specific, implementation-oriented framework.</w:t>
             </w:r>
           </w:hyperlink>
         </w:t>
@@ -8057,7 +9458,7 @@
         <w:t xml:space="preserve">
           <w:hyperlink r:id="rId50" w:tgtFrame="_blank">
             <w:r>
-              <w:t xml:space="preserve">Synchronous bilateral phyllodes tumors with discordant grades and false-positive axillary (18)F-FDG PET-CT uptake: a case report and literature review.</w:t>
+              <w:t xml:space="preserve">Effect of Tranexamic Acid to Reduce Postoperative Hematoma in Reduction Mammaplasty: A Retrospective Analysis of 656 Patients.</w:t>
             </w:r>
           </w:hyperlink>
         </w:t>
@@ -8102,7 +9503,7 @@
         <w:t xml:space="preserve">
           <w:hyperlink r:id="rId51" w:tgtFrame="_blank">
             <w:r>
-              <w:t xml:space="preserve">Capsulectomy for chronic encapsulated seroma after breast cancer surgery: prone to complications and limited efficacy.</w:t>
+              <w:t xml:space="preserve">Regional Fascial Plane Blocks and Early Postoperative Complications in Reduction Mammaplasty: A Retrospective Cohort Study.</w:t>
             </w:r>
           </w:hyperlink>
         </w:t>
@@ -8147,7 +9548,7 @@
         <w:t xml:space="preserve">
           <w:hyperlink r:id="rId52" w:tgtFrame="_blank">
             <w:r>
-              <w:t xml:space="preserve">Chest Wall Perforator Flaps in Breast Cancer Surgery: A Systematic Review of Clinical Outcomes, Complications, and Patient-Reported Satisfaction.</w:t>
+              <w:t xml:space="preserve">Integrated Management of Mycobacterium abscessus Infections Following Aesthetic Fat Grafting: A Promising Combination of Targeted Medication and Minimally Invasive Surgery.</w:t>
             </w:r>
           </w:hyperlink>
         </w:t>
@@ -8192,7 +9593,7 @@
         <w:t xml:space="preserve">
           <w:hyperlink r:id="rId53" w:tgtFrame="_blank">
             <w:r>
-              <w:t xml:space="preserve">Early postoperative complications and patient-reported quality of life following breast-conserving surgery with intraoperative radiotherapy: A prospective cohort study.</w:t>
+              <w:t xml:space="preserve">Growth of Klebsiella pneumoniae from a recurrent non-lactational breast abscess.</w:t>
             </w:r>
           </w:hyperlink>
         </w:t>
@@ -8237,7 +9638,7 @@
         <w:t xml:space="preserve">
           <w:hyperlink r:id="rId54" w:tgtFrame="_blank">
             <w:r>
-              <w:t xml:space="preserve">Postoperative antibiotics do not reduce surgical site infections after clean thyroid and breast surgery: A randomised controlled trial from a resource-constrained setting.</w:t>
+              <w:t xml:space="preserve">Vaginal cancer in the second trimester of pregnancy: Successful conservative surgery and 21-year disease-free survival.</w:t>
             </w:r>
           </w:hyperlink>
         </w:t>
@@ -8282,7 +9683,7 @@
         <w:t xml:space="preserve">
           <w:hyperlink r:id="rId55" w:tgtFrame="_blank">
             <w:r>
-              <w:t xml:space="preserve">Breastfeeding and Child Oral Health: An Umbrella Review.</w:t>
+              <w:t xml:space="preserve">Safety of Augmentation Mastopexy in a Teaching Environment: Complication Analysis.</w:t>
             </w:r>
           </w:hyperlink>
         </w:t>
@@ -8327,7 +9728,7 @@
         <w:t xml:space="preserve">
           <w:hyperlink r:id="rId56" w:tgtFrame="_blank">
             <w:r>
-              <w:t xml:space="preserve">Surgical approaches for prosthesis placement in transgender patients: A narrative review.</w:t>
+              <w:t xml:space="preserve">Vascular considerations in autologous breast reconstruction using DIEP or MS-TRAM flaps: standard techniques, alternatives, and rescue strategies.</w:t>
             </w:r>
           </w:hyperlink>
         </w:t>
@@ -8372,7 +9773,7 @@
         <w:t xml:space="preserve">
           <w:hyperlink r:id="rId57" w:tgtFrame="_blank">
             <w:r>
-              <w:t xml:space="preserve">Efficacy and Safety of the L-Scar Technique in Breast Surgery: A Systematic Review and Meta-Analysis.</w:t>
+              <w:t xml:space="preserve">Somatoform Disorders Affect Decision-making of Breast Reconstruction Post-Mastectomy of Breast Cancer Patients: A Comparative Hazard Analysis.</w:t>
             </w:r>
           </w:hyperlink>
         </w:t>
@@ -8417,7 +9818,7 @@
         <w:t xml:space="preserve">
           <w:hyperlink r:id="rId58" w:tgtFrame="_blank">
             <w:r>
-              <w:t xml:space="preserve">Immediate Implant-Based Breast Reconstruction: Analysis of 787 Cases and Definition of Our Decision-Making Algorithm.</w:t>
+              <w:t xml:space="preserve">Risk factors and complication predictors in prepectoral breast reconstruction using ADM and smooth round implants: An observational cohort study.</w:t>
             </w:r>
           </w:hyperlink>
         </w:t>
@@ -8462,7 +9863,7 @@
         <w:t xml:space="preserve">
           <w:hyperlink r:id="rId59" w:tgtFrame="_blank">
             <w:r>
-              <w:t xml:space="preserve">Impact of radiation on conversion from implant-based to deep inferior epigastric perforator flap reconstruction.</w:t>
+              <w:t xml:space="preserve">Hyperbaric Oxygen Therapy for Ischemic Complications and Salvage Following Breast Reconstruction: A Systematic Review and Meta-Analysis.</w:t>
             </w:r>
           </w:hyperlink>
         </w:t>
@@ -8507,7 +9908,7 @@
         <w:t xml:space="preserve">
           <w:hyperlink r:id="rId60" w:tgtFrame="_blank">
             <w:r>
-              <w:t xml:space="preserve">Scientific highlights and perspectives from the International Inflammatory Breast Cancer Symposium 2025.</w:t>
+              <w:t xml:space="preserve">Native Aortic and Mitral Valve Endocarditis Caused by Brucella: A Rare Case Report and Systematic Review.</w:t>
             </w:r>
           </w:hyperlink>
         </w:t>
@@ -8552,7 +9953,7 @@
         <w:t xml:space="preserve">
           <w:hyperlink r:id="rId61" w:tgtFrame="_blank">
             <w:r>
-              <w:t xml:space="preserve">Postoperative Lymphatic Patterns and Application of LVA in Breast Cancer Patients With Truncal Lymphedema.</w:t>
+              <w:t xml:space="preserve">Corrigendum to "Development and Validation of a Risk Prediction Model for Postoperative Pulmonary Infection in Renal Transplant Patients" Transplantation Proceedings, 58(2026), 511-519.</w:t>
             </w:r>
           </w:hyperlink>
         </w:t>
@@ -8597,7 +9998,7 @@
         <w:t xml:space="preserve">
           <w:hyperlink r:id="rId62" w:tgtFrame="_blank">
             <w:r>
-              <w:t xml:space="preserve">Image-guided and surgical management of breast infections: Addressing diagnostic and therapeutic challenges.</w:t>
+              <w:t xml:space="preserve">Advancements in Breast Lipofilling: A 12-Year Retrospective Comparative Analysis of Patient Satisfaction and Complication Rates across Fat Preparation Methods.</w:t>
             </w:r>
           </w:hyperlink>
         </w:t>
@@ -8642,7 +10043,7 @@
         <w:t xml:space="preserve">
           <w:hyperlink r:id="rId63" w:tgtFrame="_blank">
             <w:r>
-              <w:t xml:space="preserve">Fasciitis of the Breast, Ranging from Necrotizing to Non-Necrotizing Forms: A Diagnostic Dilemma Necessitating Vigilant Clinical Scrutiny.</w:t>
+              <w:t xml:space="preserve">Safety of Biologic and Immune-modulating Agents in Breast Surgery Procedures: A Retrospective Cohort Analysis.</w:t>
             </w:r>
           </w:hyperlink>
         </w:t>
@@ -8687,7 +10088,7 @@
         <w:t xml:space="preserve">
           <w:hyperlink r:id="rId64" w:tgtFrame="_blank">
             <w:r>
-              <w:t xml:space="preserve">Ultra-hypofractionated stereotactic ablative body radiotherapy for primary renal cell carcinoma: 5-year outcomes from a pooled analysis of the FASTRACK trials.</w:t>
+              <w:t xml:space="preserve">Preexisting Depression or Anxiety is Associated with Increased Wound Complications Following Breast Reduction Surgery: A Real-World Cohort Study.</w:t>
             </w:r>
           </w:hyperlink>
         </w:t>
@@ -8732,7 +10133,7 @@
         <w:t xml:space="preserve">
           <w:hyperlink r:id="rId65" w:tgtFrame="_blank">
             <w:r>
-              <w:t xml:space="preserve">Long-term outcomes of stereotactic ablative body radiotherapy for primary kidney cancer (TROG 15.03 FASTRACK II): a multicentre, non-randomised, phase 2 study.</w:t>
+              <w:t xml:space="preserve">Immediate versus delayed free-flap breast reconstruction: Higher readmission after immediate reconstruction in a 20,415-patient IPTW NSQIP cohort.</w:t>
             </w:r>
           </w:hyperlink>
         </w:t>
@@ -8777,7 +10178,7 @@
         <w:t xml:space="preserve">
           <w:hyperlink r:id="rId66" w:tgtFrame="_blank">
             <w:r>
-              <w:t xml:space="preserve">[Advances in application of tissue expansion technology in breast reconstruction].</w:t>
+              <w:t xml:space="preserve">Antidepressants and postoperative complications in breast reduction surgery: A retrospective association study.</w:t>
             </w:r>
           </w:hyperlink>
         </w:t>
@@ -8822,7 +10223,7 @@
         <w:t xml:space="preserve">
           <w:hyperlink r:id="rId67" w:tgtFrame="_blank">
             <w:r>
-              <w:t xml:space="preserve">Effects of traditional Chinese exercises for upper-limb dysfunction following breast cancer surgery: protocol for a systematic review and meta-analysis.</w:t>
+              <w:t xml:space="preserve">Microbiologically confirmed tissue expander and breast implant infections: Evaluating risk factors for recurrence and optimal treatment strategies.</w:t>
             </w:r>
           </w:hyperlink>
         </w:t>
@@ -8867,7 +10268,7 @@
         <w:t xml:space="preserve">
           <w:hyperlink r:id="rId68" w:tgtFrame="_blank">
             <w:r>
-              <w:t xml:space="preserve">A Case of Abscess Formation after Radiofrequency Ablation for Early Breast Cancer.</w:t>
+              <w:t xml:space="preserve">Augmentation, Mastopexy, and Augmentation-Mastopexy: Navigating Surgical Decision-Making and Optimizing Outcomes.</w:t>
             </w:r>
           </w:hyperlink>
         </w:t>
@@ -8912,7 +10313,7 @@
         <w:t xml:space="preserve">
           <w:hyperlink r:id="rId69" w:tgtFrame="_blank">
             <w:r>
-              <w:t xml:space="preserve">A Global Propensity Score-matched Analysis of 56,992 Nicotine-dependent Versus Nondependent Breast Reconstruction Cases.</w:t>
+              <w:t xml:space="preserve">Combination of Autologous Costal Cartilage Harvest for Rhinoplasty and Breast Augmentation Through the Same Incision: Experience in a Vietnam Population and Outcomes.</w:t>
             </w:r>
           </w:hyperlink>
         </w:t>
@@ -8957,457 +10358,7 @@
         <w:t xml:space="preserve">
           <w:hyperlink r:id="rId70" w:tgtFrame="_blank">
             <w:r>
-              <w:t xml:space="preserve">Safety and histologic characteristics of aseptic and sterile acellular dermal matrices in irradiated implant-based breast reconstruction.</w:t>
-            </w:r>
-          </w:hyperlink>
-        </w:t>
-      </w:r>
-    </w:p>
-    <w:p>
-      <w:pPr>
-        <w:spacing w:after="0"/>
-        <w:rPr>
-          <w:color w:val="0F50FF"/>
-          <w:u w:val="single"/>
-        </w:rPr>
-      </w:pPr>
-      <w:r>
-        <w:rPr>
-          <w:color w:val="0F50FF"/>
-          <w:u w:val="single"/>
-        </w:rPr>
-        <w:t xml:space="preserve"/>
-      </w:r>
-    </w:p>
-    <w:p>
-      <w:pPr>
-        <w:pStyle w:val="ListParagraph"/>
-        <w:numPr>
-          <w:ilvl w:val="0"/>
-          <w:numId w:val="26"/>
-        </w:numPr>
-        <w:spacing w:after="0" w:line="240" w:lineRule="auto"/>
-        <w:ind w:left="357" w:hanging="357"/>
-        <w:rPr>
-          <w:color w:val="0F50FF"/>
-          <w:u w:val="single"/>
-        </w:rPr>
-      </w:pPr>
-      <w:proofErr w:type="gramStart"/>
-      <w:r>
-        <w:rPr>
-          <w:color w:val="0F50FF"/>
-          <w:u w:val="single"/>
-        </w:rPr>
-        <w:t xml:space="preserve">
-          <w:hyperlink r:id="rId71" w:tgtFrame="_blank">
-            <w:r>
-              <w:t xml:space="preserve">Postoperative complications after subpectoral versus prepectoral implant-based breast reconstruction: A target trial emulation study.</w:t>
-            </w:r>
-          </w:hyperlink>
-        </w:t>
-      </w:r>
-    </w:p>
-    <w:p>
-      <w:pPr>
-        <w:spacing w:after="0"/>
-        <w:rPr>
-          <w:color w:val="0F50FF"/>
-          <w:u w:val="single"/>
-        </w:rPr>
-      </w:pPr>
-      <w:r>
-        <w:rPr>
-          <w:color w:val="0F50FF"/>
-          <w:u w:val="single"/>
-        </w:rPr>
-        <w:t xml:space="preserve"/>
-      </w:r>
-    </w:p>
-    <w:p>
-      <w:pPr>
-        <w:pStyle w:val="ListParagraph"/>
-        <w:numPr>
-          <w:ilvl w:val="0"/>
-          <w:numId w:val="26"/>
-        </w:numPr>
-        <w:spacing w:after="0" w:line="240" w:lineRule="auto"/>
-        <w:ind w:left="357" w:hanging="357"/>
-        <w:rPr>
-          <w:color w:val="0F50FF"/>
-          <w:u w:val="single"/>
-        </w:rPr>
-      </w:pPr>
-      <w:proofErr w:type="gramStart"/>
-      <w:r>
-        <w:rPr>
-          <w:color w:val="0F50FF"/>
-          <w:u w:val="single"/>
-        </w:rPr>
-        <w:t xml:space="preserve">
-          <w:hyperlink r:id="rId72" w:tgtFrame="_blank">
-            <w:r>
-              <w:t xml:space="preserve">Procedure-Specific Efficacy of Tranexamic Acid in Breast Surgery: A Propensity-Score Adjusted Analysis of 5,202 Procedures.</w:t>
-            </w:r>
-          </w:hyperlink>
-        </w:t>
-      </w:r>
-    </w:p>
-    <w:p>
-      <w:pPr>
-        <w:spacing w:after="0"/>
-        <w:rPr>
-          <w:color w:val="0F50FF"/>
-          <w:u w:val="single"/>
-        </w:rPr>
-      </w:pPr>
-      <w:r>
-        <w:rPr>
-          <w:color w:val="0F50FF"/>
-          <w:u w:val="single"/>
-        </w:rPr>
-        <w:t xml:space="preserve"/>
-      </w:r>
-    </w:p>
-    <w:p>
-      <w:pPr>
-        <w:pStyle w:val="ListParagraph"/>
-        <w:numPr>
-          <w:ilvl w:val="0"/>
-          <w:numId w:val="26"/>
-        </w:numPr>
-        <w:spacing w:after="0" w:line="240" w:lineRule="auto"/>
-        <w:ind w:left="357" w:hanging="357"/>
-        <w:rPr>
-          <w:color w:val="0F50FF"/>
-          <w:u w:val="single"/>
-        </w:rPr>
-      </w:pPr>
-      <w:proofErr w:type="gramStart"/>
-      <w:r>
-        <w:rPr>
-          <w:color w:val="0F50FF"/>
-          <w:u w:val="single"/>
-        </w:rPr>
-        <w:t xml:space="preserve">
-          <w:hyperlink r:id="rId73" w:tgtFrame="_blank">
-            <w:r>
-              <w:t xml:space="preserve">A Comparison of Complications in Completely Buried and Non-Buried Deep Inferior Epigastric Perforator Flap Breast Reconstructions.</w:t>
-            </w:r>
-          </w:hyperlink>
-        </w:t>
-      </w:r>
-    </w:p>
-    <w:p>
-      <w:pPr>
-        <w:spacing w:after="0"/>
-        <w:rPr>
-          <w:color w:val="0F50FF"/>
-          <w:u w:val="single"/>
-        </w:rPr>
-      </w:pPr>
-      <w:r>
-        <w:rPr>
-          <w:color w:val="0F50FF"/>
-          <w:u w:val="single"/>
-        </w:rPr>
-        <w:t xml:space="preserve"/>
-      </w:r>
-    </w:p>
-    <w:p>
-      <w:pPr>
-        <w:pStyle w:val="ListParagraph"/>
-        <w:numPr>
-          <w:ilvl w:val="0"/>
-          <w:numId w:val="26"/>
-        </w:numPr>
-        <w:spacing w:after="0" w:line="240" w:lineRule="auto"/>
-        <w:ind w:left="357" w:hanging="357"/>
-        <w:rPr>
-          <w:color w:val="0F50FF"/>
-          <w:u w:val="single"/>
-        </w:rPr>
-      </w:pPr>
-      <w:proofErr w:type="gramStart"/>
-      <w:r>
-        <w:rPr>
-          <w:color w:val="0F50FF"/>
-          <w:u w:val="single"/>
-        </w:rPr>
-        <w:t xml:space="preserve">
-          <w:hyperlink r:id="rId74" w:tgtFrame="_blank">
-            <w:r>
-              <w:t xml:space="preserve">National trends and safety of prophylactic lymphovenous bypass during axillary lymph node dissection: A decade-long analysis of 61,819 patients through the NSQIP database.</w:t>
-            </w:r>
-          </w:hyperlink>
-        </w:t>
-      </w:r>
-    </w:p>
-    <w:p>
-      <w:pPr>
-        <w:spacing w:after="0"/>
-        <w:rPr>
-          <w:color w:val="0F50FF"/>
-          <w:u w:val="single"/>
-        </w:rPr>
-      </w:pPr>
-      <w:r>
-        <w:rPr>
-          <w:color w:val="0F50FF"/>
-          <w:u w:val="single"/>
-        </w:rPr>
-        <w:t xml:space="preserve"/>
-      </w:r>
-    </w:p>
-    <w:p>
-      <w:pPr>
-        <w:pStyle w:val="ListParagraph"/>
-        <w:numPr>
-          <w:ilvl w:val="0"/>
-          <w:numId w:val="26"/>
-        </w:numPr>
-        <w:spacing w:after="0" w:line="240" w:lineRule="auto"/>
-        <w:ind w:left="357" w:hanging="357"/>
-        <w:rPr>
-          <w:color w:val="0F50FF"/>
-          <w:u w:val="single"/>
-        </w:rPr>
-      </w:pPr>
-      <w:proofErr w:type="gramStart"/>
-      <w:r>
-        <w:rPr>
-          <w:color w:val="0F50FF"/>
-          <w:u w:val="single"/>
-        </w:rPr>
-        <w:t xml:space="preserve">
-          <w:hyperlink r:id="rId75" w:tgtFrame="_blank">
-            <w:r>
-              <w:t xml:space="preserve">Less reconstruction failure in autologous over implant-based breast reconstructions in patients with a history of breast conserving therapy.</w:t>
-            </w:r>
-          </w:hyperlink>
-        </w:t>
-      </w:r>
-    </w:p>
-    <w:p>
-      <w:pPr>
-        <w:spacing w:after="0"/>
-        <w:rPr>
-          <w:color w:val="0F50FF"/>
-          <w:u w:val="single"/>
-        </w:rPr>
-      </w:pPr>
-      <w:r>
-        <w:rPr>
-          <w:color w:val="0F50FF"/>
-          <w:u w:val="single"/>
-        </w:rPr>
-        <w:t xml:space="preserve"/>
-      </w:r>
-    </w:p>
-    <w:p>
-      <w:pPr>
-        <w:pStyle w:val="ListParagraph"/>
-        <w:numPr>
-          <w:ilvl w:val="0"/>
-          <w:numId w:val="26"/>
-        </w:numPr>
-        <w:spacing w:after="0" w:line="240" w:lineRule="auto"/>
-        <w:ind w:left="357" w:hanging="357"/>
-        <w:rPr>
-          <w:color w:val="0F50FF"/>
-          <w:u w:val="single"/>
-        </w:rPr>
-      </w:pPr>
-      <w:proofErr w:type="gramStart"/>
-      <w:r>
-        <w:rPr>
-          <w:color w:val="0F50FF"/>
-          <w:u w:val="single"/>
-        </w:rPr>
-        <w:t xml:space="preserve">
-          <w:hyperlink r:id="rId76" w:tgtFrame="_blank">
-            <w:r>
-              <w:t xml:space="preserve">Comprehensive use of combined surgical techniques performing liposuction, round-block periareolar de-epithelialization, and complete subcutaneous breast tissue resection approach in grade III gynecomastia: a review of 82 patients.</w:t>
-            </w:r>
-          </w:hyperlink>
-        </w:t>
-      </w:r>
-    </w:p>
-    <w:p>
-      <w:pPr>
-        <w:spacing w:after="0"/>
-        <w:rPr>
-          <w:color w:val="0F50FF"/>
-          <w:u w:val="single"/>
-        </w:rPr>
-      </w:pPr>
-      <w:r>
-        <w:rPr>
-          <w:color w:val="0F50FF"/>
-          <w:u w:val="single"/>
-        </w:rPr>
-        <w:t xml:space="preserve"/>
-      </w:r>
-    </w:p>
-    <w:p>
-      <w:pPr>
-        <w:pStyle w:val="ListParagraph"/>
-        <w:numPr>
-          <w:ilvl w:val="0"/>
-          <w:numId w:val="26"/>
-        </w:numPr>
-        <w:spacing w:after="0" w:line="240" w:lineRule="auto"/>
-        <w:ind w:left="357" w:hanging="357"/>
-        <w:rPr>
-          <w:color w:val="0F50FF"/>
-          <w:u w:val="single"/>
-        </w:rPr>
-      </w:pPr>
-      <w:proofErr w:type="gramStart"/>
-      <w:r>
-        <w:rPr>
-          <w:color w:val="0F50FF"/>
-          <w:u w:val="single"/>
-        </w:rPr>
-        <w:t xml:space="preserve">
-          <w:hyperlink r:id="rId77" w:tgtFrame="_blank">
-            <w:r>
-              <w:t xml:space="preserve">Addition of antibiotic-impregnated bone cement discs for reduction of periprosthetic infection in implant-based breast reconstruction.</w:t>
-            </w:r>
-          </w:hyperlink>
-        </w:t>
-      </w:r>
-    </w:p>
-    <w:p>
-      <w:pPr>
-        <w:spacing w:after="0"/>
-        <w:rPr>
-          <w:color w:val="0F50FF"/>
-          <w:u w:val="single"/>
-        </w:rPr>
-      </w:pPr>
-      <w:r>
-        <w:rPr>
-          <w:color w:val="0F50FF"/>
-          <w:u w:val="single"/>
-        </w:rPr>
-        <w:t xml:space="preserve"/>
-      </w:r>
-    </w:p>
-    <w:p>
-      <w:pPr>
-        <w:pStyle w:val="ListParagraph"/>
-        <w:numPr>
-          <w:ilvl w:val="0"/>
-          <w:numId w:val="26"/>
-        </w:numPr>
-        <w:spacing w:after="0" w:line="240" w:lineRule="auto"/>
-        <w:ind w:left="357" w:hanging="357"/>
-        <w:rPr>
-          <w:color w:val="0F50FF"/>
-          <w:u w:val="single"/>
-        </w:rPr>
-      </w:pPr>
-      <w:proofErr w:type="gramStart"/>
-      <w:r>
-        <w:rPr>
-          <w:color w:val="0F50FF"/>
-          <w:u w:val="single"/>
-        </w:rPr>
-        <w:t xml:space="preserve">
-          <w:hyperlink r:id="rId78" w:tgtFrame="_blank">
-            <w:r>
-              <w:t xml:space="preserve">Safety of Breast Neurotization Using Nerve Allografts in Implant-Based Breast Reconstruction: A Nationwide Propensity-Score-Matched Analysis.</w:t>
-            </w:r>
-          </w:hyperlink>
-        </w:t>
-      </w:r>
-    </w:p>
-    <w:p>
-      <w:pPr>
-        <w:spacing w:after="0"/>
-        <w:rPr>
-          <w:color w:val="0F50FF"/>
-          <w:u w:val="single"/>
-        </w:rPr>
-      </w:pPr>
-      <w:r>
-        <w:rPr>
-          <w:color w:val="0F50FF"/>
-          <w:u w:val="single"/>
-        </w:rPr>
-        <w:t xml:space="preserve"/>
-      </w:r>
-    </w:p>
-    <w:p>
-      <w:pPr>
-        <w:pStyle w:val="ListParagraph"/>
-        <w:numPr>
-          <w:ilvl w:val="0"/>
-          <w:numId w:val="26"/>
-        </w:numPr>
-        <w:spacing w:after="0" w:line="240" w:lineRule="auto"/>
-        <w:ind w:left="357" w:hanging="357"/>
-        <w:rPr>
-          <w:color w:val="0F50FF"/>
-          <w:u w:val="single"/>
-        </w:rPr>
-      </w:pPr>
-      <w:proofErr w:type="gramStart"/>
-      <w:r>
-        <w:rPr>
-          <w:color w:val="0F50FF"/>
-          <w:u w:val="single"/>
-        </w:rPr>
-        <w:t xml:space="preserve">
-          <w:hyperlink r:id="rId79" w:tgtFrame="_blank">
-            <w:r>
-              <w:t xml:space="preserve">Early outcomes of volume replacement using paste-type micronized acellular dermal matrix in oncoplastic breast-conserving surgery.</w:t>
-            </w:r>
-          </w:hyperlink>
-        </w:t>
-      </w:r>
-    </w:p>
-    <w:p>
-      <w:pPr>
-        <w:spacing w:after="0"/>
-        <w:rPr>
-          <w:color w:val="0F50FF"/>
-          <w:u w:val="single"/>
-        </w:rPr>
-      </w:pPr>
-      <w:r>
-        <w:rPr>
-          <w:color w:val="0F50FF"/>
-          <w:u w:val="single"/>
-        </w:rPr>
-        <w:t xml:space="preserve"/>
-      </w:r>
-    </w:p>
-    <w:p>
-      <w:pPr>
-        <w:pStyle w:val="ListParagraph"/>
-        <w:numPr>
-          <w:ilvl w:val="0"/>
-          <w:numId w:val="26"/>
-        </w:numPr>
-        <w:spacing w:after="0" w:line="240" w:lineRule="auto"/>
-        <w:ind w:left="357" w:hanging="357"/>
-        <w:rPr>
-          <w:color w:val="0F50FF"/>
-          <w:u w:val="single"/>
-        </w:rPr>
-      </w:pPr>
-      <w:proofErr w:type="gramStart"/>
-      <w:r>
-        <w:rPr>
-          <w:color w:val="0F50FF"/>
-          <w:u w:val="single"/>
-        </w:rPr>
-        <w:t xml:space="preserve">
-          <w:hyperlink r:id="rId80" w:tgtFrame="_blank">
-            <w:r>
-              <w:t xml:space="preserve">Comparison of Long-term and Perioperative Complications between Tunneled and Conventional Peripherally Inserted Central Catheters in Patients with Tumor: A Systematic Review and Meta-Analysis.</w:t>
+              <w:t xml:space="preserve">Conservative Management of Breast Implant-Associated Infections: Identifying Risk Factors for Failure.</w:t>
             </w:r>
           </w:hyperlink>
         </w:t>
@@ -9491,9 +10442,9 @@
           <w:u w:val="single"/>
         </w:rPr>
         <w:t xml:space="preserve">
-          <w:hyperlink r:id="rId100" w:tgtFrame="_blank">
-            <w:r>
-              <w:t xml:space="preserve">LYSG101: a potent chimeric lysin with therapeutic potential for combating Staphylococcus aureus infections.</w:t>
+          <w:hyperlink r:id="rId12" w:tgtFrame="_blank">
+            <w:r>
+              <w:t xml:space="preserve">Topical eucalyptol accelerates the healing of MRSA-infected diabetic wounds in rats by regulating TLR4, NF-κB, VEGFA and MMP-9 pathways.</w:t>
             </w:r>
           </w:hyperlink>
         </w:t>
@@ -9536,9 +10487,144 @@
           <w:u w:val="single"/>
         </w:rPr>
         <w:t xml:space="preserve">
-          <w:hyperlink r:id="rId101" w:tgtFrame="_blank">
-            <w:r>
-              <w:t xml:space="preserve">Staphylococcus aureus carriage among hemodialysis outpatients: risk factors, antimicrobial resistance, and molecular characterization.</w:t>
+          <w:hyperlink r:id="rId13" w:tgtFrame="_blank">
+            <w:r>
+              <w:t xml:space="preserve">Control of a hospital outbreak with methicillin-resistant Staphylococcus argenteus in The Netherlands, June-September 2023.</w:t>
+            </w:r>
+          </w:hyperlink>
+        </w:t>
+      </w:r>
+    </w:p>
+    <w:p>
+      <w:pPr>
+        <w:spacing w:after="0"/>
+        <w:rPr>
+          <w:color w:val="0F50FF"/>
+          <w:u w:val="single"/>
+        </w:rPr>
+      </w:pPr>
+      <w:r>
+        <w:rPr>
+          <w:color w:val="0F50FF"/>
+          <w:u w:val="single"/>
+        </w:rPr>
+        <w:t xml:space="preserve"/>
+      </w:r>
+    </w:p>
+    <w:p>
+      <w:pPr>
+        <w:pStyle w:val="ListParagraph"/>
+        <w:numPr>
+          <w:ilvl w:val="0"/>
+          <w:numId w:val="27"/>
+        </w:numPr>
+        <w:spacing w:after="0" w:line="240" w:lineRule="auto"/>
+        <w:ind w:left="357" w:hanging="357"/>
+        <w:rPr>
+          <w:color w:val="0F50FF"/>
+          <w:u w:val="single"/>
+        </w:rPr>
+      </w:pPr>
+      <w:proofErr w:type="gramStart"/>
+      <w:r>
+        <w:rPr>
+          <w:color w:val="0F50FF"/>
+          <w:u w:val="single"/>
+        </w:rPr>
+        <w:t xml:space="preserve">
+          <w:hyperlink r:id="rId14" w:tgtFrame="_blank">
+            <w:r>
+              <w:t xml:space="preserve">Clinical Rel mutations that increase basal (p)ppGpp promote conjugal transfer of staphylococcal resistance plasmids.</w:t>
+            </w:r>
+          </w:hyperlink>
+        </w:t>
+      </w:r>
+    </w:p>
+    <w:p>
+      <w:pPr>
+        <w:spacing w:after="0"/>
+        <w:rPr>
+          <w:color w:val="0F50FF"/>
+          <w:u w:val="single"/>
+        </w:rPr>
+      </w:pPr>
+      <w:r>
+        <w:rPr>
+          <w:color w:val="0F50FF"/>
+          <w:u w:val="single"/>
+        </w:rPr>
+        <w:t xml:space="preserve"/>
+      </w:r>
+    </w:p>
+    <w:p>
+      <w:pPr>
+        <w:pStyle w:val="ListParagraph"/>
+        <w:numPr>
+          <w:ilvl w:val="0"/>
+          <w:numId w:val="27"/>
+        </w:numPr>
+        <w:spacing w:after="0" w:line="240" w:lineRule="auto"/>
+        <w:ind w:left="357" w:hanging="357"/>
+        <w:rPr>
+          <w:color w:val="0F50FF"/>
+          <w:u w:val="single"/>
+        </w:rPr>
+      </w:pPr>
+      <w:proofErr w:type="gramStart"/>
+      <w:r>
+        <w:rPr>
+          <w:color w:val="0F50FF"/>
+          <w:u w:val="single"/>
+        </w:rPr>
+        <w:t xml:space="preserve">
+          <w:hyperlink r:id="rId15" w:tgtFrame="_blank">
+            <w:r>
+              <w:t xml:space="preserve">Targeting the stringent response alters gene expression and extracellular vesicle RNA in Staphylococcus aureus.</w:t>
+            </w:r>
+          </w:hyperlink>
+        </w:t>
+      </w:r>
+    </w:p>
+    <w:p>
+      <w:pPr>
+        <w:spacing w:after="0"/>
+        <w:rPr>
+          <w:color w:val="0F50FF"/>
+          <w:u w:val="single"/>
+        </w:rPr>
+      </w:pPr>
+      <w:r>
+        <w:rPr>
+          <w:color w:val="0F50FF"/>
+          <w:u w:val="single"/>
+        </w:rPr>
+        <w:t xml:space="preserve"/>
+      </w:r>
+    </w:p>
+    <w:p>
+      <w:pPr>
+        <w:pStyle w:val="ListParagraph"/>
+        <w:numPr>
+          <w:ilvl w:val="0"/>
+          <w:numId w:val="27"/>
+        </w:numPr>
+        <w:spacing w:after="0" w:line="240" w:lineRule="auto"/>
+        <w:ind w:left="357" w:hanging="357"/>
+        <w:rPr>
+          <w:color w:val="0F50FF"/>
+          <w:u w:val="single"/>
+        </w:rPr>
+      </w:pPr>
+      <w:proofErr w:type="gramStart"/>
+      <w:r>
+        <w:rPr>
+          <w:color w:val="0F50FF"/>
+          <w:u w:val="single"/>
+        </w:rPr>
+        <w:t xml:space="preserve">
+          <w:hyperlink r:id="rId16" w:tgtFrame="_blank">
+            <w:r>
+              <w:t xml:space="preserve">Epidermicin NI01 demonstrates potent in vivo activity in a murine model of methicillin-resistant Staphylococcus aureus skin infection.</w:t>
             </w:r>
           </w:hyperlink>
         </w:t>
@@ -9615,9 +10701,189 @@
           <w:u w:val="single"/>
         </w:rPr>
         <w:t xml:space="preserve">
+          <w:hyperlink r:id="rId77" w:tgtFrame="_blank">
+            <w:r>
+              <w:t xml:space="preserve">ESKAPE pathogens and antimicrobial resistance: emerging trends and therapeutic challenges.</w:t>
+            </w:r>
+          </w:hyperlink>
+        </w:t>
+      </w:r>
+    </w:p>
+    <w:p>
+      <w:pPr>
+        <w:spacing w:after="0"/>
+        <w:rPr>
+          <w:color w:val="0F50FF"/>
+          <w:u w:val="single"/>
+        </w:rPr>
+      </w:pPr>
+      <w:r>
+        <w:rPr>
+          <w:color w:val="0F50FF"/>
+          <w:u w:val="single"/>
+        </w:rPr>
+        <w:t xml:space="preserve"/>
+      </w:r>
+    </w:p>
+    <w:p>
+      <w:pPr>
+        <w:pStyle w:val="ListParagraph"/>
+        <w:numPr>
+          <w:ilvl w:val="0"/>
+          <w:numId w:val="28"/>
+        </w:numPr>
+        <w:spacing w:after="0" w:line="240" w:lineRule="auto"/>
+        <w:ind w:left="357" w:hanging="357"/>
+        <w:rPr>
+          <w:color w:val="0F50FF"/>
+          <w:u w:val="single"/>
+        </w:rPr>
+      </w:pPr>
+      <w:proofErr w:type="gramStart"/>
+      <w:r>
+        <w:rPr>
+          <w:color w:val="0F50FF"/>
+          <w:u w:val="single"/>
+        </w:rPr>
+        <w:t xml:space="preserve">
+          <w:hyperlink r:id="rId78" w:tgtFrame="_blank">
+            <w:r>
+              <w:t xml:space="preserve">Impact of cationic, anionic, and amphiphilic emulsifiers on the physicochemical properties and applications of xanthan gum-shea butter bigels.</w:t>
+            </w:r>
+          </w:hyperlink>
+        </w:t>
+      </w:r>
+    </w:p>
+    <w:p>
+      <w:pPr>
+        <w:spacing w:after="0"/>
+        <w:rPr>
+          <w:color w:val="0F50FF"/>
+          <w:u w:val="single"/>
+        </w:rPr>
+      </w:pPr>
+      <w:r>
+        <w:rPr>
+          <w:color w:val="0F50FF"/>
+          <w:u w:val="single"/>
+        </w:rPr>
+        <w:t xml:space="preserve"/>
+      </w:r>
+    </w:p>
+    <w:p>
+      <w:pPr>
+        <w:pStyle w:val="ListParagraph"/>
+        <w:numPr>
+          <w:ilvl w:val="0"/>
+          <w:numId w:val="28"/>
+        </w:numPr>
+        <w:spacing w:after="0" w:line="240" w:lineRule="auto"/>
+        <w:ind w:left="357" w:hanging="357"/>
+        <w:rPr>
+          <w:color w:val="0F50FF"/>
+          <w:u w:val="single"/>
+        </w:rPr>
+      </w:pPr>
+      <w:proofErr w:type="gramStart"/>
+      <w:r>
+        <w:rPr>
+          <w:color w:val="0F50FF"/>
+          <w:u w:val="single"/>
+        </w:rPr>
+        <w:t xml:space="preserve">
+          <w:hyperlink r:id="rId79" w:tgtFrame="_blank">
+            <w:r>
+              <w:t xml:space="preserve">Exploring the Vaccine Adjuvant Effect and Mechanism of Epimedium Using Network Pharmacology, Molecular Docking, and Molecular Dynamics Simulations.</w:t>
+            </w:r>
+          </w:hyperlink>
+        </w:t>
+      </w:r>
+    </w:p>
+    <w:p>
+      <w:pPr>
+        <w:spacing w:after="0"/>
+        <w:rPr>
+          <w:color w:val="0F50FF"/>
+          <w:u w:val="single"/>
+        </w:rPr>
+      </w:pPr>
+      <w:r>
+        <w:rPr>
+          <w:color w:val="0F50FF"/>
+          <w:u w:val="single"/>
+        </w:rPr>
+        <w:t xml:space="preserve"/>
+      </w:r>
+    </w:p>
+    <w:p>
+      <w:pPr>
+        <w:pStyle w:val="ListParagraph"/>
+        <w:numPr>
+          <w:ilvl w:val="0"/>
+          <w:numId w:val="28"/>
+        </w:numPr>
+        <w:spacing w:after="0" w:line="240" w:lineRule="auto"/>
+        <w:ind w:left="357" w:hanging="357"/>
+        <w:rPr>
+          <w:color w:val="0F50FF"/>
+          <w:u w:val="single"/>
+        </w:rPr>
+      </w:pPr>
+      <w:proofErr w:type="gramStart"/>
+      <w:r>
+        <w:rPr>
+          <w:color w:val="0F50FF"/>
+          <w:u w:val="single"/>
+        </w:rPr>
+        <w:t xml:space="preserve">
+          <w:hyperlink r:id="rId80" w:tgtFrame="_blank">
+            <w:r>
+              <w:t xml:space="preserve">Serious Adverse Events Following COVID-19 Vaccination: A Descriptive Case Series From a Rural Healthcare System.</w:t>
+            </w:r>
+          </w:hyperlink>
+        </w:t>
+      </w:r>
+    </w:p>
+    <w:p>
+      <w:pPr>
+        <w:spacing w:after="0"/>
+        <w:rPr>
+          <w:color w:val="0F50FF"/>
+          <w:u w:val="single"/>
+        </w:rPr>
+      </w:pPr>
+      <w:r>
+        <w:rPr>
+          <w:color w:val="0F50FF"/>
+          <w:u w:val="single"/>
+        </w:rPr>
+        <w:t xml:space="preserve"/>
+      </w:r>
+    </w:p>
+    <w:p>
+      <w:pPr>
+        <w:pStyle w:val="ListParagraph"/>
+        <w:numPr>
+          <w:ilvl w:val="0"/>
+          <w:numId w:val="28"/>
+        </w:numPr>
+        <w:spacing w:after="0" w:line="240" w:lineRule="auto"/>
+        <w:ind w:left="357" w:hanging="357"/>
+        <w:rPr>
+          <w:color w:val="0F50FF"/>
+          <w:u w:val="single"/>
+        </w:rPr>
+      </w:pPr>
+      <w:proofErr w:type="gramStart"/>
+      <w:r>
+        <w:rPr>
+          <w:color w:val="0F50FF"/>
+          <w:u w:val="single"/>
+        </w:rPr>
+        <w:t xml:space="preserve">
           <w:hyperlink r:id="rId81" w:tgtFrame="_blank">
             <w:r>
-              <w:t xml:space="preserve">Inactivated Klebsiella pneumoniae Induces Metabolic and Hematopoietic Reprogramming to Promote Trained Immunity and Heterologous Antibacterial Protection.</w:t>
+              <w:t xml:space="preserve">A multicomponent control programme in nursing homes in Singapore.</w:t>
             </w:r>
           </w:hyperlink>
         </w:t>
@@ -9662,7 +10928,7 @@
         <w:t xml:space="preserve">
           <w:hyperlink r:id="rId82" w:tgtFrame="_blank">
             <w:r>
-              <w:t xml:space="preserve">Virulence Phenotypes Differentiate Persistent vs. Resolving Isolates of Human Staphylococcus aureus Bacteremia.</w:t>
+              <w:t xml:space="preserve">Design of a multi-epitope Staphylococcus aureus vaccine integrating a protein A variant, α-hemolysin, and fibronectin-binding protein A through reverse vaccinology.</w:t>
             </w:r>
           </w:hyperlink>
         </w:t>
@@ -9707,7 +10973,7 @@
         <w:t xml:space="preserve">
           <w:hyperlink r:id="rId83" w:tgtFrame="_blank">
             <w:r>
-              <w:t xml:space="preserve">Aeromonas piscicola in Chilean Salmon Farming: Genomic Insights, Phenotypic Traits, Virulence and Field Immune Response.</w:t>
+              <w:t xml:space="preserve">Mupirocin 2% ointment should be included in the treatment armamentarium for balanitis circumscripta plasmacellularis.</w:t>
             </w:r>
           </w:hyperlink>
         </w:t>
@@ -9752,7 +11018,7 @@
         <w:t xml:space="preserve">
           <w:hyperlink r:id="rId84" w:tgtFrame="_blank">
             <w:r>
-              <w:t xml:space="preserve">Arresting the Activity of Bacterial β-Barrel Pore-Forming Toxins by Cysteine Insertion Mutagenesis in the Homologous Region.</w:t>
+              <w:t xml:space="preserve">Correction: The combination of mupirocin and Kayvirus broadens the decolonization effect against Staphylococcus aureus.</w:t>
             </w:r>
           </w:hyperlink>
         </w:t>
@@ -9797,7 +11063,7 @@
         <w:t xml:space="preserve">
           <w:hyperlink r:id="rId85" w:tgtFrame="_blank">
             <w:r>
-              <w:t xml:space="preserve">Methicillin-resistant Staphylococcus aureus along the beef production line: Phenotypic resistance and mecA phylogeny in two ethiopian municipal abattoirs.</w:t>
+              <w:t xml:space="preserve">The dynamic interplay between Staphylococcus pseudintermedius and canine immunity: mechanisms of pathogenesis, evasion, and vaccination perspectives.</w:t>
             </w:r>
           </w:hyperlink>
         </w:t>
@@ -9842,7 +11108,7 @@
         <w:t xml:space="preserve">
           <w:hyperlink r:id="rId86" w:tgtFrame="_blank">
             <w:r>
-              <w:t xml:space="preserve">Recurrence of Prosthetic Aortic Valve Endocarditis After Percutaneous Mechanical Aspiration.</w:t>
+              <w:t xml:space="preserve">Prevalence of diphtheria and antimicrobial-resistant wound infections among asylum seekers in Heidelberg, Germany, August-October 2024.</w:t>
             </w:r>
           </w:hyperlink>
         </w:t>
@@ -9887,7 +11153,7 @@
         <w:t xml:space="preserve">
           <w:hyperlink r:id="rId87" w:tgtFrame="_blank">
             <w:r>
-              <w:t xml:space="preserve">A single polypeptide vaccine derived from multiple antigens confers protection against staphylococcus aureus infection in mice.</w:t>
+              <w:t xml:space="preserve">Reduced efficacy of an anti-toxin vaccine from senescence-driven attenuation of toxin virulence.</w:t>
             </w:r>
           </w:hyperlink>
         </w:t>
@@ -9932,7 +11198,7 @@
         <w:t xml:space="preserve">
           <w:hyperlink r:id="rId88" w:tgtFrame="_blank">
             <w:r>
-              <w:t xml:space="preserve">S taphylococcus aureus in bronchiectasis: epidemiology, clinical impact and challenges in management.</w:t>
+              <w:t xml:space="preserve">The toxic effects of α-hemolysin and β-hemolysin produced by Staphylococcus aureus.</w:t>
             </w:r>
           </w:hyperlink>
         </w:t>
@@ -9977,7 +11243,7 @@
         <w:t xml:space="preserve">
           <w:hyperlink r:id="rId89" w:tgtFrame="_blank">
             <w:r>
-              <w:t xml:space="preserve">Community-acquired Pneumonia in Bangladeshi Children Under Five: Pathogen Prevalence, Resistance Trends, and Diagnostic Biomarkers.</w:t>
+              <w:t xml:space="preserve">Enhancing cancer vaccine efficacy via electrostatic engineering of an FcγR-targeted protein.</w:t>
             </w:r>
           </w:hyperlink>
         </w:t>
@@ -10022,7 +11288,7 @@
         <w:t xml:space="preserve">
           <w:hyperlink r:id="rId90" w:tgtFrame="_blank">
             <w:r>
-              <w:t xml:space="preserve">Infection prevention and control in low- and middle-income countries: policy, practice, and implementation challenges in sub-Saharan Africa.</w:t>
+              <w:t xml:space="preserve">PLGA-PEG Nano-Adjuvant-Delivered ClfA Vaccine Elicits IL-17A-Mediated Neutrophil Activation to Confer Complete Protection Against Methicillin-Resistant Staphylococcus aureus.</w:t>
             </w:r>
           </w:hyperlink>
         </w:t>
@@ -10067,7 +11333,7 @@
         <w:t xml:space="preserve">
           <w:hyperlink r:id="rId91" w:tgtFrame="_blank">
             <w:r>
-              <w:t xml:space="preserve">Development of a novel multi-epitope peptide vaccine candidate against Mycobacterium tuberculosis using reverse vaccinology.</w:t>
+              <w:t xml:space="preserve">Novel capsular diversity and antimicrobial resistance determinants of Staphylococcus aureus associated with bovine and bubaline mastitis.</w:t>
             </w:r>
           </w:hyperlink>
         </w:t>
@@ -10112,7 +11378,7 @@
         <w:t xml:space="preserve">
           <w:hyperlink r:id="rId92" w:tgtFrame="_blank">
             <w:r>
-              <w:t xml:space="preserve">Clinical and epidemiological profile of patients with accidental tetanus in a referral hospital: a 13-year historical series.</w:t>
+              <w:t xml:space="preserve">In silico design and testing of a multi-epitope camel mastitis vaccine candidate for development.</w:t>
             </w:r>
           </w:hyperlink>
         </w:t>
@@ -10157,7 +11423,7 @@
         <w:t xml:space="preserve">
           <w:hyperlink r:id="rId93" w:tgtFrame="_blank">
             <w:r>
-              <w:t xml:space="preserve">Multivalent nanobodies for potent and broad neutralization of Staphylococcus aureus toxins.</w:t>
+              <w:t xml:space="preserve">Benzylpenicillin versus flucloxacillin or cloxacillin for the treatment of penicillin-susceptible Staphylococcus aureus bacteraemia (SNAP): an international, multicentre, open-label, non-inferiority randomised controlled trial.</w:t>
             </w:r>
           </w:hyperlink>
         </w:t>
@@ -10202,7 +11468,7 @@
         <w:t xml:space="preserve">
           <w:hyperlink r:id="rId94" w:tgtFrame="_blank">
             <w:r>
-              <w:t xml:space="preserve">Prevalence and outcomes of bacterial co-detections by blood culture among children and adults hospitalized with laboratory-confirmed influenza, Influenza Hospitalization Surveillance Network, 2022-2024.</w:t>
+              <w:t xml:space="preserve">Cefazolin for Methicillin-Susceptible Staphylococcus aureus Bacteremia.</w:t>
             </w:r>
           </w:hyperlink>
         </w:t>
@@ -10247,7 +11513,7 @@
         <w:t xml:space="preserve">
           <w:hyperlink r:id="rId95" w:tgtFrame="_blank">
             <w:r>
-              <w:t xml:space="preserve">Evaluation of a novel experimental NanoQuil vaccine against Staphylococcus aureus-induced mastitis.</w:t>
+              <w:t xml:space="preserve">Comparative genomics and taxonomic characterization of Streptomyces diversicolor sp. nov.: a novel species exhibiting intraspecific genomic divergence and biotechnological potential.</w:t>
             </w:r>
           </w:hyperlink>
         </w:t>
@@ -10292,7 +11558,97 @@
         <w:t xml:space="preserve">
           <w:hyperlink r:id="rId96" w:tgtFrame="_blank">
             <w:r>
-              <w:t xml:space="preserve">HAMA microneedles patch loaded with Three-Dimensional exosome and Mupirocin promote diabetic wound healing.</w:t>
+              <w:t xml:space="preserve">Dual antibacterial and pro-healing effects of thymoquinone in an experimental infected diabetic wound model.</w:t>
+            </w:r>
+          </w:hyperlink>
+        </w:t>
+      </w:r>
+    </w:p>
+    <w:p>
+      <w:pPr>
+        <w:spacing w:after="0"/>
+        <w:rPr>
+          <w:color w:val="0F50FF"/>
+          <w:u w:val="single"/>
+        </w:rPr>
+      </w:pPr>
+      <w:r>
+        <w:rPr>
+          <w:color w:val="0F50FF"/>
+          <w:u w:val="single"/>
+        </w:rPr>
+        <w:t xml:space="preserve"/>
+      </w:r>
+    </w:p>
+    <w:p>
+      <w:pPr>
+        <w:pStyle w:val="ListParagraph"/>
+        <w:numPr>
+          <w:ilvl w:val="0"/>
+          <w:numId w:val="28"/>
+        </w:numPr>
+        <w:spacing w:after="0" w:line="240" w:lineRule="auto"/>
+        <w:ind w:left="357" w:hanging="357"/>
+        <w:rPr>
+          <w:color w:val="0F50FF"/>
+          <w:u w:val="single"/>
+        </w:rPr>
+      </w:pPr>
+      <w:proofErr w:type="gramStart"/>
+      <w:r>
+        <w:rPr>
+          <w:color w:val="0F50FF"/>
+          <w:u w:val="single"/>
+        </w:rPr>
+        <w:t xml:space="preserve">
+          <w:hyperlink r:id="rId97" w:tgtFrame="_blank">
+            <w:r>
+              <w:t xml:space="preserve">Timing of Bronchoscopy and Plasma Microbial Cell-Free DNA Sequencing in Immunocompromised Host Pneumonia.</w:t>
+            </w:r>
+          </w:hyperlink>
+        </w:t>
+      </w:r>
+    </w:p>
+    <w:p>
+      <w:pPr>
+        <w:spacing w:after="0"/>
+        <w:rPr>
+          <w:color w:val="0F50FF"/>
+          <w:u w:val="single"/>
+        </w:rPr>
+      </w:pPr>
+      <w:r>
+        <w:rPr>
+          <w:color w:val="0F50FF"/>
+          <w:u w:val="single"/>
+        </w:rPr>
+        <w:t xml:space="preserve"/>
+      </w:r>
+    </w:p>
+    <w:p>
+      <w:pPr>
+        <w:pStyle w:val="ListParagraph"/>
+        <w:numPr>
+          <w:ilvl w:val="0"/>
+          <w:numId w:val="28"/>
+        </w:numPr>
+        <w:spacing w:after="0" w:line="240" w:lineRule="auto"/>
+        <w:ind w:left="357" w:hanging="357"/>
+        <w:rPr>
+          <w:color w:val="0F50FF"/>
+          <w:u w:val="single"/>
+        </w:rPr>
+      </w:pPr>
+      <w:proofErr w:type="gramStart"/>
+      <w:r>
+        <w:rPr>
+          <w:color w:val="0F50FF"/>
+          <w:u w:val="single"/>
+        </w:rPr>
+        <w:t xml:space="preserve">
+          <w:hyperlink r:id="rId98" w:tgtFrame="_blank">
+            <w:r>
+              <w:t xml:space="preserve">Steriwave® a Non-Antibiotic Nasal Photodisinfection Strategy Reduces Infection Burden In Endoscopic Skull Base Surgery.</w:t>
             </w:r>
           </w:hyperlink>
         </w:t>

--- a/nasal_data/lit_review.docx
+++ b/nasal_data/lit_review.docx
@@ -105,7 +105,7 @@
           <w:sz w:val="36"/>
           <w:szCs w:val="36"/>
         </w:rPr>
-        <w:t xml:space="preserve">24/06/2026 – 24/07/2026</w:t>
+        <w:t xml:space="preserve">24/07/2026 – 24/08/2026</w:t>
       </w:r>
     </w:p>
     <w:p>
@@ -718,56 +718,9 @@
           <w:u w:val="single"/>
         </w:rPr>
         <w:t xml:space="preserve">
-          <w:hyperlink r:id="rId178" w:tgtFrame="_blank">
-            <w:r>
-              <w:t xml:space="preserve">Genomic diversity and topical antimicrobial resistance in Staphylococcus aureus from clinical and carriage populations in the New York-New Jersey region.</w:t>
-            </w:r>
-          </w:hyperlink>
-        </w:t>
-      </w:r>
-    </w:p>
-    <w:p>
-      <w:pPr>
-        <w:shd w:val="clear" w:color="auto" w:fill="FFF2CC" w:themeFill="accent4" w:themeFillTint="33"/>
-        <w:spacing w:after="0"/>
-        <w:rPr>
-          <w:color w:val="0F50FF"/>
-          <w:u w:val="single"/>
-        </w:rPr>
-      </w:pPr>
-      <w:r>
-        <w:rPr>
-          <w:color w:val="0F50FF"/>
-          <w:u w:val="single"/>
-        </w:rPr>
-        <w:t xml:space="preserve"/>
-      </w:r>
-    </w:p>
-    <w:p>
-      <w:pPr>
-        <w:pStyle w:val="ListParagraph"/>
-        <w:numPr>
-          <w:ilvl w:val="0"/>
-          <w:numId w:val="22"/>
-        </w:numPr>
-        <w:shd w:val="clear" w:color="auto" w:fill="FFF2CC" w:themeFill="accent4" w:themeFillTint="33"/>
-        <w:spacing w:after="0" w:line="240" w:lineRule="auto"/>
-        <w:ind w:left="357" w:hanging="357"/>
-        <w:rPr>
-          <w:color w:val="0F50FF"/>
-          <w:u w:val="single"/>
-        </w:rPr>
-      </w:pPr>
-      <w:proofErr w:type="gramStart"/>
-      <w:r>
-        <w:rPr>
-          <w:color w:val="0F50FF"/>
-          <w:u w:val="single"/>
-        </w:rPr>
-        <w:t xml:space="preserve">
-          <w:hyperlink r:id="rId179" w:tgtFrame="_blank">
-            <w:r>
-              <w:t xml:space="preserve">Effect of targeted screening and decolonisation for methicillin-sensitive Staphylococcus aureus (MSSA) in elective hip and knee arthroplasty.</w:t>
+          <w:hyperlink r:id="rId243" w:tgtFrame="_blank">
+            <w:r>
+              <w:t xml:space="preserve">Using Visual Management to Improve Compliance with Chlorhexidine Gluconate Bathing and Nasal Decolonization.</w:t>
             </w:r>
           </w:hyperlink>
         </w:t>
@@ -851,9 +804,9 @@
           <w:u w:val="single"/>
         </w:rPr>
         <w:t xml:space="preserve">
-          <w:hyperlink r:id="rId154" w:tgtFrame="_blank">
-            <w:r>
-              <w:t xml:space="preserve">STI-driven antibiotic exposure may shape macrolide and tetracycline resistance in nasal Staphylococcus aureus among MSM receiving HIV pre-exposure prophylaxis.</w:t>
+          <w:hyperlink r:id="rId224" w:tgtFrame="_blank">
+            <w:r>
+              <w:t xml:space="preserve">A contemporary overview of severe community-acquired bacterial infections in pediatric intensive care units.</w:t>
             </w:r>
           </w:hyperlink>
         </w:t>
@@ -896,9 +849,9 @@
           <w:u w:val="single"/>
         </w:rPr>
         <w:t xml:space="preserve">
-          <w:hyperlink r:id="rId155" w:tgtFrame="_blank">
-            <w:r>
-              <w:t xml:space="preserve">Nasal swab-guided deescalation of empirical linezolid in respiratory infections at a secondary-level hospital: quantification of quality gaps and antimicrobial stewardship opportunities.</w:t>
+          <w:hyperlink r:id="rId225" w:tgtFrame="_blank">
+            <w:r>
+              <w:t xml:space="preserve">Culturable Nasal Bacteria in Chronic Rhinosinusitis with Nasal Polyps: A Single-Center Observational Pilot Study.</w:t>
             </w:r>
           </w:hyperlink>
         </w:t>
@@ -941,9 +894,9 @@
           <w:u w:val="single"/>
         </w:rPr>
         <w:t xml:space="preserve">
-          <w:hyperlink r:id="rId156" w:tgtFrame="_blank">
-            <w:r>
-              <w:t xml:space="preserve">Comparative Characterization of Olfactory Dysfunction in Mouse Models of Eosinophilic Chronic Rhinosinusitis.</w:t>
+          <w:hyperlink r:id="rId226" w:tgtFrame="_blank">
+            <w:r>
+              <w:t xml:space="preserve">The Role of ETI Therapy in Managing Sinusitis in Cystic Fibrosis pediatric population: A Study on Clinical Outcomes.</w:t>
             </w:r>
           </w:hyperlink>
         </w:t>
@@ -986,9 +939,9 @@
           <w:u w:val="single"/>
         </w:rPr>
         <w:t xml:space="preserve">
-          <w:hyperlink r:id="rId157" w:tgtFrame="_blank">
-            <w:r>
-              <w:t xml:space="preserve">Case Report: Paradoxical psoriasis under TNF-α blockade may represent generalized abscessing staphyloderma - GASD syndrome by TNF antagonists.</w:t>
+          <w:hyperlink r:id="rId227" w:tgtFrame="_blank">
+            <w:r>
+              <w:t xml:space="preserve">Methicillin-Resistant Staphylococcus aureus Associated with a Dental Abscess in a Captive Jaguar (Panthera onca): A Case Report.</w:t>
             </w:r>
           </w:hyperlink>
         </w:t>
@@ -1031,9 +984,9 @@
           <w:u w:val="single"/>
         </w:rPr>
         <w:t xml:space="preserve">
-          <w:hyperlink r:id="rId158" w:tgtFrame="_blank">
-            <w:r>
-              <w:t xml:space="preserve">Nasal colonization, risk factors, and antibiotic resistance of methicillin-resistant Staphylococcus aureus in Gabonese hospitals.</w:t>
+          <w:hyperlink r:id="rId228" w:tgtFrame="_blank">
+            <w:r>
+              <w:t xml:space="preserve">Phenotypic and Genotypic Diversity of Methicillin-Resistant Staphylococci in Dermatological Pets and Their Owners.</w:t>
             </w:r>
           </w:hyperlink>
         </w:t>
@@ -1076,9 +1029,9 @@
           <w:u w:val="single"/>
         </w:rPr>
         <w:t xml:space="preserve">
-          <w:hyperlink r:id="rId159" w:tgtFrame="_blank">
-            <w:r>
-              <w:t xml:space="preserve">Asymptomatic Nasal Carriage of MRSA Among Romanian Medical Students: Prevalence and Sampling Technique Comparison.</w:t>
+          <w:hyperlink r:id="rId229" w:tgtFrame="_blank">
+            <w:r>
+              <w:t xml:space="preserve">Understanding Community Perspectives on Staphylococcus aureus Disease and Prevention in the White Mountain Apache Tribal Community in Arizona.</w:t>
             </w:r>
           </w:hyperlink>
         </w:t>
@@ -1121,9 +1074,9 @@
           <w:u w:val="single"/>
         </w:rPr>
         <w:t xml:space="preserve">
-          <w:hyperlink r:id="rId160" w:tgtFrame="_blank">
-            <w:r>
-              <w:t xml:space="preserve">Sex-Specific Associations Between Smokeless Tobacco Use and Staphylococcus aureus Carriage in Norwegian Adolescents.</w:t>
+          <w:hyperlink r:id="rId230" w:tgtFrame="_blank">
+            <w:r>
+              <w:t xml:space="preserve">Staphylococcal Scalded Skin Syndrome in a Tertiary Pediatric Hospital over an 11-Year Period.</w:t>
             </w:r>
           </w:hyperlink>
         </w:t>
@@ -1166,9 +1119,9 @@
           <w:u w:val="single"/>
         </w:rPr>
         <w:t xml:space="preserve">
-          <w:hyperlink r:id="rId161" w:tgtFrame="_blank">
-            <w:r>
-              <w:t xml:space="preserve">Staphylococcus aureus CC398 Lineage of the Human Clade Isolated from Bloodstream Infection and Colonization and Spread among Brazilian Patients Hospitalized during the COVID-19 Pandemic.</w:t>
+          <w:hyperlink r:id="rId231" w:tgtFrame="_blank">
+            <w:r>
+              <w:t xml:space="preserve">Frequency of nasal carriers of methicillin-resistant Staphylococcus aureus among health personnel in Ayacucho, Peru.</w:t>
             </w:r>
           </w:hyperlink>
         </w:t>
@@ -1211,9 +1164,9 @@
           <w:u w:val="single"/>
         </w:rPr>
         <w:t xml:space="preserve">
-          <w:hyperlink r:id="rId162" w:tgtFrame="_blank">
-            <w:r>
-              <w:t xml:space="preserve">The Nasopharyngeal Microbiome: A Narrative Review of the Hidden Regulator of Ear, Nose, and Throat (ENT) Inflammations.</w:t>
+          <w:hyperlink r:id="rId232" w:tgtFrame="_blank">
+            <w:r>
+              <w:t xml:space="preserve">Trained immunity in chronic rhinosinusitis: epigenetic reprogramming of innate immune memory as a driver of mucosal inflammation and recurrence.</w:t>
             </w:r>
           </w:hyperlink>
         </w:t>
@@ -1256,9 +1209,9 @@
           <w:u w:val="single"/>
         </w:rPr>
         <w:t xml:space="preserve">
-          <w:hyperlink r:id="rId163" w:tgtFrame="_blank">
-            <w:r>
-              <w:t xml:space="preserve">Beyond dysbiosis: microbial metabolites as key remodelers of nasal mucosal immune tolerance in chronic rhinosinusitis.</w:t>
+          <w:hyperlink r:id="rId233" w:tgtFrame="_blank">
+            <w:r>
+              <w:t xml:space="preserve">The global epidemiology of MRSA.</w:t>
             </w:r>
           </w:hyperlink>
         </w:t>
@@ -1301,9 +1254,9 @@
           <w:u w:val="single"/>
         </w:rPr>
         <w:t xml:space="preserve">
-          <w:hyperlink r:id="rId164" w:tgtFrame="_blank">
-            <w:r>
-              <w:t xml:space="preserve">Microbiological Contamination of Nasal Topical Preparations Used After Septoplasty: A Comparative Analysis.</w:t>
+          <w:hyperlink r:id="rId234" w:tgtFrame="_blank">
+            <w:r>
+              <w:t xml:space="preserve">Host-Specific Interactions Between Staphylococcus aureus and Pseudomonas aeruginosa Impair Epithelial Repair in Chronic Rhinosinusitis.</w:t>
             </w:r>
           </w:hyperlink>
         </w:t>
@@ -1346,9 +1299,9 @@
           <w:u w:val="single"/>
         </w:rPr>
         <w:t xml:space="preserve">
-          <w:hyperlink r:id="rId165" w:tgtFrame="_blank">
-            <w:r>
-              <w:t xml:space="preserve">Distribution of Staphylococcus chromogenes and Mammaliicoccus sciuri across cows, farm environment, and workers in 3 Chinese dairy herds with distinct bedding systems.</w:t>
+          <w:hyperlink r:id="rId235" w:tgtFrame="_blank">
+            <w:r>
+              <w:t xml:space="preserve">A rapid approach to detect methicillin-resistant and susceptible Staphylococcus aureus directly from clinical specimens.</w:t>
             </w:r>
           </w:hyperlink>
         </w:t>
@@ -1391,9 +1344,9 @@
           <w:u w:val="single"/>
         </w:rPr>
         <w:t xml:space="preserve">
-          <w:hyperlink r:id="rId166" w:tgtFrame="_blank">
-            <w:r>
-              <w:t xml:space="preserve">Nasal carriage of Staphylococcus aureus and hygiene practices among food handlers in Skopje, North Macedonia.</w:t>
+          <w:hyperlink r:id="rId236" w:tgtFrame="_blank">
+            <w:r>
+              <w:t xml:space="preserve">Decolonization vs Enhanced Cleaning for Multidrug-Resistant Organism Reduction in Nursing Homes.</w:t>
             </w:r>
           </w:hyperlink>
         </w:t>
@@ -1436,9 +1389,9 @@
           <w:u w:val="single"/>
         </w:rPr>
         <w:t xml:space="preserve">
-          <w:hyperlink r:id="rId167" w:tgtFrame="_blank">
-            <w:r>
-              <w:t xml:space="preserve">Spatial mapping of nasal polyp distribution in an ovalbumin and Staphylococcal enterotoxin B-induced murine model of chronic rhinosinusitis.</w:t>
+          <w:hyperlink r:id="rId237" w:tgtFrame="_blank">
+            <w:r>
+              <w:t xml:space="preserve">Molecular investigation of biofilm-forming genes in staphylococci isolated from dogs in Ilam, Iran.</w:t>
             </w:r>
           </w:hyperlink>
         </w:t>
@@ -1481,9 +1434,9 @@
           <w:u w:val="single"/>
         </w:rPr>
         <w:t xml:space="preserve">
-          <w:hyperlink r:id="rId168" w:tgtFrame="_blank">
-            <w:r>
-              <w:t xml:space="preserve">Research on animal models of chronic dacryocystitis in dogs.</w:t>
+          <w:hyperlink r:id="rId238" w:tgtFrame="_blank">
+            <w:r>
+              <w:t xml:space="preserve">Virulence determinants and multidrug resistance profiles of biofilm-forming Staphylococcus aureus from healthy orthopedic surgical personnel.</w:t>
             </w:r>
           </w:hyperlink>
         </w:t>
@@ -1526,9 +1479,9 @@
           <w:u w:val="single"/>
         </w:rPr>
         <w:t xml:space="preserve">
-          <w:hyperlink r:id="rId169" w:tgtFrame="_blank">
-            <w:r>
-              <w:t xml:space="preserve">Multifunctional xylitol-HA hydrogel for chronic rhinosinusitis management.</w:t>
+          <w:hyperlink r:id="rId239" w:tgtFrame="_blank">
+            <w:r>
+              <w:t xml:space="preserve">Within-species phenotypic resistance rather than community turnover tracks antimicrobial usage in Staphylococcus aureus on swine farms.</w:t>
             </w:r>
           </w:hyperlink>
         </w:t>
@@ -1571,9 +1524,9 @@
           <w:u w:val="single"/>
         </w:rPr>
         <w:t xml:space="preserve">
-          <w:hyperlink r:id="rId170" w:tgtFrame="_blank">
-            <w:r>
-              <w:t xml:space="preserve">Prevalencia de colonización de Staphylococcus aureus resistente a la meticilina en personal odontológico: revisión sistemática y metaanálisis.</w:t>
+          <w:hyperlink r:id="rId240" w:tgtFrame="_blank">
+            <w:r>
+              <w:t xml:space="preserve">Mechanism of action of the sinus microbiome in postoperative recurrence of type 2 chronic rhinosinusitis and advances in targeted intervention.</w:t>
             </w:r>
           </w:hyperlink>
         </w:t>
@@ -1616,9 +1569,9 @@
           <w:u w:val="single"/>
         </w:rPr>
         <w:t xml:space="preserve">
-          <w:hyperlink r:id="rId171" w:tgtFrame="_blank">
-            <w:r>
-              <w:t xml:space="preserve">Is nasal MRSA carriage a concern among African people and local communities in North Cyprus?</w:t>
+          <w:hyperlink r:id="rId241" w:tgtFrame="_blank">
+            <w:r>
+              <w:t xml:space="preserve">Methicillin-resistant Staphylococcus aureus Nares Utility in Non-pneumonia Related Infections.</w:t>
             </w:r>
           </w:hyperlink>
         </w:t>
@@ -1661,234 +1614,9 @@
           <w:u w:val="single"/>
         </w:rPr>
         <w:t xml:space="preserve">
-          <w:hyperlink r:id="rId172" w:tgtFrame="_blank">
-            <w:r>
-              <w:t xml:space="preserve">Data-driven exploration of electronic nose technology to differentiate bacteria in blood cultures under biofilm-promoting conditions.</w:t>
-            </w:r>
-          </w:hyperlink>
-        </w:t>
-      </w:r>
-    </w:p>
-    <w:p>
-      <w:pPr>
-        <w:spacing w:after="0"/>
-        <w:rPr>
-          <w:color w:val="0F50FF"/>
-          <w:u w:val="single"/>
-        </w:rPr>
-      </w:pPr>
-      <w:r>
-        <w:rPr>
-          <w:color w:val="0F50FF"/>
-          <w:u w:val="single"/>
-        </w:rPr>
-        <w:t xml:space="preserve"/>
-      </w:r>
-    </w:p>
-    <w:p>
-      <w:pPr>
-        <w:pStyle w:val="ListParagraph"/>
-        <w:numPr>
-          <w:ilvl w:val="0"/>
-          <w:numId w:val="23"/>
-        </w:numPr>
-        <w:spacing w:after="0" w:line="240" w:lineRule="auto"/>
-        <w:ind w:left="357" w:hanging="357"/>
-        <w:rPr>
-          <w:color w:val="0F50FF"/>
-          <w:u w:val="single"/>
-        </w:rPr>
-      </w:pPr>
-      <w:proofErr w:type="gramStart"/>
-      <w:r>
-        <w:rPr>
-          <w:color w:val="0F50FF"/>
-          <w:u w:val="single"/>
-        </w:rPr>
-        <w:t xml:space="preserve">
-          <w:hyperlink r:id="rId173" w:tgtFrame="_blank">
-            <w:r>
-              <w:t xml:space="preserve">Effects of elexacaftor/tezacaftor/ivacaftor on the nasal microbial metagenome in cystic fibrosis.</w:t>
-            </w:r>
-          </w:hyperlink>
-        </w:t>
-      </w:r>
-    </w:p>
-    <w:p>
-      <w:pPr>
-        <w:spacing w:after="0"/>
-        <w:rPr>
-          <w:color w:val="0F50FF"/>
-          <w:u w:val="single"/>
-        </w:rPr>
-      </w:pPr>
-      <w:r>
-        <w:rPr>
-          <w:color w:val="0F50FF"/>
-          <w:u w:val="single"/>
-        </w:rPr>
-        <w:t xml:space="preserve"/>
-      </w:r>
-    </w:p>
-    <w:p>
-      <w:pPr>
-        <w:pStyle w:val="ListParagraph"/>
-        <w:numPr>
-          <w:ilvl w:val="0"/>
-          <w:numId w:val="23"/>
-        </w:numPr>
-        <w:spacing w:after="0" w:line="240" w:lineRule="auto"/>
-        <w:ind w:left="357" w:hanging="357"/>
-        <w:rPr>
-          <w:color w:val="0F50FF"/>
-          <w:u w:val="single"/>
-        </w:rPr>
-      </w:pPr>
-      <w:proofErr w:type="gramStart"/>
-      <w:r>
-        <w:rPr>
-          <w:color w:val="0F50FF"/>
-          <w:u w:val="single"/>
-        </w:rPr>
-        <w:t xml:space="preserve">
-          <w:hyperlink r:id="rId174" w:tgtFrame="_blank">
-            <w:r>
-              <w:t xml:space="preserve">Pediatric necrotizing pneumonia: Clinical features, microbiology, management, and outcomes in the tertiary center.</w:t>
-            </w:r>
-          </w:hyperlink>
-        </w:t>
-      </w:r>
-    </w:p>
-    <w:p>
-      <w:pPr>
-        <w:spacing w:after="0"/>
-        <w:rPr>
-          <w:color w:val="0F50FF"/>
-          <w:u w:val="single"/>
-        </w:rPr>
-      </w:pPr>
-      <w:r>
-        <w:rPr>
-          <w:color w:val="0F50FF"/>
-          <w:u w:val="single"/>
-        </w:rPr>
-        <w:t xml:space="preserve"/>
-      </w:r>
-    </w:p>
-    <w:p>
-      <w:pPr>
-        <w:pStyle w:val="ListParagraph"/>
-        <w:numPr>
-          <w:ilvl w:val="0"/>
-          <w:numId w:val="23"/>
-        </w:numPr>
-        <w:spacing w:after="0" w:line="240" w:lineRule="auto"/>
-        <w:ind w:left="357" w:hanging="357"/>
-        <w:rPr>
-          <w:color w:val="0F50FF"/>
-          <w:u w:val="single"/>
-        </w:rPr>
-      </w:pPr>
-      <w:proofErr w:type="gramStart"/>
-      <w:r>
-        <w:rPr>
-          <w:color w:val="0F50FF"/>
-          <w:u w:val="single"/>
-        </w:rPr>
-        <w:t xml:space="preserve">
-          <w:hyperlink r:id="rId175" w:tgtFrame="_blank">
-            <w:r>
-              <w:t xml:space="preserve">Antibiotic Prophylaxis and Surgical Site Infections in Septoplasty.</w:t>
-            </w:r>
-          </w:hyperlink>
-        </w:t>
-      </w:r>
-    </w:p>
-    <w:p>
-      <w:pPr>
-        <w:spacing w:after="0"/>
-        <w:rPr>
-          <w:color w:val="0F50FF"/>
-          <w:u w:val="single"/>
-        </w:rPr>
-      </w:pPr>
-      <w:r>
-        <w:rPr>
-          <w:color w:val="0F50FF"/>
-          <w:u w:val="single"/>
-        </w:rPr>
-        <w:t xml:space="preserve"/>
-      </w:r>
-    </w:p>
-    <w:p>
-      <w:pPr>
-        <w:pStyle w:val="ListParagraph"/>
-        <w:numPr>
-          <w:ilvl w:val="0"/>
-          <w:numId w:val="23"/>
-        </w:numPr>
-        <w:spacing w:after="0" w:line="240" w:lineRule="auto"/>
-        <w:ind w:left="357" w:hanging="357"/>
-        <w:rPr>
-          <w:color w:val="0F50FF"/>
-          <w:u w:val="single"/>
-        </w:rPr>
-      </w:pPr>
-      <w:proofErr w:type="gramStart"/>
-      <w:r>
-        <w:rPr>
-          <w:color w:val="0F50FF"/>
-          <w:u w:val="single"/>
-        </w:rPr>
-        <w:t xml:space="preserve">
-          <w:hyperlink r:id="rId176" w:tgtFrame="_blank">
-            <w:r>
-              <w:t xml:space="preserve">Epidemiology, Antimicrobial Resistance, and Seasonal Dynamics of Respiratory Bacterial Pathogens in a Saudi Tertiary Care Hospital (2023-2025).</w:t>
-            </w:r>
-          </w:hyperlink>
-        </w:t>
-      </w:r>
-    </w:p>
-    <w:p>
-      <w:pPr>
-        <w:spacing w:after="0"/>
-        <w:rPr>
-          <w:color w:val="0F50FF"/>
-          <w:u w:val="single"/>
-        </w:rPr>
-      </w:pPr>
-      <w:r>
-        <w:rPr>
-          <w:color w:val="0F50FF"/>
-          <w:u w:val="single"/>
-        </w:rPr>
-        <w:t xml:space="preserve"/>
-      </w:r>
-    </w:p>
-    <w:p>
-      <w:pPr>
-        <w:pStyle w:val="ListParagraph"/>
-        <w:numPr>
-          <w:ilvl w:val="0"/>
-          <w:numId w:val="23"/>
-        </w:numPr>
-        <w:spacing w:after="0" w:line="240" w:lineRule="auto"/>
-        <w:ind w:left="357" w:hanging="357"/>
-        <w:rPr>
-          <w:color w:val="0F50FF"/>
-          <w:u w:val="single"/>
-        </w:rPr>
-      </w:pPr>
-      <w:proofErr w:type="gramStart"/>
-      <w:r>
-        <w:rPr>
-          <w:color w:val="0F50FF"/>
-          <w:u w:val="single"/>
-        </w:rPr>
-        <w:t xml:space="preserve">
-          <w:hyperlink r:id="rId177" w:tgtFrame="_blank">
-            <w:r>
-              <w:t xml:space="preserve">The microbiota-metabolite-immune axis in the olfactory cleft microenvironment: mechanisms and therapeutic implications for dysbiosis-driven olfactory dysfunction in chronic rhinosinusitis.</w:t>
+          <w:hyperlink r:id="rId242" w:tgtFrame="_blank">
+            <w:r>
+              <w:t xml:space="preserve">Distribution of Mupirocin Resistance in Nasal Carriers of Methicillin-resistant Staphylococcus aureus Among ICU Healthcare Workers and Patients in Rasht, Iran.</w:t>
             </w:r>
           </w:hyperlink>
         </w:t>
@@ -1989,9 +1717,9 @@
           <w:u w:val="single"/>
         </w:rPr>
         <w:t xml:space="preserve">
-          <w:hyperlink r:id="rId12" w:tgtFrame="_blank">
-            <w:r>
-              <w:t xml:space="preserve">Subcutaneous drainage modulates TLR4/MyD88/NF-κB signaling in a murine model of postoperative wound infection following gynecological cancer surgery.</w:t>
+          <w:hyperlink r:id="rId87" w:tgtFrame="_blank">
+            <w:r>
+              <w:t xml:space="preserve">Zwitterionic Tissue Expanders Reduce Infection and Fibrosis for Enhanced Biocompatibility.</w:t>
             </w:r>
           </w:hyperlink>
         </w:t>
@@ -2034,9 +1762,9 @@
           <w:u w:val="single"/>
         </w:rPr>
         <w:t xml:space="preserve">
-          <w:hyperlink r:id="rId13" w:tgtFrame="_blank">
-            <w:r>
-              <w:t xml:space="preserve">A drug-free hyaluronic acid and modified carboxymethyl cellulose double cross-linked multifunctional hydrogel wound dressing.</w:t>
+          <w:hyperlink r:id="rId88" w:tgtFrame="_blank">
+            <w:r>
+              <w:t xml:space="preserve">Clinical features associated with Pseudomonas aeruginosa colonization in children under 2 years of age: a retrospective study of Cystic Fibrosis Registry.</w:t>
             </w:r>
           </w:hyperlink>
         </w:t>
@@ -2079,9 +1807,9 @@
           <w:u w:val="single"/>
         </w:rPr>
         <w:t xml:space="preserve">
-          <w:hyperlink r:id="rId14" w:tgtFrame="_blank">
-            <w:r>
-              <w:t xml:space="preserve">Development and Application of a Desirability of Outcome Ranking (DOOR) Endpoint for Acute Bacterial Skin and Skin Structure Infections.</w:t>
+          <w:hyperlink r:id="rId89" w:tgtFrame="_blank">
+            <w:r>
+              <w:t xml:space="preserve">Daptomycin-Induced Eosinophilic Pneumonia in a Patient Treated for MRSA Foot Infection: A Case Report.</w:t>
             </w:r>
           </w:hyperlink>
         </w:t>
@@ -2124,9 +1852,9 @@
           <w:u w:val="single"/>
         </w:rPr>
         <w:t xml:space="preserve">
-          <w:hyperlink r:id="rId15" w:tgtFrame="_blank">
-            <w:r>
-              <w:t xml:space="preserve">Endoscopic Ultrasound-Guided Transesophageal Drainage of a Posterior Mediastinal Abscess Secondary to Vertebral Osteomyelitis.</w:t>
+          <w:hyperlink r:id="rId90" w:tgtFrame="_blank">
+            <w:r>
+              <w:t xml:space="preserve">The Microbiology of Postoperative Spine Surgical Site Infections: An Institutional Experience of 170 cases.</w:t>
             </w:r>
           </w:hyperlink>
         </w:t>
@@ -2169,9 +1897,9 @@
           <w:u w:val="single"/>
         </w:rPr>
         <w:t xml:space="preserve">
-          <w:hyperlink r:id="rId16" w:tgtFrame="_blank">
-            <w:r>
-              <w:t xml:space="preserve">Prevalence, Risk Factors, and Microbial Spectrum of Ophthalmia Neonatorum: A Cross-Sectional Study From Central India.</w:t>
+          <w:hyperlink r:id="rId91" w:tgtFrame="_blank">
+            <w:r>
+              <w:t xml:space="preserve">Multi-pathogen epidemiological survey of subclinical mastitis, gastrointestinal parasitism, and zoonotic diseases in smallholder dairy cattle in South Sulawesi, Indonesia.</w:t>
             </w:r>
           </w:hyperlink>
         </w:t>
@@ -2214,9 +1942,9 @@
           <w:u w:val="single"/>
         </w:rPr>
         <w:t xml:space="preserve">
-          <w:hyperlink r:id="rId17" w:tgtFrame="_blank">
-            <w:r>
-              <w:t xml:space="preserve">[Application of vacuum sealing drainage combined with antibiotic bone cement in Gustilo type Ⅲ open ankle fractures].</w:t>
+          <w:hyperlink r:id="rId92" w:tgtFrame="_blank">
+            <w:r>
+              <w:t xml:space="preserve">Sustainable bacterial cellulose-chitosan composite: A novel approach for the treatment of osteochondral defects.</w:t>
             </w:r>
           </w:hyperlink>
         </w:t>
@@ -2259,9 +1987,9 @@
           <w:u w:val="single"/>
         </w:rPr>
         <w:t xml:space="preserve">
-          <w:hyperlink r:id="rId18" w:tgtFrame="_blank">
-            <w:r>
-              <w:t xml:space="preserve">MRSA transmission in hospitals across Alberta, Canada: a comparative study combining unidentified colonized cases upon admission.</w:t>
+          <w:hyperlink r:id="rId93" w:tgtFrame="_blank">
+            <w:r>
+              <w:t xml:space="preserve">Sonication of orthopaedic implants: Impact of implant size, container dimensions, and sonication time on bacterial recovery.</w:t>
             </w:r>
           </w:hyperlink>
         </w:t>
@@ -2304,9 +2032,9 @@
           <w:u w:val="single"/>
         </w:rPr>
         <w:t xml:space="preserve">
-          <w:hyperlink r:id="rId19" w:tgtFrame="_blank">
-            <w:r>
-              <w:t xml:space="preserve">Trends in methicillin-resistant Staphylococcus aureus detection-rates and antibiotic resistance profiles in a cancer hospital from 2015 to 2024.</w:t>
+          <w:hyperlink r:id="rId94" w:tgtFrame="_blank">
+            <w:r>
+              <w:t xml:space="preserve">Dendrobium officinale Polysaccharide Promotes Infected Wound Healing Through SIRT1-Regulated HMGB1-K29 Deacetylation and NF-κB Inhibition.</w:t>
             </w:r>
           </w:hyperlink>
         </w:t>
@@ -2349,9 +2077,9 @@
           <w:u w:val="single"/>
         </w:rPr>
         <w:t xml:space="preserve">
-          <w:hyperlink r:id="rId20" w:tgtFrame="_blank">
-            <w:r>
-              <w:t xml:space="preserve">Cyanobacterial fatty acid esters disrupt polymicrobial oral biofilms and exhibit potential interactions with adhesion proteins and virulence-associated targets.</w:t>
+          <w:hyperlink r:id="rId95" w:tgtFrame="_blank">
+            <w:r>
+              <w:t xml:space="preserve">Serial T2Bacteria panel versus blood culture for monitoring Staphylococcus aureus bacteraemia: clearance duration predicts deep-seated or metastatic infection and mortality.</w:t>
             </w:r>
           </w:hyperlink>
         </w:t>
@@ -2394,9 +2122,9 @@
           <w:u w:val="single"/>
         </w:rPr>
         <w:t xml:space="preserve">
-          <w:hyperlink r:id="rId21" w:tgtFrame="_blank">
-            <w:r>
-              <w:t xml:space="preserve">DNA network-encapsulated carnosine/ZnO nano-complexes for enhanced antibacterial efficacy and biocompatibility.</w:t>
+          <w:hyperlink r:id="rId96" w:tgtFrame="_blank">
+            <w:r>
+              <w:t xml:space="preserve">In vivo Activity of Combination of N-acetyl Cysteine and Levofloxacin against Colonization and Catheter-Associated Infection.</w:t>
             </w:r>
           </w:hyperlink>
         </w:t>
@@ -2439,9 +2167,9 @@
           <w:u w:val="single"/>
         </w:rPr>
         <w:t xml:space="preserve">
-          <w:hyperlink r:id="rId22" w:tgtFrame="_blank">
-            <w:r>
-              <w:t xml:space="preserve">Hybrid Sonochemical-Pressure Fabrication of tri-element nanohybrids for advanced biological protection in resin and metal dental crowns.</w:t>
+          <w:hyperlink r:id="rId97" w:tgtFrame="_blank">
+            <w:r>
+              <w:t xml:space="preserve">Biomineralized nanozymes remodel the infectious microenvironment for precision MRSA pneumonia therapy.</w:t>
             </w:r>
           </w:hyperlink>
         </w:t>
@@ -2484,9 +2212,9 @@
           <w:u w:val="single"/>
         </w:rPr>
         <w:t xml:space="preserve">
-          <w:hyperlink r:id="rId23" w:tgtFrame="_blank">
-            <w:r>
-              <w:t xml:space="preserve">Prosthetic Aortic Valve Vegetation: A Percutaneous Mechanical Aspiration Approach.</w:t>
+          <w:hyperlink r:id="rId98" w:tgtFrame="_blank">
+            <w:r>
+              <w:t xml:space="preserve">Comparative evaluation of clindamycin-loaded silver or gold-based nanoparticle coatings with and without polyethylene glycol on anodized titanium orthodontic mini-implants: In vitro study.</w:t>
             </w:r>
           </w:hyperlink>
         </w:t>
@@ -2529,9 +2257,9 @@
           <w:u w:val="single"/>
         </w:rPr>
         <w:t xml:space="preserve">
-          <w:hyperlink r:id="rId24" w:tgtFrame="_blank">
-            <w:r>
-              <w:t xml:space="preserve">Antimicrobial resistance patterns of isolated bacteria at Bukoba Regional Referral Hospital in Patients attended from 2019 to 2023.</w:t>
+          <w:hyperlink r:id="rId99" w:tgtFrame="_blank">
+            <w:r>
+              <w:t xml:space="preserve">Early surgical site infection after geriatric trauma surgery: mortality, complications, and factors associated with mortality and infection persistence in patients older than 75 years.</w:t>
             </w:r>
           </w:hyperlink>
         </w:t>
@@ -2574,9 +2302,9 @@
           <w:u w:val="single"/>
         </w:rPr>
         <w:t xml:space="preserve">
-          <w:hyperlink r:id="rId25" w:tgtFrame="_blank">
-            <w:r>
-              <w:t xml:space="preserve">A new Kayvirus vB_SauM-MUHD-1 combats Methicillin-resistant Staphylococcus aureus wound infections.</w:t>
+          <w:hyperlink r:id="rId100" w:tgtFrame="_blank">
+            <w:r>
+              <w:t xml:space="preserve">Elevated risk of wound and systemic complications in MRSA-colonized patients undergoing lower extremity orthopedic trauma surgery.</w:t>
             </w:r>
           </w:hyperlink>
         </w:t>
@@ -2619,9 +2347,9 @@
           <w:u w:val="single"/>
         </w:rPr>
         <w:t xml:space="preserve">
-          <w:hyperlink r:id="rId26" w:tgtFrame="_blank">
-            <w:r>
-              <w:t xml:space="preserve">Correlation between pathogens of chronic suppurative otitis media and nasopharyngeal colonization in the Taklamakan Desert region.</w:t>
+          <w:hyperlink r:id="rId101" w:tgtFrame="_blank">
+            <w:r>
+              <w:t xml:space="preserve">Biomaterial-Driven Modulation of Macrophage Polarization in an Experimental Environment of Implant-Associated Infection Mediated by Staphylococcus aureus: A Systematic Review of Preclinical Studies.</w:t>
             </w:r>
           </w:hyperlink>
         </w:t>
@@ -2664,9 +2392,9 @@
           <w:u w:val="single"/>
         </w:rPr>
         <w:t xml:space="preserve">
-          <w:hyperlink r:id="rId27" w:tgtFrame="_blank">
-            <w:r>
-              <w:t xml:space="preserve">Influence of Prosthetic Surface Roughness on Biofilm Density and Prosthesis Longevity.</w:t>
+          <w:hyperlink r:id="rId102" w:tgtFrame="_blank">
+            <w:r>
+              <w:t xml:space="preserve">Changes in the Epidemiology of Multidrug-Resistant Organisms During the COVID-19 Pandemic: A Six-Year Retrospective Study at a Tertiary Care Hospital in Northeastern Thailand.</w:t>
             </w:r>
           </w:hyperlink>
         </w:t>
@@ -2709,9 +2437,9 @@
           <w:u w:val="single"/>
         </w:rPr>
         <w:t xml:space="preserve">
-          <w:hyperlink r:id="rId28" w:tgtFrame="_blank">
-            <w:r>
-              <w:t xml:space="preserve">Preparation and In Vitro Characterization of Quercetin and Chlorhexidine-loaded PLGA Nanoparticles for Oral Biofilm-Associated Pathologies.</w:t>
+          <w:hyperlink r:id="rId103" w:tgtFrame="_blank">
+            <w:r>
+              <w:t xml:space="preserve">Pathogen Spectrum and Antimicrobial Susceptibility Profiles in Culture-Proven Endophthalmitis at a Tertiary Referral Center in China: A Three-Decade Retrospective Study.</w:t>
             </w:r>
           </w:hyperlink>
         </w:t>
@@ -2754,9 +2482,9 @@
           <w:u w:val="single"/>
         </w:rPr>
         <w:t xml:space="preserve">
-          <w:hyperlink r:id="rId29" w:tgtFrame="_blank">
-            <w:r>
-              <w:t xml:space="preserve">Epidemiological patterns, risk factors, and prevention gaps of surgical site infections in operating rooms: a hospital-based surveillance study.</w:t>
+          <w:hyperlink r:id="rId104" w:tgtFrame="_blank">
+            <w:r>
+              <w:t xml:space="preserve">Idiopathic primary sternal osteomyelitis in an otherwise healthy patient.</w:t>
             </w:r>
           </w:hyperlink>
         </w:t>
@@ -2799,9 +2527,9 @@
           <w:u w:val="single"/>
         </w:rPr>
         <w:t xml:space="preserve">
-          <w:hyperlink r:id="rId30" w:tgtFrame="_blank">
-            <w:r>
-              <w:t xml:space="preserve">A case with suspected ruptured mycotic coronary aneurysm presenting as purulent bloody pericarditis.</w:t>
+          <w:hyperlink r:id="rId105" w:tgtFrame="_blank">
+            <w:r>
+              <w:t xml:space="preserve">Postoperative spinal infection after arthrodesis: incidence, Gram-negative predominance, and outcomes in a tertiary-care hospital cohort.</w:t>
             </w:r>
           </w:hyperlink>
         </w:t>
@@ -2844,9 +2572,9 @@
           <w:u w:val="single"/>
         </w:rPr>
         <w:t xml:space="preserve">
-          <w:hyperlink r:id="rId31" w:tgtFrame="_blank">
-            <w:r>
-              <w:t xml:space="preserve">A caffeic acid-loaded hydrogel attenuates inflammation and accelerates infected wound healing.</w:t>
+          <w:hyperlink r:id="rId106" w:tgtFrame="_blank">
+            <w:r>
+              <w:t xml:space="preserve">Preoperative Methicillin-Resistant Staphylococcus aureus Colonization and Risk of Periprosthetic Joint Infection after Total Joint Arthroplasty: A Systematic Review and Meta-Analysis.</w:t>
             </w:r>
           </w:hyperlink>
         </w:t>
@@ -2889,9 +2617,9 @@
           <w:u w:val="single"/>
         </w:rPr>
         <w:t xml:space="preserve">
-          <w:hyperlink r:id="rId32" w:tgtFrame="_blank">
-            <w:r>
-              <w:t xml:space="preserve">Prognostic Factors for Postoperative Complications. An Aggregate Protocol for 10 Observational Studies From the Danish TRIPLE-A Cohort of 1.2 Million Surgeries.</w:t>
+          <w:hyperlink r:id="rId107" w:tgtFrame="_blank">
+            <w:r>
+              <w:t xml:space="preserve">When the Skin Speaks: Methicillin-resistant Staphylococcus aureus Suprapubic Abscess in a Renal Transplant Recipient.</w:t>
             </w:r>
           </w:hyperlink>
         </w:t>
@@ -2934,9 +2662,9 @@
           <w:u w:val="single"/>
         </w:rPr>
         <w:t xml:space="preserve">
-          <w:hyperlink r:id="rId33" w:tgtFrame="_blank">
-            <w:r>
-              <w:t xml:space="preserve">Vitreoscilla filiformis Supernatant: A Novel Postbiotic Secretome for the Prevention and Treatment of Wound Infections.</w:t>
+          <w:hyperlink r:id="rId108" w:tgtFrame="_blank">
+            <w:r>
+              <w:t xml:space="preserve">Papillary Fibroelastoma Arising From the Coumadin Ridge: A Rare Extravalvular Cardiac Tumor Diagnosed by Multimodality Imaging.</w:t>
             </w:r>
           </w:hyperlink>
         </w:t>
@@ -2979,9 +2707,9 @@
           <w:u w:val="single"/>
         </w:rPr>
         <w:t xml:space="preserve">
-          <w:hyperlink r:id="rId34" w:tgtFrame="_blank">
-            <w:r>
-              <w:t xml:space="preserve">Non-Cytotoxic Benzyl Triphenyl Phosphonium Bromide Is Bactericidal on MRSA and Fully Inhibits Biofilm Formation by MRSA and MRSE.</w:t>
+          <w:hyperlink r:id="rId109" w:tgtFrame="_blank">
+            <w:r>
+              <w:t xml:space="preserve">Crosslinked agarose-gelatine beads as a substrate for investigating biofilms of bacterial pathogens.</w:t>
             </w:r>
           </w:hyperlink>
         </w:t>
@@ -3024,9 +2752,9 @@
           <w:u w:val="single"/>
         </w:rPr>
         <w:t xml:space="preserve">
-          <w:hyperlink r:id="rId35" w:tgtFrame="_blank">
-            <w:r>
-              <w:t xml:space="preserve">Antimicrobial Prophylaxis in Solid Organ and Hematopoietic Stem Cell Transplantation: A Survey Among Member Centers of the European Reference Network TransplantChild.</w:t>
+          <w:hyperlink r:id="rId110" w:tgtFrame="_blank">
+            <w:r>
+              <w:t xml:space="preserve">Surface topography, optical properties, and biofilm adhesion of additive and subtractive-manufactured ceramic reinforced hybrid composite: an in-vitro study.</w:t>
             </w:r>
           </w:hyperlink>
         </w:t>
@@ -3069,9 +2797,9 @@
           <w:u w:val="single"/>
         </w:rPr>
         <w:t xml:space="preserve">
-          <w:hyperlink r:id="rId36" w:tgtFrame="_blank">
-            <w:r>
-              <w:t xml:space="preserve">Antibiotic susceptibility pattern of bacteria in patients with middle ear infection.</w:t>
+          <w:hyperlink r:id="rId111" w:tgtFrame="_blank">
+            <w:r>
+              <w:t xml:space="preserve">Multidrug-resistant organisms on in-use medical textiles in a Shanghai tertiary hospital: surveillance and genomic characterization.</w:t>
             </w:r>
           </w:hyperlink>
         </w:t>
@@ -3114,9 +2842,9 @@
           <w:u w:val="single"/>
         </w:rPr>
         <w:t xml:space="preserve">
-          <w:hyperlink r:id="rId37" w:tgtFrame="_blank">
-            <w:r>
-              <w:t xml:space="preserve">Colonization with multidrug-resistant organisms (MDROs) including Candidozyma auris among residents in ventilator-designated versus non-ventilator-designated beds at skilled nursing facilities (SNFs).</w:t>
+          <w:hyperlink r:id="rId112" w:tgtFrame="_blank">
+            <w:r>
+              <w:t xml:space="preserve">Risk Factors for Reoperation Following Native Septic Arthritis.</w:t>
             </w:r>
           </w:hyperlink>
         </w:t>
@@ -3159,9 +2887,9 @@
           <w:u w:val="single"/>
         </w:rPr>
         <w:t xml:space="preserve">
-          <w:hyperlink r:id="rId38" w:tgtFrame="_blank">
-            <w:r>
-              <w:t xml:space="preserve">Plant-based prebiotics to modulate skin microbiota: a novel approach for next-generation cosmeceuticals.</w:t>
+          <w:hyperlink r:id="rId113" w:tgtFrame="_blank">
+            <w:r>
+              <w:t xml:space="preserve">Secondary Sternal Closure With Titanium Plate Fixation After Bilateral Lung Transplantation.</w:t>
             </w:r>
           </w:hyperlink>
         </w:t>
@@ -3204,9 +2932,9 @@
           <w:u w:val="single"/>
         </w:rPr>
         <w:t xml:space="preserve">
-          <w:hyperlink r:id="rId39" w:tgtFrame="_blank">
-            <w:r>
-              <w:t xml:space="preserve">[Advances in the diagnosis and treatment of patients with multidrug-resistant bacterial infections combined with severe liver disease].</w:t>
+          <w:hyperlink r:id="rId114" w:tgtFrame="_blank">
+            <w:r>
+              <w:t xml:space="preserve">Antimicrobial prophylaxis regimens in joint replacement surgery: susceptibility and PK/PD target attainment.</w:t>
             </w:r>
           </w:hyperlink>
         </w:t>
@@ -3249,9 +2977,9 @@
           <w:u w:val="single"/>
         </w:rPr>
         <w:t xml:space="preserve">
-          <w:hyperlink r:id="rId40" w:tgtFrame="_blank">
-            <w:r>
-              <w:t xml:space="preserve">Eliminating S. aureus colonization prior to surgery through screening and decolonisation measures in the outpatient setting: How well does outpatient decolonisation work in practice from the patients' perspective?</w:t>
+          <w:hyperlink r:id="rId115" w:tgtFrame="_blank">
+            <w:r>
+              <w:t xml:space="preserve">Ceramides and the Defective Barrier in Atopic Dermatitis.</w:t>
             </w:r>
           </w:hyperlink>
         </w:t>
@@ -3294,9 +3022,9 @@
           <w:u w:val="single"/>
         </w:rPr>
         <w:t xml:space="preserve">
-          <w:hyperlink r:id="rId41" w:tgtFrame="_blank">
-            <w:r>
-              <w:t xml:space="preserve">Ultrasmall pH-triggered cerium-based MOF nanozyme delivery system: Stable implant coating with integrated synergistic antibacterial and corrosion resistance enhancement.</w:t>
+          <w:hyperlink r:id="rId116" w:tgtFrame="_blank">
+            <w:r>
+              <w:t xml:space="preserve">Whole-genome sequencing of Staphylococcus capitis isolates from neonates with healthcare-associated bacteraemia in neonatal intensive care units in Taiwan: comparison between the NRCS-A strain and a non-NRCS-A multi-resistant strain.</w:t>
             </w:r>
           </w:hyperlink>
         </w:t>
@@ -3339,9 +3067,9 @@
           <w:u w:val="single"/>
         </w:rPr>
         <w:t xml:space="preserve">
-          <w:hyperlink r:id="rId42" w:tgtFrame="_blank">
-            <w:r>
-              <w:t xml:space="preserve">[Italian Cystic Fibrosis Registry (ICFR). Report 2023-2024].</w:t>
+          <w:hyperlink r:id="rId117" w:tgtFrame="_blank">
+            <w:r>
+              <w:t xml:space="preserve">Long-Term Trends in Microbiology and Outcomes of Pediatric Deep Neck Infections: An 18-Year Study.</w:t>
             </w:r>
           </w:hyperlink>
         </w:t>
@@ -3384,9 +3112,9 @@
           <w:u w:val="single"/>
         </w:rPr>
         <w:t xml:space="preserve">
-          <w:hyperlink r:id="rId43" w:tgtFrame="_blank">
-            <w:r>
-              <w:t xml:space="preserve">A Case Series Demonstrating the Spectrum of Invasive Methicillin-Sensitive Staphylococcus aureus (MSSA) Disease.</w:t>
+          <w:hyperlink r:id="rId118" w:tgtFrame="_blank">
+            <w:r>
+              <w:t xml:space="preserve">Association between MDROs colonization and subsequent infections in ICU patients: a retrospective cohort study.</w:t>
             </w:r>
           </w:hyperlink>
         </w:t>
@@ -3429,9 +3157,9 @@
           <w:u w:val="single"/>
         </w:rPr>
         <w:t xml:space="preserve">
-          <w:hyperlink r:id="rId44" w:tgtFrame="_blank">
-            <w:r>
-              <w:t xml:space="preserve">Healthcare-associated infections and antimicrobial resistance in Canadian acute care hospitals, 2020-2024.</w:t>
+          <w:hyperlink r:id="rId119" w:tgtFrame="_blank">
+            <w:r>
+              <w:t xml:space="preserve">Differences in practices for surgical site infection prevention in neonatal surgery between neonatologists and pediatric surgeons: a multicenter survey in Japan.</w:t>
             </w:r>
           </w:hyperlink>
         </w:t>
@@ -3474,9 +3202,9 @@
           <w:u w:val="single"/>
         </w:rPr>
         <w:t xml:space="preserve">
-          <w:hyperlink r:id="rId45" w:tgtFrame="_blank">
-            <w:r>
-              <w:t xml:space="preserve">Klebsiella aerogenes Discitis in a 78-Year-Old Male Patient With End-Stage Renal Disease on Hemodialysis: A Case Report.</w:t>
+          <w:hyperlink r:id="rId120" w:tgtFrame="_blank">
+            <w:r>
+              <w:t xml:space="preserve">Effect of Intrawound Vancomycin Powder on the Pathogen Spectrum and Antimicrobial Susceptibility of Postoperative Infections in Elective Lumbar Fusion.</w:t>
             </w:r>
           </w:hyperlink>
         </w:t>
@@ -3519,9 +3247,9 @@
           <w:u w:val="single"/>
         </w:rPr>
         <w:t xml:space="preserve">
-          <w:hyperlink r:id="rId46" w:tgtFrame="_blank">
-            <w:r>
-              <w:t xml:space="preserve">Septic Arthritis of the Hip in a Young Athlete: A Diagnostic Delay Caused by Cognitive Bias.</w:t>
+          <w:hyperlink r:id="rId121" w:tgtFrame="_blank">
+            <w:r>
+              <w:t xml:space="preserve">Corynebacterium striatum modulates the sessile lifestyle of wild-type and ΔsrtA mutant Staphylococcus aureus in multi-species biofilms.</w:t>
             </w:r>
           </w:hyperlink>
         </w:t>
@@ -3564,9 +3292,9 @@
           <w:u w:val="single"/>
         </w:rPr>
         <w:t xml:space="preserve">
-          <w:hyperlink r:id="rId47" w:tgtFrame="_blank">
-            <w:r>
-              <w:t xml:space="preserve">Comprehensive Risk Assessment and Evaluation of the Impact of Amino Acid Preparations on Peripheral Line-Associated Bloodstream Infection: A Single-Center Retrospective Observational Study Using Propensity Score Matching.</w:t>
+          <w:hyperlink r:id="rId122" w:tgtFrame="_blank">
+            <w:r>
+              <w:t xml:space="preserve">A retrospective analysis of pathogen distribution and antimicrobial resistance trends of bacteria in a tertiary hospital in China, 2021-2025.</w:t>
             </w:r>
           </w:hyperlink>
         </w:t>
@@ -3609,9 +3337,9 @@
           <w:u w:val="single"/>
         </w:rPr>
         <w:t xml:space="preserve">
-          <w:hyperlink r:id="rId48" w:tgtFrame="_blank">
-            <w:r>
-              <w:t xml:space="preserve">Transmission of Dry Surface Biofilm Via and Through Cotton Bedsheets: Implications for Hospital Infection Control.</w:t>
+          <w:hyperlink r:id="rId123" w:tgtFrame="_blank">
+            <w:r>
+              <w:t xml:space="preserve">Nocardia farcinica septic bursitis - a case report and scoping literature review.</w:t>
             </w:r>
           </w:hyperlink>
         </w:t>
@@ -3654,9 +3382,9 @@
           <w:u w:val="single"/>
         </w:rPr>
         <w:t xml:space="preserve">
-          <w:hyperlink r:id="rId49" w:tgtFrame="_blank">
-            <w:r>
-              <w:t xml:space="preserve">Retinoic Acid-Functionalized Chitosan Polycationic Conjugates for Integrated Melanoma Therapy and Antibacterial Infection Control.</w:t>
+          <w:hyperlink r:id="rId124" w:tgtFrame="_blank">
+            <w:r>
+              <w:t xml:space="preserve">Imaging Staphylococcus aureus biofilms in vivo reveals neutrophil exclusion by PNAG exopolysaccharide.</w:t>
             </w:r>
           </w:hyperlink>
         </w:t>
@@ -3699,9 +3427,9 @@
           <w:u w:val="single"/>
         </w:rPr>
         <w:t xml:space="preserve">
-          <w:hyperlink r:id="rId50" w:tgtFrame="_blank">
-            <w:r>
-              <w:t xml:space="preserve">Characterization of Antibiofilm Molecules from Bovine Coagulase-Negative Staphylococci.</w:t>
+          <w:hyperlink r:id="rId125" w:tgtFrame="_blank">
+            <w:r>
+              <w:t xml:space="preserve">Antibacterial Activity of DBD Plasma-Activated Saline Against Clinically Relevant Bacteria: Potential Applications in Family and Reproductive Health.</w:t>
             </w:r>
           </w:hyperlink>
         </w:t>
@@ -3744,9 +3472,9 @@
           <w:u w:val="single"/>
         </w:rPr>
         <w:t xml:space="preserve">
-          <w:hyperlink r:id="rId51" w:tgtFrame="_blank">
-            <w:r>
-              <w:t xml:space="preserve">Patients with obesity have a higher risk of periprosthetic joint infection and more frequent polymicrobial infections after knee arthroplasty: A nationwide register-based study from Denmark.</w:t>
+          <w:hyperlink r:id="rId126" w:tgtFrame="_blank">
+            <w:r>
+              <w:t xml:space="preserve">Surgical Humidification (HumiGard(TM)) Reduces Bacterial Load in an Open Spine Animal Infection Model.</w:t>
             </w:r>
           </w:hyperlink>
         </w:t>
@@ -3789,9 +3517,9 @@
           <w:u w:val="single"/>
         </w:rPr>
         <w:t xml:space="preserve">
-          <w:hyperlink r:id="rId52" w:tgtFrame="_blank">
-            <w:r>
-              <w:t xml:space="preserve">Species interactions are key to spatiotemporal gene expression and multilayer formation in Stenotrophomonas maltophilia K279a dual species biofilms.</w:t>
+          <w:hyperlink r:id="rId127" w:tgtFrame="_blank">
+            <w:r>
+              <w:t xml:space="preserve">Exposure keratopathy and conjunctival microbial flora in mechanically ventilated patients - A hospital-based prospective study.</w:t>
             </w:r>
           </w:hyperlink>
         </w:t>
@@ -3834,9 +3562,9 @@
           <w:u w:val="single"/>
         </w:rPr>
         <w:t xml:space="preserve">
-          <w:hyperlink r:id="rId53" w:tgtFrame="_blank">
-            <w:r>
-              <w:t xml:space="preserve">HYDROXYAPATITE AND COBALT FERRITE COMPOSITES AS CIPROFLOXACIN RELEASE SYSTEMS FOR THE TREATMENT OF OSTEOMYELITIS - AN EXPERIMENTAL STUDY.</w:t>
+          <w:hyperlink r:id="rId128" w:tgtFrame="_blank">
+            <w:r>
+              <w:t xml:space="preserve">Medical Device-Associated Infections in Intensive Care Settings: Biofilms, Multidrug-Resistant Pathogens, and Prevention Strategies.</w:t>
             </w:r>
           </w:hyperlink>
         </w:t>
@@ -3879,9 +3607,9 @@
           <w:u w:val="single"/>
         </w:rPr>
         <w:t xml:space="preserve">
-          <w:hyperlink r:id="rId54" w:tgtFrame="_blank">
-            <w:r>
-              <w:t xml:space="preserve">Nanozyme-crosslinked dual-network hydrogel enables multi-stage modulation of the dysregulated repair cascade for regenerative wound healing.</w:t>
+          <w:hyperlink r:id="rId129" w:tgtFrame="_blank">
+            <w:r>
+              <w:t xml:space="preserve">The role of dental assessment in source identification during Staphylococcus aureus bacteremia: a scoping review.</w:t>
             </w:r>
           </w:hyperlink>
         </w:t>
@@ -3924,9 +3652,9 @@
           <w:u w:val="single"/>
         </w:rPr>
         <w:t xml:space="preserve">
-          <w:hyperlink r:id="rId55" w:tgtFrame="_blank">
-            <w:r>
-              <w:t xml:space="preserve">Multidrug-resistant bacterial infections in a tertiary hospitals: culture positivity, pathogen spectrum, and antibiotic susceptibility.</w:t>
+          <w:hyperlink r:id="rId130" w:tgtFrame="_blank">
+            <w:r>
+              <w:t xml:space="preserve">Cas12a/crRNA Recognition Catalyzed Triple Self-Priming Cascade Amplification Strategy for Sensitive and Reliable Drug Resistance Gene Analysis.</w:t>
             </w:r>
           </w:hyperlink>
         </w:t>
@@ -3969,9 +3697,9 @@
           <w:u w:val="single"/>
         </w:rPr>
         <w:t xml:space="preserve">
-          <w:hyperlink r:id="rId56" w:tgtFrame="_blank">
-            <w:r>
-              <w:t xml:space="preserve">National surveillance of healthcare-associated infections in the UAE: first multisector report and benchmark analysis (2023).</w:t>
+          <w:hyperlink r:id="rId131" w:tgtFrame="_blank">
+            <w:r>
+              <w:t xml:space="preserve">Antimicrobial Resistance Patterns in Infections Among Patients With Hematologic Malignancies: A Systematic Review.</w:t>
             </w:r>
           </w:hyperlink>
         </w:t>
@@ -4014,9 +3742,9 @@
           <w:u w:val="single"/>
         </w:rPr>
         <w:t xml:space="preserve">
-          <w:hyperlink r:id="rId57" w:tgtFrame="_blank">
-            <w:r>
-              <w:t xml:space="preserve">Outcomes of single-stage excision in infected preauricular sinus: a retrospective cohort study.</w:t>
+          <w:hyperlink r:id="rId132" w:tgtFrame="_blank">
+            <w:r>
+              <w:t xml:space="preserve">Impact of Bacterial Infections in Adult Heart Transplant Recipients: A Single-Center Experience (2017-2024).</w:t>
             </w:r>
           </w:hyperlink>
         </w:t>
@@ -4059,9 +3787,9 @@
           <w:u w:val="single"/>
         </w:rPr>
         <w:t xml:space="preserve">
-          <w:hyperlink r:id="rId58" w:tgtFrame="_blank">
-            <w:r>
-              <w:t xml:space="preserve">Immobilization of Ytterbium via Polyphenol Chemistry on Implant Materials for Enhanced Cytocompatibility and Antibacterial Properties.</w:t>
+          <w:hyperlink r:id="rId133" w:tgtFrame="_blank">
+            <w:r>
+              <w:t xml:space="preserve">Efficacy and Cost Analysis of a Combined (One-Step) Detergent-Disinfectant for Environmental Decontamination Around Methicillin-Resistant Staphylococcus aureus (MRSA) Patients.</w:t>
             </w:r>
           </w:hyperlink>
         </w:t>
@@ -4104,9 +3832,9 @@
           <w:u w:val="single"/>
         </w:rPr>
         <w:t xml:space="preserve">
-          <w:hyperlink r:id="rId59" w:tgtFrame="_blank">
-            <w:r>
-              <w:t xml:space="preserve">Migrating Needle in Right Ventricle Wall With Purulent Tamponade.</w:t>
+          <w:hyperlink r:id="rId134" w:tgtFrame="_blank">
+            <w:r>
+              <w:t xml:space="preserve">GelMA-based peptide conjugated hydrogel with antifibrotic modulation and antibiofilm activity.</w:t>
             </w:r>
           </w:hyperlink>
         </w:t>
@@ -4149,9 +3877,9 @@
           <w:u w:val="single"/>
         </w:rPr>
         <w:t xml:space="preserve">
-          <w:hyperlink r:id="rId60" w:tgtFrame="_blank">
-            <w:r>
-              <w:t xml:space="preserve">Mortality outcomes and economic burden of antimicrobial-resistant bacterial bloodstream infections in a Nigerian tertiary hospital.</w:t>
+          <w:hyperlink r:id="rId135" w:tgtFrame="_blank">
+            <w:r>
+              <w:t xml:space="preserve">Spatiotemporal Sonodynamic-Nanozymic Therapy for Infected Jawbone Defects.</w:t>
             </w:r>
           </w:hyperlink>
         </w:t>
@@ -4194,9 +3922,9 @@
           <w:u w:val="single"/>
         </w:rPr>
         <w:t xml:space="preserve">
-          <w:hyperlink r:id="rId61" w:tgtFrame="_blank">
-            <w:r>
-              <w:t xml:space="preserve">A multifunctional γ-polyglutamic acid/guar gum hydrogel film with antibacterial, analgesic and wound healing properties for infected wounds.</w:t>
+          <w:hyperlink r:id="rId136" w:tgtFrame="_blank">
+            <w:r>
+              <w:t xml:space="preserve">Differences and trends in pathogens between ventilator-associated pneumonia and non-ventilator-associated pneumonia: data from 61 hospitals in Suzhou, China, 2020-2024.</w:t>
             </w:r>
           </w:hyperlink>
         </w:t>
@@ -4239,9 +3967,9 @@
           <w:u w:val="single"/>
         </w:rPr>
         <w:t xml:space="preserve">
-          <w:hyperlink r:id="rId62" w:tgtFrame="_blank">
-            <w:r>
-              <w:t xml:space="preserve">Marked variations in the effectiveness of commercial disinfectants against clinically relevant antibiotic-resistant bacteria and fungi.</w:t>
+          <w:hyperlink r:id="rId137" w:tgtFrame="_blank">
+            <w:r>
+              <w:t xml:space="preserve">Cardiac Implantable Electronic Device Infections: Emerging Paradigms in Precision Prevention and Personalized Management.</w:t>
             </w:r>
           </w:hyperlink>
         </w:t>
@@ -4284,9 +4012,9 @@
           <w:u w:val="single"/>
         </w:rPr>
         <w:t xml:space="preserve">
-          <w:hyperlink r:id="rId63" w:tgtFrame="_blank">
-            <w:r>
-              <w:t xml:space="preserve">A secreted AIP-Like peptide from Helcococcus kunzii inhibits the Agr quorum sensing system of Staphylococcus aureus.</w:t>
+          <w:hyperlink r:id="rId138" w:tgtFrame="_blank">
+            <w:r>
+              <w:t xml:space="preserve">Successful Prosthesis Salvage Using Continuous Local Antibiotic Perfusion (CLAP) for Prosthetic Joint Infection Following Revision Total Elbow Arthroplasty in a Patient with Rheumatoid Arthritis: A Case Report.</w:t>
             </w:r>
           </w:hyperlink>
         </w:t>
@@ -4329,9 +4057,9 @@
           <w:u w:val="single"/>
         </w:rPr>
         <w:t xml:space="preserve">
-          <w:hyperlink r:id="rId64" w:tgtFrame="_blank">
-            <w:r>
-              <w:t xml:space="preserve">[Efficacy of Topical Medications in Mastoid Cavity Care Following Canal Wall Down Mastoidectomy. (A Retrospective Cohort Study)].</w:t>
+          <w:hyperlink r:id="rId139" w:tgtFrame="_blank">
+            <w:r>
+              <w:t xml:space="preserve">Enumeration of organisms occurring in the intestinal tract and yolk sac of day-old chicks from commercial hatcheries.</w:t>
             </w:r>
           </w:hyperlink>
         </w:t>
@@ -4374,9 +4102,9 @@
           <w:u w:val="single"/>
         </w:rPr>
         <w:t xml:space="preserve">
-          <w:hyperlink r:id="rId65" w:tgtFrame="_blank">
-            <w:r>
-              <w:t xml:space="preserve">Resveratrol-Engineered Modified Chitosan-PVP-AgNP Composite Hydrogel Patch: A Potential Antibacterial and Antioxidant Biomaterial for Infected Wound Healing.</w:t>
+          <w:hyperlink r:id="rId140" w:tgtFrame="_blank">
+            <w:r>
+              <w:t xml:space="preserve">A bacterial fatty acid enzyme hijacks nucleic acid-sensing Toll-like receptor signaling.</w:t>
             </w:r>
           </w:hyperlink>
         </w:t>
@@ -4419,9 +4147,9 @@
           <w:u w:val="single"/>
         </w:rPr>
         <w:t xml:space="preserve">
-          <w:hyperlink r:id="rId66" w:tgtFrame="_blank">
-            <w:r>
-              <w:t xml:space="preserve">Device and surgical procedure-related infections in Canadian acute care hospitals, 2020-2024.</w:t>
+          <w:hyperlink r:id="rId141" w:tgtFrame="_blank">
+            <w:r>
+              <w:t xml:space="preserve">Growing Staphylococcus aureus in synthetic cystic fibrosis medium promotes colonization in a murine pneumonia model.</w:t>
             </w:r>
           </w:hyperlink>
         </w:t>
@@ -4464,9 +4192,9 @@
           <w:u w:val="single"/>
         </w:rPr>
         <w:t xml:space="preserve">
-          <w:hyperlink r:id="rId67" w:tgtFrame="_blank">
-            <w:r>
-              <w:t xml:space="preserve">Clinical, phenotypic and genotypic antimicrobial resistance profile of diabetic foot ulcer-associated bacterial isolates.</w:t>
+          <w:hyperlink r:id="rId142" w:tgtFrame="_blank">
+            <w:r>
+              <w:t xml:space="preserve">A Novel Foam-Forming Hydrogel Containing Antibiotics Reduces the Degree of Bacterial Colonization and Improves Wound Healing in Thermal Burns When Compared to Silver Sulfadiazine.</w:t>
             </w:r>
           </w:hyperlink>
         </w:t>
@@ -4509,9 +4237,9 @@
           <w:u w:val="single"/>
         </w:rPr>
         <w:t xml:space="preserve">
-          <w:hyperlink r:id="rId68" w:tgtFrame="_blank">
-            <w:r>
-              <w:t xml:space="preserve">Synergistic Induction of Neutrophilic Inflammatory Programs by Staphylococcus aureus and Cigarette Smoke in Airway Epithelial Cells.</w:t>
+          <w:hyperlink r:id="rId143" w:tgtFrame="_blank">
+            <w:r>
+              <w:t xml:space="preserve">Fulminant lupus myopericarditis with Class III lupus nephritis and catastrophic antiphospholipid syndrome-like thrombosis: a case report.</w:t>
             </w:r>
           </w:hyperlink>
         </w:t>
@@ -4554,9 +4282,9 @@
           <w:u w:val="single"/>
         </w:rPr>
         <w:t xml:space="preserve">
-          <w:hyperlink r:id="rId69" w:tgtFrame="_blank">
-            <w:r>
-              <w:t xml:space="preserve">Endocarditis in Adults with Congenital Heart Disease.</w:t>
+          <w:hyperlink r:id="rId144" w:tgtFrame="_blank">
+            <w:r>
+              <w:t xml:space="preserve">Spinal Mucormycosis with MRSA Superinfection in a Diabetic Female: A Rare and Lethal Encounter.</w:t>
             </w:r>
           </w:hyperlink>
         </w:t>
@@ -4599,9 +4327,9 @@
           <w:u w:val="single"/>
         </w:rPr>
         <w:t xml:space="preserve">
-          <w:hyperlink r:id="rId70" w:tgtFrame="_blank">
-            <w:r>
-              <w:t xml:space="preserve">Successful use of bacteriophage therapy for a Staphylococcus aureus prosthetic joint infection in Canada.</w:t>
+          <w:hyperlink r:id="rId145" w:tgtFrame="_blank">
+            <w:r>
+              <w:t xml:space="preserve">Valve-sparing surgery for right-sided endocarditis presenting as a giant right atrial mass in a hemodialysis patient.</w:t>
             </w:r>
           </w:hyperlink>
         </w:t>
@@ -4644,9 +4372,9 @@
           <w:u w:val="single"/>
         </w:rPr>
         <w:t xml:space="preserve">
-          <w:hyperlink r:id="rId71" w:tgtFrame="_blank">
-            <w:r>
-              <w:t xml:space="preserve">Polymicrobial Streptococcus mitis and Vagococcus fluvialis infective endocarditis.</w:t>
+          <w:hyperlink r:id="rId146" w:tgtFrame="_blank">
+            <w:r>
+              <w:t xml:space="preserve">Microbial assessment of recontamination with multidrug-resistant Acinetobacter in patient room environment in a burn unit.</w:t>
             </w:r>
           </w:hyperlink>
         </w:t>
@@ -4689,9 +4417,9 @@
           <w:u w:val="single"/>
         </w:rPr>
         <w:t xml:space="preserve">
-          <w:hyperlink r:id="rId72" w:tgtFrame="_blank">
-            <w:r>
-              <w:t xml:space="preserve">SEM evaluation of dental cement surface morphology and microbial adhesion - a comparative study.</w:t>
+          <w:hyperlink r:id="rId147" w:tgtFrame="_blank">
+            <w:r>
+              <w:t xml:space="preserve">Prevalence, associated factors, and antibiotic susceptibility of bacterial isolates in suspected ear infections at University of Gondar Hospital, Northwest Ethiopia: A cross-sectional study.</w:t>
             </w:r>
           </w:hyperlink>
         </w:t>
@@ -4734,9 +4462,9 @@
           <w:u w:val="single"/>
         </w:rPr>
         <w:t xml:space="preserve">
-          <w:hyperlink r:id="rId73" w:tgtFrame="_blank">
-            <w:r>
-              <w:t xml:space="preserve">Staphylococcus aureus rewires arginine metabolism to drive mammary aging via macrophage-epithelial crosstalk.</w:t>
+          <w:hyperlink r:id="rId148" w:tgtFrame="_blank">
+            <w:r>
+              <w:t xml:space="preserve">Microbiological spectrum of septic arthritis: Diagnostic insights and clinical implications.</w:t>
             </w:r>
           </w:hyperlink>
         </w:t>
@@ -4779,9 +4507,9 @@
           <w:u w:val="single"/>
         </w:rPr>
         <w:t xml:space="preserve">
-          <w:hyperlink r:id="rId74" w:tgtFrame="_blank">
-            <w:r>
-              <w:t xml:space="preserve">Vacuum Scaling Drainage in the Treatment of Infected Elbow Charcot Neuroarthropathy: A Case Report and Literature Review.</w:t>
+          <w:hyperlink r:id="rId149" w:tgtFrame="_blank">
+            <w:r>
+              <w:t xml:space="preserve">Risk factors for methicillin-resistant Staphylococcus aureus (MRSA) carriage among rehabilitation facilities patients at admission: a systematic review and meta-analysis.</w:t>
             </w:r>
           </w:hyperlink>
         </w:t>
@@ -4824,9 +4552,9 @@
           <w:u w:val="single"/>
         </w:rPr>
         <w:t xml:space="preserve">
-          <w:hyperlink r:id="rId75" w:tgtFrame="_blank">
-            <w:r>
-              <w:t xml:space="preserve">Distribution of putative SSI risk factors in adults undergoing open reduction and fixation of long bone fracture.</w:t>
+          <w:hyperlink r:id="rId150" w:tgtFrame="_blank">
+            <w:r>
+              <w:t xml:space="preserve">Culture-based analysis of oral dysbiosis in post-oncological patients rehabilitated with obturator prostheses.</w:t>
             </w:r>
           </w:hyperlink>
         </w:t>
@@ -4869,9 +4597,9 @@
           <w:u w:val="single"/>
         </w:rPr>
         <w:t xml:space="preserve">
-          <w:hyperlink r:id="rId76" w:tgtFrame="_blank">
-            <w:r>
-              <w:t xml:space="preserve">Dihalogenated indoles with antimicrobial activity against C. acnes and polymicrobial biofilms.</w:t>
+          <w:hyperlink r:id="rId151" w:tgtFrame="_blank">
+            <w:r>
+              <w:t xml:space="preserve">Patterns of Bacterial Infections Following Orthopedic Surgeries: A Retrospective Analysis.</w:t>
             </w:r>
           </w:hyperlink>
         </w:t>
@@ -4914,9 +4642,9 @@
           <w:u w:val="single"/>
         </w:rPr>
         <w:t xml:space="preserve">
-          <w:hyperlink r:id="rId77" w:tgtFrame="_blank">
-            <w:r>
-              <w:t xml:space="preserve">Value of the Pitt bacteremia score in predicting the outcome of non-bacteremic patients with infections caused by multidrug-resistant organisms.</w:t>
+          <w:hyperlink r:id="rId152" w:tgtFrame="_blank">
+            <w:r>
+              <w:t xml:space="preserve">Multidrug-resistant bacterial contamination of healthcare workers' mobile phones, decontamination efficacy, and potential implications for hospital-acquired infections.</w:t>
             </w:r>
           </w:hyperlink>
         </w:t>
@@ -4959,9 +4687,9 @@
           <w:u w:val="single"/>
         </w:rPr>
         <w:t xml:space="preserve">
-          <w:hyperlink r:id="rId78" w:tgtFrame="_blank">
-            <w:r>
-              <w:t xml:space="preserve">Rising Incidence of Group A Streptococcal Musculoskeletal Infections in Pediatric Patients.</w:t>
+          <w:hyperlink r:id="rId153" w:tgtFrame="_blank">
+            <w:r>
+              <w:t xml:space="preserve">Optimization of Dual-Bacteriophage Magnetic Nanoprobe for the Detection of Staphylococcus aureus and Pseudomonas aeruginosa.</w:t>
             </w:r>
           </w:hyperlink>
         </w:t>
@@ -5004,9 +4732,9 @@
           <w:u w:val="single"/>
         </w:rPr>
         <w:t xml:space="preserve">
-          <w:hyperlink r:id="rId79" w:tgtFrame="_blank">
-            <w:r>
-              <w:t xml:space="preserve">A Multifunctional Hydrogel Integrating Hemostatic, Antioxidant, and Antibacterial Properties for Infected and Diabetic Wound Regeneration.</w:t>
+          <w:hyperlink r:id="rId154" w:tgtFrame="_blank">
+            <w:r>
+              <w:t xml:space="preserve">Epidermis to endocardium: mapping the association between atopic dermatitis and infective endocarditis.</w:t>
             </w:r>
           </w:hyperlink>
         </w:t>
@@ -5049,9 +4777,9 @@
           <w:u w:val="single"/>
         </w:rPr>
         <w:t xml:space="preserve">
-          <w:hyperlink r:id="rId80" w:tgtFrame="_blank">
-            <w:r>
-              <w:t xml:space="preserve">Antimicrobial resistance profiles of ESKAPE pathogens isolated in a microbiology laboratory in Somalia: a two-year retrospective study.</w:t>
+          <w:hyperlink r:id="rId155" w:tgtFrame="_blank">
+            <w:r>
+              <w:t xml:space="preserve">Manganese Gluconate as a Safe Trace Element Supplement Enhances Immune Function and Resistance to Staphylococcus aureus Infection in Broilers.</w:t>
             </w:r>
           </w:hyperlink>
         </w:t>
@@ -5094,9 +4822,9 @@
           <w:u w:val="single"/>
         </w:rPr>
         <w:t xml:space="preserve">
-          <w:hyperlink r:id="rId81" w:tgtFrame="_blank">
-            <w:r>
-              <w:t xml:space="preserve">Antibiotic release from keratin hydrogels for use in wound healing applications.</w:t>
+          <w:hyperlink r:id="rId156" w:tgtFrame="_blank">
+            <w:r>
+              <w:t xml:space="preserve">Therapeutic strategies for and clinical outcomes in iliopsoas muscle abscess: A systematic review and meta-analysis.</w:t>
             </w:r>
           </w:hyperlink>
         </w:t>
@@ -5139,9 +4867,9 @@
           <w:u w:val="single"/>
         </w:rPr>
         <w:t xml:space="preserve">
-          <w:hyperlink r:id="rId82" w:tgtFrame="_blank">
-            <w:r>
-              <w:t xml:space="preserve">Immune protection and persistence in Pseudomonas aeruginosa infections by pyruvate cross-feeding.</w:t>
+          <w:hyperlink r:id="rId157" w:tgtFrame="_blank">
+            <w:r>
+              <w:t xml:space="preserve">Development of a colloidal gold immunochromatographic strip based on recombinant mixed antigens SAP-2 and CatL1 for rapid detection of Fasciola gigantica infection in buffaloes.</w:t>
             </w:r>
           </w:hyperlink>
         </w:t>
@@ -5184,9 +4912,9 @@
           <w:u w:val="single"/>
         </w:rPr>
         <w:t xml:space="preserve">
-          <w:hyperlink r:id="rId83" w:tgtFrame="_blank">
-            <w:r>
-              <w:t xml:space="preserve">Beyond bacterial communication: host factors that modulate quorum sensing and virulence in human pathogens.</w:t>
+          <w:hyperlink r:id="rId158" w:tgtFrame="_blank">
+            <w:r>
+              <w:t xml:space="preserve">Early complications after surgery for periprosthetic femoral fractures: incidence, risk factors, and clinical implications.</w:t>
             </w:r>
           </w:hyperlink>
         </w:t>
@@ -5229,9 +4957,9 @@
           <w:u w:val="single"/>
         </w:rPr>
         <w:t xml:space="preserve">
-          <w:hyperlink r:id="rId84" w:tgtFrame="_blank">
-            <w:r>
-              <w:t xml:space="preserve">Retropharyngeal and parapharyngeal abscesses in children - a 9.5-year retrospective single-center analysis followed by literature review.</w:t>
+          <w:hyperlink r:id="rId159" w:tgtFrame="_blank">
+            <w:r>
+              <w:t xml:space="preserve">From decay to discovery: A new antimicrobial peptide from Chrysomya megacephala (Diptera: Calliphoridae) larvae.</w:t>
             </w:r>
           </w:hyperlink>
         </w:t>
@@ -5274,9 +5002,9 @@
           <w:u w:val="single"/>
         </w:rPr>
         <w:t xml:space="preserve">
-          <w:hyperlink r:id="rId85" w:tgtFrame="_blank">
-            <w:r>
-              <w:t xml:space="preserve">Germanium-embedded bioactive fabric reduces bacterial bioburden and modulates fibroblast and macrophage behavior in vitro.</w:t>
+          <w:hyperlink r:id="rId160" w:tgtFrame="_blank">
+            <w:r>
+              <w:t xml:space="preserve">pH-Responsive Multinetwork Hydrogel with Antibacterial, Anti-Inflammatory, and Microenvironment-Modulating Properties for Enhanced Hemostasis and Wound Healing.</w:t>
             </w:r>
           </w:hyperlink>
         </w:t>
@@ -5319,9 +5047,9 @@
           <w:u w:val="single"/>
         </w:rPr>
         <w:t xml:space="preserve">
-          <w:hyperlink r:id="rId86" w:tgtFrame="_blank">
-            <w:r>
-              <w:t xml:space="preserve">Characteristics and Risk Factors for Mortality of Vascular Graft Infections: a Cohort Study.</w:t>
+          <w:hyperlink r:id="rId161" w:tgtFrame="_blank">
+            <w:r>
+              <w:t xml:space="preserve">Identification of SKI-II as a host-protective immunomodulator against Staphylococcus aureus infection.</w:t>
             </w:r>
           </w:hyperlink>
         </w:t>
@@ -5364,9 +5092,9 @@
           <w:u w:val="single"/>
         </w:rPr>
         <w:t xml:space="preserve">
-          <w:hyperlink r:id="rId87" w:tgtFrame="_blank">
-            <w:r>
-              <w:t xml:space="preserve">Stylet-protected guidewire-exchange for infected tunneled hemodialysis catheters: Outcomes from a single-center retrospective study.</w:t>
+          <w:hyperlink r:id="rId162" w:tgtFrame="_blank">
+            <w:r>
+              <w:t xml:space="preserve">Evaluation of antibacterial potential of oxygenation agent on titanium surfaces: In vitro study.</w:t>
             </w:r>
           </w:hyperlink>
         </w:t>
@@ -5409,9 +5137,9 @@
           <w:u w:val="single"/>
         </w:rPr>
         <w:t xml:space="preserve">
-          <w:hyperlink r:id="rId88" w:tgtFrame="_blank">
-            <w:r>
-              <w:t xml:space="preserve">Enfermedades infecciosas respiratorias en pacientes de unidades de cuidados intensivos en dos hospitales de Guayaquil, Ecuador, 2024.</w:t>
+          <w:hyperlink r:id="rId163" w:tgtFrame="_blank">
+            <w:r>
+              <w:t xml:space="preserve">Innate host defense lysozyme may help control Staphylococcus aureus in atopic dermatitis.</w:t>
             </w:r>
           </w:hyperlink>
         </w:t>
@@ -5454,9 +5182,9 @@
           <w:u w:val="single"/>
         </w:rPr>
         <w:t xml:space="preserve">
-          <w:hyperlink r:id="rId89" w:tgtFrame="_blank">
-            <w:r>
-              <w:t xml:space="preserve">Host-pathogen interactions during ESKAPE-mediated urinary tract infections and ventilator-associated pneumonia: a review.</w:t>
+          <w:hyperlink r:id="rId164" w:tgtFrame="_blank">
+            <w:r>
+              <w:t xml:space="preserve">Risk factors for failure following debridement, antibiotics, and implant retention (DAIR) in early periprosthetic joint infection after primary total hip arthroplasty.</w:t>
             </w:r>
           </w:hyperlink>
         </w:t>
@@ -5499,9 +5227,9 @@
           <w:u w:val="single"/>
         </w:rPr>
         <w:t xml:space="preserve">
-          <w:hyperlink r:id="rId90" w:tgtFrame="_blank">
-            <w:r>
-              <w:t xml:space="preserve">Aortic Infections-A Narrative Review.</w:t>
+          <w:hyperlink r:id="rId165" w:tgtFrame="_blank">
+            <w:r>
+              <w:t xml:space="preserve">Surgical resection of a ruptured left frontal mycotic aneurysm localized with ICG angiography: a case report.</w:t>
             </w:r>
           </w:hyperlink>
         </w:t>
@@ -5544,9 +5272,9 @@
           <w:u w:val="single"/>
         </w:rPr>
         <w:t xml:space="preserve">
-          <w:hyperlink r:id="rId91" w:tgtFrame="_blank">
-            <w:r>
-              <w:t xml:space="preserve">Characterization of secondary bacterial infections in Buruli ulcer disease in Ghana: a focus on antimicrobial resistant Staphylococcus aureus.</w:t>
+          <w:hyperlink r:id="rId166" w:tgtFrame="_blank">
+            <w:r>
+              <w:t xml:space="preserve">Carriage rate of CPE, ESBL-producing coliforms and MRSA in community settings in Suriname.</w:t>
             </w:r>
           </w:hyperlink>
         </w:t>
@@ -5589,9 +5317,9 @@
           <w:u w:val="single"/>
         </w:rPr>
         <w:t xml:space="preserve">
-          <w:hyperlink r:id="rId92" w:tgtFrame="_blank">
-            <w:r>
-              <w:t xml:space="preserve">Sepsis neonatorum: Bacterial profile, antimicrobial resistance patterns, among neonates and associated factors, Dilla University Referral Hospital, southern Ethiopia, with special reference to WHO prioritized pathogens.</w:t>
+          <w:hyperlink r:id="rId167" w:tgtFrame="_blank">
+            <w:r>
+              <w:t xml:space="preserve">Case Report: Debridement with vacuum sealing drainage for conservative management of post-cranioplasty surgical site infection.</w:t>
             </w:r>
           </w:hyperlink>
         </w:t>
@@ -5634,9 +5362,9 @@
           <w:u w:val="single"/>
         </w:rPr>
         <w:t xml:space="preserve">
-          <w:hyperlink r:id="rId93" w:tgtFrame="_blank">
-            <w:r>
-              <w:t xml:space="preserve">A Stellera chamaejasme-derived multifunctional biocomposite with antibacterial, mosquito-repellent, and biodegradable properties.</w:t>
+          <w:hyperlink r:id="rId168" w:tgtFrame="_blank">
+            <w:r>
+              <w:t xml:space="preserve">CLR-Seq: A pipeline to identify bacterial microbiota species with immune-relevant glycan moieties through human C-type lectin receptor interaction.</w:t>
             </w:r>
           </w:hyperlink>
         </w:t>
@@ -5679,9 +5407,9 @@
           <w:u w:val="single"/>
         </w:rPr>
         <w:t xml:space="preserve">
-          <w:hyperlink r:id="rId94" w:tgtFrame="_blank">
-            <w:r>
-              <w:t xml:space="preserve">The cryo-EM structure of bacteriophage PRR1 and its role in conjugation inhibition.</w:t>
+          <w:hyperlink r:id="rId169" w:tgtFrame="_blank">
+            <w:r>
+              <w:t xml:space="preserve">Gelatin-Based Coating for the Controlled and Localized Delivery of Tetrabranched Antimicrobial Peptide in Cardiac Implantable Devices.</w:t>
             </w:r>
           </w:hyperlink>
         </w:t>
@@ -5724,9 +5452,9 @@
           <w:u w:val="single"/>
         </w:rPr>
         <w:t xml:space="preserve">
-          <w:hyperlink r:id="rId95" w:tgtFrame="_blank">
-            <w:r>
-              <w:t xml:space="preserve">mSphere of Influence: Understanding atopic disease through the dynamics of skin-microbe interactions.</w:t>
+          <w:hyperlink r:id="rId170" w:tgtFrame="_blank">
+            <w:r>
+              <w:t xml:space="preserve">Bedside external ventricular drainage in the NICU: procedural efficiency and infection trends in a 15-year single-center cohort.</w:t>
             </w:r>
           </w:hyperlink>
         </w:t>
@@ -5769,9 +5497,9 @@
           <w:u w:val="single"/>
         </w:rPr>
         <w:t xml:space="preserve">
-          <w:hyperlink r:id="rId96" w:tgtFrame="_blank">
-            <w:r>
-              <w:t xml:space="preserve">Mediastinitis after cardiac surgery, from microbes to management: a systematic review.</w:t>
+          <w:hyperlink r:id="rId171" w:tgtFrame="_blank">
+            <w:r>
+              <w:t xml:space="preserve">Concentration-dependent dual effects of bacterial nanocellulose on Staphylococcus aureus virulence and human dermal fibroblast function: implications for wound healing.</w:t>
             </w:r>
           </w:hyperlink>
         </w:t>
@@ -5814,9 +5542,9 @@
           <w:u w:val="single"/>
         </w:rPr>
         <w:t xml:space="preserve">
-          <w:hyperlink r:id="rId97" w:tgtFrame="_blank">
-            <w:r>
-              <w:t xml:space="preserve">Bacterial profiles, antibiotic resistance, and recurrence of UTIs during pregnancy: a prospective cohort study from Palestine.</w:t>
+          <w:hyperlink r:id="rId172" w:tgtFrame="_blank">
+            <w:r>
+              <w:t xml:space="preserve">Comparative genomic and functional analysis of Staphylococcus caprae clinical isolates: insights into genetic diversity and opportunistic pathogenic potential.</w:t>
             </w:r>
           </w:hyperlink>
         </w:t>
@@ -5859,9 +5587,9 @@
           <w:u w:val="single"/>
         </w:rPr>
         <w:t xml:space="preserve">
-          <w:hyperlink r:id="rId98" w:tgtFrame="_blank">
-            <w:r>
-              <w:t xml:space="preserve">In Vitro Susceptibility of Methicillin-Resistant Staphylococcus aureus to Ceftaroline: A Prospective Observational Study From a Tertiary Care Hospital in North India.</w:t>
+          <w:hyperlink r:id="rId173" w:tgtFrame="_blank">
+            <w:r>
+              <w:t xml:space="preserve">Evolving paradigms in pediatric osteomyelitis: modern insights into an old disease.</w:t>
             </w:r>
           </w:hyperlink>
         </w:t>
@@ -5904,9 +5632,9 @@
           <w:u w:val="single"/>
         </w:rPr>
         <w:t xml:space="preserve">
-          <w:hyperlink r:id="rId99" w:tgtFrame="_blank">
-            <w:r>
-              <w:t xml:space="preserve">Social Determinants of Health Are Associated With Increased Risk of Preoperative Methicillin-Resistant Staphylococcus aureus Colonization in Patients Undergoing Total Joint Arthroplasty.</w:t>
+          <w:hyperlink r:id="rId174" w:tgtFrame="_blank">
+            <w:r>
+              <w:t xml:space="preserve">Microbiological profile and clinical correlates of post-cesarean surgical site infections.</w:t>
             </w:r>
           </w:hyperlink>
         </w:t>
@@ -5949,9 +5677,9 @@
           <w:u w:val="single"/>
         </w:rPr>
         <w:t xml:space="preserve">
-          <w:hyperlink r:id="rId100" w:tgtFrame="_blank">
-            <w:r>
-              <w:t xml:space="preserve">Efficacy of circumferential surgery for multisegmental pyogenic cervical spine infection.</w:t>
+          <w:hyperlink r:id="rId175" w:tgtFrame="_blank">
+            <w:r>
+              <w:t xml:space="preserve">Solvent-Free Cold Plasma Deposition of PVA-Antibiotic Films: Influence of Process Parameters on Coating Structure and Drug Release.</w:t>
             </w:r>
           </w:hyperlink>
         </w:t>
@@ -5994,9 +5722,9 @@
           <w:u w:val="single"/>
         </w:rPr>
         <w:t xml:space="preserve">
-          <w:hyperlink r:id="rId101" w:tgtFrame="_blank">
-            <w:r>
-              <w:t xml:space="preserve">The cyclic adenosine monophosphate-ArcRsa signaling axis modulates biofilm formation in dairy-derived Staphylococcus aureus via transcriptional repression of ica operon.</w:t>
+          <w:hyperlink r:id="rId176" w:tgtFrame="_blank">
+            <w:r>
+              <w:t xml:space="preserve">In Vivo Evaluation of Coriandrum sativum Extract Against Murine Eimeria papillata Infection and In Silico Analysis of Its Identified Phytochemicals.</w:t>
             </w:r>
           </w:hyperlink>
         </w:t>
@@ -6039,9 +5767,9 @@
           <w:u w:val="single"/>
         </w:rPr>
         <w:t xml:space="preserve">
-          <w:hyperlink r:id="rId102" w:tgtFrame="_blank">
-            <w:r>
-              <w:t xml:space="preserve">A multiscale pathoanatomical atlas guides the design of functionally graded, anatomically intelligent implants for chronic osteomyelitis.</w:t>
+          <w:hyperlink r:id="rId177" w:tgtFrame="_blank">
+            <w:r>
+              <w:t xml:space="preserve">Reversing Antibiotic Resistance and Reprogramming Macrophage Polarization by Extracellular Vesicles from Fresh Schisandra chinensis: A Dual Pharmacological Strategy for Drug-Resistant Wound Infection and Sepsis.</w:t>
             </w:r>
           </w:hyperlink>
         </w:t>
@@ -6084,9 +5812,9 @@
           <w:u w:val="single"/>
         </w:rPr>
         <w:t xml:space="preserve">
-          <w:hyperlink r:id="rId103" w:tgtFrame="_blank">
-            <w:r>
-              <w:t xml:space="preserve">Lubricious anti-adhesive interface prevents friction, biofilm, and encrustation in long-term indwelling ureteral stents.</w:t>
+          <w:hyperlink r:id="rId178" w:tgtFrame="_blank">
+            <w:r>
+              <w:t xml:space="preserve">Carbon-infiltrated carbon nanotube coating effect on bacterial resistance and Ti6Al4V substrate material properties.</w:t>
             </w:r>
           </w:hyperlink>
         </w:t>
@@ -6129,9 +5857,9 @@
           <w:u w:val="single"/>
         </w:rPr>
         <w:t xml:space="preserve">
-          <w:hyperlink r:id="rId104" w:tgtFrame="_blank">
-            <w:r>
-              <w:t xml:space="preserve">Self-Healing Antifouling Hydrogel Sensors Enabling Long-Term Monitoring of Potassium Ions in Marine Environments.</w:t>
+          <w:hyperlink r:id="rId179" w:tgtFrame="_blank">
+            <w:r>
+              <w:t xml:space="preserve">Declining rates of bloodstream infections among haemodialysis patients and the temporal association with changes in infection, prevention and control bundles of care between 2009 and 2023.</w:t>
             </w:r>
           </w:hyperlink>
         </w:t>
@@ -6174,9 +5902,9 @@
           <w:u w:val="single"/>
         </w:rPr>
         <w:t xml:space="preserve">
-          <w:hyperlink r:id="rId105" w:tgtFrame="_blank">
-            <w:r>
-              <w:t xml:space="preserve">Construction of an Infection-Inflammation Microenvironment-Regulating Nano-antimicrobial Agent and Application in the Treatment of Burn Wounds Complicated with Multidrug-Resistant Staphylococcus aureus Infection.</w:t>
+          <w:hyperlink r:id="rId180" w:tgtFrame="_blank">
+            <w:r>
+              <w:t xml:space="preserve">Cathepsin B, Airway Pathogens, and Inflammation in the Lower Airways of Children With Cystic Fibrosis.</w:t>
             </w:r>
           </w:hyperlink>
         </w:t>
@@ -6219,9 +5947,9 @@
           <w:u w:val="single"/>
         </w:rPr>
         <w:t xml:space="preserve">
-          <w:hyperlink r:id="rId106" w:tgtFrame="_blank">
-            <w:r>
-              <w:t xml:space="preserve">Microbial Characteristics and Etiologic Patterns of Endophthalmitis at a Tertiary Referral Center: A Retrospective Cohort Study.</w:t>
+          <w:hyperlink r:id="rId181" w:tgtFrame="_blank">
+            <w:r>
+              <w:t xml:space="preserve">A case report of pacemaker endocarditis presenting as osteitis in a high-surgical-risk patient: a management challenge with thromboaspiration and leadless pacemaker implantation.</w:t>
             </w:r>
           </w:hyperlink>
         </w:t>
@@ -6264,9 +5992,9 @@
           <w:u w:val="single"/>
         </w:rPr>
         <w:t xml:space="preserve">
-          <w:hyperlink r:id="rId107" w:tgtFrame="_blank">
-            <w:r>
-              <w:t xml:space="preserve">Outcomes of Surgical Site Infection Following Cranial Surgery From a UK Tertiary Center.</w:t>
+          <w:hyperlink r:id="rId182" w:tgtFrame="_blank">
+            <w:r>
+              <w:t xml:space="preserve">Modeling sRNA-mRNA regulatory interactions in Staphylococcus aureus from peri-implantitis using a graph attention autoencoder.</w:t>
             </w:r>
           </w:hyperlink>
         </w:t>
@@ -6309,9 +6037,9 @@
           <w:u w:val="single"/>
         </w:rPr>
         <w:t xml:space="preserve">
-          <w:hyperlink r:id="rId108" w:tgtFrame="_blank">
-            <w:r>
-              <w:t xml:space="preserve">Surgical management and functional outcomes of cranial infections requiring craniotomy or craniectomy: a retrospective cohort study.</w:t>
+          <w:hyperlink r:id="rId183" w:tgtFrame="_blank">
+            <w:r>
+              <w:t xml:space="preserve">Risk assessment of selected bacterial infections acquired in intensive care units in Poland in the years 2019-2023-analysis with the application of the standardized infection ratio.</w:t>
             </w:r>
           </w:hyperlink>
         </w:t>
@@ -6354,9 +6082,9 @@
           <w:u w:val="single"/>
         </w:rPr>
         <w:t xml:space="preserve">
-          <w:hyperlink r:id="rId109" w:tgtFrame="_blank">
-            <w:r>
-              <w:t xml:space="preserve">Microbiological Signatures and Clinical Predictors of Severity in Diabetic Foot Infection.</w:t>
+          <w:hyperlink r:id="rId184" w:tgtFrame="_blank">
+            <w:r>
+              <w:t xml:space="preserve">Prevalence, Antimicrobial Resistance Profile, and Multidrug Resistance of Methicillin-Resistant Staphylococcus aureus (MDR-MRSA) in Clinical Isolates From Indonesian Healthcare Facility: A Cross-Sectional Study.</w:t>
             </w:r>
           </w:hyperlink>
         </w:t>
@@ -6399,9 +6127,9 @@
           <w:u w:val="single"/>
         </w:rPr>
         <w:t xml:space="preserve">
-          <w:hyperlink r:id="rId110" w:tgtFrame="_blank">
-            <w:r>
-              <w:t xml:space="preserve">Screening of prospective biofilm-inhibitory drug candidates aimed at the biofilm-associated protein (BAP) in Staphylococcus aureus: An in-silico investigation.</w:t>
+          <w:hyperlink r:id="rId185" w:tgtFrame="_blank">
+            <w:r>
+              <w:t xml:space="preserve">Serum and local vancomycin concentrations following intrawound application in elective lumbar spinal fusion: A secondary pharmacokinetic analysis of the vancomycin arm of a prospective randomized controlled trial.</w:t>
             </w:r>
           </w:hyperlink>
         </w:t>
@@ -6444,9 +6172,9 @@
           <w:u w:val="single"/>
         </w:rPr>
         <w:t xml:space="preserve">
-          <w:hyperlink r:id="rId111" w:tgtFrame="_blank">
-            <w:r>
-              <w:t xml:space="preserve">Accuracy of data routinely collected by Australian hospitals for identifying infective endocarditis, causative organisms and clinical outcomes: a diagnostic accuracy study.</w:t>
+          <w:hyperlink r:id="rId186" w:tgtFrame="_blank">
+            <w:r>
+              <w:t xml:space="preserve">CSF pharmacokinetics-pharmacodynamics of linezolid in critically brain injured patients, with or without central nervous system healthcare-associated infection. The PK-Pop-LCR Study: A Multicenter Pharmacokinetics and Pharmacodynamics Population Study.</w:t>
             </w:r>
           </w:hyperlink>
         </w:t>
@@ -6489,9 +6217,9 @@
           <w:u w:val="single"/>
         </w:rPr>
         <w:t xml:space="preserve">
-          <w:hyperlink r:id="rId112" w:tgtFrame="_blank">
-            <w:r>
-              <w:t xml:space="preserve">An Insect Chitosan/Konjac Glucomannan Multifunctional Photo-Cross-Linking Hydrogel Loaded with a Baicalin Nanodelivery System for Promoting MRSA-Infected Diabetic Wound Healing.</w:t>
+          <w:hyperlink r:id="rId187" w:tgtFrame="_blank">
+            <w:r>
+              <w:t xml:space="preserve">NIR-induced photothermal hydrogel with silver ions boosts antibiotic-resistant bacterial elimination and infectious wound healing.</w:t>
             </w:r>
           </w:hyperlink>
         </w:t>
@@ -6534,9 +6262,9 @@
           <w:u w:val="single"/>
         </w:rPr>
         <w:t xml:space="preserve">
-          <w:hyperlink r:id="rId113" w:tgtFrame="_blank">
-            <w:r>
-              <w:t xml:space="preserve">Healthcare-Associated Infection Causes and Mitigation Strategies: A Systematic Review.</w:t>
+          <w:hyperlink r:id="rId188" w:tgtFrame="_blank">
+            <w:r>
+              <w:t xml:space="preserve">Cosmetic preservative exposure promotes persistent and antibiotic resistance of staphylococci by chromosome mutations.</w:t>
             </w:r>
           </w:hyperlink>
         </w:t>
@@ -6579,9 +6307,9 @@
           <w:u w:val="single"/>
         </w:rPr>
         <w:t xml:space="preserve">
-          <w:hyperlink r:id="rId114" w:tgtFrame="_blank">
-            <w:r>
-              <w:t xml:space="preserve">Persistence of Biofilm-Forming and Multidrug-Resistant Staphylococcus aureus on High-Touch Hospital Surfaces Despite Routine Cleaning and Disinfection.</w:t>
+          <w:hyperlink r:id="rId189" w:tgtFrame="_blank">
+            <w:r>
+              <w:t xml:space="preserve">When infection becomes architecture: structural predictors of surgical management in spondylodiscitis.</w:t>
             </w:r>
           </w:hyperlink>
         </w:t>
@@ -6624,9 +6352,9 @@
           <w:u w:val="single"/>
         </w:rPr>
         <w:t xml:space="preserve">
-          <w:hyperlink r:id="rId115" w:tgtFrame="_blank">
-            <w:r>
-              <w:t xml:space="preserve">Macroheterocycle-functionalized PVDF meshes with hybrid nanocomposite coatings for antibacterial wound care.</w:t>
+          <w:hyperlink r:id="rId190" w:tgtFrame="_blank">
+            <w:r>
+              <w:t xml:space="preserve">Incidence and Microbiological Profile of Surgically Treated Surgical Site Infection Following Spine Surgery: A 15-Year Single-Center Surveillance Study of 10,432 Procedures (2010-2024).</w:t>
             </w:r>
           </w:hyperlink>
         </w:t>
@@ -6669,9 +6397,9 @@
           <w:u w:val="single"/>
         </w:rPr>
         <w:t xml:space="preserve">
-          <w:hyperlink r:id="rId116" w:tgtFrame="_blank">
-            <w:r>
-              <w:t xml:space="preserve">Transmission of infectious agents in healthcare settings: a systematic review of healthcare-associated infections.</w:t>
+          <w:hyperlink r:id="rId191" w:tgtFrame="_blank">
+            <w:r>
+              <w:t xml:space="preserve">Cardiovascular Implantable Electronic Device Infections Requiring Extraction: A National Analysis of Contemporary Trends, Clinical Predictors, and Economic Burden, 2016-2022.</w:t>
             </w:r>
           </w:hyperlink>
         </w:t>
@@ -6714,9 +6442,9 @@
           <w:u w:val="single"/>
         </w:rPr>
         <w:t xml:space="preserve">
-          <w:hyperlink r:id="rId117" w:tgtFrame="_blank">
-            <w:r>
-              <w:t xml:space="preserve">Integral Risk Assessment Associated to Aerobiome Dynamics and Environmental Parameters During Septic Surgical Procedures.</w:t>
+          <w:hyperlink r:id="rId192" w:tgtFrame="_blank">
+            <w:r>
+              <w:t xml:space="preserve">Coronavirus in European hedgehogs (Erinaceus europaeus) from Denmark before and during the COVID-19 pandemic.</w:t>
             </w:r>
           </w:hyperlink>
         </w:t>
@@ -6759,9 +6487,9 @@
           <w:u w:val="single"/>
         </w:rPr>
         <w:t xml:space="preserve">
-          <w:hyperlink r:id="rId118" w:tgtFrame="_blank">
-            <w:r>
-              <w:t xml:space="preserve">Higher body weight and current smoking are associated with lower concentrations of perioperative antibiotic prophylaxis in the synovial fluid of the shoulder joint.</w:t>
+          <w:hyperlink r:id="rId193" w:tgtFrame="_blank">
+            <w:r>
+              <w:t xml:space="preserve">Anesthetic Management and Infection Risk in Hip and Knee Arthroplasty: A Narrative Review.</w:t>
             </w:r>
           </w:hyperlink>
         </w:t>
@@ -6804,9 +6532,9 @@
           <w:u w:val="single"/>
         </w:rPr>
         <w:t xml:space="preserve">
-          <w:hyperlink r:id="rId119" w:tgtFrame="_blank">
-            <w:r>
-              <w:t xml:space="preserve">Diagnostic utility of conventional culture and nucleic acid amplification tests to detect Staphylococcus aureus and Streptococcus pyogenes for the inclusion or exclusion of infection in skin ulcers: An etiologic predictive value analysis.</w:t>
+          <w:hyperlink r:id="rId194" w:tgtFrame="_blank">
+            <w:r>
+              <w:t xml:space="preserve">Genetic architecture and functional dynamics of integrons in Staphylococcus aureus resistance.</w:t>
             </w:r>
           </w:hyperlink>
         </w:t>
@@ -6849,9 +6577,9 @@
           <w:u w:val="single"/>
         </w:rPr>
         <w:t xml:space="preserve">
-          <w:hyperlink r:id="rId120" w:tgtFrame="_blank">
-            <w:r>
-              <w:t xml:space="preserve">Multidisciplinary management and outcomes of abdominal vascular graft and endograft infections: a retrospective cohort study.</w:t>
+          <w:hyperlink r:id="rId195" w:tgtFrame="_blank">
+            <w:r>
+              <w:t xml:space="preserve">Treating the host, not just the spine: a position paper proposing a clinical algorithm for spondylodiscitis based on a prospective 14-year cohort analysis.</w:t>
             </w:r>
           </w:hyperlink>
         </w:t>
@@ -6894,9 +6622,9 @@
           <w:u w:val="single"/>
         </w:rPr>
         <w:t xml:space="preserve">
-          <w:hyperlink r:id="rId121" w:tgtFrame="_blank">
-            <w:r>
-              <w:t xml:space="preserve">Vancomycin-impregnated decellularized bovine pericardium membranes coating silicone implants: in-vivo biocompatibility and antibacterial efficacy in a rat model.</w:t>
+          <w:hyperlink r:id="rId196" w:tgtFrame="_blank">
+            <w:r>
+              <w:t xml:space="preserve">Surgical Site Infection, Microbiology, and Antibiotic Utilization After Posterior Cervical Spinal Decompression and Fusion: A 10-Year Experience.</w:t>
             </w:r>
           </w:hyperlink>
         </w:t>
@@ -6939,9 +6667,9 @@
           <w:u w:val="single"/>
         </w:rPr>
         <w:t xml:space="preserve">
-          <w:hyperlink r:id="rId122" w:tgtFrame="_blank">
-            <w:r>
-              <w:t xml:space="preserve">Adult Empyema Caused by Refractory Methicillin-Resistant Staphylococcus aureus Treated Using Linezolid as Salvage Therapeutic Option: A Report of Two Cases.</w:t>
+          <w:hyperlink r:id="rId197" w:tgtFrame="_blank">
+            <w:r>
+              <w:t xml:space="preserve">In vitro analysis of antiseptic solution effects on Staphylococcus aureus biofilms on orthopedic implant materials.</w:t>
             </w:r>
           </w:hyperlink>
         </w:t>
@@ -6984,9 +6712,9 @@
           <w:u w:val="single"/>
         </w:rPr>
         <w:t xml:space="preserve">
-          <w:hyperlink r:id="rId123" w:tgtFrame="_blank">
-            <w:r>
-              <w:t xml:space="preserve">Case Report: Interim success in treating pyogenic spondylitis caused by Staphylococcus epidermidis using UBE technology: a rare case.</w:t>
+          <w:hyperlink r:id="rId198" w:tgtFrame="_blank">
+            <w:r>
+              <w:t xml:space="preserve">Efficacy of Zinc-, Copper-, and Silver-Doped Fluorapatite as Bacteriophobic Surfaces for Percutaneous Osseointegrated Device Applications.</w:t>
             </w:r>
           </w:hyperlink>
         </w:t>
@@ -7029,9 +6757,9 @@
           <w:u w:val="single"/>
         </w:rPr>
         <w:t xml:space="preserve">
-          <w:hyperlink r:id="rId124" w:tgtFrame="_blank">
-            <w:r>
-              <w:t xml:space="preserve">Management of Infected, Non-Responsive Atopic Dermatitis in a Romanian Center.</w:t>
+          <w:hyperlink r:id="rId199" w:tgtFrame="_blank">
+            <w:r>
+              <w:t xml:space="preserve">Bacterial Carriage and Invasive Infections Among People Who Inject Drugs: Clinical and Molecular Epidemiology in an Australian Prospective Cohort.</w:t>
             </w:r>
           </w:hyperlink>
         </w:t>
@@ -7074,9 +6802,9 @@
           <w:u w:val="single"/>
         </w:rPr>
         <w:t xml:space="preserve">
-          <w:hyperlink r:id="rId125" w:tgtFrame="_blank">
-            <w:r>
-              <w:t xml:space="preserve">Clinical Impact of Bacterial Colonization of the Airways During a Stent Trial in Patients with Excessive Central Airway Collapse.</w:t>
+          <w:hyperlink r:id="rId200" w:tgtFrame="_blank">
+            <w:r>
+              <w:t xml:space="preserve">The Hidden Epidemic: Epidemiology of Acute Infections in People Who Inject Drugs in Fiji.</w:t>
             </w:r>
           </w:hyperlink>
         </w:t>
@@ -7119,9 +6847,9 @@
           <w:u w:val="single"/>
         </w:rPr>
         <w:t xml:space="preserve">
-          <w:hyperlink r:id="rId126" w:tgtFrame="_blank">
-            <w:r>
-              <w:t xml:space="preserve">Non-uniform susceptibility profiles observed in Staphylococcus aureus, Pseudomonas aeruginosa, and Acinetobacter baumannii toward both front-line and novel cationic biocides with diverse structural compositions.</w:t>
+          <w:hyperlink r:id="rId201" w:tgtFrame="_blank">
+            <w:r>
+              <w:t xml:space="preserve">Rapid Biofilm Disruption by Ionic Buffers Enables Calcium Phosphate Cement Functionalization.</w:t>
             </w:r>
           </w:hyperlink>
         </w:t>
@@ -7164,9 +6892,9 @@
           <w:u w:val="single"/>
         </w:rPr>
         <w:t xml:space="preserve">
-          <w:hyperlink r:id="rId127" w:tgtFrame="_blank">
-            <w:r>
-              <w:t xml:space="preserve">Acid exposure induces adaptive resistance in Klebsiella pneumoniae to combination treatment with antibiotics and biofilm-disrupting surgical lavage.</w:t>
+          <w:hyperlink r:id="rId202" w:tgtFrame="_blank">
+            <w:r>
+              <w:t xml:space="preserve">Silk fibroin based in situ antibacterial hydrogel for urethral defect repair.</w:t>
             </w:r>
           </w:hyperlink>
         </w:t>
@@ -7209,9 +6937,9 @@
           <w:u w:val="single"/>
         </w:rPr>
         <w:t xml:space="preserve">
-          <w:hyperlink r:id="rId128" w:tgtFrame="_blank">
-            <w:r>
-              <w:t xml:space="preserve">Staphylococcus aureus aggravates psoriasis in human keratinocytes with the assistance of IL-17A and TNF- α, along with a contribution from genes associated with skin cutaneous melanoma.</w:t>
+          <w:hyperlink r:id="rId203" w:tgtFrame="_blank">
+            <w:r>
+              <w:t xml:space="preserve">Hyper-inflammatory response in burn patients coincides with impaired antibacterial activity of neutrophils in blood and burn tissue.</w:t>
             </w:r>
           </w:hyperlink>
         </w:t>
@@ -7254,9 +6982,9 @@
           <w:u w:val="single"/>
         </w:rPr>
         <w:t xml:space="preserve">
-          <w:hyperlink r:id="rId129" w:tgtFrame="_blank">
-            <w:r>
-              <w:t xml:space="preserve">Septic shock due to a ruptured ovarian abscess caused by hematogenous Staphylococcus aureus infection in a sexually inactive woman with atopic dermatitis: a case report.</w:t>
+          <w:hyperlink r:id="rId204" w:tgtFrame="_blank">
+            <w:r>
+              <w:t xml:space="preserve">Hyperbranched Organosilicon Polymer-Based Transparent Hybrid Antifouling Coating with Active-Passive Synergistic Antibacterial Action.</w:t>
             </w:r>
           </w:hyperlink>
         </w:t>
@@ -7299,9 +7027,9 @@
           <w:u w:val="single"/>
         </w:rPr>
         <w:t xml:space="preserve">
-          <w:hyperlink r:id="rId130" w:tgtFrame="_blank">
-            <w:r>
-              <w:t xml:space="preserve">Remote loading of antibacterial drug vancomycin into albumin nanoparticles via ammonium sulfate gradient for accelerated MRSA-infected wound healing.</w:t>
+          <w:hyperlink r:id="rId205" w:tgtFrame="_blank">
+            <w:r>
+              <w:t xml:space="preserve">Outcomes of One-Stage Infected Humerus Nonunion Repair in Patients with Prior Operative Fracture Fixation.</w:t>
             </w:r>
           </w:hyperlink>
         </w:t>
@@ -7344,9 +7072,9 @@
           <w:u w:val="single"/>
         </w:rPr>
         <w:t xml:space="preserve">
-          <w:hyperlink r:id="rId131" w:tgtFrame="_blank">
-            <w:r>
-              <w:t xml:space="preserve">Detection of bacteria in healthy spinal bone during pedicle screw placement: colonization versus evidence for future low-grade infection.</w:t>
+          <w:hyperlink r:id="rId206" w:tgtFrame="_blank">
+            <w:r>
+              <w:t xml:space="preserve">Co-Cu Bimetallic ZIF-67@PDA-Based Fabrics: Trimodal Synergistic Antibacterial Performance for Reusable Protective Textiles.</w:t>
             </w:r>
           </w:hyperlink>
         </w:t>
@@ -7389,9 +7117,9 @@
           <w:u w:val="single"/>
         </w:rPr>
         <w:t xml:space="preserve">
-          <w:hyperlink r:id="rId132" w:tgtFrame="_blank">
-            <w:r>
-              <w:t xml:space="preserve">A multidrug-resistant organism tracking and alert system is associated with lower MRSA and CP-CRE infection rates at Veterans Affairs Medical Centers.</w:t>
+          <w:hyperlink r:id="rId207" w:tgtFrame="_blank">
+            <w:r>
+              <w:t xml:space="preserve">Pathogenic characteristics and factors associated with multidrug-resistant bacterial infections after perianal abscess surgery.</w:t>
             </w:r>
           </w:hyperlink>
         </w:t>
@@ -7434,9 +7162,9 @@
           <w:u w:val="single"/>
         </w:rPr>
         <w:t xml:space="preserve">
-          <w:hyperlink r:id="rId133" w:tgtFrame="_blank">
-            <w:r>
-              <w:t xml:space="preserve">Impact of screening all high-risk patients at hospital admission for methicillin-resistant Staphylococcus aureus in Spain: a cost-consequence analysis.</w:t>
+          <w:hyperlink r:id="rId208" w:tgtFrame="_blank">
+            <w:r>
+              <w:t xml:space="preserve">Interspecies interactions in dual-species biofilms formed by Staphylococcus aureus and Candida albicans: Phenotypic and transcriptomic insights.</w:t>
             </w:r>
           </w:hyperlink>
         </w:t>
@@ -7479,9 +7207,9 @@
           <w:u w:val="single"/>
         </w:rPr>
         <w:t xml:space="preserve">
-          <w:hyperlink r:id="rId134" w:tgtFrame="_blank">
-            <w:r>
-              <w:t xml:space="preserve">Autoimmune and Inflammatory Diseases Associated With Increased Periprosthetic Joint Infection Risk: A Narrative Review of Pathophysiology, Risk Stratification, and Perioperative Management.</w:t>
+          <w:hyperlink r:id="rId209" w:tgtFrame="_blank">
+            <w:r>
+              <w:t xml:space="preserve">Innocent Until Proven Guilty: Native Valve Staphylococcus lugdunensis Infective Endocarditis Complicated by Embolic Stroke in a Peritoneal Dialysis Patient: A Case Report.</w:t>
             </w:r>
           </w:hyperlink>
         </w:t>
@@ -7524,9 +7252,9 @@
           <w:u w:val="single"/>
         </w:rPr>
         <w:t xml:space="preserve">
-          <w:hyperlink r:id="rId135" w:tgtFrame="_blank">
-            <w:r>
-              <w:t xml:space="preserve">Pubic symphysis osteomyelitis presenting as groin pain in a patient with rheumatoid arthritis: a case report.</w:t>
+          <w:hyperlink r:id="rId210" w:tgtFrame="_blank">
+            <w:r>
+              <w:t xml:space="preserve">Photoinitiated Regulated Silver-Releasing Zwitterionic Hydrogel Coating for Antibacterial, Antifouling, and Thrombus-Resistant PVC Catheters.</w:t>
             </w:r>
           </w:hyperlink>
         </w:t>
@@ -7569,9 +7297,9 @@
           <w:u w:val="single"/>
         </w:rPr>
         <w:t xml:space="preserve">
-          <w:hyperlink r:id="rId136" w:tgtFrame="_blank">
-            <w:r>
-              <w:t xml:space="preserve">Type VIIb secretion systems in Lactobacillales: insights from streptococci and enterococci.</w:t>
+          <w:hyperlink r:id="rId211" w:tgtFrame="_blank">
+            <w:r>
+              <w:t xml:space="preserve">Benchmarking Early Unplanned Trauma Re-operations: A Five-Year Institutional Review of 7,400 Orthopaedic Cases.</w:t>
             </w:r>
           </w:hyperlink>
         </w:t>
@@ -7614,9 +7342,9 @@
           <w:u w:val="single"/>
         </w:rPr>
         <w:t xml:space="preserve">
-          <w:hyperlink r:id="rId137" w:tgtFrame="_blank">
-            <w:r>
-              <w:t xml:space="preserve">Mapping the antimicrobial susceptibility of methicillin-resistant Staphylococcus aureus in western Ethiopia: a retrospective cross-sectional analysis.</w:t>
+          <w:hyperlink r:id="rId212" w:tgtFrame="_blank">
+            <w:r>
+              <w:t xml:space="preserve">Antimicrobial resistance surveillance of clinical bacterial isolates at Maryamana private hospital, Erbil-Iraq (2023-2025): antibiogram data and multidrug-resistant (MDR)/extensively drug-resistant (XDR)/pandrug-resistant (PDR) classification.</w:t>
             </w:r>
           </w:hyperlink>
         </w:t>
@@ -7659,9 +7387,9 @@
           <w:u w:val="single"/>
         </w:rPr>
         <w:t xml:space="preserve">
-          <w:hyperlink r:id="rId138" w:tgtFrame="_blank">
-            <w:r>
-              <w:t xml:space="preserve">Optimizing Surgical Planning Using 18F-FDG PET-CT in Appendicular Chronic Osteomyelitis: Insights from 84 Patient Scans and Clinical Outcomes.</w:t>
+          <w:hyperlink r:id="rId213" w:tgtFrame="_blank">
+            <w:r>
+              <w:t xml:space="preserve">Case Report: Staged limb salvage and delayed ankle arthrodesis for chronic distal tibial osteomyelitis after failed fixation.</w:t>
             </w:r>
           </w:hyperlink>
         </w:t>
@@ -7704,9 +7432,9 @@
           <w:u w:val="single"/>
         </w:rPr>
         <w:t xml:space="preserve">
-          <w:hyperlink r:id="rId139" w:tgtFrame="_blank">
-            <w:r>
-              <w:t xml:space="preserve">Clinical Significance of Organ Preservation Fluid Cultures in Pediatric Abdominal Solid Organ Transplantation.</w:t>
+          <w:hyperlink r:id="rId214" w:tgtFrame="_blank">
+            <w:r>
+              <w:t xml:space="preserve">[Quantitative pathogen shedding in intramammary infections - a practical study with Bavarian dairy cows].</w:t>
             </w:r>
           </w:hyperlink>
         </w:t>
@@ -7749,9 +7477,9 @@
           <w:u w:val="single"/>
         </w:rPr>
         <w:t xml:space="preserve">
-          <w:hyperlink r:id="rId140" w:tgtFrame="_blank">
-            <w:r>
-              <w:t xml:space="preserve">Empyema necessitans presenting as a chest wall abscess managed with minimally invasive drainage.</w:t>
+          <w:hyperlink r:id="rId215" w:tgtFrame="_blank">
+            <w:r>
+              <w:t xml:space="preserve">Metagenomic profiling reveals how ecological and processing drivers shape the beef microbiome from farm to fork.</w:t>
             </w:r>
           </w:hyperlink>
         </w:t>
@@ -7794,9 +7522,9 @@
           <w:u w:val="single"/>
         </w:rPr>
         <w:t xml:space="preserve">
-          <w:hyperlink r:id="rId141" w:tgtFrame="_blank">
-            <w:r>
-              <w:t xml:space="preserve">Dual cross-linked cellulose-based hydrogel enables antibacterial-antioxidant synergy for diabetic wound healing.</w:t>
+          <w:hyperlink r:id="rId216" w:tgtFrame="_blank">
+            <w:r>
+              <w:t xml:space="preserve">Infection-mimicking conditions alter expression patterns of the highly abundant extracellular protease Jep in a mouse-adapted Staphylococcus aureus strain.</w:t>
             </w:r>
           </w:hyperlink>
         </w:t>
@@ -7839,9 +7567,9 @@
           <w:u w:val="single"/>
         </w:rPr>
         <w:t xml:space="preserve">
-          <w:hyperlink r:id="rId142" w:tgtFrame="_blank">
-            <w:r>
-              <w:t xml:space="preserve">BACTERIAL COLONIZATION IN ORTHOPEDIC SURGICAL TOURNIQUETS: A MULTICENTER STUDY.</w:t>
+          <w:hyperlink r:id="rId217" w:tgtFrame="_blank">
+            <w:r>
+              <w:t xml:space="preserve">Evaluating the efficacy of disinfecting agents against Staphylococcus aureus on external fixator devices.</w:t>
             </w:r>
           </w:hyperlink>
         </w:t>
@@ -7884,9 +7612,9 @@
           <w:u w:val="single"/>
         </w:rPr>
         <w:t xml:space="preserve">
-          <w:hyperlink r:id="rId143" w:tgtFrame="_blank">
-            <w:r>
-              <w:t xml:space="preserve">Clinical presentation, management, and outcomes of aortic endograft infections: a retrospective descriptive study.</w:t>
+          <w:hyperlink r:id="rId218" w:tgtFrame="_blank">
+            <w:r>
+              <w:t xml:space="preserve">Complete versus partial mesh removal for mesh infection after tension-free inguinal hernioplasty: A retrospective study.</w:t>
             </w:r>
           </w:hyperlink>
         </w:t>
@@ -7929,9 +7657,9 @@
           <w:u w:val="single"/>
         </w:rPr>
         <w:t xml:space="preserve">
-          <w:hyperlink r:id="rId144" w:tgtFrame="_blank">
-            <w:r>
-              <w:t xml:space="preserve">Enhancing the antimicrobial efficacy of polyester hernia meshes via layer-by-layer chitosan surface modification.</w:t>
+          <w:hyperlink r:id="rId219" w:tgtFrame="_blank">
+            <w:r>
+              <w:t xml:space="preserve">A Novel Spray-on Dressing is Comparable to Silver Impregnated Foam Dressing in Controlling MRSA Infection and Promoting Healing.</w:t>
             </w:r>
           </w:hyperlink>
         </w:t>
@@ -7974,9 +7702,9 @@
           <w:u w:val="single"/>
         </w:rPr>
         <w:t xml:space="preserve">
-          <w:hyperlink r:id="rId145" w:tgtFrame="_blank">
-            <w:r>
-              <w:t xml:space="preserve">Antibacterial and antibiofilm activity of novel nanofibers bandage formulated with Juniperus communis essential oil targeting antibiotic resistant bacterial strains.</w:t>
+          <w:hyperlink r:id="rId220" w:tgtFrame="_blank">
+            <w:r>
+              <w:t xml:space="preserve">Preceding Wound Complications as Drivers of Surgical Site Infection after Bypass for Chronic Limb-Threatening Ischemia.</w:t>
             </w:r>
           </w:hyperlink>
         </w:t>
@@ -8019,9 +7747,9 @@
           <w:u w:val="single"/>
         </w:rPr>
         <w:t xml:space="preserve">
-          <w:hyperlink r:id="rId146" w:tgtFrame="_blank">
-            <w:r>
-              <w:t xml:space="preserve">Bioorthogonal Anchor-and-Lock of Probiotic Biofilms on Diverse Biomaterials to Combat Delayed Implant-Associated Infection.</w:t>
+          <w:hyperlink r:id="rId221" w:tgtFrame="_blank">
+            <w:r>
+              <w:t xml:space="preserve">Biomaterial-mediated remodelling of the inflammatory microenvironment: a pH/ROS-responsive EGCG-metformin hydrogel for infected diabetic wound regeneration.</w:t>
             </w:r>
           </w:hyperlink>
         </w:t>
@@ -8064,9 +7792,9 @@
           <w:u w:val="single"/>
         </w:rPr>
         <w:t xml:space="preserve">
-          <w:hyperlink r:id="rId147" w:tgtFrame="_blank">
-            <w:r>
-              <w:t xml:space="preserve">Genomic Characterization of Hospital-acquired Methicillin-resistant Staphylococcus aureus (MRSA) based on Whole Genome Sequencing in Ramadi City Hospital.</w:t>
+          <w:hyperlink r:id="rId222" w:tgtFrame="_blank">
+            <w:r>
+              <w:t xml:space="preserve">Dental Exposure and Oral-Flora-Associated Infective Endocarditis: A Transoesophageal Echocardiography-Based Study at a Teaching District General Hospital in the United Kingdom.</w:t>
             </w:r>
           </w:hyperlink>
         </w:t>
@@ -8109,9 +7837,9 @@
           <w:u w:val="single"/>
         </w:rPr>
         <w:t xml:space="preserve">
-          <w:hyperlink r:id="rId148" w:tgtFrame="_blank">
-            <w:r>
-              <w:t xml:space="preserve">Surgical management of neonatal mastitis: case series and literature review.</w:t>
+          <w:hyperlink r:id="rId223" w:tgtFrame="_blank">
+            <w:r>
+              <w:t xml:space="preserve">Prevalence and antimicrobial resistance trends of ESKAPEE pathogens in clinical isolates from Hyderabad, Pakistan: a cross-sectional study.</w:t>
             </w:r>
           </w:hyperlink>
         </w:t>
@@ -8200,9 +7928,9 @@
           <w:u w:val="single"/>
         </w:rPr>
         <w:t xml:space="preserve">
-          <w:hyperlink r:id="rId149" w:tgtFrame="_blank">
-            <w:r>
-              <w:t xml:space="preserve">Summary of best evidence for drainage tube management to prevent surgical site infections.</w:t>
+          <w:hyperlink r:id="rId12" w:tgtFrame="_blank">
+            <w:r>
+              <w:t xml:space="preserve">Clinical implications of a single Staphylococcus lugdunensis-positive blood culture: true bacteremia vs. contamination.</w:t>
             </w:r>
           </w:hyperlink>
         </w:t>
@@ -8245,9 +7973,9 @@
           <w:u w:val="single"/>
         </w:rPr>
         <w:t xml:space="preserve">
-          <w:hyperlink r:id="rId150" w:tgtFrame="_blank">
-            <w:r>
-              <w:t xml:space="preserve">Clinical characteristics, causative organisms, and antimicrobial resistance profiles of hospital-acquired invasive gram-negative bacterial infections at a tertiary-care center in Saudi Arabia: a five-year retrospective cohort study (2020-2024).</w:t>
+          <w:hyperlink r:id="rId13" w:tgtFrame="_blank">
+            <w:r>
+              <w:t xml:space="preserve">Beyond the Knot: A Pragmatic Comparison of Monocryl and Prolene for Neurosurgical Wound Closure.</w:t>
             </w:r>
           </w:hyperlink>
         </w:t>
@@ -8290,9 +8018,9 @@
           <w:u w:val="single"/>
         </w:rPr>
         <w:t xml:space="preserve">
-          <w:hyperlink r:id="rId151" w:tgtFrame="_blank">
-            <w:r>
-              <w:t xml:space="preserve">Surgical site infection prevention among surgical healthcare workers in Syria: a nationwide cross-sectional study.</w:t>
+          <w:hyperlink r:id="rId14" w:tgtFrame="_blank">
+            <w:r>
+              <w:t xml:space="preserve">Acute Periprosthetic Joint Infection After Primary Total Knee Arthroplasty: Experience From a Secondary Public Hospital in Northern Mexico.</w:t>
             </w:r>
           </w:hyperlink>
         </w:t>
@@ -8335,54 +8063,9 @@
           <w:u w:val="single"/>
         </w:rPr>
         <w:t xml:space="preserve">
-          <w:hyperlink r:id="rId152" w:tgtFrame="_blank">
-            <w:r>
-              <w:t xml:space="preserve">Guideline-informed vancomycin therapeutic drug monitoring indications in an adult intensive care unit: a retrospective descriptive study.</w:t>
-            </w:r>
-          </w:hyperlink>
-        </w:t>
-      </w:r>
-    </w:p>
-    <w:p>
-      <w:pPr>
-        <w:spacing w:after="0"/>
-        <w:rPr>
-          <w:color w:val="0F50FF"/>
-          <w:u w:val="single"/>
-        </w:rPr>
-      </w:pPr>
-      <w:r>
-        <w:rPr>
-          <w:color w:val="0F50FF"/>
-          <w:u w:val="single"/>
-        </w:rPr>
-        <w:t xml:space="preserve"/>
-      </w:r>
-    </w:p>
-    <w:p>
-      <w:pPr>
-        <w:pStyle w:val="ListParagraph"/>
-        <w:numPr>
-          <w:ilvl w:val="0"/>
-          <w:numId w:val="25"/>
-        </w:numPr>
-        <w:spacing w:after="0" w:line="240" w:lineRule="auto"/>
-        <w:ind w:left="357" w:hanging="357"/>
-        <w:rPr>
-          <w:color w:val="0F50FF"/>
-          <w:u w:val="single"/>
-        </w:rPr>
-      </w:pPr>
-      <w:proofErr w:type="gramStart"/>
-      <w:r>
-        <w:rPr>
-          <w:color w:val="0F50FF"/>
-          <w:u w:val="single"/>
-        </w:rPr>
-        <w:t xml:space="preserve">
-          <w:hyperlink r:id="rId153" w:tgtFrame="_blank">
-            <w:r>
-              <w:t xml:space="preserve">Nontuberculous Mycobacteria: An update.</w:t>
+          <w:hyperlink r:id="rId15" w:tgtFrame="_blank">
+            <w:r>
+              <w:t xml:space="preserve">Global, regional, and national burden of HIV/AIDS, 1990-2023, with the estimated burden attributable to intimate partner violence and forecasted impacts of funding cuts through 2030: results from the Global Burden of Disease Study 2023.</w:t>
             </w:r>
           </w:hyperlink>
         </w:t>
@@ -8462,9 +8145,9 @@
           <w:u w:val="single"/>
         </w:rPr>
         <w:t xml:space="preserve">
-          <w:hyperlink r:id="rId180" w:tgtFrame="_blank">
-            <w:r>
-              <w:t xml:space="preserve">The impact of drains on postoperative seroma and infection after mastectomy: A retrospective study in Danish women with breast cancer.</w:t>
+          <w:hyperlink r:id="rId36" w:tgtFrame="_blank">
+            <w:r>
+              <w:t xml:space="preserve">Deep Inferior Epigastric Perforator Flap Reconstruction Outcomes Across Body Mass Index Categories: A Retrospective Study.</w:t>
             </w:r>
           </w:hyperlink>
         </w:t>
@@ -8507,9 +8190,9 @@
           <w:u w:val="single"/>
         </w:rPr>
         <w:t xml:space="preserve">
-          <w:hyperlink r:id="rId181" w:tgtFrame="_blank">
-            <w:r>
-              <w:t xml:space="preserve">PRISMA (Pectoralis-Rib Implant Support and Muscle Adjustment): An Innovative Technique for Secondary Mastopexy.</w:t>
+          <w:hyperlink r:id="rId37" w:tgtFrame="_blank">
+            <w:r>
+              <w:t xml:space="preserve">Effect of high-intensity interval training on clinical outcomes in lung cancer patients undergoing surgery: a meta-analysis based on randomized controlled trials.</w:t>
             </w:r>
           </w:hyperlink>
         </w:t>
@@ -8552,9 +8235,9 @@
           <w:u w:val="single"/>
         </w:rPr>
         <w:t xml:space="preserve">
-          <w:hyperlink r:id="rId182" w:tgtFrame="_blank">
-            <w:r>
-              <w:t xml:space="preserve">Impact of operative time on 30-day surgical outcomes following tissue expander-based breast reconstruction.</w:t>
+          <w:hyperlink r:id="rId38" w:tgtFrame="_blank">
+            <w:r>
+              <w:t xml:space="preserve">Case Report: Aplastic anemia associated with parvovirus B19 infection following neoadjuvant pembrolizumab-based chemoimmunotherapy for triple-negative breast cancer.</w:t>
             </w:r>
           </w:hyperlink>
         </w:t>
@@ -8597,9 +8280,9 @@
           <w:u w:val="single"/>
         </w:rPr>
         <w:t xml:space="preserve">
-          <w:hyperlink r:id="rId183" w:tgtFrame="_blank">
-            <w:r>
-              <w:t xml:space="preserve">Prospective Observational Study of Supercritical Carbon Dioxide-Processed Acellular Dermal Matrix in Implant-Based Breast Reconstruction.</w:t>
+          <w:hyperlink r:id="rId39" w:tgtFrame="_blank">
+            <w:r>
+              <w:t xml:space="preserve">Perioperative Protein and Vitamin Supplementation in Plastic Surgery: An Evidence-Based Proposal for an Assessment and Replacement Protocol.</w:t>
             </w:r>
           </w:hyperlink>
         </w:t>
@@ -8642,9 +8325,9 @@
           <w:u w:val="single"/>
         </w:rPr>
         <w:t xml:space="preserve">
-          <w:hyperlink r:id="rId184" w:tgtFrame="_blank">
-            <w:r>
-              <w:t xml:space="preserve">Controlled local air-balloon compression chest belt on postoperative seroma in breast cancer: study protocol for a randomised controlled trial in Zunyi, China.</w:t>
+          <w:hyperlink r:id="rId40" w:tgtFrame="_blank">
+            <w:r>
+              <w:t xml:space="preserve">Laparoscopically Harvested Pedicled Omental Flap in Immediate Unilateral Breast Reconstruction: A Systematic Review of Surgical Techniques and Clinical Outcomes.</w:t>
             </w:r>
           </w:hyperlink>
         </w:t>
@@ -8687,9 +8370,9 @@
           <w:u w:val="single"/>
         </w:rPr>
         <w:t xml:space="preserve">
-          <w:hyperlink r:id="rId185" w:tgtFrame="_blank">
-            <w:r>
-              <w:t xml:space="preserve">Ergonomic Implants: A Single Centre Experience in Post-Mastectomy Breast Reconstruction.</w:t>
+          <w:hyperlink r:id="rId41" w:tgtFrame="_blank">
+            <w:r>
+              <w:t xml:space="preserve">Complication rate after implant-based breast-reconstruction with support of a synthetic non-resorbable titanized polypropylene mesh (TiLOOP® Bra): Analysis of the 2-year follow up from the prospective multicentre PRO-BRA trial.</w:t>
             </w:r>
           </w:hyperlink>
         </w:t>
@@ -8732,9 +8415,9 @@
           <w:u w:val="single"/>
         </w:rPr>
         <w:t xml:space="preserve">
-          <w:hyperlink r:id="rId186" w:tgtFrame="_blank">
-            <w:r>
-              <w:t xml:space="preserve">Association of postoperative day 1 procalcitonin levels with short-term mortality after liver transplantation: a single-center retrospective cohort study.</w:t>
+          <w:hyperlink r:id="rId42" w:tgtFrame="_blank">
+            <w:r>
+              <w:t xml:space="preserve">Multidisciplinary Management of Complicated Locally Advanced and Fungating Breast Cancer: A Narrative Review.</w:t>
             </w:r>
           </w:hyperlink>
         </w:t>
@@ -8777,9 +8460,9 @@
           <w:u w:val="single"/>
         </w:rPr>
         <w:t xml:space="preserve">
-          <w:hyperlink r:id="rId187" w:tgtFrame="_blank">
-            <w:r>
-              <w:t xml:space="preserve">Disruptions in perinatal outcomes across Manitoba, Canada: before and over 2 years of the COVID-19 pandemic.</w:t>
+          <w:hyperlink r:id="rId43" w:tgtFrame="_blank">
+            <w:r>
+              <w:t xml:space="preserve">The FAST Protocol: A Novel Approach for Staged Autologous Breast Reconstruction.</w:t>
             </w:r>
           </w:hyperlink>
         </w:t>
@@ -8822,9 +8505,9 @@
           <w:u w:val="single"/>
         </w:rPr>
         <w:t xml:space="preserve">
-          <w:hyperlink r:id="rId188" w:tgtFrame="_blank">
-            <w:r>
-              <w:t xml:space="preserve">Battle of the Brands: A Multicenter Comparative Analysis of Outcomes in Immediate Implant-based Breast Reconstruction With Acellular Dermal Matrices.</w:t>
+          <w:hyperlink r:id="rId44" w:tgtFrame="_blank">
+            <w:r>
+              <w:t xml:space="preserve">Breast implant associated anaplastic large cell lymphoma is a heterogeneous T cell disease with active pro-tumour cross-talk and immune suppression.</w:t>
             </w:r>
           </w:hyperlink>
         </w:t>
@@ -8867,9 +8550,9 @@
           <w:u w:val="single"/>
         </w:rPr>
         <w:t xml:space="preserve">
-          <w:hyperlink r:id="rId189" w:tgtFrame="_blank">
-            <w:r>
-              <w:t xml:space="preserve">Impact of COVID-19 Infection and Vaccination on Abdominal-based Microvascular Breast Reconstruction Outcomes.</w:t>
+          <w:hyperlink r:id="rId45" w:tgtFrame="_blank">
+            <w:r>
+              <w:t xml:space="preserve">Risk Factors for Postoperative Complications After Superomedial Pedicle Reduction Mammaplasty.</w:t>
             </w:r>
           </w:hyperlink>
         </w:t>
@@ -8912,9 +8595,9 @@
           <w:u w:val="single"/>
         </w:rPr>
         <w:t xml:space="preserve">
-          <w:hyperlink r:id="rId190" w:tgtFrame="_blank">
-            <w:r>
-              <w:t xml:space="preserve">Mycobacterium Abscessus Infection after Breast Augmentation: Case Reports and Literature Review.</w:t>
+          <w:hyperlink r:id="rId46" w:tgtFrame="_blank">
+            <w:r>
+              <w:t xml:space="preserve">Mycobacterium fortuitum Infection in Breast Implant and Rib Osteomyelitis: A Case Report and Review of Literature.</w:t>
             </w:r>
           </w:hyperlink>
         </w:t>
@@ -8957,9 +8640,9 @@
           <w:u w:val="single"/>
         </w:rPr>
         <w:t xml:space="preserve">
-          <w:hyperlink r:id="rId191" w:tgtFrame="_blank">
-            <w:r>
-              <w:t xml:space="preserve">Beyond BMI: Using Abdominal Wall Thickness to Guide Patient Selection for DIEP Flap Breast Reconstruction.</w:t>
+          <w:hyperlink r:id="rId47" w:tgtFrame="_blank">
+            <w:r>
+              <w:t xml:space="preserve">Improvement of Suspected Paraneoplastic Large-Vessel Vasculitis after Breast Cancer Resection: A Case Report.</w:t>
             </w:r>
           </w:hyperlink>
         </w:t>
@@ -9002,9 +8685,9 @@
           <w:u w:val="single"/>
         </w:rPr>
         <w:t xml:space="preserve">
-          <w:hyperlink r:id="rId192" w:tgtFrame="_blank">
-            <w:r>
-              <w:t xml:space="preserve">Predictors of postoperative complications and unplanned reoperations 90 days following immediate alloplastic breast reconstruction.</w:t>
+          <w:hyperlink r:id="rId48" w:tgtFrame="_blank">
+            <w:r>
+              <w:t xml:space="preserve">Antimicrobial-impregnated Sutures Reduce Surgical Site Infections in Plastic Surgery: A Systematic Review and Meta-analysis.</w:t>
             </w:r>
           </w:hyperlink>
         </w:t>
@@ -9047,9 +8730,9 @@
           <w:u w:val="single"/>
         </w:rPr>
         <w:t xml:space="preserve">
-          <w:hyperlink r:id="rId193" w:tgtFrame="_blank">
-            <w:r>
-              <w:t xml:space="preserve">Reducing the burden of breast implant infections through a structured multidisciplinary pathway.</w:t>
+          <w:hyperlink r:id="rId49" w:tgtFrame="_blank">
+            <w:r>
+              <w:t xml:space="preserve">Successful revision surgery after postsurgical pyoderma gangrenosum following reduction mammaplasty: A case report.</w:t>
             </w:r>
           </w:hyperlink>
         </w:t>
@@ -9092,9 +8775,9 @@
           <w:u w:val="single"/>
         </w:rPr>
         <w:t xml:space="preserve">
-          <w:hyperlink r:id="rId194" w:tgtFrame="_blank">
-            <w:r>
-              <w:t xml:space="preserve">Gaps in public health surveillance of elective surgery: a national analysis of inpatient data, COVID-19 impact, and coding validity in Germany (2006-2023).</w:t>
+          <w:hyperlink r:id="rId50" w:tgtFrame="_blank">
+            <w:r>
+              <w:t xml:space="preserve">Comparative Study of Myocutaneous Latissimus Dorsi Flap Breast Reconstruction With Implant Versus Lipofilling: Complication Rates and Risk Factors.</w:t>
             </w:r>
           </w:hyperlink>
         </w:t>
@@ -9137,9 +8820,9 @@
           <w:u w:val="single"/>
         </w:rPr>
         <w:t xml:space="preserve">
-          <w:hyperlink r:id="rId195" w:tgtFrame="_blank">
-            <w:r>
-              <w:t xml:space="preserve">Lymphovenous Anastomosis for Treatment of Breast Lymphedema Following Delayed Autologous Reconstruction: A Case Report.</w:t>
+          <w:hyperlink r:id="rId51" w:tgtFrame="_blank">
+            <w:r>
+              <w:t xml:space="preserve">Long-term Outcomes of Acellular Dermal Matrix Use in Breast-Conserving Surgery: A Single-Institution Study.</w:t>
             </w:r>
           </w:hyperlink>
         </w:t>
@@ -9182,9 +8865,9 @@
           <w:u w:val="single"/>
         </w:rPr>
         <w:t xml:space="preserve">
-          <w:hyperlink r:id="rId196" w:tgtFrame="_blank">
-            <w:r>
-              <w:t xml:space="preserve">Prophylactic Local Antibiotic Therapy in Tissue Expander-Based Breast Reconstruction: A Systematic Review and Meta-Analysis.</w:t>
+          <w:hyperlink r:id="rId52" w:tgtFrame="_blank">
+            <w:r>
+              <w:t xml:space="preserve">Long-term safety of intravenous human umbilical cord blood-derived mesenchymal stem cell therapy in rheumatoid arthritis: a 5-year follow-up study.</w:t>
             </w:r>
           </w:hyperlink>
         </w:t>
@@ -9227,9 +8910,9 @@
           <w:u w:val="single"/>
         </w:rPr>
         <w:t xml:space="preserve">
-          <w:hyperlink r:id="rId197" w:tgtFrame="_blank">
-            <w:r>
-              <w:t xml:space="preserve">Redefining Gynecomastia Surgery: Subtle Changes and Naturalistic Results.</w:t>
+          <w:hyperlink r:id="rId53" w:tgtFrame="_blank">
+            <w:r>
+              <w:t xml:space="preserve">Nontobacco Nicotine Dependence Is Associated with Increased Postoperative Complications Following Breast Reconstruction.</w:t>
             </w:r>
           </w:hyperlink>
         </w:t>
@@ -9272,9 +8955,9 @@
           <w:u w:val="single"/>
         </w:rPr>
         <w:t xml:space="preserve">
-          <w:hyperlink r:id="rId198" w:tgtFrame="_blank">
-            <w:r>
-              <w:t xml:space="preserve">Reconstruction of a rare case of bilateral juvenile gigantomastia at a tertiary hospital: a case report.</w:t>
+          <w:hyperlink r:id="rId54" w:tgtFrame="_blank">
+            <w:r>
+              <w:t xml:space="preserve">Interpreting the evidence for chlorhexidine wound irrigation in contaminated abdominal surgery.</w:t>
             </w:r>
           </w:hyperlink>
         </w:t>
@@ -9317,9 +9000,9 @@
           <w:u w:val="single"/>
         </w:rPr>
         <w:t xml:space="preserve">
-          <w:hyperlink r:id="rId199" w:tgtFrame="_blank">
-            <w:r>
-              <w:t xml:space="preserve">Optimal Timing for Expander to Implant Exchange After Postmastectomy Radiation Therapy.</w:t>
+          <w:hyperlink r:id="rId55" w:tgtFrame="_blank">
+            <w:r>
+              <w:t xml:space="preserve">Clinical observation of ultrasound-guided microwave ablation for 1717 benign breast lesions: a multicenter study.</w:t>
             </w:r>
           </w:hyperlink>
         </w:t>
@@ -9362,9 +9045,9 @@
           <w:u w:val="single"/>
         </w:rPr>
         <w:t xml:space="preserve">
-          <w:hyperlink r:id="rId200" w:tgtFrame="_blank">
-            <w:r>
-              <w:t xml:space="preserve">The Impact of Nontobacco Nicotine Dependence on Postoperative Complications in Reconstructive and Aesthetic Breast Surgery Procedures: A Multicenter Propensity-Score Matched Analysis.</w:t>
+          <w:hyperlink r:id="rId56" w:tgtFrame="_blank">
+            <w:r>
+              <w:t xml:space="preserve">Evidence-based insights into medial pedicle reduction mammaplasty: A systematic review and meta-analysis.</w:t>
             </w:r>
           </w:hyperlink>
         </w:t>
@@ -9407,9 +9090,9 @@
           <w:u w:val="single"/>
         </w:rPr>
         <w:t xml:space="preserve">
-          <w:hyperlink r:id="rId201" w:tgtFrame="_blank">
-            <w:r>
-              <w:t xml:space="preserve">Wound Dressing and Postoperative Complications Following Breast Reduction: A Retrospective Study of 250 Patients.</w:t>
+          <w:hyperlink r:id="rId57" w:tgtFrame="_blank">
+            <w:r>
+              <w:t xml:space="preserve">Endoscopy‑assisted breast‑conserving treatment: the first Polish review of 30 patients.</w:t>
             </w:r>
           </w:hyperlink>
         </w:t>
@@ -9452,9 +9135,9 @@
           <w:u w:val="single"/>
         </w:rPr>
         <w:t xml:space="preserve">
-          <w:hyperlink r:id="rId202" w:tgtFrame="_blank">
-            <w:r>
-              <w:t xml:space="preserve">Narrative review of descending necrotizing mediastinitis, focusing on the etiology, classification-guided surgical management, treatments, and prognosis.</w:t>
+          <w:hyperlink r:id="rId58" w:tgtFrame="_blank">
+            <w:r>
+              <w:t xml:space="preserve">Complications, patient satisfaction, clinical outcomes, and aesthetic outcomes of nipple-sparing vs. skin-sparing mastectomies: a systematic review and meta-analysis.</w:t>
             </w:r>
           </w:hyperlink>
         </w:t>
@@ -9497,9 +9180,9 @@
           <w:u w:val="single"/>
         </w:rPr>
         <w:t xml:space="preserve">
-          <w:hyperlink r:id="rId203" w:tgtFrame="_blank">
-            <w:r>
-              <w:t xml:space="preserve">Chemotherapy was not independently associated with cancer-specific death in non-metastatic right-sided colon neuroendocrine carcinoma from SEER.</w:t>
+          <w:hyperlink r:id="rId59" w:tgtFrame="_blank">
+            <w:r>
+              <w:t xml:space="preserve">Shewanella algae Necrotizing Fasciitis and Septic Shock after Elective Cosmetic Surgery: A Potential Emerging Infection.</w:t>
             </w:r>
           </w:hyperlink>
         </w:t>
@@ -9542,9 +9225,9 @@
           <w:u w:val="single"/>
         </w:rPr>
         <w:t xml:space="preserve">
-          <w:hyperlink r:id="rId204" w:tgtFrame="_blank">
-            <w:r>
-              <w:t xml:space="preserve">Prophylactic absorbable antibiotic-loaded cement and oral antibiotics for breast reconstruction: A multi-institutional study.</w:t>
+          <w:hyperlink r:id="rId60" w:tgtFrame="_blank">
+            <w:r>
+              <w:t xml:space="preserve">Finding the Sweet Spot? Differential Diabetes Risks in Autologous Breast Reconstruction.</w:t>
             </w:r>
           </w:hyperlink>
         </w:t>
@@ -9587,9 +9270,9 @@
           <w:u w:val="single"/>
         </w:rPr>
         <w:t xml:space="preserve">
-          <w:hyperlink r:id="rId205" w:tgtFrame="_blank">
-            <w:r>
-              <w:t xml:space="preserve">Infection Outcomes in Implant-Based Breast Reconstruction: Five-Year Experience with the GAPS Protocol.</w:t>
+          <w:hyperlink r:id="rId61" w:tgtFrame="_blank">
+            <w:r>
+              <w:t xml:space="preserve">Post-surgical Pyoderma Gangrenosum Following Elective Aesthetic Procedures: A Case Series of 10 Patients and a Multidisciplinary Treatment Approach.</w:t>
             </w:r>
           </w:hyperlink>
         </w:t>
@@ -9632,9 +9315,9 @@
           <w:u w:val="single"/>
         </w:rPr>
         <w:t xml:space="preserve">
-          <w:hyperlink r:id="rId206" w:tgtFrame="_blank">
-            <w:r>
-              <w:t xml:space="preserve">Use of Absorbable Antibiotic Delivery Beads in Implant-Based Breast Reconstruction.</w:t>
+          <w:hyperlink r:id="rId62" w:tgtFrame="_blank">
+            <w:r>
+              <w:t xml:space="preserve">Idiopathic granulomatous mastitis a mimicking disease: a case report.</w:t>
             </w:r>
           </w:hyperlink>
         </w:t>
@@ -9677,9 +9360,9 @@
           <w:u w:val="single"/>
         </w:rPr>
         <w:t xml:space="preserve">
-          <w:hyperlink r:id="rId207" w:tgtFrame="_blank">
-            <w:r>
-              <w:t xml:space="preserve">Antibiotic Prophylaxis in Prepectoral Alloplastic Breast Reconstruction: Establishing Standards.</w:t>
+          <w:hyperlink r:id="rId63" w:tgtFrame="_blank">
+            <w:r>
+              <w:t xml:space="preserve">The comparison outcome of implant-based breast reconstruction with acellular dermal matrix, non-acellular dermal matrix and TiLOOP(®) reconstruction in breast cancer patients.</w:t>
             </w:r>
           </w:hyperlink>
         </w:t>
@@ -9722,9 +9405,9 @@
           <w:u w:val="single"/>
         </w:rPr>
         <w:t xml:space="preserve">
-          <w:hyperlink r:id="rId208" w:tgtFrame="_blank">
-            <w:r>
-              <w:t xml:space="preserve">Perioperative GLP-1 Receptor Agonist Use and 30-Day Outcomes After Breast Cancer Surgery: A Retrospective Cohort Study.</w:t>
+          <w:hyperlink r:id="rId64" w:tgtFrame="_blank">
+            <w:r>
+              <w:t xml:space="preserve">A randomized controlled trial: application of inactivated Pseudomonas aeruginosa preparation in nipple-sparing mastectomy with immediate prosthetic reconstruction for breast cancer.</w:t>
             </w:r>
           </w:hyperlink>
         </w:t>
@@ -9767,9 +9450,9 @@
           <w:u w:val="single"/>
         </w:rPr>
         <w:t xml:space="preserve">
-          <w:hyperlink r:id="rId209" w:tgtFrame="_blank">
-            <w:r>
-              <w:t xml:space="preserve">Biologic versus synthetic meshes in irradiated implant-based breast reconstruction: A systematic review and meta-analysis.</w:t>
+          <w:hyperlink r:id="rId65" w:tgtFrame="_blank">
+            <w:r>
+              <w:t xml:space="preserve">Standard imaging-guided chest wall perforator flap reconstruction without intraoperative handheld Doppler for granulomatous lobular mastitis: a simplified approach for resource-limited settings.</w:t>
             </w:r>
           </w:hyperlink>
         </w:t>
@@ -9812,9 +9495,9 @@
           <w:u w:val="single"/>
         </w:rPr>
         <w:t xml:space="preserve">
-          <w:hyperlink r:id="rId210" w:tgtFrame="_blank">
-            <w:r>
-              <w:t xml:space="preserve">Successful Salvage of Exposed Breast Implant Using a Myocapsular Flap: A Rare Case Report.</w:t>
+          <w:hyperlink r:id="rId66" w:tgtFrame="_blank">
+            <w:r>
+              <w:t xml:space="preserve">Is microsurgical autologous breast reconstruction safe in patients with a history of venous thromboembolism? A retrospective cohort study of 14,309 patients.</w:t>
             </w:r>
           </w:hyperlink>
         </w:t>
@@ -9857,9 +9540,9 @@
           <w:u w:val="single"/>
         </w:rPr>
         <w:t xml:space="preserve">
-          <w:hyperlink r:id="rId211" w:tgtFrame="_blank">
-            <w:r>
-              <w:t xml:space="preserve">The Effect of Preoperative Chewing Gum on Anxiety and Postoperative Sore Throat in Patients Using a Laryngeal Mask Airway: A Randomized Controlled Trial.</w:t>
+          <w:hyperlink r:id="rId67" w:tgtFrame="_blank">
+            <w:r>
+              <w:t xml:space="preserve">Deep Inferior Epigastric Perforator Flap Reconstruction of Breast Necrobiosis Lipoidica.</w:t>
             </w:r>
           </w:hyperlink>
         </w:t>
@@ -9902,9 +9585,9 @@
           <w:u w:val="single"/>
         </w:rPr>
         <w:t xml:space="preserve">
-          <w:hyperlink r:id="rId212" w:tgtFrame="_blank">
-            <w:r>
-              <w:t xml:space="preserve">Adinizer-Processed Microfragmented Adipose Tissue With Ligament-Targeted Prolotherapy for Acute-on-Chronic Kellgren-Lawrence Grade III Knee Osteoarthritis: A Case Report With 22-Month Follow-Up.</w:t>
+          <w:hyperlink r:id="rId68" w:tgtFrame="_blank">
+            <w:r>
+              <w:t xml:space="preserve">Percutaneous Suction Drain Versus Conventional Incision and Drainage for the Management of Acute Breast Abscess: A Prospective Comparative Study.</w:t>
             </w:r>
           </w:hyperlink>
         </w:t>
@@ -9947,9 +9630,9 @@
           <w:u w:val="single"/>
         </w:rPr>
         <w:t xml:space="preserve">
-          <w:hyperlink r:id="rId213" w:tgtFrame="_blank">
-            <w:r>
-              <w:t xml:space="preserve">Robotic Assisted Versus Conventional Open Nipple Sparing Mastectomy With Implant Based Reconstruction for Breast Cancer: A Systematic Review of Oncologic Outcomes and Surgical Safety.</w:t>
+          <w:hyperlink r:id="rId69" w:tgtFrame="_blank">
+            <w:r>
+              <w:t xml:space="preserve">Measuring the composition and availability of human resources for health by sex in 204 countries and territories, 1990-2023, and workforce gaps for universal health coverage: a systematic analysis for the Global Burden of Disease Study 2023.</w:t>
             </w:r>
           </w:hyperlink>
         </w:t>
@@ -9992,9 +9675,9 @@
           <w:u w:val="single"/>
         </w:rPr>
         <w:t xml:space="preserve">
-          <w:hyperlink r:id="rId214" w:tgtFrame="_blank">
-            <w:r>
-              <w:t xml:space="preserve">Flying Following Breast Augmentation. How Safe is it? An Evidence-Based Report of 20 Years of Experience.</w:t>
+          <w:hyperlink r:id="rId70" w:tgtFrame="_blank">
+            <w:r>
+              <w:t xml:space="preserve">Evaluation of Absorbable Hemostatic Powder on Postoperative Outcomes in Patients Undergoing Mastectomy.</w:t>
             </w:r>
           </w:hyperlink>
         </w:t>
@@ -10037,9 +9720,9 @@
           <w:u w:val="single"/>
         </w:rPr>
         <w:t xml:space="preserve">
-          <w:hyperlink r:id="rId215" w:tgtFrame="_blank">
-            <w:r>
-              <w:t xml:space="preserve">Hepatic origin of increased serum TFF3 in gastric cancer bearing subjects.</w:t>
+          <w:hyperlink r:id="rId71" w:tgtFrame="_blank">
+            <w:r>
+              <w:t xml:space="preserve">Prevention and Management of Postoperative Seroma in Patients with Breast Cancer: A Narrative Review.</w:t>
             </w:r>
           </w:hyperlink>
         </w:t>
@@ -10082,9 +9765,9 @@
           <w:u w:val="single"/>
         </w:rPr>
         <w:t xml:space="preserve">
-          <w:hyperlink r:id="rId216" w:tgtFrame="_blank">
-            <w:r>
-              <w:t xml:space="preserve">Prophylactic Closed-Incision Negative Pressure Wound Therapy (ciNPWT) in Breast Surgery: A Pilot Study on the Prevention of Surgical Site Complications.</w:t>
+          <w:hyperlink r:id="rId72" w:tgtFrame="_blank">
+            <w:r>
+              <w:t xml:space="preserve">Pilot Study of Combined Tranexamic Acid Therapy in Breast Reduction - Intravenous and Local Infiltration.</w:t>
             </w:r>
           </w:hyperlink>
         </w:t>
@@ -10127,9 +9810,9 @@
           <w:u w:val="single"/>
         </w:rPr>
         <w:t xml:space="preserve">
-          <w:hyperlink r:id="rId217" w:tgtFrame="_blank">
-            <w:r>
-              <w:t xml:space="preserve">AI Risk Prediction Tools for Autologous Breast Reconstruction.</w:t>
+          <w:hyperlink r:id="rId73" w:tgtFrame="_blank">
+            <w:r>
+              <w:t xml:space="preserve">Giant Necrotic Axillary Metastasis From Pancreatic Neuroendocrine Carcinoma Treated With Palliative Resection and Breast Reconstruction: A Case Report.</w:t>
             </w:r>
           </w:hyperlink>
         </w:t>
@@ -10172,9 +9855,99 @@
           <w:u w:val="single"/>
         </w:rPr>
         <w:t xml:space="preserve">
-          <w:hyperlink r:id="rId218" w:tgtFrame="_blank">
-            <w:r>
-              <w:t xml:space="preserve">Time Interval Between Neoadjuvant Chemotherapy Completion and Mastectomy is Not Associated with 30-Day Complication Rate.</w:t>
+          <w:hyperlink r:id="rId74" w:tgtFrame="_blank">
+            <w:r>
+              <w:t xml:space="preserve">Transient Phagocytic Dysfunction Mimicking Chronic Granulomatous Disease: A Rare Complication in Delayed Transverse Rectus Abdominis Myocutaneous Flap Breast Reconstruction.</w:t>
+            </w:r>
+          </w:hyperlink>
+        </w:t>
+      </w:r>
+    </w:p>
+    <w:p>
+      <w:pPr>
+        <w:spacing w:after="0"/>
+        <w:rPr>
+          <w:color w:val="0F50FF"/>
+          <w:u w:val="single"/>
+        </w:rPr>
+      </w:pPr>
+      <w:r>
+        <w:rPr>
+          <w:color w:val="0F50FF"/>
+          <w:u w:val="single"/>
+        </w:rPr>
+        <w:t xml:space="preserve"/>
+      </w:r>
+    </w:p>
+    <w:p>
+      <w:pPr>
+        <w:pStyle w:val="ListParagraph"/>
+        <w:numPr>
+          <w:ilvl w:val="0"/>
+          <w:numId w:val="26"/>
+        </w:numPr>
+        <w:spacing w:after="0" w:line="240" w:lineRule="auto"/>
+        <w:ind w:left="357" w:hanging="357"/>
+        <w:rPr>
+          <w:color w:val="0F50FF"/>
+          <w:u w:val="single"/>
+        </w:rPr>
+      </w:pPr>
+      <w:proofErr w:type="gramStart"/>
+      <w:r>
+        <w:rPr>
+          <w:color w:val="0F50FF"/>
+          <w:u w:val="single"/>
+        </w:rPr>
+        <w:t xml:space="preserve">
+          <w:hyperlink r:id="rId75" w:tgtFrame="_blank">
+            <w:r>
+              <w:t xml:space="preserve">Preoperative gut microbiota combined with machine learning for predicting post-hepatectomy liver failure in HBV-related hepatocellular carcinoma: a pilot study.</w:t>
+            </w:r>
+          </w:hyperlink>
+        </w:t>
+      </w:r>
+    </w:p>
+    <w:p>
+      <w:pPr>
+        <w:spacing w:after="0"/>
+        <w:rPr>
+          <w:color w:val="0F50FF"/>
+          <w:u w:val="single"/>
+        </w:rPr>
+      </w:pPr>
+      <w:r>
+        <w:rPr>
+          <w:color w:val="0F50FF"/>
+          <w:u w:val="single"/>
+        </w:rPr>
+        <w:t xml:space="preserve"/>
+      </w:r>
+    </w:p>
+    <w:p>
+      <w:pPr>
+        <w:pStyle w:val="ListParagraph"/>
+        <w:numPr>
+          <w:ilvl w:val="0"/>
+          <w:numId w:val="26"/>
+        </w:numPr>
+        <w:spacing w:after="0" w:line="240" w:lineRule="auto"/>
+        <w:ind w:left="357" w:hanging="357"/>
+        <w:rPr>
+          <w:color w:val="0F50FF"/>
+          <w:u w:val="single"/>
+        </w:rPr>
+      </w:pPr>
+      <w:proofErr w:type="gramStart"/>
+      <w:r>
+        <w:rPr>
+          <w:color w:val="0F50FF"/>
+          <w:u w:val="single"/>
+        </w:rPr>
+        <w:t xml:space="preserve">
+          <w:hyperlink r:id="rId76" w:tgtFrame="_blank">
+            <w:r>
+              <w:t xml:space="preserve">Early Experience with Synthetic Monofilament Polydioxanone Mesh in Primary Breast Reconstruction: A Propensity Matched Analysis.</w:t>
             </w:r>
           </w:hyperlink>
         </w:t>
@@ -10258,9 +10031,9 @@
           <w:u w:val="single"/>
         </w:rPr>
         <w:t xml:space="preserve">
-          <w:hyperlink r:id="rId219" w:tgtFrame="_blank">
-            <w:r>
-              <w:t xml:space="preserve">Mutasynthesis and Antibiotic Activity of Mupirocin Analogues.</w:t>
+          <w:hyperlink r:id="rId77" w:tgtFrame="_blank">
+            <w:r>
+              <w:t xml:space="preserve">Susceptibility of Staphylococcus aureus Strains Isolated from Blood Cultures Between 2024 and 2025: A Single-Center Study.</w:t>
             </w:r>
           </w:hyperlink>
         </w:t>
@@ -10303,9 +10076,9 @@
           <w:u w:val="single"/>
         </w:rPr>
         <w:t xml:space="preserve">
-          <w:hyperlink r:id="rId220" w:tgtFrame="_blank">
-            <w:r>
-              <w:t xml:space="preserve">Whole-body decolonisation policies and Staphylococcus aureus bacteraemia rates in acute hospitals in England: a national cross-sectional survey.</w:t>
+          <w:hyperlink r:id="rId78" w:tgtFrame="_blank">
+            <w:r>
+              <w:t xml:space="preserve">Cold atmospheric plasma mediates antibiofilm activity and sensitization to further plasma and antibiotic challenges against Staphylococcus aureus.</w:t>
             </w:r>
           </w:hyperlink>
         </w:t>
@@ -10348,9 +10121,324 @@
           <w:u w:val="single"/>
         </w:rPr>
         <w:t xml:space="preserve">
-          <w:hyperlink r:id="rId221" w:tgtFrame="_blank">
-            <w:r>
-              <w:t xml:space="preserve">Plant Volatile Nanoemulsion Resensitize Pseudomonas aeruginosa to Benzalkonium Chloride.</w:t>
+          <w:hyperlink r:id="rId79" w:tgtFrame="_blank">
+            <w:r>
+              <w:t xml:space="preserve">From Natural Product to Topical Antimicrobial Candidate: Evaluating Nigella sativa Seed Oil as a Broad-Spectrum Topical Antimicrobial in Multi-Tiered Preclinical Models.</w:t>
+            </w:r>
+          </w:hyperlink>
+        </w:t>
+      </w:r>
+    </w:p>
+    <w:p>
+      <w:pPr>
+        <w:spacing w:after="0"/>
+        <w:rPr>
+          <w:color w:val="0F50FF"/>
+          <w:u w:val="single"/>
+        </w:rPr>
+      </w:pPr>
+      <w:r>
+        <w:rPr>
+          <w:color w:val="0F50FF"/>
+          <w:u w:val="single"/>
+        </w:rPr>
+        <w:t xml:space="preserve"/>
+      </w:r>
+    </w:p>
+    <w:p>
+      <w:pPr>
+        <w:pStyle w:val="ListParagraph"/>
+        <w:numPr>
+          <w:ilvl w:val="0"/>
+          <w:numId w:val="27"/>
+        </w:numPr>
+        <w:spacing w:after="0" w:line="240" w:lineRule="auto"/>
+        <w:ind w:left="357" w:hanging="357"/>
+        <w:rPr>
+          <w:color w:val="0F50FF"/>
+          <w:u w:val="single"/>
+        </w:rPr>
+      </w:pPr>
+      <w:proofErr w:type="gramStart"/>
+      <w:r>
+        <w:rPr>
+          <w:color w:val="0F50FF"/>
+          <w:u w:val="single"/>
+        </w:rPr>
+        <w:t xml:space="preserve">
+          <w:hyperlink r:id="rId80" w:tgtFrame="_blank">
+            <w:r>
+              <w:t xml:space="preserve">Decolonization, containment or source control? pathogen-specific anti-infective prevention for methicillin-resistant staphylococcus aureus (MRSA), carbapenem-resistant enterobacterales (CRE) and Candida auris.</w:t>
+            </w:r>
+          </w:hyperlink>
+        </w:t>
+      </w:r>
+    </w:p>
+    <w:p>
+      <w:pPr>
+        <w:spacing w:after="0"/>
+        <w:rPr>
+          <w:color w:val="0F50FF"/>
+          <w:u w:val="single"/>
+        </w:rPr>
+      </w:pPr>
+      <w:r>
+        <w:rPr>
+          <w:color w:val="0F50FF"/>
+          <w:u w:val="single"/>
+        </w:rPr>
+        <w:t xml:space="preserve"/>
+      </w:r>
+    </w:p>
+    <w:p>
+      <w:pPr>
+        <w:pStyle w:val="ListParagraph"/>
+        <w:numPr>
+          <w:ilvl w:val="0"/>
+          <w:numId w:val="27"/>
+        </w:numPr>
+        <w:spacing w:after="0" w:line="240" w:lineRule="auto"/>
+        <w:ind w:left="357" w:hanging="357"/>
+        <w:rPr>
+          <w:color w:val="0F50FF"/>
+          <w:u w:val="single"/>
+        </w:rPr>
+      </w:pPr>
+      <w:proofErr w:type="gramStart"/>
+      <w:r>
+        <w:rPr>
+          <w:color w:val="0F50FF"/>
+          <w:u w:val="single"/>
+        </w:rPr>
+        <w:t xml:space="preserve">
+          <w:hyperlink r:id="rId81" w:tgtFrame="_blank">
+            <w:r>
+              <w:t xml:space="preserve">Determining the Value of Screening and Decolonization in Burn Unit Management.</w:t>
+            </w:r>
+          </w:hyperlink>
+        </w:t>
+      </w:r>
+    </w:p>
+    <w:p>
+      <w:pPr>
+        <w:spacing w:after="0"/>
+        <w:rPr>
+          <w:color w:val="0F50FF"/>
+          <w:u w:val="single"/>
+        </w:rPr>
+      </w:pPr>
+      <w:r>
+        <w:rPr>
+          <w:color w:val="0F50FF"/>
+          <w:u w:val="single"/>
+        </w:rPr>
+        <w:t xml:space="preserve"/>
+      </w:r>
+    </w:p>
+    <w:p>
+      <w:pPr>
+        <w:pStyle w:val="ListParagraph"/>
+        <w:numPr>
+          <w:ilvl w:val="0"/>
+          <w:numId w:val="27"/>
+        </w:numPr>
+        <w:spacing w:after="0" w:line="240" w:lineRule="auto"/>
+        <w:ind w:left="357" w:hanging="357"/>
+        <w:rPr>
+          <w:color w:val="0F50FF"/>
+          <w:u w:val="single"/>
+        </w:rPr>
+      </w:pPr>
+      <w:proofErr w:type="gramStart"/>
+      <w:r>
+        <w:rPr>
+          <w:color w:val="0F50FF"/>
+          <w:u w:val="single"/>
+        </w:rPr>
+        <w:t xml:space="preserve">
+          <w:hyperlink r:id="rId82" w:tgtFrame="_blank">
+            <w:r>
+              <w:t xml:space="preserve">Rethinking Preoperative MRSA/MSSA Screening Through Molecular Triage.</w:t>
+            </w:r>
+          </w:hyperlink>
+        </w:t>
+      </w:r>
+    </w:p>
+    <w:p>
+      <w:pPr>
+        <w:spacing w:after="0"/>
+        <w:rPr>
+          <w:color w:val="0F50FF"/>
+          <w:u w:val="single"/>
+        </w:rPr>
+      </w:pPr>
+      <w:r>
+        <w:rPr>
+          <w:color w:val="0F50FF"/>
+          <w:u w:val="single"/>
+        </w:rPr>
+        <w:t xml:space="preserve"/>
+      </w:r>
+    </w:p>
+    <w:p>
+      <w:pPr>
+        <w:pStyle w:val="ListParagraph"/>
+        <w:numPr>
+          <w:ilvl w:val="0"/>
+          <w:numId w:val="27"/>
+        </w:numPr>
+        <w:spacing w:after="0" w:line="240" w:lineRule="auto"/>
+        <w:ind w:left="357" w:hanging="357"/>
+        <w:rPr>
+          <w:color w:val="0F50FF"/>
+          <w:u w:val="single"/>
+        </w:rPr>
+      </w:pPr>
+      <w:proofErr w:type="gramStart"/>
+      <w:r>
+        <w:rPr>
+          <w:color w:val="0F50FF"/>
+          <w:u w:val="single"/>
+        </w:rPr>
+        <w:t xml:space="preserve">
+          <w:hyperlink r:id="rId83" w:tgtFrame="_blank">
+            <w:r>
+              <w:t xml:space="preserve">Hidden reservoirs in clinical settings: Clonal dissemination and virulence profile of multidrug-resistant Staphylococcus aureus from healthcare workers' mobile phones.</w:t>
+            </w:r>
+          </w:hyperlink>
+        </w:t>
+      </w:r>
+    </w:p>
+    <w:p>
+      <w:pPr>
+        <w:spacing w:after="0"/>
+        <w:rPr>
+          <w:color w:val="0F50FF"/>
+          <w:u w:val="single"/>
+        </w:rPr>
+      </w:pPr>
+      <w:r>
+        <w:rPr>
+          <w:color w:val="0F50FF"/>
+          <w:u w:val="single"/>
+        </w:rPr>
+        <w:t xml:space="preserve"/>
+      </w:r>
+    </w:p>
+    <w:p>
+      <w:pPr>
+        <w:pStyle w:val="ListParagraph"/>
+        <w:numPr>
+          <w:ilvl w:val="0"/>
+          <w:numId w:val="27"/>
+        </w:numPr>
+        <w:spacing w:after="0" w:line="240" w:lineRule="auto"/>
+        <w:ind w:left="357" w:hanging="357"/>
+        <w:rPr>
+          <w:color w:val="0F50FF"/>
+          <w:u w:val="single"/>
+        </w:rPr>
+      </w:pPr>
+      <w:proofErr w:type="gramStart"/>
+      <w:r>
+        <w:rPr>
+          <w:color w:val="0F50FF"/>
+          <w:u w:val="single"/>
+        </w:rPr>
+        <w:t xml:space="preserve">
+          <w:hyperlink r:id="rId84" w:tgtFrame="_blank">
+            <w:r>
+              <w:t xml:space="preserve">The Role of Decolonization in Prevention of Staphylococcus aureus Infection.</w:t>
+            </w:r>
+          </w:hyperlink>
+        </w:t>
+      </w:r>
+    </w:p>
+    <w:p>
+      <w:pPr>
+        <w:spacing w:after="0"/>
+        <w:rPr>
+          <w:color w:val="0F50FF"/>
+          <w:u w:val="single"/>
+        </w:rPr>
+      </w:pPr>
+      <w:r>
+        <w:rPr>
+          <w:color w:val="0F50FF"/>
+          <w:u w:val="single"/>
+        </w:rPr>
+        <w:t xml:space="preserve"/>
+      </w:r>
+    </w:p>
+    <w:p>
+      <w:pPr>
+        <w:pStyle w:val="ListParagraph"/>
+        <w:numPr>
+          <w:ilvl w:val="0"/>
+          <w:numId w:val="27"/>
+        </w:numPr>
+        <w:spacing w:after="0" w:line="240" w:lineRule="auto"/>
+        <w:ind w:left="357" w:hanging="357"/>
+        <w:rPr>
+          <w:color w:val="0F50FF"/>
+          <w:u w:val="single"/>
+        </w:rPr>
+      </w:pPr>
+      <w:proofErr w:type="gramStart"/>
+      <w:r>
+        <w:rPr>
+          <w:color w:val="0F50FF"/>
+          <w:u w:val="single"/>
+        </w:rPr>
+        <w:t xml:space="preserve">
+          <w:hyperlink r:id="rId85" w:tgtFrame="_blank">
+            <w:r>
+              <w:t xml:space="preserve">Hospital transmission of methicillin-resistant Staphylococcus aureus driven by addictive mupA plasmids.</w:t>
+            </w:r>
+          </w:hyperlink>
+        </w:t>
+      </w:r>
+    </w:p>
+    <w:p>
+      <w:pPr>
+        <w:spacing w:after="0"/>
+        <w:rPr>
+          <w:color w:val="0F50FF"/>
+          <w:u w:val="single"/>
+        </w:rPr>
+      </w:pPr>
+      <w:r>
+        <w:rPr>
+          <w:color w:val="0F50FF"/>
+          <w:u w:val="single"/>
+        </w:rPr>
+        <w:t xml:space="preserve"/>
+      </w:r>
+    </w:p>
+    <w:p>
+      <w:pPr>
+        <w:pStyle w:val="ListParagraph"/>
+        <w:numPr>
+          <w:ilvl w:val="0"/>
+          <w:numId w:val="27"/>
+        </w:numPr>
+        <w:spacing w:after="0" w:line="240" w:lineRule="auto"/>
+        <w:ind w:left="357" w:hanging="357"/>
+        <w:rPr>
+          <w:color w:val="0F50FF"/>
+          <w:u w:val="single"/>
+        </w:rPr>
+      </w:pPr>
+      <w:proofErr w:type="gramStart"/>
+      <w:r>
+        <w:rPr>
+          <w:color w:val="0F50FF"/>
+          <w:u w:val="single"/>
+        </w:rPr>
+        <w:t xml:space="preserve">
+          <w:hyperlink r:id="rId86" w:tgtFrame="_blank">
+            <w:r>
+              <w:t xml:space="preserve">Layer-by-layer assembled chitosan/gellan gum-based smart wound dressing for sustained mupirocin delivery and enhanced wound healing activity.</w:t>
             </w:r>
           </w:hyperlink>
         </w:t>
@@ -10427,9 +10515,9 @@
           <w:u w:val="single"/>
         </w:rPr>
         <w:t xml:space="preserve">
-          <w:hyperlink r:id="rId222" w:tgtFrame="_blank">
-            <w:r>
-              <w:t xml:space="preserve">Early-Onset Severe Atopic Dermatitis With Hyper-IgE Overlap in a Child With a Heterozygous FLG Variant: A Case Report.</w:t>
+          <w:hyperlink r:id="rId16" w:tgtFrame="_blank">
+            <w:r>
+              <w:t xml:space="preserve">Fatal Delayed-Onset Overwhelming Post-splenectomy Infection 26 Years After Splenectomy for Immune Thrombocytopenic Purpura.</w:t>
             </w:r>
           </w:hyperlink>
         </w:t>
@@ -10472,9 +10560,9 @@
           <w:u w:val="single"/>
         </w:rPr>
         <w:t xml:space="preserve">
-          <w:hyperlink r:id="rId223" w:tgtFrame="_blank">
-            <w:r>
-              <w:t xml:space="preserve">Complexes of Zinc(II) Chloride with N-Vinyl-, N-Allyl- and N-Propargylimidazoles: Structural, Theoretical and Biological Studies.</w:t>
+          <w:hyperlink r:id="rId17" w:tgtFrame="_blank">
+            <w:r>
+              <w:t xml:space="preserve">Aptamer-based biosensors for the diagnostics of infectious disease-causing bacteria using spiked and clinical samples: A systematic review.</w:t>
             </w:r>
           </w:hyperlink>
         </w:t>
@@ -10517,9 +10605,9 @@
           <w:u w:val="single"/>
         </w:rPr>
         <w:t xml:space="preserve">
-          <w:hyperlink r:id="rId224" w:tgtFrame="_blank">
-            <w:r>
-              <w:t xml:space="preserve">Antimicrobial Resistance in Pediatric Infections: Current Status, Challenges, and Future Directions.</w:t>
+          <w:hyperlink r:id="rId18" w:tgtFrame="_blank">
+            <w:r>
+              <w:t xml:space="preserve">Multidrug Resistance and mupA-Mediated Mupirocin Resistance in Clinical Coagulase-Negative Staphylococci.</w:t>
             </w:r>
           </w:hyperlink>
         </w:t>
@@ -10562,9 +10650,9 @@
           <w:u w:val="single"/>
         </w:rPr>
         <w:t xml:space="preserve">
-          <w:hyperlink r:id="rId225" w:tgtFrame="_blank">
-            <w:r>
-              <w:t xml:space="preserve">Prevalence, risk factors, and innovative therapies for methicillin-resistant Staphylococcus aureus in livestock and companion animals in Pakistan.</w:t>
+          <w:hyperlink r:id="rId19" w:tgtFrame="_blank">
+            <w:r>
+              <w:t xml:space="preserve">Strategies for biofilm disruption: Mechanisms, polymeric networks, mixed infections, and emerging biomaterials.</w:t>
             </w:r>
           </w:hyperlink>
         </w:t>
@@ -10607,9 +10695,9 @@
           <w:u w:val="single"/>
         </w:rPr>
         <w:t xml:space="preserve">
-          <w:hyperlink r:id="rId226" w:tgtFrame="_blank">
-            <w:r>
-              <w:t xml:space="preserve">Antimicrobial resistance and microbiological gap analysis for central nervous system-assocaited bacterial pathogens in Nigeria.</w:t>
+          <w:hyperlink r:id="rId20" w:tgtFrame="_blank">
+            <w:r>
+              <w:t xml:space="preserve">Biosynthesis of silver and gold nanoparticles using Annona squamosa seed extract: Insights into antibacterial and anticancer activities.</w:t>
             </w:r>
           </w:hyperlink>
         </w:t>
@@ -10652,9 +10740,9 @@
           <w:u w:val="single"/>
         </w:rPr>
         <w:t xml:space="preserve">
-          <w:hyperlink r:id="rId227" w:tgtFrame="_blank">
-            <w:r>
-              <w:t xml:space="preserve">Research progress on T-cell responses in Staphylococcus aureus infections.</w:t>
+          <w:hyperlink r:id="rId21" w:tgtFrame="_blank">
+            <w:r>
+              <w:t xml:space="preserve">Genetic engineering of Staphylococcus haemolyticus: overcoming restriction-modification barriers and targeting virulence genes.</w:t>
             </w:r>
           </w:hyperlink>
         </w:t>
@@ -10697,9 +10785,9 @@
           <w:u w:val="single"/>
         </w:rPr>
         <w:t xml:space="preserve">
-          <w:hyperlink r:id="rId228" w:tgtFrame="_blank">
-            <w:r>
-              <w:t xml:space="preserve">Therapeutic Vaccines Based on Iron-Coordinated Metal-Phenolic Networks for Eradicating Drug-Resistant Staphylococcus aureus.</w:t>
+          <w:hyperlink r:id="rId22" w:tgtFrame="_blank">
+            <w:r>
+              <w:t xml:space="preserve">Development and preclinical investigation of vancomycin loaded oxidized cellulose dressing for management of wounds.</w:t>
             </w:r>
           </w:hyperlink>
         </w:t>
@@ -10742,9 +10830,9 @@
           <w:u w:val="single"/>
         </w:rPr>
         <w:t xml:space="preserve">
-          <w:hyperlink r:id="rId229" w:tgtFrame="_blank">
-            <w:r>
-              <w:t xml:space="preserve">Tunable rigid spikes on virus-like porous silica enable mechanistically controlled nanovaccine platforms.</w:t>
+          <w:hyperlink r:id="rId23" w:tgtFrame="_blank">
+            <w:r>
+              <w:t xml:space="preserve">The evolving landscape of Staphylococcus aureus immune evasion: a data-driven atlas over two decades.</w:t>
             </w:r>
           </w:hyperlink>
         </w:t>
@@ -10787,9 +10875,9 @@
           <w:u w:val="single"/>
         </w:rPr>
         <w:t xml:space="preserve">
-          <w:hyperlink r:id="rId230" w:tgtFrame="_blank">
-            <w:r>
-              <w:t xml:space="preserve">A review of the randomized clinical trial results from the Staphylococcus aureus network adaptive platform (SNAP) meticillin-susceptible (MSSA) and penicillin-susceptible (PSSA) domains and CloCeBa.</w:t>
+          <w:hyperlink r:id="rId24" w:tgtFrame="_blank">
+            <w:r>
+              <w:t xml:space="preserve">Progressive isolated lower-lip oedema after mRNA COVID-19 booster complicated by methicillin-resistant Staphylococcus aureus superinfection: a necrotizing fasciitis mimic.</w:t>
             </w:r>
           </w:hyperlink>
         </w:t>
@@ -10832,9 +10920,9 @@
           <w:u w:val="single"/>
         </w:rPr>
         <w:t xml:space="preserve">
-          <w:hyperlink r:id="rId231" w:tgtFrame="_blank">
-            <w:r>
-              <w:t xml:space="preserve">Childhood sepsis burden: pathogens/antimicrobial-resistant bacteria, 1990-2021 and 2050 forecasts.</w:t>
+          <w:hyperlink r:id="rId25" w:tgtFrame="_blank">
+            <w:r>
+              <w:t xml:space="preserve">Candida albicans activates Staphylococcus aureus virulence regulatory systems to drive toxin-mediated human cell death.</w:t>
             </w:r>
           </w:hyperlink>
         </w:t>
@@ -10877,9 +10965,9 @@
           <w:u w:val="single"/>
         </w:rPr>
         <w:t xml:space="preserve">
-          <w:hyperlink r:id="rId232" w:tgtFrame="_blank">
-            <w:r>
-              <w:t xml:space="preserve">A multi-functional microneedle patch loaded with mupirocin and L-arginine nanoparticles for enhancing antibacterial activity, anti-inflammation and diabetic wound healing.</w:t>
+          <w:hyperlink r:id="rId26" w:tgtFrame="_blank">
+            <w:r>
+              <w:t xml:space="preserve">Hydroamination of Dehydroalanine With Deuterium Incorporation to Access Unnatural 2- and 4-Pyridonyl α-Amino Acids: Evaluation of Their Antibacterial, Antifungal, and Immunomodulatory Activities.</w:t>
             </w:r>
           </w:hyperlink>
         </w:t>
@@ -10922,9 +11010,9 @@
           <w:u w:val="single"/>
         </w:rPr>
         <w:t xml:space="preserve">
-          <w:hyperlink r:id="rId233" w:tgtFrame="_blank">
-            <w:r>
-              <w:t xml:space="preserve">Mupirocin-mediated downregulation of claudin-14 enhances chemosensitivity in human colorectal cancer cells.</w:t>
+          <w:hyperlink r:id="rId27" w:tgtFrame="_blank">
+            <w:r>
+              <w:t xml:space="preserve">Harnessing distinct bioactive profile of yak casein: A comparative study on hydrogels for infected wound healing.</w:t>
             </w:r>
           </w:hyperlink>
         </w:t>
@@ -10967,9 +11055,9 @@
           <w:u w:val="single"/>
         </w:rPr>
         <w:t xml:space="preserve">
-          <w:hyperlink r:id="rId234" w:tgtFrame="_blank">
-            <w:r>
-              <w:t xml:space="preserve">Bacterial pathogens and antimicrobial resistance patterns in infections associated with stillbirths and under-five deaths in Ethiopia: a post-mortem surveillance study.</w:t>
+          <w:hyperlink r:id="rId28" w:tgtFrame="_blank">
+            <w:r>
+              <w:t xml:space="preserve">Incidence of Secondary Skin Infections in Children Affected with Chickenpox: A Prospective Observational Study.</w:t>
             </w:r>
           </w:hyperlink>
         </w:t>
@@ -11012,9 +11100,9 @@
           <w:u w:val="single"/>
         </w:rPr>
         <w:t xml:space="preserve">
-          <w:hyperlink r:id="rId235" w:tgtFrame="_blank">
-            <w:r>
-              <w:t xml:space="preserve">Antibody Correlates of Resilience to Staphylococcus aureus Disease and Recurrence in Children.</w:t>
+          <w:hyperlink r:id="rId29" w:tgtFrame="_blank">
+            <w:r>
+              <w:t xml:space="preserve">Substrate-dependent metabolites from mangrove-derived aspergillus ochraceus PLP1F21 exhibit antibacterial and wound healing activities.</w:t>
             </w:r>
           </w:hyperlink>
         </w:t>
@@ -11057,9 +11145,9 @@
           <w:u w:val="single"/>
         </w:rPr>
         <w:t xml:space="preserve">
-          <w:hyperlink r:id="rId236" w:tgtFrame="_blank">
-            <w:r>
-              <w:t xml:space="preserve">Preparation and evaluation of the effect of hydrogel containing Cedrus and mupirocin and application as a wound healing accelerator.</w:t>
+          <w:hyperlink r:id="rId30" w:tgtFrame="_blank">
+            <w:r>
+              <w:t xml:space="preserve">The Courage to Continue: Staphylococcus Aureus Network Adaptive Platform Trial for Paediatrics and Youth (SNAP-PY).</w:t>
             </w:r>
           </w:hyperlink>
         </w:t>
@@ -11102,9 +11190,9 @@
           <w:u w:val="single"/>
         </w:rPr>
         <w:t xml:space="preserve">
-          <w:hyperlink r:id="rId237" w:tgtFrame="_blank">
-            <w:r>
-              <w:t xml:space="preserve">A Synergistic Dual-Antibody Cocktail Targeting α-Toxin Protects Against Invasive Staphylococcus aureus Infection by Neutralizing Virulence and Enhancing Host Defense.</w:t>
+          <w:hyperlink r:id="rId31" w:tgtFrame="_blank">
+            <w:r>
+              <w:t xml:space="preserve">Immunization with PLGA-encapsulated recombinant staphylococcal enterotoxin C confers protection against intramammary Staphylococcus aureus challenge in a murine mastitis model.</w:t>
             </w:r>
           </w:hyperlink>
         </w:t>
@@ -11147,9 +11235,9 @@
           <w:u w:val="single"/>
         </w:rPr>
         <w:t xml:space="preserve">
-          <w:hyperlink r:id="rId238" w:tgtFrame="_blank">
-            <w:r>
-              <w:t xml:space="preserve">"Just the Best Ones" combination: a new strategy for multi-epitope vaccine candidate based on immunoinformatics analysis to induce protective immunity against MRSA infection.</w:t>
+          <w:hyperlink r:id="rId32" w:tgtFrame="_blank">
+            <w:r>
+              <w:t xml:space="preserve">Methicillin-resistant Staphylococcus aureus.</w:t>
             </w:r>
           </w:hyperlink>
         </w:t>
@@ -11192,9 +11280,9 @@
           <w:u w:val="single"/>
         </w:rPr>
         <w:t xml:space="preserve">
-          <w:hyperlink r:id="rId239" w:tgtFrame="_blank">
-            <w:r>
-              <w:t xml:space="preserve">Circulating T-cell phenotypes are influenced by prior Staphylococcus aureus exposure in hemodialysis patients.</w:t>
+          <w:hyperlink r:id="rId33" w:tgtFrame="_blank">
+            <w:r>
+              <w:t xml:space="preserve">Long-term Dynamics and Nasopharyngeal Carriage of Pneumococcal Serotypes, Haemophilus influenzae, Moraxella catarrhalis and Staphylococcus aureus From 2013 to 2024 in Healthy French Children.</w:t>
             </w:r>
           </w:hyperlink>
         </w:t>
@@ -11237,9 +11325,9 @@
           <w:u w:val="single"/>
         </w:rPr>
         <w:t xml:space="preserve">
-          <w:hyperlink r:id="rId240" w:tgtFrame="_blank">
-            <w:r>
-              <w:t xml:space="preserve">In-silico analysis of Bifidobacterium bifidum strain 900791 genome in the context of the B. bifidum pangenome.</w:t>
+          <w:hyperlink r:id="rId34" w:tgtFrame="_blank">
+            <w:r>
+              <w:t xml:space="preserve">Steatocystoma multiplex occurring during a strict diet: report of a case treated with Er:YAG laser.</w:t>
             </w:r>
           </w:hyperlink>
         </w:t>
@@ -11282,234 +11370,9 @@
           <w:u w:val="single"/>
         </w:rPr>
         <w:t xml:space="preserve">
-          <w:hyperlink r:id="rId241" w:tgtFrame="_blank">
-            <w:r>
-              <w:t xml:space="preserve">Oral delivery of recombinant Bacillus subtilis expressing mSEB reduces intestinal Staphylococcus aureus colonization.</w:t>
-            </w:r>
-          </w:hyperlink>
-        </w:t>
-      </w:r>
-    </w:p>
-    <w:p>
-      <w:pPr>
-        <w:spacing w:after="0"/>
-        <w:rPr>
-          <w:color w:val="0F50FF"/>
-          <w:u w:val="single"/>
-        </w:rPr>
-      </w:pPr>
-      <w:r>
-        <w:rPr>
-          <w:color w:val="0F50FF"/>
-          <w:u w:val="single"/>
-        </w:rPr>
-        <w:t xml:space="preserve"/>
-      </w:r>
-    </w:p>
-    <w:p>
-      <w:pPr>
-        <w:pStyle w:val="ListParagraph"/>
-        <w:numPr>
-          <w:ilvl w:val="0"/>
-          <w:numId w:val="28"/>
-        </w:numPr>
-        <w:spacing w:after="0" w:line="240" w:lineRule="auto"/>
-        <w:ind w:left="357" w:hanging="357"/>
-        <w:rPr>
-          <w:color w:val="0F50FF"/>
-          <w:u w:val="single"/>
-        </w:rPr>
-      </w:pPr>
-      <w:proofErr w:type="gramStart"/>
-      <w:r>
-        <w:rPr>
-          <w:color w:val="0F50FF"/>
-          <w:u w:val="single"/>
-        </w:rPr>
-        <w:t xml:space="preserve">
-          <w:hyperlink r:id="rId242" w:tgtFrame="_blank">
-            <w:r>
-              <w:t xml:space="preserve">Water Soluble-Nitrogenous Secondary Metabolites From Talaromyces annesophieae MD2 Exhibit Anti-Bacterial, Anti-Cancer, Anti-Oxidant, and Cytoprotective Activities.</w:t>
-            </w:r>
-          </w:hyperlink>
-        </w:t>
-      </w:r>
-    </w:p>
-    <w:p>
-      <w:pPr>
-        <w:spacing w:after="0"/>
-        <w:rPr>
-          <w:color w:val="0F50FF"/>
-          <w:u w:val="single"/>
-        </w:rPr>
-      </w:pPr>
-      <w:r>
-        <w:rPr>
-          <w:color w:val="0F50FF"/>
-          <w:u w:val="single"/>
-        </w:rPr>
-        <w:t xml:space="preserve"/>
-      </w:r>
-    </w:p>
-    <w:p>
-      <w:pPr>
-        <w:pStyle w:val="ListParagraph"/>
-        <w:numPr>
-          <w:ilvl w:val="0"/>
-          <w:numId w:val="28"/>
-        </w:numPr>
-        <w:spacing w:after="0" w:line="240" w:lineRule="auto"/>
-        <w:ind w:left="357" w:hanging="357"/>
-        <w:rPr>
-          <w:color w:val="0F50FF"/>
-          <w:u w:val="single"/>
-        </w:rPr>
-      </w:pPr>
-      <w:proofErr w:type="gramStart"/>
-      <w:r>
-        <w:rPr>
-          <w:color w:val="0F50FF"/>
-          <w:u w:val="single"/>
-        </w:rPr>
-        <w:t xml:space="preserve">
-          <w:hyperlink r:id="rId243" w:tgtFrame="_blank">
-            <w:r>
-              <w:t xml:space="preserve">A process-free setup for the preparation of probiotic-loaded electrospun mat as a tailored dressing.</w:t>
-            </w:r>
-          </w:hyperlink>
-        </w:t>
-      </w:r>
-    </w:p>
-    <w:p>
-      <w:pPr>
-        <w:spacing w:after="0"/>
-        <w:rPr>
-          <w:color w:val="0F50FF"/>
-          <w:u w:val="single"/>
-        </w:rPr>
-      </w:pPr>
-      <w:r>
-        <w:rPr>
-          <w:color w:val="0F50FF"/>
-          <w:u w:val="single"/>
-        </w:rPr>
-        <w:t xml:space="preserve"/>
-      </w:r>
-    </w:p>
-    <w:p>
-      <w:pPr>
-        <w:pStyle w:val="ListParagraph"/>
-        <w:numPr>
-          <w:ilvl w:val="0"/>
-          <w:numId w:val="28"/>
-        </w:numPr>
-        <w:spacing w:after="0" w:line="240" w:lineRule="auto"/>
-        <w:ind w:left="357" w:hanging="357"/>
-        <w:rPr>
-          <w:color w:val="0F50FF"/>
-          <w:u w:val="single"/>
-        </w:rPr>
-      </w:pPr>
-      <w:proofErr w:type="gramStart"/>
-      <w:r>
-        <w:rPr>
-          <w:color w:val="0F50FF"/>
-          <w:u w:val="single"/>
-        </w:rPr>
-        <w:t xml:space="preserve">
-          <w:hyperlink r:id="rId244" w:tgtFrame="_blank">
-            <w:r>
-              <w:t xml:space="preserve">Self-amplifying mRNA vaccine cocktail against Staphylococcus aureus: A multi-epitope immunoinformatics and structural simulation framework.</w:t>
-            </w:r>
-          </w:hyperlink>
-        </w:t>
-      </w:r>
-    </w:p>
-    <w:p>
-      <w:pPr>
-        <w:spacing w:after="0"/>
-        <w:rPr>
-          <w:color w:val="0F50FF"/>
-          <w:u w:val="single"/>
-        </w:rPr>
-      </w:pPr>
-      <w:r>
-        <w:rPr>
-          <w:color w:val="0F50FF"/>
-          <w:u w:val="single"/>
-        </w:rPr>
-        <w:t xml:space="preserve"/>
-      </w:r>
-    </w:p>
-    <w:p>
-      <w:pPr>
-        <w:pStyle w:val="ListParagraph"/>
-        <w:numPr>
-          <w:ilvl w:val="0"/>
-          <w:numId w:val="28"/>
-        </w:numPr>
-        <w:spacing w:after="0" w:line="240" w:lineRule="auto"/>
-        <w:ind w:left="357" w:hanging="357"/>
-        <w:rPr>
-          <w:color w:val="0F50FF"/>
-          <w:u w:val="single"/>
-        </w:rPr>
-      </w:pPr>
-      <w:proofErr w:type="gramStart"/>
-      <w:r>
-        <w:rPr>
-          <w:color w:val="0F50FF"/>
-          <w:u w:val="single"/>
-        </w:rPr>
-        <w:t xml:space="preserve">
-          <w:hyperlink r:id="rId245" w:tgtFrame="_blank">
-            <w:r>
-              <w:t xml:space="preserve">Recurrent tragal abscess associated with frequent in-ear headphone use: a case report.</w:t>
-            </w:r>
-          </w:hyperlink>
-        </w:t>
-      </w:r>
-    </w:p>
-    <w:p>
-      <w:pPr>
-        <w:spacing w:after="0"/>
-        <w:rPr>
-          <w:color w:val="0F50FF"/>
-          <w:u w:val="single"/>
-        </w:rPr>
-      </w:pPr>
-      <w:r>
-        <w:rPr>
-          <w:color w:val="0F50FF"/>
-          <w:u w:val="single"/>
-        </w:rPr>
-        <w:t xml:space="preserve"/>
-      </w:r>
-    </w:p>
-    <w:p>
-      <w:pPr>
-        <w:pStyle w:val="ListParagraph"/>
-        <w:numPr>
-          <w:ilvl w:val="0"/>
-          <w:numId w:val="28"/>
-        </w:numPr>
-        <w:spacing w:after="0" w:line="240" w:lineRule="auto"/>
-        <w:ind w:left="357" w:hanging="357"/>
-        <w:rPr>
-          <w:color w:val="0F50FF"/>
-          <w:u w:val="single"/>
-        </w:rPr>
-      </w:pPr>
-      <w:proofErr w:type="gramStart"/>
-      <w:r>
-        <w:rPr>
-          <w:color w:val="0F50FF"/>
-          <w:u w:val="single"/>
-        </w:rPr>
-        <w:t xml:space="preserve">
-          <w:hyperlink r:id="rId246" w:tgtFrame="_blank">
-            <w:r>
-              <w:t xml:space="preserve">mRNA vaccines for multidrug-resistant bacteria: promise, challenges, and microbiome-informed strategies.</w:t>
+          <w:hyperlink r:id="rId35" w:tgtFrame="_blank">
+            <w:r>
+              <w:t xml:space="preserve">Emerging therapies and diagnostic innovations for multidrug-resistant infections in kidney allograft recipients: Challenges and future directions.</w:t>
             </w:r>
           </w:hyperlink>
         </w:t>
